--- a/program/산출물양식/[기획] 프로젝트 기획서_A-COPilot.docx
+++ b/program/산출물양식/[기획] 프로젝트 기획서_A-COPilot.docx
@@ -228,7 +228,7 @@
                 <w:szCs w:val="40"/>
                 <w:rtl w:val="0"/>
               </w:rPr>
-              <w:t xml:space="preserve">SK 네트웍스 Family AI 32기 : 6팀 (A-COPilot)</w:t>
+              <w:t xml:space="preserve">SK 네트웍스 Family AI 32기 : 6팀 A-COPilot</w:t>
               <w:br w:type="textWrapping"/>
             </w:r>
             <w:r>
@@ -622,7 +622,7 @@
                 <w:szCs w:val="24"/>
                 <w:rtl w:val="0"/>
               </w:rPr>
-              <w:t xml:space="preserve">김지혜, 서유현, 송채영, 정세환, 최상욱, 최연우</w:t>
+              <w:t xml:space="preserve">김지혜 · 서유현 · 송채영 · 정세환 · 최상욱 · 최연우</w:t>
             </w:r>
           </w:p>
         </w:tc>
@@ -842,111 +842,312 @@
           <w:szCs w:val="20"/>
           <w:rtl w:val="0"/>
         </w:rPr>
-        <w:t xml:space="preserve">A-COP는 고객이 남긴 문의·불만·요청을 하나의 케이스(Case)로 만들어, 여러 전문 에이전트 팀이 나눠 처리하고, 위험한 작업만 사람이 승인하도록 만든 고객운영 플랫폼이다. 케이스는 문의 하나를 접수부터 종료까지 추적하는 업무 단위다.</w:t>
-      </w:r>
-    </w:p>
-    <w:p>
-      <w:pPr>
-        <w:widowControl w:val="0"/>
-        <w:spacing w:after="60" w:line="264" w:lineRule="auto"/>
-        <w:ind w:left="720"/>
-        <w:jc w:val="both"/>
-      </w:pPr>
-      <w:r>
-        <w:rPr>
-          <w:rFonts w:ascii="Malgun Gothic" w:cs="Malgun Gothic" w:eastAsia="Malgun Gothic" w:hAnsi="Malgun Gothic"/>
-          <w:sz w:val="20"/>
-          <w:szCs w:val="20"/>
-          <w:rtl w:val="0"/>
-        </w:rPr>
-        <w:t xml:space="preserve">한 줄로 말하면 이렇다. 멀티에이전트를 동작하게 만드는 것은 어렵지 않다. 믿을 수 있게 만드는 것이 어렵다. A-COP가 만드는 것은 새로운 모델이나 새로운 검색 기법이 아니라, 여러 에이전트가 한 일을 검증하고 통제하는 층이다.</w:t>
-      </w:r>
-    </w:p>
-    <w:p>
-      <w:pPr>
-        <w:widowControl w:val="0"/>
-        <w:spacing w:after="60" w:line="264" w:lineRule="auto"/>
-        <w:ind w:left="720"/>
-        <w:jc w:val="both"/>
-      </w:pPr>
-      <w:r>
-        <w:rPr>
-          <w:rFonts w:ascii="Malgun Gothic" w:cs="Malgun Gothic" w:eastAsia="Malgun Gothic" w:hAnsi="Malgun Gothic"/>
-          <w:b w:val="1"/>
-          <w:bCs w:val="1"/>
-          <w:sz w:val="20"/>
-          <w:szCs w:val="20"/>
-          <w:rtl w:val="0"/>
-        </w:rPr>
-        <w:t xml:space="preserve">구조: 하나의 실행기(Runtime) 위에 도메인 팩을 갈아 끼운다</w:t>
-      </w:r>
-    </w:p>
-    <w:p>
-      <w:pPr>
-        <w:widowControl w:val="0"/>
-        <w:spacing w:after="60" w:line="264" w:lineRule="auto"/>
-        <w:ind w:left="1080"/>
-        <w:jc w:val="both"/>
-      </w:pPr>
-      <w:r>
-        <w:rPr>
-          <w:rFonts w:ascii="Malgun Gothic" w:cs="Malgun Gothic" w:eastAsia="Malgun Gothic" w:hAnsi="Malgun Gothic"/>
-          <w:sz w:val="20"/>
-          <w:szCs w:val="20"/>
-          <w:rtl w:val="0"/>
-        </w:rPr>
-        <w:t xml:space="preserve">- A-COP Runtime(Core): 케이스 관리, 팀 선택, 승인 경계, 감사 기록, 평가를 공통으로 담당한다. 업무 도메인 지식은 갖지 않는다.</w:t>
-      </w:r>
-    </w:p>
-    <w:p>
-      <w:pPr>
-        <w:widowControl w:val="0"/>
-        <w:spacing w:after="60" w:line="264" w:lineRule="auto"/>
-        <w:ind w:left="1080"/>
-        <w:jc w:val="both"/>
-      </w:pPr>
-      <w:r>
-        <w:rPr>
-          <w:rFonts w:ascii="Malgun Gothic" w:cs="Malgun Gothic" w:eastAsia="Malgun Gothic" w:hAnsi="Malgun Gothic"/>
-          <w:sz w:val="20"/>
-          <w:szCs w:val="20"/>
-          <w:rtl w:val="0"/>
-        </w:rPr>
-        <w:t xml:space="preserve">- CS Pack: VOC &amp; Store Manager, Response Generation &amp; Review. 프로젝트 주제 그 자체이므로 이번 기간에 반드시 구현한다.</w:t>
-      </w:r>
-    </w:p>
-    <w:p>
-      <w:pPr>
-        <w:widowControl w:val="0"/>
-        <w:spacing w:after="60" w:line="264" w:lineRule="auto"/>
-        <w:ind w:left="1080"/>
-        <w:jc w:val="both"/>
-      </w:pPr>
-      <w:r>
-        <w:rPr>
-          <w:rFonts w:ascii="Malgun Gothic" w:cs="Malgun Gothic" w:eastAsia="Malgun Gothic" w:hAnsi="Malgun Gothic"/>
-          <w:sz w:val="20"/>
-          <w:szCs w:val="20"/>
-          <w:rtl w:val="0"/>
-        </w:rPr>
-        <w:t xml:space="preserve">- Commerce Ops Pack: Procurement + Order &amp; Payment, Fulfillment &amp; Logistics, Return &amp; Refund(Mock), Catalog &amp; Verification(A2A 원격). 검증용 쇼핑몰 연계 범위이며 일정에 따라 조정한다.</w:t>
-      </w:r>
-    </w:p>
-    <w:p>
-      <w:pPr>
-        <w:widowControl w:val="0"/>
-        <w:spacing w:after="60" w:line="264" w:lineRule="auto"/>
-        <w:ind w:left="720"/>
-        <w:jc w:val="both"/>
-      </w:pPr>
-      <w:r>
-        <w:rPr>
-          <w:rFonts w:ascii="Malgun Gothic" w:cs="Malgun Gothic" w:eastAsia="Malgun Gothic" w:hAnsi="Malgun Gothic"/>
-          <w:sz w:val="20"/>
-          <w:szCs w:val="20"/>
-          <w:rtl w:val="0"/>
-        </w:rPr>
-        <w:t xml:space="preserve">팀(Team)은 레지스트리에 등록하는 방식이라, 새 업무 팀을 추가해도 Core 코드는 바뀌지 않는다. 팀을 하나 늘리는 일이 전면 수정 작업이 된다면 설계가 잘못된 것이라고 본다.</w:t>
+        <w:t xml:space="preserve">기업이 자사 고객 응대를 Agentic AI로 운영하도록 구축·판매하는 B2B 플랫폼이다. 고객사의 소비자는 자기 AI에서 MCP를 통해 제한된 검증 범위의 문의·조회 기능을 이용한다. 상품·주문·배송·반품을 포함한 전면 Commerce Ops는 확장 범위(vision)다.</w:t>
+      </w:r>
+    </w:p>
+    <w:p>
+      <w:pPr>
+        <w:widowControl w:val="0"/>
+        <w:spacing w:after="60" w:line="264" w:lineRule="auto"/>
+        <w:ind w:left="720"/>
+        <w:jc w:val="both"/>
+      </w:pPr>
+      <w:r>
+        <w:rPr>
+          <w:rFonts w:ascii="Malgun Gothic" w:cs="Malgun Gothic" w:eastAsia="Malgun Gothic" w:hAnsi="Malgun Gothic"/>
+          <w:sz w:val="20"/>
+          <w:szCs w:val="20"/>
+          <w:rtl w:val="0"/>
+        </w:rPr>
+        <w:t xml:space="preserve">MCP는 외부 AI가 우리 시스템의 기능을 도구로 불러 쓰게 하는 규약이다. Agentic AI는 스스로 판단해 다음 행동을 정하는 AI를 말한다.</w:t>
+      </w:r>
+    </w:p>
+    <w:p>
+      <w:pPr>
+        <w:widowControl w:val="0"/>
+        <w:spacing w:after="60" w:line="264" w:lineRule="auto"/>
+        <w:ind w:left="720"/>
+        <w:jc w:val="both"/>
+      </w:pPr>
+      <w:r>
+        <w:rPr>
+          <w:rFonts w:ascii="Malgun Gothic" w:cs="Malgun Gothic" w:eastAsia="Malgun Gothic" w:hAnsi="Malgun Gothic"/>
+          <w:b w:val="1"/>
+          <w:bCs w:val="1"/>
+          <w:sz w:val="20"/>
+          <w:szCs w:val="20"/>
+          <w:rtl w:val="0"/>
+        </w:rPr>
+        <w:t xml:space="preserve">제공 형태</w:t>
+      </w:r>
+    </w:p>
+    <w:p>
+      <w:pPr>
+        <w:widowControl w:val="0"/>
+        <w:spacing w:after="60" w:line="264" w:lineRule="auto"/>
+        <w:ind w:left="1080"/>
+        <w:jc w:val="both"/>
+      </w:pPr>
+      <w:r>
+        <w:rPr>
+          <w:rFonts w:ascii="Malgun Gothic" w:cs="Malgun Gothic" w:eastAsia="Malgun Gothic" w:hAnsi="Malgun Gothic"/>
+          <w:sz w:val="20"/>
+          <w:szCs w:val="20"/>
+          <w:rtl w:val="0"/>
+        </w:rPr>
+        <w:t xml:space="preserve">- Team은 Registry 등록형이다. 도입 기업이 자사 Team을 추가해도 Core 코드는 바뀌지 않는다. Team은 하나의 업무 책임을 지는 에이전트 묶음이고, Registry는 그 목록을 선언으로 관리하는 장치다.</w:t>
+      </w:r>
+    </w:p>
+    <w:p>
+      <w:pPr>
+        <w:widowControl w:val="0"/>
+        <w:spacing w:after="60" w:line="264" w:lineRule="auto"/>
+        <w:ind w:left="720"/>
+        <w:jc w:val="both"/>
+      </w:pPr>
+      <w:r>
+        <w:rPr>
+          <w:rFonts w:ascii="Malgun Gothic" w:cs="Malgun Gothic" w:eastAsia="Malgun Gothic" w:hAnsi="Malgun Gothic"/>
+          <w:b w:val="1"/>
+          <w:bCs w:val="1"/>
+          <w:sz w:val="20"/>
+          <w:szCs w:val="20"/>
+          <w:rtl w:val="0"/>
+        </w:rPr>
+        <w:t xml:space="preserve">소비자 접점</w:t>
+      </w:r>
+    </w:p>
+    <w:p>
+      <w:pPr>
+        <w:widowControl w:val="0"/>
+        <w:spacing w:after="60" w:line="264" w:lineRule="auto"/>
+        <w:ind w:left="1080"/>
+        <w:jc w:val="both"/>
+      </w:pPr>
+      <w:r>
+        <w:rPr>
+          <w:rFonts w:ascii="Malgun Gothic" w:cs="Malgun Gothic" w:eastAsia="Malgun Gothic" w:hAnsi="Malgun Gothic"/>
+          <w:sz w:val="20"/>
+          <w:szCs w:val="20"/>
+          <w:rtl w:val="0"/>
+        </w:rPr>
+        <w:t xml:space="preserve">- MCP Server가 Tool(실행 기능)과 Resource(읽을 데이터)를 노출한다. 지금은 제한된 검증 범위의 문의·조회만 연다. 상품·주문·배송·반품을 포함한 전면 Commerce Ops는 앞으로 열 확장 범위로 둔다. UCP·AP2 정합성을 고려한다.</w:t>
+      </w:r>
+    </w:p>
+    <w:p>
+      <w:pPr>
+        <w:widowControl w:val="0"/>
+        <w:spacing w:after="60" w:line="264" w:lineRule="auto"/>
+        <w:ind w:left="720"/>
+        <w:jc w:val="both"/>
+      </w:pPr>
+      <w:r>
+        <w:rPr>
+          <w:rFonts w:ascii="Malgun Gothic" w:cs="Malgun Gothic" w:eastAsia="Malgun Gothic" w:hAnsi="Malgun Gothic"/>
+          <w:b w:val="1"/>
+          <w:bCs w:val="1"/>
+          <w:sz w:val="20"/>
+          <w:szCs w:val="20"/>
+          <w:rtl w:val="0"/>
+        </w:rPr>
+        <w:t xml:space="preserve">처리 구조</w:t>
+      </w:r>
+    </w:p>
+    <w:p>
+      <w:pPr>
+        <w:widowControl w:val="0"/>
+        <w:spacing w:after="60" w:line="264" w:lineRule="auto"/>
+        <w:ind w:left="1080"/>
+        <w:jc w:val="both"/>
+      </w:pPr>
+      <w:r>
+        <w:rPr>
+          <w:rFonts w:ascii="Malgun Gothic" w:cs="Malgun Gothic" w:eastAsia="Malgun Gothic" w:hAnsi="Malgun Gothic"/>
+          <w:sz w:val="20"/>
+          <w:szCs w:val="20"/>
+          <w:rtl w:val="0"/>
+        </w:rPr>
+        <w:t xml:space="preserve">- Case 상태를 관리하고, Agent Team과 Agentic Controller가 실행·대기·재계획·승인을 조정한다. Case는 문의 하나를 접수부터 종료까지 추적하는 업무 단위다.</w:t>
+      </w:r>
+    </w:p>
+    <w:p>
+      <w:pPr>
+        <w:widowControl w:val="0"/>
+        <w:spacing w:after="60" w:line="264" w:lineRule="auto"/>
+        <w:ind w:left="720"/>
+        <w:jc w:val="both"/>
+      </w:pPr>
+      <w:r>
+        <w:rPr>
+          <w:rFonts w:ascii="Malgun Gothic" w:cs="Malgun Gothic" w:eastAsia="Malgun Gothic" w:hAnsi="Malgun Gothic"/>
+          <w:b w:val="1"/>
+          <w:bCs w:val="1"/>
+          <w:sz w:val="20"/>
+          <w:szCs w:val="20"/>
+          <w:rtl w:val="0"/>
+        </w:rPr>
+        <w:t xml:space="preserve">안전 경계</w:t>
+      </w:r>
+    </w:p>
+    <w:p>
+      <w:pPr>
+        <w:widowControl w:val="0"/>
+        <w:spacing w:after="60" w:line="264" w:lineRule="auto"/>
+        <w:ind w:left="1080"/>
+        <w:jc w:val="both"/>
+      </w:pPr>
+      <w:r>
+        <w:rPr>
+          <w:rFonts w:ascii="Malgun Gothic" w:cs="Malgun Gothic" w:eastAsia="Malgun Gothic" w:hAnsi="Malgun Gothic"/>
+          <w:sz w:val="20"/>
+          <w:szCs w:val="20"/>
+          <w:rtl w:val="0"/>
+        </w:rPr>
+        <w:t xml:space="preserve">- Team은 제안만 반환하고 실행은 승인 경로에서 수행한다. 근거 대조로 없는 대상·금액·수량을 차단한다.</w:t>
+      </w:r>
+    </w:p>
+    <w:p>
+      <w:pPr>
+        <w:widowControl w:val="0"/>
+        <w:spacing w:after="60" w:line="264" w:lineRule="auto"/>
+        <w:ind w:left="720"/>
+        <w:jc w:val="both"/>
+      </w:pPr>
+      <w:r>
+        <w:rPr>
+          <w:rFonts w:ascii="Malgun Gothic" w:cs="Malgun Gothic" w:eastAsia="Malgun Gothic" w:hAnsi="Malgun Gothic"/>
+          <w:b w:val="1"/>
+          <w:bCs w:val="1"/>
+          <w:sz w:val="20"/>
+          <w:szCs w:val="20"/>
+          <w:rtl w:val="0"/>
+        </w:rPr>
+        <w:t xml:space="preserve">검증</w:t>
+      </w:r>
+    </w:p>
+    <w:p>
+      <w:pPr>
+        <w:widowControl w:val="0"/>
+        <w:spacing w:after="60" w:line="264" w:lineRule="auto"/>
+        <w:ind w:left="1080"/>
+        <w:jc w:val="both"/>
+      </w:pPr>
+      <w:r>
+        <w:rPr>
+          <w:rFonts w:ascii="Malgun Gothic" w:cs="Malgun Gothic" w:eastAsia="Malgun Gothic" w:hAnsi="Malgun Gothic"/>
+          <w:sz w:val="20"/>
+          <w:szCs w:val="20"/>
+          <w:rtl w:val="0"/>
+        </w:rPr>
+        <w:t xml:space="preserve">- 판단과 근거를 함께 기록해 재생·감사한다. golden/holdout과 통계 검정으로 평가한다.</w:t>
+      </w:r>
+    </w:p>
+    <w:p>
+      <w:pPr>
+        <w:widowControl w:val="0"/>
+        <w:spacing w:after="60" w:line="264" w:lineRule="auto"/>
+        <w:ind w:left="720"/>
+        <w:jc w:val="both"/>
+      </w:pPr>
+      <w:r>
+        <w:rPr>
+          <w:rFonts w:ascii="Malgun Gothic" w:cs="Malgun Gothic" w:eastAsia="Malgun Gothic" w:hAnsi="Malgun Gothic"/>
+          <w:b w:val="1"/>
+          <w:bCs w:val="1"/>
+          <w:sz w:val="20"/>
+          <w:szCs w:val="20"/>
+          <w:rtl w:val="0"/>
+        </w:rPr>
+        <w:t xml:space="preserve">운영</w:t>
+      </w:r>
+    </w:p>
+    <w:p>
+      <w:pPr>
+        <w:widowControl w:val="0"/>
+        <w:spacing w:after="60" w:line="264" w:lineRule="auto"/>
+        <w:ind w:left="1080"/>
+        <w:jc w:val="both"/>
+      </w:pPr>
+      <w:r>
+        <w:rPr>
+          <w:rFonts w:ascii="Malgun Gothic" w:cs="Malgun Gothic" w:eastAsia="Malgun Gothic" w:hAnsi="Malgun Gothic"/>
+          <w:sz w:val="20"/>
+          <w:szCs w:val="20"/>
+          <w:rtl w:val="0"/>
+        </w:rPr>
+        <w:t xml:space="preserve">- 운영자는 이상 신호와 고위험 Action만 확인한다.</w:t>
+      </w:r>
+    </w:p>
+    <w:p>
+      <w:pPr>
+        <w:widowControl w:val="0"/>
+        <w:spacing w:after="60" w:line="264" w:lineRule="auto"/>
+        <w:ind w:left="720"/>
+        <w:jc w:val="both"/>
+      </w:pPr>
+      <w:r>
+        <w:rPr>
+          <w:rFonts w:ascii="Malgun Gothic" w:cs="Malgun Gothic" w:eastAsia="Malgun Gothic" w:hAnsi="Malgun Gothic"/>
+          <w:b w:val="1"/>
+          <w:bCs w:val="1"/>
+          <w:sz w:val="20"/>
+          <w:szCs w:val="20"/>
+          <w:rtl w:val="0"/>
+        </w:rPr>
+        <w:t xml:space="preserve">배포</w:t>
+      </w:r>
+    </w:p>
+    <w:p>
+      <w:pPr>
+        <w:widowControl w:val="0"/>
+        <w:spacing w:after="60" w:line="264" w:lineRule="auto"/>
+        <w:ind w:left="1080"/>
+        <w:jc w:val="both"/>
+      </w:pPr>
+      <w:r>
+        <w:rPr>
+          <w:rFonts w:ascii="Malgun Gothic" w:cs="Malgun Gothic" w:eastAsia="Malgun Gothic" w:hAnsi="Malgun Gothic"/>
+          <w:sz w:val="20"/>
+          <w:szCs w:val="20"/>
+          <w:rtl w:val="0"/>
+        </w:rPr>
+        <w:t xml:space="preserve">- 자체 호스팅을 목표로 설계했다. 고객사 배포와 데이터 외부 반출 방지는 별도 검증 항목으로 둔다.</w:t>
+      </w:r>
+    </w:p>
+    <w:p>
+      <w:pPr>
+        <w:widowControl w:val="0"/>
+        <w:spacing w:after="60" w:line="264" w:lineRule="auto"/>
+        <w:ind w:left="720"/>
+        <w:jc w:val="both"/>
+      </w:pPr>
+      <w:r>
+        <w:rPr>
+          <w:rFonts w:ascii="Malgun Gothic" w:cs="Malgun Gothic" w:eastAsia="Malgun Gothic" w:hAnsi="Malgun Gothic"/>
+          <w:b w:val="1"/>
+          <w:bCs w:val="1"/>
+          <w:sz w:val="20"/>
+          <w:szCs w:val="20"/>
+          <w:rtl w:val="0"/>
+        </w:rPr>
+        <w:t xml:space="preserve">지금 여는 범위와 앞으로 열 범위를 구분한다</w:t>
+      </w:r>
+    </w:p>
+    <w:p>
+      <w:pPr>
+        <w:widowControl w:val="0"/>
+        <w:spacing w:after="60" w:line="264" w:lineRule="auto"/>
+        <w:ind w:left="720"/>
+        <w:jc w:val="both"/>
+      </w:pPr>
+      <w:r>
+        <w:rPr>
+          <w:rFonts w:ascii="Malgun Gothic" w:cs="Malgun Gothic" w:eastAsia="Malgun Gothic" w:hAnsi="Malgun Gothic"/>
+          <w:sz w:val="20"/>
+          <w:szCs w:val="20"/>
+          <w:rtl w:val="0"/>
+        </w:rPr>
+        <w:t xml:space="preserve">이 구분을 흐리면 심사에서 "됐다"와 "될 것이다"가 섞인다. 이번 기간에 여는 것은 CS 응대와 제한된 검증 범위의 문의·조회다. 전면 Commerce Ops 자동화는 vision이며, 검증 쇼핑몰이 준비되는 대로 주문·반품 시나리오를 확인할 계획이다.</w:t>
       </w:r>
     </w:p>
     <w:p>
@@ -988,24 +1189,77 @@
           <w:szCs w:val="20"/>
           <w:rtl w:val="0"/>
         </w:rPr>
-        <w:t xml:space="preserve">지금 방식으로는 표현되지 않는 것들이 있다</w:t>
-      </w:r>
-    </w:p>
-    <w:p>
-      <w:pPr>
-        <w:widowControl w:val="0"/>
-        <w:spacing w:after="60" w:line="264" w:lineRule="auto"/>
-        <w:ind w:left="720"/>
-        <w:jc w:val="both"/>
-      </w:pPr>
-      <w:r>
-        <w:rPr>
-          <w:rFonts w:ascii="Malgun Gothic" w:cs="Malgun Gothic" w:eastAsia="Malgun Gothic" w:hAnsi="Malgun Gothic"/>
-          <w:sz w:val="20"/>
-          <w:szCs w:val="20"/>
-          <w:rtl w:val="0"/>
-        </w:rPr>
-        <w:t xml:space="preserve">고객 문의를 수집 → 분류 → 검색(RAG) → 답변의 한 줄 흐름으로 처리하면, 실제 고객센터에서 매일 일어나는 다음 상황을 담지 못한다.</w:t>
+        <w:t xml:space="preserve">도입은 됐는데 작동하지 않는다</w:t>
+      </w:r>
+    </w:p>
+    <w:p>
+      <w:pPr>
+        <w:widowControl w:val="0"/>
+        <w:spacing w:after="60" w:line="264" w:lineRule="auto"/>
+        <w:ind w:left="720"/>
+        <w:jc w:val="both"/>
+      </w:pPr>
+      <w:r>
+        <w:rPr>
+          <w:rFonts w:ascii="Malgun Gothic" w:cs="Malgun Gothic" w:eastAsia="Malgun Gothic" w:hAnsi="Malgun Gothic"/>
+          <w:sz w:val="20"/>
+          <w:szCs w:val="20"/>
+          <w:rtl w:val="0"/>
+        </w:rPr>
+        <w:t xml:space="preserve">콜센터의 88%가 AI를 쓰지만 완전히 통합한 곳은 25%뿐이다 [D1]. Gartner는 2027년까지 agentic AI 프로젝트의 40% 이상이 폐기될 것으로 전망했고, 원인을 모델 실패가 아니라 운영화 실패로 봤다 [D2]. 벤더 데모의 자동화율은 90%를 넘지만 실제 프로덕션은 55~70%다 [D3].</w:t>
+      </w:r>
+    </w:p>
+    <w:p>
+      <w:pPr>
+        <w:widowControl w:val="0"/>
+        <w:spacing w:after="60" w:line="264" w:lineRule="auto"/>
+        <w:ind w:left="720"/>
+        <w:jc w:val="both"/>
+      </w:pPr>
+      <w:r>
+        <w:rPr>
+          <w:rFonts w:ascii="Malgun Gothic" w:cs="Malgun Gothic" w:eastAsia="Malgun Gothic" w:hAnsi="Malgun Gothic"/>
+          <w:sz w:val="20"/>
+          <w:szCs w:val="20"/>
+          <w:rtl w:val="0"/>
+        </w:rPr>
+        <w:t xml:space="preserve">즉 부족한 것은 모델 성능이 아니라 **운영에 얹을 수 있는 구조**다. A-COP는 이 공백을 겨냥한다.</w:t>
+      </w:r>
+    </w:p>
+    <w:p>
+      <w:pPr>
+        <w:widowControl w:val="0"/>
+        <w:spacing w:after="60" w:line="264" w:lineRule="auto"/>
+        <w:ind w:left="720"/>
+        <w:jc w:val="both"/>
+      </w:pPr>
+      <w:r>
+        <w:rPr>
+          <w:rFonts w:ascii="Malgun Gothic" w:cs="Malgun Gothic" w:eastAsia="Malgun Gothic" w:hAnsi="Malgun Gothic"/>
+          <w:b w:val="1"/>
+          <w:bCs w:val="1"/>
+          <w:sz w:val="20"/>
+          <w:szCs w:val="20"/>
+          <w:rtl w:val="0"/>
+        </w:rPr>
+        <w:t xml:space="preserve">한 줄 파이프라인으로는 표현되지 않는 상황들</w:t>
+      </w:r>
+    </w:p>
+    <w:p>
+      <w:pPr>
+        <w:widowControl w:val="0"/>
+        <w:spacing w:after="60" w:line="264" w:lineRule="auto"/>
+        <w:ind w:left="720"/>
+        <w:jc w:val="both"/>
+      </w:pPr>
+      <w:r>
+        <w:rPr>
+          <w:rFonts w:ascii="Malgun Gothic" w:cs="Malgun Gothic" w:eastAsia="Malgun Gothic" w:hAnsi="Malgun Gothic"/>
+          <w:sz w:val="20"/>
+          <w:szCs w:val="20"/>
+          <w:rtl w:val="0"/>
+        </w:rPr>
+        <w:t xml:space="preserve">문의를 수집 → 분류 → 검색(RAG) → 답변의 한 줄 흐름으로 처리하면 실제 고객센터의 다음 상황을 담지 못한다. RAG는 모델이 외운 것에 의존하지 않고 실제 문서를 찾아 근거로 쓰게 하는 방식이다.</w:t>
       </w:r>
     </w:p>
     <w:p>
@@ -1092,96 +1346,96 @@
           <w:szCs w:val="20"/>
           <w:rtl w:val="0"/>
         </w:rPr>
-        <w:t xml:space="preserve">이름만 에이전트인 구조도 문제다</w:t>
-      </w:r>
-    </w:p>
-    <w:p>
-      <w:pPr>
-        <w:widowControl w:val="0"/>
-        <w:spacing w:after="60" w:line="264" w:lineRule="auto"/>
-        <w:ind w:left="720"/>
-        <w:jc w:val="both"/>
-      </w:pPr>
-      <w:r>
-        <w:rPr>
-          <w:rFonts w:ascii="Malgun Gothic" w:cs="Malgun Gothic" w:eastAsia="Malgun Gothic" w:hAnsi="Malgun Gothic"/>
-          <w:sz w:val="20"/>
-          <w:szCs w:val="20"/>
-          <w:rtl w:val="0"/>
-        </w:rPr>
-        <w:t xml:space="preserve">LLM을 단계별로 여러 번 부르고 각 단계에 에이전트 이름을 붙이는 방식은, 업무 책임과 권한이 실제로 나뉘어 있지 않다. 누가 무엇을 할 수 있는지 코드로 강제되지 않으므로, 하면 안 되는 일을 막을 방법이 없다.</w:t>
-      </w:r>
-    </w:p>
-    <w:p>
-      <w:pPr>
-        <w:widowControl w:val="0"/>
-        <w:spacing w:after="60" w:line="264" w:lineRule="auto"/>
-        <w:ind w:left="720"/>
-        <w:jc w:val="both"/>
-      </w:pPr>
-      <w:r>
-        <w:rPr>
-          <w:rFonts w:ascii="Malgun Gothic" w:cs="Malgun Gothic" w:eastAsia="Malgun Gothic" w:hAnsi="Malgun Gothic"/>
-          <w:b w:val="1"/>
-          <w:bCs w:val="1"/>
-          <w:sz w:val="20"/>
-          <w:szCs w:val="20"/>
-          <w:rtl w:val="0"/>
-        </w:rPr>
-        <w:t xml:space="preserve">자동화율만 앞세우면 안 되는 이유</w:t>
-      </w:r>
-    </w:p>
-    <w:p>
-      <w:pPr>
-        <w:widowControl w:val="0"/>
-        <w:spacing w:after="60" w:line="264" w:lineRule="auto"/>
-        <w:ind w:left="720"/>
-        <w:jc w:val="both"/>
-      </w:pPr>
-      <w:r>
-        <w:rPr>
-          <w:rFonts w:ascii="Malgun Gothic" w:cs="Malgun Gothic" w:eastAsia="Malgun Gothic" w:hAnsi="Malgun Gothic"/>
-          <w:sz w:val="20"/>
-          <w:szCs w:val="20"/>
-          <w:rtl w:val="0"/>
-        </w:rPr>
-        <w:t xml:space="preserve">업계 자료를 보면 데모에서의 자동화율과 실제 운영 성과 사이에 차이가 있다(program/research/_시장·출처근거.md). 정책 예외나 서비스 회복처럼 사람 판단이 필요한 구간을 자동화하면 오히려 손해가 난다. 따라서 A-COP는 얼마나 자동화했는가와 함께, 어디서 자동화하지 않았는가와 사람에게 넘길 때 인계 품질이 어땠는가를 같이 제시한다.</w:t>
-      </w:r>
-    </w:p>
-    <w:p>
-      <w:pPr>
-        <w:widowControl w:val="0"/>
-        <w:spacing w:after="60" w:line="264" w:lineRule="auto"/>
-        <w:ind w:left="720"/>
-        <w:jc w:val="both"/>
-      </w:pPr>
-      <w:r>
-        <w:rPr>
-          <w:rFonts w:ascii="Malgun Gothic" w:cs="Malgun Gothic" w:eastAsia="Malgun Gothic" w:hAnsi="Malgun Gothic"/>
-          <w:b w:val="1"/>
-          <w:bCs w:val="1"/>
-          <w:sz w:val="20"/>
-          <w:szCs w:val="20"/>
-          <w:rtl w:val="0"/>
-        </w:rPr>
-        <w:t xml:space="preserve">그래서 무엇을 하나</w:t>
-      </w:r>
-    </w:p>
-    <w:p>
-      <w:pPr>
-        <w:widowControl w:val="0"/>
-        <w:spacing w:after="60" w:line="264" w:lineRule="auto"/>
-        <w:ind w:left="720"/>
-        <w:jc w:val="both"/>
-      </w:pPr>
-      <w:r>
-        <w:rPr>
-          <w:rFonts w:ascii="Malgun Gothic" w:cs="Malgun Gothic" w:eastAsia="Malgun Gothic" w:hAnsi="Malgun Gothic"/>
-          <w:sz w:val="20"/>
-          <w:szCs w:val="20"/>
-          <w:rtl w:val="0"/>
-        </w:rPr>
-        <w:t xml:space="preserve">케이스 생명주기, 전문 팀, 공유 상태(Shared State), 액션 승인, 외부 AI 위임을 하나의 실행 모델로 묶는다. 공유 상태는 여러 에이전트가 동시에 같은 케이스를 건드릴 때 충돌을 막기 위한 공용 기록판이다.</w:t>
+        <w:t xml:space="preserve">이름만 에이전트인 구조</w:t>
+      </w:r>
+    </w:p>
+    <w:p>
+      <w:pPr>
+        <w:widowControl w:val="0"/>
+        <w:spacing w:after="60" w:line="264" w:lineRule="auto"/>
+        <w:ind w:left="720"/>
+        <w:jc w:val="both"/>
+      </w:pPr>
+      <w:r>
+        <w:rPr>
+          <w:rFonts w:ascii="Malgun Gothic" w:cs="Malgun Gothic" w:eastAsia="Malgun Gothic" w:hAnsi="Malgun Gothic"/>
+          <w:sz w:val="20"/>
+          <w:szCs w:val="20"/>
+          <w:rtl w:val="0"/>
+        </w:rPr>
+        <w:t xml:space="preserve">LLM을 단계별로 여러 번 부르고 각 단계에 에이전트 이름을 붙이는 방식은 업무 책임과 권한이 실제로 나뉘어 있지 않다. 누가 무엇을 할 수 있는지 코드로 강제되지 않으므로 하면 안 되는 일을 막을 방법이 없다.</w:t>
+      </w:r>
+    </w:p>
+    <w:p>
+      <w:pPr>
+        <w:widowControl w:val="0"/>
+        <w:spacing w:after="60" w:line="264" w:lineRule="auto"/>
+        <w:ind w:left="720"/>
+        <w:jc w:val="both"/>
+      </w:pPr>
+      <w:r>
+        <w:rPr>
+          <w:rFonts w:ascii="Malgun Gothic" w:cs="Malgun Gothic" w:eastAsia="Malgun Gothic" w:hAnsi="Malgun Gothic"/>
+          <w:b w:val="1"/>
+          <w:bCs w:val="1"/>
+          <w:sz w:val="20"/>
+          <w:szCs w:val="20"/>
+          <w:rtl w:val="0"/>
+        </w:rPr>
+        <w:t xml:space="preserve">사람이 계속 판단해야 하는 구간이 있다</w:t>
+      </w:r>
+    </w:p>
+    <w:p>
+      <w:pPr>
+        <w:widowControl w:val="0"/>
+        <w:spacing w:after="60" w:line="264" w:lineRule="auto"/>
+        <w:ind w:left="720"/>
+        <w:jc w:val="both"/>
+      </w:pPr>
+      <w:r>
+        <w:rPr>
+          <w:rFonts w:ascii="Malgun Gothic" w:cs="Malgun Gothic" w:eastAsia="Malgun Gothic" w:hAnsi="Malgun Gothic"/>
+          <w:sz w:val="20"/>
+          <w:szCs w:val="20"/>
+          <w:rtl w:val="0"/>
+        </w:rPr>
+        <w:t xml:space="preserve">컴플레인은 2026년에도 자율 처리가 어렵다. 감정, 서비스 회복 판단, 정책 예외에서는 기술적으로 맞는 답이어도 톤이 틀린다 [G7]. 이 구간을 자동화하면 오히려 손해가 난다.</w:t>
+      </w:r>
+    </w:p>
+    <w:p>
+      <w:pPr>
+        <w:widowControl w:val="0"/>
+        <w:spacing w:after="60" w:line="264" w:lineRule="auto"/>
+        <w:ind w:left="720"/>
+        <w:jc w:val="both"/>
+      </w:pPr>
+      <w:r>
+        <w:rPr>
+          <w:rFonts w:ascii="Malgun Gothic" w:cs="Malgun Gothic" w:eastAsia="Malgun Gothic" w:hAnsi="Malgun Gothic"/>
+          <w:b w:val="1"/>
+          <w:bCs w:val="1"/>
+          <w:sz w:val="20"/>
+          <w:szCs w:val="20"/>
+          <w:rtl w:val="0"/>
+        </w:rPr>
+        <w:t xml:space="preserve">그래서 무엇을 만드나</w:t>
+      </w:r>
+    </w:p>
+    <w:p>
+      <w:pPr>
+        <w:widowControl w:val="0"/>
+        <w:spacing w:after="60" w:line="264" w:lineRule="auto"/>
+        <w:ind w:left="720"/>
+        <w:jc w:val="both"/>
+      </w:pPr>
+      <w:r>
+        <w:rPr>
+          <w:rFonts w:ascii="Malgun Gothic" w:cs="Malgun Gothic" w:eastAsia="Malgun Gothic" w:hAnsi="Malgun Gothic"/>
+          <w:sz w:val="20"/>
+          <w:szCs w:val="20"/>
+          <w:rtl w:val="0"/>
+        </w:rPr>
+        <w:t xml:space="preserve">목표는 더 똑똑한 AI가 아니라 **믿고 맡길 수 있는 AI**다. 승인 경계, 근거 대조, 감사, 통계 측정을 구현하고, 현재 확보된 구독·결제·고객운영 시나리오에서 검증한다. 자동화율만 앞세우지 않고 어디서 자동화하지 않았는지와 사람에게 넘길 때의 인계 품질을 함께 제시한다.</w:t>
       </w:r>
     </w:p>
     <w:p>
@@ -1217,153 +1471,467 @@
       <w:r>
         <w:rPr>
           <w:rFonts w:ascii="Malgun Gothic" w:cs="Malgun Gothic" w:eastAsia="Malgun Gothic" w:hAnsi="Malgun Gothic"/>
-          <w:b w:val="1"/>
-          <w:bCs w:val="1"/>
-          <w:sz w:val="20"/>
-          <w:szCs w:val="20"/>
-          <w:rtl w:val="0"/>
-        </w:rPr>
-        <w:t xml:space="preserve">경쟁 제품과의 격차 (근거: program/research/_시장·출처근거.md)</w:t>
-      </w:r>
-    </w:p>
-    <w:p>
-      <w:pPr>
-        <w:widowControl w:val="0"/>
-        <w:spacing w:after="60" w:line="264" w:lineRule="auto"/>
-        <w:ind w:left="1080"/>
-        <w:jc w:val="both"/>
-      </w:pPr>
-      <w:r>
-        <w:rPr>
-          <w:rFonts w:ascii="Malgun Gothic" w:cs="Malgun Gothic" w:eastAsia="Malgun Gothic" w:hAnsi="Malgun Gothic"/>
-          <w:sz w:val="20"/>
-          <w:szCs w:val="20"/>
-          <w:rtl w:val="0"/>
-        </w:rPr>
-        <w:t xml:space="preserve">- Intercom Fin은 단일 에이전트이며, 여러 에이전트가 서로 일을 넘기는 구조나 전문 라우팅의 근거가 공개돼 있지 않다.</w:t>
-      </w:r>
-    </w:p>
-    <w:p>
-      <w:pPr>
-        <w:widowControl w:val="0"/>
-        <w:spacing w:after="60" w:line="264" w:lineRule="auto"/>
-        <w:ind w:left="1080"/>
-        <w:jc w:val="both"/>
-      </w:pPr>
-      <w:r>
-        <w:rPr>
-          <w:rFonts w:ascii="Malgun Gothic" w:cs="Malgun Gothic" w:eastAsia="Malgun Gothic" w:hAnsi="Malgun Gothic"/>
-          <w:sz w:val="20"/>
-          <w:szCs w:val="20"/>
-          <w:rtl w:val="0"/>
-        </w:rPr>
-        <w:t xml:space="preserve">- Fin은 자체 호스팅·온프레미스·망분리(air-gapped) 선택지가 없다. 금융·의료처럼 데이터를 밖으로 못 내보내는 산업에서는 이것이 도입 장벽이 된다.</w:t>
-      </w:r>
-    </w:p>
-    <w:p>
-      <w:pPr>
-        <w:widowControl w:val="0"/>
-        <w:spacing w:after="60" w:line="264" w:lineRule="auto"/>
-        <w:ind w:left="1080"/>
-        <w:jc w:val="both"/>
-      </w:pPr>
-      <w:r>
-        <w:rPr>
-          <w:rFonts w:ascii="Malgun Gothic" w:cs="Malgun Gothic" w:eastAsia="Malgun Gothic" w:hAnsi="Malgun Gothic"/>
-          <w:sz w:val="20"/>
-          <w:szCs w:val="20"/>
-          <w:rtl w:val="0"/>
-        </w:rPr>
-        <w:t xml:space="preserve">- 해결 건당 과금 방식과 통합 범위도 구매 판단의 근거가 된다.</w:t>
-      </w:r>
-    </w:p>
-    <w:p>
-      <w:pPr>
-        <w:widowControl w:val="0"/>
-        <w:spacing w:after="60" w:line="264" w:lineRule="auto"/>
-        <w:ind w:left="720"/>
-        <w:jc w:val="both"/>
-      </w:pPr>
-      <w:r>
-        <w:rPr>
-          <w:rFonts w:ascii="Malgun Gothic" w:cs="Malgun Gothic" w:eastAsia="Malgun Gothic" w:hAnsi="Malgun Gothic"/>
-          <w:sz w:val="20"/>
-          <w:szCs w:val="20"/>
-          <w:rtl w:val="0"/>
-        </w:rPr>
-        <w:t xml:space="preserve">주의: 위 항목은 Fin에 대한 근거이며, Sierra·Decagon 등 경쟁 제품 전체의 주장으로 확장하지 않는다. 발표 자료에서는 각 수치에 1차 출처·2차 인용·추정 등급을 표시한다.</w:t>
-      </w:r>
-    </w:p>
-    <w:p>
-      <w:pPr>
-        <w:widowControl w:val="0"/>
-        <w:spacing w:after="60" w:line="264" w:lineRule="auto"/>
-        <w:ind w:left="720"/>
-        <w:jc w:val="both"/>
-      </w:pPr>
-      <w:r>
-        <w:rPr>
-          <w:rFonts w:ascii="Malgun Gothic" w:cs="Malgun Gothic" w:eastAsia="Malgun Gothic" w:hAnsi="Malgun Gothic"/>
-          <w:b w:val="1"/>
-          <w:bCs w:val="1"/>
-          <w:sz w:val="20"/>
-          <w:szCs w:val="20"/>
-          <w:rtl w:val="0"/>
-        </w:rPr>
-        <w:t xml:space="preserve">우리가 서는 자리</w:t>
-      </w:r>
-    </w:p>
-    <w:p>
-      <w:pPr>
-        <w:widowControl w:val="0"/>
-        <w:spacing w:after="60" w:line="264" w:lineRule="auto"/>
-        <w:ind w:left="720"/>
-        <w:jc w:val="both"/>
-      </w:pPr>
-      <w:r>
-        <w:rPr>
-          <w:rFonts w:ascii="Malgun Gothic" w:cs="Malgun Gothic" w:eastAsia="Malgun Gothic" w:hAnsi="Malgun Gothic"/>
-          <w:sz w:val="20"/>
-          <w:szCs w:val="20"/>
-          <w:rtl w:val="0"/>
-        </w:rPr>
-        <w:t xml:space="preserve">차별화 지점은 모델 성능이 아니라 품질관리·감사·승인·프로세스 오케스트레이션이다. 오케스트레이션은 여러 에이전트의 실행 순서와 조건을 총괄해 지휘하는 일을 말한다.</w:t>
-      </w:r>
-    </w:p>
-    <w:p>
-      <w:pPr>
-        <w:widowControl w:val="0"/>
-        <w:spacing w:after="60" w:line="264" w:lineRule="auto"/>
-        <w:ind w:left="720"/>
-        <w:jc w:val="both"/>
-      </w:pPr>
-      <w:r>
-        <w:rPr>
-          <w:rFonts w:ascii="Malgun Gothic" w:cs="Malgun Gothic" w:eastAsia="Malgun Gothic" w:hAnsi="Malgun Gothic"/>
-          <w:b w:val="1"/>
-          <w:bCs w:val="1"/>
-          <w:sz w:val="20"/>
-          <w:szCs w:val="20"/>
-          <w:rtl w:val="0"/>
-        </w:rPr>
-        <w:t xml:space="preserve">비즈니스 모델: 구축 대행이 아니라 도구 판매</w:t>
-      </w:r>
-    </w:p>
-    <w:p>
-      <w:pPr>
-        <w:widowControl w:val="0"/>
-        <w:spacing w:after="60" w:line="264" w:lineRule="auto"/>
-        <w:ind w:left="720"/>
-        <w:jc w:val="both"/>
-      </w:pPr>
-      <w:r>
-        <w:rPr>
-          <w:rFonts w:ascii="Malgun Gothic" w:cs="Malgun Gothic" w:eastAsia="Malgun Gothic" w:hAnsi="Malgun Gothic"/>
-          <w:sz w:val="20"/>
-          <w:szCs w:val="20"/>
-          <w:rtl w:val="0"/>
-        </w:rPr>
-        <w:t xml:space="preserve">팀이 레지스트리 등록형이므로 도입 기업이 자사 업무 팀을 직접 추가해도 Core 코드는 바뀌지 않는다. 우리가 매번 대신 만들어 주는 구축 서비스가 아니라, 기업이 자기 팀을 꽂아 쓰는 플랫폼으로 판다. 이 선택이 모듈화 설계와 계약 불변성을 상업적 근거로 만든다.</w:t>
+          <w:sz w:val="20"/>
+          <w:szCs w:val="20"/>
+          <w:rtl w:val="0"/>
+        </w:rPr>
+        <w:t xml:space="preserve">근거번호([A1] 등)는 제출표 `team_branch/output/A-COPilot_제출표.xlsx`의 근거출처 41건 목록을 가리킨다. 각 항목에는 출처기관과 1차·2차 인용 등급이 함께 적혀 있다. 아래에서도 등급을 명시한다.</w:t>
+      </w:r>
+    </w:p>
+    <w:p>
+      <w:pPr>
+        <w:widowControl w:val="0"/>
+        <w:spacing w:after="60" w:line="264" w:lineRule="auto"/>
+        <w:ind w:left="720"/>
+        <w:jc w:val="both"/>
+      </w:pPr>
+      <w:r>
+        <w:rPr>
+          <w:rFonts w:ascii="Malgun Gothic" w:cs="Malgun Gothic" w:eastAsia="Malgun Gothic" w:hAnsi="Malgun Gothic"/>
+          <w:b w:val="1"/>
+          <w:bCs w:val="1"/>
+          <w:sz w:val="20"/>
+          <w:szCs w:val="20"/>
+          <w:rtl w:val="0"/>
+        </w:rPr>
+        <w:t xml:space="preserve">① 고객이 이미 에이전트다</w:t>
+      </w:r>
+    </w:p>
+    <w:p>
+      <w:pPr>
+        <w:widowControl w:val="0"/>
+        <w:spacing w:after="60" w:line="264" w:lineRule="auto"/>
+        <w:ind w:left="1080"/>
+        <w:jc w:val="both"/>
+      </w:pPr>
+      <w:r>
+        <w:rPr>
+          <w:rFonts w:ascii="Malgun Gothic" w:cs="Malgun Gothic" w:eastAsia="Malgun Gothic" w:hAnsi="Malgun Gothic"/>
+          <w:sz w:val="20"/>
+          <w:szCs w:val="20"/>
+          <w:rtl w:val="0"/>
+        </w:rPr>
+        <w:t xml:space="preserve">- 자동화 트래픽이 전체 웹 트래픽의 53%로 인간 47%를 넘었다 [A1, 1차 — Imperva Bad Bot Report 2026].</w:t>
+      </w:r>
+    </w:p>
+    <w:p>
+      <w:pPr>
+        <w:widowControl w:val="0"/>
+        <w:spacing w:after="60" w:line="264" w:lineRule="auto"/>
+        <w:ind w:left="1080"/>
+        <w:jc w:val="both"/>
+      </w:pPr>
+      <w:r>
+        <w:rPr>
+          <w:rFonts w:ascii="Malgun Gothic" w:cs="Malgun Gothic" w:eastAsia="Malgun Gothic" w:hAnsi="Malgun Gothic"/>
+          <w:sz w:val="20"/>
+          <w:szCs w:val="20"/>
+          <w:rtl w:val="0"/>
+        </w:rPr>
+        <w:t xml:space="preserve">- 미국 리테일 사이트의 AI 유입 방문이 전년 대비 4,700% 증가했다 [B1, 2차 인용 — Adobe Analytics].</w:t>
+      </w:r>
+    </w:p>
+    <w:p>
+      <w:pPr>
+        <w:widowControl w:val="0"/>
+        <w:spacing w:after="60" w:line="264" w:lineRule="auto"/>
+        <w:ind w:left="1080"/>
+        <w:jc w:val="both"/>
+      </w:pPr>
+      <w:r>
+        <w:rPr>
+          <w:rFonts w:ascii="Malgun Gothic" w:cs="Malgun Gothic" w:eastAsia="Malgun Gothic" w:hAnsi="Malgun Gothic"/>
+          <w:sz w:val="20"/>
+          <w:szCs w:val="20"/>
+          <w:rtl w:val="0"/>
+        </w:rPr>
+        <w:t xml:space="preserve">- Shopify의 AI 유입 주문이 약 13배가 됐다 [B5, 2차 인용]. AI 유입 쇼퍼의 전환율은 인간보다 42% 높다 [B6, 2차 인용].</w:t>
+      </w:r>
+    </w:p>
+    <w:p>
+      <w:pPr>
+        <w:widowControl w:val="0"/>
+        <w:spacing w:after="60" w:line="264" w:lineRule="auto"/>
+        <w:ind w:left="720"/>
+        <w:jc w:val="both"/>
+      </w:pPr>
+      <w:r>
+        <w:rPr>
+          <w:rFonts w:ascii="Malgun Gothic" w:cs="Malgun Gothic" w:eastAsia="Malgun Gothic" w:hAnsi="Malgun Gothic"/>
+          <w:sz w:val="20"/>
+          <w:szCs w:val="20"/>
+          <w:rtl w:val="0"/>
+        </w:rPr>
+        <w:t xml:space="preserve">그래서 MCP Server 표면을 1급 기능으로 설계한다. 다만 지금은 제한된 검증 범위의 문의·조회만 열고, 주문·CS까지 소비자가 자기 에이전트로 수행하는 범위는 앞으로 열 확장 대상으로 둔다.</w:t>
+      </w:r>
+    </w:p>
+    <w:p>
+      <w:pPr>
+        <w:widowControl w:val="0"/>
+        <w:spacing w:after="60" w:line="264" w:lineRule="auto"/>
+        <w:ind w:left="720"/>
+        <w:jc w:val="both"/>
+      </w:pPr>
+      <w:r>
+        <w:rPr>
+          <w:rFonts w:ascii="Malgun Gothic" w:cs="Malgun Gothic" w:eastAsia="Malgun Gothic" w:hAnsi="Malgun Gothic"/>
+          <w:b w:val="1"/>
+          <w:bCs w:val="1"/>
+          <w:sz w:val="20"/>
+          <w:szCs w:val="20"/>
+          <w:rtl w:val="0"/>
+        </w:rPr>
+        <w:t xml:space="preserve">② 시장은 크고 자란다</w:t>
+      </w:r>
+    </w:p>
+    <w:p>
+      <w:pPr>
+        <w:widowControl w:val="0"/>
+        <w:spacing w:after="60" w:line="264" w:lineRule="auto"/>
+        <w:ind w:left="1080"/>
+        <w:jc w:val="both"/>
+      </w:pPr>
+      <w:r>
+        <w:rPr>
+          <w:rFonts w:ascii="Malgun Gothic" w:cs="Malgun Gothic" w:eastAsia="Malgun Gothic" w:hAnsi="Malgun Gothic"/>
+          <w:sz w:val="20"/>
+          <w:szCs w:val="20"/>
+          <w:rtl w:val="0"/>
+        </w:rPr>
+        <w:t xml:space="preserve">- 글로벌 AI 고객서비스 시장은 2030년 478.2억 달러, CAGR 25.8%로 전망된다 [C1, 1차(보도자료) — MarketsandMarkets].</w:t>
+      </w:r>
+    </w:p>
+    <w:p>
+      <w:pPr>
+        <w:widowControl w:val="0"/>
+        <w:spacing w:after="60" w:line="264" w:lineRule="auto"/>
+        <w:ind w:left="1080"/>
+        <w:jc w:val="both"/>
+      </w:pPr>
+      <w:r>
+        <w:rPr>
+          <w:rFonts w:ascii="Malgun Gothic" w:cs="Malgun Gothic" w:eastAsia="Malgun Gothic" w:hAnsi="Malgun Gothic"/>
+          <w:sz w:val="20"/>
+          <w:szCs w:val="20"/>
+          <w:rtl w:val="0"/>
+        </w:rPr>
+        <w:t xml:space="preserve">- 국내 AICC 수치는 원출처가 확인되지 않은 업계 추정이다 [C3, 2차·원출처 미확인]. 핵심 근거로 단정하지 않는다.</w:t>
+      </w:r>
+    </w:p>
+    <w:p>
+      <w:pPr>
+        <w:widowControl w:val="0"/>
+        <w:spacing w:after="60" w:line="264" w:lineRule="auto"/>
+        <w:ind w:left="720"/>
+        <w:jc w:val="both"/>
+      </w:pPr>
+      <w:r>
+        <w:rPr>
+          <w:rFonts w:ascii="Malgun Gothic" w:cs="Malgun Gothic" w:eastAsia="Malgun Gothic" w:hAnsi="Malgun Gothic"/>
+          <w:b w:val="1"/>
+          <w:bCs w:val="1"/>
+          <w:sz w:val="20"/>
+          <w:szCs w:val="20"/>
+          <w:rtl w:val="0"/>
+        </w:rPr>
+        <w:t xml:space="preserve">③ 도입은 됐는데 작동하지 않는다</w:t>
+      </w:r>
+    </w:p>
+    <w:p>
+      <w:pPr>
+        <w:widowControl w:val="0"/>
+        <w:spacing w:after="60" w:line="264" w:lineRule="auto"/>
+        <w:ind w:left="720"/>
+        <w:jc w:val="both"/>
+      </w:pPr>
+      <w:r>
+        <w:rPr>
+          <w:rFonts w:ascii="Malgun Gothic" w:cs="Malgun Gothic" w:eastAsia="Malgun Gothic" w:hAnsi="Malgun Gothic"/>
+          <w:sz w:val="20"/>
+          <w:szCs w:val="20"/>
+          <w:rtl w:val="0"/>
+        </w:rPr>
+        <w:t xml:space="preserve">문제 정의 절에서 다뤘다. 근거는 [D1] [D2] [D3]이다. 이 운영화 공백이 우리가 파는 자리다.</w:t>
+      </w:r>
+    </w:p>
+    <w:p>
+      <w:pPr>
+        <w:widowControl w:val="0"/>
+        <w:spacing w:after="60" w:line="264" w:lineRule="auto"/>
+        <w:ind w:left="720"/>
+        <w:jc w:val="both"/>
+      </w:pPr>
+      <w:r>
+        <w:rPr>
+          <w:rFonts w:ascii="Malgun Gothic" w:cs="Malgun Gothic" w:eastAsia="Malgun Gothic" w:hAnsi="Malgun Gothic"/>
+          <w:b w:val="1"/>
+          <w:bCs w:val="1"/>
+          <w:sz w:val="20"/>
+          <w:szCs w:val="20"/>
+          <w:rtl w:val="0"/>
+        </w:rPr>
+        <w:t xml:space="preserve">④ 1군 제품에 구조적 공백이 있다</w:t>
+      </w:r>
+    </w:p>
+    <w:p>
+      <w:pPr>
+        <w:widowControl w:val="0"/>
+        <w:spacing w:after="60" w:line="264" w:lineRule="auto"/>
+        <w:ind w:left="1080"/>
+        <w:jc w:val="both"/>
+      </w:pPr>
+      <w:r>
+        <w:rPr>
+          <w:rFonts w:ascii="Malgun Gothic" w:cs="Malgun Gothic" w:eastAsia="Malgun Gothic" w:hAnsi="Malgun Gothic"/>
+          <w:sz w:val="20"/>
+          <w:szCs w:val="20"/>
+          <w:rtl w:val="0"/>
+        </w:rPr>
+        <w:t xml:space="preserve">- Intercom Fin은 단일 에이전트이며 multi-agent 지원, agent-to-agent 통신, 전문 에이전트 라우팅의 증거가 공개돼 있지 않다 [G1, 2차].</w:t>
+      </w:r>
+    </w:p>
+    <w:p>
+      <w:pPr>
+        <w:widowControl w:val="0"/>
+        <w:spacing w:after="60" w:line="264" w:lineRule="auto"/>
+        <w:ind w:left="1080"/>
+        <w:jc w:val="both"/>
+      </w:pPr>
+      <w:r>
+        <w:rPr>
+          <w:rFonts w:ascii="Malgun Gothic" w:cs="Malgun Gothic" w:eastAsia="Malgun Gothic" w:hAnsi="Malgun Gothic"/>
+          <w:sz w:val="20"/>
+          <w:szCs w:val="20"/>
+          <w:rtl w:val="0"/>
+        </w:rPr>
+        <w:t xml:space="preserve">- Fin은 자체 호스팅·온프레미스·망분리(air-gapped)가 불가해 규제 산업에서 도입 장벽이 된다 [G2, 2차].</w:t>
+      </w:r>
+    </w:p>
+    <w:p>
+      <w:pPr>
+        <w:widowControl w:val="0"/>
+        <w:spacing w:after="60" w:line="264" w:lineRule="auto"/>
+        <w:ind w:left="1080"/>
+        <w:jc w:val="both"/>
+      </w:pPr>
+      <w:r>
+        <w:rPr>
+          <w:rFonts w:ascii="Malgun Gothic" w:cs="Malgun Gothic" w:eastAsia="Malgun Gothic" w:hAnsi="Malgun Gothic"/>
+          <w:sz w:val="20"/>
+          <w:szCs w:val="20"/>
+          <w:rtl w:val="0"/>
+        </w:rPr>
+        <w:t xml:space="preserve">- Sierra·Decagon은 공개 비교 자료에서 end-to-end 품질관리 기능이 확인되지 않는다 [G3, 2차].</w:t>
+      </w:r>
+    </w:p>
+    <w:p>
+      <w:pPr>
+        <w:widowControl w:val="0"/>
+        <w:spacing w:after="60" w:line="264" w:lineRule="auto"/>
+        <w:ind w:left="1080"/>
+        <w:jc w:val="both"/>
+      </w:pPr>
+      <w:r>
+        <w:rPr>
+          <w:rFonts w:ascii="Malgun Gothic" w:cs="Malgun Gothic" w:eastAsia="Malgun Gothic" w:hAnsi="Malgun Gothic"/>
+          <w:sz w:val="20"/>
+          <w:szCs w:val="20"/>
+          <w:rtl w:val="0"/>
+        </w:rPr>
+        <w:t xml:space="preserve">- Decagon의 AOP와 Sierra의 policy는 대화 종결에 최적화된 것으로 분석되며, 프로세스 오케스트레이션용이 아니다 [G4, 2차].</w:t>
+      </w:r>
+    </w:p>
+    <w:p>
+      <w:pPr>
+        <w:widowControl w:val="0"/>
+        <w:spacing w:after="60" w:line="264" w:lineRule="auto"/>
+        <w:ind w:left="720"/>
+        <w:jc w:val="both"/>
+      </w:pPr>
+      <w:r>
+        <w:rPr>
+          <w:rFonts w:ascii="Malgun Gothic" w:cs="Malgun Gothic" w:eastAsia="Malgun Gothic" w:hAnsi="Malgun Gothic"/>
+          <w:sz w:val="20"/>
+          <w:szCs w:val="20"/>
+          <w:rtl w:val="0"/>
+        </w:rPr>
+        <w:t xml:space="preserve">주의: 위 근거의 범위를 넘겨 해석하지 않는다. Fin에 대한 근거를 경쟁 제품 전체의 주장으로 확장하지 않는다.</w:t>
+      </w:r>
+    </w:p>
+    <w:p>
+      <w:pPr>
+        <w:widowControl w:val="0"/>
+        <w:spacing w:after="60" w:line="264" w:lineRule="auto"/>
+        <w:ind w:left="720"/>
+        <w:jc w:val="both"/>
+      </w:pPr>
+      <w:r>
+        <w:rPr>
+          <w:rFonts w:ascii="Malgun Gothic" w:cs="Malgun Gothic" w:eastAsia="Malgun Gothic" w:hAnsi="Malgun Gothic"/>
+          <w:b w:val="1"/>
+          <w:bCs w:val="1"/>
+          <w:sz w:val="20"/>
+          <w:szCs w:val="20"/>
+          <w:rtl w:val="0"/>
+        </w:rPr>
+        <w:t xml:space="preserve">⑤ 자체 호스팅 수요는 규제가 만든다</w:t>
+      </w:r>
+    </w:p>
+    <w:p>
+      <w:pPr>
+        <w:widowControl w:val="0"/>
+        <w:spacing w:after="60" w:line="264" w:lineRule="auto"/>
+        <w:ind w:left="1080"/>
+        <w:jc w:val="both"/>
+      </w:pPr>
+      <w:r>
+        <w:rPr>
+          <w:rFonts w:ascii="Malgun Gothic" w:cs="Malgun Gothic" w:eastAsia="Malgun Gothic" w:hAnsi="Malgun Gothic"/>
+          <w:sz w:val="20"/>
+          <w:szCs w:val="20"/>
+          <w:rtl w:val="0"/>
+        </w:rPr>
+        <w:t xml:space="preserve">- 2030년까지 유럽·중동 기업의 75% 이상이 워크로드를 자국 내로 옮길 것으로 전망된다 [F1, 2차 인용 — Gartner]. 현재는 5% 미만이다.</w:t>
+      </w:r>
+    </w:p>
+    <w:p>
+      <w:pPr>
+        <w:widowControl w:val="0"/>
+        <w:spacing w:after="60" w:line="264" w:lineRule="auto"/>
+        <w:ind w:left="1080"/>
+        <w:jc w:val="both"/>
+      </w:pPr>
+      <w:r>
+        <w:rPr>
+          <w:rFonts w:ascii="Malgun Gothic" w:cs="Malgun Gothic" w:eastAsia="Malgun Gothic" w:hAnsi="Malgun Gothic"/>
+          <w:sz w:val="20"/>
+          <w:szCs w:val="20"/>
+          <w:rtl w:val="0"/>
+        </w:rPr>
+        <w:t xml:space="preserve">- sovereign AI가 이사회 안건이 됐다 [F2, 2차 인용 — Deloitte, 24개국 3,235명]. 86%가 AI 인프라 예산이 3년 내 3배 이상 증가할 것으로 응답했다 [F3, 2차 인용].</w:t>
+      </w:r>
+    </w:p>
+    <w:p>
+      <w:pPr>
+        <w:widowControl w:val="0"/>
+        <w:spacing w:after="60" w:line="264" w:lineRule="auto"/>
+        <w:ind w:left="1080"/>
+        <w:jc w:val="both"/>
+      </w:pPr>
+      <w:r>
+        <w:rPr>
+          <w:rFonts w:ascii="Malgun Gothic" w:cs="Malgun Gothic" w:eastAsia="Malgun Gothic" w:hAnsi="Malgun Gothic"/>
+          <w:sz w:val="20"/>
+          <w:szCs w:val="20"/>
+          <w:rtl w:val="0"/>
+        </w:rPr>
+        <w:t xml:space="preserve">- 관련 규제는 GDPR, HIPAA, DORA, NIS2, EU AI Act다 [F4].</w:t>
+      </w:r>
+    </w:p>
+    <w:p>
+      <w:pPr>
+        <w:widowControl w:val="0"/>
+        <w:spacing w:after="60" w:line="264" w:lineRule="auto"/>
+        <w:ind w:left="720"/>
+        <w:jc w:val="both"/>
+      </w:pPr>
+      <w:r>
+        <w:rPr>
+          <w:rFonts w:ascii="Malgun Gothic" w:cs="Malgun Gothic" w:eastAsia="Malgun Gothic" w:hAnsi="Malgun Gothic"/>
+          <w:b w:val="1"/>
+          <w:bCs w:val="1"/>
+          <w:sz w:val="20"/>
+          <w:szCs w:val="20"/>
+          <w:rtl w:val="0"/>
+        </w:rPr>
+        <w:t xml:space="preserve">비즈니스 모델 — 구축 대행이 아니라 도구 판매</w:t>
+      </w:r>
+    </w:p>
+    <w:p>
+      <w:pPr>
+        <w:widowControl w:val="0"/>
+        <w:spacing w:after="60" w:line="264" w:lineRule="auto"/>
+        <w:ind w:left="720"/>
+        <w:jc w:val="both"/>
+      </w:pPr>
+      <w:r>
+        <w:rPr>
+          <w:rFonts w:ascii="Malgun Gothic" w:cs="Malgun Gothic" w:eastAsia="Malgun Gothic" w:hAnsi="Malgun Gothic"/>
+          <w:sz w:val="20"/>
+          <w:szCs w:val="20"/>
+          <w:rtl w:val="0"/>
+        </w:rPr>
+        <w:t xml:space="preserve">Team이 Registry 등록형이므로 도입 기업이 자사 업무 Team을 직접 추가해도 Core 코드는 바뀌지 않는다. 우리가 매번 대신 만들어 주는 구축 서비스가 아니라, 기업이 자기 Team을 꽂아 쓰는 플랫폼으로 판다. 이 선택이 모듈화 설계와 계약 불변성을 상업적 근거로 만든다.</w:t>
+      </w:r>
+    </w:p>
+    <w:p>
+      <w:pPr>
+        <w:widowControl w:val="0"/>
+        <w:spacing w:after="60" w:line="264" w:lineRule="auto"/>
+        <w:ind w:left="720"/>
+        <w:jc w:val="both"/>
+      </w:pPr>
+      <w:r>
+        <w:rPr>
+          <w:rFonts w:ascii="Malgun Gothic" w:cs="Malgun Gothic" w:eastAsia="Malgun Gothic" w:hAnsi="Malgun Gothic"/>
+          <w:b w:val="1"/>
+          <w:bCs w:val="1"/>
+          <w:sz w:val="20"/>
+          <w:szCs w:val="20"/>
+          <w:rtl w:val="0"/>
+        </w:rPr>
+        <w:t xml:space="preserve">가격 구조에서 읽는 기회</w:t>
+      </w:r>
+    </w:p>
+    <w:p>
+      <w:pPr>
+        <w:widowControl w:val="0"/>
+        <w:spacing w:after="60" w:line="264" w:lineRule="auto"/>
+        <w:ind w:left="1080"/>
+        <w:jc w:val="both"/>
+      </w:pPr>
+      <w:r>
+        <w:rPr>
+          <w:rFonts w:ascii="Malgun Gothic" w:cs="Malgun Gothic" w:eastAsia="Malgun Gothic" w:hAnsi="Malgun Gothic"/>
+          <w:sz w:val="20"/>
+          <w:szCs w:val="20"/>
+          <w:rtl w:val="0"/>
+        </w:rPr>
+        <w:t xml:space="preserve">- 사람이 처리하는 Tier 1 티켓은 건당 15~25달러, AI 해결은 건당 0.49~2.00달러다 [E1] [E2, 2차].</w:t>
+      </w:r>
+    </w:p>
+    <w:p>
+      <w:pPr>
+        <w:widowControl w:val="0"/>
+        <w:spacing w:after="60" w:line="264" w:lineRule="auto"/>
+        <w:ind w:left="1080"/>
+        <w:jc w:val="both"/>
+      </w:pPr>
+      <w:r>
+        <w:rPr>
+          <w:rFonts w:ascii="Malgun Gothic" w:cs="Malgun Gothic" w:eastAsia="Malgun Gothic" w:hAnsi="Malgun Gothic"/>
+          <w:sz w:val="20"/>
+          <w:szCs w:val="20"/>
+          <w:rtl w:val="0"/>
+        </w:rPr>
+        <w:t xml:space="preserve">- Intercom Fin의 0.99달러/해결이 시장 기준가로 인용된다 [E3, 2차]. 평균 해결률은 67%다 [E4, 2차 인용].</w:t>
+      </w:r>
+    </w:p>
+    <w:p>
+      <w:pPr>
+        <w:widowControl w:val="0"/>
+        <w:spacing w:after="60" w:line="264" w:lineRule="auto"/>
+        <w:ind w:left="1080"/>
+        <w:jc w:val="both"/>
+      </w:pPr>
+      <w:r>
+        <w:rPr>
+          <w:rFonts w:ascii="Malgun Gothic" w:cs="Malgun Gothic" w:eastAsia="Malgun Gothic" w:hAnsi="Malgun Gothic"/>
+          <w:sz w:val="20"/>
+          <w:szCs w:val="20"/>
+          <w:rtl w:val="0"/>
+        </w:rPr>
+        <w:t xml:space="preserve">- 해결당 과금은 잘될수록 비싸져 이탈 사유 1위로 지목된다 [E5, 2차]. 자체 호스팅과 좌석·인스턴스 기반 과금이 대안이 된다.</w:t>
       </w:r>
     </w:p>
     <w:p>
@@ -1399,7 +1967,7 @@
           <w:szCs w:val="20"/>
           <w:rtl w:val="0"/>
         </w:rPr>
-        <w:t xml:space="preserve">UCP, AP2, A2A, MCP는 에이전트 커머스·결제 위임·상호운용성의 관련 표준이다. MCP는 외부 AI가 우리 시스템의 기능을 도구로 불러 쓰게 하는 규약이고, A2A는 에이전트끼리 작업을 주고받는 규약이다. UCP·AP2의 세부 수치는 원문 확인 전까지 발표용 확정값으로 쓰지 않는다.</w:t>
+        <w:t xml:space="preserve">A2A 스펙 1.0이 Linux Foundation으로 이관됐고 150개 이상 조직이 참여한다 [H1, 1차]. AP2는 에이전트 구매를 서명된 Mandate 3종으로 표현한다 [H2, 1차]. UCP는 Google이 Shopify·Etsy·Wayfair·Target·Walmart와 공동 개발했다 [H3, 1차]. A2A는 에이전트끼리 작업을 주고받는 규약이고, UCP·AP2는 에이전트 커머스와 결제 위임의 표준이다.</w:t>
       </w:r>
     </w:p>
     <w:p>
@@ -1441,7 +2009,7 @@
           <w:szCs w:val="20"/>
           <w:rtl w:val="0"/>
         </w:rPr>
-        <w:t xml:space="preserve">2계층 구조: Basement(Core)와 Domain Module</w:t>
+        <w:t xml:space="preserve">2계층 구조 — Basement(Core)와 Domain Module</w:t>
       </w:r>
     </w:p>
     <w:p>
@@ -1477,213 +2045,249 @@
           <w:szCs w:val="20"/>
           <w:rtl w:val="0"/>
         </w:rPr>
-        <w:t xml:space="preserve">Core 1 — Case Runtime &amp; Coordination</w:t>
-      </w:r>
-    </w:p>
-    <w:p>
-      <w:pPr>
-        <w:widowControl w:val="0"/>
-        <w:spacing w:after="60" w:line="264" w:lineRule="auto"/>
-        <w:ind w:left="1080"/>
-        <w:jc w:val="both"/>
-      </w:pPr>
-      <w:r>
-        <w:rPr>
-          <w:rFonts w:ascii="Malgun Gothic" w:cs="Malgun Gothic" w:eastAsia="Malgun Gothic" w:hAnsi="Malgun Gothic"/>
-          <w:sz w:val="20"/>
-          <w:szCs w:val="20"/>
-          <w:rtl w:val="0"/>
-        </w:rPr>
-        <w:t xml:space="preserve">- 케이스 생명주기와 상태 전이(new, classifying, routing, running, waiting_input/approval/external, resuming, resolved, escalated, failed, cancelled의 12개 상태)</w:t>
-      </w:r>
-    </w:p>
-    <w:p>
-      <w:pPr>
-        <w:widowControl w:val="0"/>
-        <w:spacing w:after="60" w:line="264" w:lineRule="auto"/>
-        <w:ind w:left="1080"/>
-        <w:jc w:val="both"/>
-      </w:pPr>
-      <w:r>
-        <w:rPr>
-          <w:rFonts w:ascii="Malgun Gothic" w:cs="Malgun Gothic" w:eastAsia="Malgun Gothic" w:hAnsi="Malgun Gothic"/>
-          <w:sz w:val="20"/>
-          <w:szCs w:val="20"/>
-          <w:rtl w:val="0"/>
-        </w:rPr>
-        <w:t xml:space="preserve">- Agentic Controller: 어느 팀에 일을 줄지 결정하고 결과를 받아 다음 단계를 정한다.</w:t>
-      </w:r>
-    </w:p>
-    <w:p>
-      <w:pPr>
-        <w:widowControl w:val="0"/>
-        <w:spacing w:after="60" w:line="264" w:lineRule="auto"/>
-        <w:ind w:left="1080"/>
-        <w:jc w:val="both"/>
-      </w:pPr>
-      <w:r>
-        <w:rPr>
-          <w:rFonts w:ascii="Malgun Gothic" w:cs="Malgun Gothic" w:eastAsia="Malgun Gothic" w:hAnsi="Malgun Gothic"/>
-          <w:sz w:val="20"/>
-          <w:szCs w:val="20"/>
-          <w:rtl w:val="0"/>
-        </w:rPr>
-        <w:t xml:space="preserve">- Agent Team Registry: 케이스 유형과 의도로 팀을 찾는다. 조건 하나에 팀 하나만 나와야 한다.</w:t>
-      </w:r>
-    </w:p>
-    <w:p>
-      <w:pPr>
-        <w:widowControl w:val="0"/>
-        <w:spacing w:after="60" w:line="264" w:lineRule="auto"/>
-        <w:ind w:left="1080"/>
-        <w:jc w:val="both"/>
-      </w:pPr>
-      <w:r>
-        <w:rPr>
-          <w:rFonts w:ascii="Malgun Gothic" w:cs="Malgun Gothic" w:eastAsia="Malgun Gothic" w:hAnsi="Malgun Gothic"/>
-          <w:sz w:val="20"/>
-          <w:szCs w:val="20"/>
-          <w:rtl w:val="0"/>
-        </w:rPr>
-        <w:t xml:space="preserve">- Context Broker: 팀이 필요로 하는 자료를 대신 읽어 ContextPack으로 묶어 준다. 팀은 조회 도구를 직접 부르지 않는다.</w:t>
-      </w:r>
-    </w:p>
-    <w:p>
-      <w:pPr>
-        <w:widowControl w:val="0"/>
-        <w:spacing w:after="60" w:line="264" w:lineRule="auto"/>
-        <w:ind w:left="1080"/>
-        <w:jc w:val="both"/>
-      </w:pPr>
-      <w:r>
-        <w:rPr>
-          <w:rFonts w:ascii="Malgun Gothic" w:cs="Malgun Gothic" w:eastAsia="Malgun Gothic" w:hAnsi="Malgun Gothic"/>
-          <w:sz w:val="20"/>
-          <w:szCs w:val="20"/>
-          <w:rtl w:val="0"/>
-        </w:rPr>
-        <w:t xml:space="preserve">- Shared State와 CAS: 동시에 같은 케이스를 고칠 때 마지막 쓰기가 앞 쓰기를 덮어쓰지 않게 막는다.</w:t>
-      </w:r>
-    </w:p>
-    <w:p>
-      <w:pPr>
-        <w:widowControl w:val="0"/>
-        <w:spacing w:after="60" w:line="264" w:lineRule="auto"/>
-        <w:ind w:left="1080"/>
-        <w:jc w:val="both"/>
-      </w:pPr>
-      <w:r>
-        <w:rPr>
-          <w:rFonts w:ascii="Malgun Gothic" w:cs="Malgun Gothic" w:eastAsia="Malgun Gothic" w:hAnsi="Malgun Gothic"/>
-          <w:sz w:val="20"/>
-          <w:szCs w:val="20"/>
-          <w:rtl w:val="0"/>
-        </w:rPr>
-        <w:t xml:space="preserve">- Message Broker: 이벤트 배달만 담당한다. 흐름 결정은 Controller가 한다.</w:t>
-      </w:r>
-    </w:p>
-    <w:p>
-      <w:pPr>
-        <w:widowControl w:val="0"/>
-        <w:spacing w:after="60" w:line="264" w:lineRule="auto"/>
-        <w:ind w:left="720"/>
-        <w:jc w:val="both"/>
-      </w:pPr>
-      <w:r>
-        <w:rPr>
-          <w:rFonts w:ascii="Malgun Gothic" w:cs="Malgun Gothic" w:eastAsia="Malgun Gothic" w:hAnsi="Malgun Gothic"/>
-          <w:b w:val="1"/>
-          <w:bCs w:val="1"/>
-          <w:sz w:val="20"/>
-          <w:szCs w:val="20"/>
-          <w:rtl w:val="0"/>
-        </w:rPr>
-        <w:t xml:space="preserve">Core 2 — Access &amp; Action Platform</w:t>
-      </w:r>
-    </w:p>
-    <w:p>
-      <w:pPr>
-        <w:widowControl w:val="0"/>
-        <w:spacing w:after="60" w:line="264" w:lineRule="auto"/>
-        <w:ind w:left="1080"/>
-        <w:jc w:val="both"/>
-      </w:pPr>
-      <w:r>
-        <w:rPr>
-          <w:rFonts w:ascii="Malgun Gothic" w:cs="Malgun Gothic" w:eastAsia="Malgun Gothic" w:hAnsi="Malgun Gothic"/>
-          <w:sz w:val="20"/>
-          <w:szCs w:val="20"/>
-          <w:rtl w:val="0"/>
-        </w:rPr>
-        <w:t xml:space="preserve">- Agent Gateway와 REST/MCP/A2A 진입점: 외부 AI가 들어오는 문이다.</w:t>
-      </w:r>
-    </w:p>
-    <w:p>
-      <w:pPr>
-        <w:widowControl w:val="0"/>
-        <w:spacing w:after="60" w:line="264" w:lineRule="auto"/>
-        <w:ind w:left="1080"/>
-        <w:jc w:val="both"/>
-      </w:pPr>
-      <w:r>
-        <w:rPr>
-          <w:rFonts w:ascii="Malgun Gothic" w:cs="Malgun Gothic" w:eastAsia="Malgun Gothic" w:hAnsi="Malgun Gothic"/>
-          <w:sz w:val="20"/>
-          <w:szCs w:val="20"/>
-          <w:rtl w:val="0"/>
-        </w:rPr>
-        <w:t xml:space="preserve">- Tool/Action Layer: 실제로 외부에 요청을 보내고 결과를 받는다. 환불·발주 같은 부수효과가 여기서만 일어난다.</w:t>
-      </w:r>
-    </w:p>
-    <w:p>
-      <w:pPr>
-        <w:widowControl w:val="0"/>
-        <w:spacing w:after="60" w:line="264" w:lineRule="auto"/>
-        <w:ind w:left="1080"/>
-        <w:jc w:val="both"/>
-      </w:pPr>
-      <w:r>
-        <w:rPr>
-          <w:rFonts w:ascii="Malgun Gothic" w:cs="Malgun Gothic" w:eastAsia="Malgun Gothic" w:hAnsi="Malgun Gothic"/>
-          <w:sz w:val="20"/>
-          <w:szCs w:val="20"/>
-          <w:rtl w:val="0"/>
-        </w:rPr>
-        <w:t xml:space="preserve">- 승인(approval): 고위험 액션은 사람이 결재해야 실행된다.</w:t>
-      </w:r>
-    </w:p>
-    <w:p>
-      <w:pPr>
-        <w:widowControl w:val="0"/>
-        <w:spacing w:after="60" w:line="264" w:lineRule="auto"/>
-        <w:ind w:left="1080"/>
-        <w:jc w:val="both"/>
-      </w:pPr>
-      <w:r>
-        <w:rPr>
-          <w:rFonts w:ascii="Malgun Gothic" w:cs="Malgun Gothic" w:eastAsia="Malgun Gothic" w:hAnsi="Malgun Gothic"/>
-          <w:sz w:val="20"/>
-          <w:szCs w:val="20"/>
-          <w:rtl w:val="0"/>
-        </w:rPr>
-        <w:t xml:space="preserve">- 멱등성(idempotency): 같은 요청이 10번 들어와도 실제 처리는 1번만 일어난다.</w:t>
-      </w:r>
-    </w:p>
-    <w:p>
-      <w:pPr>
-        <w:widowControl w:val="0"/>
-        <w:spacing w:after="60" w:line="264" w:lineRule="auto"/>
-        <w:ind w:left="1080"/>
-        <w:jc w:val="both"/>
-      </w:pPr>
-      <w:r>
-        <w:rPr>
-          <w:rFonts w:ascii="Malgun Gothic" w:cs="Malgun Gothic" w:eastAsia="Malgun Gothic" w:hAnsi="Malgun Gothic"/>
-          <w:sz w:val="20"/>
-          <w:szCs w:val="20"/>
-          <w:rtl w:val="0"/>
-        </w:rPr>
-        <w:t xml:space="preserve">- 감사 로그(audit): 누가 무엇을 왜 했는지 남긴다.</w:t>
+        <w:t xml:space="preserve">코어 1 — Case Runtime &amp; Coordination</w:t>
+      </w:r>
+    </w:p>
+    <w:p>
+      <w:pPr>
+        <w:widowControl w:val="0"/>
+        <w:spacing w:after="60" w:line="264" w:lineRule="auto"/>
+        <w:ind w:left="1080"/>
+        <w:jc w:val="both"/>
+      </w:pPr>
+      <w:r>
+        <w:rPr>
+          <w:rFonts w:ascii="Malgun Gothic" w:cs="Malgun Gothic" w:eastAsia="Malgun Gothic" w:hAnsi="Malgun Gothic"/>
+          <w:sz w:val="20"/>
+          <w:szCs w:val="20"/>
+          <w:rtl w:val="0"/>
+        </w:rPr>
+        <w:t xml:space="preserve">- Case 생명주기와 상태 전이. new·classifying·routing·running·waiting_input·waiting_approval·waiting_external·resuming·resolved·escalated·failed·cancelled의 12개 상태를 코드로 강제한다.</w:t>
+      </w:r>
+    </w:p>
+    <w:p>
+      <w:pPr>
+        <w:widowControl w:val="0"/>
+        <w:spacing w:after="60" w:line="264" w:lineRule="auto"/>
+        <w:ind w:left="1080"/>
+        <w:jc w:val="both"/>
+      </w:pPr>
+      <w:r>
+        <w:rPr>
+          <w:rFonts w:ascii="Malgun Gothic" w:cs="Malgun Gothic" w:eastAsia="Malgun Gothic" w:hAnsi="Malgun Gothic"/>
+          <w:sz w:val="20"/>
+          <w:szCs w:val="20"/>
+          <w:rtl w:val="0"/>
+        </w:rPr>
+        <w:t xml:space="preserve">- Agentic Controller가 어느 Team에 일을 줄지 정하고 결과를 받아 다음 단계를 정한다. 최상위 흐름은 LangGraph로 구성한다.</w:t>
+      </w:r>
+    </w:p>
+    <w:p>
+      <w:pPr>
+        <w:widowControl w:val="0"/>
+        <w:spacing w:after="60" w:line="264" w:lineRule="auto"/>
+        <w:ind w:left="1080"/>
+        <w:jc w:val="both"/>
+      </w:pPr>
+      <w:r>
+        <w:rPr>
+          <w:rFonts w:ascii="Malgun Gothic" w:cs="Malgun Gothic" w:eastAsia="Malgun Gothic" w:hAnsi="Malgun Gothic"/>
+          <w:sz w:val="20"/>
+          <w:szCs w:val="20"/>
+          <w:rtl w:val="0"/>
+        </w:rPr>
+        <w:t xml:space="preserve">- Agent Team Registry가 Case 유형과 의도로 Team을 찾는다. 조건 하나에 Team이 정확히 하나여야 한다.</w:t>
+      </w:r>
+    </w:p>
+    <w:p>
+      <w:pPr>
+        <w:widowControl w:val="0"/>
+        <w:spacing w:after="60" w:line="264" w:lineRule="auto"/>
+        <w:ind w:left="1080"/>
+        <w:jc w:val="both"/>
+      </w:pPr>
+      <w:r>
+        <w:rPr>
+          <w:rFonts w:ascii="Malgun Gothic" w:cs="Malgun Gothic" w:eastAsia="Malgun Gothic" w:hAnsi="Malgun Gothic"/>
+          <w:sz w:val="20"/>
+          <w:szCs w:val="20"/>
+          <w:rtl w:val="0"/>
+        </w:rPr>
+        <w:t xml:space="preserve">- Context Broker가 Team이 필요로 하는 자료를 대신 읽어 ContextPack으로 묶는다.</w:t>
+      </w:r>
+    </w:p>
+    <w:p>
+      <w:pPr>
+        <w:widowControl w:val="0"/>
+        <w:spacing w:after="60" w:line="264" w:lineRule="auto"/>
+        <w:ind w:left="1080"/>
+        <w:jc w:val="both"/>
+      </w:pPr>
+      <w:r>
+        <w:rPr>
+          <w:rFonts w:ascii="Malgun Gothic" w:cs="Malgun Gothic" w:eastAsia="Malgun Gothic" w:hAnsi="Malgun Gothic"/>
+          <w:sz w:val="20"/>
+          <w:szCs w:val="20"/>
+          <w:rtl w:val="0"/>
+        </w:rPr>
+        <w:t xml:space="preserve">- Shared State에 CAS(비교 후 교체)를 적용해 동시 수정 시 나중 쓰기가 앞선 쓰기를 덮지 않게 한다.</w:t>
+      </w:r>
+    </w:p>
+    <w:p>
+      <w:pPr>
+        <w:widowControl w:val="0"/>
+        <w:spacing w:after="60" w:line="264" w:lineRule="auto"/>
+        <w:ind w:left="720"/>
+        <w:jc w:val="both"/>
+      </w:pPr>
+      <w:r>
+        <w:rPr>
+          <w:rFonts w:ascii="Malgun Gothic" w:cs="Malgun Gothic" w:eastAsia="Malgun Gothic" w:hAnsi="Malgun Gothic"/>
+          <w:b w:val="1"/>
+          <w:bCs w:val="1"/>
+          <w:sz w:val="20"/>
+          <w:szCs w:val="20"/>
+          <w:rtl w:val="0"/>
+        </w:rPr>
+        <w:t xml:space="preserve">코어 2 — Access &amp; Action Platform</w:t>
+      </w:r>
+    </w:p>
+    <w:p>
+      <w:pPr>
+        <w:widowControl w:val="0"/>
+        <w:spacing w:after="60" w:line="264" w:lineRule="auto"/>
+        <w:ind w:left="1080"/>
+        <w:jc w:val="both"/>
+      </w:pPr>
+      <w:r>
+        <w:rPr>
+          <w:rFonts w:ascii="Malgun Gothic" w:cs="Malgun Gothic" w:eastAsia="Malgun Gothic" w:hAnsi="Malgun Gothic"/>
+          <w:sz w:val="20"/>
+          <w:szCs w:val="20"/>
+          <w:rtl w:val="0"/>
+        </w:rPr>
+        <w:t xml:space="preserve">- Agent Gateway와 REST/MCP/A2A 진입점. 외부 AI가 들어오는 문이다.</w:t>
+      </w:r>
+    </w:p>
+    <w:p>
+      <w:pPr>
+        <w:widowControl w:val="0"/>
+        <w:spacing w:after="60" w:line="264" w:lineRule="auto"/>
+        <w:ind w:left="1080"/>
+        <w:jc w:val="both"/>
+      </w:pPr>
+      <w:r>
+        <w:rPr>
+          <w:rFonts w:ascii="Malgun Gothic" w:cs="Malgun Gothic" w:eastAsia="Malgun Gothic" w:hAnsi="Malgun Gothic"/>
+          <w:sz w:val="20"/>
+          <w:szCs w:val="20"/>
+          <w:rtl w:val="0"/>
+        </w:rPr>
+        <w:t xml:space="preserve">- Tool/Action Layer. 실제로 외부에 요청을 보내고 결과를 받는다. 부수효과가 여기서만 일어난다.</w:t>
+      </w:r>
+    </w:p>
+    <w:p>
+      <w:pPr>
+        <w:widowControl w:val="0"/>
+        <w:spacing w:after="60" w:line="264" w:lineRule="auto"/>
+        <w:ind w:left="1080"/>
+        <w:jc w:val="both"/>
+      </w:pPr>
+      <w:r>
+        <w:rPr>
+          <w:rFonts w:ascii="Malgun Gothic" w:cs="Malgun Gothic" w:eastAsia="Malgun Gothic" w:hAnsi="Malgun Gothic"/>
+          <w:sz w:val="20"/>
+          <w:szCs w:val="20"/>
+          <w:rtl w:val="0"/>
+        </w:rPr>
+        <w:t xml:space="preserve">- 승인. 고위험 Action은 사람이 결재해야 실행된다.</w:t>
+      </w:r>
+    </w:p>
+    <w:p>
+      <w:pPr>
+        <w:widowControl w:val="0"/>
+        <w:spacing w:after="60" w:line="264" w:lineRule="auto"/>
+        <w:ind w:left="1080"/>
+        <w:jc w:val="both"/>
+      </w:pPr>
+      <w:r>
+        <w:rPr>
+          <w:rFonts w:ascii="Malgun Gothic" w:cs="Malgun Gothic" w:eastAsia="Malgun Gothic" w:hAnsi="Malgun Gothic"/>
+          <w:sz w:val="20"/>
+          <w:szCs w:val="20"/>
+          <w:rtl w:val="0"/>
+        </w:rPr>
+        <w:t xml:space="preserve">- 멱등성. 같은 요청이 10번 들어와도 실제 처리는 1번만 일어난다.</w:t>
+      </w:r>
+    </w:p>
+    <w:p>
+      <w:pPr>
+        <w:widowControl w:val="0"/>
+        <w:spacing w:after="60" w:line="264" w:lineRule="auto"/>
+        <w:ind w:left="1080"/>
+        <w:jc w:val="both"/>
+      </w:pPr>
+      <w:r>
+        <w:rPr>
+          <w:rFonts w:ascii="Malgun Gothic" w:cs="Malgun Gothic" w:eastAsia="Malgun Gothic" w:hAnsi="Malgun Gothic"/>
+          <w:sz w:val="20"/>
+          <w:szCs w:val="20"/>
+          <w:rtl w:val="0"/>
+        </w:rPr>
+        <w:t xml:space="preserve">- 감사 로그. 누가 무엇을 왜 했는지 남긴다.</w:t>
+      </w:r>
+    </w:p>
+    <w:p>
+      <w:pPr>
+        <w:widowControl w:val="0"/>
+        <w:spacing w:after="60" w:line="264" w:lineRule="auto"/>
+        <w:ind w:left="720"/>
+        <w:jc w:val="both"/>
+      </w:pPr>
+      <w:r>
+        <w:rPr>
+          <w:rFonts w:ascii="Malgun Gothic" w:cs="Malgun Gothic" w:eastAsia="Malgun Gothic" w:hAnsi="Malgun Gothic"/>
+          <w:b w:val="1"/>
+          <w:bCs w:val="1"/>
+          <w:sz w:val="20"/>
+          <w:szCs w:val="20"/>
+          <w:rtl w:val="0"/>
+        </w:rPr>
+        <w:t xml:space="preserve">도메인 팩 — 지금 여는 것과 앞으로 열 것</w:t>
+      </w:r>
+    </w:p>
+    <w:p>
+      <w:pPr>
+        <w:widowControl w:val="0"/>
+        <w:spacing w:after="60" w:line="264" w:lineRule="auto"/>
+        <w:ind w:left="1080"/>
+        <w:jc w:val="both"/>
+      </w:pPr>
+      <w:r>
+        <w:rPr>
+          <w:rFonts w:ascii="Malgun Gothic" w:cs="Malgun Gothic" w:eastAsia="Malgun Gothic" w:hAnsi="Malgun Gothic"/>
+          <w:sz w:val="20"/>
+          <w:szCs w:val="20"/>
+          <w:rtl w:val="0"/>
+        </w:rPr>
+        <w:t xml:space="preserve">- 이번 기간(CS Pack): VOC &amp; Store Manager, Response Generation &amp; Review. 프로젝트 주제 그 자체다.</w:t>
+      </w:r>
+    </w:p>
+    <w:p>
+      <w:pPr>
+        <w:widowControl w:val="0"/>
+        <w:spacing w:after="60" w:line="264" w:lineRule="auto"/>
+        <w:ind w:left="1080"/>
+        <w:jc w:val="both"/>
+      </w:pPr>
+      <w:r>
+        <w:rPr>
+          <w:rFonts w:ascii="Malgun Gothic" w:cs="Malgun Gothic" w:eastAsia="Malgun Gothic" w:hAnsi="Malgun Gothic"/>
+          <w:sz w:val="20"/>
+          <w:szCs w:val="20"/>
+          <w:rtl w:val="0"/>
+        </w:rPr>
+        <w:t xml:space="preserve">- 확장 범위(Commerce Ops): Procurement + Order &amp; Payment, Fulfillment &amp; Logistics, Return &amp; Refund, Catalog &amp; Verification. 검증 쇼핑몰이 준비되는 대로 진행한다.</w:t>
       </w:r>
     </w:p>
     <w:p>
@@ -1719,113 +2323,77 @@
           <w:szCs w:val="20"/>
           <w:rtl w:val="0"/>
         </w:rPr>
-        <w:t xml:space="preserve">- 팀은 조회 도구를 직접 호출하지 않는다. Context Broker를 거친다.</w:t>
-      </w:r>
-    </w:p>
-    <w:p>
-      <w:pPr>
-        <w:widowControl w:val="0"/>
-        <w:spacing w:after="60" w:line="264" w:lineRule="auto"/>
-        <w:ind w:left="1080"/>
-        <w:jc w:val="both"/>
-      </w:pPr>
-      <w:r>
-        <w:rPr>
-          <w:rFonts w:ascii="Malgun Gothic" w:cs="Malgun Gothic" w:eastAsia="Malgun Gothic" w:hAnsi="Malgun Gothic"/>
-          <w:sz w:val="20"/>
-          <w:szCs w:val="20"/>
-          <w:rtl w:val="0"/>
-        </w:rPr>
-        <w:t xml:space="preserve">- 팀은 부수효과를 실행하지 않는다. ActionProposal(작업 제안)만 반환하고, 실행은 Core 2가 한다.</w:t>
-      </w:r>
-    </w:p>
-    <w:p>
-      <w:pPr>
-        <w:widowControl w:val="0"/>
-        <w:spacing w:after="60" w:line="264" w:lineRule="auto"/>
-        <w:ind w:left="1080"/>
-        <w:jc w:val="both"/>
-      </w:pPr>
-      <w:r>
-        <w:rPr>
-          <w:rFonts w:ascii="Malgun Gothic" w:cs="Malgun Gothic" w:eastAsia="Malgun Gothic" w:hAnsi="Malgun Gothic"/>
-          <w:sz w:val="20"/>
-          <w:szCs w:val="20"/>
-          <w:rtl w:val="0"/>
-        </w:rPr>
-        <w:t xml:space="preserve">- Core는 팀 내부의 그래프·프롬프트·검색 코드를 import하지 않는다. TeamManifest와 표준 계약만 쓴다.</w:t>
-      </w:r>
-    </w:p>
-    <w:p>
-      <w:pPr>
-        <w:widowControl w:val="0"/>
-        <w:spacing w:after="60" w:line="264" w:lineRule="auto"/>
-        <w:ind w:left="720"/>
-        <w:jc w:val="both"/>
-      </w:pPr>
-      <w:r>
-        <w:rPr>
-          <w:rFonts w:ascii="Malgun Gothic" w:cs="Malgun Gothic" w:eastAsia="Malgun Gothic" w:hAnsi="Malgun Gothic"/>
-          <w:b w:val="1"/>
-          <w:bCs w:val="1"/>
-          <w:sz w:val="20"/>
-          <w:szCs w:val="20"/>
-          <w:rtl w:val="0"/>
-        </w:rPr>
-        <w:t xml:space="preserve">사람의 개입 방식: human-on-the-loop</w:t>
-      </w:r>
-    </w:p>
-    <w:p>
-      <w:pPr>
-        <w:widowControl w:val="0"/>
-        <w:spacing w:after="60" w:line="264" w:lineRule="auto"/>
-        <w:ind w:left="720"/>
-        <w:jc w:val="both"/>
-      </w:pPr>
-      <w:r>
-        <w:rPr>
-          <w:rFonts w:ascii="Malgun Gothic" w:cs="Malgun Gothic" w:eastAsia="Malgun Gothic" w:hAnsi="Malgun Gothic"/>
-          <w:sz w:val="20"/>
-          <w:szCs w:val="20"/>
-          <w:rtl w:val="0"/>
-        </w:rPr>
-        <w:t xml:space="preserve">고위험 액션만 사람이 승인하고(human-in-the-loop), 나머지는 자동 처리하되 운영자가 이상 신호를 감독한다. 여기서 이상은 수치의 절대값이 아니라 기준선 대비 정해진 변화가 생긴 상태로 정의한다. 내부 단계에서 고정 표본으로 기준선을 만들고, 알파 단계부터 유형·시간대별 기준선을 저장한다. 임계값은 실제 분포를 측정한 뒤 확정한다.</w:t>
-      </w:r>
-    </w:p>
-    <w:p>
-      <w:pPr>
-        <w:widowControl w:val="0"/>
-        <w:spacing w:after="60" w:line="264" w:lineRule="auto"/>
-        <w:ind w:left="720"/>
-        <w:jc w:val="both"/>
-      </w:pPr>
-      <w:r>
-        <w:rPr>
-          <w:rFonts w:ascii="Malgun Gothic" w:cs="Malgun Gothic" w:eastAsia="Malgun Gothic" w:hAnsi="Malgun Gothic"/>
-          <w:b w:val="1"/>
-          <w:bCs w:val="1"/>
-          <w:sz w:val="20"/>
-          <w:szCs w:val="20"/>
-          <w:rtl w:val="0"/>
-        </w:rPr>
-        <w:t xml:space="preserve">기술 스택</w:t>
-      </w:r>
-    </w:p>
-    <w:p>
-      <w:pPr>
-        <w:widowControl w:val="0"/>
-        <w:spacing w:after="60" w:line="264" w:lineRule="auto"/>
-        <w:ind w:left="720"/>
-        <w:jc w:val="both"/>
-      </w:pPr>
-      <w:r>
-        <w:rPr>
-          <w:rFonts w:ascii="Malgun Gothic" w:cs="Malgun Gothic" w:eastAsia="Malgun Gothic" w:hAnsi="Malgun Gothic"/>
-          <w:sz w:val="20"/>
-          <w:szCs w:val="20"/>
-          <w:rtl w:val="0"/>
-        </w:rPr>
-        <w:t xml:space="preserve">Python, FastAPI, PostgreSQL, pgvector, LangGraph, REST/OpenAPI, MCP, A2A, React를 사용한다. Message Broker는 In-Process/Outbox로 시작하고 어댑터를 교체한다. AWS와 Docker는 Phase 2로 둔다. 현재 로컬 개발 환경에 Docker가 없어 로컬은 PostgreSQL을 직접 실행하고, 배포 단계에서 컨테이너화한다.</w:t>
+        <w:t xml:space="preserve">- Team은 조회 도구를 직접 호출하지 않는다. Context Broker를 거친다.</w:t>
+      </w:r>
+    </w:p>
+    <w:p>
+      <w:pPr>
+        <w:widowControl w:val="0"/>
+        <w:spacing w:after="60" w:line="264" w:lineRule="auto"/>
+        <w:ind w:left="1080"/>
+        <w:jc w:val="both"/>
+      </w:pPr>
+      <w:r>
+        <w:rPr>
+          <w:rFonts w:ascii="Malgun Gothic" w:cs="Malgun Gothic" w:eastAsia="Malgun Gothic" w:hAnsi="Malgun Gothic"/>
+          <w:sz w:val="20"/>
+          <w:szCs w:val="20"/>
+          <w:rtl w:val="0"/>
+        </w:rPr>
+        <w:t xml:space="preserve">- Team은 부수효과를 실행하지 않는다. ActionProposal(작업 제안)만 반환하고 실행은 코어 2가 한다.</w:t>
+      </w:r>
+    </w:p>
+    <w:p>
+      <w:pPr>
+        <w:widowControl w:val="0"/>
+        <w:spacing w:after="60" w:line="264" w:lineRule="auto"/>
+        <w:ind w:left="1080"/>
+        <w:jc w:val="both"/>
+      </w:pPr>
+      <w:r>
+        <w:rPr>
+          <w:rFonts w:ascii="Malgun Gothic" w:cs="Malgun Gothic" w:eastAsia="Malgun Gothic" w:hAnsi="Malgun Gothic"/>
+          <w:sz w:val="20"/>
+          <w:szCs w:val="20"/>
+          <w:rtl w:val="0"/>
+        </w:rPr>
+        <w:t xml:space="preserve">- Core는 Team 내부의 그래프·프롬프트·검색 코드를 import하지 않는다. TeamManifest와 표준 계약만 쓴다.</w:t>
+      </w:r>
+    </w:p>
+    <w:p>
+      <w:pPr>
+        <w:widowControl w:val="0"/>
+        <w:spacing w:after="60" w:line="264" w:lineRule="auto"/>
+        <w:ind w:left="720"/>
+        <w:jc w:val="both"/>
+      </w:pPr>
+      <w:r>
+        <w:rPr>
+          <w:rFonts w:ascii="Malgun Gothic" w:cs="Malgun Gothic" w:eastAsia="Malgun Gothic" w:hAnsi="Malgun Gothic"/>
+          <w:b w:val="1"/>
+          <w:bCs w:val="1"/>
+          <w:sz w:val="20"/>
+          <w:szCs w:val="20"/>
+          <w:rtl w:val="0"/>
+        </w:rPr>
+        <w:t xml:space="preserve">사람의 개입 방식 — human-on-the-loop</w:t>
+      </w:r>
+    </w:p>
+    <w:p>
+      <w:pPr>
+        <w:widowControl w:val="0"/>
+        <w:spacing w:after="60" w:line="264" w:lineRule="auto"/>
+        <w:ind w:left="720"/>
+        <w:jc w:val="both"/>
+      </w:pPr>
+      <w:r>
+        <w:rPr>
+          <w:rFonts w:ascii="Malgun Gothic" w:cs="Malgun Gothic" w:eastAsia="Malgun Gothic" w:hAnsi="Malgun Gothic"/>
+          <w:sz w:val="20"/>
+          <w:szCs w:val="20"/>
+          <w:rtl w:val="0"/>
+        </w:rPr>
+        <w:t xml:space="preserve">고위험 Action만 사람이 승인하고(human-in-the-loop), 나머지는 자동 처리하되 운영자가 이상 신호를 감독한다. 여기서 이상은 수치의 절대값이 아니라 기준선 대비 정해진 변화가 생긴 상태로 정의한다. 임계값은 실제 분포를 측정한 뒤 확정한다.</w:t>
       </w:r>
     </w:p>
     <w:p>
@@ -1867,75 +2435,75 @@
           <w:szCs w:val="20"/>
           <w:rtl w:val="0"/>
         </w:rPr>
-        <w:t xml:space="preserve">인라인 분류 — 케이스를 만들 때 바로 돌린다</w:t>
-      </w:r>
-    </w:p>
-    <w:p>
-      <w:pPr>
-        <w:widowControl w:val="0"/>
-        <w:spacing w:after="60" w:line="264" w:lineRule="auto"/>
-        <w:ind w:left="720"/>
-        <w:jc w:val="both"/>
-      </w:pPr>
-      <w:r>
-        <w:rPr>
-          <w:rFonts w:ascii="Malgun Gothic" w:cs="Malgun Gothic" w:eastAsia="Malgun Gothic" w:hAnsi="Malgun Gothic"/>
-          <w:sz w:val="20"/>
-          <w:szCs w:val="20"/>
-          <w:rtl w:val="0"/>
-        </w:rPr>
-        <w:t xml:space="preserve">케이스가 classifying 상태일 때 감성·의도·이슈를 한 번에 분류한다. 세 가지는 선택 기능이 아니다. 분류에 실패하면 classification_failed를 기록하고 escalated(사람에게 넘김)로 전환한다.</w:t>
-      </w:r>
-    </w:p>
-    <w:p>
-      <w:pPr>
-        <w:widowControl w:val="0"/>
-        <w:spacing w:after="60" w:line="264" w:lineRule="auto"/>
-        <w:ind w:left="1080"/>
-        <w:jc w:val="both"/>
-      </w:pPr>
-      <w:r>
-        <w:rPr>
-          <w:rFonts w:ascii="Malgun Gothic" w:cs="Malgun Gothic" w:eastAsia="Malgun Gothic" w:hAnsi="Malgun Gothic"/>
-          <w:sz w:val="20"/>
-          <w:szCs w:val="20"/>
-          <w:rtl w:val="0"/>
-        </w:rPr>
-        <w:t xml:space="preserve">- 감성: 60건 라벨로 정확도를 측정하고 DB 필드에 저장한다.</w:t>
-      </w:r>
-    </w:p>
-    <w:p>
-      <w:pPr>
-        <w:widowControl w:val="0"/>
-        <w:spacing w:after="60" w:line="264" w:lineRule="auto"/>
-        <w:ind w:left="1080"/>
-        <w:jc w:val="both"/>
-      </w:pPr>
-      <w:r>
-        <w:rPr>
-          <w:rFonts w:ascii="Malgun Gothic" w:cs="Malgun Gothic" w:eastAsia="Malgun Gothic" w:hAnsi="Malgun Gothic"/>
-          <w:sz w:val="20"/>
-          <w:szCs w:val="20"/>
-          <w:rtl w:val="0"/>
-        </w:rPr>
-        <w:t xml:space="preserve">- 의도: billing / technical / other로 나누고, 그 결과로 팀을 고른다. 혼동행렬로 검증한다.</w:t>
-      </w:r>
-    </w:p>
-    <w:p>
-      <w:pPr>
-        <w:widowControl w:val="0"/>
-        <w:spacing w:after="60" w:line="264" w:lineRule="auto"/>
-        <w:ind w:left="1080"/>
-        <w:jc w:val="both"/>
-      </w:pPr>
-      <w:r>
-        <w:rPr>
-          <w:rFonts w:ascii="Malgun Gothic" w:cs="Malgun Gothic" w:eastAsia="Malgun Gothic" w:hAnsi="Malgun Gothic"/>
-          <w:sz w:val="20"/>
-          <w:szCs w:val="20"/>
-          <w:rtl w:val="0"/>
-        </w:rPr>
-        <w:t xml:space="preserve">- 이슈: 이슈 코드와 심각도(severity)를 함께 저장하고, 골든 라벨과의 일치도를 본다.</w:t>
+        <w:t xml:space="preserve">인라인 분류 — Case를 만들 때 바로 돌린다</w:t>
+      </w:r>
+    </w:p>
+    <w:p>
+      <w:pPr>
+        <w:widowControl w:val="0"/>
+        <w:spacing w:after="60" w:line="264" w:lineRule="auto"/>
+        <w:ind w:left="720"/>
+        <w:jc w:val="both"/>
+      </w:pPr>
+      <w:r>
+        <w:rPr>
+          <w:rFonts w:ascii="Malgun Gothic" w:cs="Malgun Gothic" w:eastAsia="Malgun Gothic" w:hAnsi="Malgun Gothic"/>
+          <w:sz w:val="20"/>
+          <w:szCs w:val="20"/>
+          <w:rtl w:val="0"/>
+        </w:rPr>
+        <w:t xml:space="preserve">Case가 classifying 상태일 때 감성·의도·이슈를 한 번에 분류한다. 세 가지는 선택 기능이 아니다. 실패하면 classification_failed를 기록하고 escalated(사람에게 넘김)로 전환한다.</w:t>
+      </w:r>
+    </w:p>
+    <w:p>
+      <w:pPr>
+        <w:widowControl w:val="0"/>
+        <w:spacing w:after="60" w:line="264" w:lineRule="auto"/>
+        <w:ind w:left="1080"/>
+        <w:jc w:val="both"/>
+      </w:pPr>
+      <w:r>
+        <w:rPr>
+          <w:rFonts w:ascii="Malgun Gothic" w:cs="Malgun Gothic" w:eastAsia="Malgun Gothic" w:hAnsi="Malgun Gothic"/>
+          <w:sz w:val="20"/>
+          <w:szCs w:val="20"/>
+          <w:rtl w:val="0"/>
+        </w:rPr>
+        <w:t xml:space="preserve">- 감성: 골든셋 60건으로 정확도를 측정하고 DB 필드에 저장한다.</w:t>
+      </w:r>
+    </w:p>
+    <w:p>
+      <w:pPr>
+        <w:widowControl w:val="0"/>
+        <w:spacing w:after="60" w:line="264" w:lineRule="auto"/>
+        <w:ind w:left="1080"/>
+        <w:jc w:val="both"/>
+      </w:pPr>
+      <w:r>
+        <w:rPr>
+          <w:rFonts w:ascii="Malgun Gothic" w:cs="Malgun Gothic" w:eastAsia="Malgun Gothic" w:hAnsi="Malgun Gothic"/>
+          <w:sz w:val="20"/>
+          <w:szCs w:val="20"/>
+          <w:rtl w:val="0"/>
+        </w:rPr>
+        <w:t xml:space="preserve">- 의도: billing / technical / other로 나누고 그 결과로 Team을 고른다. 혼동행렬로 검증한다.</w:t>
+      </w:r>
+    </w:p>
+    <w:p>
+      <w:pPr>
+        <w:widowControl w:val="0"/>
+        <w:spacing w:after="60" w:line="264" w:lineRule="auto"/>
+        <w:ind w:left="1080"/>
+        <w:jc w:val="both"/>
+      </w:pPr>
+      <w:r>
+        <w:rPr>
+          <w:rFonts w:ascii="Malgun Gothic" w:cs="Malgun Gothic" w:eastAsia="Malgun Gothic" w:hAnsi="Malgun Gothic"/>
+          <w:sz w:val="20"/>
+          <w:szCs w:val="20"/>
+          <w:rtl w:val="0"/>
+        </w:rPr>
+        <w:t xml:space="preserve">- 이슈: 이슈 코드와 심각도를 함께 저장하고 골든 라벨과의 일치도를 본다.</w:t>
       </w:r>
     </w:p>
     <w:p>
@@ -1971,43 +2539,43 @@
           <w:szCs w:val="20"/>
           <w:rtl w:val="0"/>
         </w:rPr>
-        <w:t xml:space="preserve">기업 지식 문서를 조각으로 나눠 pgvector에 넣고, 케이스에 맞는 근거를 찾아 답변에 붙인다. RAG는 모델이 외운 것에 의존하지 않고 실제 문서를 찾아 근거로 쓰게 하는 방식이다. GraphRAG(관계 그래프를 함께 쓰는 검색)는 채택 게이트를 통과할 때만 확장하고, 8~9주차 비교 실험에서 실패하면 버린다.</w:t>
-      </w:r>
-    </w:p>
-    <w:p>
-      <w:pPr>
-        <w:widowControl w:val="0"/>
-        <w:spacing w:after="60" w:line="264" w:lineRule="auto"/>
-        <w:ind w:left="720"/>
-        <w:jc w:val="both"/>
-      </w:pPr>
-      <w:r>
-        <w:rPr>
-          <w:rFonts w:ascii="Malgun Gothic" w:cs="Malgun Gothic" w:eastAsia="Malgun Gothic" w:hAnsi="Malgun Gothic"/>
-          <w:b w:val="1"/>
-          <w:bCs w:val="1"/>
-          <w:sz w:val="20"/>
-          <w:szCs w:val="20"/>
-          <w:rtl w:val="0"/>
-        </w:rPr>
-        <w:t xml:space="preserve">지어낸 답을 막는 장치</w:t>
-      </w:r>
-    </w:p>
-    <w:p>
-      <w:pPr>
-        <w:widowControl w:val="0"/>
-        <w:spacing w:after="60" w:line="264" w:lineRule="auto"/>
-        <w:ind w:left="720"/>
-        <w:jc w:val="both"/>
-      </w:pPr>
-      <w:r>
-        <w:rPr>
-          <w:rFonts w:ascii="Malgun Gothic" w:cs="Malgun Gothic" w:eastAsia="Malgun Gothic" w:hAnsi="Malgun Gothic"/>
-          <w:sz w:val="20"/>
-          <w:szCs w:val="20"/>
-          <w:rtl w:val="0"/>
-        </w:rPr>
-        <w:t xml:space="preserve">팀이 제안한 ActionProposal은 근거와 대조한다. ContextPack에 없는 사실을 근거로 든 제안은 거부하고, 거부 사유를 평가 지표에 연결한다. 이것이 쓰기 권한을 여는 전제 조건이다.</w:t>
+        <w:t xml:space="preserve">기업 지식 문서를 조각으로 나눠 pgvector에 넣고 Case에 맞는 근거를 찾아 답변에 붙인다. retrieval과 rerank, memory 정책, 모델 라우팅은 모델 담당의 몫이다. GraphRAG(관계 그래프를 함께 쓰는 검색)는 Phase 2 확장이며, 8~9주차 비교 실험에서 채택 기준을 넘지 못하면 도입하지 않는다.</w:t>
+      </w:r>
+    </w:p>
+    <w:p>
+      <w:pPr>
+        <w:widowControl w:val="0"/>
+        <w:spacing w:after="60" w:line="264" w:lineRule="auto"/>
+        <w:ind w:left="720"/>
+        <w:jc w:val="both"/>
+      </w:pPr>
+      <w:r>
+        <w:rPr>
+          <w:rFonts w:ascii="Malgun Gothic" w:cs="Malgun Gothic" w:eastAsia="Malgun Gothic" w:hAnsi="Malgun Gothic"/>
+          <w:b w:val="1"/>
+          <w:bCs w:val="1"/>
+          <w:sz w:val="20"/>
+          <w:szCs w:val="20"/>
+          <w:rtl w:val="0"/>
+        </w:rPr>
+        <w:t xml:space="preserve">지어낸 답을 막는 장치 — 근거 대조</w:t>
+      </w:r>
+    </w:p>
+    <w:p>
+      <w:pPr>
+        <w:widowControl w:val="0"/>
+        <w:spacing w:after="60" w:line="264" w:lineRule="auto"/>
+        <w:ind w:left="720"/>
+        <w:jc w:val="both"/>
+      </w:pPr>
+      <w:r>
+        <w:rPr>
+          <w:rFonts w:ascii="Malgun Gothic" w:cs="Malgun Gothic" w:eastAsia="Malgun Gothic" w:hAnsi="Malgun Gothic"/>
+          <w:sz w:val="20"/>
+          <w:szCs w:val="20"/>
+          <w:rtl w:val="0"/>
+        </w:rPr>
+        <w:t xml:space="preserve">Team이 낸 ActionProposal의 각 필드를 ContextPack·DB와 대조한다. 없는 대상·금액·수량을 담은 제안은 거부하고 사유를 기록한다. 이것이 쓰기 권한을 여는 전제 조건이다.</w:t>
       </w:r>
     </w:p>
     <w:p>
@@ -2043,7 +2611,7 @@
           <w:szCs w:val="20"/>
           <w:rtl w:val="0"/>
         </w:rPr>
-        <w:t xml:space="preserve">하루 1회 규칙 기반 집계와 급증 탐지를 수행한다. 임베딩 클러스터링과 토픽 모델링은 쓰지 않는다. VOC 팀의 본질은 급증을 계산하는 공식이 아니라, 급증 이후 원인 축을 판별하고 어느 팀에 무엇을 위임할지 판단하는 데 있다.</w:t>
+        <w:t xml:space="preserve">하루 1회 규칙 기반 집계와 급증 탐지를 수행한다. 임베딩 클러스터링과 토픽 모델링은 쓰지 않는다. 이 Team의 본질은 급증을 계산하는 공식이 아니라, 급증 이후 원인 축을 판별하고 어느 Team에 무엇을 위임할지 판단하는 데 있다.</w:t>
       </w:r>
     </w:p>
     <w:p>
@@ -2079,7 +2647,7 @@
           <w:szCs w:val="20"/>
           <w:rtl w:val="0"/>
         </w:rPr>
-        <w:t xml:space="preserve">- 비교군: A(기준) / B(대조) / Proposed(제안) 3군으로 나눠 비교한다.</w:t>
+        <w:t xml:space="preserve">- 비교군: A(단일 LLM), B(고정 워크플로 + 정책 검색), Proposed(A-COP 전체) 3군.</w:t>
       </w:r>
     </w:p>
     <w:p>
@@ -2113,7 +2681,24 @@
           <w:szCs w:val="20"/>
           <w:rtl w:val="0"/>
         </w:rPr>
-        <w:t xml:space="preserve">- 판정: 정량 지표와 LLM-as-Judge(모델이 채점자 역할을 하는 방식)를 함께 쓰고, 통계 처리를 거쳐 결론을 낸다.</w:t>
+        <w:t xml:space="preserve">- 통계: 각 군 3회 실행 후 부트스트랩 95% 신뢰구간과 McNemar 검정으로 차이를 판정한다.</w:t>
+      </w:r>
+    </w:p>
+    <w:p>
+      <w:pPr>
+        <w:widowControl w:val="0"/>
+        <w:spacing w:after="60" w:line="264" w:lineRule="auto"/>
+        <w:ind w:left="1080"/>
+        <w:jc w:val="both"/>
+      </w:pPr>
+      <w:r>
+        <w:rPr>
+          <w:rFonts w:ascii="Malgun Gothic" w:cs="Malgun Gothic" w:eastAsia="Malgun Gothic" w:hAnsi="Malgun Gothic"/>
+          <w:sz w:val="20"/>
+          <w:szCs w:val="20"/>
+          <w:rtl w:val="0"/>
+        </w:rPr>
+        <w:t xml:space="preserve">- 판정 보조로 LLM-as-Judge(모델이 채점자 역할을 하는 방식)를 쓰고 사람 라벨 20건과 일치도를 확인한다.</w:t>
       </w:r>
     </w:p>
     <w:p>
@@ -2166,7 +2751,7 @@
           <w:szCs w:val="20"/>
           <w:rtl w:val="0"/>
         </w:rPr>
-        <w:t xml:space="preserve">부트캠프 시트의 자체 sLLM 항목은 문구상 3, 4번 주제로 표기돼 있고 6팀 필수 여부가 불명확하다. 강사 확인 전에는 필수로 단정하지 않고, WBS에 우선순위 낮음으로 두었다.</w:t>
+        <w:t xml:space="preserve">목표는 지식 주입이 아니라 출력 스키마 준수, 주문·취소·환불·배송 도메인 어휘, 근거·승인·보류를 표시하는 톤을 맞추는 것이다. 정책의 진실값과 주문 상태·금액은 계속 Context Broker와 DB에서 읽는다. 부트캠프 시트상 자체 sLLM 항목은 문구가 "3, 4번 주제"로 돼 있어 6팀 필수 여부가 불명확하며, 강사 확인 전까지 필수로 단정하지 않는다.</w:t>
       </w:r>
     </w:p>
     <w:p>
@@ -2225,24 +2810,24 @@
           <w:szCs w:val="20"/>
           <w:rtl w:val="0"/>
         </w:rPr>
-        <w:t xml:space="preserve">1. 주문·배송 기록 — Core 1 Context Broker가 쓴다</w:t>
-      </w:r>
-    </w:p>
-    <w:p>
-      <w:pPr>
-        <w:widowControl w:val="0"/>
-        <w:spacing w:after="60" w:line="264" w:lineRule="auto"/>
-        <w:ind w:left="1080"/>
-        <w:jc w:val="both"/>
-      </w:pPr>
-      <w:r>
-        <w:rPr>
-          <w:rFonts w:ascii="Malgun Gothic" w:cs="Malgun Gothic" w:eastAsia="Malgun Gothic" w:hAnsi="Malgun Gothic"/>
-          <w:sz w:val="20"/>
-          <w:szCs w:val="20"/>
-          <w:rtl w:val="0"/>
-        </w:rPr>
-        <w:t xml:space="preserve">- commerce/coupang_order_history: 쿠팡 주문·배송 기록. 브라우저 확장으로 본인 계정의 기록을 수집한다. 페이지에 이미 들어 있는 JSON(__NEXT_DATA__)을 읽는 방식이라 화면 클릭이나 페이지 이동이 필요 없다.</w:t>
+        <w:t xml:space="preserve">1. 주문·배송 기록 — 코어 1 Context Broker가 쓴다</w:t>
+      </w:r>
+    </w:p>
+    <w:p>
+      <w:pPr>
+        <w:widowControl w:val="0"/>
+        <w:spacing w:after="60" w:line="264" w:lineRule="auto"/>
+        <w:ind w:left="1080"/>
+        <w:jc w:val="both"/>
+      </w:pPr>
+      <w:r>
+        <w:rPr>
+          <w:rFonts w:ascii="Malgun Gothic" w:cs="Malgun Gothic" w:eastAsia="Malgun Gothic" w:hAnsi="Malgun Gothic"/>
+          <w:sz w:val="20"/>
+          <w:szCs w:val="20"/>
+          <w:rtl w:val="0"/>
+        </w:rPr>
+        <w:t xml:space="preserve">- commerce/coupang_order_history: 쿠팡 주문·배송 기록. 브라우저 확장으로 본인 계정의 기록을 수집한다. 페이지에 이미 들어 있는 JSON을 읽는 방식이라 화면 클릭이나 페이지 이동이 필요 없다.</w:t>
       </w:r>
     </w:p>
     <w:p>
@@ -2278,7 +2863,7 @@
           <w:szCs w:val="20"/>
           <w:rtl w:val="0"/>
         </w:rPr>
-        <w:t xml:space="preserve">2. 배송 조회 — Core 2 Action 실행부가 쓴다</w:t>
+        <w:t xml:space="preserve">2. 배송 조회 — 코어 2 Action 실행부가 쓴다</w:t>
       </w:r>
     </w:p>
     <w:p>
@@ -2314,7 +2899,7 @@
           <w:szCs w:val="20"/>
           <w:rtl w:val="0"/>
         </w:rPr>
-        <w:t xml:space="preserve">3. 고객 문의 데이터 — Core 1 RAG 지식 재료가 된다</w:t>
+        <w:t xml:space="preserve">3. 고객 문의 데이터 — 코어 1 RAG 지식 재료가 된다</w:t>
       </w:r>
     </w:p>
     <w:p>
@@ -2368,6 +2953,112 @@
           <w:rtl w:val="0"/>
         </w:rPr>
         <w:t xml:space="preserve">- mt/*: 번역 성능 비교 자료.</w:t>
+      </w:r>
+    </w:p>
+    <w:p>
+      <w:pPr>
+        <w:widowControl w:val="0"/>
+        <w:spacing w:after="60" w:line="264" w:lineRule="auto"/>
+        <w:ind w:left="720"/>
+        <w:jc w:val="both"/>
+      </w:pPr>
+      <w:r>
+        <w:rPr>
+          <w:rFonts w:ascii="Malgun Gothic" w:cs="Malgun Gothic" w:eastAsia="Malgun Gothic" w:hAnsi="Malgun Gothic"/>
+          <w:b w:val="1"/>
+          <w:bCs w:val="1"/>
+          <w:sz w:val="20"/>
+          <w:szCs w:val="20"/>
+          <w:rtl w:val="0"/>
+        </w:rPr>
+        <w:t xml:space="preserve">5. 검증 쇼핑몰 — 준비 중</w:t>
+      </w:r>
+    </w:p>
+    <w:p>
+      <w:pPr>
+        <w:widowControl w:val="0"/>
+        <w:spacing w:after="60" w:line="264" w:lineRule="auto"/>
+        <w:ind w:left="720"/>
+        <w:jc w:val="both"/>
+      </w:pPr>
+      <w:r>
+        <w:rPr>
+          <w:rFonts w:ascii="Malgun Gothic" w:cs="Malgun Gothic" w:eastAsia="Malgun Gothic" w:hAnsi="Malgun Gothic"/>
+          <w:sz w:val="20"/>
+          <w:szCs w:val="20"/>
+          <w:rtl w:val="0"/>
+        </w:rPr>
+        <w:t xml:space="preserve">주문·반품 시나리오를 실제로 확인할 검증 쇼핑몰을 준비하고 있다. 해당 사이트가 열리면 그곳에서 주문·반품 흐름을 확인할 계획이다. 지금 시점에는 준비 중이므로 확보된 데이터로 단정하지 않는다.</w:t>
+      </w:r>
+    </w:p>
+    <w:p>
+      <w:pPr>
+        <w:widowControl w:val="0"/>
+        <w:spacing w:after="60" w:line="264" w:lineRule="auto"/>
+        <w:ind w:left="720"/>
+        <w:jc w:val="both"/>
+      </w:pPr>
+      <w:r>
+        <w:rPr>
+          <w:rFonts w:ascii="Malgun Gothic" w:cs="Malgun Gothic" w:eastAsia="Malgun Gothic" w:hAnsi="Malgun Gothic"/>
+          <w:b w:val="1"/>
+          <w:bCs w:val="1"/>
+          <w:sz w:val="20"/>
+          <w:szCs w:val="20"/>
+          <w:rtl w:val="0"/>
+        </w:rPr>
+        <w:t xml:space="preserve">학습 데이터 두 트랙</w:t>
+      </w:r>
+    </w:p>
+    <w:p>
+      <w:pPr>
+        <w:widowControl w:val="0"/>
+        <w:spacing w:after="60" w:line="264" w:lineRule="auto"/>
+        <w:ind w:left="1080"/>
+        <w:jc w:val="both"/>
+      </w:pPr>
+      <w:r>
+        <w:rPr>
+          <w:rFonts w:ascii="Malgun Gothic" w:cs="Malgun Gothic" w:eastAsia="Malgun Gothic" w:hAnsi="Malgun Gothic"/>
+          <w:sz w:val="20"/>
+          <w:szCs w:val="20"/>
+          <w:rtl w:val="0"/>
+        </w:rPr>
+        <w:t xml:space="preserve">- 도메인 사실 트랙: 실제 스마트스토어 주문·반품·취소·교환·리뷰 데이터. 원문이나 개인정보는 문서에 옮기지 않는다.</w:t>
+      </w:r>
+    </w:p>
+    <w:p>
+      <w:pPr>
+        <w:widowControl w:val="0"/>
+        <w:spacing w:after="60" w:line="264" w:lineRule="auto"/>
+        <w:ind w:left="1080"/>
+        <w:jc w:val="both"/>
+      </w:pPr>
+      <w:r>
+        <w:rPr>
+          <w:rFonts w:ascii="Malgun Gothic" w:cs="Malgun Gothic" w:eastAsia="Malgun Gothic" w:hAnsi="Malgun Gothic"/>
+          <w:sz w:val="20"/>
+          <w:szCs w:val="20"/>
+          <w:rtl w:val="0"/>
+        </w:rPr>
+        <w:t xml:space="preserve">- 표현·의도 트랙: 공개 고객지원 데이터로 문장 다양성과 intent 표현을 보강한다. 이 트랙으로 주문·가격·환불 같은 사실을 주입하지 않는다.</w:t>
+      </w:r>
+    </w:p>
+    <w:p>
+      <w:pPr>
+        <w:widowControl w:val="0"/>
+        <w:spacing w:after="60" w:line="264" w:lineRule="auto"/>
+        <w:ind w:left="1080"/>
+        <w:jc w:val="both"/>
+      </w:pPr>
+      <w:r>
+        <w:rPr>
+          <w:rFonts w:ascii="Malgun Gothic" w:cs="Malgun Gothic" w:eastAsia="Malgun Gothic" w:hAnsi="Malgun Gothic"/>
+          <w:sz w:val="20"/>
+          <w:szCs w:val="20"/>
+          <w:rtl w:val="0"/>
+        </w:rPr>
+        <w:t xml:space="preserve">- 라이선스가 확인되지 않은 데이터셋은 확인 전까지 사용하지 않는다.</w:t>
       </w:r>
     </w:p>
     <w:p>
@@ -2518,7 +3209,7 @@
           <w:szCs w:val="20"/>
           <w:rtl w:val="0"/>
         </w:rPr>
-        <w:t xml:space="preserve">6명을 코어 2 · 모델 3 · 검증&amp;프론트 1로 배치한다. 사람의 담당 경계가 코드의 책임 경계와 같을 필요는 없다. 한 사람이 수직 기능 하나를 끝까지 본다.</w:t>
+        <w:t xml:space="preserve">6명을 코어 2 · 모델 3 · 검증&amp;프론트 1로 배치한다. 사람의 담당 경계가 코드의 책임 경계와 같을 필요는 없다. 한 사람이 수직 기능 하나를 끝까지 본다. 아래 기술 스택은 제출표의 역할별 구분을 그대로 따르며 MVP와 Phase 2를 나눈다.</w:t>
       </w:r>
     </w:p>
     <w:p>
@@ -2554,24 +3245,58 @@
           <w:szCs w:val="20"/>
           <w:rtl w:val="0"/>
         </w:rPr>
-        <w:t xml:space="preserve">- 담당: 케이스와 생명주기, Shared State와 CAS, Controller, 최상위 LangGraph, Registry, TeamExecutorPort, Message Broker 정책</w:t>
-      </w:r>
-    </w:p>
-    <w:p>
-      <w:pPr>
-        <w:widowControl w:val="0"/>
-        <w:spacing w:after="60" w:line="264" w:lineRule="auto"/>
-        <w:ind w:left="1080"/>
-        <w:jc w:val="both"/>
-      </w:pPr>
-      <w:r>
-        <w:rPr>
-          <w:rFonts w:ascii="Malgun Gothic" w:cs="Malgun Gothic" w:eastAsia="Malgun Gothic" w:hAnsi="Malgun Gothic"/>
-          <w:sz w:val="20"/>
-          <w:szCs w:val="20"/>
-          <w:rtl w:val="0"/>
-        </w:rPr>
-        <w:t xml:space="preserve">- 담당하지 않음: 외부 인증, 도구 실행, 팀 내부 로직</w:t>
+        <w:t xml:space="preserve">- 담당: Case lifecycle, Shared State, CAS, Controller, 최상위 LangGraph, Registry, TeamExecutorPort, Message Broker 정책</w:t>
+      </w:r>
+    </w:p>
+    <w:p>
+      <w:pPr>
+        <w:widowControl w:val="0"/>
+        <w:spacing w:after="60" w:line="264" w:lineRule="auto"/>
+        <w:ind w:left="1080"/>
+        <w:jc w:val="both"/>
+      </w:pPr>
+      <w:r>
+        <w:rPr>
+          <w:rFonts w:ascii="Malgun Gothic" w:cs="Malgun Gothic" w:eastAsia="Malgun Gothic" w:hAnsi="Malgun Gothic"/>
+          <w:sz w:val="20"/>
+          <w:szCs w:val="20"/>
+          <w:rtl w:val="0"/>
+        </w:rPr>
+        <w:t xml:space="preserve">- MVP 스택: Python, LangGraph, PostgreSQL(CAS·트랜잭션), Registry</w:t>
+      </w:r>
+    </w:p>
+    <w:p>
+      <w:pPr>
+        <w:widowControl w:val="0"/>
+        <w:spacing w:after="60" w:line="264" w:lineRule="auto"/>
+        <w:ind w:left="1080"/>
+        <w:jc w:val="both"/>
+      </w:pPr>
+      <w:r>
+        <w:rPr>
+          <w:rFonts w:ascii="Malgun Gothic" w:cs="Malgun Gothic" w:eastAsia="Malgun Gothic" w:hAnsi="Malgun Gothic"/>
+          <w:sz w:val="20"/>
+          <w:szCs w:val="20"/>
+          <w:rtl w:val="0"/>
+        </w:rPr>
+        <w:t xml:space="preserve">- Phase 2: Redis/RabbitMQ Adapter, Apache AGE·Neo4j</w:t>
+      </w:r>
+    </w:p>
+    <w:p>
+      <w:pPr>
+        <w:widowControl w:val="0"/>
+        <w:spacing w:after="60" w:line="264" w:lineRule="auto"/>
+        <w:ind w:left="1080"/>
+        <w:jc w:val="both"/>
+      </w:pPr>
+      <w:r>
+        <w:rPr>
+          <w:rFonts w:ascii="Malgun Gothic" w:cs="Malgun Gothic" w:eastAsia="Malgun Gothic" w:hAnsi="Malgun Gothic"/>
+          <w:sz w:val="20"/>
+          <w:szCs w:val="20"/>
+          <w:rtl w:val="0"/>
+        </w:rPr>
+        <w:t xml:space="preserve">- 담당하지 않음: 외부 인증, 도구 실행, Team 내부 로직</w:t>
       </w:r>
     </w:p>
     <w:p>
@@ -2624,24 +3349,58 @@
           <w:szCs w:val="20"/>
           <w:rtl w:val="0"/>
         </w:rPr>
-        <w:t xml:space="preserve">- 담당: Gateway, API/MCP, A2A 어댑터, Tool/Action, 승인, 멱등성, 감사 로그</w:t>
-      </w:r>
-    </w:p>
-    <w:p>
-      <w:pPr>
-        <w:widowControl w:val="0"/>
-        <w:spacing w:after="60" w:line="264" w:lineRule="auto"/>
-        <w:ind w:left="1080"/>
-        <w:jc w:val="both"/>
-      </w:pPr>
-      <w:r>
-        <w:rPr>
-          <w:rFonts w:ascii="Malgun Gothic" w:cs="Malgun Gothic" w:eastAsia="Malgun Gothic" w:hAnsi="Malgun Gothic"/>
-          <w:sz w:val="20"/>
-          <w:szCs w:val="20"/>
-          <w:rtl w:val="0"/>
-        </w:rPr>
-        <w:t xml:space="preserve">- 담당하지 않음: 케이스 라우팅 판단, 팀 내부 로직</w:t>
+        <w:t xml:space="preserve">- 담당: Gateway, Tool/Action, approval, idempotency, audit</w:t>
+      </w:r>
+    </w:p>
+    <w:p>
+      <w:pPr>
+        <w:widowControl w:val="0"/>
+        <w:spacing w:after="60" w:line="264" w:lineRule="auto"/>
+        <w:ind w:left="1080"/>
+        <w:jc w:val="both"/>
+      </w:pPr>
+      <w:r>
+        <w:rPr>
+          <w:rFonts w:ascii="Malgun Gothic" w:cs="Malgun Gothic" w:eastAsia="Malgun Gothic" w:hAnsi="Malgun Gothic"/>
+          <w:sz w:val="20"/>
+          <w:szCs w:val="20"/>
+          <w:rtl w:val="0"/>
+        </w:rPr>
+        <w:t xml:space="preserve">- MVP 스택: FastAPI, REST/OpenAPI, MCP, A2A Adapter, API Key + Scope</w:t>
+      </w:r>
+    </w:p>
+    <w:p>
+      <w:pPr>
+        <w:widowControl w:val="0"/>
+        <w:spacing w:after="60" w:line="264" w:lineRule="auto"/>
+        <w:ind w:left="1080"/>
+        <w:jc w:val="both"/>
+      </w:pPr>
+      <w:r>
+        <w:rPr>
+          <w:rFonts w:ascii="Malgun Gothic" w:cs="Malgun Gothic" w:eastAsia="Malgun Gothic" w:hAnsi="Malgun Gothic"/>
+          <w:sz w:val="20"/>
+          <w:szCs w:val="20"/>
+          <w:rtl w:val="0"/>
+        </w:rPr>
+        <w:t xml:space="preserve">- Phase 2: OAuth 2.0 / OpenID Connect, 외부 Message Broker</w:t>
+      </w:r>
+    </w:p>
+    <w:p>
+      <w:pPr>
+        <w:widowControl w:val="0"/>
+        <w:spacing w:after="60" w:line="264" w:lineRule="auto"/>
+        <w:ind w:left="1080"/>
+        <w:jc w:val="both"/>
+      </w:pPr>
+      <w:r>
+        <w:rPr>
+          <w:rFonts w:ascii="Malgun Gothic" w:cs="Malgun Gothic" w:eastAsia="Malgun Gothic" w:hAnsi="Malgun Gothic"/>
+          <w:sz w:val="20"/>
+          <w:szCs w:val="20"/>
+          <w:rtl w:val="0"/>
+        </w:rPr>
+        <w:t xml:space="preserve">- 담당하지 않음: Case 라우팅 판단, Team 내부 로직</w:t>
       </w:r>
     </w:p>
     <w:p>
@@ -2694,7 +3453,41 @@
           <w:szCs w:val="20"/>
           <w:rtl w:val="0"/>
         </w:rPr>
-        <w:t xml:space="preserve">- 담당: 팀 내부 그래프와 에이전트, 프롬프트, 검색과 재순위, 메모리 정책, 모델 선택과 라우팅, TeamResult 생성 규칙</w:t>
+        <w:t xml:space="preserve">- 담당: Team graph와 agent, retrieval/rerank, memory 정책, 모델 선택과 라우팅, TeamResult 생성 규칙</w:t>
+      </w:r>
+    </w:p>
+    <w:p>
+      <w:pPr>
+        <w:widowControl w:val="0"/>
+        <w:spacing w:after="60" w:line="264" w:lineRule="auto"/>
+        <w:ind w:left="1080"/>
+        <w:jc w:val="both"/>
+      </w:pPr>
+      <w:r>
+        <w:rPr>
+          <w:rFonts w:ascii="Malgun Gothic" w:cs="Malgun Gothic" w:eastAsia="Malgun Gothic" w:hAnsi="Malgun Gothic"/>
+          <w:sz w:val="20"/>
+          <w:szCs w:val="20"/>
+          <w:rtl w:val="0"/>
+        </w:rPr>
+        <w:t xml:space="preserve">- MVP 스택: RAG, pgvector, 프롬프트 버전 관리, retrieval/rerank, memory, 모델 라우팅</w:t>
+      </w:r>
+    </w:p>
+    <w:p>
+      <w:pPr>
+        <w:widowControl w:val="0"/>
+        <w:spacing w:after="60" w:line="264" w:lineRule="auto"/>
+        <w:ind w:left="1080"/>
+        <w:jc w:val="both"/>
+      </w:pPr>
+      <w:r>
+        <w:rPr>
+          <w:rFonts w:ascii="Malgun Gothic" w:cs="Malgun Gothic" w:eastAsia="Malgun Gothic" w:hAnsi="Malgun Gothic"/>
+          <w:sz w:val="20"/>
+          <w:szCs w:val="20"/>
+          <w:rtl w:val="0"/>
+        </w:rPr>
+        <w:t xml:space="preserve">- Phase 2: GraphRAG 확장</w:t>
       </w:r>
     </w:p>
     <w:p>
@@ -2728,7 +3521,7 @@
           <w:szCs w:val="20"/>
           <w:rtl w:val="0"/>
         </w:rPr>
-        <w:t xml:space="preserve">- 3명이 팀 수에 1:1로 고정되지 않는다. 팀 하나가 무거우면 2명을 붙이고, 가벼우면 한 사람이 둘을 본다.</w:t>
+        <w:t xml:space="preserve">- 3명이 Team 수에 1:1로 고정되지 않는다. 무거우면 2명, 가벼우면 한 사람이 둘을 본다.</w:t>
       </w:r>
     </w:p>
     <w:p>
@@ -2764,7 +3557,41 @@
           <w:szCs w:val="20"/>
           <w:rtl w:val="0"/>
         </w:rPr>
-        <w:t xml:space="preserve">- 담당: 평가 harness, 골든셋·홀드아웃 관리, 지표와 통계, 회귀·계약 테스트 실행, 운영 UI, 관측성, 통합 데모</w:t>
+        <w:t xml:space="preserve">- 담당: 평가, 통계 검정, contract·회귀 테스트, 운영 UI, 통합 데모, observability</w:t>
+      </w:r>
+    </w:p>
+    <w:p>
+      <w:pPr>
+        <w:widowControl w:val="0"/>
+        <w:spacing w:after="60" w:line="264" w:lineRule="auto"/>
+        <w:ind w:left="1080"/>
+        <w:jc w:val="both"/>
+      </w:pPr>
+      <w:r>
+        <w:rPr>
+          <w:rFonts w:ascii="Malgun Gothic" w:cs="Malgun Gothic" w:eastAsia="Malgun Gothic" w:hAnsi="Malgun Gothic"/>
+          <w:sz w:val="20"/>
+          <w:szCs w:val="20"/>
+          <w:rtl w:val="0"/>
+        </w:rPr>
+        <w:t xml:space="preserve">- MVP 스택: pytest, golden/holdout harness, bootstrap·McNemar, contract test, React 운영 UI</w:t>
+      </w:r>
+    </w:p>
+    <w:p>
+      <w:pPr>
+        <w:widowControl w:val="0"/>
+        <w:spacing w:after="60" w:line="264" w:lineRule="auto"/>
+        <w:ind w:left="1080"/>
+        <w:jc w:val="both"/>
+      </w:pPr>
+      <w:r>
+        <w:rPr>
+          <w:rFonts w:ascii="Malgun Gothic" w:cs="Malgun Gothic" w:eastAsia="Malgun Gothic" w:hAnsi="Malgun Gothic"/>
+          <w:sz w:val="20"/>
+          <w:szCs w:val="20"/>
+          <w:rtl w:val="0"/>
+        </w:rPr>
+        <w:t xml:space="preserve">- Phase 2: 고급 observability</w:t>
       </w:r>
     </w:p>
     <w:p>
@@ -2798,7 +3625,43 @@
           <w:szCs w:val="20"/>
           <w:rtl w:val="0"/>
         </w:rPr>
-        <w:t xml:space="preserve">- 검증이 앞이고 프론트가 뒤다. 1순위는 화면이 아니라 좋아졌다를 숫자로 증명하는 것이다. 화면을 먼저 만들고 평가를 미루지 않는다.</w:t>
+        <w:t xml:space="preserve">- 검증이 앞이고 프론트가 뒤다. 1순위는 화면이 아니라 좋아졌다를 숫자로 증명하는 것이다.</w:t>
+      </w:r>
+    </w:p>
+    <w:p>
+      <w:pPr>
+        <w:widowControl w:val="0"/>
+        <w:spacing w:after="60" w:line="264" w:lineRule="auto"/>
+        <w:ind w:left="720"/>
+        <w:jc w:val="both"/>
+      </w:pPr>
+      <w:r>
+        <w:rPr>
+          <w:rFonts w:ascii="Malgun Gothic" w:cs="Malgun Gothic" w:eastAsia="Malgun Gothic" w:hAnsi="Malgun Gothic"/>
+          <w:b w:val="1"/>
+          <w:bCs w:val="1"/>
+          <w:sz w:val="20"/>
+          <w:szCs w:val="20"/>
+          <w:rtl w:val="0"/>
+        </w:rPr>
+        <w:t xml:space="preserve">배포 (공통)</w:t>
+      </w:r>
+    </w:p>
+    <w:p>
+      <w:pPr>
+        <w:widowControl w:val="0"/>
+        <w:spacing w:after="60" w:line="264" w:lineRule="auto"/>
+        <w:ind w:left="1080"/>
+        <w:jc w:val="both"/>
+      </w:pPr>
+      <w:r>
+        <w:rPr>
+          <w:rFonts w:ascii="Malgun Gothic" w:cs="Malgun Gothic" w:eastAsia="Malgun Gothic" w:hAnsi="Malgun Gothic"/>
+          <w:sz w:val="20"/>
+          <w:szCs w:val="20"/>
+          <w:rtl w:val="0"/>
+        </w:rPr>
+        <w:t xml:space="preserve">- Phase 2: AWS, Docker(컨테이너 기반 배포). 현재 로컬 개발 환경에는 Docker가 설치돼 있지 않아 로컬은 PostgreSQL 직접 실행으로 진행하고, 배포 단계에서 컨테이너화한다.</w:t>
       </w:r>
     </w:p>
     <w:p>
@@ -2851,7 +3714,7 @@
           <w:szCs w:val="20"/>
           <w:rtl w:val="0"/>
         </w:rPr>
-        <w:t xml:space="preserve">- Alembic은 단일 브랜치다. revision을 만들기 전에 main을 rebase하고, upgrade head → downgrade -1 → upgrade head를 CI에서 검증한다.</w:t>
+        <w:t xml:space="preserve">- Alembic은 단일 브랜치다. revision을 만들기 전에 main을 rebase하고 upgrade head → downgrade -1 → upgrade head를 CI에서 검증한다.</w:t>
       </w:r>
     </w:p>
     <w:p>

--- a/program/산출물양식/[기획] 프로젝트 기획서_A-COPilot.docx
+++ b/program/산출물양식/[기획] 프로젝트 기획서_A-COPilot.docx
@@ -622,7 +622,7 @@
                 <w:szCs w:val="24"/>
                 <w:rtl w:val="0"/>
               </w:rPr>
-              <w:t xml:space="preserve">김지혜 · 서유현 · 송채영 · 정세환 · 최상욱 · 최연우</w:t>
+              <w:t xml:space="preserve">김지혜, 서유현, 송채영, 정세환, 최상욱, 최연우</w:t>
             </w:r>
           </w:p>
         </w:tc>
@@ -842,24 +842,83 @@
           <w:szCs w:val="20"/>
           <w:rtl w:val="0"/>
         </w:rPr>
-        <w:t xml:space="preserve">기업이 자사 고객 응대를 Agentic AI로 운영하도록 구축·판매하는 B2B 플랫폼이다. 고객사의 소비자는 자기 AI에서 MCP를 통해 제한된 검증 범위의 문의·조회 기능을 이용한다. 상품·주문·배송·반품을 포함한 전면 Commerce Ops는 확장 범위(vision)다.</w:t>
-      </w:r>
-    </w:p>
-    <w:p>
-      <w:pPr>
-        <w:widowControl w:val="0"/>
-        <w:spacing w:after="60" w:line="264" w:lineRule="auto"/>
-        <w:ind w:left="720"/>
-        <w:jc w:val="both"/>
-      </w:pPr>
-      <w:r>
-        <w:rPr>
-          <w:rFonts w:ascii="Malgun Gothic" w:cs="Malgun Gothic" w:eastAsia="Malgun Gothic" w:hAnsi="Malgun Gothic"/>
-          <w:sz w:val="20"/>
-          <w:szCs w:val="20"/>
-          <w:rtl w:val="0"/>
-        </w:rPr>
-        <w:t xml:space="preserve">MCP는 외부 AI가 우리 시스템의 기능을 도구로 불러 쓰게 하는 규약이다. Agentic AI는 스스로 판단해 다음 행동을 정하는 AI를 말한다.</w:t>
+        <w:t xml:space="preserve">기업이 자사 고객 응대를 Agentic AI로 운영하도록 구축하고 판매하는 B2B 플랫폼이다. 고객사의 소비자는 자기 AI에서 MCP를 통해 제한된 검증 범위의 문의와 조회 기능을 이용한다. 상품, 주문, 배송, 반품을 포함한 전면 Commerce Ops는 확장 범위(vision)다.</w:t>
+      </w:r>
+    </w:p>
+    <w:p>
+      <w:pPr>
+        <w:widowControl w:val="0"/>
+        <w:spacing w:after="60" w:line="264" w:lineRule="auto"/>
+        <w:ind w:left="720"/>
+        <w:jc w:val="both"/>
+      </w:pPr>
+      <w:r>
+        <w:rPr>
+          <w:rFonts w:ascii="Malgun Gothic" w:cs="Malgun Gothic" w:eastAsia="Malgun Gothic" w:hAnsi="Malgun Gothic"/>
+          <w:sz w:val="20"/>
+          <w:szCs w:val="20"/>
+          <w:rtl w:val="0"/>
+        </w:rPr>
+        <w:t xml:space="preserve">용어를 먼저 풀면 이렇다. Agentic AI는 스스로 판단해 다음 행동을 정하는 AI를 말한다. MCP는 외부 AI가 우리 시스템의 기능을 도구처럼 불러 쓰게 하는 규약이다. Case는 문의 하나를 접수부터 종료까지 추적하는 업무 단위다.</w:t>
+      </w:r>
+    </w:p>
+    <w:p>
+      <w:pPr>
+        <w:jc w:val="center"/>
+        <w:spacing w:before="120" w:after="60"/>
+      </w:pPr>
+      <w:r>
+        <w:rPr>
+          <w:noProof/>
+        </w:rPr>
+        <w:drawing>
+          <wp:inline xmlns:wp="http://schemas.openxmlformats.org/drawingml/2006/wordprocessingDrawing" distT="0" distB="0" distL="0" distR="0">
+            <wp:extent cx="5669280" cy="4788339"/>
+            <wp:effectExtent l="0" t="0" r="0" b="0"/>
+            <wp:docPr id="901" name="그림 1"/>
+            <a:graphic xmlns:a="http://schemas.openxmlformats.org/drawingml/2006/main">
+              <a:graphicData uri="http://schemas.openxmlformats.org/drawingml/2006/picture">
+                <pic:pic xmlns:pic="http://schemas.openxmlformats.org/drawingml/2006/picture">
+                  <pic:nvPicPr>
+                    <pic:cNvPr id="901" name="그림 1"/>
+                    <pic:cNvPicPr/>
+                  </pic:nvPicPr>
+                  <pic:blipFill>
+                    <a:blip xmlns:r="http://schemas.openxmlformats.org/officeDocument/2006/relationships" r:embed="rIdIMG501"/>
+                    <a:stretch>
+                      <a:fillRect/>
+                    </a:stretch>
+                  </pic:blipFill>
+                  <pic:spPr>
+                    <a:xfrm>
+                      <a:off x="0" y="0"/>
+                      <a:ext cx="5669280" cy="4788339"/>
+                    </a:xfrm>
+                    <a:prstGeom prst="rect">
+                      <a:avLst/>
+                    </a:prstGeom>
+                  </pic:spPr>
+                </pic:pic>
+              </a:graphicData>
+            </a:graphic>
+          </wp:inline>
+        </w:drawing>
+      </w:r>
+    </w:p>
+    <w:p>
+      <w:pPr>
+        <w:jc w:val="center"/>
+        <w:spacing w:after="180"/>
+      </w:pPr>
+      <w:r>
+        <w:rPr>
+          <w:rFonts w:ascii="Malgun Gothic" w:cs="Malgun Gothic" w:eastAsia="Malgun Gothic" w:hAnsi="Malgun Gothic"/>
+          <w:sz w:val="17"/>
+          <w:szCs w:val="17"/>
+          <w:color w:val="595959"/>
+          <w:rtl w:val="0"/>
+        </w:rPr>
+        <w:t xml:space="preserve">그림 1. A-COP 전체 구성. 파란 영역이 코어 1(Case Runtime), 붉은 영역이 코어 2(Access &amp; Action), 초록 영역이 Registry에 등록되는 도메인 팩이다.</w:t>
       </w:r>
     </w:p>
     <w:p>
@@ -931,7 +990,7 @@
           <w:szCs w:val="20"/>
           <w:rtl w:val="0"/>
         </w:rPr>
-        <w:t xml:space="preserve">- MCP Server가 Tool(실행 기능)과 Resource(읽을 데이터)를 노출한다. 지금은 제한된 검증 범위의 문의·조회만 연다. 상품·주문·배송·반품을 포함한 전면 Commerce Ops는 앞으로 열 확장 범위로 둔다. UCP·AP2 정합성을 고려한다.</w:t>
+        <w:t xml:space="preserve">- MCP Server가 Tool(실행 기능)과 Resource(읽을 데이터)를 노출한다. 지금은 제한된 검증 범위의 문의와 조회만 연다. 상품, 주문, 배송, 반품을 포함한 전면 Commerce Ops는 앞으로 열 확장 범위로 둔다. UCP와 AP2 정합성을 고려한다.</w:t>
       </w:r>
     </w:p>
     <w:p>
@@ -967,7 +1026,7 @@
           <w:szCs w:val="20"/>
           <w:rtl w:val="0"/>
         </w:rPr>
-        <w:t xml:space="preserve">- Case 상태를 관리하고, Agent Team과 Agentic Controller가 실행·대기·재계획·승인을 조정한다. Case는 문의 하나를 접수부터 종료까지 추적하는 업무 단위다.</w:t>
+        <w:t xml:space="preserve">- Case 상태를 관리하고, Agent Team과 Agentic Controller가 실행, 대기, 재계획, 승인을 조정한다.</w:t>
       </w:r>
     </w:p>
     <w:p>
@@ -1003,7 +1062,7 @@
           <w:szCs w:val="20"/>
           <w:rtl w:val="0"/>
         </w:rPr>
-        <w:t xml:space="preserve">- Team은 제안만 반환하고 실행은 승인 경로에서 수행한다. 근거 대조로 없는 대상·금액·수량을 차단한다.</w:t>
+        <w:t xml:space="preserve">- Team은 제안만 반환하고 실행은 승인 경로에서 수행한다. 근거 대조로 없는 대상, 금액, 수량을 차단한다.</w:t>
       </w:r>
     </w:p>
     <w:p>
@@ -1039,7 +1098,7 @@
           <w:szCs w:val="20"/>
           <w:rtl w:val="0"/>
         </w:rPr>
-        <w:t xml:space="preserve">- 판단과 근거를 함께 기록해 재생·감사한다. golden/holdout과 통계 검정으로 평가한다.</w:t>
+        <w:t xml:space="preserve">- 판단과 근거를 함께 기록해 재생하고 감사한다. golden과 holdout, 통계 검정으로 평가한다.</w:t>
       </w:r>
     </w:p>
     <w:p>
@@ -1147,7 +1206,7 @@
           <w:szCs w:val="20"/>
           <w:rtl w:val="0"/>
         </w:rPr>
-        <w:t xml:space="preserve">이 구분을 흐리면 심사에서 "됐다"와 "될 것이다"가 섞인다. 이번 기간에 여는 것은 CS 응대와 제한된 검증 범위의 문의·조회다. 전면 Commerce Ops 자동화는 vision이며, 검증 쇼핑몰이 준비되는 대로 주문·반품 시나리오를 확인할 계획이다.</w:t>
+        <w:t xml:space="preserve">이 구분을 흐리면 심사에서 이미 된 것과 앞으로 할 것이 섞인다. 이번 기간에 여는 것은 CS 응대와 제한된 검증 범위의 문의, 조회다. 전면 Commerce Ops 자동화는 확장 범위이며, 검증 쇼핑몰이 준비되는 대로 주문과 반품 시나리오를 확인할 계획이다.</w:t>
       </w:r>
     </w:p>
     <w:p>
@@ -1206,24 +1265,66 @@
           <w:szCs w:val="20"/>
           <w:rtl w:val="0"/>
         </w:rPr>
-        <w:t xml:space="preserve">콜센터의 88%가 AI를 쓰지만 완전히 통합한 곳은 25%뿐이다 [D1]. Gartner는 2027년까지 agentic AI 프로젝트의 40% 이상이 폐기될 것으로 전망했고, 원인을 모델 실패가 아니라 운영화 실패로 봤다 [D2]. 벤더 데모의 자동화율은 90%를 넘지만 실제 프로덕션은 55~70%다 [D3].</w:t>
-      </w:r>
-    </w:p>
-    <w:p>
-      <w:pPr>
-        <w:widowControl w:val="0"/>
-        <w:spacing w:after="60" w:line="264" w:lineRule="auto"/>
-        <w:ind w:left="720"/>
-        <w:jc w:val="both"/>
-      </w:pPr>
-      <w:r>
-        <w:rPr>
-          <w:rFonts w:ascii="Malgun Gothic" w:cs="Malgun Gothic" w:eastAsia="Malgun Gothic" w:hAnsi="Malgun Gothic"/>
-          <w:sz w:val="20"/>
-          <w:szCs w:val="20"/>
-          <w:rtl w:val="0"/>
-        </w:rPr>
-        <w:t xml:space="preserve">즉 부족한 것은 모델 성능이 아니라 **운영에 얹을 수 있는 구조**다. A-COP는 이 공백을 겨냥한다.</w:t>
+        <w:t xml:space="preserve">콜센터의 88퍼센트가 AI를 쓰지만 완전히 통합한 곳은 25퍼센트뿐이다 [D1]. Gartner는 2027년까지 agentic AI 프로젝트의 40퍼센트 이상이 폐기될 것으로 전망했고, 원인을 모델 실패가 아니라 운영화 실패로 봤다 [D2]. 벤더 데모의 자동화율은 90퍼센트를 넘지만 실제 프로덕션은 55에서 70퍼센트다 [D3].</w:t>
+      </w:r>
+    </w:p>
+    <w:p>
+      <w:pPr>
+        <w:jc w:val="center"/>
+        <w:spacing w:before="120" w:after="60"/>
+      </w:pPr>
+      <w:r>
+        <w:rPr>
+          <w:noProof/>
+        </w:rPr>
+        <w:drawing>
+          <wp:inline xmlns:wp="http://schemas.openxmlformats.org/drawingml/2006/wordprocessingDrawing" distT="0" distB="0" distL="0" distR="0">
+            <wp:extent cx="5669280" cy="2499291"/>
+            <wp:effectExtent l="0" t="0" r="0" b="0"/>
+            <wp:docPr id="902" name="그림 2"/>
+            <a:graphic xmlns:a="http://schemas.openxmlformats.org/drawingml/2006/main">
+              <a:graphicData uri="http://schemas.openxmlformats.org/drawingml/2006/picture">
+                <pic:pic xmlns:pic="http://schemas.openxmlformats.org/drawingml/2006/picture">
+                  <pic:nvPicPr>
+                    <pic:cNvPr id="902" name="그림 2"/>
+                    <pic:cNvPicPr/>
+                  </pic:nvPicPr>
+                  <pic:blipFill>
+                    <a:blip xmlns:r="http://schemas.openxmlformats.org/officeDocument/2006/relationships" r:embed="rIdIMG502"/>
+                    <a:stretch>
+                      <a:fillRect/>
+                    </a:stretch>
+                  </pic:blipFill>
+                  <pic:spPr>
+                    <a:xfrm>
+                      <a:off x="0" y="0"/>
+                      <a:ext cx="5669280" cy="2499291"/>
+                    </a:xfrm>
+                    <a:prstGeom prst="rect">
+                      <a:avLst/>
+                    </a:prstGeom>
+                  </pic:spPr>
+                </pic:pic>
+              </a:graphicData>
+            </a:graphic>
+          </wp:inline>
+        </w:drawing>
+      </w:r>
+    </w:p>
+    <w:p>
+      <w:pPr>
+        <w:jc w:val="center"/>
+        <w:spacing w:after="180"/>
+      </w:pPr>
+      <w:r>
+        <w:rPr>
+          <w:rFonts w:ascii="Malgun Gothic" w:cs="Malgun Gothic" w:eastAsia="Malgun Gothic" w:hAnsi="Malgun Gothic"/>
+          <w:sz w:val="17"/>
+          <w:szCs w:val="17"/>
+          <w:color w:val="595959"/>
+          <w:rtl w:val="0"/>
+        </w:rPr>
+        <w:t xml:space="preserve">그림 2. 도입과 실제 작동의 격차. 부족한 것은 모델 성능이 아니라 운영에 얹을 수 있는 구조다.</w:t>
       </w:r>
     </w:p>
     <w:p>
@@ -1259,75 +1360,75 @@
           <w:szCs w:val="20"/>
           <w:rtl w:val="0"/>
         </w:rPr>
-        <w:t xml:space="preserve">문의를 수집 → 분류 → 검색(RAG) → 답변의 한 줄 흐름으로 처리하면 실제 고객센터의 다음 상황을 담지 못한다. RAG는 모델이 외운 것에 의존하지 않고 실제 문서를 찾아 근거로 쓰게 하는 방식이다.</w:t>
-      </w:r>
-    </w:p>
-    <w:p>
-      <w:pPr>
-        <w:widowControl w:val="0"/>
-        <w:spacing w:after="60" w:line="264" w:lineRule="auto"/>
-        <w:ind w:left="1080"/>
-        <w:jc w:val="both"/>
-      </w:pPr>
-      <w:r>
-        <w:rPr>
-          <w:rFonts w:ascii="Malgun Gothic" w:cs="Malgun Gothic" w:eastAsia="Malgun Gothic" w:hAnsi="Malgun Gothic"/>
-          <w:sz w:val="20"/>
-          <w:szCs w:val="20"/>
-          <w:rtl w:val="0"/>
-        </w:rPr>
-        <w:t xml:space="preserve">- 보류: 고객에게 추가 정보를 받아야 해서 며칠 멈춰 있는 건</w:t>
-      </w:r>
-    </w:p>
-    <w:p>
-      <w:pPr>
-        <w:widowControl w:val="0"/>
-        <w:spacing w:after="60" w:line="264" w:lineRule="auto"/>
-        <w:ind w:left="1080"/>
-        <w:jc w:val="both"/>
-      </w:pPr>
-      <w:r>
-        <w:rPr>
-          <w:rFonts w:ascii="Malgun Gothic" w:cs="Malgun Gothic" w:eastAsia="Malgun Gothic" w:hAnsi="Malgun Gothic"/>
-          <w:sz w:val="20"/>
-          <w:szCs w:val="20"/>
-          <w:rtl w:val="0"/>
-        </w:rPr>
-        <w:t xml:space="preserve">- 승인: 환불처럼 돈이 나가는 작업이라 사람 결재가 필요한 건</w:t>
-      </w:r>
-    </w:p>
-    <w:p>
-      <w:pPr>
-        <w:widowControl w:val="0"/>
-        <w:spacing w:after="60" w:line="264" w:lineRule="auto"/>
-        <w:ind w:left="1080"/>
-        <w:jc w:val="both"/>
-      </w:pPr>
-      <w:r>
-        <w:rPr>
-          <w:rFonts w:ascii="Malgun Gothic" w:cs="Malgun Gothic" w:eastAsia="Malgun Gothic" w:hAnsi="Malgun Gothic"/>
-          <w:sz w:val="20"/>
-          <w:szCs w:val="20"/>
-          <w:rtl w:val="0"/>
-        </w:rPr>
-        <w:t xml:space="preserve">- 재처리: 외부 시스템이 실패해 다시 시도해야 하는 건</w:t>
-      </w:r>
-    </w:p>
-    <w:p>
-      <w:pPr>
-        <w:widowControl w:val="0"/>
-        <w:spacing w:after="60" w:line="264" w:lineRule="auto"/>
-        <w:ind w:left="1080"/>
-        <w:jc w:val="both"/>
-      </w:pPr>
-      <w:r>
-        <w:rPr>
-          <w:rFonts w:ascii="Malgun Gothic" w:cs="Malgun Gothic" w:eastAsia="Malgun Gothic" w:hAnsi="Malgun Gothic"/>
-          <w:sz w:val="20"/>
-          <w:szCs w:val="20"/>
-          <w:rtl w:val="0"/>
-        </w:rPr>
-        <w:t xml:space="preserve">- 외부 콜백: 결제사·택배사가 나중에 결과를 알려주는 건</w:t>
+        <w:t xml:space="preserve">문의를 수집하고, 분류하고, 검색(RAG)해서 답변하는 한 줄 흐름으로 처리하면 실제 고객센터의 다음 상황을 담지 못한다. RAG는 모델이 외운 것에 의존하지 않고 실제 문서를 찾아 근거로 쓰게 하는 방식이다.</w:t>
+      </w:r>
+    </w:p>
+    <w:p>
+      <w:pPr>
+        <w:widowControl w:val="0"/>
+        <w:spacing w:after="60" w:line="264" w:lineRule="auto"/>
+        <w:ind w:left="1080"/>
+        <w:jc w:val="both"/>
+      </w:pPr>
+      <w:r>
+        <w:rPr>
+          <w:rFonts w:ascii="Malgun Gothic" w:cs="Malgun Gothic" w:eastAsia="Malgun Gothic" w:hAnsi="Malgun Gothic"/>
+          <w:sz w:val="20"/>
+          <w:szCs w:val="20"/>
+          <w:rtl w:val="0"/>
+        </w:rPr>
+        <w:t xml:space="preserve">- 보류. 고객에게 추가 정보를 받아야 해서 며칠 멈춰 있는 건</w:t>
+      </w:r>
+    </w:p>
+    <w:p>
+      <w:pPr>
+        <w:widowControl w:val="0"/>
+        <w:spacing w:after="60" w:line="264" w:lineRule="auto"/>
+        <w:ind w:left="1080"/>
+        <w:jc w:val="both"/>
+      </w:pPr>
+      <w:r>
+        <w:rPr>
+          <w:rFonts w:ascii="Malgun Gothic" w:cs="Malgun Gothic" w:eastAsia="Malgun Gothic" w:hAnsi="Malgun Gothic"/>
+          <w:sz w:val="20"/>
+          <w:szCs w:val="20"/>
+          <w:rtl w:val="0"/>
+        </w:rPr>
+        <w:t xml:space="preserve">- 승인. 환불처럼 돈이 나가는 작업이라 사람 결재가 필요한 건</w:t>
+      </w:r>
+    </w:p>
+    <w:p>
+      <w:pPr>
+        <w:widowControl w:val="0"/>
+        <w:spacing w:after="60" w:line="264" w:lineRule="auto"/>
+        <w:ind w:left="1080"/>
+        <w:jc w:val="both"/>
+      </w:pPr>
+      <w:r>
+        <w:rPr>
+          <w:rFonts w:ascii="Malgun Gothic" w:cs="Malgun Gothic" w:eastAsia="Malgun Gothic" w:hAnsi="Malgun Gothic"/>
+          <w:sz w:val="20"/>
+          <w:szCs w:val="20"/>
+          <w:rtl w:val="0"/>
+        </w:rPr>
+        <w:t xml:space="preserve">- 재처리. 외부 시스템이 실패해 다시 시도해야 하는 건</w:t>
+      </w:r>
+    </w:p>
+    <w:p>
+      <w:pPr>
+        <w:widowControl w:val="0"/>
+        <w:spacing w:after="60" w:line="264" w:lineRule="auto"/>
+        <w:ind w:left="1080"/>
+        <w:jc w:val="both"/>
+      </w:pPr>
+      <w:r>
+        <w:rPr>
+          <w:rFonts w:ascii="Malgun Gothic" w:cs="Malgun Gothic" w:eastAsia="Malgun Gothic" w:hAnsi="Malgun Gothic"/>
+          <w:sz w:val="20"/>
+          <w:szCs w:val="20"/>
+          <w:rtl w:val="0"/>
+        </w:rPr>
+        <w:t xml:space="preserve">- 외부 콜백. 결제사나 택배사가 나중에 결과를 알려주는 건</w:t>
       </w:r>
     </w:p>
     <w:p>
@@ -1435,7 +1536,7 @@
           <w:szCs w:val="20"/>
           <w:rtl w:val="0"/>
         </w:rPr>
-        <w:t xml:space="preserve">목표는 더 똑똑한 AI가 아니라 **믿고 맡길 수 있는 AI**다. 승인 경계, 근거 대조, 감사, 통계 측정을 구현하고, 현재 확보된 구독·결제·고객운영 시나리오에서 검증한다. 자동화율만 앞세우지 않고 어디서 자동화하지 않았는지와 사람에게 넘길 때의 인계 품질을 함께 제시한다.</w:t>
+        <w:t xml:space="preserve">목표는 더 똑똑한 AI가 아니라 믿고 맡길 수 있는 AI다. 승인 경계, 근거 대조, 감사, 통계 측정을 구현하고 현재 확보된 구독, 결제, 고객운영 시나리오에서 검증한다. 자동화율만 앞세우지 않고 어디서 자동화하지 않았는지와 사람에게 넘길 때의 인계 품질을 함께 제시한다.</w:t>
       </w:r>
     </w:p>
     <w:p>
@@ -1475,7 +1576,7 @@
           <w:szCs w:val="20"/>
           <w:rtl w:val="0"/>
         </w:rPr>
-        <w:t xml:space="preserve">근거번호([A1] 등)는 제출표 `team_branch/output/A-COPilot_제출표.xlsx`의 근거출처 41건 목록을 가리킨다. 각 항목에는 출처기관과 1차·2차 인용 등급이 함께 적혀 있다. 아래에서도 등급을 명시한다.</w:t>
+        <w:t xml:space="preserve">근거번호(A1 등)는 제출표 team_branch/output/A-COPilot_제출표.xlsx 의 근거출처 41건 목록을 가리킨다. 각 항목에는 출처기관과 1차, 2차 인용 등급이 함께 적혀 있다. 아래에서도 등급을 밝힌다.</w:t>
       </w:r>
     </w:p>
     <w:p>
@@ -1494,75 +1595,134 @@
           <w:szCs w:val="20"/>
           <w:rtl w:val="0"/>
         </w:rPr>
-        <w:t xml:space="preserve">① 고객이 이미 에이전트다</w:t>
-      </w:r>
-    </w:p>
-    <w:p>
-      <w:pPr>
-        <w:widowControl w:val="0"/>
-        <w:spacing w:after="60" w:line="264" w:lineRule="auto"/>
-        <w:ind w:left="1080"/>
-        <w:jc w:val="both"/>
-      </w:pPr>
-      <w:r>
-        <w:rPr>
-          <w:rFonts w:ascii="Malgun Gothic" w:cs="Malgun Gothic" w:eastAsia="Malgun Gothic" w:hAnsi="Malgun Gothic"/>
-          <w:sz w:val="20"/>
-          <w:szCs w:val="20"/>
-          <w:rtl w:val="0"/>
-        </w:rPr>
-        <w:t xml:space="preserve">- 자동화 트래픽이 전체 웹 트래픽의 53%로 인간 47%를 넘었다 [A1, 1차 — Imperva Bad Bot Report 2026].</w:t>
-      </w:r>
-    </w:p>
-    <w:p>
-      <w:pPr>
-        <w:widowControl w:val="0"/>
-        <w:spacing w:after="60" w:line="264" w:lineRule="auto"/>
-        <w:ind w:left="1080"/>
-        <w:jc w:val="both"/>
-      </w:pPr>
-      <w:r>
-        <w:rPr>
-          <w:rFonts w:ascii="Malgun Gothic" w:cs="Malgun Gothic" w:eastAsia="Malgun Gothic" w:hAnsi="Malgun Gothic"/>
-          <w:sz w:val="20"/>
-          <w:szCs w:val="20"/>
-          <w:rtl w:val="0"/>
-        </w:rPr>
-        <w:t xml:space="preserve">- 미국 리테일 사이트의 AI 유입 방문이 전년 대비 4,700% 증가했다 [B1, 2차 인용 — Adobe Analytics].</w:t>
-      </w:r>
-    </w:p>
-    <w:p>
-      <w:pPr>
-        <w:widowControl w:val="0"/>
-        <w:spacing w:after="60" w:line="264" w:lineRule="auto"/>
-        <w:ind w:left="1080"/>
-        <w:jc w:val="both"/>
-      </w:pPr>
-      <w:r>
-        <w:rPr>
-          <w:rFonts w:ascii="Malgun Gothic" w:cs="Malgun Gothic" w:eastAsia="Malgun Gothic" w:hAnsi="Malgun Gothic"/>
-          <w:sz w:val="20"/>
-          <w:szCs w:val="20"/>
-          <w:rtl w:val="0"/>
-        </w:rPr>
-        <w:t xml:space="preserve">- Shopify의 AI 유입 주문이 약 13배가 됐다 [B5, 2차 인용]. AI 유입 쇼퍼의 전환율은 인간보다 42% 높다 [B6, 2차 인용].</w:t>
-      </w:r>
-    </w:p>
-    <w:p>
-      <w:pPr>
-        <w:widowControl w:val="0"/>
-        <w:spacing w:after="60" w:line="264" w:lineRule="auto"/>
-        <w:ind w:left="720"/>
-        <w:jc w:val="both"/>
-      </w:pPr>
-      <w:r>
-        <w:rPr>
-          <w:rFonts w:ascii="Malgun Gothic" w:cs="Malgun Gothic" w:eastAsia="Malgun Gothic" w:hAnsi="Malgun Gothic"/>
-          <w:sz w:val="20"/>
-          <w:szCs w:val="20"/>
-          <w:rtl w:val="0"/>
-        </w:rPr>
-        <w:t xml:space="preserve">그래서 MCP Server 표면을 1급 기능으로 설계한다. 다만 지금은 제한된 검증 범위의 문의·조회만 열고, 주문·CS까지 소비자가 자기 에이전트로 수행하는 범위는 앞으로 열 확장 대상으로 둔다.</w:t>
+        <w:t xml:space="preserve">1) 고객이 이미 에이전트다</w:t>
+      </w:r>
+    </w:p>
+    <w:p>
+      <w:pPr>
+        <w:jc w:val="center"/>
+        <w:spacing w:before="120" w:after="60"/>
+      </w:pPr>
+      <w:r>
+        <w:rPr>
+          <w:noProof/>
+        </w:rPr>
+        <w:drawing>
+          <wp:inline xmlns:wp="http://schemas.openxmlformats.org/drawingml/2006/wordprocessingDrawing" distT="0" distB="0" distL="0" distR="0">
+            <wp:extent cx="5852160" cy="2583180"/>
+            <wp:effectExtent l="0" t="0" r="0" b="0"/>
+            <wp:docPr id="903" name="그림 3"/>
+            <a:graphic xmlns:a="http://schemas.openxmlformats.org/drawingml/2006/main">
+              <a:graphicData uri="http://schemas.openxmlformats.org/drawingml/2006/picture">
+                <pic:pic xmlns:pic="http://schemas.openxmlformats.org/drawingml/2006/picture">
+                  <pic:nvPicPr>
+                    <pic:cNvPr id="903" name="그림 3"/>
+                    <pic:cNvPicPr/>
+                  </pic:nvPicPr>
+                  <pic:blipFill>
+                    <a:blip xmlns:r="http://schemas.openxmlformats.org/officeDocument/2006/relationships" r:embed="rIdIMG503"/>
+                    <a:stretch>
+                      <a:fillRect/>
+                    </a:stretch>
+                  </pic:blipFill>
+                  <pic:spPr>
+                    <a:xfrm>
+                      <a:off x="0" y="0"/>
+                      <a:ext cx="5852160" cy="2583180"/>
+                    </a:xfrm>
+                    <a:prstGeom prst="rect">
+                      <a:avLst/>
+                    </a:prstGeom>
+                  </pic:spPr>
+                </pic:pic>
+              </a:graphicData>
+            </a:graphic>
+          </wp:inline>
+        </w:drawing>
+      </w:r>
+    </w:p>
+    <w:p>
+      <w:pPr>
+        <w:jc w:val="center"/>
+        <w:spacing w:after="180"/>
+      </w:pPr>
+      <w:r>
+        <w:rPr>
+          <w:rFonts w:ascii="Malgun Gothic" w:cs="Malgun Gothic" w:eastAsia="Malgun Gothic" w:hAnsi="Malgun Gothic"/>
+          <w:sz w:val="17"/>
+          <w:szCs w:val="17"/>
+          <w:color w:val="595959"/>
+          <w:rtl w:val="0"/>
+        </w:rPr>
+        <w:t xml:space="preserve">그림 3. 웹 트래픽의 절반 이상이 이미 자동화 트래픽이고, AI를 거쳐 들어오는 유입이 급격히 늘고 있다.</w:t>
+      </w:r>
+    </w:p>
+    <w:p>
+      <w:pPr>
+        <w:widowControl w:val="0"/>
+        <w:spacing w:after="60" w:line="264" w:lineRule="auto"/>
+        <w:ind w:left="1080"/>
+        <w:jc w:val="both"/>
+      </w:pPr>
+      <w:r>
+        <w:rPr>
+          <w:rFonts w:ascii="Malgun Gothic" w:cs="Malgun Gothic" w:eastAsia="Malgun Gothic" w:hAnsi="Malgun Gothic"/>
+          <w:sz w:val="20"/>
+          <w:szCs w:val="20"/>
+          <w:rtl w:val="0"/>
+        </w:rPr>
+        <w:t xml:space="preserve">- 자동화 트래픽이 전체 웹 트래픽의 53퍼센트로 사람 47퍼센트를 넘었다 [A1, 1차, Imperva Bad Bot Report 2026].</w:t>
+      </w:r>
+    </w:p>
+    <w:p>
+      <w:pPr>
+        <w:widowControl w:val="0"/>
+        <w:spacing w:after="60" w:line="264" w:lineRule="auto"/>
+        <w:ind w:left="1080"/>
+        <w:jc w:val="both"/>
+      </w:pPr>
+      <w:r>
+        <w:rPr>
+          <w:rFonts w:ascii="Malgun Gothic" w:cs="Malgun Gothic" w:eastAsia="Malgun Gothic" w:hAnsi="Malgun Gothic"/>
+          <w:sz w:val="20"/>
+          <w:szCs w:val="20"/>
+          <w:rtl w:val="0"/>
+        </w:rPr>
+        <w:t xml:space="preserve">- 미국 리테일 사이트의 AI 유입 방문이 전년 대비 4,700퍼센트 늘었다 [B1, 2차 인용, Adobe Analytics].</w:t>
+      </w:r>
+    </w:p>
+    <w:p>
+      <w:pPr>
+        <w:widowControl w:val="0"/>
+        <w:spacing w:after="60" w:line="264" w:lineRule="auto"/>
+        <w:ind w:left="1080"/>
+        <w:jc w:val="both"/>
+      </w:pPr>
+      <w:r>
+        <w:rPr>
+          <w:rFonts w:ascii="Malgun Gothic" w:cs="Malgun Gothic" w:eastAsia="Malgun Gothic" w:hAnsi="Malgun Gothic"/>
+          <w:sz w:val="20"/>
+          <w:szCs w:val="20"/>
+          <w:rtl w:val="0"/>
+        </w:rPr>
+        <w:t xml:space="preserve">- Shopify의 AI 유입 주문이 약 13배가 됐다 [B5, 2차 인용]. AI 유입 쇼퍼의 전환율은 사람보다 42퍼센트 높다 [B6, 2차 인용].</w:t>
+      </w:r>
+    </w:p>
+    <w:p>
+      <w:pPr>
+        <w:widowControl w:val="0"/>
+        <w:spacing w:after="60" w:line="264" w:lineRule="auto"/>
+        <w:ind w:left="720"/>
+        <w:jc w:val="both"/>
+      </w:pPr>
+      <w:r>
+        <w:rPr>
+          <w:rFonts w:ascii="Malgun Gothic" w:cs="Malgun Gothic" w:eastAsia="Malgun Gothic" w:hAnsi="Malgun Gothic"/>
+          <w:sz w:val="20"/>
+          <w:szCs w:val="20"/>
+          <w:rtl w:val="0"/>
+        </w:rPr>
+        <w:t xml:space="preserve">그래서 MCP Server 표면을 1급 기능으로 설계한다. 다만 지금은 제한된 검증 범위의 문의와 조회만 열고, 주문과 CS까지 소비자가 자기 에이전트로 수행하는 범위는 앞으로 열 확장 대상으로 둔다.</w:t>
       </w:r>
     </w:p>
     <w:p>
@@ -1581,41 +1741,100 @@
           <w:szCs w:val="20"/>
           <w:rtl w:val="0"/>
         </w:rPr>
-        <w:t xml:space="preserve">② 시장은 크고 자란다</w:t>
-      </w:r>
-    </w:p>
-    <w:p>
-      <w:pPr>
-        <w:widowControl w:val="0"/>
-        <w:spacing w:after="60" w:line="264" w:lineRule="auto"/>
-        <w:ind w:left="1080"/>
-        <w:jc w:val="both"/>
-      </w:pPr>
-      <w:r>
-        <w:rPr>
-          <w:rFonts w:ascii="Malgun Gothic" w:cs="Malgun Gothic" w:eastAsia="Malgun Gothic" w:hAnsi="Malgun Gothic"/>
-          <w:sz w:val="20"/>
-          <w:szCs w:val="20"/>
-          <w:rtl w:val="0"/>
-        </w:rPr>
-        <w:t xml:space="preserve">- 글로벌 AI 고객서비스 시장은 2030년 478.2억 달러, CAGR 25.8%로 전망된다 [C1, 1차(보도자료) — MarketsandMarkets].</w:t>
-      </w:r>
-    </w:p>
-    <w:p>
-      <w:pPr>
-        <w:widowControl w:val="0"/>
-        <w:spacing w:after="60" w:line="264" w:lineRule="auto"/>
-        <w:ind w:left="1080"/>
-        <w:jc w:val="both"/>
-      </w:pPr>
-      <w:r>
-        <w:rPr>
-          <w:rFonts w:ascii="Malgun Gothic" w:cs="Malgun Gothic" w:eastAsia="Malgun Gothic" w:hAnsi="Malgun Gothic"/>
-          <w:sz w:val="20"/>
-          <w:szCs w:val="20"/>
-          <w:rtl w:val="0"/>
-        </w:rPr>
-        <w:t xml:space="preserve">- 국내 AICC 수치는 원출처가 확인되지 않은 업계 추정이다 [C3, 2차·원출처 미확인]. 핵심 근거로 단정하지 않는다.</w:t>
+        <w:t xml:space="preserve">2) 시장은 크고 자란다</w:t>
+      </w:r>
+    </w:p>
+    <w:p>
+      <w:pPr>
+        <w:jc w:val="center"/>
+        <w:spacing w:before="120" w:after="60"/>
+      </w:pPr>
+      <w:r>
+        <w:rPr>
+          <w:noProof/>
+        </w:rPr>
+        <w:drawing>
+          <wp:inline xmlns:wp="http://schemas.openxmlformats.org/drawingml/2006/wordprocessingDrawing" distT="0" distB="0" distL="0" distR="0">
+            <wp:extent cx="4937760" cy="2388540"/>
+            <wp:effectExtent l="0" t="0" r="0" b="0"/>
+            <wp:docPr id="904" name="그림 4"/>
+            <a:graphic xmlns:a="http://schemas.openxmlformats.org/drawingml/2006/main">
+              <a:graphicData uri="http://schemas.openxmlformats.org/drawingml/2006/picture">
+                <pic:pic xmlns:pic="http://schemas.openxmlformats.org/drawingml/2006/picture">
+                  <pic:nvPicPr>
+                    <pic:cNvPr id="904" name="그림 4"/>
+                    <pic:cNvPicPr/>
+                  </pic:nvPicPr>
+                  <pic:blipFill>
+                    <a:blip xmlns:r="http://schemas.openxmlformats.org/officeDocument/2006/relationships" r:embed="rIdIMG504"/>
+                    <a:stretch>
+                      <a:fillRect/>
+                    </a:stretch>
+                  </pic:blipFill>
+                  <pic:spPr>
+                    <a:xfrm>
+                      <a:off x="0" y="0"/>
+                      <a:ext cx="4937760" cy="2388540"/>
+                    </a:xfrm>
+                    <a:prstGeom prst="rect">
+                      <a:avLst/>
+                    </a:prstGeom>
+                  </pic:spPr>
+                </pic:pic>
+              </a:graphicData>
+            </a:graphic>
+          </wp:inline>
+        </w:drawing>
+      </w:r>
+    </w:p>
+    <w:p>
+      <w:pPr>
+        <w:jc w:val="center"/>
+        <w:spacing w:after="180"/>
+      </w:pPr>
+      <w:r>
+        <w:rPr>
+          <w:rFonts w:ascii="Malgun Gothic" w:cs="Malgun Gothic" w:eastAsia="Malgun Gothic" w:hAnsi="Malgun Gothic"/>
+          <w:sz w:val="17"/>
+          <w:szCs w:val="17"/>
+          <w:color w:val="595959"/>
+          <w:rtl w:val="0"/>
+        </w:rPr>
+        <w:t xml:space="preserve">그림 4. 글로벌 AI 고객서비스 시장 전망. 사이 연도 값은 연평균 성장률로 계산한 것이다.</w:t>
+      </w:r>
+    </w:p>
+    <w:p>
+      <w:pPr>
+        <w:widowControl w:val="0"/>
+        <w:spacing w:after="60" w:line="264" w:lineRule="auto"/>
+        <w:ind w:left="1080"/>
+        <w:jc w:val="both"/>
+      </w:pPr>
+      <w:r>
+        <w:rPr>
+          <w:rFonts w:ascii="Malgun Gothic" w:cs="Malgun Gothic" w:eastAsia="Malgun Gothic" w:hAnsi="Malgun Gothic"/>
+          <w:sz w:val="20"/>
+          <w:szCs w:val="20"/>
+          <w:rtl w:val="0"/>
+        </w:rPr>
+        <w:t xml:space="preserve">- 글로벌 AI 고객서비스 시장은 2030년 478.2억 달러, 연평균 성장률 25.8퍼센트로 전망된다 [C1, 1차 보도자료, MarketsandMarkets].</w:t>
+      </w:r>
+    </w:p>
+    <w:p>
+      <w:pPr>
+        <w:widowControl w:val="0"/>
+        <w:spacing w:after="60" w:line="264" w:lineRule="auto"/>
+        <w:ind w:left="1080"/>
+        <w:jc w:val="both"/>
+      </w:pPr>
+      <w:r>
+        <w:rPr>
+          <w:rFonts w:ascii="Malgun Gothic" w:cs="Malgun Gothic" w:eastAsia="Malgun Gothic" w:hAnsi="Malgun Gothic"/>
+          <w:sz w:val="20"/>
+          <w:szCs w:val="20"/>
+          <w:rtl w:val="0"/>
+        </w:rPr>
+        <w:t xml:space="preserve">- 국내 AICC 수치는 원출처가 확인되지 않은 업계 추정이다 [C3, 2차, 원출처 미확인]. 핵심 근거로 단정하지 않는다.</w:t>
       </w:r>
     </w:p>
     <w:p>
@@ -1634,24 +1853,24 @@
           <w:szCs w:val="20"/>
           <w:rtl w:val="0"/>
         </w:rPr>
-        <w:t xml:space="preserve">③ 도입은 됐는데 작동하지 않는다</w:t>
-      </w:r>
-    </w:p>
-    <w:p>
-      <w:pPr>
-        <w:widowControl w:val="0"/>
-        <w:spacing w:after="60" w:line="264" w:lineRule="auto"/>
-        <w:ind w:left="720"/>
-        <w:jc w:val="both"/>
-      </w:pPr>
-      <w:r>
-        <w:rPr>
-          <w:rFonts w:ascii="Malgun Gothic" w:cs="Malgun Gothic" w:eastAsia="Malgun Gothic" w:hAnsi="Malgun Gothic"/>
-          <w:sz w:val="20"/>
-          <w:szCs w:val="20"/>
-          <w:rtl w:val="0"/>
-        </w:rPr>
-        <w:t xml:space="preserve">문제 정의 절에서 다뤘다. 근거는 [D1] [D2] [D3]이다. 이 운영화 공백이 우리가 파는 자리다.</w:t>
+        <w:t xml:space="preserve">3) 도입은 됐는데 작동하지 않는다</w:t>
+      </w:r>
+    </w:p>
+    <w:p>
+      <w:pPr>
+        <w:widowControl w:val="0"/>
+        <w:spacing w:after="60" w:line="264" w:lineRule="auto"/>
+        <w:ind w:left="720"/>
+        <w:jc w:val="both"/>
+      </w:pPr>
+      <w:r>
+        <w:rPr>
+          <w:rFonts w:ascii="Malgun Gothic" w:cs="Malgun Gothic" w:eastAsia="Malgun Gothic" w:hAnsi="Malgun Gothic"/>
+          <w:sz w:val="20"/>
+          <w:szCs w:val="20"/>
+          <w:rtl w:val="0"/>
+        </w:rPr>
+        <w:t xml:space="preserve">문제 정의 절에서 다뤘다. 근거는 D1, D2, D3이다. 이 운영화 공백이 우리가 파는 자리다.</w:t>
       </w:r>
     </w:p>
     <w:p>
@@ -1670,7 +1889,7 @@
           <w:szCs w:val="20"/>
           <w:rtl w:val="0"/>
         </w:rPr>
-        <w:t xml:space="preserve">④ 1군 제품에 구조적 공백이 있다</w:t>
+        <w:t xml:space="preserve">4) 1군 제품에 구조적 공백이 있다</w:t>
       </w:r>
     </w:p>
     <w:p>
@@ -1704,58 +1923,58 @@
           <w:szCs w:val="20"/>
           <w:rtl w:val="0"/>
         </w:rPr>
-        <w:t xml:space="preserve">- Fin은 자체 호스팅·온프레미스·망분리(air-gapped)가 불가해 규제 산업에서 도입 장벽이 된다 [G2, 2차].</w:t>
-      </w:r>
-    </w:p>
-    <w:p>
-      <w:pPr>
-        <w:widowControl w:val="0"/>
-        <w:spacing w:after="60" w:line="264" w:lineRule="auto"/>
-        <w:ind w:left="1080"/>
-        <w:jc w:val="both"/>
-      </w:pPr>
-      <w:r>
-        <w:rPr>
-          <w:rFonts w:ascii="Malgun Gothic" w:cs="Malgun Gothic" w:eastAsia="Malgun Gothic" w:hAnsi="Malgun Gothic"/>
-          <w:sz w:val="20"/>
-          <w:szCs w:val="20"/>
-          <w:rtl w:val="0"/>
-        </w:rPr>
-        <w:t xml:space="preserve">- Sierra·Decagon은 공개 비교 자료에서 end-to-end 품질관리 기능이 확인되지 않는다 [G3, 2차].</w:t>
-      </w:r>
-    </w:p>
-    <w:p>
-      <w:pPr>
-        <w:widowControl w:val="0"/>
-        <w:spacing w:after="60" w:line="264" w:lineRule="auto"/>
-        <w:ind w:left="1080"/>
-        <w:jc w:val="both"/>
-      </w:pPr>
-      <w:r>
-        <w:rPr>
-          <w:rFonts w:ascii="Malgun Gothic" w:cs="Malgun Gothic" w:eastAsia="Malgun Gothic" w:hAnsi="Malgun Gothic"/>
-          <w:sz w:val="20"/>
-          <w:szCs w:val="20"/>
-          <w:rtl w:val="0"/>
-        </w:rPr>
-        <w:t xml:space="preserve">- Decagon의 AOP와 Sierra의 policy는 대화 종결에 최적화된 것으로 분석되며, 프로세스 오케스트레이션용이 아니다 [G4, 2차].</w:t>
-      </w:r>
-    </w:p>
-    <w:p>
-      <w:pPr>
-        <w:widowControl w:val="0"/>
-        <w:spacing w:after="60" w:line="264" w:lineRule="auto"/>
-        <w:ind w:left="720"/>
-        <w:jc w:val="both"/>
-      </w:pPr>
-      <w:r>
-        <w:rPr>
-          <w:rFonts w:ascii="Malgun Gothic" w:cs="Malgun Gothic" w:eastAsia="Malgun Gothic" w:hAnsi="Malgun Gothic"/>
-          <w:sz w:val="20"/>
-          <w:szCs w:val="20"/>
-          <w:rtl w:val="0"/>
-        </w:rPr>
-        <w:t xml:space="preserve">주의: 위 근거의 범위를 넘겨 해석하지 않는다. Fin에 대한 근거를 경쟁 제품 전체의 주장으로 확장하지 않는다.</w:t>
+        <w:t xml:space="preserve">- Fin은 자체 호스팅, 온프레미스, 망분리(air-gapped)가 불가해 규제 산업에서 도입 장벽이 된다 [G2, 2차].</w:t>
+      </w:r>
+    </w:p>
+    <w:p>
+      <w:pPr>
+        <w:widowControl w:val="0"/>
+        <w:spacing w:after="60" w:line="264" w:lineRule="auto"/>
+        <w:ind w:left="1080"/>
+        <w:jc w:val="both"/>
+      </w:pPr>
+      <w:r>
+        <w:rPr>
+          <w:rFonts w:ascii="Malgun Gothic" w:cs="Malgun Gothic" w:eastAsia="Malgun Gothic" w:hAnsi="Malgun Gothic"/>
+          <w:sz w:val="20"/>
+          <w:szCs w:val="20"/>
+          <w:rtl w:val="0"/>
+        </w:rPr>
+        <w:t xml:space="preserve">- Sierra와 Decagon은 공개 비교 자료에서 end-to-end 품질관리 기능이 확인되지 않는다 [G3, 2차].</w:t>
+      </w:r>
+    </w:p>
+    <w:p>
+      <w:pPr>
+        <w:widowControl w:val="0"/>
+        <w:spacing w:after="60" w:line="264" w:lineRule="auto"/>
+        <w:ind w:left="1080"/>
+        <w:jc w:val="both"/>
+      </w:pPr>
+      <w:r>
+        <w:rPr>
+          <w:rFonts w:ascii="Malgun Gothic" w:cs="Malgun Gothic" w:eastAsia="Malgun Gothic" w:hAnsi="Malgun Gothic"/>
+          <w:sz w:val="20"/>
+          <w:szCs w:val="20"/>
+          <w:rtl w:val="0"/>
+        </w:rPr>
+        <w:t xml:space="preserve">- Decagon의 AOP와 Sierra의 policy는 대화 종결에 최적화된 것으로 분석되며 프로세스 오케스트레이션용이 아니다 [G4, 2차].</w:t>
+      </w:r>
+    </w:p>
+    <w:p>
+      <w:pPr>
+        <w:widowControl w:val="0"/>
+        <w:spacing w:after="60" w:line="264" w:lineRule="auto"/>
+        <w:ind w:left="720"/>
+        <w:jc w:val="both"/>
+      </w:pPr>
+      <w:r>
+        <w:rPr>
+          <w:rFonts w:ascii="Malgun Gothic" w:cs="Malgun Gothic" w:eastAsia="Malgun Gothic" w:hAnsi="Malgun Gothic"/>
+          <w:sz w:val="20"/>
+          <w:szCs w:val="20"/>
+          <w:rtl w:val="0"/>
+        </w:rPr>
+        <w:t xml:space="preserve">주의할 점이 있다. 위 근거의 범위를 넘겨 해석하지 않는다. Fin에 대한 근거를 경쟁 제품 전체의 주장으로 확장하지 않는다.</w:t>
       </w:r>
     </w:p>
     <w:p>
@@ -1774,41 +1993,41 @@
           <w:szCs w:val="20"/>
           <w:rtl w:val="0"/>
         </w:rPr>
-        <w:t xml:space="preserve">⑤ 자체 호스팅 수요는 규제가 만든다</w:t>
-      </w:r>
-    </w:p>
-    <w:p>
-      <w:pPr>
-        <w:widowControl w:val="0"/>
-        <w:spacing w:after="60" w:line="264" w:lineRule="auto"/>
-        <w:ind w:left="1080"/>
-        <w:jc w:val="both"/>
-      </w:pPr>
-      <w:r>
-        <w:rPr>
-          <w:rFonts w:ascii="Malgun Gothic" w:cs="Malgun Gothic" w:eastAsia="Malgun Gothic" w:hAnsi="Malgun Gothic"/>
-          <w:sz w:val="20"/>
-          <w:szCs w:val="20"/>
-          <w:rtl w:val="0"/>
-        </w:rPr>
-        <w:t xml:space="preserve">- 2030년까지 유럽·중동 기업의 75% 이상이 워크로드를 자국 내로 옮길 것으로 전망된다 [F1, 2차 인용 — Gartner]. 현재는 5% 미만이다.</w:t>
-      </w:r>
-    </w:p>
-    <w:p>
-      <w:pPr>
-        <w:widowControl w:val="0"/>
-        <w:spacing w:after="60" w:line="264" w:lineRule="auto"/>
-        <w:ind w:left="1080"/>
-        <w:jc w:val="both"/>
-      </w:pPr>
-      <w:r>
-        <w:rPr>
-          <w:rFonts w:ascii="Malgun Gothic" w:cs="Malgun Gothic" w:eastAsia="Malgun Gothic" w:hAnsi="Malgun Gothic"/>
-          <w:sz w:val="20"/>
-          <w:szCs w:val="20"/>
-          <w:rtl w:val="0"/>
-        </w:rPr>
-        <w:t xml:space="preserve">- sovereign AI가 이사회 안건이 됐다 [F2, 2차 인용 — Deloitte, 24개국 3,235명]. 86%가 AI 인프라 예산이 3년 내 3배 이상 증가할 것으로 응답했다 [F3, 2차 인용].</w:t>
+        <w:t xml:space="preserve">5) 자체 호스팅 수요는 규제가 만든다</w:t>
+      </w:r>
+    </w:p>
+    <w:p>
+      <w:pPr>
+        <w:widowControl w:val="0"/>
+        <w:spacing w:after="60" w:line="264" w:lineRule="auto"/>
+        <w:ind w:left="1080"/>
+        <w:jc w:val="both"/>
+      </w:pPr>
+      <w:r>
+        <w:rPr>
+          <w:rFonts w:ascii="Malgun Gothic" w:cs="Malgun Gothic" w:eastAsia="Malgun Gothic" w:hAnsi="Malgun Gothic"/>
+          <w:sz w:val="20"/>
+          <w:szCs w:val="20"/>
+          <w:rtl w:val="0"/>
+        </w:rPr>
+        <w:t xml:space="preserve">- 2030년까지 유럽과 중동 기업의 75퍼센트 이상이 워크로드를 자국 내로 옮길 것으로 전망된다 [F1, 2차 인용, Gartner]. 현재는 5퍼센트 미만이다.</w:t>
+      </w:r>
+    </w:p>
+    <w:p>
+      <w:pPr>
+        <w:widowControl w:val="0"/>
+        <w:spacing w:after="60" w:line="264" w:lineRule="auto"/>
+        <w:ind w:left="1080"/>
+        <w:jc w:val="both"/>
+      </w:pPr>
+      <w:r>
+        <w:rPr>
+          <w:rFonts w:ascii="Malgun Gothic" w:cs="Malgun Gothic" w:eastAsia="Malgun Gothic" w:hAnsi="Malgun Gothic"/>
+          <w:sz w:val="20"/>
+          <w:szCs w:val="20"/>
+          <w:rtl w:val="0"/>
+        </w:rPr>
+        <w:t xml:space="preserve">- sovereign AI가 이사회 안건이 됐다 [F2, 2차 인용, Deloitte, 24개국 3,235명 조사]. 86퍼센트가 AI 인프라 예산이 3년 안에 3배 이상 늘 것으로 응답했다 [F3, 2차 인용].</w:t>
       </w:r>
     </w:p>
     <w:p>
@@ -1844,7 +2063,7 @@
           <w:szCs w:val="20"/>
           <w:rtl w:val="0"/>
         </w:rPr>
-        <w:t xml:space="preserve">비즈니스 모델 — 구축 대행이 아니라 도구 판매</w:t>
+        <w:t xml:space="preserve">비즈니스 모델. 구축 대행이 아니라 도구 판매</w:t>
       </w:r>
     </w:p>
     <w:p>
@@ -1885,53 +2104,112 @@
     </w:p>
     <w:p>
       <w:pPr>
-        <w:widowControl w:val="0"/>
-        <w:spacing w:after="60" w:line="264" w:lineRule="auto"/>
-        <w:ind w:left="1080"/>
-        <w:jc w:val="both"/>
-      </w:pPr>
-      <w:r>
-        <w:rPr>
-          <w:rFonts w:ascii="Malgun Gothic" w:cs="Malgun Gothic" w:eastAsia="Malgun Gothic" w:hAnsi="Malgun Gothic"/>
-          <w:sz w:val="20"/>
-          <w:szCs w:val="20"/>
-          <w:rtl w:val="0"/>
-        </w:rPr>
-        <w:t xml:space="preserve">- 사람이 처리하는 Tier 1 티켓은 건당 15~25달러, AI 해결은 건당 0.49~2.00달러다 [E1] [E2, 2차].</w:t>
-      </w:r>
-    </w:p>
-    <w:p>
-      <w:pPr>
-        <w:widowControl w:val="0"/>
-        <w:spacing w:after="60" w:line="264" w:lineRule="auto"/>
-        <w:ind w:left="1080"/>
-        <w:jc w:val="both"/>
-      </w:pPr>
-      <w:r>
-        <w:rPr>
-          <w:rFonts w:ascii="Malgun Gothic" w:cs="Malgun Gothic" w:eastAsia="Malgun Gothic" w:hAnsi="Malgun Gothic"/>
-          <w:sz w:val="20"/>
-          <w:szCs w:val="20"/>
-          <w:rtl w:val="0"/>
-        </w:rPr>
-        <w:t xml:space="preserve">- Intercom Fin의 0.99달러/해결이 시장 기준가로 인용된다 [E3, 2차]. 평균 해결률은 67%다 [E4, 2차 인용].</w:t>
-      </w:r>
-    </w:p>
-    <w:p>
-      <w:pPr>
-        <w:widowControl w:val="0"/>
-        <w:spacing w:after="60" w:line="264" w:lineRule="auto"/>
-        <w:ind w:left="1080"/>
-        <w:jc w:val="both"/>
-      </w:pPr>
-      <w:r>
-        <w:rPr>
-          <w:rFonts w:ascii="Malgun Gothic" w:cs="Malgun Gothic" w:eastAsia="Malgun Gothic" w:hAnsi="Malgun Gothic"/>
-          <w:sz w:val="20"/>
-          <w:szCs w:val="20"/>
-          <w:rtl w:val="0"/>
-        </w:rPr>
-        <w:t xml:space="preserve">- 해결당 과금은 잘될수록 비싸져 이탈 사유 1위로 지목된다 [E5, 2차]. 자체 호스팅과 좌석·인스턴스 기반 과금이 대안이 된다.</w:t>
+        <w:jc w:val="center"/>
+        <w:spacing w:before="120" w:after="60"/>
+      </w:pPr>
+      <w:r>
+        <w:rPr>
+          <w:noProof/>
+        </w:rPr>
+        <w:drawing>
+          <wp:inline xmlns:wp="http://schemas.openxmlformats.org/drawingml/2006/wordprocessingDrawing" distT="0" distB="0" distL="0" distR="0">
+            <wp:extent cx="4937760" cy="2542840"/>
+            <wp:effectExtent l="0" t="0" r="0" b="0"/>
+            <wp:docPr id="905" name="그림 5"/>
+            <a:graphic xmlns:a="http://schemas.openxmlformats.org/drawingml/2006/main">
+              <a:graphicData uri="http://schemas.openxmlformats.org/drawingml/2006/picture">
+                <pic:pic xmlns:pic="http://schemas.openxmlformats.org/drawingml/2006/picture">
+                  <pic:nvPicPr>
+                    <pic:cNvPr id="905" name="그림 5"/>
+                    <pic:cNvPicPr/>
+                  </pic:nvPicPr>
+                  <pic:blipFill>
+                    <a:blip xmlns:r="http://schemas.openxmlformats.org/officeDocument/2006/relationships" r:embed="rIdIMG505"/>
+                    <a:stretch>
+                      <a:fillRect/>
+                    </a:stretch>
+                  </pic:blipFill>
+                  <pic:spPr>
+                    <a:xfrm>
+                      <a:off x="0" y="0"/>
+                      <a:ext cx="4937760" cy="2542840"/>
+                    </a:xfrm>
+                    <a:prstGeom prst="rect">
+                      <a:avLst/>
+                    </a:prstGeom>
+                  </pic:spPr>
+                </pic:pic>
+              </a:graphicData>
+            </a:graphic>
+          </wp:inline>
+        </w:drawing>
+      </w:r>
+    </w:p>
+    <w:p>
+      <w:pPr>
+        <w:jc w:val="center"/>
+        <w:spacing w:after="180"/>
+      </w:pPr>
+      <w:r>
+        <w:rPr>
+          <w:rFonts w:ascii="Malgun Gothic" w:cs="Malgun Gothic" w:eastAsia="Malgun Gothic" w:hAnsi="Malgun Gothic"/>
+          <w:sz w:val="17"/>
+          <w:szCs w:val="17"/>
+          <w:color w:val="595959"/>
+          <w:rtl w:val="0"/>
+        </w:rPr>
+        <w:t xml:space="preserve">그림 5. 티켓 1건 처리 비용. 사람과 AI 사이에 10배 이상 차이가 난다.</w:t>
+      </w:r>
+    </w:p>
+    <w:p>
+      <w:pPr>
+        <w:widowControl w:val="0"/>
+        <w:spacing w:after="60" w:line="264" w:lineRule="auto"/>
+        <w:ind w:left="1080"/>
+        <w:jc w:val="both"/>
+      </w:pPr>
+      <w:r>
+        <w:rPr>
+          <w:rFonts w:ascii="Malgun Gothic" w:cs="Malgun Gothic" w:eastAsia="Malgun Gothic" w:hAnsi="Malgun Gothic"/>
+          <w:sz w:val="20"/>
+          <w:szCs w:val="20"/>
+          <w:rtl w:val="0"/>
+        </w:rPr>
+        <w:t xml:space="preserve">- 사람이 처리하는 1차 응대 티켓은 건당 15에서 25달러, AI 해결은 건당 0.49에서 2.00달러다 [E1, E2, 2차].</w:t>
+      </w:r>
+    </w:p>
+    <w:p>
+      <w:pPr>
+        <w:widowControl w:val="0"/>
+        <w:spacing w:after="60" w:line="264" w:lineRule="auto"/>
+        <w:ind w:left="1080"/>
+        <w:jc w:val="both"/>
+      </w:pPr>
+      <w:r>
+        <w:rPr>
+          <w:rFonts w:ascii="Malgun Gothic" w:cs="Malgun Gothic" w:eastAsia="Malgun Gothic" w:hAnsi="Malgun Gothic"/>
+          <w:sz w:val="20"/>
+          <w:szCs w:val="20"/>
+          <w:rtl w:val="0"/>
+        </w:rPr>
+        <w:t xml:space="preserve">- Intercom Fin의 해결당 0.99달러가 시장 기준가로 인용된다 [E3, 2차]. 평균 해결률은 67퍼센트다 [E4, 2차 인용].</w:t>
+      </w:r>
+    </w:p>
+    <w:p>
+      <w:pPr>
+        <w:widowControl w:val="0"/>
+        <w:spacing w:after="60" w:line="264" w:lineRule="auto"/>
+        <w:ind w:left="1080"/>
+        <w:jc w:val="both"/>
+      </w:pPr>
+      <w:r>
+        <w:rPr>
+          <w:rFonts w:ascii="Malgun Gothic" w:cs="Malgun Gothic" w:eastAsia="Malgun Gothic" w:hAnsi="Malgun Gothic"/>
+          <w:sz w:val="20"/>
+          <w:szCs w:val="20"/>
+          <w:rtl w:val="0"/>
+        </w:rPr>
+        <w:t xml:space="preserve">- 해결당 과금은 잘될수록 비싸져 이탈 사유 1위로 지목된다 [E5, 2차]. 자체 호스팅과 좌석 기반 과금이 대안이 된다.</w:t>
       </w:r>
     </w:p>
     <w:p>
@@ -1967,7 +2245,7 @@
           <w:szCs w:val="20"/>
           <w:rtl w:val="0"/>
         </w:rPr>
-        <w:t xml:space="preserve">A2A 스펙 1.0이 Linux Foundation으로 이관됐고 150개 이상 조직이 참여한다 [H1, 1차]. AP2는 에이전트 구매를 서명된 Mandate 3종으로 표현한다 [H2, 1차]. UCP는 Google이 Shopify·Etsy·Wayfair·Target·Walmart와 공동 개발했다 [H3, 1차]. A2A는 에이전트끼리 작업을 주고받는 규약이고, UCP·AP2는 에이전트 커머스와 결제 위임의 표준이다.</w:t>
+        <w:t xml:space="preserve">A2A 스펙 1.0이 Linux Foundation으로 이관됐고 150개 이상 조직이 참여한다 [H1, 1차]. AP2는 에이전트 구매를 서명된 Mandate 세 가지로 표현한다 [H2, 1차]. UCP는 Google이 Shopify, Etsy, Wayfair, Target, Walmart와 공동 개발했다 [H3, 1차]. A2A는 에이전트끼리 작업을 주고받는 규약이고, UCP와 AP2는 에이전트 커머스와 결제 위임의 표준이다.</w:t>
       </w:r>
     </w:p>
     <w:p>
@@ -2009,7 +2287,7 @@
           <w:szCs w:val="20"/>
           <w:rtl w:val="0"/>
         </w:rPr>
-        <w:t xml:space="preserve">2계층 구조 — Basement(Core)와 Domain Module</w:t>
+        <w:t xml:space="preserve">2계층 구조. Basement(Core)와 Domain Module</w:t>
       </w:r>
     </w:p>
     <w:p>
@@ -2045,24 +2323,24 @@
           <w:szCs w:val="20"/>
           <w:rtl w:val="0"/>
         </w:rPr>
-        <w:t xml:space="preserve">코어 1 — Case Runtime &amp; Coordination</w:t>
-      </w:r>
-    </w:p>
-    <w:p>
-      <w:pPr>
-        <w:widowControl w:val="0"/>
-        <w:spacing w:after="60" w:line="264" w:lineRule="auto"/>
-        <w:ind w:left="1080"/>
-        <w:jc w:val="both"/>
-      </w:pPr>
-      <w:r>
-        <w:rPr>
-          <w:rFonts w:ascii="Malgun Gothic" w:cs="Malgun Gothic" w:eastAsia="Malgun Gothic" w:hAnsi="Malgun Gothic"/>
-          <w:sz w:val="20"/>
-          <w:szCs w:val="20"/>
-          <w:rtl w:val="0"/>
-        </w:rPr>
-        <w:t xml:space="preserve">- Case 생명주기와 상태 전이. new·classifying·routing·running·waiting_input·waiting_approval·waiting_external·resuming·resolved·escalated·failed·cancelled의 12개 상태를 코드로 강제한다.</w:t>
+        <w:t xml:space="preserve">코어 1. Case Runtime &amp; Coordination</w:t>
+      </w:r>
+    </w:p>
+    <w:p>
+      <w:pPr>
+        <w:widowControl w:val="0"/>
+        <w:spacing w:after="60" w:line="264" w:lineRule="auto"/>
+        <w:ind w:left="1080"/>
+        <w:jc w:val="both"/>
+      </w:pPr>
+      <w:r>
+        <w:rPr>
+          <w:rFonts w:ascii="Malgun Gothic" w:cs="Malgun Gothic" w:eastAsia="Malgun Gothic" w:hAnsi="Malgun Gothic"/>
+          <w:sz w:val="20"/>
+          <w:szCs w:val="20"/>
+          <w:rtl w:val="0"/>
+        </w:rPr>
+        <w:t xml:space="preserve">- Case 생명주기와 상태 전이. new, classifying, routing, running, waiting_input, waiting_approval, waiting_external, resuming, resolved, escalated, failed, cancelled의 12개 상태를 코드로 강제한다.</w:t>
       </w:r>
     </w:p>
     <w:p>
@@ -2130,7 +2408,66 @@
           <w:szCs w:val="20"/>
           <w:rtl w:val="0"/>
         </w:rPr>
-        <w:t xml:space="preserve">- Shared State에 CAS(비교 후 교체)를 적용해 동시 수정 시 나중 쓰기가 앞선 쓰기를 덮지 않게 한다.</w:t>
+        <w:t xml:space="preserve">- Shared State에 CAS(비교 후 교체)를 적용해 동시에 고칠 때 나중 쓰기가 앞선 쓰기를 덮지 않게 한다.</w:t>
+      </w:r>
+    </w:p>
+    <w:p>
+      <w:pPr>
+        <w:jc w:val="center"/>
+        <w:spacing w:before="120" w:after="60"/>
+      </w:pPr>
+      <w:r>
+        <w:rPr>
+          <w:noProof/>
+        </w:rPr>
+        <w:drawing>
+          <wp:inline xmlns:wp="http://schemas.openxmlformats.org/drawingml/2006/wordprocessingDrawing" distT="0" distB="0" distL="0" distR="0">
+            <wp:extent cx="5852160" cy="2718976"/>
+            <wp:effectExtent l="0" t="0" r="0" b="0"/>
+            <wp:docPr id="906" name="그림 6"/>
+            <a:graphic xmlns:a="http://schemas.openxmlformats.org/drawingml/2006/main">
+              <a:graphicData uri="http://schemas.openxmlformats.org/drawingml/2006/picture">
+                <pic:pic xmlns:pic="http://schemas.openxmlformats.org/drawingml/2006/picture">
+                  <pic:nvPicPr>
+                    <pic:cNvPr id="906" name="그림 6"/>
+                    <pic:cNvPicPr/>
+                  </pic:nvPicPr>
+                  <pic:blipFill>
+                    <a:blip xmlns:r="http://schemas.openxmlformats.org/officeDocument/2006/relationships" r:embed="rIdIMG506"/>
+                    <a:stretch>
+                      <a:fillRect/>
+                    </a:stretch>
+                  </pic:blipFill>
+                  <pic:spPr>
+                    <a:xfrm>
+                      <a:off x="0" y="0"/>
+                      <a:ext cx="5852160" cy="2718976"/>
+                    </a:xfrm>
+                    <a:prstGeom prst="rect">
+                      <a:avLst/>
+                    </a:prstGeom>
+                  </pic:spPr>
+                </pic:pic>
+              </a:graphicData>
+            </a:graphic>
+          </wp:inline>
+        </w:drawing>
+      </w:r>
+    </w:p>
+    <w:p>
+      <w:pPr>
+        <w:jc w:val="center"/>
+        <w:spacing w:after="180"/>
+      </w:pPr>
+      <w:r>
+        <w:rPr>
+          <w:rFonts w:ascii="Malgun Gothic" w:cs="Malgun Gothic" w:eastAsia="Malgun Gothic" w:hAnsi="Malgun Gothic"/>
+          <w:sz w:val="17"/>
+          <w:szCs w:val="17"/>
+          <w:color w:val="595959"/>
+          <w:rtl w:val="0"/>
+        </w:rPr>
+        <w:t xml:space="preserve">그림 6. Case 상태 전이. 보류와 재개가 상태로 표현되므로 며칠 멈춘 건도 흐름 안에 남는다.</w:t>
       </w:r>
     </w:p>
     <w:p>
@@ -2149,41 +2486,41 @@
           <w:szCs w:val="20"/>
           <w:rtl w:val="0"/>
         </w:rPr>
-        <w:t xml:space="preserve">코어 2 — Access &amp; Action Platform</w:t>
-      </w:r>
-    </w:p>
-    <w:p>
-      <w:pPr>
-        <w:widowControl w:val="0"/>
-        <w:spacing w:after="60" w:line="264" w:lineRule="auto"/>
-        <w:ind w:left="1080"/>
-        <w:jc w:val="both"/>
-      </w:pPr>
-      <w:r>
-        <w:rPr>
-          <w:rFonts w:ascii="Malgun Gothic" w:cs="Malgun Gothic" w:eastAsia="Malgun Gothic" w:hAnsi="Malgun Gothic"/>
-          <w:sz w:val="20"/>
-          <w:szCs w:val="20"/>
-          <w:rtl w:val="0"/>
-        </w:rPr>
-        <w:t xml:space="preserve">- Agent Gateway와 REST/MCP/A2A 진입점. 외부 AI가 들어오는 문이다.</w:t>
-      </w:r>
-    </w:p>
-    <w:p>
-      <w:pPr>
-        <w:widowControl w:val="0"/>
-        <w:spacing w:after="60" w:line="264" w:lineRule="auto"/>
-        <w:ind w:left="1080"/>
-        <w:jc w:val="both"/>
-      </w:pPr>
-      <w:r>
-        <w:rPr>
-          <w:rFonts w:ascii="Malgun Gothic" w:cs="Malgun Gothic" w:eastAsia="Malgun Gothic" w:hAnsi="Malgun Gothic"/>
-          <w:sz w:val="20"/>
-          <w:szCs w:val="20"/>
-          <w:rtl w:val="0"/>
-        </w:rPr>
-        <w:t xml:space="preserve">- Tool/Action Layer. 실제로 외부에 요청을 보내고 결과를 받는다. 부수효과가 여기서만 일어난다.</w:t>
+        <w:t xml:space="preserve">코어 2. Access &amp; Action Platform</w:t>
+      </w:r>
+    </w:p>
+    <w:p>
+      <w:pPr>
+        <w:widowControl w:val="0"/>
+        <w:spacing w:after="60" w:line="264" w:lineRule="auto"/>
+        <w:ind w:left="1080"/>
+        <w:jc w:val="both"/>
+      </w:pPr>
+      <w:r>
+        <w:rPr>
+          <w:rFonts w:ascii="Malgun Gothic" w:cs="Malgun Gothic" w:eastAsia="Malgun Gothic" w:hAnsi="Malgun Gothic"/>
+          <w:sz w:val="20"/>
+          <w:szCs w:val="20"/>
+          <w:rtl w:val="0"/>
+        </w:rPr>
+        <w:t xml:space="preserve">- Agent Gateway와 REST, MCP, A2A 진입점. 외부 AI가 들어오는 문이다.</w:t>
+      </w:r>
+    </w:p>
+    <w:p>
+      <w:pPr>
+        <w:widowControl w:val="0"/>
+        <w:spacing w:after="60" w:line="264" w:lineRule="auto"/>
+        <w:ind w:left="1080"/>
+        <w:jc w:val="both"/>
+      </w:pPr>
+      <w:r>
+        <w:rPr>
+          <w:rFonts w:ascii="Malgun Gothic" w:cs="Malgun Gothic" w:eastAsia="Malgun Gothic" w:hAnsi="Malgun Gothic"/>
+          <w:sz w:val="20"/>
+          <w:szCs w:val="20"/>
+          <w:rtl w:val="0"/>
+        </w:rPr>
+        <w:t xml:space="preserve">- Tool과 Action Layer. 실제로 외부에 요청을 보내고 결과를 받는다. 부수효과가 여기서만 일어난다.</w:t>
       </w:r>
     </w:p>
     <w:p>
@@ -2253,41 +2590,41 @@
           <w:szCs w:val="20"/>
           <w:rtl w:val="0"/>
         </w:rPr>
-        <w:t xml:space="preserve">도메인 팩 — 지금 여는 것과 앞으로 열 것</w:t>
-      </w:r>
-    </w:p>
-    <w:p>
-      <w:pPr>
-        <w:widowControl w:val="0"/>
-        <w:spacing w:after="60" w:line="264" w:lineRule="auto"/>
-        <w:ind w:left="1080"/>
-        <w:jc w:val="both"/>
-      </w:pPr>
-      <w:r>
-        <w:rPr>
-          <w:rFonts w:ascii="Malgun Gothic" w:cs="Malgun Gothic" w:eastAsia="Malgun Gothic" w:hAnsi="Malgun Gothic"/>
-          <w:sz w:val="20"/>
-          <w:szCs w:val="20"/>
-          <w:rtl w:val="0"/>
-        </w:rPr>
-        <w:t xml:space="preserve">- 이번 기간(CS Pack): VOC &amp; Store Manager, Response Generation &amp; Review. 프로젝트 주제 그 자체다.</w:t>
-      </w:r>
-    </w:p>
-    <w:p>
-      <w:pPr>
-        <w:widowControl w:val="0"/>
-        <w:spacing w:after="60" w:line="264" w:lineRule="auto"/>
-        <w:ind w:left="1080"/>
-        <w:jc w:val="both"/>
-      </w:pPr>
-      <w:r>
-        <w:rPr>
-          <w:rFonts w:ascii="Malgun Gothic" w:cs="Malgun Gothic" w:eastAsia="Malgun Gothic" w:hAnsi="Malgun Gothic"/>
-          <w:sz w:val="20"/>
-          <w:szCs w:val="20"/>
-          <w:rtl w:val="0"/>
-        </w:rPr>
-        <w:t xml:space="preserve">- 확장 범위(Commerce Ops): Procurement + Order &amp; Payment, Fulfillment &amp; Logistics, Return &amp; Refund, Catalog &amp; Verification. 검증 쇼핑몰이 준비되는 대로 진행한다.</w:t>
+        <w:t xml:space="preserve">도메인 팩. 지금 여는 것과 앞으로 열 것</w:t>
+      </w:r>
+    </w:p>
+    <w:p>
+      <w:pPr>
+        <w:widowControl w:val="0"/>
+        <w:spacing w:after="60" w:line="264" w:lineRule="auto"/>
+        <w:ind w:left="1080"/>
+        <w:jc w:val="both"/>
+      </w:pPr>
+      <w:r>
+        <w:rPr>
+          <w:rFonts w:ascii="Malgun Gothic" w:cs="Malgun Gothic" w:eastAsia="Malgun Gothic" w:hAnsi="Malgun Gothic"/>
+          <w:sz w:val="20"/>
+          <w:szCs w:val="20"/>
+          <w:rtl w:val="0"/>
+        </w:rPr>
+        <w:t xml:space="preserve">- 이번 기간(CS Pack). VOC &amp; Store Manager, Response Generation &amp; Review. 프로젝트 주제 그 자체다.</w:t>
+      </w:r>
+    </w:p>
+    <w:p>
+      <w:pPr>
+        <w:widowControl w:val="0"/>
+        <w:spacing w:after="60" w:line="264" w:lineRule="auto"/>
+        <w:ind w:left="1080"/>
+        <w:jc w:val="both"/>
+      </w:pPr>
+      <w:r>
+        <w:rPr>
+          <w:rFonts w:ascii="Malgun Gothic" w:cs="Malgun Gothic" w:eastAsia="Malgun Gothic" w:hAnsi="Malgun Gothic"/>
+          <w:sz w:val="20"/>
+          <w:szCs w:val="20"/>
+          <w:rtl w:val="0"/>
+        </w:rPr>
+        <w:t xml:space="preserve">- 확장 범위(Commerce Ops). Procurement + Order &amp; Payment, Fulfillment &amp; Logistics, Return &amp; Refund, Catalog &amp; Verification. 검증 쇼핑몰이 준비되는 대로 진행한다.</w:t>
       </w:r>
     </w:p>
     <w:p>
@@ -2357,7 +2694,7 @@
           <w:szCs w:val="20"/>
           <w:rtl w:val="0"/>
         </w:rPr>
-        <w:t xml:space="preserve">- Core는 Team 내부의 그래프·프롬프트·검색 코드를 import하지 않는다. TeamManifest와 표준 계약만 쓴다.</w:t>
+        <w:t xml:space="preserve">- Core는 Team 내부의 그래프, 프롬프트, 검색 코드를 가져오지 않는다. TeamManifest와 표준 계약만 쓴다.</w:t>
       </w:r>
     </w:p>
     <w:p>
@@ -2376,24 +2713,24 @@
           <w:szCs w:val="20"/>
           <w:rtl w:val="0"/>
         </w:rPr>
-        <w:t xml:space="preserve">사람의 개입 방식 — human-on-the-loop</w:t>
-      </w:r>
-    </w:p>
-    <w:p>
-      <w:pPr>
-        <w:widowControl w:val="0"/>
-        <w:spacing w:after="60" w:line="264" w:lineRule="auto"/>
-        <w:ind w:left="720"/>
-        <w:jc w:val="both"/>
-      </w:pPr>
-      <w:r>
-        <w:rPr>
-          <w:rFonts w:ascii="Malgun Gothic" w:cs="Malgun Gothic" w:eastAsia="Malgun Gothic" w:hAnsi="Malgun Gothic"/>
-          <w:sz w:val="20"/>
-          <w:szCs w:val="20"/>
-          <w:rtl w:val="0"/>
-        </w:rPr>
-        <w:t xml:space="preserve">고위험 Action만 사람이 승인하고(human-in-the-loop), 나머지는 자동 처리하되 운영자가 이상 신호를 감독한다. 여기서 이상은 수치의 절대값이 아니라 기준선 대비 정해진 변화가 생긴 상태로 정의한다. 임계값은 실제 분포를 측정한 뒤 확정한다.</w:t>
+        <w:t xml:space="preserve">사람의 개입 방식. human-on-the-loop</w:t>
+      </w:r>
+    </w:p>
+    <w:p>
+      <w:pPr>
+        <w:widowControl w:val="0"/>
+        <w:spacing w:after="60" w:line="264" w:lineRule="auto"/>
+        <w:ind w:left="720"/>
+        <w:jc w:val="both"/>
+      </w:pPr>
+      <w:r>
+        <w:rPr>
+          <w:rFonts w:ascii="Malgun Gothic" w:cs="Malgun Gothic" w:eastAsia="Malgun Gothic" w:hAnsi="Malgun Gothic"/>
+          <w:sz w:val="20"/>
+          <w:szCs w:val="20"/>
+          <w:rtl w:val="0"/>
+        </w:rPr>
+        <w:t xml:space="preserve">고위험 Action만 사람이 승인하고, 나머지는 자동 처리하되 운영자가 이상 신호를 감독한다. 여기서 이상은 수치의 절대값이 아니라 기준선 대비 정해진 변화가 생긴 상태로 정의한다. 임계값은 실제 분포를 측정한 뒤 확정한다.</w:t>
       </w:r>
     </w:p>
     <w:p>
@@ -2435,75 +2772,75 @@
           <w:szCs w:val="20"/>
           <w:rtl w:val="0"/>
         </w:rPr>
-        <w:t xml:space="preserve">인라인 분류 — Case를 만들 때 바로 돌린다</w:t>
-      </w:r>
-    </w:p>
-    <w:p>
-      <w:pPr>
-        <w:widowControl w:val="0"/>
-        <w:spacing w:after="60" w:line="264" w:lineRule="auto"/>
-        <w:ind w:left="720"/>
-        <w:jc w:val="both"/>
-      </w:pPr>
-      <w:r>
-        <w:rPr>
-          <w:rFonts w:ascii="Malgun Gothic" w:cs="Malgun Gothic" w:eastAsia="Malgun Gothic" w:hAnsi="Malgun Gothic"/>
-          <w:sz w:val="20"/>
-          <w:szCs w:val="20"/>
-          <w:rtl w:val="0"/>
-        </w:rPr>
-        <w:t xml:space="preserve">Case가 classifying 상태일 때 감성·의도·이슈를 한 번에 분류한다. 세 가지는 선택 기능이 아니다. 실패하면 classification_failed를 기록하고 escalated(사람에게 넘김)로 전환한다.</w:t>
-      </w:r>
-    </w:p>
-    <w:p>
-      <w:pPr>
-        <w:widowControl w:val="0"/>
-        <w:spacing w:after="60" w:line="264" w:lineRule="auto"/>
-        <w:ind w:left="1080"/>
-        <w:jc w:val="both"/>
-      </w:pPr>
-      <w:r>
-        <w:rPr>
-          <w:rFonts w:ascii="Malgun Gothic" w:cs="Malgun Gothic" w:eastAsia="Malgun Gothic" w:hAnsi="Malgun Gothic"/>
-          <w:sz w:val="20"/>
-          <w:szCs w:val="20"/>
-          <w:rtl w:val="0"/>
-        </w:rPr>
-        <w:t xml:space="preserve">- 감성: 골든셋 60건으로 정확도를 측정하고 DB 필드에 저장한다.</w:t>
-      </w:r>
-    </w:p>
-    <w:p>
-      <w:pPr>
-        <w:widowControl w:val="0"/>
-        <w:spacing w:after="60" w:line="264" w:lineRule="auto"/>
-        <w:ind w:left="1080"/>
-        <w:jc w:val="both"/>
-      </w:pPr>
-      <w:r>
-        <w:rPr>
-          <w:rFonts w:ascii="Malgun Gothic" w:cs="Malgun Gothic" w:eastAsia="Malgun Gothic" w:hAnsi="Malgun Gothic"/>
-          <w:sz w:val="20"/>
-          <w:szCs w:val="20"/>
-          <w:rtl w:val="0"/>
-        </w:rPr>
-        <w:t xml:space="preserve">- 의도: billing / technical / other로 나누고 그 결과로 Team을 고른다. 혼동행렬로 검증한다.</w:t>
-      </w:r>
-    </w:p>
-    <w:p>
-      <w:pPr>
-        <w:widowControl w:val="0"/>
-        <w:spacing w:after="60" w:line="264" w:lineRule="auto"/>
-        <w:ind w:left="1080"/>
-        <w:jc w:val="both"/>
-      </w:pPr>
-      <w:r>
-        <w:rPr>
-          <w:rFonts w:ascii="Malgun Gothic" w:cs="Malgun Gothic" w:eastAsia="Malgun Gothic" w:hAnsi="Malgun Gothic"/>
-          <w:sz w:val="20"/>
-          <w:szCs w:val="20"/>
-          <w:rtl w:val="0"/>
-        </w:rPr>
-        <w:t xml:space="preserve">- 이슈: 이슈 코드와 심각도를 함께 저장하고 골든 라벨과의 일치도를 본다.</w:t>
+        <w:t xml:space="preserve">인라인 분류. Case를 만들 때 바로 돌린다</w:t>
+      </w:r>
+    </w:p>
+    <w:p>
+      <w:pPr>
+        <w:widowControl w:val="0"/>
+        <w:spacing w:after="60" w:line="264" w:lineRule="auto"/>
+        <w:ind w:left="720"/>
+        <w:jc w:val="both"/>
+      </w:pPr>
+      <w:r>
+        <w:rPr>
+          <w:rFonts w:ascii="Malgun Gothic" w:cs="Malgun Gothic" w:eastAsia="Malgun Gothic" w:hAnsi="Malgun Gothic"/>
+          <w:sz w:val="20"/>
+          <w:szCs w:val="20"/>
+          <w:rtl w:val="0"/>
+        </w:rPr>
+        <w:t xml:space="preserve">Case가 classifying 상태일 때 감성, 의도, 이슈를 한 번에 분류한다. 세 가지는 선택 기능이 아니다. 실패하면 classification_failed를 기록하고 escalated로 전환해 사람에게 넘긴다.</w:t>
+      </w:r>
+    </w:p>
+    <w:p>
+      <w:pPr>
+        <w:widowControl w:val="0"/>
+        <w:spacing w:after="60" w:line="264" w:lineRule="auto"/>
+        <w:ind w:left="1080"/>
+        <w:jc w:val="both"/>
+      </w:pPr>
+      <w:r>
+        <w:rPr>
+          <w:rFonts w:ascii="Malgun Gothic" w:cs="Malgun Gothic" w:eastAsia="Malgun Gothic" w:hAnsi="Malgun Gothic"/>
+          <w:sz w:val="20"/>
+          <w:szCs w:val="20"/>
+          <w:rtl w:val="0"/>
+        </w:rPr>
+        <w:t xml:space="preserve">- 감성. 골든셋 60건으로 정확도를 측정하고 DB 필드에 저장한다.</w:t>
+      </w:r>
+    </w:p>
+    <w:p>
+      <w:pPr>
+        <w:widowControl w:val="0"/>
+        <w:spacing w:after="60" w:line="264" w:lineRule="auto"/>
+        <w:ind w:left="1080"/>
+        <w:jc w:val="both"/>
+      </w:pPr>
+      <w:r>
+        <w:rPr>
+          <w:rFonts w:ascii="Malgun Gothic" w:cs="Malgun Gothic" w:eastAsia="Malgun Gothic" w:hAnsi="Malgun Gothic"/>
+          <w:sz w:val="20"/>
+          <w:szCs w:val="20"/>
+          <w:rtl w:val="0"/>
+        </w:rPr>
+        <w:t xml:space="preserve">- 의도. billing, technical, other로 나누고 그 결과로 Team을 고른다. 혼동행렬로 검증한다.</w:t>
+      </w:r>
+    </w:p>
+    <w:p>
+      <w:pPr>
+        <w:widowControl w:val="0"/>
+        <w:spacing w:after="60" w:line="264" w:lineRule="auto"/>
+        <w:ind w:left="1080"/>
+        <w:jc w:val="both"/>
+      </w:pPr>
+      <w:r>
+        <w:rPr>
+          <w:rFonts w:ascii="Malgun Gothic" w:cs="Malgun Gothic" w:eastAsia="Malgun Gothic" w:hAnsi="Malgun Gothic"/>
+          <w:sz w:val="20"/>
+          <w:szCs w:val="20"/>
+          <w:rtl w:val="0"/>
+        </w:rPr>
+        <w:t xml:space="preserve">- 이슈. 이슈 코드와 심각도를 함께 저장하고 골든 라벨과의 일치도를 본다.</w:t>
       </w:r>
     </w:p>
     <w:p>
@@ -2522,24 +2859,24 @@
           <w:szCs w:val="20"/>
           <w:rtl w:val="0"/>
         </w:rPr>
-        <w:t xml:space="preserve">검색과 지식 — RAG</w:t>
-      </w:r>
-    </w:p>
-    <w:p>
-      <w:pPr>
-        <w:widowControl w:val="0"/>
-        <w:spacing w:after="60" w:line="264" w:lineRule="auto"/>
-        <w:ind w:left="720"/>
-        <w:jc w:val="both"/>
-      </w:pPr>
-      <w:r>
-        <w:rPr>
-          <w:rFonts w:ascii="Malgun Gothic" w:cs="Malgun Gothic" w:eastAsia="Malgun Gothic" w:hAnsi="Malgun Gothic"/>
-          <w:sz w:val="20"/>
-          <w:szCs w:val="20"/>
-          <w:rtl w:val="0"/>
-        </w:rPr>
-        <w:t xml:space="preserve">기업 지식 문서를 조각으로 나눠 pgvector에 넣고 Case에 맞는 근거를 찾아 답변에 붙인다. retrieval과 rerank, memory 정책, 모델 라우팅은 모델 담당의 몫이다. GraphRAG(관계 그래프를 함께 쓰는 검색)는 Phase 2 확장이며, 8~9주차 비교 실험에서 채택 기준을 넘지 못하면 도입하지 않는다.</w:t>
+        <w:t xml:space="preserve">검색과 지식. RAG</w:t>
+      </w:r>
+    </w:p>
+    <w:p>
+      <w:pPr>
+        <w:widowControl w:val="0"/>
+        <w:spacing w:after="60" w:line="264" w:lineRule="auto"/>
+        <w:ind w:left="720"/>
+        <w:jc w:val="both"/>
+      </w:pPr>
+      <w:r>
+        <w:rPr>
+          <w:rFonts w:ascii="Malgun Gothic" w:cs="Malgun Gothic" w:eastAsia="Malgun Gothic" w:hAnsi="Malgun Gothic"/>
+          <w:sz w:val="20"/>
+          <w:szCs w:val="20"/>
+          <w:rtl w:val="0"/>
+        </w:rPr>
+        <w:t xml:space="preserve">기업 지식 문서를 조각으로 나눠 pgvector에 넣고 Case에 맞는 근거를 찾아 답변에 붙인다. retrieval과 rerank, memory 정책, 모델 라우팅은 모델 담당의 몫이다. GraphRAG는 관계 그래프를 함께 쓰는 검색이며 Phase 2 확장이다. 8주차와 9주차 비교 실험에서 채택 기준을 넘지 못하면 도입하지 않는다.</w:t>
       </w:r>
     </w:p>
     <w:p>
@@ -2558,24 +2895,24 @@
           <w:szCs w:val="20"/>
           <w:rtl w:val="0"/>
         </w:rPr>
-        <w:t xml:space="preserve">지어낸 답을 막는 장치 — 근거 대조</w:t>
-      </w:r>
-    </w:p>
-    <w:p>
-      <w:pPr>
-        <w:widowControl w:val="0"/>
-        <w:spacing w:after="60" w:line="264" w:lineRule="auto"/>
-        <w:ind w:left="720"/>
-        <w:jc w:val="both"/>
-      </w:pPr>
-      <w:r>
-        <w:rPr>
-          <w:rFonts w:ascii="Malgun Gothic" w:cs="Malgun Gothic" w:eastAsia="Malgun Gothic" w:hAnsi="Malgun Gothic"/>
-          <w:sz w:val="20"/>
-          <w:szCs w:val="20"/>
-          <w:rtl w:val="0"/>
-        </w:rPr>
-        <w:t xml:space="preserve">Team이 낸 ActionProposal의 각 필드를 ContextPack·DB와 대조한다. 없는 대상·금액·수량을 담은 제안은 거부하고 사유를 기록한다. 이것이 쓰기 권한을 여는 전제 조건이다.</w:t>
+        <w:t xml:space="preserve">지어낸 답을 막는 장치. 근거 대조</w:t>
+      </w:r>
+    </w:p>
+    <w:p>
+      <w:pPr>
+        <w:widowControl w:val="0"/>
+        <w:spacing w:after="60" w:line="264" w:lineRule="auto"/>
+        <w:ind w:left="720"/>
+        <w:jc w:val="both"/>
+      </w:pPr>
+      <w:r>
+        <w:rPr>
+          <w:rFonts w:ascii="Malgun Gothic" w:cs="Malgun Gothic" w:eastAsia="Malgun Gothic" w:hAnsi="Malgun Gothic"/>
+          <w:sz w:val="20"/>
+          <w:szCs w:val="20"/>
+          <w:rtl w:val="0"/>
+        </w:rPr>
+        <w:t xml:space="preserve">Team이 낸 ActionProposal의 각 필드를 ContextPack, DB와 대조한다. 없는 대상, 금액, 수량을 담은 제안은 거부하고 사유를 기록한다. 이것이 쓰기 권한을 여는 전제 조건이다.</w:t>
       </w:r>
     </w:p>
     <w:p>
@@ -2594,7 +2931,7 @@
           <w:szCs w:val="20"/>
           <w:rtl w:val="0"/>
         </w:rPr>
-        <w:t xml:space="preserve">배치 분석 — VOC &amp; Store Manager</w:t>
+        <w:t xml:space="preserve">배치 분석. VOC &amp; Store Manager</w:t>
       </w:r>
     </w:p>
     <w:p>
@@ -2647,75 +2984,75 @@
           <w:szCs w:val="20"/>
           <w:rtl w:val="0"/>
         </w:rPr>
-        <w:t xml:space="preserve">- 비교군: A(단일 LLM), B(고정 워크플로 + 정책 검색), Proposed(A-COP 전체) 3군.</w:t>
-      </w:r>
-    </w:p>
-    <w:p>
-      <w:pPr>
-        <w:widowControl w:val="0"/>
-        <w:spacing w:after="60" w:line="264" w:lineRule="auto"/>
-        <w:ind w:left="1080"/>
-        <w:jc w:val="both"/>
-      </w:pPr>
-      <w:r>
-        <w:rPr>
-          <w:rFonts w:ascii="Malgun Gothic" w:cs="Malgun Gothic" w:eastAsia="Malgun Gothic" w:hAnsi="Malgun Gothic"/>
-          <w:sz w:val="20"/>
-          <w:szCs w:val="20"/>
-          <w:rtl w:val="0"/>
-        </w:rPr>
-        <w:t xml:space="preserve">- 데이터: 골든셋 60건 + 홀드아웃 20건. 홀드아웃은 개발 중 보지 않는 검증용 표본이다.</w:t>
-      </w:r>
-    </w:p>
-    <w:p>
-      <w:pPr>
-        <w:widowControl w:val="0"/>
-        <w:spacing w:after="60" w:line="264" w:lineRule="auto"/>
-        <w:ind w:left="1080"/>
-        <w:jc w:val="both"/>
-      </w:pPr>
-      <w:r>
-        <w:rPr>
-          <w:rFonts w:ascii="Malgun Gothic" w:cs="Malgun Gothic" w:eastAsia="Malgun Gothic" w:hAnsi="Malgun Gothic"/>
-          <w:sz w:val="20"/>
-          <w:szCs w:val="20"/>
-          <w:rtl w:val="0"/>
-        </w:rPr>
-        <w:t xml:space="preserve">- 통계: 각 군 3회 실행 후 부트스트랩 95% 신뢰구간과 McNemar 검정으로 차이를 판정한다.</w:t>
-      </w:r>
-    </w:p>
-    <w:p>
-      <w:pPr>
-        <w:widowControl w:val="0"/>
-        <w:spacing w:after="60" w:line="264" w:lineRule="auto"/>
-        <w:ind w:left="1080"/>
-        <w:jc w:val="both"/>
-      </w:pPr>
-      <w:r>
-        <w:rPr>
-          <w:rFonts w:ascii="Malgun Gothic" w:cs="Malgun Gothic" w:eastAsia="Malgun Gothic" w:hAnsi="Malgun Gothic"/>
-          <w:sz w:val="20"/>
-          <w:szCs w:val="20"/>
-          <w:rtl w:val="0"/>
-        </w:rPr>
-        <w:t xml:space="preserve">- 판정 보조로 LLM-as-Judge(모델이 채점자 역할을 하는 방식)를 쓰고 사람 라벨 20건과 일치도를 확인한다.</w:t>
-      </w:r>
-    </w:p>
-    <w:p>
-      <w:pPr>
-        <w:widowControl w:val="0"/>
-        <w:spacing w:after="60" w:line="264" w:lineRule="auto"/>
-        <w:ind w:left="1080"/>
-        <w:jc w:val="both"/>
-      </w:pPr>
-      <w:r>
-        <w:rPr>
-          <w:rFonts w:ascii="Malgun Gothic" w:cs="Malgun Gothic" w:eastAsia="Malgun Gothic" w:hAnsi="Malgun Gothic"/>
-          <w:sz w:val="20"/>
-          <w:szCs w:val="20"/>
-          <w:rtl w:val="0"/>
-        </w:rPr>
-        <w:t xml:space="preserve">- 재현: eval/harness에서 명령 한 줄로 다시 돌릴 수 있어야 한다.</w:t>
+        <w:t xml:space="preserve">- 비교군. A는 단일 LLM, B는 고정 워크플로와 정책 검색, Proposed는 A-COP 전체다.</w:t>
+      </w:r>
+    </w:p>
+    <w:p>
+      <w:pPr>
+        <w:widowControl w:val="0"/>
+        <w:spacing w:after="60" w:line="264" w:lineRule="auto"/>
+        <w:ind w:left="1080"/>
+        <w:jc w:val="both"/>
+      </w:pPr>
+      <w:r>
+        <w:rPr>
+          <w:rFonts w:ascii="Malgun Gothic" w:cs="Malgun Gothic" w:eastAsia="Malgun Gothic" w:hAnsi="Malgun Gothic"/>
+          <w:sz w:val="20"/>
+          <w:szCs w:val="20"/>
+          <w:rtl w:val="0"/>
+        </w:rPr>
+        <w:t xml:space="preserve">- 데이터. 골든셋 60건과 홀드아웃 20건. 홀드아웃은 개발 중 보지 않는 검증용 표본이다.</w:t>
+      </w:r>
+    </w:p>
+    <w:p>
+      <w:pPr>
+        <w:widowControl w:val="0"/>
+        <w:spacing w:after="60" w:line="264" w:lineRule="auto"/>
+        <w:ind w:left="1080"/>
+        <w:jc w:val="both"/>
+      </w:pPr>
+      <w:r>
+        <w:rPr>
+          <w:rFonts w:ascii="Malgun Gothic" w:cs="Malgun Gothic" w:eastAsia="Malgun Gothic" w:hAnsi="Malgun Gothic"/>
+          <w:sz w:val="20"/>
+          <w:szCs w:val="20"/>
+          <w:rtl w:val="0"/>
+        </w:rPr>
+        <w:t xml:space="preserve">- 통계. 각 군을 3회 실행한 뒤 부트스트랩 95퍼센트 신뢰구간과 McNemar 검정으로 차이를 판정한다.</w:t>
+      </w:r>
+    </w:p>
+    <w:p>
+      <w:pPr>
+        <w:widowControl w:val="0"/>
+        <w:spacing w:after="60" w:line="264" w:lineRule="auto"/>
+        <w:ind w:left="1080"/>
+        <w:jc w:val="both"/>
+      </w:pPr>
+      <w:r>
+        <w:rPr>
+          <w:rFonts w:ascii="Malgun Gothic" w:cs="Malgun Gothic" w:eastAsia="Malgun Gothic" w:hAnsi="Malgun Gothic"/>
+          <w:sz w:val="20"/>
+          <w:szCs w:val="20"/>
+          <w:rtl w:val="0"/>
+        </w:rPr>
+        <w:t xml:space="preserve">- 판정 보조로 LLM-as-Judge를 쓴다. 모델이 채점자 역할을 하는 방식이며 사람 라벨 20건과 일치도를 확인한다.</w:t>
+      </w:r>
+    </w:p>
+    <w:p>
+      <w:pPr>
+        <w:widowControl w:val="0"/>
+        <w:spacing w:after="60" w:line="264" w:lineRule="auto"/>
+        <w:ind w:left="1080"/>
+        <w:jc w:val="both"/>
+      </w:pPr>
+      <w:r>
+        <w:rPr>
+          <w:rFonts w:ascii="Malgun Gothic" w:cs="Malgun Gothic" w:eastAsia="Malgun Gothic" w:hAnsi="Malgun Gothic"/>
+          <w:sz w:val="20"/>
+          <w:szCs w:val="20"/>
+          <w:rtl w:val="0"/>
+        </w:rPr>
+        <w:t xml:space="preserve">- 재현. eval 폴더의 harness에서 명령 한 줄로 다시 돌릴 수 있어야 한다.</w:t>
       </w:r>
     </w:p>
     <w:p>
@@ -2751,7 +3088,7 @@
           <w:szCs w:val="20"/>
           <w:rtl w:val="0"/>
         </w:rPr>
-        <w:t xml:space="preserve">목표는 지식 주입이 아니라 출력 스키마 준수, 주문·취소·환불·배송 도메인 어휘, 근거·승인·보류를 표시하는 톤을 맞추는 것이다. 정책의 진실값과 주문 상태·금액은 계속 Context Broker와 DB에서 읽는다. 부트캠프 시트상 자체 sLLM 항목은 문구가 "3, 4번 주제"로 돼 있어 6팀 필수 여부가 불명확하며, 강사 확인 전까지 필수로 단정하지 않는다.</w:t>
+        <w:t xml:space="preserve">목표는 지식 주입이 아니라 출력 스키마 준수, 주문과 취소와 환불과 배송 도메인 어휘, 근거와 승인과 보류를 표시하는 톤을 맞추는 것이다. 정책의 진실값과 주문 상태, 금액은 계속 Context Broker와 DB에서 읽는다. 부트캠프 시트상 자체 sLLM 항목은 문구가 3, 4번 주제로 돼 있어 6팀 필수 여부가 불명확하며 강사 확인 전까지 필수로 단정하지 않는다.</w:t>
       </w:r>
     </w:p>
     <w:p>
@@ -2791,7 +3128,66 @@
           <w:szCs w:val="20"/>
           <w:rtl w:val="0"/>
         </w:rPr>
-        <w:t xml:space="preserve">실제 데이터 파일은 datasets/ 아래에 도메인별로 둔다. 각 폴더의 REPORT.md가 그 데이터가 무엇이고 어디에 쓰이는지 설명한다.</w:t>
+        <w:t xml:space="preserve">실제 데이터 파일은 datasets 폴더 아래에 도메인별로 둔다. 각 폴더의 REPORT.md가 그 데이터가 무엇이고 어디에 쓰이는지 설명한다.</w:t>
+      </w:r>
+    </w:p>
+    <w:p>
+      <w:pPr>
+        <w:jc w:val="center"/>
+        <w:spacing w:before="120" w:after="60"/>
+      </w:pPr>
+      <w:r>
+        <w:rPr>
+          <w:noProof/>
+        </w:rPr>
+        <w:drawing>
+          <wp:inline xmlns:wp="http://schemas.openxmlformats.org/drawingml/2006/wordprocessingDrawing" distT="0" distB="0" distL="0" distR="0">
+            <wp:extent cx="5852160" cy="2439467"/>
+            <wp:effectExtent l="0" t="0" r="0" b="0"/>
+            <wp:docPr id="907" name="그림 7"/>
+            <a:graphic xmlns:a="http://schemas.openxmlformats.org/drawingml/2006/main">
+              <a:graphicData uri="http://schemas.openxmlformats.org/drawingml/2006/picture">
+                <pic:pic xmlns:pic="http://schemas.openxmlformats.org/drawingml/2006/picture">
+                  <pic:nvPicPr>
+                    <pic:cNvPr id="907" name="그림 7"/>
+                    <pic:cNvPicPr/>
+                  </pic:nvPicPr>
+                  <pic:blipFill>
+                    <a:blip xmlns:r="http://schemas.openxmlformats.org/officeDocument/2006/relationships" r:embed="rIdIMG507"/>
+                    <a:stretch>
+                      <a:fillRect/>
+                    </a:stretch>
+                  </pic:blipFill>
+                  <pic:spPr>
+                    <a:xfrm>
+                      <a:off x="0" y="0"/>
+                      <a:ext cx="5852160" cy="2439467"/>
+                    </a:xfrm>
+                    <a:prstGeom prst="rect">
+                      <a:avLst/>
+                    </a:prstGeom>
+                  </pic:spPr>
+                </pic:pic>
+              </a:graphicData>
+            </a:graphic>
+          </wp:inline>
+        </w:drawing>
+      </w:r>
+    </w:p>
+    <w:p>
+      <w:pPr>
+        <w:jc w:val="center"/>
+        <w:spacing w:after="180"/>
+      </w:pPr>
+      <w:r>
+        <w:rPr>
+          <w:rFonts w:ascii="Malgun Gothic" w:cs="Malgun Gothic" w:eastAsia="Malgun Gothic" w:hAnsi="Malgun Gothic"/>
+          <w:sz w:val="17"/>
+          <w:szCs w:val="17"/>
+          <w:color w:val="595959"/>
+          <w:rtl w:val="0"/>
+        </w:rPr>
+        <w:t xml:space="preserve">그림 7. 데이터 처리 흐름. 수집한 자료는 정규화와 색인을 거쳐 Context Broker가 쓴다.</w:t>
       </w:r>
     </w:p>
     <w:p>
@@ -2810,41 +3206,41 @@
           <w:szCs w:val="20"/>
           <w:rtl w:val="0"/>
         </w:rPr>
-        <w:t xml:space="preserve">1. 주문·배송 기록 — 코어 1 Context Broker가 쓴다</w:t>
-      </w:r>
-    </w:p>
-    <w:p>
-      <w:pPr>
-        <w:widowControl w:val="0"/>
-        <w:spacing w:after="60" w:line="264" w:lineRule="auto"/>
-        <w:ind w:left="1080"/>
-        <w:jc w:val="both"/>
-      </w:pPr>
-      <w:r>
-        <w:rPr>
-          <w:rFonts w:ascii="Malgun Gothic" w:cs="Malgun Gothic" w:eastAsia="Malgun Gothic" w:hAnsi="Malgun Gothic"/>
-          <w:sz w:val="20"/>
-          <w:szCs w:val="20"/>
-          <w:rtl w:val="0"/>
-        </w:rPr>
-        <w:t xml:space="preserve">- commerce/coupang_order_history: 쿠팡 주문·배송 기록. 브라우저 확장으로 본인 계정의 기록을 수집한다. 페이지에 이미 들어 있는 JSON을 읽는 방식이라 화면 클릭이나 페이지 이동이 필요 없다.</w:t>
-      </w:r>
-    </w:p>
-    <w:p>
-      <w:pPr>
-        <w:widowControl w:val="0"/>
-        <w:spacing w:after="60" w:line="264" w:lineRule="auto"/>
-        <w:ind w:left="1080"/>
-        <w:jc w:val="both"/>
-      </w:pPr>
-      <w:r>
-        <w:rPr>
-          <w:rFonts w:ascii="Malgun Gothic" w:cs="Malgun Gothic" w:eastAsia="Malgun Gothic" w:hAnsi="Malgun Gothic"/>
-          <w:sz w:val="20"/>
-          <w:szCs w:val="20"/>
-          <w:rtl w:val="0"/>
-        </w:rPr>
-        <w:t xml:space="preserve">- commerce/naver_order_history: 네이버 주문 기록. 쇼핑몰 한 곳만 쓰면 그 사이트의 데이터 구조에 맞춰 설계가 굳어지므로 두 곳을 쓴다.</w:t>
+        <w:t xml:space="preserve">1) 주문과 배송 기록. 코어 1 Context Broker가 쓴다</w:t>
+      </w:r>
+    </w:p>
+    <w:p>
+      <w:pPr>
+        <w:widowControl w:val="0"/>
+        <w:spacing w:after="60" w:line="264" w:lineRule="auto"/>
+        <w:ind w:left="1080"/>
+        <w:jc w:val="both"/>
+      </w:pPr>
+      <w:r>
+        <w:rPr>
+          <w:rFonts w:ascii="Malgun Gothic" w:cs="Malgun Gothic" w:eastAsia="Malgun Gothic" w:hAnsi="Malgun Gothic"/>
+          <w:sz w:val="20"/>
+          <w:szCs w:val="20"/>
+          <w:rtl w:val="0"/>
+        </w:rPr>
+        <w:t xml:space="preserve">- commerce/coupang_order_history. 쿠팡 주문과 배송 기록이다. 브라우저 확장으로 본인 계정의 기록을 수집한다. 페이지에 이미 들어 있는 JSON을 읽는 방식이라 화면 클릭이나 페이지 이동이 필요 없다.</w:t>
+      </w:r>
+    </w:p>
+    <w:p>
+      <w:pPr>
+        <w:widowControl w:val="0"/>
+        <w:spacing w:after="60" w:line="264" w:lineRule="auto"/>
+        <w:ind w:left="1080"/>
+        <w:jc w:val="both"/>
+      </w:pPr>
+      <w:r>
+        <w:rPr>
+          <w:rFonts w:ascii="Malgun Gothic" w:cs="Malgun Gothic" w:eastAsia="Malgun Gothic" w:hAnsi="Malgun Gothic"/>
+          <w:sz w:val="20"/>
+          <w:szCs w:val="20"/>
+          <w:rtl w:val="0"/>
+        </w:rPr>
+        <w:t xml:space="preserve">- commerce/naver_order_history. 네이버 주문 기록이다. 쇼핑몰 한 곳만 쓰면 그 사이트의 데이터 구조에 맞춰 설계가 굳어지므로 두 곳을 쓴다.</w:t>
       </w:r>
     </w:p>
     <w:p>
@@ -2863,24 +3259,24 @@
           <w:szCs w:val="20"/>
           <w:rtl w:val="0"/>
         </w:rPr>
-        <w:t xml:space="preserve">2. 배송 조회 — 코어 2 Action 실행부가 쓴다</w:t>
-      </w:r>
-    </w:p>
-    <w:p>
-      <w:pPr>
-        <w:widowControl w:val="0"/>
-        <w:spacing w:after="60" w:line="264" w:lineRule="auto"/>
-        <w:ind w:left="1080"/>
-        <w:jc w:val="both"/>
-      </w:pPr>
-      <w:r>
-        <w:rPr>
-          <w:rFonts w:ascii="Malgun Gothic" w:cs="Malgun Gothic" w:eastAsia="Malgun Gothic" w:hAnsi="Malgun Gothic"/>
-          <w:sz w:val="20"/>
-          <w:szCs w:val="20"/>
-          <w:rtl w:val="0"/>
-        </w:rPr>
-        <w:t xml:space="preserve">- commerce/courier_tracking: 국내 택배사 송장 조회 도구. 학습 데이터가 아니라 운영 중 실시간 호출용 도구다. 따라서 전처리 결과물이 비어 있는 것이 정상이다.</w:t>
+        <w:t xml:space="preserve">2) 배송 조회. 코어 2 Action 실행부가 쓴다</w:t>
+      </w:r>
+    </w:p>
+    <w:p>
+      <w:pPr>
+        <w:widowControl w:val="0"/>
+        <w:spacing w:after="60" w:line="264" w:lineRule="auto"/>
+        <w:ind w:left="1080"/>
+        <w:jc w:val="both"/>
+      </w:pPr>
+      <w:r>
+        <w:rPr>
+          <w:rFonts w:ascii="Malgun Gothic" w:cs="Malgun Gothic" w:eastAsia="Malgun Gothic" w:hAnsi="Malgun Gothic"/>
+          <w:sz w:val="20"/>
+          <w:szCs w:val="20"/>
+          <w:rtl w:val="0"/>
+        </w:rPr>
+        <w:t xml:space="preserve">- commerce/courier_tracking. 국내 택배사 송장 조회 도구다. 학습 데이터가 아니라 운영 중 실시간 호출용 도구이므로 전처리 결과물이 비어 있는 것이 정상이다.</w:t>
       </w:r>
     </w:p>
     <w:p>
@@ -2899,24 +3295,24 @@
           <w:szCs w:val="20"/>
           <w:rtl w:val="0"/>
         </w:rPr>
-        <w:t xml:space="preserve">3. 고객 문의 데이터 — 코어 1 RAG 지식 재료가 된다</w:t>
-      </w:r>
-    </w:p>
-    <w:p>
-      <w:pPr>
-        <w:widowControl w:val="0"/>
-        <w:spacing w:after="60" w:line="264" w:lineRule="auto"/>
-        <w:ind w:left="1080"/>
-        <w:jc w:val="both"/>
-      </w:pPr>
-      <w:r>
-        <w:rPr>
-          <w:rFonts w:ascii="Malgun Gothic" w:cs="Malgun Gothic" w:eastAsia="Malgun Gothic" w:hAnsi="Malgun Gothic"/>
-          <w:sz w:val="20"/>
-          <w:szCs w:val="20"/>
-          <w:rtl w:val="0"/>
-        </w:rPr>
-        <w:t xml:space="preserve">- voc/*: 공개된 고객 문의·응대 데이터. 지식 문서 색인과 골든셋 작성에 쓴다.</w:t>
+        <w:t xml:space="preserve">3) 고객 문의 데이터. 코어 1 RAG 지식 재료가 된다</w:t>
+      </w:r>
+    </w:p>
+    <w:p>
+      <w:pPr>
+        <w:widowControl w:val="0"/>
+        <w:spacing w:after="60" w:line="264" w:lineRule="auto"/>
+        <w:ind w:left="1080"/>
+        <w:jc w:val="both"/>
+      </w:pPr>
+      <w:r>
+        <w:rPr>
+          <w:rFonts w:ascii="Malgun Gothic" w:cs="Malgun Gothic" w:eastAsia="Malgun Gothic" w:hAnsi="Malgun Gothic"/>
+          <w:sz w:val="20"/>
+          <w:szCs w:val="20"/>
+          <w:rtl w:val="0"/>
+        </w:rPr>
+        <w:t xml:space="preserve">- voc 폴더. 공개된 고객 문의와 응대 데이터다. 지식 문서 색인과 골든셋 작성에 쓴다.</w:t>
       </w:r>
     </w:p>
     <w:p>
@@ -2935,24 +3331,24 @@
           <w:szCs w:val="20"/>
           <w:rtl w:val="0"/>
         </w:rPr>
-        <w:t xml:space="preserve">4. 번역 — 다국어 응대 검토용</w:t>
-      </w:r>
-    </w:p>
-    <w:p>
-      <w:pPr>
-        <w:widowControl w:val="0"/>
-        <w:spacing w:after="60" w:line="264" w:lineRule="auto"/>
-        <w:ind w:left="1080"/>
-        <w:jc w:val="both"/>
-      </w:pPr>
-      <w:r>
-        <w:rPr>
-          <w:rFonts w:ascii="Malgun Gothic" w:cs="Malgun Gothic" w:eastAsia="Malgun Gothic" w:hAnsi="Malgun Gothic"/>
-          <w:sz w:val="20"/>
-          <w:szCs w:val="20"/>
-          <w:rtl w:val="0"/>
-        </w:rPr>
-        <w:t xml:space="preserve">- mt/*: 번역 성능 비교 자료.</w:t>
+        <w:t xml:space="preserve">4) 번역. 다국어 응대 검토용</w:t>
+      </w:r>
+    </w:p>
+    <w:p>
+      <w:pPr>
+        <w:widowControl w:val="0"/>
+        <w:spacing w:after="60" w:line="264" w:lineRule="auto"/>
+        <w:ind w:left="1080"/>
+        <w:jc w:val="both"/>
+      </w:pPr>
+      <w:r>
+        <w:rPr>
+          <w:rFonts w:ascii="Malgun Gothic" w:cs="Malgun Gothic" w:eastAsia="Malgun Gothic" w:hAnsi="Malgun Gothic"/>
+          <w:sz w:val="20"/>
+          <w:szCs w:val="20"/>
+          <w:rtl w:val="0"/>
+        </w:rPr>
+        <w:t xml:space="preserve">- mt 폴더. 번역 성능 비교 자료다.</w:t>
       </w:r>
     </w:p>
     <w:p>
@@ -2971,24 +3367,24 @@
           <w:szCs w:val="20"/>
           <w:rtl w:val="0"/>
         </w:rPr>
-        <w:t xml:space="preserve">5. 검증 쇼핑몰 — 준비 중</w:t>
-      </w:r>
-    </w:p>
-    <w:p>
-      <w:pPr>
-        <w:widowControl w:val="0"/>
-        <w:spacing w:after="60" w:line="264" w:lineRule="auto"/>
-        <w:ind w:left="720"/>
-        <w:jc w:val="both"/>
-      </w:pPr>
-      <w:r>
-        <w:rPr>
-          <w:rFonts w:ascii="Malgun Gothic" w:cs="Malgun Gothic" w:eastAsia="Malgun Gothic" w:hAnsi="Malgun Gothic"/>
-          <w:sz w:val="20"/>
-          <w:szCs w:val="20"/>
-          <w:rtl w:val="0"/>
-        </w:rPr>
-        <w:t xml:space="preserve">주문·반품 시나리오를 실제로 확인할 검증 쇼핑몰을 준비하고 있다. 해당 사이트가 열리면 그곳에서 주문·반품 흐름을 확인할 계획이다. 지금 시점에는 준비 중이므로 확보된 데이터로 단정하지 않는다.</w:t>
+        <w:t xml:space="preserve">5) 검증 쇼핑몰. 준비 중</w:t>
+      </w:r>
+    </w:p>
+    <w:p>
+      <w:pPr>
+        <w:widowControl w:val="0"/>
+        <w:spacing w:after="60" w:line="264" w:lineRule="auto"/>
+        <w:ind w:left="720"/>
+        <w:jc w:val="both"/>
+      </w:pPr>
+      <w:r>
+        <w:rPr>
+          <w:rFonts w:ascii="Malgun Gothic" w:cs="Malgun Gothic" w:eastAsia="Malgun Gothic" w:hAnsi="Malgun Gothic"/>
+          <w:sz w:val="20"/>
+          <w:szCs w:val="20"/>
+          <w:rtl w:val="0"/>
+        </w:rPr>
+        <w:t xml:space="preserve">주문과 반품 시나리오를 실제로 확인할 검증 쇼핑몰을 준비하고 있다. 사이트가 열리면 그곳에서 주문과 반품 흐름을 확인할 계획이다. 지금은 준비 중이므로 확보된 데이터로 단정하지 않는다.</w:t>
       </w:r>
     </w:p>
     <w:p>
@@ -3024,24 +3420,24 @@
           <w:szCs w:val="20"/>
           <w:rtl w:val="0"/>
         </w:rPr>
-        <w:t xml:space="preserve">- 도메인 사실 트랙: 실제 스마트스토어 주문·반품·취소·교환·리뷰 데이터. 원문이나 개인정보는 문서에 옮기지 않는다.</w:t>
-      </w:r>
-    </w:p>
-    <w:p>
-      <w:pPr>
-        <w:widowControl w:val="0"/>
-        <w:spacing w:after="60" w:line="264" w:lineRule="auto"/>
-        <w:ind w:left="1080"/>
-        <w:jc w:val="both"/>
-      </w:pPr>
-      <w:r>
-        <w:rPr>
-          <w:rFonts w:ascii="Malgun Gothic" w:cs="Malgun Gothic" w:eastAsia="Malgun Gothic" w:hAnsi="Malgun Gothic"/>
-          <w:sz w:val="20"/>
-          <w:szCs w:val="20"/>
-          <w:rtl w:val="0"/>
-        </w:rPr>
-        <w:t xml:space="preserve">- 표현·의도 트랙: 공개 고객지원 데이터로 문장 다양성과 intent 표현을 보강한다. 이 트랙으로 주문·가격·환불 같은 사실을 주입하지 않는다.</w:t>
+        <w:t xml:space="preserve">- 도메인 사실 트랙. 실제 스마트스토어 주문, 반품, 취소, 교환, 리뷰 데이터다. 원문이나 개인정보는 문서에 옮기지 않는다.</w:t>
+      </w:r>
+    </w:p>
+    <w:p>
+      <w:pPr>
+        <w:widowControl w:val="0"/>
+        <w:spacing w:after="60" w:line="264" w:lineRule="auto"/>
+        <w:ind w:left="1080"/>
+        <w:jc w:val="both"/>
+      </w:pPr>
+      <w:r>
+        <w:rPr>
+          <w:rFonts w:ascii="Malgun Gothic" w:cs="Malgun Gothic" w:eastAsia="Malgun Gothic" w:hAnsi="Malgun Gothic"/>
+          <w:sz w:val="20"/>
+          <w:szCs w:val="20"/>
+          <w:rtl w:val="0"/>
+        </w:rPr>
+        <w:t xml:space="preserve">- 표현과 의도 트랙. 공개 고객지원 데이터로 문장 다양성과 의도 표현을 보강한다. 이 트랙으로 주문, 가격, 환불 같은 사실을 주입하지 않는다.</w:t>
       </w:r>
     </w:p>
     <w:p>
@@ -3094,7 +3490,7 @@
           <w:szCs w:val="20"/>
           <w:rtl w:val="0"/>
         </w:rPr>
-        <w:t xml:space="preserve">raw/와 processed/는 본인의 실제 구매 기록을 담고 있어 git에 올리지 않는다. 스크립트, 스키마, REPORT.md만 올린다. 배포용 압축본도 같은 규칙으로 제외한다.</w:t>
+        <w:t xml:space="preserve">raw 폴더와 processed 폴더는 본인의 실제 구매 기록을 담고 있어 git에 올리지 않는다. 스크립트, 스키마, REPORT.md만 올린다. 배포용 압축본도 같은 규칙으로 제외한다.</w:t>
       </w:r>
     </w:p>
     <w:p>
@@ -3118,53 +3514,112 @@
     </w:p>
     <w:p>
       <w:pPr>
-        <w:widowControl w:val="0"/>
-        <w:spacing w:after="60" w:line="264" w:lineRule="auto"/>
-        <w:ind w:left="1080"/>
-        <w:jc w:val="both"/>
-      </w:pPr>
-      <w:r>
-        <w:rPr>
-          <w:rFonts w:ascii="Malgun Gothic" w:cs="Malgun Gothic" w:eastAsia="Malgun Gothic" w:hAnsi="Malgun Gothic"/>
-          <w:sz w:val="20"/>
-          <w:szCs w:val="20"/>
-          <w:rtl w:val="0"/>
-        </w:rPr>
-        <w:t xml:space="preserve">- 네이버 주문 기록은 실제 72건 중 68건만 수집됐다. 4건 누락이 남아 있고 원인 분석 중이다.</w:t>
-      </w:r>
-    </w:p>
-    <w:p>
-      <w:pPr>
-        <w:widowControl w:val="0"/>
-        <w:spacing w:after="60" w:line="264" w:lineRule="auto"/>
-        <w:ind w:left="1080"/>
-        <w:jc w:val="both"/>
-      </w:pPr>
-      <w:r>
-        <w:rPr>
-          <w:rFonts w:ascii="Malgun Gothic" w:cs="Malgun Gothic" w:eastAsia="Malgun Gothic" w:hAnsi="Malgun Gothic"/>
-          <w:sz w:val="20"/>
-          <w:szCs w:val="20"/>
-          <w:rtl w:val="0"/>
-        </w:rPr>
-        <w:t xml:space="preserve">- 택배 조회는 58건을 질의해 13건만 이력이 나왔다. 오래된 송장번호는 6~12개월 뒤 조회가 막히기 때문이다.</w:t>
-      </w:r>
-    </w:p>
-    <w:p>
-      <w:pPr>
-        <w:widowControl w:val="0"/>
-        <w:spacing w:after="60" w:line="264" w:lineRule="auto"/>
-        <w:ind w:left="1080"/>
-        <w:jc w:val="both"/>
-      </w:pPr>
-      <w:r>
-        <w:rPr>
-          <w:rFonts w:ascii="Malgun Gothic" w:cs="Malgun Gothic" w:eastAsia="Malgun Gothic" w:hAnsi="Malgun Gothic"/>
-          <w:sz w:val="20"/>
-          <w:szCs w:val="20"/>
-          <w:rtl w:val="0"/>
-        </w:rPr>
-        <w:t xml:space="preserve">- VOC 5종 데이터셋(약 681MB)의 전처리가 아직 남아 있다.</w:t>
+        <w:jc w:val="center"/>
+        <w:spacing w:before="120" w:after="60"/>
+      </w:pPr>
+      <w:r>
+        <w:rPr>
+          <w:noProof/>
+        </w:rPr>
+        <w:drawing>
+          <wp:inline xmlns:wp="http://schemas.openxmlformats.org/drawingml/2006/wordprocessingDrawing" distT="0" distB="0" distL="0" distR="0">
+            <wp:extent cx="5120640" cy="2454923"/>
+            <wp:effectExtent l="0" t="0" r="0" b="0"/>
+            <wp:docPr id="908" name="그림 8"/>
+            <a:graphic xmlns:a="http://schemas.openxmlformats.org/drawingml/2006/main">
+              <a:graphicData uri="http://schemas.openxmlformats.org/drawingml/2006/picture">
+                <pic:pic xmlns:pic="http://schemas.openxmlformats.org/drawingml/2006/picture">
+                  <pic:nvPicPr>
+                    <pic:cNvPr id="908" name="그림 8"/>
+                    <pic:cNvPicPr/>
+                  </pic:nvPicPr>
+                  <pic:blipFill>
+                    <a:blip xmlns:r="http://schemas.openxmlformats.org/officeDocument/2006/relationships" r:embed="rIdIMG508"/>
+                    <a:stretch>
+                      <a:fillRect/>
+                    </a:stretch>
+                  </pic:blipFill>
+                  <pic:spPr>
+                    <a:xfrm>
+                      <a:off x="0" y="0"/>
+                      <a:ext cx="5120640" cy="2454923"/>
+                    </a:xfrm>
+                    <a:prstGeom prst="rect">
+                      <a:avLst/>
+                    </a:prstGeom>
+                  </pic:spPr>
+                </pic:pic>
+              </a:graphicData>
+            </a:graphic>
+          </wp:inline>
+        </w:drawing>
+      </w:r>
+    </w:p>
+    <w:p>
+      <w:pPr>
+        <w:jc w:val="center"/>
+        <w:spacing w:after="180"/>
+      </w:pPr>
+      <w:r>
+        <w:rPr>
+          <w:rFonts w:ascii="Malgun Gothic" w:cs="Malgun Gothic" w:eastAsia="Malgun Gothic" w:hAnsi="Malgun Gothic"/>
+          <w:sz w:val="17"/>
+          <w:szCs w:val="17"/>
+          <w:color w:val="595959"/>
+          <w:rtl w:val="0"/>
+        </w:rPr>
+        <w:t xml:space="preserve">그림 8. 데이터 수집 현황. 못 가져온 부분을 0으로 채우지 않고 그대로 표시했다.</w:t>
+      </w:r>
+    </w:p>
+    <w:p>
+      <w:pPr>
+        <w:widowControl w:val="0"/>
+        <w:spacing w:after="60" w:line="264" w:lineRule="auto"/>
+        <w:ind w:left="1080"/>
+        <w:jc w:val="both"/>
+      </w:pPr>
+      <w:r>
+        <w:rPr>
+          <w:rFonts w:ascii="Malgun Gothic" w:cs="Malgun Gothic" w:eastAsia="Malgun Gothic" w:hAnsi="Malgun Gothic"/>
+          <w:sz w:val="20"/>
+          <w:szCs w:val="20"/>
+          <w:rtl w:val="0"/>
+        </w:rPr>
+        <w:t xml:space="preserve">- 네이버 주문 기록은 실제 72건 중 68건만 수집됐다. 4건 누락이 남아 있고 원인을 분석 중이다.</w:t>
+      </w:r>
+    </w:p>
+    <w:p>
+      <w:pPr>
+        <w:widowControl w:val="0"/>
+        <w:spacing w:after="60" w:line="264" w:lineRule="auto"/>
+        <w:ind w:left="1080"/>
+        <w:jc w:val="both"/>
+      </w:pPr>
+      <w:r>
+        <w:rPr>
+          <w:rFonts w:ascii="Malgun Gothic" w:cs="Malgun Gothic" w:eastAsia="Malgun Gothic" w:hAnsi="Malgun Gothic"/>
+          <w:sz w:val="20"/>
+          <w:szCs w:val="20"/>
+          <w:rtl w:val="0"/>
+        </w:rPr>
+        <w:t xml:space="preserve">- 택배 조회는 58건을 질의해 13건만 이력이 나왔다. 오래된 송장번호는 6개월에서 12개월 뒤 조회가 막히기 때문이다.</w:t>
+      </w:r>
+    </w:p>
+    <w:p>
+      <w:pPr>
+        <w:widowControl w:val="0"/>
+        <w:spacing w:after="60" w:line="264" w:lineRule="auto"/>
+        <w:ind w:left="1080"/>
+        <w:jc w:val="both"/>
+      </w:pPr>
+      <w:r>
+        <w:rPr>
+          <w:rFonts w:ascii="Malgun Gothic" w:cs="Malgun Gothic" w:eastAsia="Malgun Gothic" w:hAnsi="Malgun Gothic"/>
+          <w:sz w:val="20"/>
+          <w:szCs w:val="20"/>
+          <w:rtl w:val="0"/>
+        </w:rPr>
+        <w:t xml:space="preserve">- VOC 5종 데이터셋 약 681MB의 전처리가 아직 남아 있다.</w:t>
       </w:r>
     </w:p>
     <w:p>
@@ -3209,7 +3664,7 @@
           <w:szCs w:val="20"/>
           <w:rtl w:val="0"/>
         </w:rPr>
-        <w:t xml:space="preserve">6명을 코어 2 · 모델 3 · 검증&amp;프론트 1로 배치한다. 사람의 담당 경계가 코드의 책임 경계와 같을 필요는 없다. 한 사람이 수직 기능 하나를 끝까지 본다. 아래 기술 스택은 제출표의 역할별 구분을 그대로 따르며 MVP와 Phase 2를 나눈다.</w:t>
+        <w:t xml:space="preserve">6명을 코어 2명, 모델 3명, 검증과 프론트 1명으로 배치한다. 사람의 담당 경계가 코드의 책임 경계와 같을 필요는 없다. 한 사람이 수직 기능 하나를 끝까지 본다. 아래 기술 스택은 제출표의 역할별 구분을 그대로 따르며 MVP와 Phase 2를 나눈다.</w:t>
       </w:r>
     </w:p>
     <w:p>
@@ -3228,92 +3683,92 @@
           <w:szCs w:val="20"/>
           <w:rtl w:val="0"/>
         </w:rPr>
-        <w:t xml:space="preserve">코어 1 (1명) — Case Runtime &amp; Coordination</w:t>
-      </w:r>
-    </w:p>
-    <w:p>
-      <w:pPr>
-        <w:widowControl w:val="0"/>
-        <w:spacing w:after="60" w:line="264" w:lineRule="auto"/>
-        <w:ind w:left="1080"/>
-        <w:jc w:val="both"/>
-      </w:pPr>
-      <w:r>
-        <w:rPr>
-          <w:rFonts w:ascii="Malgun Gothic" w:cs="Malgun Gothic" w:eastAsia="Malgun Gothic" w:hAnsi="Malgun Gothic"/>
-          <w:sz w:val="20"/>
-          <w:szCs w:val="20"/>
-          <w:rtl w:val="0"/>
-        </w:rPr>
-        <w:t xml:space="preserve">- 담당: Case lifecycle, Shared State, CAS, Controller, 최상위 LangGraph, Registry, TeamExecutorPort, Message Broker 정책</w:t>
-      </w:r>
-    </w:p>
-    <w:p>
-      <w:pPr>
-        <w:widowControl w:val="0"/>
-        <w:spacing w:after="60" w:line="264" w:lineRule="auto"/>
-        <w:ind w:left="1080"/>
-        <w:jc w:val="both"/>
-      </w:pPr>
-      <w:r>
-        <w:rPr>
-          <w:rFonts w:ascii="Malgun Gothic" w:cs="Malgun Gothic" w:eastAsia="Malgun Gothic" w:hAnsi="Malgun Gothic"/>
-          <w:sz w:val="20"/>
-          <w:szCs w:val="20"/>
-          <w:rtl w:val="0"/>
-        </w:rPr>
-        <w:t xml:space="preserve">- MVP 스택: Python, LangGraph, PostgreSQL(CAS·트랜잭션), Registry</w:t>
-      </w:r>
-    </w:p>
-    <w:p>
-      <w:pPr>
-        <w:widowControl w:val="0"/>
-        <w:spacing w:after="60" w:line="264" w:lineRule="auto"/>
-        <w:ind w:left="1080"/>
-        <w:jc w:val="both"/>
-      </w:pPr>
-      <w:r>
-        <w:rPr>
-          <w:rFonts w:ascii="Malgun Gothic" w:cs="Malgun Gothic" w:eastAsia="Malgun Gothic" w:hAnsi="Malgun Gothic"/>
-          <w:sz w:val="20"/>
-          <w:szCs w:val="20"/>
-          <w:rtl w:val="0"/>
-        </w:rPr>
-        <w:t xml:space="preserve">- Phase 2: Redis/RabbitMQ Adapter, Apache AGE·Neo4j</w:t>
-      </w:r>
-    </w:p>
-    <w:p>
-      <w:pPr>
-        <w:widowControl w:val="0"/>
-        <w:spacing w:after="60" w:line="264" w:lineRule="auto"/>
-        <w:ind w:left="1080"/>
-        <w:jc w:val="both"/>
-      </w:pPr>
-      <w:r>
-        <w:rPr>
-          <w:rFonts w:ascii="Malgun Gothic" w:cs="Malgun Gothic" w:eastAsia="Malgun Gothic" w:hAnsi="Malgun Gothic"/>
-          <w:sz w:val="20"/>
-          <w:szCs w:val="20"/>
-          <w:rtl w:val="0"/>
-        </w:rPr>
-        <w:t xml:space="preserve">- 담당하지 않음: 외부 인증, 도구 실행, Team 내부 로직</w:t>
-      </w:r>
-    </w:p>
-    <w:p>
-      <w:pPr>
-        <w:widowControl w:val="0"/>
-        <w:spacing w:after="60" w:line="264" w:lineRule="auto"/>
-        <w:ind w:left="1080"/>
-        <w:jc w:val="both"/>
-      </w:pPr>
-      <w:r>
-        <w:rPr>
-          <w:rFonts w:ascii="Malgun Gothic" w:cs="Malgun Gothic" w:eastAsia="Malgun Gothic" w:hAnsi="Malgun Gothic"/>
-          <w:sz w:val="20"/>
-          <w:szCs w:val="20"/>
-          <w:rtl w:val="0"/>
-        </w:rPr>
-        <w:t xml:space="preserve">- 소유 테이블: customer_cases, case_events, shared_state, agent_runs, team_tasks, outbox</w:t>
+        <w:t xml:space="preserve">코어 1 (1명). Case Runtime &amp; Coordination</w:t>
+      </w:r>
+    </w:p>
+    <w:p>
+      <w:pPr>
+        <w:widowControl w:val="0"/>
+        <w:spacing w:after="60" w:line="264" w:lineRule="auto"/>
+        <w:ind w:left="1080"/>
+        <w:jc w:val="both"/>
+      </w:pPr>
+      <w:r>
+        <w:rPr>
+          <w:rFonts w:ascii="Malgun Gothic" w:cs="Malgun Gothic" w:eastAsia="Malgun Gothic" w:hAnsi="Malgun Gothic"/>
+          <w:sz w:val="20"/>
+          <w:szCs w:val="20"/>
+          <w:rtl w:val="0"/>
+        </w:rPr>
+        <w:t xml:space="preserve">- 담당. Case lifecycle, Shared State, CAS, Controller, 최상위 LangGraph, Registry, TeamExecutorPort, Message Broker 정책</w:t>
+      </w:r>
+    </w:p>
+    <w:p>
+      <w:pPr>
+        <w:widowControl w:val="0"/>
+        <w:spacing w:after="60" w:line="264" w:lineRule="auto"/>
+        <w:ind w:left="1080"/>
+        <w:jc w:val="both"/>
+      </w:pPr>
+      <w:r>
+        <w:rPr>
+          <w:rFonts w:ascii="Malgun Gothic" w:cs="Malgun Gothic" w:eastAsia="Malgun Gothic" w:hAnsi="Malgun Gothic"/>
+          <w:sz w:val="20"/>
+          <w:szCs w:val="20"/>
+          <w:rtl w:val="0"/>
+        </w:rPr>
+        <w:t xml:space="preserve">- MVP 스택. Python, LangGraph, PostgreSQL(CAS와 트랜잭션), Registry</w:t>
+      </w:r>
+    </w:p>
+    <w:p>
+      <w:pPr>
+        <w:widowControl w:val="0"/>
+        <w:spacing w:after="60" w:line="264" w:lineRule="auto"/>
+        <w:ind w:left="1080"/>
+        <w:jc w:val="both"/>
+      </w:pPr>
+      <w:r>
+        <w:rPr>
+          <w:rFonts w:ascii="Malgun Gothic" w:cs="Malgun Gothic" w:eastAsia="Malgun Gothic" w:hAnsi="Malgun Gothic"/>
+          <w:sz w:val="20"/>
+          <w:szCs w:val="20"/>
+          <w:rtl w:val="0"/>
+        </w:rPr>
+        <w:t xml:space="preserve">- Phase 2. Redis 또는 RabbitMQ Adapter, Apache AGE, Neo4j</w:t>
+      </w:r>
+    </w:p>
+    <w:p>
+      <w:pPr>
+        <w:widowControl w:val="0"/>
+        <w:spacing w:after="60" w:line="264" w:lineRule="auto"/>
+        <w:ind w:left="1080"/>
+        <w:jc w:val="both"/>
+      </w:pPr>
+      <w:r>
+        <w:rPr>
+          <w:rFonts w:ascii="Malgun Gothic" w:cs="Malgun Gothic" w:eastAsia="Malgun Gothic" w:hAnsi="Malgun Gothic"/>
+          <w:sz w:val="20"/>
+          <w:szCs w:val="20"/>
+          <w:rtl w:val="0"/>
+        </w:rPr>
+        <w:t xml:space="preserve">- 담당하지 않음. 외부 인증, 도구 실행, Team 내부 로직</w:t>
+      </w:r>
+    </w:p>
+    <w:p>
+      <w:pPr>
+        <w:widowControl w:val="0"/>
+        <w:spacing w:after="60" w:line="264" w:lineRule="auto"/>
+        <w:ind w:left="1080"/>
+        <w:jc w:val="both"/>
+      </w:pPr>
+      <w:r>
+        <w:rPr>
+          <w:rFonts w:ascii="Malgun Gothic" w:cs="Malgun Gothic" w:eastAsia="Malgun Gothic" w:hAnsi="Malgun Gothic"/>
+          <w:sz w:val="20"/>
+          <w:szCs w:val="20"/>
+          <w:rtl w:val="0"/>
+        </w:rPr>
+        <w:t xml:space="preserve">- 소유 테이블. customer_cases, case_events, shared_state, agent_runs, team_tasks, outbox</w:t>
       </w:r>
     </w:p>
     <w:p>
@@ -3332,92 +3787,92 @@
           <w:szCs w:val="20"/>
           <w:rtl w:val="0"/>
         </w:rPr>
-        <w:t xml:space="preserve">코어 2 (1명) — Access &amp; Action Platform</w:t>
-      </w:r>
-    </w:p>
-    <w:p>
-      <w:pPr>
-        <w:widowControl w:val="0"/>
-        <w:spacing w:after="60" w:line="264" w:lineRule="auto"/>
-        <w:ind w:left="1080"/>
-        <w:jc w:val="both"/>
-      </w:pPr>
-      <w:r>
-        <w:rPr>
-          <w:rFonts w:ascii="Malgun Gothic" w:cs="Malgun Gothic" w:eastAsia="Malgun Gothic" w:hAnsi="Malgun Gothic"/>
-          <w:sz w:val="20"/>
-          <w:szCs w:val="20"/>
-          <w:rtl w:val="0"/>
-        </w:rPr>
-        <w:t xml:space="preserve">- 담당: Gateway, Tool/Action, approval, idempotency, audit</w:t>
-      </w:r>
-    </w:p>
-    <w:p>
-      <w:pPr>
-        <w:widowControl w:val="0"/>
-        <w:spacing w:after="60" w:line="264" w:lineRule="auto"/>
-        <w:ind w:left="1080"/>
-        <w:jc w:val="both"/>
-      </w:pPr>
-      <w:r>
-        <w:rPr>
-          <w:rFonts w:ascii="Malgun Gothic" w:cs="Malgun Gothic" w:eastAsia="Malgun Gothic" w:hAnsi="Malgun Gothic"/>
-          <w:sz w:val="20"/>
-          <w:szCs w:val="20"/>
-          <w:rtl w:val="0"/>
-        </w:rPr>
-        <w:t xml:space="preserve">- MVP 스택: FastAPI, REST/OpenAPI, MCP, A2A Adapter, API Key + Scope</w:t>
-      </w:r>
-    </w:p>
-    <w:p>
-      <w:pPr>
-        <w:widowControl w:val="0"/>
-        <w:spacing w:after="60" w:line="264" w:lineRule="auto"/>
-        <w:ind w:left="1080"/>
-        <w:jc w:val="both"/>
-      </w:pPr>
-      <w:r>
-        <w:rPr>
-          <w:rFonts w:ascii="Malgun Gothic" w:cs="Malgun Gothic" w:eastAsia="Malgun Gothic" w:hAnsi="Malgun Gothic"/>
-          <w:sz w:val="20"/>
-          <w:szCs w:val="20"/>
-          <w:rtl w:val="0"/>
-        </w:rPr>
-        <w:t xml:space="preserve">- Phase 2: OAuth 2.0 / OpenID Connect, 외부 Message Broker</w:t>
-      </w:r>
-    </w:p>
-    <w:p>
-      <w:pPr>
-        <w:widowControl w:val="0"/>
-        <w:spacing w:after="60" w:line="264" w:lineRule="auto"/>
-        <w:ind w:left="1080"/>
-        <w:jc w:val="both"/>
-      </w:pPr>
-      <w:r>
-        <w:rPr>
-          <w:rFonts w:ascii="Malgun Gothic" w:cs="Malgun Gothic" w:eastAsia="Malgun Gothic" w:hAnsi="Malgun Gothic"/>
-          <w:sz w:val="20"/>
-          <w:szCs w:val="20"/>
-          <w:rtl w:val="0"/>
-        </w:rPr>
-        <w:t xml:space="preserve">- 담당하지 않음: Case 라우팅 판단, Team 내부 로직</w:t>
-      </w:r>
-    </w:p>
-    <w:p>
-      <w:pPr>
-        <w:widowControl w:val="0"/>
-        <w:spacing w:after="60" w:line="264" w:lineRule="auto"/>
-        <w:ind w:left="1080"/>
-        <w:jc w:val="both"/>
-      </w:pPr>
-      <w:r>
-        <w:rPr>
-          <w:rFonts w:ascii="Malgun Gothic" w:cs="Malgun Gothic" w:eastAsia="Malgun Gothic" w:hAnsi="Malgun Gothic"/>
-          <w:sz w:val="20"/>
-          <w:szCs w:val="20"/>
-          <w:rtl w:val="0"/>
-        </w:rPr>
-        <w:t xml:space="preserve">- 소유 테이블: action_requests, action_approvals, audit_logs, 외부 클라이언트·인증 테이블</w:t>
+        <w:t xml:space="preserve">코어 2 (1명). Access &amp; Action Platform</w:t>
+      </w:r>
+    </w:p>
+    <w:p>
+      <w:pPr>
+        <w:widowControl w:val="0"/>
+        <w:spacing w:after="60" w:line="264" w:lineRule="auto"/>
+        <w:ind w:left="1080"/>
+        <w:jc w:val="both"/>
+      </w:pPr>
+      <w:r>
+        <w:rPr>
+          <w:rFonts w:ascii="Malgun Gothic" w:cs="Malgun Gothic" w:eastAsia="Malgun Gothic" w:hAnsi="Malgun Gothic"/>
+          <w:sz w:val="20"/>
+          <w:szCs w:val="20"/>
+          <w:rtl w:val="0"/>
+        </w:rPr>
+        <w:t xml:space="preserve">- 담당. Gateway, Tool과 Action, approval, idempotency, audit</w:t>
+      </w:r>
+    </w:p>
+    <w:p>
+      <w:pPr>
+        <w:widowControl w:val="0"/>
+        <w:spacing w:after="60" w:line="264" w:lineRule="auto"/>
+        <w:ind w:left="1080"/>
+        <w:jc w:val="both"/>
+      </w:pPr>
+      <w:r>
+        <w:rPr>
+          <w:rFonts w:ascii="Malgun Gothic" w:cs="Malgun Gothic" w:eastAsia="Malgun Gothic" w:hAnsi="Malgun Gothic"/>
+          <w:sz w:val="20"/>
+          <w:szCs w:val="20"/>
+          <w:rtl w:val="0"/>
+        </w:rPr>
+        <w:t xml:space="preserve">- MVP 스택. FastAPI, REST와 OpenAPI, MCP, A2A Adapter, API Key와 Scope</w:t>
+      </w:r>
+    </w:p>
+    <w:p>
+      <w:pPr>
+        <w:widowControl w:val="0"/>
+        <w:spacing w:after="60" w:line="264" w:lineRule="auto"/>
+        <w:ind w:left="1080"/>
+        <w:jc w:val="both"/>
+      </w:pPr>
+      <w:r>
+        <w:rPr>
+          <w:rFonts w:ascii="Malgun Gothic" w:cs="Malgun Gothic" w:eastAsia="Malgun Gothic" w:hAnsi="Malgun Gothic"/>
+          <w:sz w:val="20"/>
+          <w:szCs w:val="20"/>
+          <w:rtl w:val="0"/>
+        </w:rPr>
+        <w:t xml:space="preserve">- Phase 2. OAuth 2.0, OpenID Connect, 외부 Message Broker</w:t>
+      </w:r>
+    </w:p>
+    <w:p>
+      <w:pPr>
+        <w:widowControl w:val="0"/>
+        <w:spacing w:after="60" w:line="264" w:lineRule="auto"/>
+        <w:ind w:left="1080"/>
+        <w:jc w:val="both"/>
+      </w:pPr>
+      <w:r>
+        <w:rPr>
+          <w:rFonts w:ascii="Malgun Gothic" w:cs="Malgun Gothic" w:eastAsia="Malgun Gothic" w:hAnsi="Malgun Gothic"/>
+          <w:sz w:val="20"/>
+          <w:szCs w:val="20"/>
+          <w:rtl w:val="0"/>
+        </w:rPr>
+        <w:t xml:space="preserve">- 담당하지 않음. Case 라우팅 판단, Team 내부 로직</w:t>
+      </w:r>
+    </w:p>
+    <w:p>
+      <w:pPr>
+        <w:widowControl w:val="0"/>
+        <w:spacing w:after="60" w:line="264" w:lineRule="auto"/>
+        <w:ind w:left="1080"/>
+        <w:jc w:val="both"/>
+      </w:pPr>
+      <w:r>
+        <w:rPr>
+          <w:rFonts w:ascii="Malgun Gothic" w:cs="Malgun Gothic" w:eastAsia="Malgun Gothic" w:hAnsi="Malgun Gothic"/>
+          <w:sz w:val="20"/>
+          <w:szCs w:val="20"/>
+          <w:rtl w:val="0"/>
+        </w:rPr>
+        <w:t xml:space="preserve">- 소유 테이블. action_requests, action_approvals, audit_logs, 외부 클라이언트와 인증 테이블</w:t>
       </w:r>
     </w:p>
     <w:p>
@@ -3436,92 +3891,92 @@
           <w:szCs w:val="20"/>
           <w:rtl w:val="0"/>
         </w:rPr>
-        <w:t xml:space="preserve">모델 (3명) — Agent Team Module</w:t>
-      </w:r>
-    </w:p>
-    <w:p>
-      <w:pPr>
-        <w:widowControl w:val="0"/>
-        <w:spacing w:after="60" w:line="264" w:lineRule="auto"/>
-        <w:ind w:left="1080"/>
-        <w:jc w:val="both"/>
-      </w:pPr>
-      <w:r>
-        <w:rPr>
-          <w:rFonts w:ascii="Malgun Gothic" w:cs="Malgun Gothic" w:eastAsia="Malgun Gothic" w:hAnsi="Malgun Gothic"/>
-          <w:sz w:val="20"/>
-          <w:szCs w:val="20"/>
-          <w:rtl w:val="0"/>
-        </w:rPr>
-        <w:t xml:space="preserve">- 담당: Team graph와 agent, retrieval/rerank, memory 정책, 모델 선택과 라우팅, TeamResult 생성 규칙</w:t>
-      </w:r>
-    </w:p>
-    <w:p>
-      <w:pPr>
-        <w:widowControl w:val="0"/>
-        <w:spacing w:after="60" w:line="264" w:lineRule="auto"/>
-        <w:ind w:left="1080"/>
-        <w:jc w:val="both"/>
-      </w:pPr>
-      <w:r>
-        <w:rPr>
-          <w:rFonts w:ascii="Malgun Gothic" w:cs="Malgun Gothic" w:eastAsia="Malgun Gothic" w:hAnsi="Malgun Gothic"/>
-          <w:sz w:val="20"/>
-          <w:szCs w:val="20"/>
-          <w:rtl w:val="0"/>
-        </w:rPr>
-        <w:t xml:space="preserve">- MVP 스택: RAG, pgvector, 프롬프트 버전 관리, retrieval/rerank, memory, 모델 라우팅</w:t>
-      </w:r>
-    </w:p>
-    <w:p>
-      <w:pPr>
-        <w:widowControl w:val="0"/>
-        <w:spacing w:after="60" w:line="264" w:lineRule="auto"/>
-        <w:ind w:left="1080"/>
-        <w:jc w:val="both"/>
-      </w:pPr>
-      <w:r>
-        <w:rPr>
-          <w:rFonts w:ascii="Malgun Gothic" w:cs="Malgun Gothic" w:eastAsia="Malgun Gothic" w:hAnsi="Malgun Gothic"/>
-          <w:sz w:val="20"/>
-          <w:szCs w:val="20"/>
-          <w:rtl w:val="0"/>
-        </w:rPr>
-        <w:t xml:space="preserve">- Phase 2: GraphRAG 확장</w:t>
-      </w:r>
-    </w:p>
-    <w:p>
-      <w:pPr>
-        <w:widowControl w:val="0"/>
-        <w:spacing w:after="60" w:line="264" w:lineRule="auto"/>
-        <w:ind w:left="1080"/>
-        <w:jc w:val="both"/>
-      </w:pPr>
-      <w:r>
-        <w:rPr>
-          <w:rFonts w:ascii="Malgun Gothic" w:cs="Malgun Gothic" w:eastAsia="Malgun Gothic" w:hAnsi="Malgun Gothic"/>
-          <w:sz w:val="20"/>
-          <w:szCs w:val="20"/>
-          <w:rtl w:val="0"/>
-        </w:rPr>
-        <w:t xml:space="preserve">- 담당하지 않음: Core 계약 변경, 부수효과 실행</w:t>
-      </w:r>
-    </w:p>
-    <w:p>
-      <w:pPr>
-        <w:widowControl w:val="0"/>
-        <w:spacing w:after="60" w:line="264" w:lineRule="auto"/>
-        <w:ind w:left="1080"/>
-        <w:jc w:val="both"/>
-      </w:pPr>
-      <w:r>
-        <w:rPr>
-          <w:rFonts w:ascii="Malgun Gothic" w:cs="Malgun Gothic" w:eastAsia="Malgun Gothic" w:hAnsi="Malgun Gothic"/>
-          <w:sz w:val="20"/>
-          <w:szCs w:val="20"/>
-          <w:rtl w:val="0"/>
-        </w:rPr>
-        <w:t xml:space="preserve">- 3명이 Team 수에 1:1로 고정되지 않는다. 무거우면 2명, 가벼우면 한 사람이 둘을 본다.</w:t>
+        <w:t xml:space="preserve">모델 (3명). Agent Team Module</w:t>
+      </w:r>
+    </w:p>
+    <w:p>
+      <w:pPr>
+        <w:widowControl w:val="0"/>
+        <w:spacing w:after="60" w:line="264" w:lineRule="auto"/>
+        <w:ind w:left="1080"/>
+        <w:jc w:val="both"/>
+      </w:pPr>
+      <w:r>
+        <w:rPr>
+          <w:rFonts w:ascii="Malgun Gothic" w:cs="Malgun Gothic" w:eastAsia="Malgun Gothic" w:hAnsi="Malgun Gothic"/>
+          <w:sz w:val="20"/>
+          <w:szCs w:val="20"/>
+          <w:rtl w:val="0"/>
+        </w:rPr>
+        <w:t xml:space="preserve">- 담당. Team graph와 agent, retrieval과 rerank, memory 정책, 모델 선택과 라우팅, TeamResult 생성 규칙</w:t>
+      </w:r>
+    </w:p>
+    <w:p>
+      <w:pPr>
+        <w:widowControl w:val="0"/>
+        <w:spacing w:after="60" w:line="264" w:lineRule="auto"/>
+        <w:ind w:left="1080"/>
+        <w:jc w:val="both"/>
+      </w:pPr>
+      <w:r>
+        <w:rPr>
+          <w:rFonts w:ascii="Malgun Gothic" w:cs="Malgun Gothic" w:eastAsia="Malgun Gothic" w:hAnsi="Malgun Gothic"/>
+          <w:sz w:val="20"/>
+          <w:szCs w:val="20"/>
+          <w:rtl w:val="0"/>
+        </w:rPr>
+        <w:t xml:space="preserve">- MVP 스택. RAG, pgvector, 프롬프트 버전 관리, retrieval과 rerank, memory, 모델 라우팅</w:t>
+      </w:r>
+    </w:p>
+    <w:p>
+      <w:pPr>
+        <w:widowControl w:val="0"/>
+        <w:spacing w:after="60" w:line="264" w:lineRule="auto"/>
+        <w:ind w:left="1080"/>
+        <w:jc w:val="both"/>
+      </w:pPr>
+      <w:r>
+        <w:rPr>
+          <w:rFonts w:ascii="Malgun Gothic" w:cs="Malgun Gothic" w:eastAsia="Malgun Gothic" w:hAnsi="Malgun Gothic"/>
+          <w:sz w:val="20"/>
+          <w:szCs w:val="20"/>
+          <w:rtl w:val="0"/>
+        </w:rPr>
+        <w:t xml:space="preserve">- Phase 2. GraphRAG 확장</w:t>
+      </w:r>
+    </w:p>
+    <w:p>
+      <w:pPr>
+        <w:widowControl w:val="0"/>
+        <w:spacing w:after="60" w:line="264" w:lineRule="auto"/>
+        <w:ind w:left="1080"/>
+        <w:jc w:val="both"/>
+      </w:pPr>
+      <w:r>
+        <w:rPr>
+          <w:rFonts w:ascii="Malgun Gothic" w:cs="Malgun Gothic" w:eastAsia="Malgun Gothic" w:hAnsi="Malgun Gothic"/>
+          <w:sz w:val="20"/>
+          <w:szCs w:val="20"/>
+          <w:rtl w:val="0"/>
+        </w:rPr>
+        <w:t xml:space="preserve">- 담당하지 않음. Core 계약 변경, 부수효과 실행</w:t>
+      </w:r>
+    </w:p>
+    <w:p>
+      <w:pPr>
+        <w:widowControl w:val="0"/>
+        <w:spacing w:after="60" w:line="264" w:lineRule="auto"/>
+        <w:ind w:left="1080"/>
+        <w:jc w:val="both"/>
+      </w:pPr>
+      <w:r>
+        <w:rPr>
+          <w:rFonts w:ascii="Malgun Gothic" w:cs="Malgun Gothic" w:eastAsia="Malgun Gothic" w:hAnsi="Malgun Gothic"/>
+          <w:sz w:val="20"/>
+          <w:szCs w:val="20"/>
+          <w:rtl w:val="0"/>
+        </w:rPr>
+        <w:t xml:space="preserve">- 3명이 Team 수에 1대 1로 고정되지 않는다. 무거우면 2명, 가벼우면 한 사람이 둘을 본다.</w:t>
       </w:r>
     </w:p>
     <w:p>
@@ -3540,75 +3995,75 @@
           <w:szCs w:val="20"/>
           <w:rtl w:val="0"/>
         </w:rPr>
-        <w:t xml:space="preserve">검증 &amp; 프론트 (1명)</w:t>
-      </w:r>
-    </w:p>
-    <w:p>
-      <w:pPr>
-        <w:widowControl w:val="0"/>
-        <w:spacing w:after="60" w:line="264" w:lineRule="auto"/>
-        <w:ind w:left="1080"/>
-        <w:jc w:val="both"/>
-      </w:pPr>
-      <w:r>
-        <w:rPr>
-          <w:rFonts w:ascii="Malgun Gothic" w:cs="Malgun Gothic" w:eastAsia="Malgun Gothic" w:hAnsi="Malgun Gothic"/>
-          <w:sz w:val="20"/>
-          <w:szCs w:val="20"/>
-          <w:rtl w:val="0"/>
-        </w:rPr>
-        <w:t xml:space="preserve">- 담당: 평가, 통계 검정, contract·회귀 테스트, 운영 UI, 통합 데모, observability</w:t>
-      </w:r>
-    </w:p>
-    <w:p>
-      <w:pPr>
-        <w:widowControl w:val="0"/>
-        <w:spacing w:after="60" w:line="264" w:lineRule="auto"/>
-        <w:ind w:left="1080"/>
-        <w:jc w:val="both"/>
-      </w:pPr>
-      <w:r>
-        <w:rPr>
-          <w:rFonts w:ascii="Malgun Gothic" w:cs="Malgun Gothic" w:eastAsia="Malgun Gothic" w:hAnsi="Malgun Gothic"/>
-          <w:sz w:val="20"/>
-          <w:szCs w:val="20"/>
-          <w:rtl w:val="0"/>
-        </w:rPr>
-        <w:t xml:space="preserve">- MVP 스택: pytest, golden/holdout harness, bootstrap·McNemar, contract test, React 운영 UI</w:t>
-      </w:r>
-    </w:p>
-    <w:p>
-      <w:pPr>
-        <w:widowControl w:val="0"/>
-        <w:spacing w:after="60" w:line="264" w:lineRule="auto"/>
-        <w:ind w:left="1080"/>
-        <w:jc w:val="both"/>
-      </w:pPr>
-      <w:r>
-        <w:rPr>
-          <w:rFonts w:ascii="Malgun Gothic" w:cs="Malgun Gothic" w:eastAsia="Malgun Gothic" w:hAnsi="Malgun Gothic"/>
-          <w:sz w:val="20"/>
-          <w:szCs w:val="20"/>
-          <w:rtl w:val="0"/>
-        </w:rPr>
-        <w:t xml:space="preserve">- Phase 2: 고급 observability</w:t>
-      </w:r>
-    </w:p>
-    <w:p>
-      <w:pPr>
-        <w:widowControl w:val="0"/>
-        <w:spacing w:after="60" w:line="264" w:lineRule="auto"/>
-        <w:ind w:left="1080"/>
-        <w:jc w:val="both"/>
-      </w:pPr>
-      <w:r>
-        <w:rPr>
-          <w:rFonts w:ascii="Malgun Gothic" w:cs="Malgun Gothic" w:eastAsia="Malgun Gothic" w:hAnsi="Malgun Gothic"/>
-          <w:sz w:val="20"/>
-          <w:szCs w:val="20"/>
-          <w:rtl w:val="0"/>
-        </w:rPr>
-        <w:t xml:space="preserve">- 담당하지 않음: 업무 로직 구현</w:t>
+        <w:t xml:space="preserve">검증과 프론트 (1명)</w:t>
+      </w:r>
+    </w:p>
+    <w:p>
+      <w:pPr>
+        <w:widowControl w:val="0"/>
+        <w:spacing w:after="60" w:line="264" w:lineRule="auto"/>
+        <w:ind w:left="1080"/>
+        <w:jc w:val="both"/>
+      </w:pPr>
+      <w:r>
+        <w:rPr>
+          <w:rFonts w:ascii="Malgun Gothic" w:cs="Malgun Gothic" w:eastAsia="Malgun Gothic" w:hAnsi="Malgun Gothic"/>
+          <w:sz w:val="20"/>
+          <w:szCs w:val="20"/>
+          <w:rtl w:val="0"/>
+        </w:rPr>
+        <w:t xml:space="preserve">- 담당. 평가, 통계 검정, contract 테스트와 회귀 테스트, 운영 UI, 통합 데모, observability</w:t>
+      </w:r>
+    </w:p>
+    <w:p>
+      <w:pPr>
+        <w:widowControl w:val="0"/>
+        <w:spacing w:after="60" w:line="264" w:lineRule="auto"/>
+        <w:ind w:left="1080"/>
+        <w:jc w:val="both"/>
+      </w:pPr>
+      <w:r>
+        <w:rPr>
+          <w:rFonts w:ascii="Malgun Gothic" w:cs="Malgun Gothic" w:eastAsia="Malgun Gothic" w:hAnsi="Malgun Gothic"/>
+          <w:sz w:val="20"/>
+          <w:szCs w:val="20"/>
+          <w:rtl w:val="0"/>
+        </w:rPr>
+        <w:t xml:space="preserve">- MVP 스택. pytest, golden과 holdout harness, bootstrap과 McNemar, contract test, React 운영 UI</w:t>
+      </w:r>
+    </w:p>
+    <w:p>
+      <w:pPr>
+        <w:widowControl w:val="0"/>
+        <w:spacing w:after="60" w:line="264" w:lineRule="auto"/>
+        <w:ind w:left="1080"/>
+        <w:jc w:val="both"/>
+      </w:pPr>
+      <w:r>
+        <w:rPr>
+          <w:rFonts w:ascii="Malgun Gothic" w:cs="Malgun Gothic" w:eastAsia="Malgun Gothic" w:hAnsi="Malgun Gothic"/>
+          <w:sz w:val="20"/>
+          <w:szCs w:val="20"/>
+          <w:rtl w:val="0"/>
+        </w:rPr>
+        <w:t xml:space="preserve">- Phase 2. 고급 observability</w:t>
+      </w:r>
+    </w:p>
+    <w:p>
+      <w:pPr>
+        <w:widowControl w:val="0"/>
+        <w:spacing w:after="60" w:line="264" w:lineRule="auto"/>
+        <w:ind w:left="1080"/>
+        <w:jc w:val="both"/>
+      </w:pPr>
+      <w:r>
+        <w:rPr>
+          <w:rFonts w:ascii="Malgun Gothic" w:cs="Malgun Gothic" w:eastAsia="Malgun Gothic" w:hAnsi="Malgun Gothic"/>
+          <w:sz w:val="20"/>
+          <w:szCs w:val="20"/>
+          <w:rtl w:val="0"/>
+        </w:rPr>
+        <w:t xml:space="preserve">- 담당하지 않음. 업무 로직 구현</w:t>
       </w:r>
     </w:p>
     <w:p>
@@ -3661,7 +4116,7 @@
           <w:szCs w:val="20"/>
           <w:rtl w:val="0"/>
         </w:rPr>
-        <w:t xml:space="preserve">- Phase 2: AWS, Docker(컨테이너 기반 배포). 현재 로컬 개발 환경에는 Docker가 설치돼 있지 않아 로컬은 PostgreSQL 직접 실행으로 진행하고, 배포 단계에서 컨테이너화한다.</w:t>
+        <w:t xml:space="preserve">- Phase 2. AWS와 Docker 컨테이너 기반 배포. 현재 로컬 개발 환경에는 Docker가 설치돼 있지 않아 로컬은 PostgreSQL을 직접 실행하고 배포 단계에서 컨테이너화한다.</w:t>
       </w:r>
     </w:p>
     <w:p>
@@ -3697,24 +4152,24 @@
           <w:szCs w:val="20"/>
           <w:rtl w:val="0"/>
         </w:rPr>
-        <w:t xml:space="preserve">- tenants, customers, 지식·프롬프트·LLM 기록 테이블과 SQLAlchemy 설정, Alembic revision은 공동 합의로 정한다.</w:t>
-      </w:r>
-    </w:p>
-    <w:p>
-      <w:pPr>
-        <w:widowControl w:val="0"/>
-        <w:spacing w:after="60" w:line="264" w:lineRule="auto"/>
-        <w:ind w:left="1080"/>
-        <w:jc w:val="both"/>
-      </w:pPr>
-      <w:r>
-        <w:rPr>
-          <w:rFonts w:ascii="Malgun Gothic" w:cs="Malgun Gothic" w:eastAsia="Malgun Gothic" w:hAnsi="Malgun Gothic"/>
-          <w:sz w:val="20"/>
-          <w:szCs w:val="20"/>
-          <w:rtl w:val="0"/>
-        </w:rPr>
-        <w:t xml:space="preserve">- Alembic은 단일 브랜치다. revision을 만들기 전에 main을 rebase하고 upgrade head → downgrade -1 → upgrade head를 CI에서 검증한다.</w:t>
+        <w:t xml:space="preserve">- tenants, customers, 지식과 프롬프트와 LLM 기록 테이블, SQLAlchemy 설정, Alembic revision은 공동 합의로 정한다.</w:t>
+      </w:r>
+    </w:p>
+    <w:p>
+      <w:pPr>
+        <w:widowControl w:val="0"/>
+        <w:spacing w:after="60" w:line="264" w:lineRule="auto"/>
+        <w:ind w:left="1080"/>
+        <w:jc w:val="both"/>
+      </w:pPr>
+      <w:r>
+        <w:rPr>
+          <w:rFonts w:ascii="Malgun Gothic" w:cs="Malgun Gothic" w:eastAsia="Malgun Gothic" w:hAnsi="Malgun Gothic"/>
+          <w:sz w:val="20"/>
+          <w:szCs w:val="20"/>
+          <w:rtl w:val="0"/>
+        </w:rPr>
+        <w:t xml:space="preserve">- Alembic은 단일 브랜치다. revision을 만들기 전에 main을 rebase하고 upgrade head, downgrade -1, upgrade head 순서를 CI에서 검증한다.</w:t>
       </w:r>
     </w:p>
     <w:p>

--- a/program/산출물양식/[기획] 프로젝트 기획서_A-COPilot.docx
+++ b/program/산출물양식/[기획] 프로젝트 기획서_A-COPilot.docx
@@ -2085,25 +2085,6 @@
     </w:p>
     <w:p>
       <w:pPr>
-        <w:widowControl w:val="0"/>
-        <w:spacing w:after="60" w:line="264" w:lineRule="auto"/>
-        <w:ind w:left="720"/>
-        <w:jc w:val="both"/>
-      </w:pPr>
-      <w:r>
-        <w:rPr>
-          <w:rFonts w:ascii="Malgun Gothic" w:cs="Malgun Gothic" w:eastAsia="Malgun Gothic" w:hAnsi="Malgun Gothic"/>
-          <w:b w:val="1"/>
-          <w:bCs w:val="1"/>
-          <w:sz w:val="20"/>
-          <w:szCs w:val="20"/>
-          <w:rtl w:val="0"/>
-        </w:rPr>
-        <w:t xml:space="preserve">가격 구조에서 읽는 기회</w:t>
-      </w:r>
-    </w:p>
-    <w:p>
-      <w:pPr>
         <w:jc w:val="center"/>
         <w:spacing w:before="120" w:after="60"/>
       </w:pPr>
@@ -2113,7 +2094,7 @@
         </w:rPr>
         <w:drawing>
           <wp:inline xmlns:wp="http://schemas.openxmlformats.org/drawingml/2006/wordprocessingDrawing" distT="0" distB="0" distL="0" distR="0">
-            <wp:extent cx="4937760" cy="2542840"/>
+            <wp:extent cx="5852160" cy="5181993"/>
             <wp:effectExtent l="0" t="0" r="0" b="0"/>
             <wp:docPr id="905" name="그림 5"/>
             <a:graphic xmlns:a="http://schemas.openxmlformats.org/drawingml/2006/main">
@@ -2132,7 +2113,7 @@
                   <pic:spPr>
                     <a:xfrm>
                       <a:off x="0" y="0"/>
-                      <a:ext cx="4937760" cy="2542840"/>
+                      <a:ext cx="5852160" cy="5181993"/>
                     </a:xfrm>
                     <a:prstGeom prst="rect">
                       <a:avLst/>
@@ -2158,58 +2139,75 @@
           <w:color w:val="595959"/>
           <w:rtl w:val="0"/>
         </w:rPr>
-        <w:t xml:space="preserve">그림 5. 티켓 1건 처리 비용. 사람과 AI 사이에 10배 이상 차이가 난다.</w:t>
-      </w:r>
-    </w:p>
-    <w:p>
-      <w:pPr>
-        <w:widowControl w:val="0"/>
-        <w:spacing w:after="60" w:line="264" w:lineRule="auto"/>
-        <w:ind w:left="1080"/>
-        <w:jc w:val="both"/>
-      </w:pPr>
-      <w:r>
-        <w:rPr>
-          <w:rFonts w:ascii="Malgun Gothic" w:cs="Malgun Gothic" w:eastAsia="Malgun Gothic" w:hAnsi="Malgun Gothic"/>
-          <w:sz w:val="20"/>
-          <w:szCs w:val="20"/>
-          <w:rtl w:val="0"/>
-        </w:rPr>
-        <w:t xml:space="preserve">- 사람이 처리하는 1차 응대 티켓은 건당 15에서 25달러, AI 해결은 건당 0.49에서 2.00달러다 [E1, E2, 2차].</w:t>
-      </w:r>
-    </w:p>
-    <w:p>
-      <w:pPr>
-        <w:widowControl w:val="0"/>
-        <w:spacing w:after="60" w:line="264" w:lineRule="auto"/>
-        <w:ind w:left="1080"/>
-        <w:jc w:val="both"/>
-      </w:pPr>
-      <w:r>
-        <w:rPr>
-          <w:rFonts w:ascii="Malgun Gothic" w:cs="Malgun Gothic" w:eastAsia="Malgun Gothic" w:hAnsi="Malgun Gothic"/>
-          <w:sz w:val="20"/>
-          <w:szCs w:val="20"/>
-          <w:rtl w:val="0"/>
-        </w:rPr>
-        <w:t xml:space="preserve">- Intercom Fin의 해결당 0.99달러가 시장 기준가로 인용된다 [E3, 2차]. 평균 해결률은 67퍼센트다 [E4, 2차 인용].</w:t>
-      </w:r>
-    </w:p>
-    <w:p>
-      <w:pPr>
-        <w:widowControl w:val="0"/>
-        <w:spacing w:after="60" w:line="264" w:lineRule="auto"/>
-        <w:ind w:left="1080"/>
-        <w:jc w:val="both"/>
-      </w:pPr>
-      <w:r>
-        <w:rPr>
-          <w:rFonts w:ascii="Malgun Gothic" w:cs="Malgun Gothic" w:eastAsia="Malgun Gothic" w:hAnsi="Malgun Gothic"/>
-          <w:sz w:val="20"/>
-          <w:szCs w:val="20"/>
-          <w:rtl w:val="0"/>
-        </w:rPr>
-        <w:t xml:space="preserve">- 해결당 과금은 잘될수록 비싸져 이탈 사유 1위로 지목된다 [E5, 2차]. 자체 호스팅과 좌석 기반 과금이 대안이 된다.</w:t>
+        <w:t xml:space="preserve">그림 5. 우리가 파는 것. 고정된 Runtime 하나 위에 업무 팩을 갈아 끼운다. 세 번째 칸은 도입 기업이 직접 만들어 꽂는 자리다.</w:t>
+      </w:r>
+    </w:p>
+    <w:p>
+      <w:pPr>
+        <w:widowControl w:val="0"/>
+        <w:spacing w:after="60" w:line="264" w:lineRule="auto"/>
+        <w:ind w:left="1080"/>
+        <w:jc w:val="both"/>
+      </w:pPr>
+      <w:r>
+        <w:rPr>
+          <w:rFonts w:ascii="Malgun Gothic" w:cs="Malgun Gothic" w:eastAsia="Malgun Gothic" w:hAnsi="Malgun Gothic"/>
+          <w:sz w:val="20"/>
+          <w:szCs w:val="20"/>
+          <w:rtl w:val="0"/>
+        </w:rPr>
+        <w:t xml:space="preserve">- 우리가 대는 것. Runtime, 승인과 감사, 평가 도구, CS Pack, 계약 문서</w:t>
+      </w:r>
+    </w:p>
+    <w:p>
+      <w:pPr>
+        <w:widowControl w:val="0"/>
+        <w:spacing w:after="60" w:line="264" w:lineRule="auto"/>
+        <w:ind w:left="1080"/>
+        <w:jc w:val="both"/>
+      </w:pPr>
+      <w:r>
+        <w:rPr>
+          <w:rFonts w:ascii="Malgun Gothic" w:cs="Malgun Gothic" w:eastAsia="Malgun Gothic" w:hAnsi="Malgun Gothic"/>
+          <w:sz w:val="20"/>
+          <w:szCs w:val="20"/>
+          <w:rtl w:val="0"/>
+        </w:rPr>
+        <w:t xml:space="preserve">- 도입 기업이 대는 것. 자사 정책과 지식 문서, 자사 업무 Team, 승인 규칙, 운영 인력</w:t>
+      </w:r>
+    </w:p>
+    <w:p>
+      <w:pPr>
+        <w:widowControl w:val="0"/>
+        <w:spacing w:after="60" w:line="264" w:lineRule="auto"/>
+        <w:ind w:left="1080"/>
+        <w:jc w:val="both"/>
+      </w:pPr>
+      <w:r>
+        <w:rPr>
+          <w:rFonts w:ascii="Malgun Gothic" w:cs="Malgun Gothic" w:eastAsia="Malgun Gothic" w:hAnsi="Malgun Gothic"/>
+          <w:sz w:val="20"/>
+          <w:szCs w:val="20"/>
+          <w:rtl w:val="0"/>
+        </w:rPr>
+        <w:t xml:space="preserve">- 함께 하는 것. 골든셋 작성과 도입 초기 기준선 측정</w:t>
+      </w:r>
+    </w:p>
+    <w:p>
+      <w:pPr>
+        <w:widowControl w:val="0"/>
+        <w:spacing w:after="60" w:line="264" w:lineRule="auto"/>
+        <w:ind w:left="720"/>
+        <w:jc w:val="both"/>
+      </w:pPr>
+      <w:r>
+        <w:rPr>
+          <w:rFonts w:ascii="Malgun Gothic" w:cs="Malgun Gothic" w:eastAsia="Malgun Gothic" w:hAnsi="Malgun Gothic"/>
+          <w:sz w:val="20"/>
+          <w:szCs w:val="20"/>
+          <w:rtl w:val="0"/>
+        </w:rPr>
+        <w:t xml:space="preserve">구축 대행에 맡기면 업무가 바뀔 때마다 개발사에 다시 요청하고 결과물만 남는다. A-COP를 도입하면 업무 규칙과 근거와 이력이 사내에 쌓이고, 품질을 보고서가 아니라 골든셋과 통계로 직접 측정한다.</w:t>
       </w:r>
     </w:p>
     <w:p>
@@ -2228,187 +2226,7 @@
           <w:szCs w:val="20"/>
           <w:rtl w:val="0"/>
         </w:rPr>
-        <w:t xml:space="preserve">관련 표준</w:t>
-      </w:r>
-    </w:p>
-    <w:p>
-      <w:pPr>
-        <w:widowControl w:val="0"/>
-        <w:spacing w:after="60" w:line="264" w:lineRule="auto"/>
-        <w:ind w:left="720"/>
-        <w:jc w:val="both"/>
-      </w:pPr>
-      <w:r>
-        <w:rPr>
-          <w:rFonts w:ascii="Malgun Gothic" w:cs="Malgun Gothic" w:eastAsia="Malgun Gothic" w:hAnsi="Malgun Gothic"/>
-          <w:sz w:val="20"/>
-          <w:szCs w:val="20"/>
-          <w:rtl w:val="0"/>
-        </w:rPr>
-        <w:t xml:space="preserve">A2A 스펙 1.0이 Linux Foundation으로 이관됐고 150개 이상 조직이 참여한다 [H1, 1차]. AP2는 에이전트 구매를 서명된 Mandate 세 가지로 표현한다 [H2, 1차]. UCP는 Google이 Shopify, Etsy, Wayfair, Target, Walmart와 공동 개발했다 [H3, 1차]. A2A는 에이전트끼리 작업을 주고받는 규약이고, UCP와 AP2는 에이전트 커머스와 결제 위임의 표준이다.</w:t>
-      </w:r>
-    </w:p>
-    <w:p>
-      <w:pPr>
-        <w:widowControl w:val="0"/>
-        <w:numPr>
-          <w:ilvl w:val="0"/>
-          <w:numId w:val="1"/>
-        </w:numPr>
-        <w:spacing w:after="200" w:line="276" w:lineRule="auto"/>
-        <w:ind w:left="720" w:hanging="360"/>
-        <w:jc w:val="both"/>
-        <w:rPr>
-          <w:color w:val="0000ff"/>
-        </w:rPr>
-      </w:pPr>
-      <w:r>
-        <w:rPr>
-          <w:rFonts w:ascii="Arial Unicode MS" w:cs="Arial Unicode MS" w:eastAsia="Arial Unicode MS" w:hAnsi="Arial Unicode MS"/>
-          <w:color w:val="0000ff"/>
-          <w:rtl w:val="0"/>
-        </w:rPr>
-        <w:t xml:space="preserve">시스템 구성 기획</w:t>
-      </w:r>
-    </w:p>
-    <w:p>
-      <w:pPr>
-        <w:widowControl w:val="0"/>
-        <w:spacing w:after="60" w:line="264" w:lineRule="auto"/>
-        <w:ind w:left="720"/>
-        <w:jc w:val="both"/>
-      </w:pPr>
-      <w:r>
-        <w:rPr>
-          <w:rFonts w:ascii="Malgun Gothic" w:cs="Malgun Gothic" w:eastAsia="Malgun Gothic" w:hAnsi="Malgun Gothic"/>
-          <w:b w:val="1"/>
-          <w:bCs w:val="1"/>
-          <w:sz w:val="20"/>
-          <w:szCs w:val="20"/>
-          <w:rtl w:val="0"/>
-        </w:rPr>
-        <w:t xml:space="preserve">2계층 구조. Basement(Core)와 Domain Module</w:t>
-      </w:r>
-    </w:p>
-    <w:p>
-      <w:pPr>
-        <w:widowControl w:val="0"/>
-        <w:spacing w:after="60" w:line="264" w:lineRule="auto"/>
-        <w:ind w:left="720"/>
-        <w:jc w:val="both"/>
-      </w:pPr>
-      <w:r>
-        <w:rPr>
-          <w:rFonts w:ascii="Malgun Gothic" w:cs="Malgun Gothic" w:eastAsia="Malgun Gothic" w:hAnsi="Malgun Gothic"/>
-          <w:sz w:val="20"/>
-          <w:szCs w:val="20"/>
-          <w:rtl w:val="0"/>
-        </w:rPr>
-        <w:t xml:space="preserve">Core는 도메인을 모르는 공통 실행 기반이고, Domain Module은 고객운영 업무 책임을 진다. 무엇을 Core에 두고 무엇을 팩으로 뺄지는 한 가지 기준으로 판정한다. 도메인 지식이 필요하면 팩, 도메인과 무관하면 Core다.</w:t>
-      </w:r>
-    </w:p>
-    <w:p>
-      <w:pPr>
-        <w:widowControl w:val="0"/>
-        <w:spacing w:after="60" w:line="264" w:lineRule="auto"/>
-        <w:ind w:left="720"/>
-        <w:jc w:val="both"/>
-      </w:pPr>
-      <w:r>
-        <w:rPr>
-          <w:rFonts w:ascii="Malgun Gothic" w:cs="Malgun Gothic" w:eastAsia="Malgun Gothic" w:hAnsi="Malgun Gothic"/>
-          <w:b w:val="1"/>
-          <w:bCs w:val="1"/>
-          <w:sz w:val="20"/>
-          <w:szCs w:val="20"/>
-          <w:rtl w:val="0"/>
-        </w:rPr>
-        <w:t xml:space="preserve">코어 1. Case Runtime &amp; Coordination</w:t>
-      </w:r>
-    </w:p>
-    <w:p>
-      <w:pPr>
-        <w:widowControl w:val="0"/>
-        <w:spacing w:after="60" w:line="264" w:lineRule="auto"/>
-        <w:ind w:left="1080"/>
-        <w:jc w:val="both"/>
-      </w:pPr>
-      <w:r>
-        <w:rPr>
-          <w:rFonts w:ascii="Malgun Gothic" w:cs="Malgun Gothic" w:eastAsia="Malgun Gothic" w:hAnsi="Malgun Gothic"/>
-          <w:sz w:val="20"/>
-          <w:szCs w:val="20"/>
-          <w:rtl w:val="0"/>
-        </w:rPr>
-        <w:t xml:space="preserve">- Case 생명주기와 상태 전이. new, classifying, routing, running, waiting_input, waiting_approval, waiting_external, resuming, resolved, escalated, failed, cancelled의 12개 상태를 코드로 강제한다.</w:t>
-      </w:r>
-    </w:p>
-    <w:p>
-      <w:pPr>
-        <w:widowControl w:val="0"/>
-        <w:spacing w:after="60" w:line="264" w:lineRule="auto"/>
-        <w:ind w:left="1080"/>
-        <w:jc w:val="both"/>
-      </w:pPr>
-      <w:r>
-        <w:rPr>
-          <w:rFonts w:ascii="Malgun Gothic" w:cs="Malgun Gothic" w:eastAsia="Malgun Gothic" w:hAnsi="Malgun Gothic"/>
-          <w:sz w:val="20"/>
-          <w:szCs w:val="20"/>
-          <w:rtl w:val="0"/>
-        </w:rPr>
-        <w:t xml:space="preserve">- Agentic Controller가 어느 Team에 일을 줄지 정하고 결과를 받아 다음 단계를 정한다. 최상위 흐름은 LangGraph로 구성한다.</w:t>
-      </w:r>
-    </w:p>
-    <w:p>
-      <w:pPr>
-        <w:widowControl w:val="0"/>
-        <w:spacing w:after="60" w:line="264" w:lineRule="auto"/>
-        <w:ind w:left="1080"/>
-        <w:jc w:val="both"/>
-      </w:pPr>
-      <w:r>
-        <w:rPr>
-          <w:rFonts w:ascii="Malgun Gothic" w:cs="Malgun Gothic" w:eastAsia="Malgun Gothic" w:hAnsi="Malgun Gothic"/>
-          <w:sz w:val="20"/>
-          <w:szCs w:val="20"/>
-          <w:rtl w:val="0"/>
-        </w:rPr>
-        <w:t xml:space="preserve">- Agent Team Registry가 Case 유형과 의도로 Team을 찾는다. 조건 하나에 Team이 정확히 하나여야 한다.</w:t>
-      </w:r>
-    </w:p>
-    <w:p>
-      <w:pPr>
-        <w:widowControl w:val="0"/>
-        <w:spacing w:after="60" w:line="264" w:lineRule="auto"/>
-        <w:ind w:left="1080"/>
-        <w:jc w:val="both"/>
-      </w:pPr>
-      <w:r>
-        <w:rPr>
-          <w:rFonts w:ascii="Malgun Gothic" w:cs="Malgun Gothic" w:eastAsia="Malgun Gothic" w:hAnsi="Malgun Gothic"/>
-          <w:sz w:val="20"/>
-          <w:szCs w:val="20"/>
-          <w:rtl w:val="0"/>
-        </w:rPr>
-        <w:t xml:space="preserve">- Context Broker가 Team이 필요로 하는 자료를 대신 읽어 ContextPack으로 묶는다.</w:t>
-      </w:r>
-    </w:p>
-    <w:p>
-      <w:pPr>
-        <w:widowControl w:val="0"/>
-        <w:spacing w:after="60" w:line="264" w:lineRule="auto"/>
-        <w:ind w:left="1080"/>
-        <w:jc w:val="both"/>
-      </w:pPr>
-      <w:r>
-        <w:rPr>
-          <w:rFonts w:ascii="Malgun Gothic" w:cs="Malgun Gothic" w:eastAsia="Malgun Gothic" w:hAnsi="Malgun Gothic"/>
-          <w:sz w:val="20"/>
-          <w:szCs w:val="20"/>
-          <w:rtl w:val="0"/>
-        </w:rPr>
-        <w:t xml:space="preserve">- Shared State에 CAS(비교 후 교체)를 적용해 동시에 고칠 때 나중 쓰기가 앞선 쓰기를 덮지 않게 한다.</w:t>
+        <w:t xml:space="preserve">가격 구조에서 읽는 기회</w:t>
       </w:r>
     </w:p>
     <w:p>
@@ -2422,7 +2240,7 @@
         </w:rPr>
         <w:drawing>
           <wp:inline xmlns:wp="http://schemas.openxmlformats.org/drawingml/2006/wordprocessingDrawing" distT="0" distB="0" distL="0" distR="0">
-            <wp:extent cx="5852160" cy="2718976"/>
+            <wp:extent cx="4937760" cy="2542840"/>
             <wp:effectExtent l="0" t="0" r="0" b="0"/>
             <wp:docPr id="906" name="그림 6"/>
             <a:graphic xmlns:a="http://schemas.openxmlformats.org/drawingml/2006/main">
@@ -2441,7 +2259,7 @@
                   <pic:spPr>
                     <a:xfrm>
                       <a:off x="0" y="0"/>
-                      <a:ext cx="5852160" cy="2718976"/>
+                      <a:ext cx="4937760" cy="2542840"/>
                     </a:xfrm>
                     <a:prstGeom prst="rect">
                       <a:avLst/>
@@ -2467,7 +2285,58 @@
           <w:color w:val="595959"/>
           <w:rtl w:val="0"/>
         </w:rPr>
-        <w:t xml:space="preserve">그림 6. Case 상태 전이. 보류와 재개가 상태로 표현되므로 며칠 멈춘 건도 흐름 안에 남는다.</w:t>
+        <w:t xml:space="preserve">그림 6. 티켓 1건 처리 비용. 사람과 AI 사이에 10배 이상 차이가 난다.</w:t>
+      </w:r>
+    </w:p>
+    <w:p>
+      <w:pPr>
+        <w:widowControl w:val="0"/>
+        <w:spacing w:after="60" w:line="264" w:lineRule="auto"/>
+        <w:ind w:left="1080"/>
+        <w:jc w:val="both"/>
+      </w:pPr>
+      <w:r>
+        <w:rPr>
+          <w:rFonts w:ascii="Malgun Gothic" w:cs="Malgun Gothic" w:eastAsia="Malgun Gothic" w:hAnsi="Malgun Gothic"/>
+          <w:sz w:val="20"/>
+          <w:szCs w:val="20"/>
+          <w:rtl w:val="0"/>
+        </w:rPr>
+        <w:t xml:space="preserve">- 사람이 처리하는 1차 응대 티켓은 건당 15에서 25달러, AI 해결은 건당 0.49에서 2.00달러다 [E1, E2, 2차].</w:t>
+      </w:r>
+    </w:p>
+    <w:p>
+      <w:pPr>
+        <w:widowControl w:val="0"/>
+        <w:spacing w:after="60" w:line="264" w:lineRule="auto"/>
+        <w:ind w:left="1080"/>
+        <w:jc w:val="both"/>
+      </w:pPr>
+      <w:r>
+        <w:rPr>
+          <w:rFonts w:ascii="Malgun Gothic" w:cs="Malgun Gothic" w:eastAsia="Malgun Gothic" w:hAnsi="Malgun Gothic"/>
+          <w:sz w:val="20"/>
+          <w:szCs w:val="20"/>
+          <w:rtl w:val="0"/>
+        </w:rPr>
+        <w:t xml:space="preserve">- Intercom Fin의 해결당 0.99달러가 시장 기준가로 인용된다 [E3, 2차]. 평균 해결률은 67퍼센트다 [E4, 2차 인용].</w:t>
+      </w:r>
+    </w:p>
+    <w:p>
+      <w:pPr>
+        <w:widowControl w:val="0"/>
+        <w:spacing w:after="60" w:line="264" w:lineRule="auto"/>
+        <w:ind w:left="1080"/>
+        <w:jc w:val="both"/>
+      </w:pPr>
+      <w:r>
+        <w:rPr>
+          <w:rFonts w:ascii="Malgun Gothic" w:cs="Malgun Gothic" w:eastAsia="Malgun Gothic" w:hAnsi="Malgun Gothic"/>
+          <w:sz w:val="20"/>
+          <w:szCs w:val="20"/>
+          <w:rtl w:val="0"/>
+        </w:rPr>
+        <w:t xml:space="preserve">- 해결당 과금은 잘될수록 비싸져 이탈 사유 1위로 지목된다 [E5, 2차]. 자체 호스팅과 좌석 기반 과금이 대안이 된다.</w:t>
       </w:r>
     </w:p>
     <w:p>
@@ -2486,251 +2355,24 @@
           <w:szCs w:val="20"/>
           <w:rtl w:val="0"/>
         </w:rPr>
-        <w:t xml:space="preserve">코어 2. Access &amp; Action Platform</w:t>
-      </w:r>
-    </w:p>
-    <w:p>
-      <w:pPr>
-        <w:widowControl w:val="0"/>
-        <w:spacing w:after="60" w:line="264" w:lineRule="auto"/>
-        <w:ind w:left="1080"/>
-        <w:jc w:val="both"/>
-      </w:pPr>
-      <w:r>
-        <w:rPr>
-          <w:rFonts w:ascii="Malgun Gothic" w:cs="Malgun Gothic" w:eastAsia="Malgun Gothic" w:hAnsi="Malgun Gothic"/>
-          <w:sz w:val="20"/>
-          <w:szCs w:val="20"/>
-          <w:rtl w:val="0"/>
-        </w:rPr>
-        <w:t xml:space="preserve">- Agent Gateway와 REST, MCP, A2A 진입점. 외부 AI가 들어오는 문이다.</w:t>
-      </w:r>
-    </w:p>
-    <w:p>
-      <w:pPr>
-        <w:widowControl w:val="0"/>
-        <w:spacing w:after="60" w:line="264" w:lineRule="auto"/>
-        <w:ind w:left="1080"/>
-        <w:jc w:val="both"/>
-      </w:pPr>
-      <w:r>
-        <w:rPr>
-          <w:rFonts w:ascii="Malgun Gothic" w:cs="Malgun Gothic" w:eastAsia="Malgun Gothic" w:hAnsi="Malgun Gothic"/>
-          <w:sz w:val="20"/>
-          <w:szCs w:val="20"/>
-          <w:rtl w:val="0"/>
-        </w:rPr>
-        <w:t xml:space="preserve">- Tool과 Action Layer. 실제로 외부에 요청을 보내고 결과를 받는다. 부수효과가 여기서만 일어난다.</w:t>
-      </w:r>
-    </w:p>
-    <w:p>
-      <w:pPr>
-        <w:widowControl w:val="0"/>
-        <w:spacing w:after="60" w:line="264" w:lineRule="auto"/>
-        <w:ind w:left="1080"/>
-        <w:jc w:val="both"/>
-      </w:pPr>
-      <w:r>
-        <w:rPr>
-          <w:rFonts w:ascii="Malgun Gothic" w:cs="Malgun Gothic" w:eastAsia="Malgun Gothic" w:hAnsi="Malgun Gothic"/>
-          <w:sz w:val="20"/>
-          <w:szCs w:val="20"/>
-          <w:rtl w:val="0"/>
-        </w:rPr>
-        <w:t xml:space="preserve">- 승인. 고위험 Action은 사람이 결재해야 실행된다.</w:t>
-      </w:r>
-    </w:p>
-    <w:p>
-      <w:pPr>
-        <w:widowControl w:val="0"/>
-        <w:spacing w:after="60" w:line="264" w:lineRule="auto"/>
-        <w:ind w:left="1080"/>
-        <w:jc w:val="both"/>
-      </w:pPr>
-      <w:r>
-        <w:rPr>
-          <w:rFonts w:ascii="Malgun Gothic" w:cs="Malgun Gothic" w:eastAsia="Malgun Gothic" w:hAnsi="Malgun Gothic"/>
-          <w:sz w:val="20"/>
-          <w:szCs w:val="20"/>
-          <w:rtl w:val="0"/>
-        </w:rPr>
-        <w:t xml:space="preserve">- 멱등성. 같은 요청이 10번 들어와도 실제 처리는 1번만 일어난다.</w:t>
-      </w:r>
-    </w:p>
-    <w:p>
-      <w:pPr>
-        <w:widowControl w:val="0"/>
-        <w:spacing w:after="60" w:line="264" w:lineRule="auto"/>
-        <w:ind w:left="1080"/>
-        <w:jc w:val="both"/>
-      </w:pPr>
-      <w:r>
-        <w:rPr>
-          <w:rFonts w:ascii="Malgun Gothic" w:cs="Malgun Gothic" w:eastAsia="Malgun Gothic" w:hAnsi="Malgun Gothic"/>
-          <w:sz w:val="20"/>
-          <w:szCs w:val="20"/>
-          <w:rtl w:val="0"/>
-        </w:rPr>
-        <w:t xml:space="preserve">- 감사 로그. 누가 무엇을 왜 했는지 남긴다.</w:t>
-      </w:r>
-    </w:p>
-    <w:p>
-      <w:pPr>
-        <w:widowControl w:val="0"/>
-        <w:spacing w:after="60" w:line="264" w:lineRule="auto"/>
-        <w:ind w:left="720"/>
-        <w:jc w:val="both"/>
-      </w:pPr>
-      <w:r>
-        <w:rPr>
-          <w:rFonts w:ascii="Malgun Gothic" w:cs="Malgun Gothic" w:eastAsia="Malgun Gothic" w:hAnsi="Malgun Gothic"/>
-          <w:b w:val="1"/>
-          <w:bCs w:val="1"/>
-          <w:sz w:val="20"/>
-          <w:szCs w:val="20"/>
-          <w:rtl w:val="0"/>
-        </w:rPr>
-        <w:t xml:space="preserve">도메인 팩. 지금 여는 것과 앞으로 열 것</w:t>
-      </w:r>
-    </w:p>
-    <w:p>
-      <w:pPr>
-        <w:widowControl w:val="0"/>
-        <w:spacing w:after="60" w:line="264" w:lineRule="auto"/>
-        <w:ind w:left="1080"/>
-        <w:jc w:val="both"/>
-      </w:pPr>
-      <w:r>
-        <w:rPr>
-          <w:rFonts w:ascii="Malgun Gothic" w:cs="Malgun Gothic" w:eastAsia="Malgun Gothic" w:hAnsi="Malgun Gothic"/>
-          <w:sz w:val="20"/>
-          <w:szCs w:val="20"/>
-          <w:rtl w:val="0"/>
-        </w:rPr>
-        <w:t xml:space="preserve">- 이번 기간(CS Pack). VOC &amp; Store Manager, Response Generation &amp; Review. 프로젝트 주제 그 자체다.</w:t>
-      </w:r>
-    </w:p>
-    <w:p>
-      <w:pPr>
-        <w:widowControl w:val="0"/>
-        <w:spacing w:after="60" w:line="264" w:lineRule="auto"/>
-        <w:ind w:left="1080"/>
-        <w:jc w:val="both"/>
-      </w:pPr>
-      <w:r>
-        <w:rPr>
-          <w:rFonts w:ascii="Malgun Gothic" w:cs="Malgun Gothic" w:eastAsia="Malgun Gothic" w:hAnsi="Malgun Gothic"/>
-          <w:sz w:val="20"/>
-          <w:szCs w:val="20"/>
-          <w:rtl w:val="0"/>
-        </w:rPr>
-        <w:t xml:space="preserve">- 확장 범위(Commerce Ops). Procurement + Order &amp; Payment, Fulfillment &amp; Logistics, Return &amp; Refund, Catalog &amp; Verification. 검증 쇼핑몰이 준비되는 대로 진행한다.</w:t>
-      </w:r>
-    </w:p>
-    <w:p>
-      <w:pPr>
-        <w:widowControl w:val="0"/>
-        <w:spacing w:after="60" w:line="264" w:lineRule="auto"/>
-        <w:ind w:left="720"/>
-        <w:jc w:val="both"/>
-      </w:pPr>
-      <w:r>
-        <w:rPr>
-          <w:rFonts w:ascii="Malgun Gothic" w:cs="Malgun Gothic" w:eastAsia="Malgun Gothic" w:hAnsi="Malgun Gothic"/>
-          <w:b w:val="1"/>
-          <w:bCs w:val="1"/>
-          <w:sz w:val="20"/>
-          <w:szCs w:val="20"/>
-          <w:rtl w:val="0"/>
-        </w:rPr>
-        <w:t xml:space="preserve">핵심 규칙 세 가지</w:t>
-      </w:r>
-    </w:p>
-    <w:p>
-      <w:pPr>
-        <w:widowControl w:val="0"/>
-        <w:spacing w:after="60" w:line="264" w:lineRule="auto"/>
-        <w:ind w:left="1080"/>
-        <w:jc w:val="both"/>
-      </w:pPr>
-      <w:r>
-        <w:rPr>
-          <w:rFonts w:ascii="Malgun Gothic" w:cs="Malgun Gothic" w:eastAsia="Malgun Gothic" w:hAnsi="Malgun Gothic"/>
-          <w:sz w:val="20"/>
-          <w:szCs w:val="20"/>
-          <w:rtl w:val="0"/>
-        </w:rPr>
-        <w:t xml:space="preserve">- Team은 조회 도구를 직접 호출하지 않는다. Context Broker를 거친다.</w:t>
-      </w:r>
-    </w:p>
-    <w:p>
-      <w:pPr>
-        <w:widowControl w:val="0"/>
-        <w:spacing w:after="60" w:line="264" w:lineRule="auto"/>
-        <w:ind w:left="1080"/>
-        <w:jc w:val="both"/>
-      </w:pPr>
-      <w:r>
-        <w:rPr>
-          <w:rFonts w:ascii="Malgun Gothic" w:cs="Malgun Gothic" w:eastAsia="Malgun Gothic" w:hAnsi="Malgun Gothic"/>
-          <w:sz w:val="20"/>
-          <w:szCs w:val="20"/>
-          <w:rtl w:val="0"/>
-        </w:rPr>
-        <w:t xml:space="preserve">- Team은 부수효과를 실행하지 않는다. ActionProposal(작업 제안)만 반환하고 실행은 코어 2가 한다.</w:t>
-      </w:r>
-    </w:p>
-    <w:p>
-      <w:pPr>
-        <w:widowControl w:val="0"/>
-        <w:spacing w:after="60" w:line="264" w:lineRule="auto"/>
-        <w:ind w:left="1080"/>
-        <w:jc w:val="both"/>
-      </w:pPr>
-      <w:r>
-        <w:rPr>
-          <w:rFonts w:ascii="Malgun Gothic" w:cs="Malgun Gothic" w:eastAsia="Malgun Gothic" w:hAnsi="Malgun Gothic"/>
-          <w:sz w:val="20"/>
-          <w:szCs w:val="20"/>
-          <w:rtl w:val="0"/>
-        </w:rPr>
-        <w:t xml:space="preserve">- Core는 Team 내부의 그래프, 프롬프트, 검색 코드를 가져오지 않는다. TeamManifest와 표준 계약만 쓴다.</w:t>
-      </w:r>
-    </w:p>
-    <w:p>
-      <w:pPr>
-        <w:widowControl w:val="0"/>
-        <w:spacing w:after="60" w:line="264" w:lineRule="auto"/>
-        <w:ind w:left="720"/>
-        <w:jc w:val="both"/>
-      </w:pPr>
-      <w:r>
-        <w:rPr>
-          <w:rFonts w:ascii="Malgun Gothic" w:cs="Malgun Gothic" w:eastAsia="Malgun Gothic" w:hAnsi="Malgun Gothic"/>
-          <w:b w:val="1"/>
-          <w:bCs w:val="1"/>
-          <w:sz w:val="20"/>
-          <w:szCs w:val="20"/>
-          <w:rtl w:val="0"/>
-        </w:rPr>
-        <w:t xml:space="preserve">사람의 개입 방식. human-on-the-loop</w:t>
-      </w:r>
-    </w:p>
-    <w:p>
-      <w:pPr>
-        <w:widowControl w:val="0"/>
-        <w:spacing w:after="60" w:line="264" w:lineRule="auto"/>
-        <w:ind w:left="720"/>
-        <w:jc w:val="both"/>
-      </w:pPr>
-      <w:r>
-        <w:rPr>
-          <w:rFonts w:ascii="Malgun Gothic" w:cs="Malgun Gothic" w:eastAsia="Malgun Gothic" w:hAnsi="Malgun Gothic"/>
-          <w:sz w:val="20"/>
-          <w:szCs w:val="20"/>
-          <w:rtl w:val="0"/>
-        </w:rPr>
-        <w:t xml:space="preserve">고위험 Action만 사람이 승인하고, 나머지는 자동 처리하되 운영자가 이상 신호를 감독한다. 여기서 이상은 수치의 절대값이 아니라 기준선 대비 정해진 변화가 생긴 상태로 정의한다. 임계값은 실제 분포를 측정한 뒤 확정한다.</w:t>
+        <w:t xml:space="preserve">관련 표준</w:t>
+      </w:r>
+    </w:p>
+    <w:p>
+      <w:pPr>
+        <w:widowControl w:val="0"/>
+        <w:spacing w:after="60" w:line="264" w:lineRule="auto"/>
+        <w:ind w:left="720"/>
+        <w:jc w:val="both"/>
+      </w:pPr>
+      <w:r>
+        <w:rPr>
+          <w:rFonts w:ascii="Malgun Gothic" w:cs="Malgun Gothic" w:eastAsia="Malgun Gothic" w:hAnsi="Malgun Gothic"/>
+          <w:sz w:val="20"/>
+          <w:szCs w:val="20"/>
+          <w:rtl w:val="0"/>
+        </w:rPr>
+        <w:t xml:space="preserve">A2A 스펙 1.0이 Linux Foundation으로 이관됐고 150개 이상 조직이 참여한다 [H1, 1차]. AP2는 에이전트 구매를 서명된 Mandate 세 가지로 표현한다 [H2, 1차]. UCP는 Google이 Shopify, Etsy, Wayfair, Target, Walmart와 공동 개발했다 [H3, 1차]. A2A는 에이전트끼리 작업을 주고받는 규약이고, UCP와 AP2는 에이전트 커머스와 결제 위임의 표준이다.</w:t>
       </w:r>
     </w:p>
     <w:p>
@@ -2753,7 +2395,7 @@
           <w:color w:val="0000ff"/>
           <w:rtl w:val="0"/>
         </w:rPr>
-        <w:t xml:space="preserve">모델링 계획</w:t>
+        <w:t xml:space="preserve">시스템 구성 기획</w:t>
       </w:r>
     </w:p>
     <w:p>
@@ -2772,75 +2414,24 @@
           <w:szCs w:val="20"/>
           <w:rtl w:val="0"/>
         </w:rPr>
-        <w:t xml:space="preserve">인라인 분류. Case를 만들 때 바로 돌린다</w:t>
-      </w:r>
-    </w:p>
-    <w:p>
-      <w:pPr>
-        <w:widowControl w:val="0"/>
-        <w:spacing w:after="60" w:line="264" w:lineRule="auto"/>
-        <w:ind w:left="720"/>
-        <w:jc w:val="both"/>
-      </w:pPr>
-      <w:r>
-        <w:rPr>
-          <w:rFonts w:ascii="Malgun Gothic" w:cs="Malgun Gothic" w:eastAsia="Malgun Gothic" w:hAnsi="Malgun Gothic"/>
-          <w:sz w:val="20"/>
-          <w:szCs w:val="20"/>
-          <w:rtl w:val="0"/>
-        </w:rPr>
-        <w:t xml:space="preserve">Case가 classifying 상태일 때 감성, 의도, 이슈를 한 번에 분류한다. 세 가지는 선택 기능이 아니다. 실패하면 classification_failed를 기록하고 escalated로 전환해 사람에게 넘긴다.</w:t>
-      </w:r>
-    </w:p>
-    <w:p>
-      <w:pPr>
-        <w:widowControl w:val="0"/>
-        <w:spacing w:after="60" w:line="264" w:lineRule="auto"/>
-        <w:ind w:left="1080"/>
-        <w:jc w:val="both"/>
-      </w:pPr>
-      <w:r>
-        <w:rPr>
-          <w:rFonts w:ascii="Malgun Gothic" w:cs="Malgun Gothic" w:eastAsia="Malgun Gothic" w:hAnsi="Malgun Gothic"/>
-          <w:sz w:val="20"/>
-          <w:szCs w:val="20"/>
-          <w:rtl w:val="0"/>
-        </w:rPr>
-        <w:t xml:space="preserve">- 감성. 골든셋 60건으로 정확도를 측정하고 DB 필드에 저장한다.</w:t>
-      </w:r>
-    </w:p>
-    <w:p>
-      <w:pPr>
-        <w:widowControl w:val="0"/>
-        <w:spacing w:after="60" w:line="264" w:lineRule="auto"/>
-        <w:ind w:left="1080"/>
-        <w:jc w:val="both"/>
-      </w:pPr>
-      <w:r>
-        <w:rPr>
-          <w:rFonts w:ascii="Malgun Gothic" w:cs="Malgun Gothic" w:eastAsia="Malgun Gothic" w:hAnsi="Malgun Gothic"/>
-          <w:sz w:val="20"/>
-          <w:szCs w:val="20"/>
-          <w:rtl w:val="0"/>
-        </w:rPr>
-        <w:t xml:space="preserve">- 의도. billing, technical, other로 나누고 그 결과로 Team을 고른다. 혼동행렬로 검증한다.</w:t>
-      </w:r>
-    </w:p>
-    <w:p>
-      <w:pPr>
-        <w:widowControl w:val="0"/>
-        <w:spacing w:after="60" w:line="264" w:lineRule="auto"/>
-        <w:ind w:left="1080"/>
-        <w:jc w:val="both"/>
-      </w:pPr>
-      <w:r>
-        <w:rPr>
-          <w:rFonts w:ascii="Malgun Gothic" w:cs="Malgun Gothic" w:eastAsia="Malgun Gothic" w:hAnsi="Malgun Gothic"/>
-          <w:sz w:val="20"/>
-          <w:szCs w:val="20"/>
-          <w:rtl w:val="0"/>
-        </w:rPr>
-        <w:t xml:space="preserve">- 이슈. 이슈 코드와 심각도를 함께 저장하고 골든 라벨과의 일치도를 본다.</w:t>
+        <w:t xml:space="preserve">2계층 구조. Basement(Core)와 Domain Module</w:t>
+      </w:r>
+    </w:p>
+    <w:p>
+      <w:pPr>
+        <w:widowControl w:val="0"/>
+        <w:spacing w:after="60" w:line="264" w:lineRule="auto"/>
+        <w:ind w:left="720"/>
+        <w:jc w:val="both"/>
+      </w:pPr>
+      <w:r>
+        <w:rPr>
+          <w:rFonts w:ascii="Malgun Gothic" w:cs="Malgun Gothic" w:eastAsia="Malgun Gothic" w:hAnsi="Malgun Gothic"/>
+          <w:sz w:val="20"/>
+          <w:szCs w:val="20"/>
+          <w:rtl w:val="0"/>
+        </w:rPr>
+        <w:t xml:space="preserve">Core는 도메인을 모르는 공통 실행 기반이고, Domain Module은 고객운영 업무 책임을 진다. 무엇을 Core에 두고 무엇을 팩으로 뺄지는 한 가지 기준으로 판정한다. 도메인 지식이 필요하면 팩, 도메인과 무관하면 Core다.</w:t>
       </w:r>
     </w:p>
     <w:p>
@@ -2859,276 +2450,92 @@
           <w:szCs w:val="20"/>
           <w:rtl w:val="0"/>
         </w:rPr>
-        <w:t xml:space="preserve">검색과 지식. RAG</w:t>
-      </w:r>
-    </w:p>
-    <w:p>
-      <w:pPr>
-        <w:widowControl w:val="0"/>
-        <w:spacing w:after="60" w:line="264" w:lineRule="auto"/>
-        <w:ind w:left="720"/>
-        <w:jc w:val="both"/>
-      </w:pPr>
-      <w:r>
-        <w:rPr>
-          <w:rFonts w:ascii="Malgun Gothic" w:cs="Malgun Gothic" w:eastAsia="Malgun Gothic" w:hAnsi="Malgun Gothic"/>
-          <w:sz w:val="20"/>
-          <w:szCs w:val="20"/>
-          <w:rtl w:val="0"/>
-        </w:rPr>
-        <w:t xml:space="preserve">기업 지식 문서를 조각으로 나눠 pgvector에 넣고 Case에 맞는 근거를 찾아 답변에 붙인다. retrieval과 rerank, memory 정책, 모델 라우팅은 모델 담당의 몫이다. GraphRAG는 관계 그래프를 함께 쓰는 검색이며 Phase 2 확장이다. 8주차와 9주차 비교 실험에서 채택 기준을 넘지 못하면 도입하지 않는다.</w:t>
-      </w:r>
-    </w:p>
-    <w:p>
-      <w:pPr>
-        <w:widowControl w:val="0"/>
-        <w:spacing w:after="60" w:line="264" w:lineRule="auto"/>
-        <w:ind w:left="720"/>
-        <w:jc w:val="both"/>
-      </w:pPr>
-      <w:r>
-        <w:rPr>
-          <w:rFonts w:ascii="Malgun Gothic" w:cs="Malgun Gothic" w:eastAsia="Malgun Gothic" w:hAnsi="Malgun Gothic"/>
-          <w:b w:val="1"/>
-          <w:bCs w:val="1"/>
-          <w:sz w:val="20"/>
-          <w:szCs w:val="20"/>
-          <w:rtl w:val="0"/>
-        </w:rPr>
-        <w:t xml:space="preserve">지어낸 답을 막는 장치. 근거 대조</w:t>
-      </w:r>
-    </w:p>
-    <w:p>
-      <w:pPr>
-        <w:widowControl w:val="0"/>
-        <w:spacing w:after="60" w:line="264" w:lineRule="auto"/>
-        <w:ind w:left="720"/>
-        <w:jc w:val="both"/>
-      </w:pPr>
-      <w:r>
-        <w:rPr>
-          <w:rFonts w:ascii="Malgun Gothic" w:cs="Malgun Gothic" w:eastAsia="Malgun Gothic" w:hAnsi="Malgun Gothic"/>
-          <w:sz w:val="20"/>
-          <w:szCs w:val="20"/>
-          <w:rtl w:val="0"/>
-        </w:rPr>
-        <w:t xml:space="preserve">Team이 낸 ActionProposal의 각 필드를 ContextPack, DB와 대조한다. 없는 대상, 금액, 수량을 담은 제안은 거부하고 사유를 기록한다. 이것이 쓰기 권한을 여는 전제 조건이다.</w:t>
-      </w:r>
-    </w:p>
-    <w:p>
-      <w:pPr>
-        <w:widowControl w:val="0"/>
-        <w:spacing w:after="60" w:line="264" w:lineRule="auto"/>
-        <w:ind w:left="720"/>
-        <w:jc w:val="both"/>
-      </w:pPr>
-      <w:r>
-        <w:rPr>
-          <w:rFonts w:ascii="Malgun Gothic" w:cs="Malgun Gothic" w:eastAsia="Malgun Gothic" w:hAnsi="Malgun Gothic"/>
-          <w:b w:val="1"/>
-          <w:bCs w:val="1"/>
-          <w:sz w:val="20"/>
-          <w:szCs w:val="20"/>
-          <w:rtl w:val="0"/>
-        </w:rPr>
-        <w:t xml:space="preserve">배치 분석. VOC &amp; Store Manager</w:t>
-      </w:r>
-    </w:p>
-    <w:p>
-      <w:pPr>
-        <w:widowControl w:val="0"/>
-        <w:spacing w:after="60" w:line="264" w:lineRule="auto"/>
-        <w:ind w:left="720"/>
-        <w:jc w:val="both"/>
-      </w:pPr>
-      <w:r>
-        <w:rPr>
-          <w:rFonts w:ascii="Malgun Gothic" w:cs="Malgun Gothic" w:eastAsia="Malgun Gothic" w:hAnsi="Malgun Gothic"/>
-          <w:sz w:val="20"/>
-          <w:szCs w:val="20"/>
-          <w:rtl w:val="0"/>
-        </w:rPr>
-        <w:t xml:space="preserve">하루 1회 규칙 기반 집계와 급증 탐지를 수행한다. 임베딩 클러스터링과 토픽 모델링은 쓰지 않는다. 이 Team의 본질은 급증을 계산하는 공식이 아니라, 급증 이후 원인 축을 판별하고 어느 Team에 무엇을 위임할지 판단하는 데 있다.</w:t>
-      </w:r>
-    </w:p>
-    <w:p>
-      <w:pPr>
-        <w:widowControl w:val="0"/>
-        <w:spacing w:after="60" w:line="264" w:lineRule="auto"/>
-        <w:ind w:left="720"/>
-        <w:jc w:val="both"/>
-      </w:pPr>
-      <w:r>
-        <w:rPr>
-          <w:rFonts w:ascii="Malgun Gothic" w:cs="Malgun Gothic" w:eastAsia="Malgun Gothic" w:hAnsi="Malgun Gothic"/>
-          <w:b w:val="1"/>
-          <w:bCs w:val="1"/>
-          <w:sz w:val="20"/>
-          <w:szCs w:val="20"/>
-          <w:rtl w:val="0"/>
-        </w:rPr>
-        <w:t xml:space="preserve">평가 계획</w:t>
-      </w:r>
-    </w:p>
-    <w:p>
-      <w:pPr>
-        <w:widowControl w:val="0"/>
-        <w:spacing w:after="60" w:line="264" w:lineRule="auto"/>
-        <w:ind w:left="1080"/>
-        <w:jc w:val="both"/>
-      </w:pPr>
-      <w:r>
-        <w:rPr>
-          <w:rFonts w:ascii="Malgun Gothic" w:cs="Malgun Gothic" w:eastAsia="Malgun Gothic" w:hAnsi="Malgun Gothic"/>
-          <w:sz w:val="20"/>
-          <w:szCs w:val="20"/>
-          <w:rtl w:val="0"/>
-        </w:rPr>
-        <w:t xml:space="preserve">- 비교군. A는 단일 LLM, B는 고정 워크플로와 정책 검색, Proposed는 A-COP 전체다.</w:t>
-      </w:r>
-    </w:p>
-    <w:p>
-      <w:pPr>
-        <w:widowControl w:val="0"/>
-        <w:spacing w:after="60" w:line="264" w:lineRule="auto"/>
-        <w:ind w:left="1080"/>
-        <w:jc w:val="both"/>
-      </w:pPr>
-      <w:r>
-        <w:rPr>
-          <w:rFonts w:ascii="Malgun Gothic" w:cs="Malgun Gothic" w:eastAsia="Malgun Gothic" w:hAnsi="Malgun Gothic"/>
-          <w:sz w:val="20"/>
-          <w:szCs w:val="20"/>
-          <w:rtl w:val="0"/>
-        </w:rPr>
-        <w:t xml:space="preserve">- 데이터. 골든셋 60건과 홀드아웃 20건. 홀드아웃은 개발 중 보지 않는 검증용 표본이다.</w:t>
-      </w:r>
-    </w:p>
-    <w:p>
-      <w:pPr>
-        <w:widowControl w:val="0"/>
-        <w:spacing w:after="60" w:line="264" w:lineRule="auto"/>
-        <w:ind w:left="1080"/>
-        <w:jc w:val="both"/>
-      </w:pPr>
-      <w:r>
-        <w:rPr>
-          <w:rFonts w:ascii="Malgun Gothic" w:cs="Malgun Gothic" w:eastAsia="Malgun Gothic" w:hAnsi="Malgun Gothic"/>
-          <w:sz w:val="20"/>
-          <w:szCs w:val="20"/>
-          <w:rtl w:val="0"/>
-        </w:rPr>
-        <w:t xml:space="preserve">- 통계. 각 군을 3회 실행한 뒤 부트스트랩 95퍼센트 신뢰구간과 McNemar 검정으로 차이를 판정한다.</w:t>
-      </w:r>
-    </w:p>
-    <w:p>
-      <w:pPr>
-        <w:widowControl w:val="0"/>
-        <w:spacing w:after="60" w:line="264" w:lineRule="auto"/>
-        <w:ind w:left="1080"/>
-        <w:jc w:val="both"/>
-      </w:pPr>
-      <w:r>
-        <w:rPr>
-          <w:rFonts w:ascii="Malgun Gothic" w:cs="Malgun Gothic" w:eastAsia="Malgun Gothic" w:hAnsi="Malgun Gothic"/>
-          <w:sz w:val="20"/>
-          <w:szCs w:val="20"/>
-          <w:rtl w:val="0"/>
-        </w:rPr>
-        <w:t xml:space="preserve">- 판정 보조로 LLM-as-Judge를 쓴다. 모델이 채점자 역할을 하는 방식이며 사람 라벨 20건과 일치도를 확인한다.</w:t>
-      </w:r>
-    </w:p>
-    <w:p>
-      <w:pPr>
-        <w:widowControl w:val="0"/>
-        <w:spacing w:after="60" w:line="264" w:lineRule="auto"/>
-        <w:ind w:left="1080"/>
-        <w:jc w:val="both"/>
-      </w:pPr>
-      <w:r>
-        <w:rPr>
-          <w:rFonts w:ascii="Malgun Gothic" w:cs="Malgun Gothic" w:eastAsia="Malgun Gothic" w:hAnsi="Malgun Gothic"/>
-          <w:sz w:val="20"/>
-          <w:szCs w:val="20"/>
-          <w:rtl w:val="0"/>
-        </w:rPr>
-        <w:t xml:space="preserve">- 재현. eval 폴더의 harness에서 명령 한 줄로 다시 돌릴 수 있어야 한다.</w:t>
-      </w:r>
-    </w:p>
-    <w:p>
-      <w:pPr>
-        <w:widowControl w:val="0"/>
-        <w:spacing w:after="60" w:line="264" w:lineRule="auto"/>
-        <w:ind w:left="720"/>
-        <w:jc w:val="both"/>
-      </w:pPr>
-      <w:r>
-        <w:rPr>
-          <w:rFonts w:ascii="Malgun Gothic" w:cs="Malgun Gothic" w:eastAsia="Malgun Gothic" w:hAnsi="Malgun Gothic"/>
-          <w:b w:val="1"/>
-          <w:bCs w:val="1"/>
-          <w:sz w:val="20"/>
-          <w:szCs w:val="20"/>
-          <w:rtl w:val="0"/>
-        </w:rPr>
-        <w:t xml:space="preserve">sLLM 파인튜닝</w:t>
-      </w:r>
-    </w:p>
-    <w:p>
-      <w:pPr>
-        <w:widowControl w:val="0"/>
-        <w:spacing w:after="60" w:line="264" w:lineRule="auto"/>
-        <w:ind w:left="720"/>
-        <w:jc w:val="both"/>
-      </w:pPr>
-      <w:r>
-        <w:rPr>
-          <w:rFonts w:ascii="Malgun Gothic" w:cs="Malgun Gothic" w:eastAsia="Malgun Gothic" w:hAnsi="Malgun Gothic"/>
-          <w:sz w:val="20"/>
-          <w:szCs w:val="20"/>
-          <w:rtl w:val="0"/>
-        </w:rPr>
-        <w:t xml:space="preserve">목표는 지식 주입이 아니라 출력 스키마 준수, 주문과 취소와 환불과 배송 도메인 어휘, 근거와 승인과 보류를 표시하는 톤을 맞추는 것이다. 정책의 진실값과 주문 상태, 금액은 계속 Context Broker와 DB에서 읽는다. 부트캠프 시트상 자체 sLLM 항목은 문구가 3, 4번 주제로 돼 있어 6팀 필수 여부가 불명확하며 강사 확인 전까지 필수로 단정하지 않는다.</w:t>
-      </w:r>
-    </w:p>
-    <w:p>
-      <w:pPr>
-        <w:widowControl w:val="0"/>
-        <w:numPr>
-          <w:ilvl w:val="0"/>
-          <w:numId w:val="1"/>
-        </w:numPr>
-        <w:spacing w:after="200" w:line="276" w:lineRule="auto"/>
-        <w:ind w:left="720" w:hanging="360"/>
-        <w:jc w:val="both"/>
-        <w:rPr>
-          <w:color w:val="0000ff"/>
-        </w:rPr>
-      </w:pPr>
-      <w:r>
-        <w:rPr>
-          <w:rFonts w:ascii="Arial Unicode MS" w:cs="Arial Unicode MS" w:eastAsia="Arial Unicode MS" w:hAnsi="Arial Unicode MS"/>
-          <w:color w:val="0000ff"/>
-          <w:rtl w:val="0"/>
-        </w:rPr>
-        <w:t xml:space="preserve">데이터 수집 전략</w:t>
-      </w:r>
-    </w:p>
-    <w:p>
-      <w:pPr>
-        <w:widowControl w:val="0"/>
-        <w:spacing w:after="60" w:line="264" w:lineRule="auto"/>
-        <w:ind w:left="720"/>
-        <w:jc w:val="both"/>
-      </w:pPr>
-      <w:r>
-        <w:rPr>
-          <w:rFonts w:ascii="Malgun Gothic" w:cs="Malgun Gothic" w:eastAsia="Malgun Gothic" w:hAnsi="Malgun Gothic"/>
-          <w:sz w:val="20"/>
-          <w:szCs w:val="20"/>
-          <w:rtl w:val="0"/>
-        </w:rPr>
-        <w:t xml:space="preserve">실제 데이터 파일은 datasets 폴더 아래에 도메인별로 둔다. 각 폴더의 REPORT.md가 그 데이터가 무엇이고 어디에 쓰이는지 설명한다.</w:t>
+        <w:t xml:space="preserve">코어 1. Case Runtime &amp; Coordination</w:t>
+      </w:r>
+    </w:p>
+    <w:p>
+      <w:pPr>
+        <w:widowControl w:val="0"/>
+        <w:spacing w:after="60" w:line="264" w:lineRule="auto"/>
+        <w:ind w:left="1080"/>
+        <w:jc w:val="both"/>
+      </w:pPr>
+      <w:r>
+        <w:rPr>
+          <w:rFonts w:ascii="Malgun Gothic" w:cs="Malgun Gothic" w:eastAsia="Malgun Gothic" w:hAnsi="Malgun Gothic"/>
+          <w:sz w:val="20"/>
+          <w:szCs w:val="20"/>
+          <w:rtl w:val="0"/>
+        </w:rPr>
+        <w:t xml:space="preserve">- Case 생명주기와 상태 전이. new, classifying, routing, running, waiting_input, waiting_approval, waiting_external, resuming, resolved, escalated, failed, cancelled의 12개 상태를 코드로 강제한다.</w:t>
+      </w:r>
+    </w:p>
+    <w:p>
+      <w:pPr>
+        <w:widowControl w:val="0"/>
+        <w:spacing w:after="60" w:line="264" w:lineRule="auto"/>
+        <w:ind w:left="1080"/>
+        <w:jc w:val="both"/>
+      </w:pPr>
+      <w:r>
+        <w:rPr>
+          <w:rFonts w:ascii="Malgun Gothic" w:cs="Malgun Gothic" w:eastAsia="Malgun Gothic" w:hAnsi="Malgun Gothic"/>
+          <w:sz w:val="20"/>
+          <w:szCs w:val="20"/>
+          <w:rtl w:val="0"/>
+        </w:rPr>
+        <w:t xml:space="preserve">- Agentic Controller가 어느 Team에 일을 줄지 정하고 결과를 받아 다음 단계를 정한다. 최상위 흐름은 LangGraph로 구성한다.</w:t>
+      </w:r>
+    </w:p>
+    <w:p>
+      <w:pPr>
+        <w:widowControl w:val="0"/>
+        <w:spacing w:after="60" w:line="264" w:lineRule="auto"/>
+        <w:ind w:left="1080"/>
+        <w:jc w:val="both"/>
+      </w:pPr>
+      <w:r>
+        <w:rPr>
+          <w:rFonts w:ascii="Malgun Gothic" w:cs="Malgun Gothic" w:eastAsia="Malgun Gothic" w:hAnsi="Malgun Gothic"/>
+          <w:sz w:val="20"/>
+          <w:szCs w:val="20"/>
+          <w:rtl w:val="0"/>
+        </w:rPr>
+        <w:t xml:space="preserve">- Agent Team Registry가 Case 유형과 의도로 Team을 찾는다. 조건 하나에 Team이 정확히 하나여야 한다.</w:t>
+      </w:r>
+    </w:p>
+    <w:p>
+      <w:pPr>
+        <w:widowControl w:val="0"/>
+        <w:spacing w:after="60" w:line="264" w:lineRule="auto"/>
+        <w:ind w:left="1080"/>
+        <w:jc w:val="both"/>
+      </w:pPr>
+      <w:r>
+        <w:rPr>
+          <w:rFonts w:ascii="Malgun Gothic" w:cs="Malgun Gothic" w:eastAsia="Malgun Gothic" w:hAnsi="Malgun Gothic"/>
+          <w:sz w:val="20"/>
+          <w:szCs w:val="20"/>
+          <w:rtl w:val="0"/>
+        </w:rPr>
+        <w:t xml:space="preserve">- Context Broker가 Team이 필요로 하는 자료를 대신 읽어 ContextPack으로 묶는다.</w:t>
+      </w:r>
+    </w:p>
+    <w:p>
+      <w:pPr>
+        <w:widowControl w:val="0"/>
+        <w:spacing w:after="60" w:line="264" w:lineRule="auto"/>
+        <w:ind w:left="1080"/>
+        <w:jc w:val="both"/>
+      </w:pPr>
+      <w:r>
+        <w:rPr>
+          <w:rFonts w:ascii="Malgun Gothic" w:cs="Malgun Gothic" w:eastAsia="Malgun Gothic" w:hAnsi="Malgun Gothic"/>
+          <w:sz w:val="20"/>
+          <w:szCs w:val="20"/>
+          <w:rtl w:val="0"/>
+        </w:rPr>
+        <w:t xml:space="preserve">- Shared State에 CAS(비교 후 교체)를 적용해 동시에 고칠 때 나중 쓰기가 앞선 쓰기를 덮지 않게 한다.</w:t>
       </w:r>
     </w:p>
     <w:p>
@@ -3142,7 +2549,7 @@
         </w:rPr>
         <w:drawing>
           <wp:inline xmlns:wp="http://schemas.openxmlformats.org/drawingml/2006/wordprocessingDrawing" distT="0" distB="0" distL="0" distR="0">
-            <wp:extent cx="5852160" cy="2439467"/>
+            <wp:extent cx="5852160" cy="2718976"/>
             <wp:effectExtent l="0" t="0" r="0" b="0"/>
             <wp:docPr id="907" name="그림 7"/>
             <a:graphic xmlns:a="http://schemas.openxmlformats.org/drawingml/2006/main">
@@ -3161,7 +2568,7 @@
                   <pic:spPr>
                     <a:xfrm>
                       <a:off x="0" y="0"/>
-                      <a:ext cx="5852160" cy="2439467"/>
+                      <a:ext cx="5852160" cy="2718976"/>
                     </a:xfrm>
                     <a:prstGeom prst="rect">
                       <a:avLst/>
@@ -3187,7 +2594,7 @@
           <w:color w:val="595959"/>
           <w:rtl w:val="0"/>
         </w:rPr>
-        <w:t xml:space="preserve">그림 7. 데이터 처리 흐름. 수집한 자료는 정규화와 색인을 거쳐 Context Broker가 쓴다.</w:t>
+        <w:t xml:space="preserve">그림 7. Case 상태 전이. 보류와 재개가 상태로 표현되므로 며칠 멈춘 건도 흐름 안에 남는다.</w:t>
       </w:r>
     </w:p>
     <w:p>
@@ -3206,41 +2613,92 @@
           <w:szCs w:val="20"/>
           <w:rtl w:val="0"/>
         </w:rPr>
-        <w:t xml:space="preserve">1) 주문과 배송 기록. 코어 1 Context Broker가 쓴다</w:t>
-      </w:r>
-    </w:p>
-    <w:p>
-      <w:pPr>
-        <w:widowControl w:val="0"/>
-        <w:spacing w:after="60" w:line="264" w:lineRule="auto"/>
-        <w:ind w:left="1080"/>
-        <w:jc w:val="both"/>
-      </w:pPr>
-      <w:r>
-        <w:rPr>
-          <w:rFonts w:ascii="Malgun Gothic" w:cs="Malgun Gothic" w:eastAsia="Malgun Gothic" w:hAnsi="Malgun Gothic"/>
-          <w:sz w:val="20"/>
-          <w:szCs w:val="20"/>
-          <w:rtl w:val="0"/>
-        </w:rPr>
-        <w:t xml:space="preserve">- commerce/coupang_order_history. 쿠팡 주문과 배송 기록이다. 브라우저 확장으로 본인 계정의 기록을 수집한다. 페이지에 이미 들어 있는 JSON을 읽는 방식이라 화면 클릭이나 페이지 이동이 필요 없다.</w:t>
-      </w:r>
-    </w:p>
-    <w:p>
-      <w:pPr>
-        <w:widowControl w:val="0"/>
-        <w:spacing w:after="60" w:line="264" w:lineRule="auto"/>
-        <w:ind w:left="1080"/>
-        <w:jc w:val="both"/>
-      </w:pPr>
-      <w:r>
-        <w:rPr>
-          <w:rFonts w:ascii="Malgun Gothic" w:cs="Malgun Gothic" w:eastAsia="Malgun Gothic" w:hAnsi="Malgun Gothic"/>
-          <w:sz w:val="20"/>
-          <w:szCs w:val="20"/>
-          <w:rtl w:val="0"/>
-        </w:rPr>
-        <w:t xml:space="preserve">- commerce/naver_order_history. 네이버 주문 기록이다. 쇼핑몰 한 곳만 쓰면 그 사이트의 데이터 구조에 맞춰 설계가 굳어지므로 두 곳을 쓴다.</w:t>
+        <w:t xml:space="preserve">코어 2. Access &amp; Action Platform</w:t>
+      </w:r>
+    </w:p>
+    <w:p>
+      <w:pPr>
+        <w:widowControl w:val="0"/>
+        <w:spacing w:after="60" w:line="264" w:lineRule="auto"/>
+        <w:ind w:left="1080"/>
+        <w:jc w:val="both"/>
+      </w:pPr>
+      <w:r>
+        <w:rPr>
+          <w:rFonts w:ascii="Malgun Gothic" w:cs="Malgun Gothic" w:eastAsia="Malgun Gothic" w:hAnsi="Malgun Gothic"/>
+          <w:sz w:val="20"/>
+          <w:szCs w:val="20"/>
+          <w:rtl w:val="0"/>
+        </w:rPr>
+        <w:t xml:space="preserve">- Agent Gateway와 REST, MCP, A2A 진입점. 외부 AI가 들어오는 문이다.</w:t>
+      </w:r>
+    </w:p>
+    <w:p>
+      <w:pPr>
+        <w:widowControl w:val="0"/>
+        <w:spacing w:after="60" w:line="264" w:lineRule="auto"/>
+        <w:ind w:left="1080"/>
+        <w:jc w:val="both"/>
+      </w:pPr>
+      <w:r>
+        <w:rPr>
+          <w:rFonts w:ascii="Malgun Gothic" w:cs="Malgun Gothic" w:eastAsia="Malgun Gothic" w:hAnsi="Malgun Gothic"/>
+          <w:sz w:val="20"/>
+          <w:szCs w:val="20"/>
+          <w:rtl w:val="0"/>
+        </w:rPr>
+        <w:t xml:space="preserve">- Tool과 Action Layer. 실제로 외부에 요청을 보내고 결과를 받는다. 부수효과가 여기서만 일어난다.</w:t>
+      </w:r>
+    </w:p>
+    <w:p>
+      <w:pPr>
+        <w:widowControl w:val="0"/>
+        <w:spacing w:after="60" w:line="264" w:lineRule="auto"/>
+        <w:ind w:left="1080"/>
+        <w:jc w:val="both"/>
+      </w:pPr>
+      <w:r>
+        <w:rPr>
+          <w:rFonts w:ascii="Malgun Gothic" w:cs="Malgun Gothic" w:eastAsia="Malgun Gothic" w:hAnsi="Malgun Gothic"/>
+          <w:sz w:val="20"/>
+          <w:szCs w:val="20"/>
+          <w:rtl w:val="0"/>
+        </w:rPr>
+        <w:t xml:space="preserve">- 승인. 고위험 Action은 사람이 결재해야 실행된다.</w:t>
+      </w:r>
+    </w:p>
+    <w:p>
+      <w:pPr>
+        <w:widowControl w:val="0"/>
+        <w:spacing w:after="60" w:line="264" w:lineRule="auto"/>
+        <w:ind w:left="1080"/>
+        <w:jc w:val="both"/>
+      </w:pPr>
+      <w:r>
+        <w:rPr>
+          <w:rFonts w:ascii="Malgun Gothic" w:cs="Malgun Gothic" w:eastAsia="Malgun Gothic" w:hAnsi="Malgun Gothic"/>
+          <w:sz w:val="20"/>
+          <w:szCs w:val="20"/>
+          <w:rtl w:val="0"/>
+        </w:rPr>
+        <w:t xml:space="preserve">- 멱등성. 같은 요청이 10번 들어와도 실제 처리는 1번만 일어난다.</w:t>
+      </w:r>
+    </w:p>
+    <w:p>
+      <w:pPr>
+        <w:widowControl w:val="0"/>
+        <w:spacing w:after="60" w:line="264" w:lineRule="auto"/>
+        <w:ind w:left="1080"/>
+        <w:jc w:val="both"/>
+      </w:pPr>
+      <w:r>
+        <w:rPr>
+          <w:rFonts w:ascii="Malgun Gothic" w:cs="Malgun Gothic" w:eastAsia="Malgun Gothic" w:hAnsi="Malgun Gothic"/>
+          <w:sz w:val="20"/>
+          <w:szCs w:val="20"/>
+          <w:rtl w:val="0"/>
+        </w:rPr>
+        <w:t xml:space="preserve">- 감사 로그. 누가 무엇을 왜 했는지 남긴다.</w:t>
       </w:r>
     </w:p>
     <w:p>
@@ -3259,24 +2717,41 @@
           <w:szCs w:val="20"/>
           <w:rtl w:val="0"/>
         </w:rPr>
-        <w:t xml:space="preserve">2) 배송 조회. 코어 2 Action 실행부가 쓴다</w:t>
-      </w:r>
-    </w:p>
-    <w:p>
-      <w:pPr>
-        <w:widowControl w:val="0"/>
-        <w:spacing w:after="60" w:line="264" w:lineRule="auto"/>
-        <w:ind w:left="1080"/>
-        <w:jc w:val="both"/>
-      </w:pPr>
-      <w:r>
-        <w:rPr>
-          <w:rFonts w:ascii="Malgun Gothic" w:cs="Malgun Gothic" w:eastAsia="Malgun Gothic" w:hAnsi="Malgun Gothic"/>
-          <w:sz w:val="20"/>
-          <w:szCs w:val="20"/>
-          <w:rtl w:val="0"/>
-        </w:rPr>
-        <w:t xml:space="preserve">- commerce/courier_tracking. 국내 택배사 송장 조회 도구다. 학습 데이터가 아니라 운영 중 실시간 호출용 도구이므로 전처리 결과물이 비어 있는 것이 정상이다.</w:t>
+        <w:t xml:space="preserve">도메인 팩. 지금 여는 것과 앞으로 열 것</w:t>
+      </w:r>
+    </w:p>
+    <w:p>
+      <w:pPr>
+        <w:widowControl w:val="0"/>
+        <w:spacing w:after="60" w:line="264" w:lineRule="auto"/>
+        <w:ind w:left="1080"/>
+        <w:jc w:val="both"/>
+      </w:pPr>
+      <w:r>
+        <w:rPr>
+          <w:rFonts w:ascii="Malgun Gothic" w:cs="Malgun Gothic" w:eastAsia="Malgun Gothic" w:hAnsi="Malgun Gothic"/>
+          <w:sz w:val="20"/>
+          <w:szCs w:val="20"/>
+          <w:rtl w:val="0"/>
+        </w:rPr>
+        <w:t xml:space="preserve">- 이번 기간(CS Pack). VOC &amp; Store Manager, Response Generation &amp; Review. 프로젝트 주제 그 자체다.</w:t>
+      </w:r>
+    </w:p>
+    <w:p>
+      <w:pPr>
+        <w:widowControl w:val="0"/>
+        <w:spacing w:after="60" w:line="264" w:lineRule="auto"/>
+        <w:ind w:left="1080"/>
+        <w:jc w:val="both"/>
+      </w:pPr>
+      <w:r>
+        <w:rPr>
+          <w:rFonts w:ascii="Malgun Gothic" w:cs="Malgun Gothic" w:eastAsia="Malgun Gothic" w:hAnsi="Malgun Gothic"/>
+          <w:sz w:val="20"/>
+          <w:szCs w:val="20"/>
+          <w:rtl w:val="0"/>
+        </w:rPr>
+        <w:t xml:space="preserve">- 확장 범위(Commerce Ops). Procurement + Order &amp; Payment, Fulfillment &amp; Logistics, Return &amp; Refund, Catalog &amp; Verification. 검증 쇼핑몰이 준비되는 대로 진행한다.</w:t>
       </w:r>
     </w:p>
     <w:p>
@@ -3295,24 +2770,58 @@
           <w:szCs w:val="20"/>
           <w:rtl w:val="0"/>
         </w:rPr>
-        <w:t xml:space="preserve">3) 고객 문의 데이터. 코어 1 RAG 지식 재료가 된다</w:t>
-      </w:r>
-    </w:p>
-    <w:p>
-      <w:pPr>
-        <w:widowControl w:val="0"/>
-        <w:spacing w:after="60" w:line="264" w:lineRule="auto"/>
-        <w:ind w:left="1080"/>
-        <w:jc w:val="both"/>
-      </w:pPr>
-      <w:r>
-        <w:rPr>
-          <w:rFonts w:ascii="Malgun Gothic" w:cs="Malgun Gothic" w:eastAsia="Malgun Gothic" w:hAnsi="Malgun Gothic"/>
-          <w:sz w:val="20"/>
-          <w:szCs w:val="20"/>
-          <w:rtl w:val="0"/>
-        </w:rPr>
-        <w:t xml:space="preserve">- voc 폴더. 공개된 고객 문의와 응대 데이터다. 지식 문서 색인과 골든셋 작성에 쓴다.</w:t>
+        <w:t xml:space="preserve">핵심 규칙 세 가지</w:t>
+      </w:r>
+    </w:p>
+    <w:p>
+      <w:pPr>
+        <w:widowControl w:val="0"/>
+        <w:spacing w:after="60" w:line="264" w:lineRule="auto"/>
+        <w:ind w:left="1080"/>
+        <w:jc w:val="both"/>
+      </w:pPr>
+      <w:r>
+        <w:rPr>
+          <w:rFonts w:ascii="Malgun Gothic" w:cs="Malgun Gothic" w:eastAsia="Malgun Gothic" w:hAnsi="Malgun Gothic"/>
+          <w:sz w:val="20"/>
+          <w:szCs w:val="20"/>
+          <w:rtl w:val="0"/>
+        </w:rPr>
+        <w:t xml:space="preserve">- Team은 조회 도구를 직접 호출하지 않는다. Context Broker를 거친다.</w:t>
+      </w:r>
+    </w:p>
+    <w:p>
+      <w:pPr>
+        <w:widowControl w:val="0"/>
+        <w:spacing w:after="60" w:line="264" w:lineRule="auto"/>
+        <w:ind w:left="1080"/>
+        <w:jc w:val="both"/>
+      </w:pPr>
+      <w:r>
+        <w:rPr>
+          <w:rFonts w:ascii="Malgun Gothic" w:cs="Malgun Gothic" w:eastAsia="Malgun Gothic" w:hAnsi="Malgun Gothic"/>
+          <w:sz w:val="20"/>
+          <w:szCs w:val="20"/>
+          <w:rtl w:val="0"/>
+        </w:rPr>
+        <w:t xml:space="preserve">- Team은 부수효과를 실행하지 않는다. ActionProposal(작업 제안)만 반환하고 실행은 코어 2가 한다.</w:t>
+      </w:r>
+    </w:p>
+    <w:p>
+      <w:pPr>
+        <w:widowControl w:val="0"/>
+        <w:spacing w:after="60" w:line="264" w:lineRule="auto"/>
+        <w:ind w:left="1080"/>
+        <w:jc w:val="both"/>
+      </w:pPr>
+      <w:r>
+        <w:rPr>
+          <w:rFonts w:ascii="Malgun Gothic" w:cs="Malgun Gothic" w:eastAsia="Malgun Gothic" w:hAnsi="Malgun Gothic"/>
+          <w:sz w:val="20"/>
+          <w:szCs w:val="20"/>
+          <w:rtl w:val="0"/>
+        </w:rPr>
+        <w:t xml:space="preserve">- Core는 Team 내부의 그래프, 프롬프트, 검색 코드를 가져오지 않는다. TeamManifest와 표준 계약만 쓴다.</w:t>
       </w:r>
     </w:p>
     <w:p>
@@ -3331,24 +2840,47 @@
           <w:szCs w:val="20"/>
           <w:rtl w:val="0"/>
         </w:rPr>
-        <w:t xml:space="preserve">4) 번역. 다국어 응대 검토용</w:t>
-      </w:r>
-    </w:p>
-    <w:p>
-      <w:pPr>
-        <w:widowControl w:val="0"/>
-        <w:spacing w:after="60" w:line="264" w:lineRule="auto"/>
-        <w:ind w:left="1080"/>
-        <w:jc w:val="both"/>
-      </w:pPr>
-      <w:r>
-        <w:rPr>
-          <w:rFonts w:ascii="Malgun Gothic" w:cs="Malgun Gothic" w:eastAsia="Malgun Gothic" w:hAnsi="Malgun Gothic"/>
-          <w:sz w:val="20"/>
-          <w:szCs w:val="20"/>
-          <w:rtl w:val="0"/>
-        </w:rPr>
-        <w:t xml:space="preserve">- mt 폴더. 번역 성능 비교 자료다.</w:t>
+        <w:t xml:space="preserve">사람의 개입 방식. human-on-the-loop</w:t>
+      </w:r>
+    </w:p>
+    <w:p>
+      <w:pPr>
+        <w:widowControl w:val="0"/>
+        <w:spacing w:after="60" w:line="264" w:lineRule="auto"/>
+        <w:ind w:left="720"/>
+        <w:jc w:val="both"/>
+      </w:pPr>
+      <w:r>
+        <w:rPr>
+          <w:rFonts w:ascii="Malgun Gothic" w:cs="Malgun Gothic" w:eastAsia="Malgun Gothic" w:hAnsi="Malgun Gothic"/>
+          <w:sz w:val="20"/>
+          <w:szCs w:val="20"/>
+          <w:rtl w:val="0"/>
+        </w:rPr>
+        <w:t xml:space="preserve">고위험 Action만 사람이 승인하고, 나머지는 자동 처리하되 운영자가 이상 신호를 감독한다. 여기서 이상은 수치의 절대값이 아니라 기준선 대비 정해진 변화가 생긴 상태로 정의한다. 임계값은 실제 분포를 측정한 뒤 확정한다.</w:t>
+      </w:r>
+    </w:p>
+    <w:p>
+      <w:pPr>
+        <w:widowControl w:val="0"/>
+        <w:numPr>
+          <w:ilvl w:val="0"/>
+          <w:numId w:val="1"/>
+        </w:numPr>
+        <w:spacing w:after="200" w:line="276" w:lineRule="auto"/>
+        <w:ind w:left="720" w:hanging="360"/>
+        <w:jc w:val="both"/>
+        <w:rPr>
+          <w:color w:val="0000ff"/>
+        </w:rPr>
+      </w:pPr>
+      <w:r>
+        <w:rPr>
+          <w:rFonts w:ascii="Arial Unicode MS" w:cs="Arial Unicode MS" w:eastAsia="Arial Unicode MS" w:hAnsi="Arial Unicode MS"/>
+          <w:color w:val="0000ff"/>
+          <w:rtl w:val="0"/>
+        </w:rPr>
+        <w:t xml:space="preserve">모델링 계획</w:t>
       </w:r>
     </w:p>
     <w:p>
@@ -3367,24 +2899,75 @@
           <w:szCs w:val="20"/>
           <w:rtl w:val="0"/>
         </w:rPr>
-        <w:t xml:space="preserve">5) 검증 쇼핑몰. 준비 중</w:t>
-      </w:r>
-    </w:p>
-    <w:p>
-      <w:pPr>
-        <w:widowControl w:val="0"/>
-        <w:spacing w:after="60" w:line="264" w:lineRule="auto"/>
-        <w:ind w:left="720"/>
-        <w:jc w:val="both"/>
-      </w:pPr>
-      <w:r>
-        <w:rPr>
-          <w:rFonts w:ascii="Malgun Gothic" w:cs="Malgun Gothic" w:eastAsia="Malgun Gothic" w:hAnsi="Malgun Gothic"/>
-          <w:sz w:val="20"/>
-          <w:szCs w:val="20"/>
-          <w:rtl w:val="0"/>
-        </w:rPr>
-        <w:t xml:space="preserve">주문과 반품 시나리오를 실제로 확인할 검증 쇼핑몰을 준비하고 있다. 사이트가 열리면 그곳에서 주문과 반품 흐름을 확인할 계획이다. 지금은 준비 중이므로 확보된 데이터로 단정하지 않는다.</w:t>
+        <w:t xml:space="preserve">인라인 분류. Case를 만들 때 바로 돌린다</w:t>
+      </w:r>
+    </w:p>
+    <w:p>
+      <w:pPr>
+        <w:widowControl w:val="0"/>
+        <w:spacing w:after="60" w:line="264" w:lineRule="auto"/>
+        <w:ind w:left="720"/>
+        <w:jc w:val="both"/>
+      </w:pPr>
+      <w:r>
+        <w:rPr>
+          <w:rFonts w:ascii="Malgun Gothic" w:cs="Malgun Gothic" w:eastAsia="Malgun Gothic" w:hAnsi="Malgun Gothic"/>
+          <w:sz w:val="20"/>
+          <w:szCs w:val="20"/>
+          <w:rtl w:val="0"/>
+        </w:rPr>
+        <w:t xml:space="preserve">Case가 classifying 상태일 때 감성, 의도, 이슈를 한 번에 분류한다. 세 가지는 선택 기능이 아니다. 실패하면 classification_failed를 기록하고 escalated로 전환해 사람에게 넘긴다.</w:t>
+      </w:r>
+    </w:p>
+    <w:p>
+      <w:pPr>
+        <w:widowControl w:val="0"/>
+        <w:spacing w:after="60" w:line="264" w:lineRule="auto"/>
+        <w:ind w:left="1080"/>
+        <w:jc w:val="both"/>
+      </w:pPr>
+      <w:r>
+        <w:rPr>
+          <w:rFonts w:ascii="Malgun Gothic" w:cs="Malgun Gothic" w:eastAsia="Malgun Gothic" w:hAnsi="Malgun Gothic"/>
+          <w:sz w:val="20"/>
+          <w:szCs w:val="20"/>
+          <w:rtl w:val="0"/>
+        </w:rPr>
+        <w:t xml:space="preserve">- 감성. 골든셋 60건으로 정확도를 측정하고 DB 필드에 저장한다.</w:t>
+      </w:r>
+    </w:p>
+    <w:p>
+      <w:pPr>
+        <w:widowControl w:val="0"/>
+        <w:spacing w:after="60" w:line="264" w:lineRule="auto"/>
+        <w:ind w:left="1080"/>
+        <w:jc w:val="both"/>
+      </w:pPr>
+      <w:r>
+        <w:rPr>
+          <w:rFonts w:ascii="Malgun Gothic" w:cs="Malgun Gothic" w:eastAsia="Malgun Gothic" w:hAnsi="Malgun Gothic"/>
+          <w:sz w:val="20"/>
+          <w:szCs w:val="20"/>
+          <w:rtl w:val="0"/>
+        </w:rPr>
+        <w:t xml:space="preserve">- 의도. billing, technical, other로 나누고 그 결과로 Team을 고른다. 혼동행렬로 검증한다.</w:t>
+      </w:r>
+    </w:p>
+    <w:p>
+      <w:pPr>
+        <w:widowControl w:val="0"/>
+        <w:spacing w:after="60" w:line="264" w:lineRule="auto"/>
+        <w:ind w:left="1080"/>
+        <w:jc w:val="both"/>
+      </w:pPr>
+      <w:r>
+        <w:rPr>
+          <w:rFonts w:ascii="Malgun Gothic" w:cs="Malgun Gothic" w:eastAsia="Malgun Gothic" w:hAnsi="Malgun Gothic"/>
+          <w:sz w:val="20"/>
+          <w:szCs w:val="20"/>
+          <w:rtl w:val="0"/>
+        </w:rPr>
+        <w:t xml:space="preserve">- 이슈. 이슈 코드와 심각도를 함께 저장하고 골든 라벨과의 일치도를 본다.</w:t>
       </w:r>
     </w:p>
     <w:p>
@@ -3403,58 +2986,24 @@
           <w:szCs w:val="20"/>
           <w:rtl w:val="0"/>
         </w:rPr>
-        <w:t xml:space="preserve">학습 데이터 두 트랙</w:t>
-      </w:r>
-    </w:p>
-    <w:p>
-      <w:pPr>
-        <w:widowControl w:val="0"/>
-        <w:spacing w:after="60" w:line="264" w:lineRule="auto"/>
-        <w:ind w:left="1080"/>
-        <w:jc w:val="both"/>
-      </w:pPr>
-      <w:r>
-        <w:rPr>
-          <w:rFonts w:ascii="Malgun Gothic" w:cs="Malgun Gothic" w:eastAsia="Malgun Gothic" w:hAnsi="Malgun Gothic"/>
-          <w:sz w:val="20"/>
-          <w:szCs w:val="20"/>
-          <w:rtl w:val="0"/>
-        </w:rPr>
-        <w:t xml:space="preserve">- 도메인 사실 트랙. 실제 스마트스토어 주문, 반품, 취소, 교환, 리뷰 데이터다. 원문이나 개인정보는 문서에 옮기지 않는다.</w:t>
-      </w:r>
-    </w:p>
-    <w:p>
-      <w:pPr>
-        <w:widowControl w:val="0"/>
-        <w:spacing w:after="60" w:line="264" w:lineRule="auto"/>
-        <w:ind w:left="1080"/>
-        <w:jc w:val="both"/>
-      </w:pPr>
-      <w:r>
-        <w:rPr>
-          <w:rFonts w:ascii="Malgun Gothic" w:cs="Malgun Gothic" w:eastAsia="Malgun Gothic" w:hAnsi="Malgun Gothic"/>
-          <w:sz w:val="20"/>
-          <w:szCs w:val="20"/>
-          <w:rtl w:val="0"/>
-        </w:rPr>
-        <w:t xml:space="preserve">- 표현과 의도 트랙. 공개 고객지원 데이터로 문장 다양성과 의도 표현을 보강한다. 이 트랙으로 주문, 가격, 환불 같은 사실을 주입하지 않는다.</w:t>
-      </w:r>
-    </w:p>
-    <w:p>
-      <w:pPr>
-        <w:widowControl w:val="0"/>
-        <w:spacing w:after="60" w:line="264" w:lineRule="auto"/>
-        <w:ind w:left="1080"/>
-        <w:jc w:val="both"/>
-      </w:pPr>
-      <w:r>
-        <w:rPr>
-          <w:rFonts w:ascii="Malgun Gothic" w:cs="Malgun Gothic" w:eastAsia="Malgun Gothic" w:hAnsi="Malgun Gothic"/>
-          <w:sz w:val="20"/>
-          <w:szCs w:val="20"/>
-          <w:rtl w:val="0"/>
-        </w:rPr>
-        <w:t xml:space="preserve">- 라이선스가 확인되지 않은 데이터셋은 확인 전까지 사용하지 않는다.</w:t>
+        <w:t xml:space="preserve">검색과 지식. RAG</w:t>
+      </w:r>
+    </w:p>
+    <w:p>
+      <w:pPr>
+        <w:widowControl w:val="0"/>
+        <w:spacing w:after="60" w:line="264" w:lineRule="auto"/>
+        <w:ind w:left="720"/>
+        <w:jc w:val="both"/>
+      </w:pPr>
+      <w:r>
+        <w:rPr>
+          <w:rFonts w:ascii="Malgun Gothic" w:cs="Malgun Gothic" w:eastAsia="Malgun Gothic" w:hAnsi="Malgun Gothic"/>
+          <w:sz w:val="20"/>
+          <w:szCs w:val="20"/>
+          <w:rtl w:val="0"/>
+        </w:rPr>
+        <w:t xml:space="preserve">기업 지식 문서를 조각으로 나눠 pgvector에 넣고 Case에 맞는 근거를 찾아 답변에 붙인다. retrieval과 rerank, memory 정책, 모델 라우팅은 모델 담당의 몫이다. GraphRAG는 관계 그래프를 함께 쓰는 검색이며 Phase 2 확장이다. 8주차와 9주차 비교 실험에서 채택 기준을 넘지 못하면 도입하지 않는다.</w:t>
       </w:r>
     </w:p>
     <w:p>
@@ -3473,24 +3022,24 @@
           <w:szCs w:val="20"/>
           <w:rtl w:val="0"/>
         </w:rPr>
-        <w:t xml:space="preserve">개인정보 처리</w:t>
-      </w:r>
-    </w:p>
-    <w:p>
-      <w:pPr>
-        <w:widowControl w:val="0"/>
-        <w:spacing w:after="60" w:line="264" w:lineRule="auto"/>
-        <w:ind w:left="720"/>
-        <w:jc w:val="both"/>
-      </w:pPr>
-      <w:r>
-        <w:rPr>
-          <w:rFonts w:ascii="Malgun Gothic" w:cs="Malgun Gothic" w:eastAsia="Malgun Gothic" w:hAnsi="Malgun Gothic"/>
-          <w:sz w:val="20"/>
-          <w:szCs w:val="20"/>
-          <w:rtl w:val="0"/>
-        </w:rPr>
-        <w:t xml:space="preserve">raw 폴더와 processed 폴더는 본인의 실제 구매 기록을 담고 있어 git에 올리지 않는다. 스크립트, 스키마, REPORT.md만 올린다. 배포용 압축본도 같은 규칙으로 제외한다.</w:t>
+        <w:t xml:space="preserve">지어낸 답을 막는 장치. 근거 대조</w:t>
+      </w:r>
+    </w:p>
+    <w:p>
+      <w:pPr>
+        <w:widowControl w:val="0"/>
+        <w:spacing w:after="60" w:line="264" w:lineRule="auto"/>
+        <w:ind w:left="720"/>
+        <w:jc w:val="both"/>
+      </w:pPr>
+      <w:r>
+        <w:rPr>
+          <w:rFonts w:ascii="Malgun Gothic" w:cs="Malgun Gothic" w:eastAsia="Malgun Gothic" w:hAnsi="Malgun Gothic"/>
+          <w:sz w:val="20"/>
+          <w:szCs w:val="20"/>
+          <w:rtl w:val="0"/>
+        </w:rPr>
+        <w:t xml:space="preserve">Team이 낸 ActionProposal의 각 필드를 ContextPack, DB와 대조한다. 없는 대상, 금액, 수량을 담은 제안은 거부하고 사유를 기록한다. 이것이 쓰기 권한을 여는 전제 조건이다.</w:t>
       </w:r>
     </w:p>
     <w:p>
@@ -3509,7 +3058,204 @@
           <w:szCs w:val="20"/>
           <w:rtl w:val="0"/>
         </w:rPr>
-        <w:t xml:space="preserve">지금 상태를 숨기지 않는다</w:t>
+        <w:t xml:space="preserve">배치 분석. VOC &amp; Store Manager</w:t>
+      </w:r>
+    </w:p>
+    <w:p>
+      <w:pPr>
+        <w:widowControl w:val="0"/>
+        <w:spacing w:after="60" w:line="264" w:lineRule="auto"/>
+        <w:ind w:left="720"/>
+        <w:jc w:val="both"/>
+      </w:pPr>
+      <w:r>
+        <w:rPr>
+          <w:rFonts w:ascii="Malgun Gothic" w:cs="Malgun Gothic" w:eastAsia="Malgun Gothic" w:hAnsi="Malgun Gothic"/>
+          <w:sz w:val="20"/>
+          <w:szCs w:val="20"/>
+          <w:rtl w:val="0"/>
+        </w:rPr>
+        <w:t xml:space="preserve">하루 1회 규칙 기반 집계와 급증 탐지를 수행한다. 임베딩 클러스터링과 토픽 모델링은 쓰지 않는다. 이 Team의 본질은 급증을 계산하는 공식이 아니라, 급증 이후 원인 축을 판별하고 어느 Team에 무엇을 위임할지 판단하는 데 있다.</w:t>
+      </w:r>
+    </w:p>
+    <w:p>
+      <w:pPr>
+        <w:widowControl w:val="0"/>
+        <w:spacing w:after="60" w:line="264" w:lineRule="auto"/>
+        <w:ind w:left="720"/>
+        <w:jc w:val="both"/>
+      </w:pPr>
+      <w:r>
+        <w:rPr>
+          <w:rFonts w:ascii="Malgun Gothic" w:cs="Malgun Gothic" w:eastAsia="Malgun Gothic" w:hAnsi="Malgun Gothic"/>
+          <w:b w:val="1"/>
+          <w:bCs w:val="1"/>
+          <w:sz w:val="20"/>
+          <w:szCs w:val="20"/>
+          <w:rtl w:val="0"/>
+        </w:rPr>
+        <w:t xml:space="preserve">평가 계획</w:t>
+      </w:r>
+    </w:p>
+    <w:p>
+      <w:pPr>
+        <w:widowControl w:val="0"/>
+        <w:spacing w:after="60" w:line="264" w:lineRule="auto"/>
+        <w:ind w:left="1080"/>
+        <w:jc w:val="both"/>
+      </w:pPr>
+      <w:r>
+        <w:rPr>
+          <w:rFonts w:ascii="Malgun Gothic" w:cs="Malgun Gothic" w:eastAsia="Malgun Gothic" w:hAnsi="Malgun Gothic"/>
+          <w:sz w:val="20"/>
+          <w:szCs w:val="20"/>
+          <w:rtl w:val="0"/>
+        </w:rPr>
+        <w:t xml:space="preserve">- 비교군. A는 단일 LLM, B는 고정 워크플로와 정책 검색, Proposed는 A-COP 전체다.</w:t>
+      </w:r>
+    </w:p>
+    <w:p>
+      <w:pPr>
+        <w:widowControl w:val="0"/>
+        <w:spacing w:after="60" w:line="264" w:lineRule="auto"/>
+        <w:ind w:left="1080"/>
+        <w:jc w:val="both"/>
+      </w:pPr>
+      <w:r>
+        <w:rPr>
+          <w:rFonts w:ascii="Malgun Gothic" w:cs="Malgun Gothic" w:eastAsia="Malgun Gothic" w:hAnsi="Malgun Gothic"/>
+          <w:sz w:val="20"/>
+          <w:szCs w:val="20"/>
+          <w:rtl w:val="0"/>
+        </w:rPr>
+        <w:t xml:space="preserve">- 데이터. 골든셋 60건과 홀드아웃 20건. 홀드아웃은 개발 중 보지 않는 검증용 표본이다.</w:t>
+      </w:r>
+    </w:p>
+    <w:p>
+      <w:pPr>
+        <w:widowControl w:val="0"/>
+        <w:spacing w:after="60" w:line="264" w:lineRule="auto"/>
+        <w:ind w:left="1080"/>
+        <w:jc w:val="both"/>
+      </w:pPr>
+      <w:r>
+        <w:rPr>
+          <w:rFonts w:ascii="Malgun Gothic" w:cs="Malgun Gothic" w:eastAsia="Malgun Gothic" w:hAnsi="Malgun Gothic"/>
+          <w:sz w:val="20"/>
+          <w:szCs w:val="20"/>
+          <w:rtl w:val="0"/>
+        </w:rPr>
+        <w:t xml:space="preserve">- 통계. 각 군을 3회 실행한 뒤 부트스트랩 95퍼센트 신뢰구간과 McNemar 검정으로 차이를 판정한다.</w:t>
+      </w:r>
+    </w:p>
+    <w:p>
+      <w:pPr>
+        <w:widowControl w:val="0"/>
+        <w:spacing w:after="60" w:line="264" w:lineRule="auto"/>
+        <w:ind w:left="1080"/>
+        <w:jc w:val="both"/>
+      </w:pPr>
+      <w:r>
+        <w:rPr>
+          <w:rFonts w:ascii="Malgun Gothic" w:cs="Malgun Gothic" w:eastAsia="Malgun Gothic" w:hAnsi="Malgun Gothic"/>
+          <w:sz w:val="20"/>
+          <w:szCs w:val="20"/>
+          <w:rtl w:val="0"/>
+        </w:rPr>
+        <w:t xml:space="preserve">- 판정 보조로 LLM-as-Judge를 쓴다. 모델이 채점자 역할을 하는 방식이며 사람 라벨 20건과 일치도를 확인한다.</w:t>
+      </w:r>
+    </w:p>
+    <w:p>
+      <w:pPr>
+        <w:widowControl w:val="0"/>
+        <w:spacing w:after="60" w:line="264" w:lineRule="auto"/>
+        <w:ind w:left="1080"/>
+        <w:jc w:val="both"/>
+      </w:pPr>
+      <w:r>
+        <w:rPr>
+          <w:rFonts w:ascii="Malgun Gothic" w:cs="Malgun Gothic" w:eastAsia="Malgun Gothic" w:hAnsi="Malgun Gothic"/>
+          <w:sz w:val="20"/>
+          <w:szCs w:val="20"/>
+          <w:rtl w:val="0"/>
+        </w:rPr>
+        <w:t xml:space="preserve">- 재현. eval 폴더의 harness에서 명령 한 줄로 다시 돌릴 수 있어야 한다.</w:t>
+      </w:r>
+    </w:p>
+    <w:p>
+      <w:pPr>
+        <w:widowControl w:val="0"/>
+        <w:spacing w:after="60" w:line="264" w:lineRule="auto"/>
+        <w:ind w:left="720"/>
+        <w:jc w:val="both"/>
+      </w:pPr>
+      <w:r>
+        <w:rPr>
+          <w:rFonts w:ascii="Malgun Gothic" w:cs="Malgun Gothic" w:eastAsia="Malgun Gothic" w:hAnsi="Malgun Gothic"/>
+          <w:b w:val="1"/>
+          <w:bCs w:val="1"/>
+          <w:sz w:val="20"/>
+          <w:szCs w:val="20"/>
+          <w:rtl w:val="0"/>
+        </w:rPr>
+        <w:t xml:space="preserve">sLLM 파인튜닝</w:t>
+      </w:r>
+    </w:p>
+    <w:p>
+      <w:pPr>
+        <w:widowControl w:val="0"/>
+        <w:spacing w:after="60" w:line="264" w:lineRule="auto"/>
+        <w:ind w:left="720"/>
+        <w:jc w:val="both"/>
+      </w:pPr>
+      <w:r>
+        <w:rPr>
+          <w:rFonts w:ascii="Malgun Gothic" w:cs="Malgun Gothic" w:eastAsia="Malgun Gothic" w:hAnsi="Malgun Gothic"/>
+          <w:sz w:val="20"/>
+          <w:szCs w:val="20"/>
+          <w:rtl w:val="0"/>
+        </w:rPr>
+        <w:t xml:space="preserve">목표는 지식 주입이 아니라 출력 스키마 준수, 주문과 취소와 환불과 배송 도메인 어휘, 근거와 승인과 보류를 표시하는 톤을 맞추는 것이다. 정책의 진실값과 주문 상태, 금액은 계속 Context Broker와 DB에서 읽는다. 부트캠프 시트상 자체 sLLM 항목은 문구가 3, 4번 주제로 돼 있어 6팀 필수 여부가 불명확하며 강사 확인 전까지 필수로 단정하지 않는다.</w:t>
+      </w:r>
+    </w:p>
+    <w:p>
+      <w:pPr>
+        <w:widowControl w:val="0"/>
+        <w:numPr>
+          <w:ilvl w:val="0"/>
+          <w:numId w:val="1"/>
+        </w:numPr>
+        <w:spacing w:after="200" w:line="276" w:lineRule="auto"/>
+        <w:ind w:left="720" w:hanging="360"/>
+        <w:jc w:val="both"/>
+        <w:rPr>
+          <w:color w:val="0000ff"/>
+        </w:rPr>
+      </w:pPr>
+      <w:r>
+        <w:rPr>
+          <w:rFonts w:ascii="Arial Unicode MS" w:cs="Arial Unicode MS" w:eastAsia="Arial Unicode MS" w:hAnsi="Arial Unicode MS"/>
+          <w:color w:val="0000ff"/>
+          <w:rtl w:val="0"/>
+        </w:rPr>
+        <w:t xml:space="preserve">데이터 수집 전략</w:t>
+      </w:r>
+    </w:p>
+    <w:p>
+      <w:pPr>
+        <w:widowControl w:val="0"/>
+        <w:spacing w:after="60" w:line="264" w:lineRule="auto"/>
+        <w:ind w:left="720"/>
+        <w:jc w:val="both"/>
+      </w:pPr>
+      <w:r>
+        <w:rPr>
+          <w:rFonts w:ascii="Malgun Gothic" w:cs="Malgun Gothic" w:eastAsia="Malgun Gothic" w:hAnsi="Malgun Gothic"/>
+          <w:sz w:val="20"/>
+          <w:szCs w:val="20"/>
+          <w:rtl w:val="0"/>
+        </w:rPr>
+        <w:t xml:space="preserve">실제 데이터 파일은 datasets 폴더 아래에 도메인별로 둔다. 각 폴더의 REPORT.md가 그 데이터가 무엇이고 어디에 쓰이는지 설명한다.</w:t>
       </w:r>
     </w:p>
     <w:p>
@@ -3523,7 +3269,7 @@
         </w:rPr>
         <w:drawing>
           <wp:inline xmlns:wp="http://schemas.openxmlformats.org/drawingml/2006/wordprocessingDrawing" distT="0" distB="0" distL="0" distR="0">
-            <wp:extent cx="5120640" cy="2454923"/>
+            <wp:extent cx="5852160" cy="2439467"/>
             <wp:effectExtent l="0" t="0" r="0" b="0"/>
             <wp:docPr id="908" name="그림 8"/>
             <a:graphic xmlns:a="http://schemas.openxmlformats.org/drawingml/2006/main">
@@ -3542,6 +3288,387 @@
                   <pic:spPr>
                     <a:xfrm>
                       <a:off x="0" y="0"/>
+                      <a:ext cx="5852160" cy="2439467"/>
+                    </a:xfrm>
+                    <a:prstGeom prst="rect">
+                      <a:avLst/>
+                    </a:prstGeom>
+                  </pic:spPr>
+                </pic:pic>
+              </a:graphicData>
+            </a:graphic>
+          </wp:inline>
+        </w:drawing>
+      </w:r>
+    </w:p>
+    <w:p>
+      <w:pPr>
+        <w:jc w:val="center"/>
+        <w:spacing w:after="180"/>
+      </w:pPr>
+      <w:r>
+        <w:rPr>
+          <w:rFonts w:ascii="Malgun Gothic" w:cs="Malgun Gothic" w:eastAsia="Malgun Gothic" w:hAnsi="Malgun Gothic"/>
+          <w:sz w:val="17"/>
+          <w:szCs w:val="17"/>
+          <w:color w:val="595959"/>
+          <w:rtl w:val="0"/>
+        </w:rPr>
+        <w:t xml:space="preserve">그림 8. 데이터 처리 흐름. 수집한 자료는 정규화와 색인을 거쳐 Context Broker가 쓴다.</w:t>
+      </w:r>
+    </w:p>
+    <w:p>
+      <w:pPr>
+        <w:widowControl w:val="0"/>
+        <w:spacing w:after="60" w:line="264" w:lineRule="auto"/>
+        <w:ind w:left="720"/>
+        <w:jc w:val="both"/>
+      </w:pPr>
+      <w:r>
+        <w:rPr>
+          <w:rFonts w:ascii="Malgun Gothic" w:cs="Malgun Gothic" w:eastAsia="Malgun Gothic" w:hAnsi="Malgun Gothic"/>
+          <w:b w:val="1"/>
+          <w:bCs w:val="1"/>
+          <w:sz w:val="20"/>
+          <w:szCs w:val="20"/>
+          <w:rtl w:val="0"/>
+        </w:rPr>
+        <w:t xml:space="preserve">1) 주문과 배송 기록. 코어 1 Context Broker가 쓴다</w:t>
+      </w:r>
+    </w:p>
+    <w:p>
+      <w:pPr>
+        <w:widowControl w:val="0"/>
+        <w:spacing w:after="60" w:line="264" w:lineRule="auto"/>
+        <w:ind w:left="1080"/>
+        <w:jc w:val="both"/>
+      </w:pPr>
+      <w:r>
+        <w:rPr>
+          <w:rFonts w:ascii="Malgun Gothic" w:cs="Malgun Gothic" w:eastAsia="Malgun Gothic" w:hAnsi="Malgun Gothic"/>
+          <w:sz w:val="20"/>
+          <w:szCs w:val="20"/>
+          <w:rtl w:val="0"/>
+        </w:rPr>
+        <w:t xml:space="preserve">- commerce/coupang_order_history. 쿠팡 주문과 배송 기록이다. 브라우저 확장으로 본인 계정의 기록을 수집한다. 페이지에 이미 들어 있는 JSON을 읽는 방식이라 화면 클릭이나 페이지 이동이 필요 없다.</w:t>
+      </w:r>
+    </w:p>
+    <w:p>
+      <w:pPr>
+        <w:widowControl w:val="0"/>
+        <w:spacing w:after="60" w:line="264" w:lineRule="auto"/>
+        <w:ind w:left="1080"/>
+        <w:jc w:val="both"/>
+      </w:pPr>
+      <w:r>
+        <w:rPr>
+          <w:rFonts w:ascii="Malgun Gothic" w:cs="Malgun Gothic" w:eastAsia="Malgun Gothic" w:hAnsi="Malgun Gothic"/>
+          <w:sz w:val="20"/>
+          <w:szCs w:val="20"/>
+          <w:rtl w:val="0"/>
+        </w:rPr>
+        <w:t xml:space="preserve">- commerce/naver_order_history. 네이버 주문 기록이다. 쇼핑몰 한 곳만 쓰면 그 사이트의 데이터 구조에 맞춰 설계가 굳어지므로 두 곳을 쓴다.</w:t>
+      </w:r>
+    </w:p>
+    <w:p>
+      <w:pPr>
+        <w:widowControl w:val="0"/>
+        <w:spacing w:after="60" w:line="264" w:lineRule="auto"/>
+        <w:ind w:left="720"/>
+        <w:jc w:val="both"/>
+      </w:pPr>
+      <w:r>
+        <w:rPr>
+          <w:rFonts w:ascii="Malgun Gothic" w:cs="Malgun Gothic" w:eastAsia="Malgun Gothic" w:hAnsi="Malgun Gothic"/>
+          <w:b w:val="1"/>
+          <w:bCs w:val="1"/>
+          <w:sz w:val="20"/>
+          <w:szCs w:val="20"/>
+          <w:rtl w:val="0"/>
+        </w:rPr>
+        <w:t xml:space="preserve">2) 배송 조회. 코어 2 Action 실행부가 쓴다</w:t>
+      </w:r>
+    </w:p>
+    <w:p>
+      <w:pPr>
+        <w:widowControl w:val="0"/>
+        <w:spacing w:after="60" w:line="264" w:lineRule="auto"/>
+        <w:ind w:left="1080"/>
+        <w:jc w:val="both"/>
+      </w:pPr>
+      <w:r>
+        <w:rPr>
+          <w:rFonts w:ascii="Malgun Gothic" w:cs="Malgun Gothic" w:eastAsia="Malgun Gothic" w:hAnsi="Malgun Gothic"/>
+          <w:sz w:val="20"/>
+          <w:szCs w:val="20"/>
+          <w:rtl w:val="0"/>
+        </w:rPr>
+        <w:t xml:space="preserve">- commerce/courier_tracking. 국내 택배사 송장 조회 도구다. 학습 데이터가 아니라 운영 중 실시간 호출용 도구이므로 전처리 결과물이 비어 있는 것이 정상이다.</w:t>
+      </w:r>
+    </w:p>
+    <w:p>
+      <w:pPr>
+        <w:widowControl w:val="0"/>
+        <w:spacing w:after="60" w:line="264" w:lineRule="auto"/>
+        <w:ind w:left="720"/>
+        <w:jc w:val="both"/>
+      </w:pPr>
+      <w:r>
+        <w:rPr>
+          <w:rFonts w:ascii="Malgun Gothic" w:cs="Malgun Gothic" w:eastAsia="Malgun Gothic" w:hAnsi="Malgun Gothic"/>
+          <w:b w:val="1"/>
+          <w:bCs w:val="1"/>
+          <w:sz w:val="20"/>
+          <w:szCs w:val="20"/>
+          <w:rtl w:val="0"/>
+        </w:rPr>
+        <w:t xml:space="preserve">3) 고객 문의 데이터. 코어 1 RAG 지식 재료가 된다</w:t>
+      </w:r>
+    </w:p>
+    <w:p>
+      <w:pPr>
+        <w:widowControl w:val="0"/>
+        <w:spacing w:after="60" w:line="264" w:lineRule="auto"/>
+        <w:ind w:left="1080"/>
+        <w:jc w:val="both"/>
+      </w:pPr>
+      <w:r>
+        <w:rPr>
+          <w:rFonts w:ascii="Malgun Gothic" w:cs="Malgun Gothic" w:eastAsia="Malgun Gothic" w:hAnsi="Malgun Gothic"/>
+          <w:sz w:val="20"/>
+          <w:szCs w:val="20"/>
+          <w:rtl w:val="0"/>
+        </w:rPr>
+        <w:t xml:space="preserve">- voc 폴더. 공개된 고객 문의와 응대 데이터다. 지식 문서 색인과 골든셋 작성에 쓴다.</w:t>
+      </w:r>
+    </w:p>
+    <w:p>
+      <w:pPr>
+        <w:widowControl w:val="0"/>
+        <w:spacing w:after="60" w:line="264" w:lineRule="auto"/>
+        <w:ind w:left="720"/>
+        <w:jc w:val="both"/>
+      </w:pPr>
+      <w:r>
+        <w:rPr>
+          <w:rFonts w:ascii="Malgun Gothic" w:cs="Malgun Gothic" w:eastAsia="Malgun Gothic" w:hAnsi="Malgun Gothic"/>
+          <w:b w:val="1"/>
+          <w:bCs w:val="1"/>
+          <w:sz w:val="20"/>
+          <w:szCs w:val="20"/>
+          <w:rtl w:val="0"/>
+        </w:rPr>
+        <w:t xml:space="preserve">4) 번역. 다국어 응대 검토용</w:t>
+      </w:r>
+    </w:p>
+    <w:p>
+      <w:pPr>
+        <w:widowControl w:val="0"/>
+        <w:spacing w:after="60" w:line="264" w:lineRule="auto"/>
+        <w:ind w:left="1080"/>
+        <w:jc w:val="both"/>
+      </w:pPr>
+      <w:r>
+        <w:rPr>
+          <w:rFonts w:ascii="Malgun Gothic" w:cs="Malgun Gothic" w:eastAsia="Malgun Gothic" w:hAnsi="Malgun Gothic"/>
+          <w:sz w:val="20"/>
+          <w:szCs w:val="20"/>
+          <w:rtl w:val="0"/>
+        </w:rPr>
+        <w:t xml:space="preserve">- mt 폴더. 번역 성능 비교 자료다.</w:t>
+      </w:r>
+    </w:p>
+    <w:p>
+      <w:pPr>
+        <w:widowControl w:val="0"/>
+        <w:spacing w:after="60" w:line="264" w:lineRule="auto"/>
+        <w:ind w:left="720"/>
+        <w:jc w:val="both"/>
+      </w:pPr>
+      <w:r>
+        <w:rPr>
+          <w:rFonts w:ascii="Malgun Gothic" w:cs="Malgun Gothic" w:eastAsia="Malgun Gothic" w:hAnsi="Malgun Gothic"/>
+          <w:b w:val="1"/>
+          <w:bCs w:val="1"/>
+          <w:sz w:val="20"/>
+          <w:szCs w:val="20"/>
+          <w:rtl w:val="0"/>
+        </w:rPr>
+        <w:t xml:space="preserve">5) 검증 쇼핑몰. 준비 중</w:t>
+      </w:r>
+    </w:p>
+    <w:p>
+      <w:pPr>
+        <w:widowControl w:val="0"/>
+        <w:spacing w:after="60" w:line="264" w:lineRule="auto"/>
+        <w:ind w:left="720"/>
+        <w:jc w:val="both"/>
+      </w:pPr>
+      <w:r>
+        <w:rPr>
+          <w:rFonts w:ascii="Malgun Gothic" w:cs="Malgun Gothic" w:eastAsia="Malgun Gothic" w:hAnsi="Malgun Gothic"/>
+          <w:sz w:val="20"/>
+          <w:szCs w:val="20"/>
+          <w:rtl w:val="0"/>
+        </w:rPr>
+        <w:t xml:space="preserve">주문과 반품 시나리오를 실제로 확인할 검증 쇼핑몰을 준비하고 있다. 사이트가 열리면 그곳에서 주문과 반품 흐름을 확인할 계획이다. 지금은 준비 중이므로 확보된 데이터로 단정하지 않는다.</w:t>
+      </w:r>
+    </w:p>
+    <w:p>
+      <w:pPr>
+        <w:widowControl w:val="0"/>
+        <w:spacing w:after="60" w:line="264" w:lineRule="auto"/>
+        <w:ind w:left="720"/>
+        <w:jc w:val="both"/>
+      </w:pPr>
+      <w:r>
+        <w:rPr>
+          <w:rFonts w:ascii="Malgun Gothic" w:cs="Malgun Gothic" w:eastAsia="Malgun Gothic" w:hAnsi="Malgun Gothic"/>
+          <w:b w:val="1"/>
+          <w:bCs w:val="1"/>
+          <w:sz w:val="20"/>
+          <w:szCs w:val="20"/>
+          <w:rtl w:val="0"/>
+        </w:rPr>
+        <w:t xml:space="preserve">학습 데이터 두 트랙</w:t>
+      </w:r>
+    </w:p>
+    <w:p>
+      <w:pPr>
+        <w:widowControl w:val="0"/>
+        <w:spacing w:after="60" w:line="264" w:lineRule="auto"/>
+        <w:ind w:left="1080"/>
+        <w:jc w:val="both"/>
+      </w:pPr>
+      <w:r>
+        <w:rPr>
+          <w:rFonts w:ascii="Malgun Gothic" w:cs="Malgun Gothic" w:eastAsia="Malgun Gothic" w:hAnsi="Malgun Gothic"/>
+          <w:sz w:val="20"/>
+          <w:szCs w:val="20"/>
+          <w:rtl w:val="0"/>
+        </w:rPr>
+        <w:t xml:space="preserve">- 도메인 사실 트랙. 실제 스마트스토어 주문, 반품, 취소, 교환, 리뷰 데이터다. 원문이나 개인정보는 문서에 옮기지 않는다.</w:t>
+      </w:r>
+    </w:p>
+    <w:p>
+      <w:pPr>
+        <w:widowControl w:val="0"/>
+        <w:spacing w:after="60" w:line="264" w:lineRule="auto"/>
+        <w:ind w:left="1080"/>
+        <w:jc w:val="both"/>
+      </w:pPr>
+      <w:r>
+        <w:rPr>
+          <w:rFonts w:ascii="Malgun Gothic" w:cs="Malgun Gothic" w:eastAsia="Malgun Gothic" w:hAnsi="Malgun Gothic"/>
+          <w:sz w:val="20"/>
+          <w:szCs w:val="20"/>
+          <w:rtl w:val="0"/>
+        </w:rPr>
+        <w:t xml:space="preserve">- 표현과 의도 트랙. 공개 고객지원 데이터로 문장 다양성과 의도 표현을 보강한다. 이 트랙으로 주문, 가격, 환불 같은 사실을 주입하지 않는다.</w:t>
+      </w:r>
+    </w:p>
+    <w:p>
+      <w:pPr>
+        <w:widowControl w:val="0"/>
+        <w:spacing w:after="60" w:line="264" w:lineRule="auto"/>
+        <w:ind w:left="1080"/>
+        <w:jc w:val="both"/>
+      </w:pPr>
+      <w:r>
+        <w:rPr>
+          <w:rFonts w:ascii="Malgun Gothic" w:cs="Malgun Gothic" w:eastAsia="Malgun Gothic" w:hAnsi="Malgun Gothic"/>
+          <w:sz w:val="20"/>
+          <w:szCs w:val="20"/>
+          <w:rtl w:val="0"/>
+        </w:rPr>
+        <w:t xml:space="preserve">- 라이선스가 확인되지 않은 데이터셋은 확인 전까지 사용하지 않는다.</w:t>
+      </w:r>
+    </w:p>
+    <w:p>
+      <w:pPr>
+        <w:widowControl w:val="0"/>
+        <w:spacing w:after="60" w:line="264" w:lineRule="auto"/>
+        <w:ind w:left="720"/>
+        <w:jc w:val="both"/>
+      </w:pPr>
+      <w:r>
+        <w:rPr>
+          <w:rFonts w:ascii="Malgun Gothic" w:cs="Malgun Gothic" w:eastAsia="Malgun Gothic" w:hAnsi="Malgun Gothic"/>
+          <w:b w:val="1"/>
+          <w:bCs w:val="1"/>
+          <w:sz w:val="20"/>
+          <w:szCs w:val="20"/>
+          <w:rtl w:val="0"/>
+        </w:rPr>
+        <w:t xml:space="preserve">개인정보 처리</w:t>
+      </w:r>
+    </w:p>
+    <w:p>
+      <w:pPr>
+        <w:widowControl w:val="0"/>
+        <w:spacing w:after="60" w:line="264" w:lineRule="auto"/>
+        <w:ind w:left="720"/>
+        <w:jc w:val="both"/>
+      </w:pPr>
+      <w:r>
+        <w:rPr>
+          <w:rFonts w:ascii="Malgun Gothic" w:cs="Malgun Gothic" w:eastAsia="Malgun Gothic" w:hAnsi="Malgun Gothic"/>
+          <w:sz w:val="20"/>
+          <w:szCs w:val="20"/>
+          <w:rtl w:val="0"/>
+        </w:rPr>
+        <w:t xml:space="preserve">raw 폴더와 processed 폴더는 본인의 실제 구매 기록을 담고 있어 git에 올리지 않는다. 스크립트, 스키마, REPORT.md만 올린다. 배포용 압축본도 같은 규칙으로 제외한다.</w:t>
+      </w:r>
+    </w:p>
+    <w:p>
+      <w:pPr>
+        <w:widowControl w:val="0"/>
+        <w:spacing w:after="60" w:line="264" w:lineRule="auto"/>
+        <w:ind w:left="720"/>
+        <w:jc w:val="both"/>
+      </w:pPr>
+      <w:r>
+        <w:rPr>
+          <w:rFonts w:ascii="Malgun Gothic" w:cs="Malgun Gothic" w:eastAsia="Malgun Gothic" w:hAnsi="Malgun Gothic"/>
+          <w:b w:val="1"/>
+          <w:bCs w:val="1"/>
+          <w:sz w:val="20"/>
+          <w:szCs w:val="20"/>
+          <w:rtl w:val="0"/>
+        </w:rPr>
+        <w:t xml:space="preserve">지금 상태를 숨기지 않는다</w:t>
+      </w:r>
+    </w:p>
+    <w:p>
+      <w:pPr>
+        <w:jc w:val="center"/>
+        <w:spacing w:before="120" w:after="60"/>
+      </w:pPr>
+      <w:r>
+        <w:rPr>
+          <w:noProof/>
+        </w:rPr>
+        <w:drawing>
+          <wp:inline xmlns:wp="http://schemas.openxmlformats.org/drawingml/2006/wordprocessingDrawing" distT="0" distB="0" distL="0" distR="0">
+            <wp:extent cx="5120640" cy="2454923"/>
+            <wp:effectExtent l="0" t="0" r="0" b="0"/>
+            <wp:docPr id="909" name="그림 9"/>
+            <a:graphic xmlns:a="http://schemas.openxmlformats.org/drawingml/2006/main">
+              <a:graphicData uri="http://schemas.openxmlformats.org/drawingml/2006/picture">
+                <pic:pic xmlns:pic="http://schemas.openxmlformats.org/drawingml/2006/picture">
+                  <pic:nvPicPr>
+                    <pic:cNvPr id="909" name="그림 9"/>
+                    <pic:cNvPicPr/>
+                  </pic:nvPicPr>
+                  <pic:blipFill>
+                    <a:blip xmlns:r="http://schemas.openxmlformats.org/officeDocument/2006/relationships" r:embed="rIdIMG509"/>
+                    <a:stretch>
+                      <a:fillRect/>
+                    </a:stretch>
+                  </pic:blipFill>
+                  <pic:spPr>
+                    <a:xfrm>
+                      <a:off x="0" y="0"/>
                       <a:ext cx="5120640" cy="2454923"/>
                     </a:xfrm>
                     <a:prstGeom prst="rect">
@@ -3568,7 +3695,7 @@
           <w:color w:val="595959"/>
           <w:rtl w:val="0"/>
         </w:rPr>
-        <w:t xml:space="preserve">그림 8. 데이터 수집 현황. 못 가져온 부분을 0으로 채우지 않고 그대로 표시했다.</w:t>
+        <w:t xml:space="preserve">그림 9. 데이터 수집 현황. 못 가져온 부분을 0으로 채우지 않고 그대로 표시했다.</w:t>
       </w:r>
     </w:p>
     <w:p>

--- a/program/산출물양식/[기획] 프로젝트 기획서_A-COPilot.docx
+++ b/program/산출물양식/[기획] 프로젝트 기획서_A-COPilot.docx
@@ -2063,24 +2063,60 @@
           <w:szCs w:val="20"/>
           <w:rtl w:val="0"/>
         </w:rPr>
-        <w:t xml:space="preserve">비즈니스 모델. 구축 대행이 아니라 도구 판매</w:t>
-      </w:r>
-    </w:p>
-    <w:p>
-      <w:pPr>
-        <w:widowControl w:val="0"/>
-        <w:spacing w:after="60" w:line="264" w:lineRule="auto"/>
-        <w:ind w:left="720"/>
-        <w:jc w:val="both"/>
-      </w:pPr>
-      <w:r>
-        <w:rPr>
-          <w:rFonts w:ascii="Malgun Gothic" w:cs="Malgun Gothic" w:eastAsia="Malgun Gothic" w:hAnsi="Malgun Gothic"/>
-          <w:sz w:val="20"/>
-          <w:szCs w:val="20"/>
-          <w:rtl w:val="0"/>
-        </w:rPr>
-        <w:t xml:space="preserve">Team이 Registry 등록형이므로 도입 기업이 자사 업무 Team을 직접 추가해도 Core 코드는 바뀌지 않는다. 우리가 매번 대신 만들어 주는 구축 서비스가 아니라, 기업이 자기 Team을 꽂아 쓰는 플랫폼으로 판다. 이 선택이 모듈화 설계와 계약 불변성을 상업적 근거로 만든다.</w:t>
+        <w:t xml:space="preserve">비즈니스 모델. 제공 형태는 도구다</w:t>
+      </w:r>
+    </w:p>
+    <w:p>
+      <w:pPr>
+        <w:widowControl w:val="0"/>
+        <w:spacing w:after="60" w:line="264" w:lineRule="auto"/>
+        <w:ind w:left="720"/>
+        <w:jc w:val="both"/>
+      </w:pPr>
+      <w:r>
+        <w:rPr>
+          <w:rFonts w:ascii="Malgun Gothic" w:cs="Malgun Gothic" w:eastAsia="Malgun Gothic" w:hAnsi="Malgun Gothic"/>
+          <w:sz w:val="20"/>
+          <w:szCs w:val="20"/>
+          <w:rtl w:val="0"/>
+        </w:rPr>
+        <w:t xml:space="preserve">제출표의 표현 그대로다. Team은 Registry 등록형이며 도입 기업이 자사 Team을 추가해도 Core 코드는 불변이다. 기업이 자기 Team을 꽂아 쓰는 플랫폼으로 판다. 이 성질이 모듈화 설계와 계약 불변성을 상업적 근거로 만든다.</w:t>
+      </w:r>
+    </w:p>
+    <w:p>
+      <w:pPr>
+        <w:widowControl w:val="0"/>
+        <w:spacing w:after="60" w:line="264" w:lineRule="auto"/>
+        <w:ind w:left="720"/>
+        <w:jc w:val="both"/>
+      </w:pPr>
+      <w:r>
+        <w:rPr>
+          <w:rFonts w:ascii="Malgun Gothic" w:cs="Malgun Gothic" w:eastAsia="Malgun Gothic" w:hAnsi="Malgun Gothic"/>
+          <w:sz w:val="20"/>
+          <w:szCs w:val="20"/>
+          <w:rtl w:val="0"/>
+        </w:rPr>
+        <w:t xml:space="preserve">구축을 누가 하느냐는 이 성질과 별개다. 도입 기업이 직접 구성할 수도 있고 우리가 맡을 수도 있다. 어느 쪽이든 결과물은 플랫폼 위의 선언으로 남아 나중에 기업이 이어받을 수 있다. 구체적인 제공 방식과 가격 정책은 아직 정하지 않았다.</w:t>
+      </w:r>
+    </w:p>
+    <w:p>
+      <w:pPr>
+        <w:widowControl w:val="0"/>
+        <w:spacing w:after="60" w:line="264" w:lineRule="auto"/>
+        <w:ind w:left="720"/>
+        <w:jc w:val="both"/>
+      </w:pPr>
+      <w:r>
+        <w:rPr>
+          <w:rFonts w:ascii="Malgun Gothic" w:cs="Malgun Gothic" w:eastAsia="Malgun Gothic" w:hAnsi="Malgun Gothic"/>
+          <w:b w:val="1"/>
+          <w:bCs w:val="1"/>
+          <w:sz w:val="20"/>
+          <w:szCs w:val="20"/>
+          <w:rtl w:val="0"/>
+        </w:rPr>
+        <w:t xml:space="preserve">가격 구조에서 읽는 기회</w:t>
       </w:r>
     </w:p>
     <w:p>
@@ -2094,7 +2130,7 @@
         </w:rPr>
         <w:drawing>
           <wp:inline xmlns:wp="http://schemas.openxmlformats.org/drawingml/2006/wordprocessingDrawing" distT="0" distB="0" distL="0" distR="0">
-            <wp:extent cx="5852160" cy="5181993"/>
+            <wp:extent cx="4937760" cy="2542840"/>
             <wp:effectExtent l="0" t="0" r="0" b="0"/>
             <wp:docPr id="905" name="그림 5"/>
             <a:graphic xmlns:a="http://schemas.openxmlformats.org/drawingml/2006/main">
@@ -2113,7 +2149,7 @@
                   <pic:spPr>
                     <a:xfrm>
                       <a:off x="0" y="0"/>
-                      <a:ext cx="5852160" cy="5181993"/>
+                      <a:ext cx="4937760" cy="2542840"/>
                     </a:xfrm>
                     <a:prstGeom prst="rect">
                       <a:avLst/>
@@ -2139,75 +2175,58 @@
           <w:color w:val="595959"/>
           <w:rtl w:val="0"/>
         </w:rPr>
-        <w:t xml:space="preserve">그림 5. 우리가 파는 것. 고정된 Runtime 하나 위에 업무 팩을 갈아 끼운다. 세 번째 칸은 도입 기업이 직접 만들어 꽂는 자리다.</w:t>
-      </w:r>
-    </w:p>
-    <w:p>
-      <w:pPr>
-        <w:widowControl w:val="0"/>
-        <w:spacing w:after="60" w:line="264" w:lineRule="auto"/>
-        <w:ind w:left="1080"/>
-        <w:jc w:val="both"/>
-      </w:pPr>
-      <w:r>
-        <w:rPr>
-          <w:rFonts w:ascii="Malgun Gothic" w:cs="Malgun Gothic" w:eastAsia="Malgun Gothic" w:hAnsi="Malgun Gothic"/>
-          <w:sz w:val="20"/>
-          <w:szCs w:val="20"/>
-          <w:rtl w:val="0"/>
-        </w:rPr>
-        <w:t xml:space="preserve">- 우리가 대는 것. Runtime, 승인과 감사, 평가 도구, CS Pack, 계약 문서</w:t>
-      </w:r>
-    </w:p>
-    <w:p>
-      <w:pPr>
-        <w:widowControl w:val="0"/>
-        <w:spacing w:after="60" w:line="264" w:lineRule="auto"/>
-        <w:ind w:left="1080"/>
-        <w:jc w:val="both"/>
-      </w:pPr>
-      <w:r>
-        <w:rPr>
-          <w:rFonts w:ascii="Malgun Gothic" w:cs="Malgun Gothic" w:eastAsia="Malgun Gothic" w:hAnsi="Malgun Gothic"/>
-          <w:sz w:val="20"/>
-          <w:szCs w:val="20"/>
-          <w:rtl w:val="0"/>
-        </w:rPr>
-        <w:t xml:space="preserve">- 도입 기업이 대는 것. 자사 정책과 지식 문서, 자사 업무 Team, 승인 규칙, 운영 인력</w:t>
-      </w:r>
-    </w:p>
-    <w:p>
-      <w:pPr>
-        <w:widowControl w:val="0"/>
-        <w:spacing w:after="60" w:line="264" w:lineRule="auto"/>
-        <w:ind w:left="1080"/>
-        <w:jc w:val="both"/>
-      </w:pPr>
-      <w:r>
-        <w:rPr>
-          <w:rFonts w:ascii="Malgun Gothic" w:cs="Malgun Gothic" w:eastAsia="Malgun Gothic" w:hAnsi="Malgun Gothic"/>
-          <w:sz w:val="20"/>
-          <w:szCs w:val="20"/>
-          <w:rtl w:val="0"/>
-        </w:rPr>
-        <w:t xml:space="preserve">- 함께 하는 것. 골든셋 작성과 도입 초기 기준선 측정</w:t>
-      </w:r>
-    </w:p>
-    <w:p>
-      <w:pPr>
-        <w:widowControl w:val="0"/>
-        <w:spacing w:after="60" w:line="264" w:lineRule="auto"/>
-        <w:ind w:left="720"/>
-        <w:jc w:val="both"/>
-      </w:pPr>
-      <w:r>
-        <w:rPr>
-          <w:rFonts w:ascii="Malgun Gothic" w:cs="Malgun Gothic" w:eastAsia="Malgun Gothic" w:hAnsi="Malgun Gothic"/>
-          <w:sz w:val="20"/>
-          <w:szCs w:val="20"/>
-          <w:rtl w:val="0"/>
-        </w:rPr>
-        <w:t xml:space="preserve">구축 대행에 맡기면 업무가 바뀔 때마다 개발사에 다시 요청하고 결과물만 남는다. A-COP를 도입하면 업무 규칙과 근거와 이력이 사내에 쌓이고, 품질을 보고서가 아니라 골든셋과 통계로 직접 측정한다.</w:t>
+        <w:t xml:space="preserve">그림 5. 티켓 1건 처리 비용. 사람과 AI 사이에 10배 이상 차이가 난다.</w:t>
+      </w:r>
+    </w:p>
+    <w:p>
+      <w:pPr>
+        <w:widowControl w:val="0"/>
+        <w:spacing w:after="60" w:line="264" w:lineRule="auto"/>
+        <w:ind w:left="1080"/>
+        <w:jc w:val="both"/>
+      </w:pPr>
+      <w:r>
+        <w:rPr>
+          <w:rFonts w:ascii="Malgun Gothic" w:cs="Malgun Gothic" w:eastAsia="Malgun Gothic" w:hAnsi="Malgun Gothic"/>
+          <w:sz w:val="20"/>
+          <w:szCs w:val="20"/>
+          <w:rtl w:val="0"/>
+        </w:rPr>
+        <w:t xml:space="preserve">- 사람이 처리하는 1차 응대 티켓은 건당 15에서 25달러, AI 해결은 건당 0.49에서 2.00달러다 [E1, E2, 2차].</w:t>
+      </w:r>
+    </w:p>
+    <w:p>
+      <w:pPr>
+        <w:widowControl w:val="0"/>
+        <w:spacing w:after="60" w:line="264" w:lineRule="auto"/>
+        <w:ind w:left="1080"/>
+        <w:jc w:val="both"/>
+      </w:pPr>
+      <w:r>
+        <w:rPr>
+          <w:rFonts w:ascii="Malgun Gothic" w:cs="Malgun Gothic" w:eastAsia="Malgun Gothic" w:hAnsi="Malgun Gothic"/>
+          <w:sz w:val="20"/>
+          <w:szCs w:val="20"/>
+          <w:rtl w:val="0"/>
+        </w:rPr>
+        <w:t xml:space="preserve">- Intercom Fin의 해결당 0.99달러가 시장 기준가로 인용된다 [E3, 2차]. 평균 해결률은 67퍼센트다 [E4, 2차 인용].</w:t>
+      </w:r>
+    </w:p>
+    <w:p>
+      <w:pPr>
+        <w:widowControl w:val="0"/>
+        <w:spacing w:after="60" w:line="264" w:lineRule="auto"/>
+        <w:ind w:left="1080"/>
+        <w:jc w:val="both"/>
+      </w:pPr>
+      <w:r>
+        <w:rPr>
+          <w:rFonts w:ascii="Malgun Gothic" w:cs="Malgun Gothic" w:eastAsia="Malgun Gothic" w:hAnsi="Malgun Gothic"/>
+          <w:sz w:val="20"/>
+          <w:szCs w:val="20"/>
+          <w:rtl w:val="0"/>
+        </w:rPr>
+        <w:t xml:space="preserve">- 해결당 과금은 잘될수록 비싸져 이탈 사유 1위로 지목된다 [E5, 2차]. 자체 호스팅과 좌석 기반 과금이 대안이 된다.</w:t>
       </w:r>
     </w:p>
     <w:p>
@@ -2226,7 +2245,187 @@
           <w:szCs w:val="20"/>
           <w:rtl w:val="0"/>
         </w:rPr>
-        <w:t xml:space="preserve">가격 구조에서 읽는 기회</w:t>
+        <w:t xml:space="preserve">관련 표준</w:t>
+      </w:r>
+    </w:p>
+    <w:p>
+      <w:pPr>
+        <w:widowControl w:val="0"/>
+        <w:spacing w:after="60" w:line="264" w:lineRule="auto"/>
+        <w:ind w:left="720"/>
+        <w:jc w:val="both"/>
+      </w:pPr>
+      <w:r>
+        <w:rPr>
+          <w:rFonts w:ascii="Malgun Gothic" w:cs="Malgun Gothic" w:eastAsia="Malgun Gothic" w:hAnsi="Malgun Gothic"/>
+          <w:sz w:val="20"/>
+          <w:szCs w:val="20"/>
+          <w:rtl w:val="0"/>
+        </w:rPr>
+        <w:t xml:space="preserve">A2A 스펙 1.0이 Linux Foundation으로 이관됐고 150개 이상 조직이 참여한다 [H1, 1차]. AP2는 에이전트 구매를 서명된 Mandate 세 가지로 표현한다 [H2, 1차]. UCP는 Google이 Shopify, Etsy, Wayfair, Target, Walmart와 공동 개발했다 [H3, 1차]. A2A는 에이전트끼리 작업을 주고받는 규약이고, UCP와 AP2는 에이전트 커머스와 결제 위임의 표준이다.</w:t>
+      </w:r>
+    </w:p>
+    <w:p>
+      <w:pPr>
+        <w:widowControl w:val="0"/>
+        <w:numPr>
+          <w:ilvl w:val="0"/>
+          <w:numId w:val="1"/>
+        </w:numPr>
+        <w:spacing w:after="200" w:line="276" w:lineRule="auto"/>
+        <w:ind w:left="720" w:hanging="360"/>
+        <w:jc w:val="both"/>
+        <w:rPr>
+          <w:color w:val="0000ff"/>
+        </w:rPr>
+      </w:pPr>
+      <w:r>
+        <w:rPr>
+          <w:rFonts w:ascii="Arial Unicode MS" w:cs="Arial Unicode MS" w:eastAsia="Arial Unicode MS" w:hAnsi="Arial Unicode MS"/>
+          <w:color w:val="0000ff"/>
+          <w:rtl w:val="0"/>
+        </w:rPr>
+        <w:t xml:space="preserve">시스템 구성 기획</w:t>
+      </w:r>
+    </w:p>
+    <w:p>
+      <w:pPr>
+        <w:widowControl w:val="0"/>
+        <w:spacing w:after="60" w:line="264" w:lineRule="auto"/>
+        <w:ind w:left="720"/>
+        <w:jc w:val="both"/>
+      </w:pPr>
+      <w:r>
+        <w:rPr>
+          <w:rFonts w:ascii="Malgun Gothic" w:cs="Malgun Gothic" w:eastAsia="Malgun Gothic" w:hAnsi="Malgun Gothic"/>
+          <w:b w:val="1"/>
+          <w:bCs w:val="1"/>
+          <w:sz w:val="20"/>
+          <w:szCs w:val="20"/>
+          <w:rtl w:val="0"/>
+        </w:rPr>
+        <w:t xml:space="preserve">2계층 구조. Basement(Core)와 Domain Module</w:t>
+      </w:r>
+    </w:p>
+    <w:p>
+      <w:pPr>
+        <w:widowControl w:val="0"/>
+        <w:spacing w:after="60" w:line="264" w:lineRule="auto"/>
+        <w:ind w:left="720"/>
+        <w:jc w:val="both"/>
+      </w:pPr>
+      <w:r>
+        <w:rPr>
+          <w:rFonts w:ascii="Malgun Gothic" w:cs="Malgun Gothic" w:eastAsia="Malgun Gothic" w:hAnsi="Malgun Gothic"/>
+          <w:sz w:val="20"/>
+          <w:szCs w:val="20"/>
+          <w:rtl w:val="0"/>
+        </w:rPr>
+        <w:t xml:space="preserve">Core는 도메인을 모르는 공통 실행 기반이고, Domain Module은 고객운영 업무 책임을 진다. 무엇을 Core에 두고 무엇을 팩으로 뺄지는 한 가지 기준으로 판정한다. 도메인 지식이 필요하면 팩, 도메인과 무관하면 Core다.</w:t>
+      </w:r>
+    </w:p>
+    <w:p>
+      <w:pPr>
+        <w:widowControl w:val="0"/>
+        <w:spacing w:after="60" w:line="264" w:lineRule="auto"/>
+        <w:ind w:left="720"/>
+        <w:jc w:val="both"/>
+      </w:pPr>
+      <w:r>
+        <w:rPr>
+          <w:rFonts w:ascii="Malgun Gothic" w:cs="Malgun Gothic" w:eastAsia="Malgun Gothic" w:hAnsi="Malgun Gothic"/>
+          <w:b w:val="1"/>
+          <w:bCs w:val="1"/>
+          <w:sz w:val="20"/>
+          <w:szCs w:val="20"/>
+          <w:rtl w:val="0"/>
+        </w:rPr>
+        <w:t xml:space="preserve">코어 1. Case Runtime &amp; Coordination</w:t>
+      </w:r>
+    </w:p>
+    <w:p>
+      <w:pPr>
+        <w:widowControl w:val="0"/>
+        <w:spacing w:after="60" w:line="264" w:lineRule="auto"/>
+        <w:ind w:left="1080"/>
+        <w:jc w:val="both"/>
+      </w:pPr>
+      <w:r>
+        <w:rPr>
+          <w:rFonts w:ascii="Malgun Gothic" w:cs="Malgun Gothic" w:eastAsia="Malgun Gothic" w:hAnsi="Malgun Gothic"/>
+          <w:sz w:val="20"/>
+          <w:szCs w:val="20"/>
+          <w:rtl w:val="0"/>
+        </w:rPr>
+        <w:t xml:space="preserve">- Case 생명주기와 상태 전이. new, classifying, routing, running, waiting_input, waiting_approval, waiting_external, resuming, resolved, escalated, failed, cancelled의 12개 상태를 코드로 강제한다.</w:t>
+      </w:r>
+    </w:p>
+    <w:p>
+      <w:pPr>
+        <w:widowControl w:val="0"/>
+        <w:spacing w:after="60" w:line="264" w:lineRule="auto"/>
+        <w:ind w:left="1080"/>
+        <w:jc w:val="both"/>
+      </w:pPr>
+      <w:r>
+        <w:rPr>
+          <w:rFonts w:ascii="Malgun Gothic" w:cs="Malgun Gothic" w:eastAsia="Malgun Gothic" w:hAnsi="Malgun Gothic"/>
+          <w:sz w:val="20"/>
+          <w:szCs w:val="20"/>
+          <w:rtl w:val="0"/>
+        </w:rPr>
+        <w:t xml:space="preserve">- Agentic Controller가 어느 Team에 일을 줄지 정하고 결과를 받아 다음 단계를 정한다. 최상위 흐름은 LangGraph로 구성한다.</w:t>
+      </w:r>
+    </w:p>
+    <w:p>
+      <w:pPr>
+        <w:widowControl w:val="0"/>
+        <w:spacing w:after="60" w:line="264" w:lineRule="auto"/>
+        <w:ind w:left="1080"/>
+        <w:jc w:val="both"/>
+      </w:pPr>
+      <w:r>
+        <w:rPr>
+          <w:rFonts w:ascii="Malgun Gothic" w:cs="Malgun Gothic" w:eastAsia="Malgun Gothic" w:hAnsi="Malgun Gothic"/>
+          <w:sz w:val="20"/>
+          <w:szCs w:val="20"/>
+          <w:rtl w:val="0"/>
+        </w:rPr>
+        <w:t xml:space="preserve">- Agent Team Registry가 Case 유형과 의도로 Team을 찾는다. 조건 하나에 Team이 정확히 하나여야 한다.</w:t>
+      </w:r>
+    </w:p>
+    <w:p>
+      <w:pPr>
+        <w:widowControl w:val="0"/>
+        <w:spacing w:after="60" w:line="264" w:lineRule="auto"/>
+        <w:ind w:left="1080"/>
+        <w:jc w:val="both"/>
+      </w:pPr>
+      <w:r>
+        <w:rPr>
+          <w:rFonts w:ascii="Malgun Gothic" w:cs="Malgun Gothic" w:eastAsia="Malgun Gothic" w:hAnsi="Malgun Gothic"/>
+          <w:sz w:val="20"/>
+          <w:szCs w:val="20"/>
+          <w:rtl w:val="0"/>
+        </w:rPr>
+        <w:t xml:space="preserve">- Context Broker가 Team이 필요로 하는 자료를 대신 읽어 ContextPack으로 묶는다.</w:t>
+      </w:r>
+    </w:p>
+    <w:p>
+      <w:pPr>
+        <w:widowControl w:val="0"/>
+        <w:spacing w:after="60" w:line="264" w:lineRule="auto"/>
+        <w:ind w:left="1080"/>
+        <w:jc w:val="both"/>
+      </w:pPr>
+      <w:r>
+        <w:rPr>
+          <w:rFonts w:ascii="Malgun Gothic" w:cs="Malgun Gothic" w:eastAsia="Malgun Gothic" w:hAnsi="Malgun Gothic"/>
+          <w:sz w:val="20"/>
+          <w:szCs w:val="20"/>
+          <w:rtl w:val="0"/>
+        </w:rPr>
+        <w:t xml:space="preserve">- Shared State에 CAS(비교 후 교체)를 적용해 동시에 고칠 때 나중 쓰기가 앞선 쓰기를 덮지 않게 한다.</w:t>
       </w:r>
     </w:p>
     <w:p>
@@ -2240,7 +2439,7 @@
         </w:rPr>
         <w:drawing>
           <wp:inline xmlns:wp="http://schemas.openxmlformats.org/drawingml/2006/wordprocessingDrawing" distT="0" distB="0" distL="0" distR="0">
-            <wp:extent cx="4937760" cy="2542840"/>
+            <wp:extent cx="5852160" cy="2718976"/>
             <wp:effectExtent l="0" t="0" r="0" b="0"/>
             <wp:docPr id="906" name="그림 6"/>
             <a:graphic xmlns:a="http://schemas.openxmlformats.org/drawingml/2006/main">
@@ -2259,7 +2458,7 @@
                   <pic:spPr>
                     <a:xfrm>
                       <a:off x="0" y="0"/>
-                      <a:ext cx="4937760" cy="2542840"/>
+                      <a:ext cx="5852160" cy="2718976"/>
                     </a:xfrm>
                     <a:prstGeom prst="rect">
                       <a:avLst/>
@@ -2285,58 +2484,7 @@
           <w:color w:val="595959"/>
           <w:rtl w:val="0"/>
         </w:rPr>
-        <w:t xml:space="preserve">그림 6. 티켓 1건 처리 비용. 사람과 AI 사이에 10배 이상 차이가 난다.</w:t>
-      </w:r>
-    </w:p>
-    <w:p>
-      <w:pPr>
-        <w:widowControl w:val="0"/>
-        <w:spacing w:after="60" w:line="264" w:lineRule="auto"/>
-        <w:ind w:left="1080"/>
-        <w:jc w:val="both"/>
-      </w:pPr>
-      <w:r>
-        <w:rPr>
-          <w:rFonts w:ascii="Malgun Gothic" w:cs="Malgun Gothic" w:eastAsia="Malgun Gothic" w:hAnsi="Malgun Gothic"/>
-          <w:sz w:val="20"/>
-          <w:szCs w:val="20"/>
-          <w:rtl w:val="0"/>
-        </w:rPr>
-        <w:t xml:space="preserve">- 사람이 처리하는 1차 응대 티켓은 건당 15에서 25달러, AI 해결은 건당 0.49에서 2.00달러다 [E1, E2, 2차].</w:t>
-      </w:r>
-    </w:p>
-    <w:p>
-      <w:pPr>
-        <w:widowControl w:val="0"/>
-        <w:spacing w:after="60" w:line="264" w:lineRule="auto"/>
-        <w:ind w:left="1080"/>
-        <w:jc w:val="both"/>
-      </w:pPr>
-      <w:r>
-        <w:rPr>
-          <w:rFonts w:ascii="Malgun Gothic" w:cs="Malgun Gothic" w:eastAsia="Malgun Gothic" w:hAnsi="Malgun Gothic"/>
-          <w:sz w:val="20"/>
-          <w:szCs w:val="20"/>
-          <w:rtl w:val="0"/>
-        </w:rPr>
-        <w:t xml:space="preserve">- Intercom Fin의 해결당 0.99달러가 시장 기준가로 인용된다 [E3, 2차]. 평균 해결률은 67퍼센트다 [E4, 2차 인용].</w:t>
-      </w:r>
-    </w:p>
-    <w:p>
-      <w:pPr>
-        <w:widowControl w:val="0"/>
-        <w:spacing w:after="60" w:line="264" w:lineRule="auto"/>
-        <w:ind w:left="1080"/>
-        <w:jc w:val="both"/>
-      </w:pPr>
-      <w:r>
-        <w:rPr>
-          <w:rFonts w:ascii="Malgun Gothic" w:cs="Malgun Gothic" w:eastAsia="Malgun Gothic" w:hAnsi="Malgun Gothic"/>
-          <w:sz w:val="20"/>
-          <w:szCs w:val="20"/>
-          <w:rtl w:val="0"/>
-        </w:rPr>
-        <w:t xml:space="preserve">- 해결당 과금은 잘될수록 비싸져 이탈 사유 1위로 지목된다 [E5, 2차]. 자체 호스팅과 좌석 기반 과금이 대안이 된다.</w:t>
+        <w:t xml:space="preserve">그림 6. Case 상태 전이. 보류와 재개가 상태로 표현되므로 며칠 멈춘 건도 흐름 안에 남는다.</w:t>
       </w:r>
     </w:p>
     <w:p>
@@ -2355,24 +2503,251 @@
           <w:szCs w:val="20"/>
           <w:rtl w:val="0"/>
         </w:rPr>
-        <w:t xml:space="preserve">관련 표준</w:t>
-      </w:r>
-    </w:p>
-    <w:p>
-      <w:pPr>
-        <w:widowControl w:val="0"/>
-        <w:spacing w:after="60" w:line="264" w:lineRule="auto"/>
-        <w:ind w:left="720"/>
-        <w:jc w:val="both"/>
-      </w:pPr>
-      <w:r>
-        <w:rPr>
-          <w:rFonts w:ascii="Malgun Gothic" w:cs="Malgun Gothic" w:eastAsia="Malgun Gothic" w:hAnsi="Malgun Gothic"/>
-          <w:sz w:val="20"/>
-          <w:szCs w:val="20"/>
-          <w:rtl w:val="0"/>
-        </w:rPr>
-        <w:t xml:space="preserve">A2A 스펙 1.0이 Linux Foundation으로 이관됐고 150개 이상 조직이 참여한다 [H1, 1차]. AP2는 에이전트 구매를 서명된 Mandate 세 가지로 표현한다 [H2, 1차]. UCP는 Google이 Shopify, Etsy, Wayfair, Target, Walmart와 공동 개발했다 [H3, 1차]. A2A는 에이전트끼리 작업을 주고받는 규약이고, UCP와 AP2는 에이전트 커머스와 결제 위임의 표준이다.</w:t>
+        <w:t xml:space="preserve">코어 2. Access &amp; Action Platform</w:t>
+      </w:r>
+    </w:p>
+    <w:p>
+      <w:pPr>
+        <w:widowControl w:val="0"/>
+        <w:spacing w:after="60" w:line="264" w:lineRule="auto"/>
+        <w:ind w:left="1080"/>
+        <w:jc w:val="both"/>
+      </w:pPr>
+      <w:r>
+        <w:rPr>
+          <w:rFonts w:ascii="Malgun Gothic" w:cs="Malgun Gothic" w:eastAsia="Malgun Gothic" w:hAnsi="Malgun Gothic"/>
+          <w:sz w:val="20"/>
+          <w:szCs w:val="20"/>
+          <w:rtl w:val="0"/>
+        </w:rPr>
+        <w:t xml:space="preserve">- Agent Gateway와 REST, MCP, A2A 진입점. 외부 AI가 들어오는 문이다.</w:t>
+      </w:r>
+    </w:p>
+    <w:p>
+      <w:pPr>
+        <w:widowControl w:val="0"/>
+        <w:spacing w:after="60" w:line="264" w:lineRule="auto"/>
+        <w:ind w:left="1080"/>
+        <w:jc w:val="both"/>
+      </w:pPr>
+      <w:r>
+        <w:rPr>
+          <w:rFonts w:ascii="Malgun Gothic" w:cs="Malgun Gothic" w:eastAsia="Malgun Gothic" w:hAnsi="Malgun Gothic"/>
+          <w:sz w:val="20"/>
+          <w:szCs w:val="20"/>
+          <w:rtl w:val="0"/>
+        </w:rPr>
+        <w:t xml:space="preserve">- Tool과 Action Layer. 실제로 외부에 요청을 보내고 결과를 받는다. 부수효과가 여기서만 일어난다.</w:t>
+      </w:r>
+    </w:p>
+    <w:p>
+      <w:pPr>
+        <w:widowControl w:val="0"/>
+        <w:spacing w:after="60" w:line="264" w:lineRule="auto"/>
+        <w:ind w:left="1080"/>
+        <w:jc w:val="both"/>
+      </w:pPr>
+      <w:r>
+        <w:rPr>
+          <w:rFonts w:ascii="Malgun Gothic" w:cs="Malgun Gothic" w:eastAsia="Malgun Gothic" w:hAnsi="Malgun Gothic"/>
+          <w:sz w:val="20"/>
+          <w:szCs w:val="20"/>
+          <w:rtl w:val="0"/>
+        </w:rPr>
+        <w:t xml:space="preserve">- 승인. 고위험 Action은 사람이 결재해야 실행된다.</w:t>
+      </w:r>
+    </w:p>
+    <w:p>
+      <w:pPr>
+        <w:widowControl w:val="0"/>
+        <w:spacing w:after="60" w:line="264" w:lineRule="auto"/>
+        <w:ind w:left="1080"/>
+        <w:jc w:val="both"/>
+      </w:pPr>
+      <w:r>
+        <w:rPr>
+          <w:rFonts w:ascii="Malgun Gothic" w:cs="Malgun Gothic" w:eastAsia="Malgun Gothic" w:hAnsi="Malgun Gothic"/>
+          <w:sz w:val="20"/>
+          <w:szCs w:val="20"/>
+          <w:rtl w:val="0"/>
+        </w:rPr>
+        <w:t xml:space="preserve">- 멱등성. 같은 요청이 10번 들어와도 실제 처리는 1번만 일어난다.</w:t>
+      </w:r>
+    </w:p>
+    <w:p>
+      <w:pPr>
+        <w:widowControl w:val="0"/>
+        <w:spacing w:after="60" w:line="264" w:lineRule="auto"/>
+        <w:ind w:left="1080"/>
+        <w:jc w:val="both"/>
+      </w:pPr>
+      <w:r>
+        <w:rPr>
+          <w:rFonts w:ascii="Malgun Gothic" w:cs="Malgun Gothic" w:eastAsia="Malgun Gothic" w:hAnsi="Malgun Gothic"/>
+          <w:sz w:val="20"/>
+          <w:szCs w:val="20"/>
+          <w:rtl w:val="0"/>
+        </w:rPr>
+        <w:t xml:space="preserve">- 감사 로그. 누가 무엇을 왜 했는지 남긴다.</w:t>
+      </w:r>
+    </w:p>
+    <w:p>
+      <w:pPr>
+        <w:widowControl w:val="0"/>
+        <w:spacing w:after="60" w:line="264" w:lineRule="auto"/>
+        <w:ind w:left="720"/>
+        <w:jc w:val="both"/>
+      </w:pPr>
+      <w:r>
+        <w:rPr>
+          <w:rFonts w:ascii="Malgun Gothic" w:cs="Malgun Gothic" w:eastAsia="Malgun Gothic" w:hAnsi="Malgun Gothic"/>
+          <w:b w:val="1"/>
+          <w:bCs w:val="1"/>
+          <w:sz w:val="20"/>
+          <w:szCs w:val="20"/>
+          <w:rtl w:val="0"/>
+        </w:rPr>
+        <w:t xml:space="preserve">도메인 팩. 지금 여는 것과 앞으로 열 것</w:t>
+      </w:r>
+    </w:p>
+    <w:p>
+      <w:pPr>
+        <w:widowControl w:val="0"/>
+        <w:spacing w:after="60" w:line="264" w:lineRule="auto"/>
+        <w:ind w:left="1080"/>
+        <w:jc w:val="both"/>
+      </w:pPr>
+      <w:r>
+        <w:rPr>
+          <w:rFonts w:ascii="Malgun Gothic" w:cs="Malgun Gothic" w:eastAsia="Malgun Gothic" w:hAnsi="Malgun Gothic"/>
+          <w:sz w:val="20"/>
+          <w:szCs w:val="20"/>
+          <w:rtl w:val="0"/>
+        </w:rPr>
+        <w:t xml:space="preserve">- 이번 기간(CS Pack). VOC &amp; Store Manager, Response Generation &amp; Review. 프로젝트 주제 그 자체다.</w:t>
+      </w:r>
+    </w:p>
+    <w:p>
+      <w:pPr>
+        <w:widowControl w:val="0"/>
+        <w:spacing w:after="60" w:line="264" w:lineRule="auto"/>
+        <w:ind w:left="1080"/>
+        <w:jc w:val="both"/>
+      </w:pPr>
+      <w:r>
+        <w:rPr>
+          <w:rFonts w:ascii="Malgun Gothic" w:cs="Malgun Gothic" w:eastAsia="Malgun Gothic" w:hAnsi="Malgun Gothic"/>
+          <w:sz w:val="20"/>
+          <w:szCs w:val="20"/>
+          <w:rtl w:val="0"/>
+        </w:rPr>
+        <w:t xml:space="preserve">- 확장 범위(Commerce Ops). Procurement + Order &amp; Payment, Fulfillment &amp; Logistics, Return &amp; Refund, Catalog &amp; Verification. 검증 쇼핑몰이 준비되는 대로 진행한다.</w:t>
+      </w:r>
+    </w:p>
+    <w:p>
+      <w:pPr>
+        <w:widowControl w:val="0"/>
+        <w:spacing w:after="60" w:line="264" w:lineRule="auto"/>
+        <w:ind w:left="720"/>
+        <w:jc w:val="both"/>
+      </w:pPr>
+      <w:r>
+        <w:rPr>
+          <w:rFonts w:ascii="Malgun Gothic" w:cs="Malgun Gothic" w:eastAsia="Malgun Gothic" w:hAnsi="Malgun Gothic"/>
+          <w:b w:val="1"/>
+          <w:bCs w:val="1"/>
+          <w:sz w:val="20"/>
+          <w:szCs w:val="20"/>
+          <w:rtl w:val="0"/>
+        </w:rPr>
+        <w:t xml:space="preserve">핵심 규칙 세 가지</w:t>
+      </w:r>
+    </w:p>
+    <w:p>
+      <w:pPr>
+        <w:widowControl w:val="0"/>
+        <w:spacing w:after="60" w:line="264" w:lineRule="auto"/>
+        <w:ind w:left="1080"/>
+        <w:jc w:val="both"/>
+      </w:pPr>
+      <w:r>
+        <w:rPr>
+          <w:rFonts w:ascii="Malgun Gothic" w:cs="Malgun Gothic" w:eastAsia="Malgun Gothic" w:hAnsi="Malgun Gothic"/>
+          <w:sz w:val="20"/>
+          <w:szCs w:val="20"/>
+          <w:rtl w:val="0"/>
+        </w:rPr>
+        <w:t xml:space="preserve">- Team은 조회 도구를 직접 호출하지 않는다. Context Broker를 거친다.</w:t>
+      </w:r>
+    </w:p>
+    <w:p>
+      <w:pPr>
+        <w:widowControl w:val="0"/>
+        <w:spacing w:after="60" w:line="264" w:lineRule="auto"/>
+        <w:ind w:left="1080"/>
+        <w:jc w:val="both"/>
+      </w:pPr>
+      <w:r>
+        <w:rPr>
+          <w:rFonts w:ascii="Malgun Gothic" w:cs="Malgun Gothic" w:eastAsia="Malgun Gothic" w:hAnsi="Malgun Gothic"/>
+          <w:sz w:val="20"/>
+          <w:szCs w:val="20"/>
+          <w:rtl w:val="0"/>
+        </w:rPr>
+        <w:t xml:space="preserve">- Team은 부수효과를 실행하지 않는다. ActionProposal(작업 제안)만 반환하고 실행은 코어 2가 한다.</w:t>
+      </w:r>
+    </w:p>
+    <w:p>
+      <w:pPr>
+        <w:widowControl w:val="0"/>
+        <w:spacing w:after="60" w:line="264" w:lineRule="auto"/>
+        <w:ind w:left="1080"/>
+        <w:jc w:val="both"/>
+      </w:pPr>
+      <w:r>
+        <w:rPr>
+          <w:rFonts w:ascii="Malgun Gothic" w:cs="Malgun Gothic" w:eastAsia="Malgun Gothic" w:hAnsi="Malgun Gothic"/>
+          <w:sz w:val="20"/>
+          <w:szCs w:val="20"/>
+          <w:rtl w:val="0"/>
+        </w:rPr>
+        <w:t xml:space="preserve">- Core는 Team 내부의 그래프, 프롬프트, 검색 코드를 가져오지 않는다. TeamManifest와 표준 계약만 쓴다.</w:t>
+      </w:r>
+    </w:p>
+    <w:p>
+      <w:pPr>
+        <w:widowControl w:val="0"/>
+        <w:spacing w:after="60" w:line="264" w:lineRule="auto"/>
+        <w:ind w:left="720"/>
+        <w:jc w:val="both"/>
+      </w:pPr>
+      <w:r>
+        <w:rPr>
+          <w:rFonts w:ascii="Malgun Gothic" w:cs="Malgun Gothic" w:eastAsia="Malgun Gothic" w:hAnsi="Malgun Gothic"/>
+          <w:b w:val="1"/>
+          <w:bCs w:val="1"/>
+          <w:sz w:val="20"/>
+          <w:szCs w:val="20"/>
+          <w:rtl w:val="0"/>
+        </w:rPr>
+        <w:t xml:space="preserve">사람의 개입 방식. human-on-the-loop</w:t>
+      </w:r>
+    </w:p>
+    <w:p>
+      <w:pPr>
+        <w:widowControl w:val="0"/>
+        <w:spacing w:after="60" w:line="264" w:lineRule="auto"/>
+        <w:ind w:left="720"/>
+        <w:jc w:val="both"/>
+      </w:pPr>
+      <w:r>
+        <w:rPr>
+          <w:rFonts w:ascii="Malgun Gothic" w:cs="Malgun Gothic" w:eastAsia="Malgun Gothic" w:hAnsi="Malgun Gothic"/>
+          <w:sz w:val="20"/>
+          <w:szCs w:val="20"/>
+          <w:rtl w:val="0"/>
+        </w:rPr>
+        <w:t xml:space="preserve">고위험 Action만 사람이 승인하고, 나머지는 자동 처리하되 운영자가 이상 신호를 감독한다. 여기서 이상은 수치의 절대값이 아니라 기준선 대비 정해진 변화가 생긴 상태로 정의한다. 임계값은 실제 분포를 측정한 뒤 확정한다.</w:t>
       </w:r>
     </w:p>
     <w:p>
@@ -2395,7 +2770,7 @@
           <w:color w:val="0000ff"/>
           <w:rtl w:val="0"/>
         </w:rPr>
-        <w:t xml:space="preserve">시스템 구성 기획</w:t>
+        <w:t xml:space="preserve">모델링 계획</w:t>
       </w:r>
     </w:p>
     <w:p>
@@ -2414,24 +2789,75 @@
           <w:szCs w:val="20"/>
           <w:rtl w:val="0"/>
         </w:rPr>
-        <w:t xml:space="preserve">2계층 구조. Basement(Core)와 Domain Module</w:t>
-      </w:r>
-    </w:p>
-    <w:p>
-      <w:pPr>
-        <w:widowControl w:val="0"/>
-        <w:spacing w:after="60" w:line="264" w:lineRule="auto"/>
-        <w:ind w:left="720"/>
-        <w:jc w:val="both"/>
-      </w:pPr>
-      <w:r>
-        <w:rPr>
-          <w:rFonts w:ascii="Malgun Gothic" w:cs="Malgun Gothic" w:eastAsia="Malgun Gothic" w:hAnsi="Malgun Gothic"/>
-          <w:sz w:val="20"/>
-          <w:szCs w:val="20"/>
-          <w:rtl w:val="0"/>
-        </w:rPr>
-        <w:t xml:space="preserve">Core는 도메인을 모르는 공통 실행 기반이고, Domain Module은 고객운영 업무 책임을 진다. 무엇을 Core에 두고 무엇을 팩으로 뺄지는 한 가지 기준으로 판정한다. 도메인 지식이 필요하면 팩, 도메인과 무관하면 Core다.</w:t>
+        <w:t xml:space="preserve">인라인 분류. Case를 만들 때 바로 돌린다</w:t>
+      </w:r>
+    </w:p>
+    <w:p>
+      <w:pPr>
+        <w:widowControl w:val="0"/>
+        <w:spacing w:after="60" w:line="264" w:lineRule="auto"/>
+        <w:ind w:left="720"/>
+        <w:jc w:val="both"/>
+      </w:pPr>
+      <w:r>
+        <w:rPr>
+          <w:rFonts w:ascii="Malgun Gothic" w:cs="Malgun Gothic" w:eastAsia="Malgun Gothic" w:hAnsi="Malgun Gothic"/>
+          <w:sz w:val="20"/>
+          <w:szCs w:val="20"/>
+          <w:rtl w:val="0"/>
+        </w:rPr>
+        <w:t xml:space="preserve">Case가 classifying 상태일 때 감성, 의도, 이슈를 한 번에 분류한다. 세 가지는 선택 기능이 아니다. 실패하면 classification_failed를 기록하고 escalated로 전환해 사람에게 넘긴다.</w:t>
+      </w:r>
+    </w:p>
+    <w:p>
+      <w:pPr>
+        <w:widowControl w:val="0"/>
+        <w:spacing w:after="60" w:line="264" w:lineRule="auto"/>
+        <w:ind w:left="1080"/>
+        <w:jc w:val="both"/>
+      </w:pPr>
+      <w:r>
+        <w:rPr>
+          <w:rFonts w:ascii="Malgun Gothic" w:cs="Malgun Gothic" w:eastAsia="Malgun Gothic" w:hAnsi="Malgun Gothic"/>
+          <w:sz w:val="20"/>
+          <w:szCs w:val="20"/>
+          <w:rtl w:val="0"/>
+        </w:rPr>
+        <w:t xml:space="preserve">- 감성. 골든셋 60건으로 정확도를 측정하고 DB 필드에 저장한다.</w:t>
+      </w:r>
+    </w:p>
+    <w:p>
+      <w:pPr>
+        <w:widowControl w:val="0"/>
+        <w:spacing w:after="60" w:line="264" w:lineRule="auto"/>
+        <w:ind w:left="1080"/>
+        <w:jc w:val="both"/>
+      </w:pPr>
+      <w:r>
+        <w:rPr>
+          <w:rFonts w:ascii="Malgun Gothic" w:cs="Malgun Gothic" w:eastAsia="Malgun Gothic" w:hAnsi="Malgun Gothic"/>
+          <w:sz w:val="20"/>
+          <w:szCs w:val="20"/>
+          <w:rtl w:val="0"/>
+        </w:rPr>
+        <w:t xml:space="preserve">- 의도. billing, technical, other로 나누고 그 결과로 Team을 고른다. 혼동행렬로 검증한다.</w:t>
+      </w:r>
+    </w:p>
+    <w:p>
+      <w:pPr>
+        <w:widowControl w:val="0"/>
+        <w:spacing w:after="60" w:line="264" w:lineRule="auto"/>
+        <w:ind w:left="1080"/>
+        <w:jc w:val="both"/>
+      </w:pPr>
+      <w:r>
+        <w:rPr>
+          <w:rFonts w:ascii="Malgun Gothic" w:cs="Malgun Gothic" w:eastAsia="Malgun Gothic" w:hAnsi="Malgun Gothic"/>
+          <w:sz w:val="20"/>
+          <w:szCs w:val="20"/>
+          <w:rtl w:val="0"/>
+        </w:rPr>
+        <w:t xml:space="preserve">- 이슈. 이슈 코드와 심각도를 함께 저장하고 골든 라벨과의 일치도를 본다.</w:t>
       </w:r>
     </w:p>
     <w:p>
@@ -2450,92 +2876,276 @@
           <w:szCs w:val="20"/>
           <w:rtl w:val="0"/>
         </w:rPr>
-        <w:t xml:space="preserve">코어 1. Case Runtime &amp; Coordination</w:t>
-      </w:r>
-    </w:p>
-    <w:p>
-      <w:pPr>
-        <w:widowControl w:val="0"/>
-        <w:spacing w:after="60" w:line="264" w:lineRule="auto"/>
-        <w:ind w:left="1080"/>
-        <w:jc w:val="both"/>
-      </w:pPr>
-      <w:r>
-        <w:rPr>
-          <w:rFonts w:ascii="Malgun Gothic" w:cs="Malgun Gothic" w:eastAsia="Malgun Gothic" w:hAnsi="Malgun Gothic"/>
-          <w:sz w:val="20"/>
-          <w:szCs w:val="20"/>
-          <w:rtl w:val="0"/>
-        </w:rPr>
-        <w:t xml:space="preserve">- Case 생명주기와 상태 전이. new, classifying, routing, running, waiting_input, waiting_approval, waiting_external, resuming, resolved, escalated, failed, cancelled의 12개 상태를 코드로 강제한다.</w:t>
-      </w:r>
-    </w:p>
-    <w:p>
-      <w:pPr>
-        <w:widowControl w:val="0"/>
-        <w:spacing w:after="60" w:line="264" w:lineRule="auto"/>
-        <w:ind w:left="1080"/>
-        <w:jc w:val="both"/>
-      </w:pPr>
-      <w:r>
-        <w:rPr>
-          <w:rFonts w:ascii="Malgun Gothic" w:cs="Malgun Gothic" w:eastAsia="Malgun Gothic" w:hAnsi="Malgun Gothic"/>
-          <w:sz w:val="20"/>
-          <w:szCs w:val="20"/>
-          <w:rtl w:val="0"/>
-        </w:rPr>
-        <w:t xml:space="preserve">- Agentic Controller가 어느 Team에 일을 줄지 정하고 결과를 받아 다음 단계를 정한다. 최상위 흐름은 LangGraph로 구성한다.</w:t>
-      </w:r>
-    </w:p>
-    <w:p>
-      <w:pPr>
-        <w:widowControl w:val="0"/>
-        <w:spacing w:after="60" w:line="264" w:lineRule="auto"/>
-        <w:ind w:left="1080"/>
-        <w:jc w:val="both"/>
-      </w:pPr>
-      <w:r>
-        <w:rPr>
-          <w:rFonts w:ascii="Malgun Gothic" w:cs="Malgun Gothic" w:eastAsia="Malgun Gothic" w:hAnsi="Malgun Gothic"/>
-          <w:sz w:val="20"/>
-          <w:szCs w:val="20"/>
-          <w:rtl w:val="0"/>
-        </w:rPr>
-        <w:t xml:space="preserve">- Agent Team Registry가 Case 유형과 의도로 Team을 찾는다. 조건 하나에 Team이 정확히 하나여야 한다.</w:t>
-      </w:r>
-    </w:p>
-    <w:p>
-      <w:pPr>
-        <w:widowControl w:val="0"/>
-        <w:spacing w:after="60" w:line="264" w:lineRule="auto"/>
-        <w:ind w:left="1080"/>
-        <w:jc w:val="both"/>
-      </w:pPr>
-      <w:r>
-        <w:rPr>
-          <w:rFonts w:ascii="Malgun Gothic" w:cs="Malgun Gothic" w:eastAsia="Malgun Gothic" w:hAnsi="Malgun Gothic"/>
-          <w:sz w:val="20"/>
-          <w:szCs w:val="20"/>
-          <w:rtl w:val="0"/>
-        </w:rPr>
-        <w:t xml:space="preserve">- Context Broker가 Team이 필요로 하는 자료를 대신 읽어 ContextPack으로 묶는다.</w:t>
-      </w:r>
-    </w:p>
-    <w:p>
-      <w:pPr>
-        <w:widowControl w:val="0"/>
-        <w:spacing w:after="60" w:line="264" w:lineRule="auto"/>
-        <w:ind w:left="1080"/>
-        <w:jc w:val="both"/>
-      </w:pPr>
-      <w:r>
-        <w:rPr>
-          <w:rFonts w:ascii="Malgun Gothic" w:cs="Malgun Gothic" w:eastAsia="Malgun Gothic" w:hAnsi="Malgun Gothic"/>
-          <w:sz w:val="20"/>
-          <w:szCs w:val="20"/>
-          <w:rtl w:val="0"/>
-        </w:rPr>
-        <w:t xml:space="preserve">- Shared State에 CAS(비교 후 교체)를 적용해 동시에 고칠 때 나중 쓰기가 앞선 쓰기를 덮지 않게 한다.</w:t>
+        <w:t xml:space="preserve">검색과 지식. RAG</w:t>
+      </w:r>
+    </w:p>
+    <w:p>
+      <w:pPr>
+        <w:widowControl w:val="0"/>
+        <w:spacing w:after="60" w:line="264" w:lineRule="auto"/>
+        <w:ind w:left="720"/>
+        <w:jc w:val="both"/>
+      </w:pPr>
+      <w:r>
+        <w:rPr>
+          <w:rFonts w:ascii="Malgun Gothic" w:cs="Malgun Gothic" w:eastAsia="Malgun Gothic" w:hAnsi="Malgun Gothic"/>
+          <w:sz w:val="20"/>
+          <w:szCs w:val="20"/>
+          <w:rtl w:val="0"/>
+        </w:rPr>
+        <w:t xml:space="preserve">기업 지식 문서를 조각으로 나눠 pgvector에 넣고 Case에 맞는 근거를 찾아 답변에 붙인다. retrieval과 rerank, memory 정책, 모델 라우팅은 모델 담당의 몫이다. GraphRAG는 관계 그래프를 함께 쓰는 검색이며 Phase 2 확장이다. 8주차와 9주차 비교 실험에서 채택 기준을 넘지 못하면 도입하지 않는다.</w:t>
+      </w:r>
+    </w:p>
+    <w:p>
+      <w:pPr>
+        <w:widowControl w:val="0"/>
+        <w:spacing w:after="60" w:line="264" w:lineRule="auto"/>
+        <w:ind w:left="720"/>
+        <w:jc w:val="both"/>
+      </w:pPr>
+      <w:r>
+        <w:rPr>
+          <w:rFonts w:ascii="Malgun Gothic" w:cs="Malgun Gothic" w:eastAsia="Malgun Gothic" w:hAnsi="Malgun Gothic"/>
+          <w:b w:val="1"/>
+          <w:bCs w:val="1"/>
+          <w:sz w:val="20"/>
+          <w:szCs w:val="20"/>
+          <w:rtl w:val="0"/>
+        </w:rPr>
+        <w:t xml:space="preserve">지어낸 답을 막는 장치. 근거 대조</w:t>
+      </w:r>
+    </w:p>
+    <w:p>
+      <w:pPr>
+        <w:widowControl w:val="0"/>
+        <w:spacing w:after="60" w:line="264" w:lineRule="auto"/>
+        <w:ind w:left="720"/>
+        <w:jc w:val="both"/>
+      </w:pPr>
+      <w:r>
+        <w:rPr>
+          <w:rFonts w:ascii="Malgun Gothic" w:cs="Malgun Gothic" w:eastAsia="Malgun Gothic" w:hAnsi="Malgun Gothic"/>
+          <w:sz w:val="20"/>
+          <w:szCs w:val="20"/>
+          <w:rtl w:val="0"/>
+        </w:rPr>
+        <w:t xml:space="preserve">Team이 낸 ActionProposal의 각 필드를 ContextPack, DB와 대조한다. 없는 대상, 금액, 수량을 담은 제안은 거부하고 사유를 기록한다. 이것이 쓰기 권한을 여는 전제 조건이다.</w:t>
+      </w:r>
+    </w:p>
+    <w:p>
+      <w:pPr>
+        <w:widowControl w:val="0"/>
+        <w:spacing w:after="60" w:line="264" w:lineRule="auto"/>
+        <w:ind w:left="720"/>
+        <w:jc w:val="both"/>
+      </w:pPr>
+      <w:r>
+        <w:rPr>
+          <w:rFonts w:ascii="Malgun Gothic" w:cs="Malgun Gothic" w:eastAsia="Malgun Gothic" w:hAnsi="Malgun Gothic"/>
+          <w:b w:val="1"/>
+          <w:bCs w:val="1"/>
+          <w:sz w:val="20"/>
+          <w:szCs w:val="20"/>
+          <w:rtl w:val="0"/>
+        </w:rPr>
+        <w:t xml:space="preserve">배치 분석. VOC &amp; Store Manager</w:t>
+      </w:r>
+    </w:p>
+    <w:p>
+      <w:pPr>
+        <w:widowControl w:val="0"/>
+        <w:spacing w:after="60" w:line="264" w:lineRule="auto"/>
+        <w:ind w:left="720"/>
+        <w:jc w:val="both"/>
+      </w:pPr>
+      <w:r>
+        <w:rPr>
+          <w:rFonts w:ascii="Malgun Gothic" w:cs="Malgun Gothic" w:eastAsia="Malgun Gothic" w:hAnsi="Malgun Gothic"/>
+          <w:sz w:val="20"/>
+          <w:szCs w:val="20"/>
+          <w:rtl w:val="0"/>
+        </w:rPr>
+        <w:t xml:space="preserve">하루 1회 규칙 기반 집계와 급증 탐지를 수행한다. 임베딩 클러스터링과 토픽 모델링은 쓰지 않는다. 이 Team의 본질은 급증을 계산하는 공식이 아니라, 급증 이후 원인 축을 판별하고 어느 Team에 무엇을 위임할지 판단하는 데 있다.</w:t>
+      </w:r>
+    </w:p>
+    <w:p>
+      <w:pPr>
+        <w:widowControl w:val="0"/>
+        <w:spacing w:after="60" w:line="264" w:lineRule="auto"/>
+        <w:ind w:left="720"/>
+        <w:jc w:val="both"/>
+      </w:pPr>
+      <w:r>
+        <w:rPr>
+          <w:rFonts w:ascii="Malgun Gothic" w:cs="Malgun Gothic" w:eastAsia="Malgun Gothic" w:hAnsi="Malgun Gothic"/>
+          <w:b w:val="1"/>
+          <w:bCs w:val="1"/>
+          <w:sz w:val="20"/>
+          <w:szCs w:val="20"/>
+          <w:rtl w:val="0"/>
+        </w:rPr>
+        <w:t xml:space="preserve">평가 계획</w:t>
+      </w:r>
+    </w:p>
+    <w:p>
+      <w:pPr>
+        <w:widowControl w:val="0"/>
+        <w:spacing w:after="60" w:line="264" w:lineRule="auto"/>
+        <w:ind w:left="1080"/>
+        <w:jc w:val="both"/>
+      </w:pPr>
+      <w:r>
+        <w:rPr>
+          <w:rFonts w:ascii="Malgun Gothic" w:cs="Malgun Gothic" w:eastAsia="Malgun Gothic" w:hAnsi="Malgun Gothic"/>
+          <w:sz w:val="20"/>
+          <w:szCs w:val="20"/>
+          <w:rtl w:val="0"/>
+        </w:rPr>
+        <w:t xml:space="preserve">- 비교군. A는 단일 LLM, B는 고정 워크플로와 정책 검색, Proposed는 A-COP 전체다.</w:t>
+      </w:r>
+    </w:p>
+    <w:p>
+      <w:pPr>
+        <w:widowControl w:val="0"/>
+        <w:spacing w:after="60" w:line="264" w:lineRule="auto"/>
+        <w:ind w:left="1080"/>
+        <w:jc w:val="both"/>
+      </w:pPr>
+      <w:r>
+        <w:rPr>
+          <w:rFonts w:ascii="Malgun Gothic" w:cs="Malgun Gothic" w:eastAsia="Malgun Gothic" w:hAnsi="Malgun Gothic"/>
+          <w:sz w:val="20"/>
+          <w:szCs w:val="20"/>
+          <w:rtl w:val="0"/>
+        </w:rPr>
+        <w:t xml:space="preserve">- 데이터. 골든셋 60건과 홀드아웃 20건. 홀드아웃은 개발 중 보지 않는 검증용 표본이다.</w:t>
+      </w:r>
+    </w:p>
+    <w:p>
+      <w:pPr>
+        <w:widowControl w:val="0"/>
+        <w:spacing w:after="60" w:line="264" w:lineRule="auto"/>
+        <w:ind w:left="1080"/>
+        <w:jc w:val="both"/>
+      </w:pPr>
+      <w:r>
+        <w:rPr>
+          <w:rFonts w:ascii="Malgun Gothic" w:cs="Malgun Gothic" w:eastAsia="Malgun Gothic" w:hAnsi="Malgun Gothic"/>
+          <w:sz w:val="20"/>
+          <w:szCs w:val="20"/>
+          <w:rtl w:val="0"/>
+        </w:rPr>
+        <w:t xml:space="preserve">- 통계. 각 군을 3회 실행한 뒤 부트스트랩 95퍼센트 신뢰구간과 McNemar 검정으로 차이를 판정한다.</w:t>
+      </w:r>
+    </w:p>
+    <w:p>
+      <w:pPr>
+        <w:widowControl w:val="0"/>
+        <w:spacing w:after="60" w:line="264" w:lineRule="auto"/>
+        <w:ind w:left="1080"/>
+        <w:jc w:val="both"/>
+      </w:pPr>
+      <w:r>
+        <w:rPr>
+          <w:rFonts w:ascii="Malgun Gothic" w:cs="Malgun Gothic" w:eastAsia="Malgun Gothic" w:hAnsi="Malgun Gothic"/>
+          <w:sz w:val="20"/>
+          <w:szCs w:val="20"/>
+          <w:rtl w:val="0"/>
+        </w:rPr>
+        <w:t xml:space="preserve">- 판정 보조로 LLM-as-Judge를 쓴다. 모델이 채점자 역할을 하는 방식이며 사람 라벨 20건과 일치도를 확인한다.</w:t>
+      </w:r>
+    </w:p>
+    <w:p>
+      <w:pPr>
+        <w:widowControl w:val="0"/>
+        <w:spacing w:after="60" w:line="264" w:lineRule="auto"/>
+        <w:ind w:left="1080"/>
+        <w:jc w:val="both"/>
+      </w:pPr>
+      <w:r>
+        <w:rPr>
+          <w:rFonts w:ascii="Malgun Gothic" w:cs="Malgun Gothic" w:eastAsia="Malgun Gothic" w:hAnsi="Malgun Gothic"/>
+          <w:sz w:val="20"/>
+          <w:szCs w:val="20"/>
+          <w:rtl w:val="0"/>
+        </w:rPr>
+        <w:t xml:space="preserve">- 재현. eval 폴더의 harness에서 명령 한 줄로 다시 돌릴 수 있어야 한다.</w:t>
+      </w:r>
+    </w:p>
+    <w:p>
+      <w:pPr>
+        <w:widowControl w:val="0"/>
+        <w:spacing w:after="60" w:line="264" w:lineRule="auto"/>
+        <w:ind w:left="720"/>
+        <w:jc w:val="both"/>
+      </w:pPr>
+      <w:r>
+        <w:rPr>
+          <w:rFonts w:ascii="Malgun Gothic" w:cs="Malgun Gothic" w:eastAsia="Malgun Gothic" w:hAnsi="Malgun Gothic"/>
+          <w:b w:val="1"/>
+          <w:bCs w:val="1"/>
+          <w:sz w:val="20"/>
+          <w:szCs w:val="20"/>
+          <w:rtl w:val="0"/>
+        </w:rPr>
+        <w:t xml:space="preserve">sLLM 파인튜닝</w:t>
+      </w:r>
+    </w:p>
+    <w:p>
+      <w:pPr>
+        <w:widowControl w:val="0"/>
+        <w:spacing w:after="60" w:line="264" w:lineRule="auto"/>
+        <w:ind w:left="720"/>
+        <w:jc w:val="both"/>
+      </w:pPr>
+      <w:r>
+        <w:rPr>
+          <w:rFonts w:ascii="Malgun Gothic" w:cs="Malgun Gothic" w:eastAsia="Malgun Gothic" w:hAnsi="Malgun Gothic"/>
+          <w:sz w:val="20"/>
+          <w:szCs w:val="20"/>
+          <w:rtl w:val="0"/>
+        </w:rPr>
+        <w:t xml:space="preserve">목표는 지식 주입이 아니라 출력 스키마 준수, 주문과 취소와 환불과 배송 도메인 어휘, 근거와 승인과 보류를 표시하는 톤을 맞추는 것이다. 정책의 진실값과 주문 상태, 금액은 계속 Context Broker와 DB에서 읽는다. 부트캠프 시트상 자체 sLLM 항목은 문구가 3, 4번 주제로 돼 있어 6팀 필수 여부가 불명확하며 강사 확인 전까지 필수로 단정하지 않는다.</w:t>
+      </w:r>
+    </w:p>
+    <w:p>
+      <w:pPr>
+        <w:widowControl w:val="0"/>
+        <w:numPr>
+          <w:ilvl w:val="0"/>
+          <w:numId w:val="1"/>
+        </w:numPr>
+        <w:spacing w:after="200" w:line="276" w:lineRule="auto"/>
+        <w:ind w:left="720" w:hanging="360"/>
+        <w:jc w:val="both"/>
+        <w:rPr>
+          <w:color w:val="0000ff"/>
+        </w:rPr>
+      </w:pPr>
+      <w:r>
+        <w:rPr>
+          <w:rFonts w:ascii="Arial Unicode MS" w:cs="Arial Unicode MS" w:eastAsia="Arial Unicode MS" w:hAnsi="Arial Unicode MS"/>
+          <w:color w:val="0000ff"/>
+          <w:rtl w:val="0"/>
+        </w:rPr>
+        <w:t xml:space="preserve">데이터 수집 전략</w:t>
+      </w:r>
+    </w:p>
+    <w:p>
+      <w:pPr>
+        <w:widowControl w:val="0"/>
+        <w:spacing w:after="60" w:line="264" w:lineRule="auto"/>
+        <w:ind w:left="720"/>
+        <w:jc w:val="both"/>
+      </w:pPr>
+      <w:r>
+        <w:rPr>
+          <w:rFonts w:ascii="Malgun Gothic" w:cs="Malgun Gothic" w:eastAsia="Malgun Gothic" w:hAnsi="Malgun Gothic"/>
+          <w:sz w:val="20"/>
+          <w:szCs w:val="20"/>
+          <w:rtl w:val="0"/>
+        </w:rPr>
+        <w:t xml:space="preserve">실제 데이터 파일은 datasets 폴더 아래에 도메인별로 둔다. 각 폴더의 REPORT.md가 그 데이터가 무엇이고 어디에 쓰이는지 설명한다.</w:t>
       </w:r>
     </w:p>
     <w:p>
@@ -2549,7 +3159,7 @@
         </w:rPr>
         <w:drawing>
           <wp:inline xmlns:wp="http://schemas.openxmlformats.org/drawingml/2006/wordprocessingDrawing" distT="0" distB="0" distL="0" distR="0">
-            <wp:extent cx="5852160" cy="2718976"/>
+            <wp:extent cx="5852160" cy="2439467"/>
             <wp:effectExtent l="0" t="0" r="0" b="0"/>
             <wp:docPr id="907" name="그림 7"/>
             <a:graphic xmlns:a="http://schemas.openxmlformats.org/drawingml/2006/main">
@@ -2568,7 +3178,7 @@
                   <pic:spPr>
                     <a:xfrm>
                       <a:off x="0" y="0"/>
-                      <a:ext cx="5852160" cy="2718976"/>
+                      <a:ext cx="5852160" cy="2439467"/>
                     </a:xfrm>
                     <a:prstGeom prst="rect">
                       <a:avLst/>
@@ -2594,7 +3204,7 @@
           <w:color w:val="595959"/>
           <w:rtl w:val="0"/>
         </w:rPr>
-        <w:t xml:space="preserve">그림 7. Case 상태 전이. 보류와 재개가 상태로 표현되므로 며칠 멈춘 건도 흐름 안에 남는다.</w:t>
+        <w:t xml:space="preserve">그림 7. 데이터 처리 흐름. 수집한 자료는 정규화와 색인을 거쳐 Context Broker가 쓴다.</w:t>
       </w:r>
     </w:p>
     <w:p>
@@ -2613,92 +3223,41 @@
           <w:szCs w:val="20"/>
           <w:rtl w:val="0"/>
         </w:rPr>
-        <w:t xml:space="preserve">코어 2. Access &amp; Action Platform</w:t>
-      </w:r>
-    </w:p>
-    <w:p>
-      <w:pPr>
-        <w:widowControl w:val="0"/>
-        <w:spacing w:after="60" w:line="264" w:lineRule="auto"/>
-        <w:ind w:left="1080"/>
-        <w:jc w:val="both"/>
-      </w:pPr>
-      <w:r>
-        <w:rPr>
-          <w:rFonts w:ascii="Malgun Gothic" w:cs="Malgun Gothic" w:eastAsia="Malgun Gothic" w:hAnsi="Malgun Gothic"/>
-          <w:sz w:val="20"/>
-          <w:szCs w:val="20"/>
-          <w:rtl w:val="0"/>
-        </w:rPr>
-        <w:t xml:space="preserve">- Agent Gateway와 REST, MCP, A2A 진입점. 외부 AI가 들어오는 문이다.</w:t>
-      </w:r>
-    </w:p>
-    <w:p>
-      <w:pPr>
-        <w:widowControl w:val="0"/>
-        <w:spacing w:after="60" w:line="264" w:lineRule="auto"/>
-        <w:ind w:left="1080"/>
-        <w:jc w:val="both"/>
-      </w:pPr>
-      <w:r>
-        <w:rPr>
-          <w:rFonts w:ascii="Malgun Gothic" w:cs="Malgun Gothic" w:eastAsia="Malgun Gothic" w:hAnsi="Malgun Gothic"/>
-          <w:sz w:val="20"/>
-          <w:szCs w:val="20"/>
-          <w:rtl w:val="0"/>
-        </w:rPr>
-        <w:t xml:space="preserve">- Tool과 Action Layer. 실제로 외부에 요청을 보내고 결과를 받는다. 부수효과가 여기서만 일어난다.</w:t>
-      </w:r>
-    </w:p>
-    <w:p>
-      <w:pPr>
-        <w:widowControl w:val="0"/>
-        <w:spacing w:after="60" w:line="264" w:lineRule="auto"/>
-        <w:ind w:left="1080"/>
-        <w:jc w:val="both"/>
-      </w:pPr>
-      <w:r>
-        <w:rPr>
-          <w:rFonts w:ascii="Malgun Gothic" w:cs="Malgun Gothic" w:eastAsia="Malgun Gothic" w:hAnsi="Malgun Gothic"/>
-          <w:sz w:val="20"/>
-          <w:szCs w:val="20"/>
-          <w:rtl w:val="0"/>
-        </w:rPr>
-        <w:t xml:space="preserve">- 승인. 고위험 Action은 사람이 결재해야 실행된다.</w:t>
-      </w:r>
-    </w:p>
-    <w:p>
-      <w:pPr>
-        <w:widowControl w:val="0"/>
-        <w:spacing w:after="60" w:line="264" w:lineRule="auto"/>
-        <w:ind w:left="1080"/>
-        <w:jc w:val="both"/>
-      </w:pPr>
-      <w:r>
-        <w:rPr>
-          <w:rFonts w:ascii="Malgun Gothic" w:cs="Malgun Gothic" w:eastAsia="Malgun Gothic" w:hAnsi="Malgun Gothic"/>
-          <w:sz w:val="20"/>
-          <w:szCs w:val="20"/>
-          <w:rtl w:val="0"/>
-        </w:rPr>
-        <w:t xml:space="preserve">- 멱등성. 같은 요청이 10번 들어와도 실제 처리는 1번만 일어난다.</w:t>
-      </w:r>
-    </w:p>
-    <w:p>
-      <w:pPr>
-        <w:widowControl w:val="0"/>
-        <w:spacing w:after="60" w:line="264" w:lineRule="auto"/>
-        <w:ind w:left="1080"/>
-        <w:jc w:val="both"/>
-      </w:pPr>
-      <w:r>
-        <w:rPr>
-          <w:rFonts w:ascii="Malgun Gothic" w:cs="Malgun Gothic" w:eastAsia="Malgun Gothic" w:hAnsi="Malgun Gothic"/>
-          <w:sz w:val="20"/>
-          <w:szCs w:val="20"/>
-          <w:rtl w:val="0"/>
-        </w:rPr>
-        <w:t xml:space="preserve">- 감사 로그. 누가 무엇을 왜 했는지 남긴다.</w:t>
+        <w:t xml:space="preserve">1) 주문과 배송 기록. 코어 1 Context Broker가 쓴다</w:t>
+      </w:r>
+    </w:p>
+    <w:p>
+      <w:pPr>
+        <w:widowControl w:val="0"/>
+        <w:spacing w:after="60" w:line="264" w:lineRule="auto"/>
+        <w:ind w:left="1080"/>
+        <w:jc w:val="both"/>
+      </w:pPr>
+      <w:r>
+        <w:rPr>
+          <w:rFonts w:ascii="Malgun Gothic" w:cs="Malgun Gothic" w:eastAsia="Malgun Gothic" w:hAnsi="Malgun Gothic"/>
+          <w:sz w:val="20"/>
+          <w:szCs w:val="20"/>
+          <w:rtl w:val="0"/>
+        </w:rPr>
+        <w:t xml:space="preserve">- commerce/coupang_order_history. 쿠팡 주문과 배송 기록이다. 브라우저 확장으로 본인 계정의 기록을 수집한다. 페이지에 이미 들어 있는 JSON을 읽는 방식이라 화면 클릭이나 페이지 이동이 필요 없다.</w:t>
+      </w:r>
+    </w:p>
+    <w:p>
+      <w:pPr>
+        <w:widowControl w:val="0"/>
+        <w:spacing w:after="60" w:line="264" w:lineRule="auto"/>
+        <w:ind w:left="1080"/>
+        <w:jc w:val="both"/>
+      </w:pPr>
+      <w:r>
+        <w:rPr>
+          <w:rFonts w:ascii="Malgun Gothic" w:cs="Malgun Gothic" w:eastAsia="Malgun Gothic" w:hAnsi="Malgun Gothic"/>
+          <w:sz w:val="20"/>
+          <w:szCs w:val="20"/>
+          <w:rtl w:val="0"/>
+        </w:rPr>
+        <w:t xml:space="preserve">- commerce/naver_order_history. 네이버 주문 기록이다. 쇼핑몰 한 곳만 쓰면 그 사이트의 데이터 구조에 맞춰 설계가 굳어지므로 두 곳을 쓴다.</w:t>
       </w:r>
     </w:p>
     <w:p>
@@ -2717,41 +3276,24 @@
           <w:szCs w:val="20"/>
           <w:rtl w:val="0"/>
         </w:rPr>
-        <w:t xml:space="preserve">도메인 팩. 지금 여는 것과 앞으로 열 것</w:t>
-      </w:r>
-    </w:p>
-    <w:p>
-      <w:pPr>
-        <w:widowControl w:val="0"/>
-        <w:spacing w:after="60" w:line="264" w:lineRule="auto"/>
-        <w:ind w:left="1080"/>
-        <w:jc w:val="both"/>
-      </w:pPr>
-      <w:r>
-        <w:rPr>
-          <w:rFonts w:ascii="Malgun Gothic" w:cs="Malgun Gothic" w:eastAsia="Malgun Gothic" w:hAnsi="Malgun Gothic"/>
-          <w:sz w:val="20"/>
-          <w:szCs w:val="20"/>
-          <w:rtl w:val="0"/>
-        </w:rPr>
-        <w:t xml:space="preserve">- 이번 기간(CS Pack). VOC &amp; Store Manager, Response Generation &amp; Review. 프로젝트 주제 그 자체다.</w:t>
-      </w:r>
-    </w:p>
-    <w:p>
-      <w:pPr>
-        <w:widowControl w:val="0"/>
-        <w:spacing w:after="60" w:line="264" w:lineRule="auto"/>
-        <w:ind w:left="1080"/>
-        <w:jc w:val="both"/>
-      </w:pPr>
-      <w:r>
-        <w:rPr>
-          <w:rFonts w:ascii="Malgun Gothic" w:cs="Malgun Gothic" w:eastAsia="Malgun Gothic" w:hAnsi="Malgun Gothic"/>
-          <w:sz w:val="20"/>
-          <w:szCs w:val="20"/>
-          <w:rtl w:val="0"/>
-        </w:rPr>
-        <w:t xml:space="preserve">- 확장 범위(Commerce Ops). Procurement + Order &amp; Payment, Fulfillment &amp; Logistics, Return &amp; Refund, Catalog &amp; Verification. 검증 쇼핑몰이 준비되는 대로 진행한다.</w:t>
+        <w:t xml:space="preserve">2) 배송 조회. 코어 2 Action 실행부가 쓴다</w:t>
+      </w:r>
+    </w:p>
+    <w:p>
+      <w:pPr>
+        <w:widowControl w:val="0"/>
+        <w:spacing w:after="60" w:line="264" w:lineRule="auto"/>
+        <w:ind w:left="1080"/>
+        <w:jc w:val="both"/>
+      </w:pPr>
+      <w:r>
+        <w:rPr>
+          <w:rFonts w:ascii="Malgun Gothic" w:cs="Malgun Gothic" w:eastAsia="Malgun Gothic" w:hAnsi="Malgun Gothic"/>
+          <w:sz w:val="20"/>
+          <w:szCs w:val="20"/>
+          <w:rtl w:val="0"/>
+        </w:rPr>
+        <w:t xml:space="preserve">- commerce/courier_tracking. 국내 택배사 송장 조회 도구다. 학습 데이터가 아니라 운영 중 실시간 호출용 도구이므로 전처리 결과물이 비어 있는 것이 정상이다.</w:t>
       </w:r>
     </w:p>
     <w:p>
@@ -2770,58 +3312,24 @@
           <w:szCs w:val="20"/>
           <w:rtl w:val="0"/>
         </w:rPr>
-        <w:t xml:space="preserve">핵심 규칙 세 가지</w:t>
-      </w:r>
-    </w:p>
-    <w:p>
-      <w:pPr>
-        <w:widowControl w:val="0"/>
-        <w:spacing w:after="60" w:line="264" w:lineRule="auto"/>
-        <w:ind w:left="1080"/>
-        <w:jc w:val="both"/>
-      </w:pPr>
-      <w:r>
-        <w:rPr>
-          <w:rFonts w:ascii="Malgun Gothic" w:cs="Malgun Gothic" w:eastAsia="Malgun Gothic" w:hAnsi="Malgun Gothic"/>
-          <w:sz w:val="20"/>
-          <w:szCs w:val="20"/>
-          <w:rtl w:val="0"/>
-        </w:rPr>
-        <w:t xml:space="preserve">- Team은 조회 도구를 직접 호출하지 않는다. Context Broker를 거친다.</w:t>
-      </w:r>
-    </w:p>
-    <w:p>
-      <w:pPr>
-        <w:widowControl w:val="0"/>
-        <w:spacing w:after="60" w:line="264" w:lineRule="auto"/>
-        <w:ind w:left="1080"/>
-        <w:jc w:val="both"/>
-      </w:pPr>
-      <w:r>
-        <w:rPr>
-          <w:rFonts w:ascii="Malgun Gothic" w:cs="Malgun Gothic" w:eastAsia="Malgun Gothic" w:hAnsi="Malgun Gothic"/>
-          <w:sz w:val="20"/>
-          <w:szCs w:val="20"/>
-          <w:rtl w:val="0"/>
-        </w:rPr>
-        <w:t xml:space="preserve">- Team은 부수효과를 실행하지 않는다. ActionProposal(작업 제안)만 반환하고 실행은 코어 2가 한다.</w:t>
-      </w:r>
-    </w:p>
-    <w:p>
-      <w:pPr>
-        <w:widowControl w:val="0"/>
-        <w:spacing w:after="60" w:line="264" w:lineRule="auto"/>
-        <w:ind w:left="1080"/>
-        <w:jc w:val="both"/>
-      </w:pPr>
-      <w:r>
-        <w:rPr>
-          <w:rFonts w:ascii="Malgun Gothic" w:cs="Malgun Gothic" w:eastAsia="Malgun Gothic" w:hAnsi="Malgun Gothic"/>
-          <w:sz w:val="20"/>
-          <w:szCs w:val="20"/>
-          <w:rtl w:val="0"/>
-        </w:rPr>
-        <w:t xml:space="preserve">- Core는 Team 내부의 그래프, 프롬프트, 검색 코드를 가져오지 않는다. TeamManifest와 표준 계약만 쓴다.</w:t>
+        <w:t xml:space="preserve">3) 고객 문의 데이터. 코어 1 RAG 지식 재료가 된다</w:t>
+      </w:r>
+    </w:p>
+    <w:p>
+      <w:pPr>
+        <w:widowControl w:val="0"/>
+        <w:spacing w:after="60" w:line="264" w:lineRule="auto"/>
+        <w:ind w:left="1080"/>
+        <w:jc w:val="both"/>
+      </w:pPr>
+      <w:r>
+        <w:rPr>
+          <w:rFonts w:ascii="Malgun Gothic" w:cs="Malgun Gothic" w:eastAsia="Malgun Gothic" w:hAnsi="Malgun Gothic"/>
+          <w:sz w:val="20"/>
+          <w:szCs w:val="20"/>
+          <w:rtl w:val="0"/>
+        </w:rPr>
+        <w:t xml:space="preserve">- voc 폴더. 공개된 고객 문의와 응대 데이터다. 지식 문서 색인과 골든셋 작성에 쓴다.</w:t>
       </w:r>
     </w:p>
     <w:p>
@@ -2840,47 +3348,24 @@
           <w:szCs w:val="20"/>
           <w:rtl w:val="0"/>
         </w:rPr>
-        <w:t xml:space="preserve">사람의 개입 방식. human-on-the-loop</w:t>
-      </w:r>
-    </w:p>
-    <w:p>
-      <w:pPr>
-        <w:widowControl w:val="0"/>
-        <w:spacing w:after="60" w:line="264" w:lineRule="auto"/>
-        <w:ind w:left="720"/>
-        <w:jc w:val="both"/>
-      </w:pPr>
-      <w:r>
-        <w:rPr>
-          <w:rFonts w:ascii="Malgun Gothic" w:cs="Malgun Gothic" w:eastAsia="Malgun Gothic" w:hAnsi="Malgun Gothic"/>
-          <w:sz w:val="20"/>
-          <w:szCs w:val="20"/>
-          <w:rtl w:val="0"/>
-        </w:rPr>
-        <w:t xml:space="preserve">고위험 Action만 사람이 승인하고, 나머지는 자동 처리하되 운영자가 이상 신호를 감독한다. 여기서 이상은 수치의 절대값이 아니라 기준선 대비 정해진 변화가 생긴 상태로 정의한다. 임계값은 실제 분포를 측정한 뒤 확정한다.</w:t>
-      </w:r>
-    </w:p>
-    <w:p>
-      <w:pPr>
-        <w:widowControl w:val="0"/>
-        <w:numPr>
-          <w:ilvl w:val="0"/>
-          <w:numId w:val="1"/>
-        </w:numPr>
-        <w:spacing w:after="200" w:line="276" w:lineRule="auto"/>
-        <w:ind w:left="720" w:hanging="360"/>
-        <w:jc w:val="both"/>
-        <w:rPr>
-          <w:color w:val="0000ff"/>
-        </w:rPr>
-      </w:pPr>
-      <w:r>
-        <w:rPr>
-          <w:rFonts w:ascii="Arial Unicode MS" w:cs="Arial Unicode MS" w:eastAsia="Arial Unicode MS" w:hAnsi="Arial Unicode MS"/>
-          <w:color w:val="0000ff"/>
-          <w:rtl w:val="0"/>
-        </w:rPr>
-        <w:t xml:space="preserve">모델링 계획</w:t>
+        <w:t xml:space="preserve">4) 번역. 다국어 응대 검토용</w:t>
+      </w:r>
+    </w:p>
+    <w:p>
+      <w:pPr>
+        <w:widowControl w:val="0"/>
+        <w:spacing w:after="60" w:line="264" w:lineRule="auto"/>
+        <w:ind w:left="1080"/>
+        <w:jc w:val="both"/>
+      </w:pPr>
+      <w:r>
+        <w:rPr>
+          <w:rFonts w:ascii="Malgun Gothic" w:cs="Malgun Gothic" w:eastAsia="Malgun Gothic" w:hAnsi="Malgun Gothic"/>
+          <w:sz w:val="20"/>
+          <w:szCs w:val="20"/>
+          <w:rtl w:val="0"/>
+        </w:rPr>
+        <w:t xml:space="preserve">- mt 폴더. 번역 성능 비교 자료다.</w:t>
       </w:r>
     </w:p>
     <w:p>
@@ -2899,75 +3384,24 @@
           <w:szCs w:val="20"/>
           <w:rtl w:val="0"/>
         </w:rPr>
-        <w:t xml:space="preserve">인라인 분류. Case를 만들 때 바로 돌린다</w:t>
-      </w:r>
-    </w:p>
-    <w:p>
-      <w:pPr>
-        <w:widowControl w:val="0"/>
-        <w:spacing w:after="60" w:line="264" w:lineRule="auto"/>
-        <w:ind w:left="720"/>
-        <w:jc w:val="both"/>
-      </w:pPr>
-      <w:r>
-        <w:rPr>
-          <w:rFonts w:ascii="Malgun Gothic" w:cs="Malgun Gothic" w:eastAsia="Malgun Gothic" w:hAnsi="Malgun Gothic"/>
-          <w:sz w:val="20"/>
-          <w:szCs w:val="20"/>
-          <w:rtl w:val="0"/>
-        </w:rPr>
-        <w:t xml:space="preserve">Case가 classifying 상태일 때 감성, 의도, 이슈를 한 번에 분류한다. 세 가지는 선택 기능이 아니다. 실패하면 classification_failed를 기록하고 escalated로 전환해 사람에게 넘긴다.</w:t>
-      </w:r>
-    </w:p>
-    <w:p>
-      <w:pPr>
-        <w:widowControl w:val="0"/>
-        <w:spacing w:after="60" w:line="264" w:lineRule="auto"/>
-        <w:ind w:left="1080"/>
-        <w:jc w:val="both"/>
-      </w:pPr>
-      <w:r>
-        <w:rPr>
-          <w:rFonts w:ascii="Malgun Gothic" w:cs="Malgun Gothic" w:eastAsia="Malgun Gothic" w:hAnsi="Malgun Gothic"/>
-          <w:sz w:val="20"/>
-          <w:szCs w:val="20"/>
-          <w:rtl w:val="0"/>
-        </w:rPr>
-        <w:t xml:space="preserve">- 감성. 골든셋 60건으로 정확도를 측정하고 DB 필드에 저장한다.</w:t>
-      </w:r>
-    </w:p>
-    <w:p>
-      <w:pPr>
-        <w:widowControl w:val="0"/>
-        <w:spacing w:after="60" w:line="264" w:lineRule="auto"/>
-        <w:ind w:left="1080"/>
-        <w:jc w:val="both"/>
-      </w:pPr>
-      <w:r>
-        <w:rPr>
-          <w:rFonts w:ascii="Malgun Gothic" w:cs="Malgun Gothic" w:eastAsia="Malgun Gothic" w:hAnsi="Malgun Gothic"/>
-          <w:sz w:val="20"/>
-          <w:szCs w:val="20"/>
-          <w:rtl w:val="0"/>
-        </w:rPr>
-        <w:t xml:space="preserve">- 의도. billing, technical, other로 나누고 그 결과로 Team을 고른다. 혼동행렬로 검증한다.</w:t>
-      </w:r>
-    </w:p>
-    <w:p>
-      <w:pPr>
-        <w:widowControl w:val="0"/>
-        <w:spacing w:after="60" w:line="264" w:lineRule="auto"/>
-        <w:ind w:left="1080"/>
-        <w:jc w:val="both"/>
-      </w:pPr>
-      <w:r>
-        <w:rPr>
-          <w:rFonts w:ascii="Malgun Gothic" w:cs="Malgun Gothic" w:eastAsia="Malgun Gothic" w:hAnsi="Malgun Gothic"/>
-          <w:sz w:val="20"/>
-          <w:szCs w:val="20"/>
-          <w:rtl w:val="0"/>
-        </w:rPr>
-        <w:t xml:space="preserve">- 이슈. 이슈 코드와 심각도를 함께 저장하고 골든 라벨과의 일치도를 본다.</w:t>
+        <w:t xml:space="preserve">5) 검증 쇼핑몰. 준비 중</w:t>
+      </w:r>
+    </w:p>
+    <w:p>
+      <w:pPr>
+        <w:widowControl w:val="0"/>
+        <w:spacing w:after="60" w:line="264" w:lineRule="auto"/>
+        <w:ind w:left="720"/>
+        <w:jc w:val="both"/>
+      </w:pPr>
+      <w:r>
+        <w:rPr>
+          <w:rFonts w:ascii="Malgun Gothic" w:cs="Malgun Gothic" w:eastAsia="Malgun Gothic" w:hAnsi="Malgun Gothic"/>
+          <w:sz w:val="20"/>
+          <w:szCs w:val="20"/>
+          <w:rtl w:val="0"/>
+        </w:rPr>
+        <w:t xml:space="preserve">주문과 반품 시나리오를 실제로 확인할 검증 쇼핑몰을 준비하고 있다. 사이트가 열리면 그곳에서 주문과 반품 흐름을 확인할 계획이다. 지금은 준비 중이므로 확보된 데이터로 단정하지 않는다.</w:t>
       </w:r>
     </w:p>
     <w:p>
@@ -2986,24 +3420,58 @@
           <w:szCs w:val="20"/>
           <w:rtl w:val="0"/>
         </w:rPr>
-        <w:t xml:space="preserve">검색과 지식. RAG</w:t>
-      </w:r>
-    </w:p>
-    <w:p>
-      <w:pPr>
-        <w:widowControl w:val="0"/>
-        <w:spacing w:after="60" w:line="264" w:lineRule="auto"/>
-        <w:ind w:left="720"/>
-        <w:jc w:val="both"/>
-      </w:pPr>
-      <w:r>
-        <w:rPr>
-          <w:rFonts w:ascii="Malgun Gothic" w:cs="Malgun Gothic" w:eastAsia="Malgun Gothic" w:hAnsi="Malgun Gothic"/>
-          <w:sz w:val="20"/>
-          <w:szCs w:val="20"/>
-          <w:rtl w:val="0"/>
-        </w:rPr>
-        <w:t xml:space="preserve">기업 지식 문서를 조각으로 나눠 pgvector에 넣고 Case에 맞는 근거를 찾아 답변에 붙인다. retrieval과 rerank, memory 정책, 모델 라우팅은 모델 담당의 몫이다. GraphRAG는 관계 그래프를 함께 쓰는 검색이며 Phase 2 확장이다. 8주차와 9주차 비교 실험에서 채택 기준을 넘지 못하면 도입하지 않는다.</w:t>
+        <w:t xml:space="preserve">학습 데이터 두 트랙</w:t>
+      </w:r>
+    </w:p>
+    <w:p>
+      <w:pPr>
+        <w:widowControl w:val="0"/>
+        <w:spacing w:after="60" w:line="264" w:lineRule="auto"/>
+        <w:ind w:left="1080"/>
+        <w:jc w:val="both"/>
+      </w:pPr>
+      <w:r>
+        <w:rPr>
+          <w:rFonts w:ascii="Malgun Gothic" w:cs="Malgun Gothic" w:eastAsia="Malgun Gothic" w:hAnsi="Malgun Gothic"/>
+          <w:sz w:val="20"/>
+          <w:szCs w:val="20"/>
+          <w:rtl w:val="0"/>
+        </w:rPr>
+        <w:t xml:space="preserve">- 도메인 사실 트랙. 실제 스마트스토어 주문, 반품, 취소, 교환, 리뷰 데이터다. 원문이나 개인정보는 문서에 옮기지 않는다.</w:t>
+      </w:r>
+    </w:p>
+    <w:p>
+      <w:pPr>
+        <w:widowControl w:val="0"/>
+        <w:spacing w:after="60" w:line="264" w:lineRule="auto"/>
+        <w:ind w:left="1080"/>
+        <w:jc w:val="both"/>
+      </w:pPr>
+      <w:r>
+        <w:rPr>
+          <w:rFonts w:ascii="Malgun Gothic" w:cs="Malgun Gothic" w:eastAsia="Malgun Gothic" w:hAnsi="Malgun Gothic"/>
+          <w:sz w:val="20"/>
+          <w:szCs w:val="20"/>
+          <w:rtl w:val="0"/>
+        </w:rPr>
+        <w:t xml:space="preserve">- 표현과 의도 트랙. 공개 고객지원 데이터로 문장 다양성과 의도 표현을 보강한다. 이 트랙으로 주문, 가격, 환불 같은 사실을 주입하지 않는다.</w:t>
+      </w:r>
+    </w:p>
+    <w:p>
+      <w:pPr>
+        <w:widowControl w:val="0"/>
+        <w:spacing w:after="60" w:line="264" w:lineRule="auto"/>
+        <w:ind w:left="1080"/>
+        <w:jc w:val="both"/>
+      </w:pPr>
+      <w:r>
+        <w:rPr>
+          <w:rFonts w:ascii="Malgun Gothic" w:cs="Malgun Gothic" w:eastAsia="Malgun Gothic" w:hAnsi="Malgun Gothic"/>
+          <w:sz w:val="20"/>
+          <w:szCs w:val="20"/>
+          <w:rtl w:val="0"/>
+        </w:rPr>
+        <w:t xml:space="preserve">- 라이선스가 확인되지 않은 데이터셋은 확인 전까지 사용하지 않는다.</w:t>
       </w:r>
     </w:p>
     <w:p>
@@ -3022,24 +3490,24 @@
           <w:szCs w:val="20"/>
           <w:rtl w:val="0"/>
         </w:rPr>
-        <w:t xml:space="preserve">지어낸 답을 막는 장치. 근거 대조</w:t>
-      </w:r>
-    </w:p>
-    <w:p>
-      <w:pPr>
-        <w:widowControl w:val="0"/>
-        <w:spacing w:after="60" w:line="264" w:lineRule="auto"/>
-        <w:ind w:left="720"/>
-        <w:jc w:val="both"/>
-      </w:pPr>
-      <w:r>
-        <w:rPr>
-          <w:rFonts w:ascii="Malgun Gothic" w:cs="Malgun Gothic" w:eastAsia="Malgun Gothic" w:hAnsi="Malgun Gothic"/>
-          <w:sz w:val="20"/>
-          <w:szCs w:val="20"/>
-          <w:rtl w:val="0"/>
-        </w:rPr>
-        <w:t xml:space="preserve">Team이 낸 ActionProposal의 각 필드를 ContextPack, DB와 대조한다. 없는 대상, 금액, 수량을 담은 제안은 거부하고 사유를 기록한다. 이것이 쓰기 권한을 여는 전제 조건이다.</w:t>
+        <w:t xml:space="preserve">개인정보 처리</w:t>
+      </w:r>
+    </w:p>
+    <w:p>
+      <w:pPr>
+        <w:widowControl w:val="0"/>
+        <w:spacing w:after="60" w:line="264" w:lineRule="auto"/>
+        <w:ind w:left="720"/>
+        <w:jc w:val="both"/>
+      </w:pPr>
+      <w:r>
+        <w:rPr>
+          <w:rFonts w:ascii="Malgun Gothic" w:cs="Malgun Gothic" w:eastAsia="Malgun Gothic" w:hAnsi="Malgun Gothic"/>
+          <w:sz w:val="20"/>
+          <w:szCs w:val="20"/>
+          <w:rtl w:val="0"/>
+        </w:rPr>
+        <w:t xml:space="preserve">raw 폴더와 processed 폴더는 본인의 실제 구매 기록을 담고 있어 git에 올리지 않는다. 스크립트, 스키마, REPORT.md만 올린다. 배포용 압축본도 같은 규칙으로 제외한다.</w:t>
       </w:r>
     </w:p>
     <w:p>
@@ -3058,204 +3526,7 @@
           <w:szCs w:val="20"/>
           <w:rtl w:val="0"/>
         </w:rPr>
-        <w:t xml:space="preserve">배치 분석. VOC &amp; Store Manager</w:t>
-      </w:r>
-    </w:p>
-    <w:p>
-      <w:pPr>
-        <w:widowControl w:val="0"/>
-        <w:spacing w:after="60" w:line="264" w:lineRule="auto"/>
-        <w:ind w:left="720"/>
-        <w:jc w:val="both"/>
-      </w:pPr>
-      <w:r>
-        <w:rPr>
-          <w:rFonts w:ascii="Malgun Gothic" w:cs="Malgun Gothic" w:eastAsia="Malgun Gothic" w:hAnsi="Malgun Gothic"/>
-          <w:sz w:val="20"/>
-          <w:szCs w:val="20"/>
-          <w:rtl w:val="0"/>
-        </w:rPr>
-        <w:t xml:space="preserve">하루 1회 규칙 기반 집계와 급증 탐지를 수행한다. 임베딩 클러스터링과 토픽 모델링은 쓰지 않는다. 이 Team의 본질은 급증을 계산하는 공식이 아니라, 급증 이후 원인 축을 판별하고 어느 Team에 무엇을 위임할지 판단하는 데 있다.</w:t>
-      </w:r>
-    </w:p>
-    <w:p>
-      <w:pPr>
-        <w:widowControl w:val="0"/>
-        <w:spacing w:after="60" w:line="264" w:lineRule="auto"/>
-        <w:ind w:left="720"/>
-        <w:jc w:val="both"/>
-      </w:pPr>
-      <w:r>
-        <w:rPr>
-          <w:rFonts w:ascii="Malgun Gothic" w:cs="Malgun Gothic" w:eastAsia="Malgun Gothic" w:hAnsi="Malgun Gothic"/>
-          <w:b w:val="1"/>
-          <w:bCs w:val="1"/>
-          <w:sz w:val="20"/>
-          <w:szCs w:val="20"/>
-          <w:rtl w:val="0"/>
-        </w:rPr>
-        <w:t xml:space="preserve">평가 계획</w:t>
-      </w:r>
-    </w:p>
-    <w:p>
-      <w:pPr>
-        <w:widowControl w:val="0"/>
-        <w:spacing w:after="60" w:line="264" w:lineRule="auto"/>
-        <w:ind w:left="1080"/>
-        <w:jc w:val="both"/>
-      </w:pPr>
-      <w:r>
-        <w:rPr>
-          <w:rFonts w:ascii="Malgun Gothic" w:cs="Malgun Gothic" w:eastAsia="Malgun Gothic" w:hAnsi="Malgun Gothic"/>
-          <w:sz w:val="20"/>
-          <w:szCs w:val="20"/>
-          <w:rtl w:val="0"/>
-        </w:rPr>
-        <w:t xml:space="preserve">- 비교군. A는 단일 LLM, B는 고정 워크플로와 정책 검색, Proposed는 A-COP 전체다.</w:t>
-      </w:r>
-    </w:p>
-    <w:p>
-      <w:pPr>
-        <w:widowControl w:val="0"/>
-        <w:spacing w:after="60" w:line="264" w:lineRule="auto"/>
-        <w:ind w:left="1080"/>
-        <w:jc w:val="both"/>
-      </w:pPr>
-      <w:r>
-        <w:rPr>
-          <w:rFonts w:ascii="Malgun Gothic" w:cs="Malgun Gothic" w:eastAsia="Malgun Gothic" w:hAnsi="Malgun Gothic"/>
-          <w:sz w:val="20"/>
-          <w:szCs w:val="20"/>
-          <w:rtl w:val="0"/>
-        </w:rPr>
-        <w:t xml:space="preserve">- 데이터. 골든셋 60건과 홀드아웃 20건. 홀드아웃은 개발 중 보지 않는 검증용 표본이다.</w:t>
-      </w:r>
-    </w:p>
-    <w:p>
-      <w:pPr>
-        <w:widowControl w:val="0"/>
-        <w:spacing w:after="60" w:line="264" w:lineRule="auto"/>
-        <w:ind w:left="1080"/>
-        <w:jc w:val="both"/>
-      </w:pPr>
-      <w:r>
-        <w:rPr>
-          <w:rFonts w:ascii="Malgun Gothic" w:cs="Malgun Gothic" w:eastAsia="Malgun Gothic" w:hAnsi="Malgun Gothic"/>
-          <w:sz w:val="20"/>
-          <w:szCs w:val="20"/>
-          <w:rtl w:val="0"/>
-        </w:rPr>
-        <w:t xml:space="preserve">- 통계. 각 군을 3회 실행한 뒤 부트스트랩 95퍼센트 신뢰구간과 McNemar 검정으로 차이를 판정한다.</w:t>
-      </w:r>
-    </w:p>
-    <w:p>
-      <w:pPr>
-        <w:widowControl w:val="0"/>
-        <w:spacing w:after="60" w:line="264" w:lineRule="auto"/>
-        <w:ind w:left="1080"/>
-        <w:jc w:val="both"/>
-      </w:pPr>
-      <w:r>
-        <w:rPr>
-          <w:rFonts w:ascii="Malgun Gothic" w:cs="Malgun Gothic" w:eastAsia="Malgun Gothic" w:hAnsi="Malgun Gothic"/>
-          <w:sz w:val="20"/>
-          <w:szCs w:val="20"/>
-          <w:rtl w:val="0"/>
-        </w:rPr>
-        <w:t xml:space="preserve">- 판정 보조로 LLM-as-Judge를 쓴다. 모델이 채점자 역할을 하는 방식이며 사람 라벨 20건과 일치도를 확인한다.</w:t>
-      </w:r>
-    </w:p>
-    <w:p>
-      <w:pPr>
-        <w:widowControl w:val="0"/>
-        <w:spacing w:after="60" w:line="264" w:lineRule="auto"/>
-        <w:ind w:left="1080"/>
-        <w:jc w:val="both"/>
-      </w:pPr>
-      <w:r>
-        <w:rPr>
-          <w:rFonts w:ascii="Malgun Gothic" w:cs="Malgun Gothic" w:eastAsia="Malgun Gothic" w:hAnsi="Malgun Gothic"/>
-          <w:sz w:val="20"/>
-          <w:szCs w:val="20"/>
-          <w:rtl w:val="0"/>
-        </w:rPr>
-        <w:t xml:space="preserve">- 재현. eval 폴더의 harness에서 명령 한 줄로 다시 돌릴 수 있어야 한다.</w:t>
-      </w:r>
-    </w:p>
-    <w:p>
-      <w:pPr>
-        <w:widowControl w:val="0"/>
-        <w:spacing w:after="60" w:line="264" w:lineRule="auto"/>
-        <w:ind w:left="720"/>
-        <w:jc w:val="both"/>
-      </w:pPr>
-      <w:r>
-        <w:rPr>
-          <w:rFonts w:ascii="Malgun Gothic" w:cs="Malgun Gothic" w:eastAsia="Malgun Gothic" w:hAnsi="Malgun Gothic"/>
-          <w:b w:val="1"/>
-          <w:bCs w:val="1"/>
-          <w:sz w:val="20"/>
-          <w:szCs w:val="20"/>
-          <w:rtl w:val="0"/>
-        </w:rPr>
-        <w:t xml:space="preserve">sLLM 파인튜닝</w:t>
-      </w:r>
-    </w:p>
-    <w:p>
-      <w:pPr>
-        <w:widowControl w:val="0"/>
-        <w:spacing w:after="60" w:line="264" w:lineRule="auto"/>
-        <w:ind w:left="720"/>
-        <w:jc w:val="both"/>
-      </w:pPr>
-      <w:r>
-        <w:rPr>
-          <w:rFonts w:ascii="Malgun Gothic" w:cs="Malgun Gothic" w:eastAsia="Malgun Gothic" w:hAnsi="Malgun Gothic"/>
-          <w:sz w:val="20"/>
-          <w:szCs w:val="20"/>
-          <w:rtl w:val="0"/>
-        </w:rPr>
-        <w:t xml:space="preserve">목표는 지식 주입이 아니라 출력 스키마 준수, 주문과 취소와 환불과 배송 도메인 어휘, 근거와 승인과 보류를 표시하는 톤을 맞추는 것이다. 정책의 진실값과 주문 상태, 금액은 계속 Context Broker와 DB에서 읽는다. 부트캠프 시트상 자체 sLLM 항목은 문구가 3, 4번 주제로 돼 있어 6팀 필수 여부가 불명확하며 강사 확인 전까지 필수로 단정하지 않는다.</w:t>
-      </w:r>
-    </w:p>
-    <w:p>
-      <w:pPr>
-        <w:widowControl w:val="0"/>
-        <w:numPr>
-          <w:ilvl w:val="0"/>
-          <w:numId w:val="1"/>
-        </w:numPr>
-        <w:spacing w:after="200" w:line="276" w:lineRule="auto"/>
-        <w:ind w:left="720" w:hanging="360"/>
-        <w:jc w:val="both"/>
-        <w:rPr>
-          <w:color w:val="0000ff"/>
-        </w:rPr>
-      </w:pPr>
-      <w:r>
-        <w:rPr>
-          <w:rFonts w:ascii="Arial Unicode MS" w:cs="Arial Unicode MS" w:eastAsia="Arial Unicode MS" w:hAnsi="Arial Unicode MS"/>
-          <w:color w:val="0000ff"/>
-          <w:rtl w:val="0"/>
-        </w:rPr>
-        <w:t xml:space="preserve">데이터 수집 전략</w:t>
-      </w:r>
-    </w:p>
-    <w:p>
-      <w:pPr>
-        <w:widowControl w:val="0"/>
-        <w:spacing w:after="60" w:line="264" w:lineRule="auto"/>
-        <w:ind w:left="720"/>
-        <w:jc w:val="both"/>
-      </w:pPr>
-      <w:r>
-        <w:rPr>
-          <w:rFonts w:ascii="Malgun Gothic" w:cs="Malgun Gothic" w:eastAsia="Malgun Gothic" w:hAnsi="Malgun Gothic"/>
-          <w:sz w:val="20"/>
-          <w:szCs w:val="20"/>
-          <w:rtl w:val="0"/>
-        </w:rPr>
-        <w:t xml:space="preserve">실제 데이터 파일은 datasets 폴더 아래에 도메인별로 둔다. 각 폴더의 REPORT.md가 그 데이터가 무엇이고 어디에 쓰이는지 설명한다.</w:t>
+        <w:t xml:space="preserve">지금 상태를 숨기지 않는다</w:t>
       </w:r>
     </w:p>
     <w:p>
@@ -3269,7 +3540,7 @@
         </w:rPr>
         <w:drawing>
           <wp:inline xmlns:wp="http://schemas.openxmlformats.org/drawingml/2006/wordprocessingDrawing" distT="0" distB="0" distL="0" distR="0">
-            <wp:extent cx="5852160" cy="2439467"/>
+            <wp:extent cx="5120640" cy="2454923"/>
             <wp:effectExtent l="0" t="0" r="0" b="0"/>
             <wp:docPr id="908" name="그림 8"/>
             <a:graphic xmlns:a="http://schemas.openxmlformats.org/drawingml/2006/main">
@@ -3288,387 +3559,6 @@
                   <pic:spPr>
                     <a:xfrm>
                       <a:off x="0" y="0"/>
-                      <a:ext cx="5852160" cy="2439467"/>
-                    </a:xfrm>
-                    <a:prstGeom prst="rect">
-                      <a:avLst/>
-                    </a:prstGeom>
-                  </pic:spPr>
-                </pic:pic>
-              </a:graphicData>
-            </a:graphic>
-          </wp:inline>
-        </w:drawing>
-      </w:r>
-    </w:p>
-    <w:p>
-      <w:pPr>
-        <w:jc w:val="center"/>
-        <w:spacing w:after="180"/>
-      </w:pPr>
-      <w:r>
-        <w:rPr>
-          <w:rFonts w:ascii="Malgun Gothic" w:cs="Malgun Gothic" w:eastAsia="Malgun Gothic" w:hAnsi="Malgun Gothic"/>
-          <w:sz w:val="17"/>
-          <w:szCs w:val="17"/>
-          <w:color w:val="595959"/>
-          <w:rtl w:val="0"/>
-        </w:rPr>
-        <w:t xml:space="preserve">그림 8. 데이터 처리 흐름. 수집한 자료는 정규화와 색인을 거쳐 Context Broker가 쓴다.</w:t>
-      </w:r>
-    </w:p>
-    <w:p>
-      <w:pPr>
-        <w:widowControl w:val="0"/>
-        <w:spacing w:after="60" w:line="264" w:lineRule="auto"/>
-        <w:ind w:left="720"/>
-        <w:jc w:val="both"/>
-      </w:pPr>
-      <w:r>
-        <w:rPr>
-          <w:rFonts w:ascii="Malgun Gothic" w:cs="Malgun Gothic" w:eastAsia="Malgun Gothic" w:hAnsi="Malgun Gothic"/>
-          <w:b w:val="1"/>
-          <w:bCs w:val="1"/>
-          <w:sz w:val="20"/>
-          <w:szCs w:val="20"/>
-          <w:rtl w:val="0"/>
-        </w:rPr>
-        <w:t xml:space="preserve">1) 주문과 배송 기록. 코어 1 Context Broker가 쓴다</w:t>
-      </w:r>
-    </w:p>
-    <w:p>
-      <w:pPr>
-        <w:widowControl w:val="0"/>
-        <w:spacing w:after="60" w:line="264" w:lineRule="auto"/>
-        <w:ind w:left="1080"/>
-        <w:jc w:val="both"/>
-      </w:pPr>
-      <w:r>
-        <w:rPr>
-          <w:rFonts w:ascii="Malgun Gothic" w:cs="Malgun Gothic" w:eastAsia="Malgun Gothic" w:hAnsi="Malgun Gothic"/>
-          <w:sz w:val="20"/>
-          <w:szCs w:val="20"/>
-          <w:rtl w:val="0"/>
-        </w:rPr>
-        <w:t xml:space="preserve">- commerce/coupang_order_history. 쿠팡 주문과 배송 기록이다. 브라우저 확장으로 본인 계정의 기록을 수집한다. 페이지에 이미 들어 있는 JSON을 읽는 방식이라 화면 클릭이나 페이지 이동이 필요 없다.</w:t>
-      </w:r>
-    </w:p>
-    <w:p>
-      <w:pPr>
-        <w:widowControl w:val="0"/>
-        <w:spacing w:after="60" w:line="264" w:lineRule="auto"/>
-        <w:ind w:left="1080"/>
-        <w:jc w:val="both"/>
-      </w:pPr>
-      <w:r>
-        <w:rPr>
-          <w:rFonts w:ascii="Malgun Gothic" w:cs="Malgun Gothic" w:eastAsia="Malgun Gothic" w:hAnsi="Malgun Gothic"/>
-          <w:sz w:val="20"/>
-          <w:szCs w:val="20"/>
-          <w:rtl w:val="0"/>
-        </w:rPr>
-        <w:t xml:space="preserve">- commerce/naver_order_history. 네이버 주문 기록이다. 쇼핑몰 한 곳만 쓰면 그 사이트의 데이터 구조에 맞춰 설계가 굳어지므로 두 곳을 쓴다.</w:t>
-      </w:r>
-    </w:p>
-    <w:p>
-      <w:pPr>
-        <w:widowControl w:val="0"/>
-        <w:spacing w:after="60" w:line="264" w:lineRule="auto"/>
-        <w:ind w:left="720"/>
-        <w:jc w:val="both"/>
-      </w:pPr>
-      <w:r>
-        <w:rPr>
-          <w:rFonts w:ascii="Malgun Gothic" w:cs="Malgun Gothic" w:eastAsia="Malgun Gothic" w:hAnsi="Malgun Gothic"/>
-          <w:b w:val="1"/>
-          <w:bCs w:val="1"/>
-          <w:sz w:val="20"/>
-          <w:szCs w:val="20"/>
-          <w:rtl w:val="0"/>
-        </w:rPr>
-        <w:t xml:space="preserve">2) 배송 조회. 코어 2 Action 실행부가 쓴다</w:t>
-      </w:r>
-    </w:p>
-    <w:p>
-      <w:pPr>
-        <w:widowControl w:val="0"/>
-        <w:spacing w:after="60" w:line="264" w:lineRule="auto"/>
-        <w:ind w:left="1080"/>
-        <w:jc w:val="both"/>
-      </w:pPr>
-      <w:r>
-        <w:rPr>
-          <w:rFonts w:ascii="Malgun Gothic" w:cs="Malgun Gothic" w:eastAsia="Malgun Gothic" w:hAnsi="Malgun Gothic"/>
-          <w:sz w:val="20"/>
-          <w:szCs w:val="20"/>
-          <w:rtl w:val="0"/>
-        </w:rPr>
-        <w:t xml:space="preserve">- commerce/courier_tracking. 국내 택배사 송장 조회 도구다. 학습 데이터가 아니라 운영 중 실시간 호출용 도구이므로 전처리 결과물이 비어 있는 것이 정상이다.</w:t>
-      </w:r>
-    </w:p>
-    <w:p>
-      <w:pPr>
-        <w:widowControl w:val="0"/>
-        <w:spacing w:after="60" w:line="264" w:lineRule="auto"/>
-        <w:ind w:left="720"/>
-        <w:jc w:val="both"/>
-      </w:pPr>
-      <w:r>
-        <w:rPr>
-          <w:rFonts w:ascii="Malgun Gothic" w:cs="Malgun Gothic" w:eastAsia="Malgun Gothic" w:hAnsi="Malgun Gothic"/>
-          <w:b w:val="1"/>
-          <w:bCs w:val="1"/>
-          <w:sz w:val="20"/>
-          <w:szCs w:val="20"/>
-          <w:rtl w:val="0"/>
-        </w:rPr>
-        <w:t xml:space="preserve">3) 고객 문의 데이터. 코어 1 RAG 지식 재료가 된다</w:t>
-      </w:r>
-    </w:p>
-    <w:p>
-      <w:pPr>
-        <w:widowControl w:val="0"/>
-        <w:spacing w:after="60" w:line="264" w:lineRule="auto"/>
-        <w:ind w:left="1080"/>
-        <w:jc w:val="both"/>
-      </w:pPr>
-      <w:r>
-        <w:rPr>
-          <w:rFonts w:ascii="Malgun Gothic" w:cs="Malgun Gothic" w:eastAsia="Malgun Gothic" w:hAnsi="Malgun Gothic"/>
-          <w:sz w:val="20"/>
-          <w:szCs w:val="20"/>
-          <w:rtl w:val="0"/>
-        </w:rPr>
-        <w:t xml:space="preserve">- voc 폴더. 공개된 고객 문의와 응대 데이터다. 지식 문서 색인과 골든셋 작성에 쓴다.</w:t>
-      </w:r>
-    </w:p>
-    <w:p>
-      <w:pPr>
-        <w:widowControl w:val="0"/>
-        <w:spacing w:after="60" w:line="264" w:lineRule="auto"/>
-        <w:ind w:left="720"/>
-        <w:jc w:val="both"/>
-      </w:pPr>
-      <w:r>
-        <w:rPr>
-          <w:rFonts w:ascii="Malgun Gothic" w:cs="Malgun Gothic" w:eastAsia="Malgun Gothic" w:hAnsi="Malgun Gothic"/>
-          <w:b w:val="1"/>
-          <w:bCs w:val="1"/>
-          <w:sz w:val="20"/>
-          <w:szCs w:val="20"/>
-          <w:rtl w:val="0"/>
-        </w:rPr>
-        <w:t xml:space="preserve">4) 번역. 다국어 응대 검토용</w:t>
-      </w:r>
-    </w:p>
-    <w:p>
-      <w:pPr>
-        <w:widowControl w:val="0"/>
-        <w:spacing w:after="60" w:line="264" w:lineRule="auto"/>
-        <w:ind w:left="1080"/>
-        <w:jc w:val="both"/>
-      </w:pPr>
-      <w:r>
-        <w:rPr>
-          <w:rFonts w:ascii="Malgun Gothic" w:cs="Malgun Gothic" w:eastAsia="Malgun Gothic" w:hAnsi="Malgun Gothic"/>
-          <w:sz w:val="20"/>
-          <w:szCs w:val="20"/>
-          <w:rtl w:val="0"/>
-        </w:rPr>
-        <w:t xml:space="preserve">- mt 폴더. 번역 성능 비교 자료다.</w:t>
-      </w:r>
-    </w:p>
-    <w:p>
-      <w:pPr>
-        <w:widowControl w:val="0"/>
-        <w:spacing w:after="60" w:line="264" w:lineRule="auto"/>
-        <w:ind w:left="720"/>
-        <w:jc w:val="both"/>
-      </w:pPr>
-      <w:r>
-        <w:rPr>
-          <w:rFonts w:ascii="Malgun Gothic" w:cs="Malgun Gothic" w:eastAsia="Malgun Gothic" w:hAnsi="Malgun Gothic"/>
-          <w:b w:val="1"/>
-          <w:bCs w:val="1"/>
-          <w:sz w:val="20"/>
-          <w:szCs w:val="20"/>
-          <w:rtl w:val="0"/>
-        </w:rPr>
-        <w:t xml:space="preserve">5) 검증 쇼핑몰. 준비 중</w:t>
-      </w:r>
-    </w:p>
-    <w:p>
-      <w:pPr>
-        <w:widowControl w:val="0"/>
-        <w:spacing w:after="60" w:line="264" w:lineRule="auto"/>
-        <w:ind w:left="720"/>
-        <w:jc w:val="both"/>
-      </w:pPr>
-      <w:r>
-        <w:rPr>
-          <w:rFonts w:ascii="Malgun Gothic" w:cs="Malgun Gothic" w:eastAsia="Malgun Gothic" w:hAnsi="Malgun Gothic"/>
-          <w:sz w:val="20"/>
-          <w:szCs w:val="20"/>
-          <w:rtl w:val="0"/>
-        </w:rPr>
-        <w:t xml:space="preserve">주문과 반품 시나리오를 실제로 확인할 검증 쇼핑몰을 준비하고 있다. 사이트가 열리면 그곳에서 주문과 반품 흐름을 확인할 계획이다. 지금은 준비 중이므로 확보된 데이터로 단정하지 않는다.</w:t>
-      </w:r>
-    </w:p>
-    <w:p>
-      <w:pPr>
-        <w:widowControl w:val="0"/>
-        <w:spacing w:after="60" w:line="264" w:lineRule="auto"/>
-        <w:ind w:left="720"/>
-        <w:jc w:val="both"/>
-      </w:pPr>
-      <w:r>
-        <w:rPr>
-          <w:rFonts w:ascii="Malgun Gothic" w:cs="Malgun Gothic" w:eastAsia="Malgun Gothic" w:hAnsi="Malgun Gothic"/>
-          <w:b w:val="1"/>
-          <w:bCs w:val="1"/>
-          <w:sz w:val="20"/>
-          <w:szCs w:val="20"/>
-          <w:rtl w:val="0"/>
-        </w:rPr>
-        <w:t xml:space="preserve">학습 데이터 두 트랙</w:t>
-      </w:r>
-    </w:p>
-    <w:p>
-      <w:pPr>
-        <w:widowControl w:val="0"/>
-        <w:spacing w:after="60" w:line="264" w:lineRule="auto"/>
-        <w:ind w:left="1080"/>
-        <w:jc w:val="both"/>
-      </w:pPr>
-      <w:r>
-        <w:rPr>
-          <w:rFonts w:ascii="Malgun Gothic" w:cs="Malgun Gothic" w:eastAsia="Malgun Gothic" w:hAnsi="Malgun Gothic"/>
-          <w:sz w:val="20"/>
-          <w:szCs w:val="20"/>
-          <w:rtl w:val="0"/>
-        </w:rPr>
-        <w:t xml:space="preserve">- 도메인 사실 트랙. 실제 스마트스토어 주문, 반품, 취소, 교환, 리뷰 데이터다. 원문이나 개인정보는 문서에 옮기지 않는다.</w:t>
-      </w:r>
-    </w:p>
-    <w:p>
-      <w:pPr>
-        <w:widowControl w:val="0"/>
-        <w:spacing w:after="60" w:line="264" w:lineRule="auto"/>
-        <w:ind w:left="1080"/>
-        <w:jc w:val="both"/>
-      </w:pPr>
-      <w:r>
-        <w:rPr>
-          <w:rFonts w:ascii="Malgun Gothic" w:cs="Malgun Gothic" w:eastAsia="Malgun Gothic" w:hAnsi="Malgun Gothic"/>
-          <w:sz w:val="20"/>
-          <w:szCs w:val="20"/>
-          <w:rtl w:val="0"/>
-        </w:rPr>
-        <w:t xml:space="preserve">- 표현과 의도 트랙. 공개 고객지원 데이터로 문장 다양성과 의도 표현을 보강한다. 이 트랙으로 주문, 가격, 환불 같은 사실을 주입하지 않는다.</w:t>
-      </w:r>
-    </w:p>
-    <w:p>
-      <w:pPr>
-        <w:widowControl w:val="0"/>
-        <w:spacing w:after="60" w:line="264" w:lineRule="auto"/>
-        <w:ind w:left="1080"/>
-        <w:jc w:val="both"/>
-      </w:pPr>
-      <w:r>
-        <w:rPr>
-          <w:rFonts w:ascii="Malgun Gothic" w:cs="Malgun Gothic" w:eastAsia="Malgun Gothic" w:hAnsi="Malgun Gothic"/>
-          <w:sz w:val="20"/>
-          <w:szCs w:val="20"/>
-          <w:rtl w:val="0"/>
-        </w:rPr>
-        <w:t xml:space="preserve">- 라이선스가 확인되지 않은 데이터셋은 확인 전까지 사용하지 않는다.</w:t>
-      </w:r>
-    </w:p>
-    <w:p>
-      <w:pPr>
-        <w:widowControl w:val="0"/>
-        <w:spacing w:after="60" w:line="264" w:lineRule="auto"/>
-        <w:ind w:left="720"/>
-        <w:jc w:val="both"/>
-      </w:pPr>
-      <w:r>
-        <w:rPr>
-          <w:rFonts w:ascii="Malgun Gothic" w:cs="Malgun Gothic" w:eastAsia="Malgun Gothic" w:hAnsi="Malgun Gothic"/>
-          <w:b w:val="1"/>
-          <w:bCs w:val="1"/>
-          <w:sz w:val="20"/>
-          <w:szCs w:val="20"/>
-          <w:rtl w:val="0"/>
-        </w:rPr>
-        <w:t xml:space="preserve">개인정보 처리</w:t>
-      </w:r>
-    </w:p>
-    <w:p>
-      <w:pPr>
-        <w:widowControl w:val="0"/>
-        <w:spacing w:after="60" w:line="264" w:lineRule="auto"/>
-        <w:ind w:left="720"/>
-        <w:jc w:val="both"/>
-      </w:pPr>
-      <w:r>
-        <w:rPr>
-          <w:rFonts w:ascii="Malgun Gothic" w:cs="Malgun Gothic" w:eastAsia="Malgun Gothic" w:hAnsi="Malgun Gothic"/>
-          <w:sz w:val="20"/>
-          <w:szCs w:val="20"/>
-          <w:rtl w:val="0"/>
-        </w:rPr>
-        <w:t xml:space="preserve">raw 폴더와 processed 폴더는 본인의 실제 구매 기록을 담고 있어 git에 올리지 않는다. 스크립트, 스키마, REPORT.md만 올린다. 배포용 압축본도 같은 규칙으로 제외한다.</w:t>
-      </w:r>
-    </w:p>
-    <w:p>
-      <w:pPr>
-        <w:widowControl w:val="0"/>
-        <w:spacing w:after="60" w:line="264" w:lineRule="auto"/>
-        <w:ind w:left="720"/>
-        <w:jc w:val="both"/>
-      </w:pPr>
-      <w:r>
-        <w:rPr>
-          <w:rFonts w:ascii="Malgun Gothic" w:cs="Malgun Gothic" w:eastAsia="Malgun Gothic" w:hAnsi="Malgun Gothic"/>
-          <w:b w:val="1"/>
-          <w:bCs w:val="1"/>
-          <w:sz w:val="20"/>
-          <w:szCs w:val="20"/>
-          <w:rtl w:val="0"/>
-        </w:rPr>
-        <w:t xml:space="preserve">지금 상태를 숨기지 않는다</w:t>
-      </w:r>
-    </w:p>
-    <w:p>
-      <w:pPr>
-        <w:jc w:val="center"/>
-        <w:spacing w:before="120" w:after="60"/>
-      </w:pPr>
-      <w:r>
-        <w:rPr>
-          <w:noProof/>
-        </w:rPr>
-        <w:drawing>
-          <wp:inline xmlns:wp="http://schemas.openxmlformats.org/drawingml/2006/wordprocessingDrawing" distT="0" distB="0" distL="0" distR="0">
-            <wp:extent cx="5120640" cy="2454923"/>
-            <wp:effectExtent l="0" t="0" r="0" b="0"/>
-            <wp:docPr id="909" name="그림 9"/>
-            <a:graphic xmlns:a="http://schemas.openxmlformats.org/drawingml/2006/main">
-              <a:graphicData uri="http://schemas.openxmlformats.org/drawingml/2006/picture">
-                <pic:pic xmlns:pic="http://schemas.openxmlformats.org/drawingml/2006/picture">
-                  <pic:nvPicPr>
-                    <pic:cNvPr id="909" name="그림 9"/>
-                    <pic:cNvPicPr/>
-                  </pic:nvPicPr>
-                  <pic:blipFill>
-                    <a:blip xmlns:r="http://schemas.openxmlformats.org/officeDocument/2006/relationships" r:embed="rIdIMG509"/>
-                    <a:stretch>
-                      <a:fillRect/>
-                    </a:stretch>
-                  </pic:blipFill>
-                  <pic:spPr>
-                    <a:xfrm>
-                      <a:off x="0" y="0"/>
                       <a:ext cx="5120640" cy="2454923"/>
                     </a:xfrm>
                     <a:prstGeom prst="rect">
@@ -3695,7 +3585,7 @@
           <w:color w:val="595959"/>
           <w:rtl w:val="0"/>
         </w:rPr>
-        <w:t xml:space="preserve">그림 9. 데이터 수집 현황. 못 가져온 부분을 0으로 채우지 않고 그대로 표시했다.</w:t>
+        <w:t xml:space="preserve">그림 8. 데이터 수집 현황. 못 가져온 부분을 0으로 채우지 않고 그대로 표시했다.</w:t>
       </w:r>
     </w:p>
     <w:p>

--- a/program/산출물양식/[기획] 프로젝트 기획서_A-COPilot.docx
+++ b/program/산출물양식/[기획] 프로젝트 기획서_A-COPilot.docx
@@ -3159,7 +3159,7 @@
         </w:rPr>
         <w:drawing>
           <wp:inline xmlns:wp="http://schemas.openxmlformats.org/drawingml/2006/wordprocessingDrawing" distT="0" distB="0" distL="0" distR="0">
-            <wp:extent cx="5852160" cy="2439467"/>
+            <wp:extent cx="5852160" cy="2772412"/>
             <wp:effectExtent l="0" t="0" r="0" b="0"/>
             <wp:docPr id="907" name="그림 7"/>
             <a:graphic xmlns:a="http://schemas.openxmlformats.org/drawingml/2006/main">
@@ -3178,7 +3178,7 @@
                   <pic:spPr>
                     <a:xfrm>
                       <a:off x="0" y="0"/>
-                      <a:ext cx="5852160" cy="2439467"/>
+                      <a:ext cx="5852160" cy="2772412"/>
                     </a:xfrm>
                     <a:prstGeom prst="rect">
                       <a:avLst/>

--- a/program/산출물양식/[기획] 프로젝트 기획서_A-COPilot.docx
+++ b/program/산출물양식/[기획] 프로젝트 기획서_A-COPilot.docx
@@ -3526,6 +3526,161 @@
           <w:szCs w:val="20"/>
           <w:rtl w:val="0"/>
         </w:rPr>
+        <w:t xml:space="preserve">팀 합본 네 파일</w:t>
+      </w:r>
+    </w:p>
+    <w:p>
+      <w:pPr>
+        <w:widowControl w:val="0"/>
+        <w:spacing w:after="60" w:line="264" w:lineRule="auto"/>
+        <w:ind w:left="720"/>
+        <w:jc w:val="both"/>
+      </w:pPr>
+      <w:r>
+        <w:rPr>
+          <w:rFonts w:ascii="Malgun Gothic" w:cs="Malgun Gothic" w:eastAsia="Malgun Gothic" w:hAnsi="Malgun Gothic"/>
+          <w:sz w:val="20"/>
+          <w:szCs w:val="20"/>
+          <w:rtl w:val="0"/>
+        </w:rPr>
+        <w:t xml:space="preserve">팀원들이 각자 자기 계정에서 모은 것을 쇼핑몰별로 합쳐 네 파일로 둔다. 합계 5,773행이며 자리는 datasets/commerce/_dist 다.</w:t>
+      </w:r>
+    </w:p>
+    <w:p>
+      <w:pPr>
+        <w:widowControl w:val="0"/>
+        <w:spacing w:after="60" w:line="264" w:lineRule="auto"/>
+        <w:ind w:left="1080"/>
+        <w:jc w:val="both"/>
+      </w:pPr>
+      <w:r>
+        <w:rPr>
+          <w:rFonts w:ascii="Malgun Gothic" w:cs="Malgun Gothic" w:eastAsia="Malgun Gothic" w:hAnsi="Malgun Gothic"/>
+          <w:sz w:val="20"/>
+          <w:szCs w:val="20"/>
+          <w:rtl w:val="0"/>
+        </w:rPr>
+        <w:t xml:space="preserve">- 네이버 주문 270행</w:t>
+      </w:r>
+    </w:p>
+    <w:p>
+      <w:pPr>
+        <w:widowControl w:val="0"/>
+        <w:spacing w:after="60" w:line="264" w:lineRule="auto"/>
+        <w:ind w:left="1080"/>
+        <w:jc w:val="both"/>
+      </w:pPr>
+      <w:r>
+        <w:rPr>
+          <w:rFonts w:ascii="Malgun Gothic" w:cs="Malgun Gothic" w:eastAsia="Malgun Gothic" w:hAnsi="Malgun Gothic"/>
+          <w:sz w:val="20"/>
+          <w:szCs w:val="20"/>
+          <w:rtl w:val="0"/>
+        </w:rPr>
+        <w:t xml:space="preserve">- 쿠팡 주문 3,483행</w:t>
+      </w:r>
+    </w:p>
+    <w:p>
+      <w:pPr>
+        <w:widowControl w:val="0"/>
+        <w:spacing w:after="60" w:line="264" w:lineRule="auto"/>
+        <w:ind w:left="1080"/>
+        <w:jc w:val="both"/>
+      </w:pPr>
+      <w:r>
+        <w:rPr>
+          <w:rFonts w:ascii="Malgun Gothic" w:cs="Malgun Gothic" w:eastAsia="Malgun Gothic" w:hAnsi="Malgun Gothic"/>
+          <w:sz w:val="20"/>
+          <w:szCs w:val="20"/>
+          <w:rtl w:val="0"/>
+        </w:rPr>
+        <w:t xml:space="preserve">- 네이버 택배 배송 238행</w:t>
+      </w:r>
+    </w:p>
+    <w:p>
+      <w:pPr>
+        <w:widowControl w:val="0"/>
+        <w:spacing w:after="60" w:line="264" w:lineRule="auto"/>
+        <w:ind w:left="1080"/>
+        <w:jc w:val="both"/>
+      </w:pPr>
+      <w:r>
+        <w:rPr>
+          <w:rFonts w:ascii="Malgun Gothic" w:cs="Malgun Gothic" w:eastAsia="Malgun Gothic" w:hAnsi="Malgun Gothic"/>
+          <w:sz w:val="20"/>
+          <w:szCs w:val="20"/>
+          <w:rtl w:val="0"/>
+        </w:rPr>
+        <w:t xml:space="preserve">- 쿠팡 택배 배송 1,782행</w:t>
+      </w:r>
+    </w:p>
+    <w:p>
+      <w:pPr>
+        <w:widowControl w:val="0"/>
+        <w:spacing w:after="60" w:line="264" w:lineRule="auto"/>
+        <w:ind w:left="720"/>
+        <w:jc w:val="both"/>
+      </w:pPr>
+      <w:r>
+        <w:rPr>
+          <w:rFonts w:ascii="Malgun Gothic" w:cs="Malgun Gothic" w:eastAsia="Malgun Gothic" w:hAnsi="Malgun Gothic"/>
+          <w:sz w:val="20"/>
+          <w:szCs w:val="20"/>
+          <w:rtl w:val="0"/>
+        </w:rPr>
+        <w:t xml:space="preserve">배송을 쇼핑몰별로 나눈 것은 두 쪽의 레코드 모양이 다르기 때문이다. 네이버는 택배 조회 응답이고 쿠팡은 자사 배송 데이터라 필드가 겹치지 않는다. 한 파일에 섞으면 읽는 쪽이 매번 갈라야 하고 없는 필드를 있는 줄 알고 쓴다.</w:t>
+      </w:r>
+    </w:p>
+    <w:p>
+      <w:pPr>
+        <w:widowControl w:val="0"/>
+        <w:spacing w:after="60" w:line="264" w:lineRule="auto"/>
+        <w:ind w:left="720"/>
+        <w:jc w:val="both"/>
+      </w:pPr>
+      <w:r>
+        <w:rPr>
+          <w:rFonts w:ascii="Malgun Gothic" w:cs="Malgun Gothic" w:eastAsia="Malgun Gothic" w:hAnsi="Malgun Gothic"/>
+          <w:sz w:val="20"/>
+          <w:szCs w:val="20"/>
+          <w:rtl w:val="0"/>
+        </w:rPr>
+        <w:t xml:space="preserve">행마다 누가 낸 것인지, 어느 파일에서 왔는지를 함께 적는다. 합치고 나면 그것을 알 방법이 없어 한 사람 것만 빼거나 다시 대조할 수 없게 된다.</w:t>
+      </w:r>
+    </w:p>
+    <w:p>
+      <w:pPr>
+        <w:widowControl w:val="0"/>
+        <w:spacing w:after="60" w:line="264" w:lineRule="auto"/>
+        <w:ind w:left="720"/>
+        <w:jc w:val="both"/>
+      </w:pPr>
+      <w:r>
+        <w:rPr>
+          <w:rFonts w:ascii="Malgun Gothic" w:cs="Malgun Gothic" w:eastAsia="Malgun Gothic" w:hAnsi="Malgun Gothic"/>
+          <w:sz w:val="20"/>
+          <w:szCs w:val="20"/>
+          <w:rtl w:val="0"/>
+        </w:rPr>
+        <w:t xml:space="preserve">쿠팡 주문의 배송 요청사항 자유입력은 가려서 낸다. 공동현관 비밀번호는 쿠팡이 가려 보내지만 이 자유입력은 가려지지 않아 집 열쇠 위치가 51행 들어 있었다. 무엇을 가렸는지는 행마다 이름으로 남긴다. 원본이 필요하면 같은 폴더의 제출본 압축본을 본다.</w:t>
+      </w:r>
+    </w:p>
+    <w:p>
+      <w:pPr>
+        <w:widowControl w:val="0"/>
+        <w:spacing w:after="60" w:line="264" w:lineRule="auto"/>
+        <w:ind w:left="720"/>
+        <w:jc w:val="both"/>
+      </w:pPr>
+      <w:r>
+        <w:rPr>
+          <w:rFonts w:ascii="Malgun Gothic" w:cs="Malgun Gothic" w:eastAsia="Malgun Gothic" w:hAnsi="Malgun Gothic"/>
+          <w:b w:val="1"/>
+          <w:bCs w:val="1"/>
+          <w:sz w:val="20"/>
+          <w:szCs w:val="20"/>
+          <w:rtl w:val="0"/>
+        </w:rPr>
         <w:t xml:space="preserve">지금 상태를 숨기지 않는다</w:t>
       </w:r>
     </w:p>
@@ -3540,7 +3695,7 @@
         </w:rPr>
         <w:drawing>
           <wp:inline xmlns:wp="http://schemas.openxmlformats.org/drawingml/2006/wordprocessingDrawing" distT="0" distB="0" distL="0" distR="0">
-            <wp:extent cx="5120640" cy="2454923"/>
+            <wp:extent cx="5120640" cy="2405425"/>
             <wp:effectExtent l="0" t="0" r="0" b="0"/>
             <wp:docPr id="908" name="그림 8"/>
             <a:graphic xmlns:a="http://schemas.openxmlformats.org/drawingml/2006/main">
@@ -3559,7 +3714,7 @@
                   <pic:spPr>
                     <a:xfrm>
                       <a:off x="0" y="0"/>
-                      <a:ext cx="5120640" cy="2454923"/>
+                      <a:ext cx="5120640" cy="2405425"/>
                     </a:xfrm>
                     <a:prstGeom prst="rect">
                       <a:avLst/>
@@ -3602,41 +3757,58 @@
           <w:szCs w:val="20"/>
           <w:rtl w:val="0"/>
         </w:rPr>
-        <w:t xml:space="preserve">- 네이버 주문 기록은 실제 72건 중 68건만 수집됐다. 4건 누락이 남아 있고 원인을 분석 중이다.</w:t>
-      </w:r>
-    </w:p>
-    <w:p>
-      <w:pPr>
-        <w:widowControl w:val="0"/>
-        <w:spacing w:after="60" w:line="264" w:lineRule="auto"/>
-        <w:ind w:left="1080"/>
-        <w:jc w:val="both"/>
-      </w:pPr>
-      <w:r>
-        <w:rPr>
-          <w:rFonts w:ascii="Malgun Gothic" w:cs="Malgun Gothic" w:eastAsia="Malgun Gothic" w:hAnsi="Malgun Gothic"/>
-          <w:sz w:val="20"/>
-          <w:szCs w:val="20"/>
-          <w:rtl w:val="0"/>
-        </w:rPr>
-        <w:t xml:space="preserve">- 택배 조회는 58건을 질의해 13건만 이력이 나왔다. 오래된 송장번호는 6개월에서 12개월 뒤 조회가 막히기 때문이다.</w:t>
-      </w:r>
-    </w:p>
-    <w:p>
-      <w:pPr>
-        <w:widowControl w:val="0"/>
-        <w:spacing w:after="60" w:line="264" w:lineRule="auto"/>
-        <w:ind w:left="1080"/>
-        <w:jc w:val="both"/>
-      </w:pPr>
-      <w:r>
-        <w:rPr>
-          <w:rFonts w:ascii="Malgun Gothic" w:cs="Malgun Gothic" w:eastAsia="Malgun Gothic" w:hAnsi="Malgun Gothic"/>
-          <w:sz w:val="20"/>
-          <w:szCs w:val="20"/>
-          <w:rtl w:val="0"/>
-        </w:rPr>
-        <w:t xml:space="preserve">- VOC 5종 데이터셋 약 681MB의 전처리가 아직 남아 있다.</w:t>
+        <w:t xml:space="preserve">- 네이버 주문 기록은 팀원 4명이 각자 자기 계정에서 모아 270건이다. 다만 첫 수집분에서 실제 72건 중 68건만 받아온 결함이 확인됐고 아직 안 고쳤다. 같은 크롤러로 받은 나머지 3명분에도 같은 누락이 있을 수 있다.</w:t>
+      </w:r>
+    </w:p>
+    <w:p>
+      <w:pPr>
+        <w:widowControl w:val="0"/>
+        <w:spacing w:after="60" w:line="264" w:lineRule="auto"/>
+        <w:ind w:left="1080"/>
+        <w:jc w:val="both"/>
+      </w:pPr>
+      <w:r>
+        <w:rPr>
+          <w:rFonts w:ascii="Malgun Gothic" w:cs="Malgun Gothic" w:eastAsia="Malgun Gothic" w:hAnsi="Malgun Gothic"/>
+          <w:sz w:val="20"/>
+          <w:szCs w:val="20"/>
+          <w:rtl w:val="0"/>
+        </w:rPr>
+        <w:t xml:space="preserve">- 택배 조회는 팀원 5명이 모아 네이버 조회분 238건을 질의했고 이력이 나온 것은 50건이다. 오래된 송장번호는 6개월에서 12개월 뒤 조회가 막히기 때문이다. 이력이 없는 건도 실패로 세고 분모에서 빼지 않는다.</w:t>
+      </w:r>
+    </w:p>
+    <w:p>
+      <w:pPr>
+        <w:widowControl w:val="0"/>
+        <w:spacing w:after="60" w:line="264" w:lineRule="auto"/>
+        <w:ind w:left="1080"/>
+        <w:jc w:val="both"/>
+      </w:pPr>
+      <w:r>
+        <w:rPr>
+          <w:rFonts w:ascii="Malgun Gothic" w:cs="Malgun Gothic" w:eastAsia="Malgun Gothic" w:hAnsi="Malgun Gothic"/>
+          <w:sz w:val="20"/>
+          <w:szCs w:val="20"/>
+          <w:rtl w:val="0"/>
+        </w:rPr>
+        <w:t xml:space="preserve">- 합본은 만들었지만 데이터셋 폴더의 processed 를 다시 만드는 일은 남아 있다. 지금 processed 는 첫 수집분 기준이다.</w:t>
+      </w:r>
+    </w:p>
+    <w:p>
+      <w:pPr>
+        <w:widowControl w:val="0"/>
+        <w:spacing w:after="60" w:line="264" w:lineRule="auto"/>
+        <w:ind w:left="1080"/>
+        <w:jc w:val="both"/>
+      </w:pPr>
+      <w:r>
+        <w:rPr>
+          <w:rFonts w:ascii="Malgun Gothic" w:cs="Malgun Gothic" w:eastAsia="Malgun Gothic" w:hAnsi="Malgun Gothic"/>
+          <w:sz w:val="20"/>
+          <w:szCs w:val="20"/>
+          <w:rtl w:val="0"/>
+        </w:rPr>
+        <w:t xml:space="preserve">- VOC 공개 데이터는 9종을 받아 5종의 전처리를 마쳤고 4종 924MB가 남아 있다.</w:t>
       </w:r>
     </w:p>
     <w:p>

--- a/program/산출물양식/[기획] 프로젝트 기획서_A-COPilot.docx
+++ b/program/산출물양식/[기획] 프로젝트 기획서_A-COPilot.docx
@@ -3695,7 +3695,7 @@
         </w:rPr>
         <w:drawing>
           <wp:inline xmlns:wp="http://schemas.openxmlformats.org/drawingml/2006/wordprocessingDrawing" distT="0" distB="0" distL="0" distR="0">
-            <wp:extent cx="5120640" cy="2405425"/>
+            <wp:extent cx="5669280" cy="2577427"/>
             <wp:effectExtent l="0" t="0" r="0" b="0"/>
             <wp:docPr id="908" name="그림 8"/>
             <a:graphic xmlns:a="http://schemas.openxmlformats.org/drawingml/2006/main">
@@ -3714,7 +3714,7 @@
                   <pic:spPr>
                     <a:xfrm>
                       <a:off x="0" y="0"/>
-                      <a:ext cx="5120640" cy="2405425"/>
+                      <a:ext cx="5669280" cy="2577427"/>
                     </a:xfrm>
                     <a:prstGeom prst="rect">
                       <a:avLst/>
@@ -3740,7 +3740,7 @@
           <w:color w:val="595959"/>
           <w:rtl w:val="0"/>
         </w:rPr>
-        <w:t xml:space="preserve">그림 8. 데이터 수집 현황. 못 가져온 부분을 0으로 채우지 않고 그대로 표시했다.</w:t>
+        <w:t xml:space="preserve">그림 8. 데이터 수집 현황. 위 네 분류와 같은 값이다. 못 가져온 부분을 0으로 채우지 않고 그대로 표시했다. 이력 없음의 뜻은 두 쇼핑몰이 다르다. 네이버는 송장이 오래돼 택배사 조회가 막힌 것이고 쿠팡은 단계별 이력이 비어 상태 문구만 남은 것이다.</w:t>
       </w:r>
     </w:p>
     <w:p>

--- a/program/산출물양식/[기획] 프로젝트 기획서_A-COPilot.docx
+++ b/program/산출물양식/[기획] 프로젝트 기획서_A-COPilot.docx
@@ -2439,7 +2439,7 @@
         </w:rPr>
         <w:drawing>
           <wp:inline xmlns:wp="http://schemas.openxmlformats.org/drawingml/2006/wordprocessingDrawing" distT="0" distB="0" distL="0" distR="0">
-            <wp:extent cx="5852160" cy="2718976"/>
+            <wp:extent cx="5852160" cy="3450017"/>
             <wp:effectExtent l="0" t="0" r="0" b="0"/>
             <wp:docPr id="906" name="그림 6"/>
             <a:graphic xmlns:a="http://schemas.openxmlformats.org/drawingml/2006/main">
@@ -2458,7 +2458,7 @@
                   <pic:spPr>
                     <a:xfrm>
                       <a:off x="0" y="0"/>
-                      <a:ext cx="5852160" cy="2718976"/>
+                      <a:ext cx="5852160" cy="3450017"/>
                     </a:xfrm>
                     <a:prstGeom prst="rect">
                       <a:avLst/>

--- a/program/산출물양식/[기획] 프로젝트 기획서_A-COPilot.docx
+++ b/program/산출물양식/[기획] 프로젝트 기획서_A-COPilot.docx
@@ -788,6 +788,7 @@
     </w:p>
     <w:p>
       <w:pPr>
+        <w:pStyle w:val="Heading1"/>
         <w:widowControl w:val="0"/>
         <w:numPr>
           <w:ilvl w:val="0"/>
@@ -801,11 +802,6 @@
         </w:rPr>
       </w:pPr>
       <w:r>
-        <w:rPr>
-          <w:rFonts w:ascii="Arial Unicode MS" w:cs="Arial Unicode MS" w:eastAsia="Arial Unicode MS" w:hAnsi="Arial Unicode MS"/>
-          <w:color w:val="0000ff"/>
-          <w:rtl w:val="0"/>
-        </w:rPr>
         <w:t xml:space="preserve">프로젝트 주제</w:t>
       </w:r>
     </w:p>
@@ -923,20 +919,13 @@
     </w:p>
     <w:p>
       <w:pPr>
+        <w:pStyle w:val="Heading2"/>
         <w:widowControl w:val="0"/>
         <w:spacing w:after="60" w:line="264" w:lineRule="auto"/>
         <w:ind w:left="720"/>
         <w:jc w:val="both"/>
       </w:pPr>
       <w:r>
-        <w:rPr>
-          <w:rFonts w:ascii="Malgun Gothic" w:cs="Malgun Gothic" w:eastAsia="Malgun Gothic" w:hAnsi="Malgun Gothic"/>
-          <w:b w:val="1"/>
-          <w:bCs w:val="1"/>
-          <w:sz w:val="20"/>
-          <w:szCs w:val="20"/>
-          <w:rtl w:val="0"/>
-        </w:rPr>
         <w:t xml:space="preserve">제공 형태</w:t>
       </w:r>
     </w:p>
@@ -959,20 +948,13 @@
     </w:p>
     <w:p>
       <w:pPr>
+        <w:pStyle w:val="Heading2"/>
         <w:widowControl w:val="0"/>
         <w:spacing w:after="60" w:line="264" w:lineRule="auto"/>
         <w:ind w:left="720"/>
         <w:jc w:val="both"/>
       </w:pPr>
       <w:r>
-        <w:rPr>
-          <w:rFonts w:ascii="Malgun Gothic" w:cs="Malgun Gothic" w:eastAsia="Malgun Gothic" w:hAnsi="Malgun Gothic"/>
-          <w:b w:val="1"/>
-          <w:bCs w:val="1"/>
-          <w:sz w:val="20"/>
-          <w:szCs w:val="20"/>
-          <w:rtl w:val="0"/>
-        </w:rPr>
         <w:t xml:space="preserve">소비자 접점</w:t>
       </w:r>
     </w:p>
@@ -995,20 +977,13 @@
     </w:p>
     <w:p>
       <w:pPr>
+        <w:pStyle w:val="Heading2"/>
         <w:widowControl w:val="0"/>
         <w:spacing w:after="60" w:line="264" w:lineRule="auto"/>
         <w:ind w:left="720"/>
         <w:jc w:val="both"/>
       </w:pPr>
       <w:r>
-        <w:rPr>
-          <w:rFonts w:ascii="Malgun Gothic" w:cs="Malgun Gothic" w:eastAsia="Malgun Gothic" w:hAnsi="Malgun Gothic"/>
-          <w:b w:val="1"/>
-          <w:bCs w:val="1"/>
-          <w:sz w:val="20"/>
-          <w:szCs w:val="20"/>
-          <w:rtl w:val="0"/>
-        </w:rPr>
         <w:t xml:space="preserve">처리 구조</w:t>
       </w:r>
     </w:p>
@@ -1031,20 +1006,13 @@
     </w:p>
     <w:p>
       <w:pPr>
+        <w:pStyle w:val="Heading2"/>
         <w:widowControl w:val="0"/>
         <w:spacing w:after="60" w:line="264" w:lineRule="auto"/>
         <w:ind w:left="720"/>
         <w:jc w:val="both"/>
       </w:pPr>
       <w:r>
-        <w:rPr>
-          <w:rFonts w:ascii="Malgun Gothic" w:cs="Malgun Gothic" w:eastAsia="Malgun Gothic" w:hAnsi="Malgun Gothic"/>
-          <w:b w:val="1"/>
-          <w:bCs w:val="1"/>
-          <w:sz w:val="20"/>
-          <w:szCs w:val="20"/>
-          <w:rtl w:val="0"/>
-        </w:rPr>
         <w:t xml:space="preserve">안전 경계</w:t>
       </w:r>
     </w:p>
@@ -1067,20 +1035,13 @@
     </w:p>
     <w:p>
       <w:pPr>
+        <w:pStyle w:val="Heading2"/>
         <w:widowControl w:val="0"/>
         <w:spacing w:after="60" w:line="264" w:lineRule="auto"/>
         <w:ind w:left="720"/>
         <w:jc w:val="both"/>
       </w:pPr>
       <w:r>
-        <w:rPr>
-          <w:rFonts w:ascii="Malgun Gothic" w:cs="Malgun Gothic" w:eastAsia="Malgun Gothic" w:hAnsi="Malgun Gothic"/>
-          <w:b w:val="1"/>
-          <w:bCs w:val="1"/>
-          <w:sz w:val="20"/>
-          <w:szCs w:val="20"/>
-          <w:rtl w:val="0"/>
-        </w:rPr>
         <w:t xml:space="preserve">검증</w:t>
       </w:r>
     </w:p>
@@ -1103,20 +1064,13 @@
     </w:p>
     <w:p>
       <w:pPr>
+        <w:pStyle w:val="Heading2"/>
         <w:widowControl w:val="0"/>
         <w:spacing w:after="60" w:line="264" w:lineRule="auto"/>
         <w:ind w:left="720"/>
         <w:jc w:val="both"/>
       </w:pPr>
       <w:r>
-        <w:rPr>
-          <w:rFonts w:ascii="Malgun Gothic" w:cs="Malgun Gothic" w:eastAsia="Malgun Gothic" w:hAnsi="Malgun Gothic"/>
-          <w:b w:val="1"/>
-          <w:bCs w:val="1"/>
-          <w:sz w:val="20"/>
-          <w:szCs w:val="20"/>
-          <w:rtl w:val="0"/>
-        </w:rPr>
         <w:t xml:space="preserve">운영</w:t>
       </w:r>
     </w:p>
@@ -1139,20 +1093,13 @@
     </w:p>
     <w:p>
       <w:pPr>
+        <w:pStyle w:val="Heading2"/>
         <w:widowControl w:val="0"/>
         <w:spacing w:after="60" w:line="264" w:lineRule="auto"/>
         <w:ind w:left="720"/>
         <w:jc w:val="both"/>
       </w:pPr>
       <w:r>
-        <w:rPr>
-          <w:rFonts w:ascii="Malgun Gothic" w:cs="Malgun Gothic" w:eastAsia="Malgun Gothic" w:hAnsi="Malgun Gothic"/>
-          <w:b w:val="1"/>
-          <w:bCs w:val="1"/>
-          <w:sz w:val="20"/>
-          <w:szCs w:val="20"/>
-          <w:rtl w:val="0"/>
-        </w:rPr>
         <w:t xml:space="preserve">배포</w:t>
       </w:r>
     </w:p>
@@ -1175,20 +1122,13 @@
     </w:p>
     <w:p>
       <w:pPr>
+        <w:pStyle w:val="Heading2"/>
         <w:widowControl w:val="0"/>
         <w:spacing w:after="60" w:line="264" w:lineRule="auto"/>
         <w:ind w:left="720"/>
         <w:jc w:val="both"/>
       </w:pPr>
       <w:r>
-        <w:rPr>
-          <w:rFonts w:ascii="Malgun Gothic" w:cs="Malgun Gothic" w:eastAsia="Malgun Gothic" w:hAnsi="Malgun Gothic"/>
-          <w:b w:val="1"/>
-          <w:bCs w:val="1"/>
-          <w:sz w:val="20"/>
-          <w:szCs w:val="20"/>
-          <w:rtl w:val="0"/>
-        </w:rPr>
         <w:t xml:space="preserve">지금 여는 범위와 앞으로 열 범위를 구분한다</w:t>
       </w:r>
     </w:p>
@@ -1211,6 +1151,7 @@
     </w:p>
     <w:p>
       <w:pPr>
+        <w:pStyle w:val="Heading1"/>
         <w:widowControl w:val="0"/>
         <w:numPr>
           <w:ilvl w:val="0"/>
@@ -1224,30 +1165,18 @@
         </w:rPr>
       </w:pPr>
       <w:r>
-        <w:rPr>
-          <w:rFonts w:ascii="Arial Unicode MS" w:cs="Arial Unicode MS" w:eastAsia="Arial Unicode MS" w:hAnsi="Arial Unicode MS"/>
-          <w:color w:val="0000ff"/>
-          <w:rtl w:val="0"/>
-        </w:rPr>
         <w:t xml:space="preserve">문제 정의</w:t>
       </w:r>
     </w:p>
     <w:p>
       <w:pPr>
+        <w:pStyle w:val="Heading2"/>
         <w:widowControl w:val="0"/>
         <w:spacing w:after="60" w:line="264" w:lineRule="auto"/>
         <w:ind w:left="720"/>
         <w:jc w:val="both"/>
       </w:pPr>
       <w:r>
-        <w:rPr>
-          <w:rFonts w:ascii="Malgun Gothic" w:cs="Malgun Gothic" w:eastAsia="Malgun Gothic" w:hAnsi="Malgun Gothic"/>
-          <w:b w:val="1"/>
-          <w:bCs w:val="1"/>
-          <w:sz w:val="20"/>
-          <w:szCs w:val="20"/>
-          <w:rtl w:val="0"/>
-        </w:rPr>
         <w:t xml:space="preserve">도입은 됐는데 작동하지 않는다</w:t>
       </w:r>
     </w:p>
@@ -1260,12 +1189,71 @@
       </w:pPr>
       <w:r>
         <w:rPr>
-          <w:rFonts w:ascii="Malgun Gothic" w:cs="Malgun Gothic" w:eastAsia="Malgun Gothic" w:hAnsi="Malgun Gothic"/>
-          <w:sz w:val="20"/>
-          <w:szCs w:val="20"/>
-          <w:rtl w:val="0"/>
-        </w:rPr>
-        <w:t xml:space="preserve">콜센터의 88퍼센트가 AI를 쓰지만 완전히 통합한 곳은 25퍼센트뿐이다 [D1]. Gartner는 2027년까지 agentic AI 프로젝트의 40퍼센트 이상이 폐기될 것으로 전망했고, 원인을 모델 실패가 아니라 운영화 실패로 봤다 [D2]. 벤더 데모의 자동화율은 90퍼센트를 넘지만 실제 프로덕션은 55에서 70퍼센트다 [D3].</w:t>
+          <w:rFonts w:ascii="Malgun Gothic" w:hAnsi="Malgun Gothic" w:eastAsia="Malgun Gothic" w:cs="Malgun Gothic"/>
+          <w:sz w:val="20"/>
+          <w:szCs w:val="20"/>
+        </w:rPr>
+        <w:t xml:space="preserve">콜센터의 88퍼센트가 AI를 쓰지만 완전히 통합한 곳은 25퍼센트뿐이다 [</w:t>
+      </w:r>
+      <w:hyperlink r:id="rId12">
+        <w:r>
+          <w:rPr>
+            <w:rFonts w:ascii="Malgun Gothic" w:hAnsi="Malgun Gothic" w:eastAsia="Malgun Gothic" w:cs="Malgun Gothic"/>
+            <w:u w:val="single"/>
+            <w:color w:val="1F4E9C"/>
+            <w:sz w:val="20"/>
+            <w:szCs w:val="20"/>
+          </w:rPr>
+          <w:t xml:space="preserve">D1</w:t>
+        </w:r>
+      </w:hyperlink>
+      <w:r>
+        <w:rPr>
+          <w:rFonts w:ascii="Malgun Gothic" w:hAnsi="Malgun Gothic" w:eastAsia="Malgun Gothic" w:cs="Malgun Gothic"/>
+          <w:sz w:val="20"/>
+          <w:szCs w:val="20"/>
+        </w:rPr>
+        <w:t xml:space="preserve">]. Gartner는 2027년까지 agentic AI 프로젝트의 40퍼센트 이상이 폐기될 것으로 전망했고, 원인을 모델 실패가 아니라 운영화 실패로 봤다 [</w:t>
+      </w:r>
+      <w:hyperlink r:id="rId13">
+        <w:r>
+          <w:rPr>
+            <w:rFonts w:ascii="Malgun Gothic" w:hAnsi="Malgun Gothic" w:eastAsia="Malgun Gothic" w:cs="Malgun Gothic"/>
+            <w:u w:val="single"/>
+            <w:color w:val="1F4E9C"/>
+            <w:sz w:val="20"/>
+            <w:szCs w:val="20"/>
+          </w:rPr>
+          <w:t xml:space="preserve">D2</w:t>
+        </w:r>
+      </w:hyperlink>
+      <w:r>
+        <w:rPr>
+          <w:rFonts w:ascii="Malgun Gothic" w:hAnsi="Malgun Gothic" w:eastAsia="Malgun Gothic" w:cs="Malgun Gothic"/>
+          <w:sz w:val="20"/>
+          <w:szCs w:val="20"/>
+        </w:rPr>
+        <w:t xml:space="preserve">]. 벤더 데모의 자동화율은 90퍼센트를 넘지만 실제 프로덕션은 55에서 70퍼센트다 [</w:t>
+      </w:r>
+      <w:hyperlink r:id="rId14">
+        <w:r>
+          <w:rPr>
+            <w:rFonts w:ascii="Malgun Gothic" w:hAnsi="Malgun Gothic" w:eastAsia="Malgun Gothic" w:cs="Malgun Gothic"/>
+            <w:u w:val="single"/>
+            <w:color w:val="1F4E9C"/>
+            <w:sz w:val="20"/>
+            <w:szCs w:val="20"/>
+          </w:rPr>
+          <w:t xml:space="preserve">D3</w:t>
+        </w:r>
+      </w:hyperlink>
+      <w:r>
+        <w:rPr>
+          <w:rFonts w:ascii="Malgun Gothic" w:hAnsi="Malgun Gothic" w:eastAsia="Malgun Gothic" w:cs="Malgun Gothic"/>
+          <w:sz w:val="20"/>
+          <w:szCs w:val="20"/>
+        </w:rPr>
+        <w:t xml:space="preserve">].</w:t>
       </w:r>
     </w:p>
     <w:p>
@@ -1329,20 +1317,13 @@
     </w:p>
     <w:p>
       <w:pPr>
+        <w:pStyle w:val="Heading2"/>
         <w:widowControl w:val="0"/>
         <w:spacing w:after="60" w:line="264" w:lineRule="auto"/>
         <w:ind w:left="720"/>
         <w:jc w:val="both"/>
       </w:pPr>
       <w:r>
-        <w:rPr>
-          <w:rFonts w:ascii="Malgun Gothic" w:cs="Malgun Gothic" w:eastAsia="Malgun Gothic" w:hAnsi="Malgun Gothic"/>
-          <w:b w:val="1"/>
-          <w:bCs w:val="1"/>
-          <w:sz w:val="20"/>
-          <w:szCs w:val="20"/>
-          <w:rtl w:val="0"/>
-        </w:rPr>
         <w:t xml:space="preserve">한 줄 파이프라인으로는 표현되지 않는 상황들</w:t>
       </w:r>
     </w:p>
@@ -1433,20 +1414,13 @@
     </w:p>
     <w:p>
       <w:pPr>
+        <w:pStyle w:val="Heading2"/>
         <w:widowControl w:val="0"/>
         <w:spacing w:after="60" w:line="264" w:lineRule="auto"/>
         <w:ind w:left="720"/>
         <w:jc w:val="both"/>
       </w:pPr>
       <w:r>
-        <w:rPr>
-          <w:rFonts w:ascii="Malgun Gothic" w:cs="Malgun Gothic" w:eastAsia="Malgun Gothic" w:hAnsi="Malgun Gothic"/>
-          <w:b w:val="1"/>
-          <w:bCs w:val="1"/>
-          <w:sz w:val="20"/>
-          <w:szCs w:val="20"/>
-          <w:rtl w:val="0"/>
-        </w:rPr>
         <w:t xml:space="preserve">이름만 에이전트인 구조</w:t>
       </w:r>
     </w:p>
@@ -1464,25 +1438,18 @@
           <w:szCs w:val="20"/>
           <w:rtl w:val="0"/>
         </w:rPr>
-        <w:t xml:space="preserve">LLM을 단계별로 여러 번 부르고 각 단계에 에이전트 이름을 붙이는 방식은 업무 책임과 권한이 실제로 나뉘어 있지 않다. 누가 무엇을 할 수 있는지 코드로 강제되지 않으므로 하면 안 되는 일을 막을 방법이 없다.</w:t>
-      </w:r>
-    </w:p>
-    <w:p>
-      <w:pPr>
+        <w:t>이 방식은 멀티에이전트처럼 보이지만 업무를 통제하는 구조는 아니다. LLM을 단계별로 여러 번 부르고 각 단계에 에이전트 이름을 붙여도 업무 책임과 권한이 실제로 나뉘지는 않는다. 할 수 있는 일과 하면 안 되는 일이 코드로 강제되지 않으면 에이전트 이름은 구분 표시에 머물고, 허용 범위를 벗어난 실행을 막을 방법이 없다.</w:t>
+      </w:r>
+    </w:p>
+    <w:p>
+      <w:pPr>
+        <w:pStyle w:val="Heading2"/>
         <w:widowControl w:val="0"/>
         <w:spacing w:after="60" w:line="264" w:lineRule="auto"/>
         <w:ind w:left="720"/>
         <w:jc w:val="both"/>
       </w:pPr>
       <w:r>
-        <w:rPr>
-          <w:rFonts w:ascii="Malgun Gothic" w:cs="Malgun Gothic" w:eastAsia="Malgun Gothic" w:hAnsi="Malgun Gothic"/>
-          <w:b w:val="1"/>
-          <w:bCs w:val="1"/>
-          <w:sz w:val="20"/>
-          <w:szCs w:val="20"/>
-          <w:rtl w:val="0"/>
-        </w:rPr>
         <w:t xml:space="preserve">사람이 계속 판단해야 하는 구간이 있다</w:t>
       </w:r>
     </w:p>
@@ -1495,30 +1462,139 @@
       </w:pPr>
       <w:r>
         <w:rPr>
-          <w:rFonts w:ascii="Malgun Gothic" w:cs="Malgun Gothic" w:eastAsia="Malgun Gothic" w:hAnsi="Malgun Gothic"/>
-          <w:sz w:val="20"/>
-          <w:szCs w:val="20"/>
-          <w:rtl w:val="0"/>
-        </w:rPr>
-        <w:t xml:space="preserve">컴플레인은 2026년에도 자율 처리가 어렵다. 감정, 서비스 회복 판단, 정책 예외에서는 기술적으로 맞는 답이어도 톤이 틀린다 [G7]. 이 구간을 자동화하면 오히려 손해가 난다.</w:t>
-      </w:r>
-    </w:p>
-    <w:p>
-      <w:pPr>
+          <w:rFonts w:ascii="Malgun Gothic" w:hAnsi="Malgun Gothic" w:eastAsia="Malgun Gothic" w:cs="Malgun Gothic"/>
+          <w:sz w:val="20"/>
+          <w:szCs w:val="20"/>
+        </w:rPr>
+        <w:t xml:space="preserve">컴플레인은 자동화 대상이 아니라 사람에게 넘기는 경계를 두어야 하는 구간이다. 2026년에도 자율 처리가 어렵고, 감정 대응과 서비스 회복 판단, 정책 예외에서는 기술적으로 맞는 답이어도 톤이 어긋난다 [</w:t>
+      </w:r>
+      <w:hyperlink r:id="rId14">
+        <w:r>
+          <w:rPr>
+            <w:rFonts w:ascii="Malgun Gothic" w:hAnsi="Malgun Gothic" w:eastAsia="Malgun Gothic" w:cs="Malgun Gothic"/>
+            <w:u w:val="single"/>
+            <w:color w:val="1F4E9C"/>
+            <w:sz w:val="20"/>
+            <w:szCs w:val="20"/>
+          </w:rPr>
+          <w:t xml:space="preserve">G7</w:t>
+        </w:r>
+      </w:hyperlink>
+      <w:r>
+        <w:rPr>
+          <w:rFonts w:ascii="Malgun Gothic" w:hAnsi="Malgun Gothic" w:eastAsia="Malgun Gothic" w:cs="Malgun Gothic"/>
+          <w:sz w:val="20"/>
+          <w:szCs w:val="20"/>
+        </w:rPr>
+        <w:t xml:space="preserve">]. 답이 맞았는지만으로 응대가 끝나지 않는 영역이라, 자동화율을 이 구간까지 밀면 처리 비용에서 아끼는 것보다 잘못된 응대로 잃는 것이 커진다.</w:t>
+      </w:r>
+    </w:p>
+    <w:p>
+      <w:pPr>
+        <w:pStyle w:val="Heading2"/>
         <w:widowControl w:val="0"/>
         <w:spacing w:after="60" w:line="264" w:lineRule="auto"/>
         <w:ind w:left="720"/>
         <w:jc w:val="both"/>
       </w:pPr>
       <w:r>
-        <w:rPr>
-          <w:rFonts w:ascii="Malgun Gothic" w:cs="Malgun Gothic" w:eastAsia="Malgun Gothic" w:hAnsi="Malgun Gothic"/>
-          <w:b w:val="1"/>
-          <w:bCs w:val="1"/>
-          <w:sz w:val="20"/>
-          <w:szCs w:val="20"/>
-          <w:rtl w:val="0"/>
-        </w:rPr>
+        <w:t xml:space="preserve">누가 어떻게 아픈가</w:t>
+      </w:r>
+    </w:p>
+    <w:p>
+      <w:pPr>
+        <w:widowControl w:val="0"/>
+        <w:spacing w:after="60" w:line="264" w:lineRule="auto"/>
+        <w:ind w:left="720"/>
+        <w:jc w:val="both"/>
+      </w:pPr>
+      <w:r>
+        <w:rPr>
+          <w:rFonts w:ascii="Malgun Gothic" w:cs="Malgun Gothic" w:eastAsia="Malgun Gothic" w:hAnsi="Malgun Gothic"/>
+          <w:sz w:val="20"/>
+          <w:szCs w:val="20"/>
+          <w:rtl w:val="0"/>
+        </w:rPr>
+        <w:t xml:space="preserve">확보한 골든셋 72건을 세어 보니 두 가지가 나왔다. 첫째, 고객의 주된 감정은 분노가 아니라 불안이다. 불안 21건과 혼란 15건을 합치면 36건으로 절반이고, 분노에 가까운 frustrated 9건과 negative 7건은 22퍼센트에 그친다. 불안과 혼란은 달래서 풀리지 않고 정확한 답으로만 풀린다. 둘째, 열 건 중 네 건은 즉답이 안 된다. 승인 대기 15건과 입력 대기 13건을 합치면 28건, 39퍼센트다. 이 건들은 한 번의 응답으로 끝나지 않고 상태를 들고 기다렸다가 다시 이어져야 한다. 앞에서 말한 보류와 승인과 재처리가 실제로 얼마나 되는지가 이 수치다.</w:t>
+      </w:r>
+    </w:p>
+    <w:p>
+      <w:pPr>
+        <w:widowControl w:val="0"/>
+        <w:spacing w:after="60" w:line="264" w:lineRule="auto"/>
+        <w:ind w:left="720"/>
+        <w:jc w:val="both"/>
+      </w:pPr>
+      <w:r>
+        <w:rPr>
+          <w:rFonts w:ascii="Malgun Gothic" w:cs="Malgun Gothic" w:eastAsia="Malgun Gothic" w:hAnsi="Malgun Gothic"/>
+          <w:sz w:val="20"/>
+          <w:szCs w:val="20"/>
+          <w:rtl w:val="0"/>
+        </w:rPr>
+        <w:t xml:space="preserve">- 문의하는 고객. 답변을 받아도 그게 맞는지 스스로 확인할 방법이 없다. 특히 금액이 걸리면 그렇다. 환불 15,000원을 안내받았는데 12,500원이 들어와도 왜 다른지 물어볼 근거가 고객에게 없다. 그래서 채널을 바꿔가며 같은 질문을 다시 한다. 금액과 정책의 출처를 답변에 붙여 고객이 스스로 검증하게 하는 것이 이 지점에 대한 답이다.</w:t>
+      </w:r>
+    </w:p>
+    <w:p>
+      <w:pPr>
+        <w:widowControl w:val="0"/>
+        <w:spacing w:after="60" w:line="264" w:lineRule="auto"/>
+        <w:ind w:left="720"/>
+        <w:jc w:val="both"/>
+      </w:pPr>
+      <w:r>
+        <w:rPr>
+          <w:rFonts w:ascii="Malgun Gothic" w:cs="Malgun Gothic" w:eastAsia="Malgun Gothic" w:hAnsi="Malgun Gothic"/>
+          <w:sz w:val="20"/>
+          <w:szCs w:val="20"/>
+          <w:rtl w:val="0"/>
+        </w:rPr>
+        <w:t xml:space="preserve">- 상담원. 답을 쓰는 시간보다 근거를 찾는 시간이 길다. 주문 상태, 배송 이력, 반품 규정, 예외 조항이 서로 다른 화면에 흩어져 있다. 그런데 틀리면 책임은 본인에게 온다. 확신이 없으면 상급자에게 넘기거나 안전한 문구로 뭉개는데, 둘 다 고객 입장에서는 해결이 아니다. Context Broker가 필요한 자료를 한 묶음으로 모아 주는 것이 이 지점에 대한 답이다.</w:t>
+      </w:r>
+    </w:p>
+    <w:p>
+      <w:pPr>
+        <w:widowControl w:val="0"/>
+        <w:spacing w:after="60" w:line="264" w:lineRule="auto"/>
+        <w:ind w:left="720"/>
+        <w:jc w:val="both"/>
+      </w:pPr>
+      <w:r>
+        <w:rPr>
+          <w:rFonts w:ascii="Malgun Gothic" w:cs="Malgun Gothic" w:eastAsia="Malgun Gothic" w:hAnsi="Malgun Gothic"/>
+          <w:sz w:val="20"/>
+          <w:szCs w:val="20"/>
+          <w:rtl w:val="0"/>
+        </w:rPr>
+        <w:t xml:space="preserve">- 운영 책임자. 자동화를 늘리라는 압박은 받는데 어디까지 늘려도 안전한지 판단할 근거가 없다. 사고가 나면 전부 되돌리는 것 말고 할 수 있는 일이 없어서 자동화율을 보수적으로 묶어 둔다. 그리고 도입한 도구의 효과를 증명하지 못해 다음 예산을 못 딴다. 이 사람이 구매를 결정한다.</w:t>
+      </w:r>
+    </w:p>
+    <w:p>
+      <w:pPr>
+        <w:widowControl w:val="0"/>
+        <w:spacing w:after="60" w:line="264" w:lineRule="auto"/>
+        <w:ind w:left="720"/>
+        <w:jc w:val="both"/>
+      </w:pPr>
+      <w:r>
+        <w:rPr>
+          <w:rFonts w:ascii="Malgun Gothic" w:cs="Malgun Gothic" w:eastAsia="Malgun Gothic" w:hAnsi="Malgun Gothic"/>
+          <w:sz w:val="20"/>
+          <w:szCs w:val="20"/>
+          <w:rtl w:val="0"/>
+        </w:rPr>
+        <w:t xml:space="preserve">세 번째가 이 제품의 존재 이유다. 우리가 파는 것은 높은 자동화율이 아니라 어디까지 자동화해도 안전한지를 수치로 보여 주는 것이다. 그래서 잘 처리한 비율만이 아니라 근거가 부족할 때 멈춘 비율과 충분한데도 불필요하게 멈춘 비율을 함께 측정한다.</w:t>
+      </w:r>
+    </w:p>
+    <w:p>
+      <w:pPr>
+        <w:pStyle w:val="Heading2"/>
+        <w:widowControl w:val="0"/>
+        <w:spacing w:after="60" w:line="264" w:lineRule="auto"/>
+        <w:ind w:left="720"/>
+        <w:jc w:val="both"/>
+      </w:pPr>
+      <w:r>
         <w:t xml:space="preserve">그래서 무엇을 만드나</w:t>
       </w:r>
     </w:p>
@@ -1541,6 +1617,7 @@
     </w:p>
     <w:p>
       <w:pPr>
+        <w:pStyle w:val="Heading1"/>
         <w:widowControl w:val="0"/>
         <w:numPr>
           <w:ilvl w:val="0"/>
@@ -1554,11 +1631,6 @@
         </w:rPr>
       </w:pPr>
       <w:r>
-        <w:rPr>
-          <w:rFonts w:ascii="Arial Unicode MS" w:cs="Arial Unicode MS" w:eastAsia="Arial Unicode MS" w:hAnsi="Arial Unicode MS"/>
-          <w:color w:val="0000ff"/>
-          <w:rtl w:val="0"/>
-        </w:rPr>
         <w:t xml:space="preserve">시장조사 및 BM 분석</w:t>
       </w:r>
     </w:p>
@@ -1571,31 +1643,22 @@
       </w:pPr>
       <w:r>
         <w:rPr>
-          <w:rFonts w:ascii="Malgun Gothic" w:cs="Malgun Gothic" w:eastAsia="Malgun Gothic" w:hAnsi="Malgun Gothic"/>
-          <w:sz w:val="20"/>
-          <w:szCs w:val="20"/>
-          <w:rtl w:val="0"/>
-        </w:rPr>
-        <w:t xml:space="preserve">근거번호(A1 등)는 제출표 team_branch/output/A-COPilot_제출표.xlsx 의 근거출처 41건 목록을 가리킨다. 각 항목에는 출처기관과 1차, 2차 인용 등급이 함께 적혀 있다. 아래에서도 등급을 밝힌다.</w:t>
-      </w:r>
-    </w:p>
-    <w:p>
-      <w:pPr>
+          <w:rFonts w:ascii="Malgun Gothic" w:hAnsi="Malgun Gothic" w:eastAsia="Malgun Gothic" w:cs="Malgun Gothic"/>
+          <w:sz w:val="20"/>
+        </w:rPr>
+        <w:t xml:space="preserve">본문의 대괄호 근거번호는 이 문서 맨 뒤 근거출처 표의 41건을 가리킨다. 번호를 누르면 원문으로 이동한다. 각 항목에는 출처기관과 인용 등급이 함께 적혀 있고, 아래에서도 등급을 밝힌다. 1차는 원출처를 직접 확인한 것이고 2차 인용은 다른 매체가 인용한 것을 재인용한 것이다.</w:t>
+      </w:r>
+    </w:p>
+    <w:p>
+      <w:pPr>
+        <w:pStyle w:val="Heading2"/>
         <w:widowControl w:val="0"/>
         <w:spacing w:after="60" w:line="264" w:lineRule="auto"/>
         <w:ind w:left="720"/>
         <w:jc w:val="both"/>
       </w:pPr>
       <w:r>
-        <w:rPr>
-          <w:rFonts w:ascii="Malgun Gothic" w:cs="Malgun Gothic" w:eastAsia="Malgun Gothic" w:hAnsi="Malgun Gothic"/>
-          <w:b w:val="1"/>
-          <w:bCs w:val="1"/>
-          <w:sz w:val="20"/>
-          <w:szCs w:val="20"/>
-          <w:rtl w:val="0"/>
-        </w:rPr>
-        <w:t xml:space="preserve">1) 고객이 이미 에이전트다</w:t>
+        <w:t>고객이 이미 에이전트다</w:t>
       </w:r>
     </w:p>
     <w:p>
@@ -1666,12 +1729,31 @@
       </w:pPr>
       <w:r>
         <w:rPr>
-          <w:rFonts w:ascii="Malgun Gothic" w:cs="Malgun Gothic" w:eastAsia="Malgun Gothic" w:hAnsi="Malgun Gothic"/>
-          <w:sz w:val="20"/>
-          <w:szCs w:val="20"/>
-          <w:rtl w:val="0"/>
-        </w:rPr>
-        <w:t xml:space="preserve">- 자동화 트래픽이 전체 웹 트래픽의 53퍼센트로 사람 47퍼센트를 넘었다 [A1, 1차, Imperva Bad Bot Report 2026].</w:t>
+          <w:rFonts w:ascii="Malgun Gothic" w:hAnsi="Malgun Gothic" w:eastAsia="Malgun Gothic" w:cs="Malgun Gothic"/>
+          <w:sz w:val="20"/>
+          <w:szCs w:val="20"/>
+        </w:rPr>
+        <w:t xml:space="preserve">- 자동화 트래픽이 전체 웹 트래픽의 53퍼센트로 사람 47퍼센트를 넘었다 [</w:t>
+      </w:r>
+      <w:hyperlink r:id="rId15">
+        <w:r>
+          <w:rPr>
+            <w:rFonts w:ascii="Malgun Gothic" w:hAnsi="Malgun Gothic" w:eastAsia="Malgun Gothic" w:cs="Malgun Gothic"/>
+            <w:u w:val="single"/>
+            <w:color w:val="1F4E9C"/>
+            <w:sz w:val="20"/>
+            <w:szCs w:val="20"/>
+          </w:rPr>
+          <w:t xml:space="preserve">A1</w:t>
+        </w:r>
+      </w:hyperlink>
+      <w:r>
+        <w:rPr>
+          <w:rFonts w:ascii="Malgun Gothic" w:hAnsi="Malgun Gothic" w:eastAsia="Malgun Gothic" w:cs="Malgun Gothic"/>
+          <w:sz w:val="20"/>
+          <w:szCs w:val="20"/>
+        </w:rPr>
+        <w:t xml:space="preserve">, 1차, Imperva Bad Bot Report 2026].</w:t>
       </w:r>
     </w:p>
     <w:p>
@@ -1683,12 +1765,31 @@
       </w:pPr>
       <w:r>
         <w:rPr>
-          <w:rFonts w:ascii="Malgun Gothic" w:cs="Malgun Gothic" w:eastAsia="Malgun Gothic" w:hAnsi="Malgun Gothic"/>
-          <w:sz w:val="20"/>
-          <w:szCs w:val="20"/>
-          <w:rtl w:val="0"/>
-        </w:rPr>
-        <w:t xml:space="preserve">- 미국 리테일 사이트의 AI 유입 방문이 전년 대비 4,700퍼센트 늘었다 [B1, 2차 인용, Adobe Analytics].</w:t>
+          <w:rFonts w:ascii="Malgun Gothic" w:hAnsi="Malgun Gothic" w:eastAsia="Malgun Gothic" w:cs="Malgun Gothic"/>
+          <w:sz w:val="20"/>
+          <w:szCs w:val="20"/>
+        </w:rPr>
+        <w:t xml:space="preserve">- 미국 리테일 사이트의 AI 유입 방문이 전년 대비 4,700퍼센트 늘었다 [</w:t>
+      </w:r>
+      <w:hyperlink r:id="rId16">
+        <w:r>
+          <w:rPr>
+            <w:rFonts w:ascii="Malgun Gothic" w:hAnsi="Malgun Gothic" w:eastAsia="Malgun Gothic" w:cs="Malgun Gothic"/>
+            <w:u w:val="single"/>
+            <w:color w:val="1F4E9C"/>
+            <w:sz w:val="20"/>
+            <w:szCs w:val="20"/>
+          </w:rPr>
+          <w:t xml:space="preserve">B1</w:t>
+        </w:r>
+      </w:hyperlink>
+      <w:r>
+        <w:rPr>
+          <w:rFonts w:ascii="Malgun Gothic" w:hAnsi="Malgun Gothic" w:eastAsia="Malgun Gothic" w:cs="Malgun Gothic"/>
+          <w:sz w:val="20"/>
+          <w:szCs w:val="20"/>
+        </w:rPr>
+        <w:t xml:space="preserve">, 2차 인용, Adobe Analytics].</w:t>
       </w:r>
     </w:p>
     <w:p>
@@ -1700,12 +1801,51 @@
       </w:pPr>
       <w:r>
         <w:rPr>
-          <w:rFonts w:ascii="Malgun Gothic" w:cs="Malgun Gothic" w:eastAsia="Malgun Gothic" w:hAnsi="Malgun Gothic"/>
-          <w:sz w:val="20"/>
-          <w:szCs w:val="20"/>
-          <w:rtl w:val="0"/>
-        </w:rPr>
-        <w:t xml:space="preserve">- Shopify의 AI 유입 주문이 약 13배가 됐다 [B5, 2차 인용]. AI 유입 쇼퍼의 전환율은 사람보다 42퍼센트 높다 [B6, 2차 인용].</w:t>
+          <w:rFonts w:ascii="Malgun Gothic" w:hAnsi="Malgun Gothic" w:eastAsia="Malgun Gothic" w:cs="Malgun Gothic"/>
+          <w:sz w:val="20"/>
+          <w:szCs w:val="20"/>
+        </w:rPr>
+        <w:t xml:space="preserve">- Shopify의 AI 유입 주문이 약 13배가 됐다 [</w:t>
+      </w:r>
+      <w:hyperlink r:id="rId17">
+        <w:r>
+          <w:rPr>
+            <w:rFonts w:ascii="Malgun Gothic" w:hAnsi="Malgun Gothic" w:eastAsia="Malgun Gothic" w:cs="Malgun Gothic"/>
+            <w:u w:val="single"/>
+            <w:color w:val="1F4E9C"/>
+            <w:sz w:val="20"/>
+            <w:szCs w:val="20"/>
+          </w:rPr>
+          <w:t xml:space="preserve">B5</w:t>
+        </w:r>
+      </w:hyperlink>
+      <w:r>
+        <w:rPr>
+          <w:rFonts w:ascii="Malgun Gothic" w:hAnsi="Malgun Gothic" w:eastAsia="Malgun Gothic" w:cs="Malgun Gothic"/>
+          <w:sz w:val="20"/>
+          <w:szCs w:val="20"/>
+        </w:rPr>
+        <w:t xml:space="preserve">, 2차 인용]. AI 유입 쇼퍼의 전환율은 사람보다 42퍼센트 높다 [</w:t>
+      </w:r>
+      <w:hyperlink r:id="rId16">
+        <w:r>
+          <w:rPr>
+            <w:rFonts w:ascii="Malgun Gothic" w:hAnsi="Malgun Gothic" w:eastAsia="Malgun Gothic" w:cs="Malgun Gothic"/>
+            <w:u w:val="single"/>
+            <w:color w:val="1F4E9C"/>
+            <w:sz w:val="20"/>
+            <w:szCs w:val="20"/>
+          </w:rPr>
+          <w:t xml:space="preserve">B6</w:t>
+        </w:r>
+      </w:hyperlink>
+      <w:r>
+        <w:rPr>
+          <w:rFonts w:ascii="Malgun Gothic" w:hAnsi="Malgun Gothic" w:eastAsia="Malgun Gothic" w:cs="Malgun Gothic"/>
+          <w:sz w:val="20"/>
+          <w:szCs w:val="20"/>
+        </w:rPr>
+        <w:t xml:space="preserve">, 2차 인용].</w:t>
       </w:r>
     </w:p>
     <w:p>
@@ -1727,21 +1867,14 @@
     </w:p>
     <w:p>
       <w:pPr>
+        <w:pStyle w:val="Heading2"/>
         <w:widowControl w:val="0"/>
         <w:spacing w:after="60" w:line="264" w:lineRule="auto"/>
         <w:ind w:left="720"/>
         <w:jc w:val="both"/>
       </w:pPr>
       <w:r>
-        <w:rPr>
-          <w:rFonts w:ascii="Malgun Gothic" w:cs="Malgun Gothic" w:eastAsia="Malgun Gothic" w:hAnsi="Malgun Gothic"/>
-          <w:b w:val="1"/>
-          <w:bCs w:val="1"/>
-          <w:sz w:val="20"/>
-          <w:szCs w:val="20"/>
-          <w:rtl w:val="0"/>
-        </w:rPr>
-        <w:t xml:space="preserve">2) 시장은 크고 자란다</w:t>
+        <w:t>시장은 크고 자란다</w:t>
       </w:r>
     </w:p>
     <w:p>
@@ -1812,12 +1945,31 @@
       </w:pPr>
       <w:r>
         <w:rPr>
-          <w:rFonts w:ascii="Malgun Gothic" w:cs="Malgun Gothic" w:eastAsia="Malgun Gothic" w:hAnsi="Malgun Gothic"/>
-          <w:sz w:val="20"/>
-          <w:szCs w:val="20"/>
-          <w:rtl w:val="0"/>
-        </w:rPr>
-        <w:t xml:space="preserve">- 글로벌 AI 고객서비스 시장은 2030년 478.2억 달러, 연평균 성장률 25.8퍼센트로 전망된다 [C1, 1차 보도자료, MarketsandMarkets].</w:t>
+          <w:rFonts w:ascii="Malgun Gothic" w:hAnsi="Malgun Gothic" w:eastAsia="Malgun Gothic" w:cs="Malgun Gothic"/>
+          <w:sz w:val="20"/>
+          <w:szCs w:val="20"/>
+        </w:rPr>
+        <w:t xml:space="preserve">- 글로벌 AI 고객서비스 시장은 2030년 478.2억 달러, 연평균 성장률 25.8퍼센트로 전망된다 [</w:t>
+      </w:r>
+      <w:hyperlink r:id="rId18">
+        <w:r>
+          <w:rPr>
+            <w:rFonts w:ascii="Malgun Gothic" w:hAnsi="Malgun Gothic" w:eastAsia="Malgun Gothic" w:cs="Malgun Gothic"/>
+            <w:u w:val="single"/>
+            <w:color w:val="1F4E9C"/>
+            <w:sz w:val="20"/>
+            <w:szCs w:val="20"/>
+          </w:rPr>
+          <w:t xml:space="preserve">C1</w:t>
+        </w:r>
+      </w:hyperlink>
+      <w:r>
+        <w:rPr>
+          <w:rFonts w:ascii="Malgun Gothic" w:hAnsi="Malgun Gothic" w:eastAsia="Malgun Gothic" w:cs="Malgun Gothic"/>
+          <w:sz w:val="20"/>
+          <w:szCs w:val="20"/>
+        </w:rPr>
+        <w:t xml:space="preserve">, 1차 보도자료, MarketsandMarkets].</w:t>
       </w:r>
     </w:p>
     <w:p>
@@ -1829,31 +1981,43 @@
       </w:pPr>
       <w:r>
         <w:rPr>
-          <w:rFonts w:ascii="Malgun Gothic" w:cs="Malgun Gothic" w:eastAsia="Malgun Gothic" w:hAnsi="Malgun Gothic"/>
-          <w:sz w:val="20"/>
-          <w:szCs w:val="20"/>
-          <w:rtl w:val="0"/>
-        </w:rPr>
-        <w:t xml:space="preserve">- 국내 AICC 수치는 원출처가 확인되지 않은 업계 추정이다 [C3, 2차, 원출처 미확인]. 핵심 근거로 단정하지 않는다.</w:t>
-      </w:r>
-    </w:p>
-    <w:p>
-      <w:pPr>
+          <w:rFonts w:ascii="Malgun Gothic" w:hAnsi="Malgun Gothic" w:eastAsia="Malgun Gothic" w:cs="Malgun Gothic"/>
+          <w:sz w:val="20"/>
+          <w:szCs w:val="20"/>
+        </w:rPr>
+        <w:t xml:space="preserve">- 국내 AICC 수치는 원출처가 확인되지 않은 업계 추정이다 [</w:t>
+      </w:r>
+      <w:hyperlink r:id="rId19">
+        <w:r>
+          <w:rPr>
+            <w:rFonts w:ascii="Malgun Gothic" w:hAnsi="Malgun Gothic" w:eastAsia="Malgun Gothic" w:cs="Malgun Gothic"/>
+            <w:u w:val="single"/>
+            <w:color w:val="1F4E9C"/>
+            <w:sz w:val="20"/>
+            <w:szCs w:val="20"/>
+          </w:rPr>
+          <w:t xml:space="preserve">C3</w:t>
+        </w:r>
+      </w:hyperlink>
+      <w:r>
+        <w:rPr>
+          <w:rFonts w:ascii="Malgun Gothic" w:hAnsi="Malgun Gothic" w:eastAsia="Malgun Gothic" w:cs="Malgun Gothic"/>
+          <w:sz w:val="20"/>
+          <w:szCs w:val="20"/>
+        </w:rPr>
+        <w:t xml:space="preserve">, 2차, 원출처 미확인]. 핵심 근거로 단정하지 않는다.</w:t>
+      </w:r>
+    </w:p>
+    <w:p>
+      <w:pPr>
+        <w:pStyle w:val="Heading2"/>
         <w:widowControl w:val="0"/>
         <w:spacing w:after="60" w:line="264" w:lineRule="auto"/>
         <w:ind w:left="720"/>
         <w:jc w:val="both"/>
       </w:pPr>
       <w:r>
-        <w:rPr>
-          <w:rFonts w:ascii="Malgun Gothic" w:cs="Malgun Gothic" w:eastAsia="Malgun Gothic" w:hAnsi="Malgun Gothic"/>
-          <w:b w:val="1"/>
-          <w:bCs w:val="1"/>
-          <w:sz w:val="20"/>
-          <w:szCs w:val="20"/>
-          <w:rtl w:val="0"/>
-        </w:rPr>
-        <w:t xml:space="preserve">3) 도입은 됐는데 작동하지 않는다</w:t>
+        <w:t>도입은 됐는데 작동하지 않는다</w:t>
       </w:r>
     </w:p>
     <w:p>
@@ -1865,31 +2029,83 @@
       </w:pPr>
       <w:r>
         <w:rPr>
-          <w:rFonts w:ascii="Malgun Gothic" w:cs="Malgun Gothic" w:eastAsia="Malgun Gothic" w:hAnsi="Malgun Gothic"/>
-          <w:sz w:val="20"/>
-          <w:szCs w:val="20"/>
-          <w:rtl w:val="0"/>
-        </w:rPr>
-        <w:t xml:space="preserve">문제 정의 절에서 다뤘다. 근거는 D1, D2, D3이다. 이 운영화 공백이 우리가 파는 자리다.</w:t>
-      </w:r>
-    </w:p>
-    <w:p>
-      <w:pPr>
+          <w:rFonts w:ascii="Malgun Gothic" w:hAnsi="Malgun Gothic" w:eastAsia="Malgun Gothic" w:cs="Malgun Gothic"/>
+          <w:sz w:val="20"/>
+          <w:szCs w:val="20"/>
+        </w:rPr>
+        <w:t xml:space="preserve">기회는 AI 도입 자체가 아니라 도입한 것을 실제 업무에 얹지 못하는 공백에 있다. 콜센터의 88퍼센트가 AI를 쓰지만 완전히 통합한 곳은 25퍼센트뿐이고 [</w:t>
+      </w:r>
+      <w:hyperlink r:id="rId12">
+        <w:r>
+          <w:rPr>
+            <w:rFonts w:ascii="Malgun Gothic" w:hAnsi="Malgun Gothic" w:eastAsia="Malgun Gothic" w:cs="Malgun Gothic"/>
+            <w:u w:val="single"/>
+            <w:color w:val="1F4E9C"/>
+            <w:sz w:val="20"/>
+            <w:szCs w:val="20"/>
+          </w:rPr>
+          <w:t xml:space="preserve">D1</w:t>
+        </w:r>
+      </w:hyperlink>
+      <w:r>
+        <w:rPr>
+          <w:rFonts w:ascii="Malgun Gothic" w:hAnsi="Malgun Gothic" w:eastAsia="Malgun Gothic" w:cs="Malgun Gothic"/>
+          <w:sz w:val="20"/>
+          <w:szCs w:val="20"/>
+        </w:rPr>
+        <w:t xml:space="preserve">], Gartner는 2027년까지 agentic AI 프로젝트의 40퍼센트 이상이 폐기될 것으로 보면서 원인을 모델 실패가 아니라 운영화 실패로 지목했다 [</w:t>
+      </w:r>
+      <w:hyperlink r:id="rId13">
+        <w:r>
+          <w:rPr>
+            <w:rFonts w:ascii="Malgun Gothic" w:hAnsi="Malgun Gothic" w:eastAsia="Malgun Gothic" w:cs="Malgun Gothic"/>
+            <w:u w:val="single"/>
+            <w:color w:val="1F4E9C"/>
+            <w:sz w:val="20"/>
+            <w:szCs w:val="20"/>
+          </w:rPr>
+          <w:t xml:space="preserve">D2</w:t>
+        </w:r>
+      </w:hyperlink>
+      <w:r>
+        <w:rPr>
+          <w:rFonts w:ascii="Malgun Gothic" w:hAnsi="Malgun Gothic" w:eastAsia="Malgun Gothic" w:cs="Malgun Gothic"/>
+          <w:sz w:val="20"/>
+          <w:szCs w:val="20"/>
+        </w:rPr>
+        <w:t xml:space="preserve">]. 벤더 데모의 자동화율은 90퍼센트를 넘지만 실제 프로덕션은 55에서 70퍼센트로 떨어진다 [</w:t>
+      </w:r>
+      <w:hyperlink r:id="rId14">
+        <w:r>
+          <w:rPr>
+            <w:rFonts w:ascii="Malgun Gothic" w:hAnsi="Malgun Gothic" w:eastAsia="Malgun Gothic" w:cs="Malgun Gothic"/>
+            <w:u w:val="single"/>
+            <w:color w:val="1F4E9C"/>
+            <w:sz w:val="20"/>
+            <w:szCs w:val="20"/>
+          </w:rPr>
+          <w:t xml:space="preserve">D3</w:t>
+        </w:r>
+      </w:hyperlink>
+      <w:r>
+        <w:rPr>
+          <w:rFonts w:ascii="Malgun Gothic" w:hAnsi="Malgun Gothic" w:eastAsia="Malgun Gothic" w:cs="Malgun Gothic"/>
+          <w:sz w:val="20"/>
+          <w:szCs w:val="20"/>
+        </w:rPr>
+        <w:t xml:space="preserve">]. 이 간극을 메우는 통제·검증층이 우리가 파는 자리다.</w:t>
+      </w:r>
+    </w:p>
+    <w:p>
+      <w:pPr>
+        <w:pStyle w:val="Heading2"/>
         <w:widowControl w:val="0"/>
         <w:spacing w:after="60" w:line="264" w:lineRule="auto"/>
         <w:ind w:left="720"/>
         <w:jc w:val="both"/>
       </w:pPr>
       <w:r>
-        <w:rPr>
-          <w:rFonts w:ascii="Malgun Gothic" w:cs="Malgun Gothic" w:eastAsia="Malgun Gothic" w:hAnsi="Malgun Gothic"/>
-          <w:b w:val="1"/>
-          <w:bCs w:val="1"/>
-          <w:sz w:val="20"/>
-          <w:szCs w:val="20"/>
-          <w:rtl w:val="0"/>
-        </w:rPr>
-        <w:t xml:space="preserve">4) 1군 제품에 구조적 공백이 있다</w:t>
+        <w:t>1군 제품에 구조적 공백이 있다</w:t>
       </w:r>
     </w:p>
     <w:p>
@@ -1901,12 +2117,31 @@
       </w:pPr>
       <w:r>
         <w:rPr>
-          <w:rFonts w:ascii="Malgun Gothic" w:cs="Malgun Gothic" w:eastAsia="Malgun Gothic" w:hAnsi="Malgun Gothic"/>
-          <w:sz w:val="20"/>
-          <w:szCs w:val="20"/>
-          <w:rtl w:val="0"/>
-        </w:rPr>
-        <w:t xml:space="preserve">- Intercom Fin은 단일 에이전트이며 multi-agent 지원, agent-to-agent 통신, 전문 에이전트 라우팅의 증거가 공개돼 있지 않다 [G1, 2차].</w:t>
+          <w:rFonts w:ascii="Malgun Gothic" w:hAnsi="Malgun Gothic" w:eastAsia="Malgun Gothic" w:cs="Malgun Gothic"/>
+          <w:sz w:val="20"/>
+          <w:szCs w:val="20"/>
+        </w:rPr>
+        <w:t xml:space="preserve">- Intercom Fin은 단일 에이전트이며 multi-agent 지원, agent-to-agent 통신, 전문 에이전트 라우팅의 증거가 공개돼 있지 않다 [</w:t>
+      </w:r>
+      <w:hyperlink r:id="rId20">
+        <w:r>
+          <w:rPr>
+            <w:rFonts w:ascii="Malgun Gothic" w:hAnsi="Malgun Gothic" w:eastAsia="Malgun Gothic" w:cs="Malgun Gothic"/>
+            <w:u w:val="single"/>
+            <w:color w:val="1F4E9C"/>
+            <w:sz w:val="20"/>
+            <w:szCs w:val="20"/>
+          </w:rPr>
+          <w:t xml:space="preserve">G1</w:t>
+        </w:r>
+      </w:hyperlink>
+      <w:r>
+        <w:rPr>
+          <w:rFonts w:ascii="Malgun Gothic" w:hAnsi="Malgun Gothic" w:eastAsia="Malgun Gothic" w:cs="Malgun Gothic"/>
+          <w:sz w:val="20"/>
+          <w:szCs w:val="20"/>
+        </w:rPr>
+        <w:t xml:space="preserve">, 2차]. 이는 그 기능이 없다는 뜻이 아니라 공개 자료만으로는 확인되지 않는다는 뜻이다. 여러 Team이 각자 권한을 갖고 협업하는 구조를 요구하는 도입처라면, 확인할 방법이 없다는 것 자체가 검토 단계에서 걸림돌이 된다.</w:t>
       </w:r>
     </w:p>
     <w:p>
@@ -1918,12 +2153,31 @@
       </w:pPr>
       <w:r>
         <w:rPr>
-          <w:rFonts w:ascii="Malgun Gothic" w:cs="Malgun Gothic" w:eastAsia="Malgun Gothic" w:hAnsi="Malgun Gothic"/>
-          <w:sz w:val="20"/>
-          <w:szCs w:val="20"/>
-          <w:rtl w:val="0"/>
-        </w:rPr>
-        <w:t xml:space="preserve">- Fin은 자체 호스팅, 온프레미스, 망분리(air-gapped)가 불가해 규제 산업에서 도입 장벽이 된다 [G2, 2차].</w:t>
+          <w:rFonts w:ascii="Malgun Gothic" w:hAnsi="Malgun Gothic" w:eastAsia="Malgun Gothic" w:cs="Malgun Gothic"/>
+          <w:sz w:val="20"/>
+          <w:szCs w:val="20"/>
+        </w:rPr>
+        <w:t xml:space="preserve">- Fin은 자체 호스팅, 온프레미스, 망분리(air-gapped, 외부망과 물리적으로 끊는 방식)가 불가해 규제 산업에서 도입 장벽이 된다 [</w:t>
+      </w:r>
+      <w:hyperlink r:id="rId21">
+        <w:r>
+          <w:rPr>
+            <w:rFonts w:ascii="Malgun Gothic" w:hAnsi="Malgun Gothic" w:eastAsia="Malgun Gothic" w:cs="Malgun Gothic"/>
+            <w:u w:val="single"/>
+            <w:color w:val="1F4E9C"/>
+            <w:sz w:val="20"/>
+            <w:szCs w:val="20"/>
+          </w:rPr>
+          <w:t xml:space="preserve">G2</w:t>
+        </w:r>
+      </w:hyperlink>
+      <w:r>
+        <w:rPr>
+          <w:rFonts w:ascii="Malgun Gothic" w:hAnsi="Malgun Gothic" w:eastAsia="Malgun Gothic" w:cs="Malgun Gothic"/>
+          <w:sz w:val="20"/>
+          <w:szCs w:val="20"/>
+        </w:rPr>
+        <w:t xml:space="preserve">, 2차]. 데이터를 내부에 두어야 하는 조건이 걸리면 기능이 아무리 맞아도 검토가 그 앞에서 멈춘다. 자체 호스팅을 목표로 설계한 이유가 여기 있다.</w:t>
       </w:r>
     </w:p>
     <w:p>
@@ -1935,12 +2189,31 @@
       </w:pPr>
       <w:r>
         <w:rPr>
-          <w:rFonts w:ascii="Malgun Gothic" w:cs="Malgun Gothic" w:eastAsia="Malgun Gothic" w:hAnsi="Malgun Gothic"/>
-          <w:sz w:val="20"/>
-          <w:szCs w:val="20"/>
-          <w:rtl w:val="0"/>
-        </w:rPr>
-        <w:t xml:space="preserve">- Sierra와 Decagon은 공개 비교 자료에서 end-to-end 품질관리 기능이 확인되지 않는다 [G3, 2차].</w:t>
+          <w:rFonts w:ascii="Malgun Gothic" w:hAnsi="Malgun Gothic" w:eastAsia="Malgun Gothic" w:cs="Malgun Gothic"/>
+          <w:sz w:val="20"/>
+          <w:szCs w:val="20"/>
+        </w:rPr>
+        <w:t xml:space="preserve">- Sierra와 Decagon은 공개 비교 자료에서 end-to-end 품질관리 기능이 확인되지 않는다 [</w:t>
+      </w:r>
+      <w:hyperlink r:id="rId22">
+        <w:r>
+          <w:rPr>
+            <w:rFonts w:ascii="Malgun Gothic" w:hAnsi="Malgun Gothic" w:eastAsia="Malgun Gothic" w:cs="Malgun Gothic"/>
+            <w:u w:val="single"/>
+            <w:color w:val="1F4E9C"/>
+            <w:sz w:val="20"/>
+            <w:szCs w:val="20"/>
+          </w:rPr>
+          <w:t xml:space="preserve">G3</w:t>
+        </w:r>
+      </w:hyperlink>
+      <w:r>
+        <w:rPr>
+          <w:rFonts w:ascii="Malgun Gothic" w:hAnsi="Malgun Gothic" w:eastAsia="Malgun Gothic" w:cs="Malgun Gothic"/>
+          <w:sz w:val="20"/>
+          <w:szCs w:val="20"/>
+        </w:rPr>
+        <w:t xml:space="preserve">, 2차].</w:t>
       </w:r>
     </w:p>
     <w:p>
@@ -1952,12 +2225,31 @@
       </w:pPr>
       <w:r>
         <w:rPr>
-          <w:rFonts w:ascii="Malgun Gothic" w:cs="Malgun Gothic" w:eastAsia="Malgun Gothic" w:hAnsi="Malgun Gothic"/>
-          <w:sz w:val="20"/>
-          <w:szCs w:val="20"/>
-          <w:rtl w:val="0"/>
-        </w:rPr>
-        <w:t xml:space="preserve">- Decagon의 AOP와 Sierra의 policy는 대화 종결에 최적화된 것으로 분석되며 프로세스 오케스트레이션용이 아니다 [G4, 2차].</w:t>
+          <w:rFonts w:ascii="Malgun Gothic" w:hAnsi="Malgun Gothic" w:eastAsia="Malgun Gothic" w:cs="Malgun Gothic"/>
+          <w:sz w:val="20"/>
+          <w:szCs w:val="20"/>
+        </w:rPr>
+        <w:t xml:space="preserve">- Decagon의 AOP와 Sierra의 policy는 대화 종결에 최적화된 것으로 분석되며 프로세스 오케스트레이션용이 아니다 [</w:t>
+      </w:r>
+      <w:hyperlink r:id="rId23">
+        <w:r>
+          <w:rPr>
+            <w:rFonts w:ascii="Malgun Gothic" w:hAnsi="Malgun Gothic" w:eastAsia="Malgun Gothic" w:cs="Malgun Gothic"/>
+            <w:u w:val="single"/>
+            <w:color w:val="1F4E9C"/>
+            <w:sz w:val="20"/>
+            <w:szCs w:val="20"/>
+          </w:rPr>
+          <w:t xml:space="preserve">G4</w:t>
+        </w:r>
+      </w:hyperlink>
+      <w:r>
+        <w:rPr>
+          <w:rFonts w:ascii="Malgun Gothic" w:hAnsi="Malgun Gothic" w:eastAsia="Malgun Gothic" w:cs="Malgun Gothic"/>
+          <w:sz w:val="20"/>
+          <w:szCs w:val="20"/>
+        </w:rPr>
+        <w:t xml:space="preserve">, 2차]. 두 가지는 다른 일이다. 대화 종결은 한 번의 대화를 매끄럽게 끝내는 것이고, 프로세스 오케스트레이션은 승인 대기나 외부 콜백처럼 며칠 걸리는 건을 상태로 들고 있다가 이어서 처리하는 것이다. 앞의 것을 잘한다고 뒤의 것이 되지는 않는다.</w:t>
       </w:r>
     </w:p>
     <w:p>
@@ -1979,21 +2271,14 @@
     </w:p>
     <w:p>
       <w:pPr>
+        <w:pStyle w:val="Heading2"/>
         <w:widowControl w:val="0"/>
         <w:spacing w:after="60" w:line="264" w:lineRule="auto"/>
         <w:ind w:left="720"/>
         <w:jc w:val="both"/>
       </w:pPr>
       <w:r>
-        <w:rPr>
-          <w:rFonts w:ascii="Malgun Gothic" w:cs="Malgun Gothic" w:eastAsia="Malgun Gothic" w:hAnsi="Malgun Gothic"/>
-          <w:b w:val="1"/>
-          <w:bCs w:val="1"/>
-          <w:sz w:val="20"/>
-          <w:szCs w:val="20"/>
-          <w:rtl w:val="0"/>
-        </w:rPr>
-        <w:t xml:space="preserve">5) 자체 호스팅 수요는 규제가 만든다</w:t>
+        <w:t>자체 호스팅 수요는 규제가 만든다</w:t>
       </w:r>
     </w:p>
     <w:p>
@@ -2005,12 +2290,31 @@
       </w:pPr>
       <w:r>
         <w:rPr>
-          <w:rFonts w:ascii="Malgun Gothic" w:cs="Malgun Gothic" w:eastAsia="Malgun Gothic" w:hAnsi="Malgun Gothic"/>
-          <w:sz w:val="20"/>
-          <w:szCs w:val="20"/>
-          <w:rtl w:val="0"/>
-        </w:rPr>
-        <w:t xml:space="preserve">- 2030년까지 유럽과 중동 기업의 75퍼센트 이상이 워크로드를 자국 내로 옮길 것으로 전망된다 [F1, 2차 인용, Gartner]. 현재는 5퍼센트 미만이다.</w:t>
+          <w:rFonts w:ascii="Malgun Gothic" w:hAnsi="Malgun Gothic" w:eastAsia="Malgun Gothic" w:cs="Malgun Gothic"/>
+          <w:sz w:val="20"/>
+          <w:szCs w:val="20"/>
+        </w:rPr>
+        <w:t xml:space="preserve">- 2030년까지 유럽과 중동 기업의 75퍼센트 이상이 워크로드를 자국 내로 옮길 것으로 전망된다 [</w:t>
+      </w:r>
+      <w:hyperlink r:id="rId24">
+        <w:r>
+          <w:rPr>
+            <w:rFonts w:ascii="Malgun Gothic" w:hAnsi="Malgun Gothic" w:eastAsia="Malgun Gothic" w:cs="Malgun Gothic"/>
+            <w:u w:val="single"/>
+            <w:color w:val="1F4E9C"/>
+            <w:sz w:val="20"/>
+            <w:szCs w:val="20"/>
+          </w:rPr>
+          <w:t xml:space="preserve">F1</w:t>
+        </w:r>
+      </w:hyperlink>
+      <w:r>
+        <w:rPr>
+          <w:rFonts w:ascii="Malgun Gothic" w:hAnsi="Malgun Gothic" w:eastAsia="Malgun Gothic" w:cs="Malgun Gothic"/>
+          <w:sz w:val="20"/>
+          <w:szCs w:val="20"/>
+        </w:rPr>
+        <w:t xml:space="preserve">, 2차 인용, Gartner]. 현재는 5퍼센트 미만이다.</w:t>
       </w:r>
     </w:p>
     <w:p>
@@ -2022,12 +2326,51 @@
       </w:pPr>
       <w:r>
         <w:rPr>
-          <w:rFonts w:ascii="Malgun Gothic" w:cs="Malgun Gothic" w:eastAsia="Malgun Gothic" w:hAnsi="Malgun Gothic"/>
-          <w:sz w:val="20"/>
-          <w:szCs w:val="20"/>
-          <w:rtl w:val="0"/>
-        </w:rPr>
-        <w:t xml:space="preserve">- sovereign AI가 이사회 안건이 됐다 [F2, 2차 인용, Deloitte, 24개국 3,235명 조사]. 86퍼센트가 AI 인프라 예산이 3년 안에 3배 이상 늘 것으로 응답했다 [F3, 2차 인용].</w:t>
+          <w:rFonts w:ascii="Malgun Gothic" w:hAnsi="Malgun Gothic" w:eastAsia="Malgun Gothic" w:cs="Malgun Gothic"/>
+          <w:sz w:val="20"/>
+          <w:szCs w:val="20"/>
+        </w:rPr>
+        <w:t xml:space="preserve">- sovereign AI가 이사회 안건이 됐다 [</w:t>
+      </w:r>
+      <w:hyperlink r:id="rId24">
+        <w:r>
+          <w:rPr>
+            <w:rFonts w:ascii="Malgun Gothic" w:hAnsi="Malgun Gothic" w:eastAsia="Malgun Gothic" w:cs="Malgun Gothic"/>
+            <w:u w:val="single"/>
+            <w:color w:val="1F4E9C"/>
+            <w:sz w:val="20"/>
+            <w:szCs w:val="20"/>
+          </w:rPr>
+          <w:t xml:space="preserve">F2</w:t>
+        </w:r>
+      </w:hyperlink>
+      <w:r>
+        <w:rPr>
+          <w:rFonts w:ascii="Malgun Gothic" w:hAnsi="Malgun Gothic" w:eastAsia="Malgun Gothic" w:cs="Malgun Gothic"/>
+          <w:sz w:val="20"/>
+          <w:szCs w:val="20"/>
+        </w:rPr>
+        <w:t xml:space="preserve">, 2차 인용, Deloitte, 24개국 3,235명 조사]. 86퍼센트가 AI 인프라 예산이 3년 안에 3배 이상 늘 것으로 응답했다 [</w:t>
+      </w:r>
+      <w:hyperlink r:id="rId24">
+        <w:r>
+          <w:rPr>
+            <w:rFonts w:ascii="Malgun Gothic" w:hAnsi="Malgun Gothic" w:eastAsia="Malgun Gothic" w:cs="Malgun Gothic"/>
+            <w:u w:val="single"/>
+            <w:color w:val="1F4E9C"/>
+            <w:sz w:val="20"/>
+            <w:szCs w:val="20"/>
+          </w:rPr>
+          <w:t xml:space="preserve">F3</w:t>
+        </w:r>
+      </w:hyperlink>
+      <w:r>
+        <w:rPr>
+          <w:rFonts w:ascii="Malgun Gothic" w:hAnsi="Malgun Gothic" w:eastAsia="Malgun Gothic" w:cs="Malgun Gothic"/>
+          <w:sz w:val="20"/>
+          <w:szCs w:val="20"/>
+        </w:rPr>
+        <w:t xml:space="preserve">, 2차 인용].</w:t>
       </w:r>
     </w:p>
     <w:p>
@@ -2039,30 +2382,42 @@
       </w:pPr>
       <w:r>
         <w:rPr>
-          <w:rFonts w:ascii="Malgun Gothic" w:cs="Malgun Gothic" w:eastAsia="Malgun Gothic" w:hAnsi="Malgun Gothic"/>
-          <w:sz w:val="20"/>
-          <w:szCs w:val="20"/>
-          <w:rtl w:val="0"/>
-        </w:rPr>
-        <w:t xml:space="preserve">- 관련 규제는 GDPR, HIPAA, DORA, NIS2, EU AI Act다 [F4].</w:t>
-      </w:r>
-    </w:p>
-    <w:p>
-      <w:pPr>
+          <w:rFonts w:ascii="Malgun Gothic" w:hAnsi="Malgun Gothic" w:eastAsia="Malgun Gothic" w:cs="Malgun Gothic"/>
+          <w:sz w:val="20"/>
+          <w:szCs w:val="20"/>
+        </w:rPr>
+        <w:t xml:space="preserve">- 관련 규제는 GDPR, HIPAA, DORA, NIS2, EU AI Act다 [</w:t>
+      </w:r>
+      <w:hyperlink r:id="rId25">
+        <w:r>
+          <w:rPr>
+            <w:rFonts w:ascii="Malgun Gothic" w:hAnsi="Malgun Gothic" w:eastAsia="Malgun Gothic" w:cs="Malgun Gothic"/>
+            <w:u w:val="single"/>
+            <w:color w:val="1F4E9C"/>
+            <w:sz w:val="20"/>
+            <w:szCs w:val="20"/>
+          </w:rPr>
+          <w:t xml:space="preserve">F4</w:t>
+        </w:r>
+      </w:hyperlink>
+      <w:r>
+        <w:rPr>
+          <w:rFonts w:ascii="Malgun Gothic" w:hAnsi="Malgun Gothic" w:eastAsia="Malgun Gothic" w:cs="Malgun Gothic"/>
+          <w:sz w:val="20"/>
+          <w:szCs w:val="20"/>
+        </w:rPr>
+        <w:t xml:space="preserve">]. 이름은 다르지만 공통으로 묻는 것은 같다. 데이터를 어디서 처리했는지, 누가 접근했는지, 어떤 판단이 왜 내려졌는지를 나중에 보여줄 수 있는가다. 모델을 외부 API로 부르면 처리 위치와 접근 기록이 벤더 쪽에 남아 도입 기업이 스스로 증명하기 어렵다. 자체 호스팅과 감사 로그를 나중에 붙이는 기능이 아니라 처음부터 설계에 넣은 이유가 이것이다.</w:t>
+      </w:r>
+    </w:p>
+    <w:p>
+      <w:pPr>
+        <w:pStyle w:val="Heading2"/>
         <w:widowControl w:val="0"/>
         <w:spacing w:after="60" w:line="264" w:lineRule="auto"/>
         <w:ind w:left="720"/>
         <w:jc w:val="both"/>
       </w:pPr>
       <w:r>
-        <w:rPr>
-          <w:rFonts w:ascii="Malgun Gothic" w:cs="Malgun Gothic" w:eastAsia="Malgun Gothic" w:hAnsi="Malgun Gothic"/>
-          <w:b w:val="1"/>
-          <w:bCs w:val="1"/>
-          <w:sz w:val="20"/>
-          <w:szCs w:val="20"/>
-          <w:rtl w:val="0"/>
-        </w:rPr>
         <w:t xml:space="preserve">비즈니스 모델. 제공 형태는 도구다</w:t>
       </w:r>
     </w:p>
@@ -2102,20 +2457,13 @@
     </w:p>
     <w:p>
       <w:pPr>
+        <w:pStyle w:val="Heading2"/>
         <w:widowControl w:val="0"/>
         <w:spacing w:after="60" w:line="264" w:lineRule="auto"/>
         <w:ind w:left="720"/>
         <w:jc w:val="both"/>
       </w:pPr>
       <w:r>
-        <w:rPr>
-          <w:rFonts w:ascii="Malgun Gothic" w:cs="Malgun Gothic" w:eastAsia="Malgun Gothic" w:hAnsi="Malgun Gothic"/>
-          <w:b w:val="1"/>
-          <w:bCs w:val="1"/>
-          <w:sz w:val="20"/>
-          <w:szCs w:val="20"/>
-          <w:rtl w:val="0"/>
-        </w:rPr>
         <w:t xml:space="preserve">가격 구조에서 읽는 기회</w:t>
       </w:r>
     </w:p>
@@ -2187,12 +2535,51 @@
       </w:pPr>
       <w:r>
         <w:rPr>
-          <w:rFonts w:ascii="Malgun Gothic" w:cs="Malgun Gothic" w:eastAsia="Malgun Gothic" w:hAnsi="Malgun Gothic"/>
-          <w:sz w:val="20"/>
-          <w:szCs w:val="20"/>
-          <w:rtl w:val="0"/>
-        </w:rPr>
-        <w:t xml:space="preserve">- 사람이 처리하는 1차 응대 티켓은 건당 15에서 25달러, AI 해결은 건당 0.49에서 2.00달러다 [E1, E2, 2차].</w:t>
+          <w:rFonts w:ascii="Malgun Gothic" w:hAnsi="Malgun Gothic" w:eastAsia="Malgun Gothic" w:cs="Malgun Gothic"/>
+          <w:sz w:val="20"/>
+          <w:szCs w:val="20"/>
+        </w:rPr>
+        <w:t xml:space="preserve">- 사람이 처리하는 1차 응대 티켓은 건당 15에서 25달러, AI 해결은 건당 0.49에서 2.00달러다 [</w:t>
+      </w:r>
+      <w:hyperlink r:id="rId26">
+        <w:r>
+          <w:rPr>
+            <w:rFonts w:ascii="Malgun Gothic" w:hAnsi="Malgun Gothic" w:eastAsia="Malgun Gothic" w:cs="Malgun Gothic"/>
+            <w:u w:val="single"/>
+            <w:color w:val="1F4E9C"/>
+            <w:sz w:val="20"/>
+            <w:szCs w:val="20"/>
+          </w:rPr>
+          <w:t xml:space="preserve">E1</w:t>
+        </w:r>
+      </w:hyperlink>
+      <w:r>
+        <w:rPr>
+          <w:rFonts w:ascii="Malgun Gothic" w:hAnsi="Malgun Gothic" w:eastAsia="Malgun Gothic" w:cs="Malgun Gothic"/>
+          <w:sz w:val="20"/>
+          <w:szCs w:val="20"/>
+        </w:rPr>
+        <w:t xml:space="preserve">, </w:t>
+      </w:r>
+      <w:hyperlink r:id="rId27">
+        <w:r>
+          <w:rPr>
+            <w:rFonts w:ascii="Malgun Gothic" w:hAnsi="Malgun Gothic" w:eastAsia="Malgun Gothic" w:cs="Malgun Gothic"/>
+            <w:u w:val="single"/>
+            <w:color w:val="1F4E9C"/>
+            <w:sz w:val="20"/>
+            <w:szCs w:val="20"/>
+          </w:rPr>
+          <w:t xml:space="preserve">E2</w:t>
+        </w:r>
+      </w:hyperlink>
+      <w:r>
+        <w:rPr>
+          <w:rFonts w:ascii="Malgun Gothic" w:hAnsi="Malgun Gothic" w:eastAsia="Malgun Gothic" w:cs="Malgun Gothic"/>
+          <w:sz w:val="20"/>
+          <w:szCs w:val="20"/>
+        </w:rPr>
+        <w:t xml:space="preserve">, 2차].</w:t>
       </w:r>
     </w:p>
     <w:p>
@@ -2204,12 +2591,51 @@
       </w:pPr>
       <w:r>
         <w:rPr>
-          <w:rFonts w:ascii="Malgun Gothic" w:cs="Malgun Gothic" w:eastAsia="Malgun Gothic" w:hAnsi="Malgun Gothic"/>
-          <w:sz w:val="20"/>
-          <w:szCs w:val="20"/>
-          <w:rtl w:val="0"/>
-        </w:rPr>
-        <w:t xml:space="preserve">- Intercom Fin의 해결당 0.99달러가 시장 기준가로 인용된다 [E3, 2차]. 평균 해결률은 67퍼센트다 [E4, 2차 인용].</w:t>
+          <w:rFonts w:ascii="Malgun Gothic" w:hAnsi="Malgun Gothic" w:eastAsia="Malgun Gothic" w:cs="Malgun Gothic"/>
+          <w:sz w:val="20"/>
+          <w:szCs w:val="20"/>
+        </w:rPr>
+        <w:t xml:space="preserve">- Intercom Fin의 해결당 0.99달러가 시장 기준가로 인용된다 [</w:t>
+      </w:r>
+      <w:hyperlink r:id="rId27">
+        <w:r>
+          <w:rPr>
+            <w:rFonts w:ascii="Malgun Gothic" w:hAnsi="Malgun Gothic" w:eastAsia="Malgun Gothic" w:cs="Malgun Gothic"/>
+            <w:u w:val="single"/>
+            <w:color w:val="1F4E9C"/>
+            <w:sz w:val="20"/>
+            <w:szCs w:val="20"/>
+          </w:rPr>
+          <w:t xml:space="preserve">E3</w:t>
+        </w:r>
+      </w:hyperlink>
+      <w:r>
+        <w:rPr>
+          <w:rFonts w:ascii="Malgun Gothic" w:hAnsi="Malgun Gothic" w:eastAsia="Malgun Gothic" w:cs="Malgun Gothic"/>
+          <w:sz w:val="20"/>
+          <w:szCs w:val="20"/>
+        </w:rPr>
+        <w:t xml:space="preserve">, 2차]. 평균 해결률은 67퍼센트다 [</w:t>
+      </w:r>
+      <w:hyperlink r:id="rId27">
+        <w:r>
+          <w:rPr>
+            <w:rFonts w:ascii="Malgun Gothic" w:hAnsi="Malgun Gothic" w:eastAsia="Malgun Gothic" w:cs="Malgun Gothic"/>
+            <w:u w:val="single"/>
+            <w:color w:val="1F4E9C"/>
+            <w:sz w:val="20"/>
+            <w:szCs w:val="20"/>
+          </w:rPr>
+          <w:t xml:space="preserve">E4</w:t>
+        </w:r>
+      </w:hyperlink>
+      <w:r>
+        <w:rPr>
+          <w:rFonts w:ascii="Malgun Gothic" w:hAnsi="Malgun Gothic" w:eastAsia="Malgun Gothic" w:cs="Malgun Gothic"/>
+          <w:sz w:val="20"/>
+          <w:szCs w:val="20"/>
+        </w:rPr>
+        <w:t xml:space="preserve">, 2차 인용].</w:t>
       </w:r>
     </w:p>
     <w:p>
@@ -2221,30 +2647,42 @@
       </w:pPr>
       <w:r>
         <w:rPr>
-          <w:rFonts w:ascii="Malgun Gothic" w:cs="Malgun Gothic" w:eastAsia="Malgun Gothic" w:hAnsi="Malgun Gothic"/>
-          <w:sz w:val="20"/>
-          <w:szCs w:val="20"/>
-          <w:rtl w:val="0"/>
-        </w:rPr>
-        <w:t xml:space="preserve">- 해결당 과금은 잘될수록 비싸져 이탈 사유 1위로 지목된다 [E5, 2차]. 자체 호스팅과 좌석 기반 과금이 대안이 된다.</w:t>
-      </w:r>
-    </w:p>
-    <w:p>
-      <w:pPr>
+          <w:rFonts w:ascii="Malgun Gothic" w:hAnsi="Malgun Gothic" w:eastAsia="Malgun Gothic" w:cs="Malgun Gothic"/>
+          <w:sz w:val="20"/>
+          <w:szCs w:val="20"/>
+        </w:rPr>
+        <w:t xml:space="preserve">- 해결당 과금은 잘될수록 비싸져 이탈 사유 1위로 지목된다 [</w:t>
+      </w:r>
+      <w:hyperlink r:id="rId21">
+        <w:r>
+          <w:rPr>
+            <w:rFonts w:ascii="Malgun Gothic" w:hAnsi="Malgun Gothic" w:eastAsia="Malgun Gothic" w:cs="Malgun Gothic"/>
+            <w:u w:val="single"/>
+            <w:color w:val="1F4E9C"/>
+            <w:sz w:val="20"/>
+            <w:szCs w:val="20"/>
+          </w:rPr>
+          <w:t xml:space="preserve">E5</w:t>
+        </w:r>
+      </w:hyperlink>
+      <w:r>
+        <w:rPr>
+          <w:rFonts w:ascii="Malgun Gothic" w:hAnsi="Malgun Gothic" w:eastAsia="Malgun Gothic" w:cs="Malgun Gothic"/>
+          <w:sz w:val="20"/>
+          <w:szCs w:val="20"/>
+        </w:rPr>
+        <w:t xml:space="preserve">, 2차]. 자동화가 성공할수록 청구액이 늘기 때문에 도입처는 성과와 비용 증가를 함께 겪는다. 파는 쪽도 제품이 잘 작동할수록 고객이 떠나는 구조를 안고 간다. 자체 호스팅과 좌석 기반 과금은 이 어긋난 유인을 피하는 대안이 된다.</w:t>
+      </w:r>
+    </w:p>
+    <w:p>
+      <w:pPr>
+        <w:pStyle w:val="Heading2"/>
         <w:widowControl w:val="0"/>
         <w:spacing w:after="60" w:line="264" w:lineRule="auto"/>
         <w:ind w:left="720"/>
         <w:jc w:val="both"/>
       </w:pPr>
       <w:r>
-        <w:rPr>
-          <w:rFonts w:ascii="Malgun Gothic" w:cs="Malgun Gothic" w:eastAsia="Malgun Gothic" w:hAnsi="Malgun Gothic"/>
-          <w:b w:val="1"/>
-          <w:bCs w:val="1"/>
-          <w:sz w:val="20"/>
-          <w:szCs w:val="20"/>
-          <w:rtl w:val="0"/>
-        </w:rPr>
         <w:t xml:space="preserve">관련 표준</w:t>
       </w:r>
     </w:p>
@@ -2257,16 +2695,76 @@
       </w:pPr>
       <w:r>
         <w:rPr>
-          <w:rFonts w:ascii="Malgun Gothic" w:cs="Malgun Gothic" w:eastAsia="Malgun Gothic" w:hAnsi="Malgun Gothic"/>
-          <w:sz w:val="20"/>
-          <w:szCs w:val="20"/>
-          <w:rtl w:val="0"/>
-        </w:rPr>
-        <w:t xml:space="preserve">A2A 스펙 1.0이 Linux Foundation으로 이관됐고 150개 이상 조직이 참여한다 [H1, 1차]. AP2는 에이전트 구매를 서명된 Mandate 세 가지로 표현한다 [H2, 1차]. UCP는 Google이 Shopify, Etsy, Wayfair, Target, Walmart와 공동 개발했다 [H3, 1차]. A2A는 에이전트끼리 작업을 주고받는 규약이고, UCP와 AP2는 에이전트 커머스와 결제 위임의 표준이다.</w:t>
-      </w:r>
-    </w:p>
-    <w:p>
-      <w:pPr>
+          <w:rFonts w:ascii="Malgun Gothic" w:hAnsi="Malgun Gothic" w:eastAsia="Malgun Gothic" w:cs="Malgun Gothic"/>
+          <w:sz w:val="20"/>
+          <w:szCs w:val="20"/>
+        </w:rPr>
+        <w:t xml:space="preserve">A2A 스펙 1.0이 Linux Foundation으로 이관됐고 150개 이상 조직이 참여한다 [</w:t>
+      </w:r>
+      <w:hyperlink r:id="rId28">
+        <w:r>
+          <w:rPr>
+            <w:rFonts w:ascii="Malgun Gothic" w:hAnsi="Malgun Gothic" w:eastAsia="Malgun Gothic" w:cs="Malgun Gothic"/>
+            <w:u w:val="single"/>
+            <w:color w:val="1F4E9C"/>
+            <w:sz w:val="20"/>
+            <w:szCs w:val="20"/>
+          </w:rPr>
+          <w:t xml:space="preserve">H1</w:t>
+        </w:r>
+      </w:hyperlink>
+      <w:r>
+        <w:rPr>
+          <w:rFonts w:ascii="Malgun Gothic" w:hAnsi="Malgun Gothic" w:eastAsia="Malgun Gothic" w:cs="Malgun Gothic"/>
+          <w:sz w:val="20"/>
+          <w:szCs w:val="20"/>
+        </w:rPr>
+        <w:t xml:space="preserve">, 1차]. AP2는 에이전트 구매를 서명된 Mandate 세 가지로 표현한다 [</w:t>
+      </w:r>
+      <w:hyperlink r:id="rId29">
+        <w:r>
+          <w:rPr>
+            <w:rFonts w:ascii="Malgun Gothic" w:hAnsi="Malgun Gothic" w:eastAsia="Malgun Gothic" w:cs="Malgun Gothic"/>
+            <w:u w:val="single"/>
+            <w:color w:val="1F4E9C"/>
+            <w:sz w:val="20"/>
+            <w:szCs w:val="20"/>
+          </w:rPr>
+          <w:t xml:space="preserve">H2</w:t>
+        </w:r>
+      </w:hyperlink>
+      <w:r>
+        <w:rPr>
+          <w:rFonts w:ascii="Malgun Gothic" w:hAnsi="Malgun Gothic" w:eastAsia="Malgun Gothic" w:cs="Malgun Gothic"/>
+          <w:sz w:val="20"/>
+          <w:szCs w:val="20"/>
+        </w:rPr>
+        <w:t xml:space="preserve">, 1차]. UCP는 Google이 Shopify, Etsy, Wayfair, Target, Walmart와 공동 개발했다 [</w:t>
+      </w:r>
+      <w:hyperlink r:id="rId30">
+        <w:r>
+          <w:rPr>
+            <w:rFonts w:ascii="Malgun Gothic" w:hAnsi="Malgun Gothic" w:eastAsia="Malgun Gothic" w:cs="Malgun Gothic"/>
+            <w:u w:val="single"/>
+            <w:color w:val="1F4E9C"/>
+            <w:sz w:val="20"/>
+            <w:szCs w:val="20"/>
+          </w:rPr>
+          <w:t xml:space="preserve">H3</w:t>
+        </w:r>
+      </w:hyperlink>
+      <w:r>
+        <w:rPr>
+          <w:rFonts w:ascii="Malgun Gothic" w:hAnsi="Malgun Gothic" w:eastAsia="Malgun Gothic" w:cs="Malgun Gothic"/>
+          <w:sz w:val="20"/>
+          <w:szCs w:val="20"/>
+        </w:rPr>
+        <w:t xml:space="preserve">, 1차]. A2A는 에이전트끼리 작업을 주고받는 규약이고, UCP와 AP2는 에이전트 커머스와 결제 위임의 표준이다.</w:t>
+      </w:r>
+    </w:p>
+    <w:p>
+      <w:pPr>
+        <w:pStyle w:val="Heading1"/>
         <w:widowControl w:val="0"/>
         <w:numPr>
           <w:ilvl w:val="0"/>
@@ -2280,30 +2778,18 @@
         </w:rPr>
       </w:pPr>
       <w:r>
-        <w:rPr>
-          <w:rFonts w:ascii="Arial Unicode MS" w:cs="Arial Unicode MS" w:eastAsia="Arial Unicode MS" w:hAnsi="Arial Unicode MS"/>
-          <w:color w:val="0000ff"/>
-          <w:rtl w:val="0"/>
-        </w:rPr>
         <w:t xml:space="preserve">시스템 구성 기획</w:t>
       </w:r>
     </w:p>
     <w:p>
       <w:pPr>
+        <w:pStyle w:val="Heading2"/>
         <w:widowControl w:val="0"/>
         <w:spacing w:after="60" w:line="264" w:lineRule="auto"/>
         <w:ind w:left="720"/>
         <w:jc w:val="both"/>
       </w:pPr>
       <w:r>
-        <w:rPr>
-          <w:rFonts w:ascii="Malgun Gothic" w:cs="Malgun Gothic" w:eastAsia="Malgun Gothic" w:hAnsi="Malgun Gothic"/>
-          <w:b w:val="1"/>
-          <w:bCs w:val="1"/>
-          <w:sz w:val="20"/>
-          <w:szCs w:val="20"/>
-          <w:rtl w:val="0"/>
-        </w:rPr>
         <w:t xml:space="preserve">2계층 구조. Basement(Core)와 Domain Module</w:t>
       </w:r>
     </w:p>
@@ -2326,20 +2812,13 @@
     </w:p>
     <w:p>
       <w:pPr>
+        <w:pStyle w:val="Heading2"/>
         <w:widowControl w:val="0"/>
         <w:spacing w:after="60" w:line="264" w:lineRule="auto"/>
         <w:ind w:left="720"/>
         <w:jc w:val="both"/>
       </w:pPr>
       <w:r>
-        <w:rPr>
-          <w:rFonts w:ascii="Malgun Gothic" w:cs="Malgun Gothic" w:eastAsia="Malgun Gothic" w:hAnsi="Malgun Gothic"/>
-          <w:b w:val="1"/>
-          <w:bCs w:val="1"/>
-          <w:sz w:val="20"/>
-          <w:szCs w:val="20"/>
-          <w:rtl w:val="0"/>
-        </w:rPr>
         <w:t xml:space="preserve">코어 1. Case Runtime &amp; Coordination</w:t>
       </w:r>
     </w:p>
@@ -2489,20 +2968,13 @@
     </w:p>
     <w:p>
       <w:pPr>
+        <w:pStyle w:val="Heading2"/>
         <w:widowControl w:val="0"/>
         <w:spacing w:after="60" w:line="264" w:lineRule="auto"/>
         <w:ind w:left="720"/>
         <w:jc w:val="both"/>
       </w:pPr>
       <w:r>
-        <w:rPr>
-          <w:rFonts w:ascii="Malgun Gothic" w:cs="Malgun Gothic" w:eastAsia="Malgun Gothic" w:hAnsi="Malgun Gothic"/>
-          <w:b w:val="1"/>
-          <w:bCs w:val="1"/>
-          <w:sz w:val="20"/>
-          <w:szCs w:val="20"/>
-          <w:rtl w:val="0"/>
-        </w:rPr>
         <w:t xml:space="preserve">코어 2. Access &amp; Action Platform</w:t>
       </w:r>
     </w:p>
@@ -2593,20 +3065,13 @@
     </w:p>
     <w:p>
       <w:pPr>
+        <w:pStyle w:val="Heading2"/>
         <w:widowControl w:val="0"/>
         <w:spacing w:after="60" w:line="264" w:lineRule="auto"/>
         <w:ind w:left="720"/>
         <w:jc w:val="both"/>
       </w:pPr>
       <w:r>
-        <w:rPr>
-          <w:rFonts w:ascii="Malgun Gothic" w:cs="Malgun Gothic" w:eastAsia="Malgun Gothic" w:hAnsi="Malgun Gothic"/>
-          <w:b w:val="1"/>
-          <w:bCs w:val="1"/>
-          <w:sz w:val="20"/>
-          <w:szCs w:val="20"/>
-          <w:rtl w:val="0"/>
-        </w:rPr>
         <w:t xml:space="preserve">도메인 팩. 지금 여는 것과 앞으로 열 것</w:t>
       </w:r>
     </w:p>
@@ -2646,20 +3111,13 @@
     </w:p>
     <w:p>
       <w:pPr>
+        <w:pStyle w:val="Heading2"/>
         <w:widowControl w:val="0"/>
         <w:spacing w:after="60" w:line="264" w:lineRule="auto"/>
         <w:ind w:left="720"/>
         <w:jc w:val="both"/>
       </w:pPr>
       <w:r>
-        <w:rPr>
-          <w:rFonts w:ascii="Malgun Gothic" w:cs="Malgun Gothic" w:eastAsia="Malgun Gothic" w:hAnsi="Malgun Gothic"/>
-          <w:b w:val="1"/>
-          <w:bCs w:val="1"/>
-          <w:sz w:val="20"/>
-          <w:szCs w:val="20"/>
-          <w:rtl w:val="0"/>
-        </w:rPr>
         <w:t xml:space="preserve">핵심 규칙 세 가지</w:t>
       </w:r>
     </w:p>
@@ -2716,20 +3174,13 @@
     </w:p>
     <w:p>
       <w:pPr>
+        <w:pStyle w:val="Heading2"/>
         <w:widowControl w:val="0"/>
         <w:spacing w:after="60" w:line="264" w:lineRule="auto"/>
         <w:ind w:left="720"/>
         <w:jc w:val="both"/>
       </w:pPr>
       <w:r>
-        <w:rPr>
-          <w:rFonts w:ascii="Malgun Gothic" w:cs="Malgun Gothic" w:eastAsia="Malgun Gothic" w:hAnsi="Malgun Gothic"/>
-          <w:b w:val="1"/>
-          <w:bCs w:val="1"/>
-          <w:sz w:val="20"/>
-          <w:szCs w:val="20"/>
-          <w:rtl w:val="0"/>
-        </w:rPr>
         <w:t xml:space="preserve">사람의 개입 방식. human-on-the-loop</w:t>
       </w:r>
     </w:p>
@@ -2752,6 +3203,7 @@
     </w:p>
     <w:p>
       <w:pPr>
+        <w:pStyle w:val="Heading1"/>
         <w:widowControl w:val="0"/>
         <w:numPr>
           <w:ilvl w:val="0"/>
@@ -2765,30 +3217,18 @@
         </w:rPr>
       </w:pPr>
       <w:r>
-        <w:rPr>
-          <w:rFonts w:ascii="Arial Unicode MS" w:cs="Arial Unicode MS" w:eastAsia="Arial Unicode MS" w:hAnsi="Arial Unicode MS"/>
-          <w:color w:val="0000ff"/>
-          <w:rtl w:val="0"/>
-        </w:rPr>
         <w:t xml:space="preserve">모델링 계획</w:t>
       </w:r>
     </w:p>
     <w:p>
       <w:pPr>
+        <w:pStyle w:val="Heading2"/>
         <w:widowControl w:val="0"/>
         <w:spacing w:after="60" w:line="264" w:lineRule="auto"/>
         <w:ind w:left="720"/>
         <w:jc w:val="both"/>
       </w:pPr>
       <w:r>
-        <w:rPr>
-          <w:rFonts w:ascii="Malgun Gothic" w:cs="Malgun Gothic" w:eastAsia="Malgun Gothic" w:hAnsi="Malgun Gothic"/>
-          <w:b w:val="1"/>
-          <w:bCs w:val="1"/>
-          <w:sz w:val="20"/>
-          <w:szCs w:val="20"/>
-          <w:rtl w:val="0"/>
-        </w:rPr>
         <w:t xml:space="preserve">인라인 분류. Case를 만들 때 바로 돌린다</w:t>
       </w:r>
     </w:p>
@@ -2862,20 +3302,13 @@
     </w:p>
     <w:p>
       <w:pPr>
+        <w:pStyle w:val="Heading2"/>
         <w:widowControl w:val="0"/>
         <w:spacing w:after="60" w:line="264" w:lineRule="auto"/>
         <w:ind w:left="720"/>
         <w:jc w:val="both"/>
       </w:pPr>
       <w:r>
-        <w:rPr>
-          <w:rFonts w:ascii="Malgun Gothic" w:cs="Malgun Gothic" w:eastAsia="Malgun Gothic" w:hAnsi="Malgun Gothic"/>
-          <w:b w:val="1"/>
-          <w:bCs w:val="1"/>
-          <w:sz w:val="20"/>
-          <w:szCs w:val="20"/>
-          <w:rtl w:val="0"/>
-        </w:rPr>
         <w:t xml:space="preserve">검색과 지식. RAG</w:t>
       </w:r>
     </w:p>
@@ -2898,20 +3331,13 @@
     </w:p>
     <w:p>
       <w:pPr>
+        <w:pStyle w:val="Heading2"/>
         <w:widowControl w:val="0"/>
         <w:spacing w:after="60" w:line="264" w:lineRule="auto"/>
         <w:ind w:left="720"/>
         <w:jc w:val="both"/>
       </w:pPr>
       <w:r>
-        <w:rPr>
-          <w:rFonts w:ascii="Malgun Gothic" w:cs="Malgun Gothic" w:eastAsia="Malgun Gothic" w:hAnsi="Malgun Gothic"/>
-          <w:b w:val="1"/>
-          <w:bCs w:val="1"/>
-          <w:sz w:val="20"/>
-          <w:szCs w:val="20"/>
-          <w:rtl w:val="0"/>
-        </w:rPr>
         <w:t xml:space="preserve">지어낸 답을 막는 장치. 근거 대조</w:t>
       </w:r>
     </w:p>
@@ -2934,20 +3360,13 @@
     </w:p>
     <w:p>
       <w:pPr>
+        <w:pStyle w:val="Heading2"/>
         <w:widowControl w:val="0"/>
         <w:spacing w:after="60" w:line="264" w:lineRule="auto"/>
         <w:ind w:left="720"/>
         <w:jc w:val="both"/>
       </w:pPr>
       <w:r>
-        <w:rPr>
-          <w:rFonts w:ascii="Malgun Gothic" w:cs="Malgun Gothic" w:eastAsia="Malgun Gothic" w:hAnsi="Malgun Gothic"/>
-          <w:b w:val="1"/>
-          <w:bCs w:val="1"/>
-          <w:sz w:val="20"/>
-          <w:szCs w:val="20"/>
-          <w:rtl w:val="0"/>
-        </w:rPr>
         <w:t xml:space="preserve">배치 분석. VOC &amp; Store Manager</w:t>
       </w:r>
     </w:p>
@@ -2970,20 +3389,13 @@
     </w:p>
     <w:p>
       <w:pPr>
+        <w:pStyle w:val="Heading2"/>
         <w:widowControl w:val="0"/>
         <w:spacing w:after="60" w:line="264" w:lineRule="auto"/>
         <w:ind w:left="720"/>
         <w:jc w:val="both"/>
       </w:pPr>
       <w:r>
-        <w:rPr>
-          <w:rFonts w:ascii="Malgun Gothic" w:cs="Malgun Gothic" w:eastAsia="Malgun Gothic" w:hAnsi="Malgun Gothic"/>
-          <w:b w:val="1"/>
-          <w:bCs w:val="1"/>
-          <w:sz w:val="20"/>
-          <w:szCs w:val="20"/>
-          <w:rtl w:val="0"/>
-        </w:rPr>
         <w:t xml:space="preserve">평가 계획</w:t>
       </w:r>
     </w:p>
@@ -3074,20 +3486,13 @@
     </w:p>
     <w:p>
       <w:pPr>
+        <w:pStyle w:val="Heading2"/>
         <w:widowControl w:val="0"/>
         <w:spacing w:after="60" w:line="264" w:lineRule="auto"/>
         <w:ind w:left="720"/>
         <w:jc w:val="both"/>
       </w:pPr>
       <w:r>
-        <w:rPr>
-          <w:rFonts w:ascii="Malgun Gothic" w:cs="Malgun Gothic" w:eastAsia="Malgun Gothic" w:hAnsi="Malgun Gothic"/>
-          <w:b w:val="1"/>
-          <w:bCs w:val="1"/>
-          <w:sz w:val="20"/>
-          <w:szCs w:val="20"/>
-          <w:rtl w:val="0"/>
-        </w:rPr>
         <w:t xml:space="preserve">sLLM 파인튜닝</w:t>
       </w:r>
     </w:p>
@@ -3110,6 +3515,7 @@
     </w:p>
     <w:p>
       <w:pPr>
+        <w:pStyle w:val="Heading1"/>
         <w:widowControl w:val="0"/>
         <w:numPr>
           <w:ilvl w:val="0"/>
@@ -3123,11 +3529,6 @@
         </w:rPr>
       </w:pPr>
       <w:r>
-        <w:rPr>
-          <w:rFonts w:ascii="Arial Unicode MS" w:cs="Arial Unicode MS" w:eastAsia="Arial Unicode MS" w:hAnsi="Arial Unicode MS"/>
-          <w:color w:val="0000ff"/>
-          <w:rtl w:val="0"/>
-        </w:rPr>
         <w:t xml:space="preserve">데이터 수집 전략</w:t>
       </w:r>
     </w:p>
@@ -3209,21 +3610,14 @@
     </w:p>
     <w:p>
       <w:pPr>
+        <w:pStyle w:val="Heading2"/>
         <w:widowControl w:val="0"/>
         <w:spacing w:after="60" w:line="264" w:lineRule="auto"/>
         <w:ind w:left="720"/>
         <w:jc w:val="both"/>
       </w:pPr>
       <w:r>
-        <w:rPr>
-          <w:rFonts w:ascii="Malgun Gothic" w:cs="Malgun Gothic" w:eastAsia="Malgun Gothic" w:hAnsi="Malgun Gothic"/>
-          <w:b w:val="1"/>
-          <w:bCs w:val="1"/>
-          <w:sz w:val="20"/>
-          <w:szCs w:val="20"/>
-          <w:rtl w:val="0"/>
-        </w:rPr>
-        <w:t xml:space="preserve">1) 주문과 배송 기록. 코어 1 Context Broker가 쓴다</w:t>
+        <w:t>주문과 배송 기록. 코어 1 Context Broker가 쓴다</w:t>
       </w:r>
     </w:p>
     <w:p>
@@ -3262,21 +3656,14 @@
     </w:p>
     <w:p>
       <w:pPr>
+        <w:pStyle w:val="Heading2"/>
         <w:widowControl w:val="0"/>
         <w:spacing w:after="60" w:line="264" w:lineRule="auto"/>
         <w:ind w:left="720"/>
         <w:jc w:val="both"/>
       </w:pPr>
       <w:r>
-        <w:rPr>
-          <w:rFonts w:ascii="Malgun Gothic" w:cs="Malgun Gothic" w:eastAsia="Malgun Gothic" w:hAnsi="Malgun Gothic"/>
-          <w:b w:val="1"/>
-          <w:bCs w:val="1"/>
-          <w:sz w:val="20"/>
-          <w:szCs w:val="20"/>
-          <w:rtl w:val="0"/>
-        </w:rPr>
-        <w:t xml:space="preserve">2) 배송 조회. 코어 2 Action 실행부가 쓴다</w:t>
+        <w:t>배송 조회. 코어 2 Action 실행부가 쓴다</w:t>
       </w:r>
     </w:p>
     <w:p>
@@ -3298,21 +3685,14 @@
     </w:p>
     <w:p>
       <w:pPr>
+        <w:pStyle w:val="Heading2"/>
         <w:widowControl w:val="0"/>
         <w:spacing w:after="60" w:line="264" w:lineRule="auto"/>
         <w:ind w:left="720"/>
         <w:jc w:val="both"/>
       </w:pPr>
       <w:r>
-        <w:rPr>
-          <w:rFonts w:ascii="Malgun Gothic" w:cs="Malgun Gothic" w:eastAsia="Malgun Gothic" w:hAnsi="Malgun Gothic"/>
-          <w:b w:val="1"/>
-          <w:bCs w:val="1"/>
-          <w:sz w:val="20"/>
-          <w:szCs w:val="20"/>
-          <w:rtl w:val="0"/>
-        </w:rPr>
-        <w:t xml:space="preserve">3) 고객 문의 데이터. 코어 1 RAG 지식 재료가 된다</w:t>
+        <w:t>고객 문의 데이터. 코어 1 RAG 지식 재료가 된다</w:t>
       </w:r>
     </w:p>
     <w:p>
@@ -3334,21 +3714,14 @@
     </w:p>
     <w:p>
       <w:pPr>
+        <w:pStyle w:val="Heading2"/>
         <w:widowControl w:val="0"/>
         <w:spacing w:after="60" w:line="264" w:lineRule="auto"/>
         <w:ind w:left="720"/>
         <w:jc w:val="both"/>
       </w:pPr>
       <w:r>
-        <w:rPr>
-          <w:rFonts w:ascii="Malgun Gothic" w:cs="Malgun Gothic" w:eastAsia="Malgun Gothic" w:hAnsi="Malgun Gothic"/>
-          <w:b w:val="1"/>
-          <w:bCs w:val="1"/>
-          <w:sz w:val="20"/>
-          <w:szCs w:val="20"/>
-          <w:rtl w:val="0"/>
-        </w:rPr>
-        <w:t xml:space="preserve">4) 번역. 다국어 응대 검토용</w:t>
+        <w:t>번역. 다국어 응대 검토용</w:t>
       </w:r>
     </w:p>
     <w:p>
@@ -3370,21 +3743,14 @@
     </w:p>
     <w:p>
       <w:pPr>
+        <w:pStyle w:val="Heading2"/>
         <w:widowControl w:val="0"/>
         <w:spacing w:after="60" w:line="264" w:lineRule="auto"/>
         <w:ind w:left="720"/>
         <w:jc w:val="both"/>
       </w:pPr>
       <w:r>
-        <w:rPr>
-          <w:rFonts w:ascii="Malgun Gothic" w:cs="Malgun Gothic" w:eastAsia="Malgun Gothic" w:hAnsi="Malgun Gothic"/>
-          <w:b w:val="1"/>
-          <w:bCs w:val="1"/>
-          <w:sz w:val="20"/>
-          <w:szCs w:val="20"/>
-          <w:rtl w:val="0"/>
-        </w:rPr>
-        <w:t xml:space="preserve">5) 검증 쇼핑몰. 준비 중</w:t>
+        <w:t>검증 쇼핑몰. 준비 중</w:t>
       </w:r>
     </w:p>
     <w:p>
@@ -3406,20 +3772,13 @@
     </w:p>
     <w:p>
       <w:pPr>
+        <w:pStyle w:val="Heading2"/>
         <w:widowControl w:val="0"/>
         <w:spacing w:after="60" w:line="264" w:lineRule="auto"/>
         <w:ind w:left="720"/>
         <w:jc w:val="both"/>
       </w:pPr>
       <w:r>
-        <w:rPr>
-          <w:rFonts w:ascii="Malgun Gothic" w:cs="Malgun Gothic" w:eastAsia="Malgun Gothic" w:hAnsi="Malgun Gothic"/>
-          <w:b w:val="1"/>
-          <w:bCs w:val="1"/>
-          <w:sz w:val="20"/>
-          <w:szCs w:val="20"/>
-          <w:rtl w:val="0"/>
-        </w:rPr>
         <w:t xml:space="preserve">학습 데이터 두 트랙</w:t>
       </w:r>
     </w:p>
@@ -3476,20 +3835,13 @@
     </w:p>
     <w:p>
       <w:pPr>
+        <w:pStyle w:val="Heading2"/>
         <w:widowControl w:val="0"/>
         <w:spacing w:after="60" w:line="264" w:lineRule="auto"/>
         <w:ind w:left="720"/>
         <w:jc w:val="both"/>
       </w:pPr>
       <w:r>
-        <w:rPr>
-          <w:rFonts w:ascii="Malgun Gothic" w:cs="Malgun Gothic" w:eastAsia="Malgun Gothic" w:hAnsi="Malgun Gothic"/>
-          <w:b w:val="1"/>
-          <w:bCs w:val="1"/>
-          <w:sz w:val="20"/>
-          <w:szCs w:val="20"/>
-          <w:rtl w:val="0"/>
-        </w:rPr>
         <w:t xml:space="preserve">개인정보 처리</w:t>
       </w:r>
     </w:p>
@@ -3512,20 +3864,13 @@
     </w:p>
     <w:p>
       <w:pPr>
+        <w:pStyle w:val="Heading2"/>
         <w:widowControl w:val="0"/>
         <w:spacing w:after="60" w:line="264" w:lineRule="auto"/>
         <w:ind w:left="720"/>
         <w:jc w:val="both"/>
       </w:pPr>
       <w:r>
-        <w:rPr>
-          <w:rFonts w:ascii="Malgun Gothic" w:cs="Malgun Gothic" w:eastAsia="Malgun Gothic" w:hAnsi="Malgun Gothic"/>
-          <w:b w:val="1"/>
-          <w:bCs w:val="1"/>
-          <w:sz w:val="20"/>
-          <w:szCs w:val="20"/>
-          <w:rtl w:val="0"/>
-        </w:rPr>
         <w:t xml:space="preserve">팀 합본 네 파일</w:t>
       </w:r>
     </w:p>
@@ -3667,20 +4012,13 @@
     </w:p>
     <w:p>
       <w:pPr>
+        <w:pStyle w:val="Heading2"/>
         <w:widowControl w:val="0"/>
         <w:spacing w:after="60" w:line="264" w:lineRule="auto"/>
         <w:ind w:left="720"/>
         <w:jc w:val="both"/>
       </w:pPr>
       <w:r>
-        <w:rPr>
-          <w:rFonts w:ascii="Malgun Gothic" w:cs="Malgun Gothic" w:eastAsia="Malgun Gothic" w:hAnsi="Malgun Gothic"/>
-          <w:b w:val="1"/>
-          <w:bCs w:val="1"/>
-          <w:sz w:val="20"/>
-          <w:szCs w:val="20"/>
-          <w:rtl w:val="0"/>
-        </w:rPr>
         <w:t xml:space="preserve">지금 상태를 숨기지 않는다</w:t>
       </w:r>
     </w:p>
@@ -3813,6 +4151,7 @@
     </w:p>
     <w:p>
       <w:pPr>
+        <w:pStyle w:val="Heading1"/>
         <w:widowControl w:val="0"/>
         <w:numPr>
           <w:ilvl w:val="0"/>
@@ -3826,18 +4165,9 @@
         </w:rPr>
       </w:pPr>
       <w:r>
-        <w:rPr>
-          <w:rFonts w:ascii="Arial Unicode MS" w:cs="Arial Unicode MS" w:eastAsia="Arial Unicode MS" w:hAnsi="Arial Unicode MS"/>
-          <w:color w:val="0000ff"/>
-          <w:rtl w:val="0"/>
-        </w:rPr>
         <w:t xml:space="preserve">역할분담(R&amp;R)</w:t>
       </w:r>
-      <w:r>
-        <w:rPr>
-          <w:rtl w:val="0"/>
-        </w:rPr>
-      </w:r>
+      <w:r/>
     </w:p>
     <w:p>
       <w:pPr>
@@ -3858,20 +4188,13 @@
     </w:p>
     <w:p>
       <w:pPr>
+        <w:pStyle w:val="Heading2"/>
         <w:widowControl w:val="0"/>
         <w:spacing w:after="60" w:line="264" w:lineRule="auto"/>
         <w:ind w:left="720"/>
         <w:jc w:val="both"/>
       </w:pPr>
       <w:r>
-        <w:rPr>
-          <w:rFonts w:ascii="Malgun Gothic" w:cs="Malgun Gothic" w:eastAsia="Malgun Gothic" w:hAnsi="Malgun Gothic"/>
-          <w:b w:val="1"/>
-          <w:bCs w:val="1"/>
-          <w:sz w:val="20"/>
-          <w:szCs w:val="20"/>
-          <w:rtl w:val="0"/>
-        </w:rPr>
         <w:t xml:space="preserve">코어 1 (1명). Case Runtime &amp; Coordination</w:t>
       </w:r>
     </w:p>
@@ -3962,20 +4285,13 @@
     </w:p>
     <w:p>
       <w:pPr>
+        <w:pStyle w:val="Heading2"/>
         <w:widowControl w:val="0"/>
         <w:spacing w:after="60" w:line="264" w:lineRule="auto"/>
         <w:ind w:left="720"/>
         <w:jc w:val="both"/>
       </w:pPr>
       <w:r>
-        <w:rPr>
-          <w:rFonts w:ascii="Malgun Gothic" w:cs="Malgun Gothic" w:eastAsia="Malgun Gothic" w:hAnsi="Malgun Gothic"/>
-          <w:b w:val="1"/>
-          <w:bCs w:val="1"/>
-          <w:sz w:val="20"/>
-          <w:szCs w:val="20"/>
-          <w:rtl w:val="0"/>
-        </w:rPr>
         <w:t xml:space="preserve">코어 2 (1명). Access &amp; Action Platform</w:t>
       </w:r>
     </w:p>
@@ -4066,20 +4382,13 @@
     </w:p>
     <w:p>
       <w:pPr>
+        <w:pStyle w:val="Heading2"/>
         <w:widowControl w:val="0"/>
         <w:spacing w:after="60" w:line="264" w:lineRule="auto"/>
         <w:ind w:left="720"/>
         <w:jc w:val="both"/>
       </w:pPr>
       <w:r>
-        <w:rPr>
-          <w:rFonts w:ascii="Malgun Gothic" w:cs="Malgun Gothic" w:eastAsia="Malgun Gothic" w:hAnsi="Malgun Gothic"/>
-          <w:b w:val="1"/>
-          <w:bCs w:val="1"/>
-          <w:sz w:val="20"/>
-          <w:szCs w:val="20"/>
-          <w:rtl w:val="0"/>
-        </w:rPr>
         <w:t xml:space="preserve">모델 (3명). Agent Team Module</w:t>
       </w:r>
     </w:p>
@@ -4170,20 +4479,13 @@
     </w:p>
     <w:p>
       <w:pPr>
+        <w:pStyle w:val="Heading2"/>
         <w:widowControl w:val="0"/>
         <w:spacing w:after="60" w:line="264" w:lineRule="auto"/>
         <w:ind w:left="720"/>
         <w:jc w:val="both"/>
       </w:pPr>
       <w:r>
-        <w:rPr>
-          <w:rFonts w:ascii="Malgun Gothic" w:cs="Malgun Gothic" w:eastAsia="Malgun Gothic" w:hAnsi="Malgun Gothic"/>
-          <w:b w:val="1"/>
-          <w:bCs w:val="1"/>
-          <w:sz w:val="20"/>
-          <w:szCs w:val="20"/>
-          <w:rtl w:val="0"/>
-        </w:rPr>
         <w:t xml:space="preserve">검증과 프론트 (1명)</w:t>
       </w:r>
     </w:p>
@@ -4274,20 +4576,13 @@
     </w:p>
     <w:p>
       <w:pPr>
+        <w:pStyle w:val="Heading2"/>
         <w:widowControl w:val="0"/>
         <w:spacing w:after="60" w:line="264" w:lineRule="auto"/>
         <w:ind w:left="720"/>
         <w:jc w:val="both"/>
       </w:pPr>
       <w:r>
-        <w:rPr>
-          <w:rFonts w:ascii="Malgun Gothic" w:cs="Malgun Gothic" w:eastAsia="Malgun Gothic" w:hAnsi="Malgun Gothic"/>
-          <w:b w:val="1"/>
-          <w:bCs w:val="1"/>
-          <w:sz w:val="20"/>
-          <w:szCs w:val="20"/>
-          <w:rtl w:val="0"/>
-        </w:rPr>
         <w:t xml:space="preserve">배포 (공통)</w:t>
       </w:r>
     </w:p>
@@ -4310,20 +4605,13 @@
     </w:p>
     <w:p>
       <w:pPr>
+        <w:pStyle w:val="Heading2"/>
         <w:widowControl w:val="0"/>
         <w:spacing w:after="60" w:line="264" w:lineRule="auto"/>
         <w:ind w:left="720"/>
         <w:jc w:val="both"/>
       </w:pPr>
       <w:r>
-        <w:rPr>
-          <w:rFonts w:ascii="Malgun Gothic" w:cs="Malgun Gothic" w:eastAsia="Malgun Gothic" w:hAnsi="Malgun Gothic"/>
-          <w:b w:val="1"/>
-          <w:bCs w:val="1"/>
-          <w:sz w:val="20"/>
-          <w:szCs w:val="20"/>
-          <w:rtl w:val="0"/>
-        </w:rPr>
         <w:t xml:space="preserve">공동 규칙</w:t>
       </w:r>
     </w:p>
@@ -4377,6 +4665,3707 @@
         </w:rPr>
         <w:t xml:space="preserve">- 1주차에 계약과 stub을 고정해 코어 1 병목을 막는다.</w:t>
       </w:r>
+    </w:p>
+    <w:p>
+      <w:pPr>
+        <w:spacing w:before="0" w:after="0"/>
+      </w:pPr>
+    </w:p>
+    <w:p>
+      <w:pPr>
+        <w:pStyle w:val="Heading1"/>
+        <w:spacing w:before="280" w:after="120"/>
+      </w:pPr>
+      <w:r>
+        <w:t xml:space="preserve">근거출처</w:t>
+      </w:r>
+    </w:p>
+    <w:p>
+      <w:pPr>
+        <w:spacing w:before="0" w:after="160"/>
+      </w:pPr>
+      <w:r>
+        <w:rPr>
+          <w:rFonts w:ascii="Malgun Gothic" w:hAnsi="Malgun Gothic" w:eastAsia="Malgun Gothic" w:cs="Malgun Gothic"/>
+          <w:sz w:val="18"/>
+          <w:szCs w:val="18"/>
+        </w:rPr>
+        <w:t xml:space="preserve">본문의 대괄호 근거번호가 가리키는 41건이다. 각 항목은 출처기관과 인용 등급을 함께 적는다. 1차는 원출처를 직접 확인한 것이고, 2차 인용은 다른 매체가 인용한 것을 재인용한 것이다. 등급을 밝히는 이유는 2차 인용을 1차 근거처럼 쓰지 않기 위해서다. 원출처가 확인되지 않은 항목은 그 사실을 그대로 적었다.</w:t>
+      </w:r>
+    </w:p>
+    <w:tbl>
+      <w:tblPr>
+        <w:tblW w:type="auto" w:w="0"/>
+        <w:jc w:val="center"/>
+        <w:tblLayout w:type="autofit"/>
+        <w:tblLook w:firstColumn="1" w:firstRow="1" w:lastColumn="0" w:lastRow="0" w:noHBand="0" w:noVBand="1" w:val="04A0"/>
+      </w:tblPr>
+      <w:tblGrid>
+        <w:gridCol w:w="1985"/>
+        <w:gridCol w:w="1985"/>
+        <w:gridCol w:w="1985"/>
+        <w:gridCol w:w="1985"/>
+        <w:gridCol w:w="1985"/>
+      </w:tblGrid>
+      <w:tr>
+        <w:tc>
+          <w:tcPr>
+            <w:tcW w:type="dxa" w:w="1985"/>
+          </w:tcPr>
+          <w:p>
+            <w:r/>
+            <w:r>
+              <w:rPr>
+                <w:rFonts w:ascii="Malgun Gothic" w:hAnsi="Malgun Gothic" w:eastAsia="Malgun Gothic" w:cs="Malgun Gothic"/>
+                <w:b/>
+                <w:sz w:val="18"/>
+                <w:szCs w:val="18"/>
+              </w:rPr>
+              <w:t xml:space="preserve">번호</w:t>
+            </w:r>
+          </w:p>
+        </w:tc>
+        <w:tc>
+          <w:tcPr>
+            <w:tcW w:type="dxa" w:w="1985"/>
+          </w:tcPr>
+          <w:p>
+            <w:r/>
+            <w:r>
+              <w:rPr>
+                <w:rFonts w:ascii="Malgun Gothic" w:hAnsi="Malgun Gothic" w:eastAsia="Malgun Gothic" w:cs="Malgun Gothic"/>
+                <w:b/>
+                <w:sz w:val="18"/>
+                <w:szCs w:val="18"/>
+              </w:rPr>
+              <w:t xml:space="preserve">내용</w:t>
+            </w:r>
+          </w:p>
+        </w:tc>
+        <w:tc>
+          <w:tcPr>
+            <w:tcW w:type="dxa" w:w="1985"/>
+          </w:tcPr>
+          <w:p>
+            <w:r/>
+            <w:r>
+              <w:rPr>
+                <w:rFonts w:ascii="Malgun Gothic" w:hAnsi="Malgun Gothic" w:eastAsia="Malgun Gothic" w:cs="Malgun Gothic"/>
+                <w:b/>
+                <w:sz w:val="18"/>
+                <w:szCs w:val="18"/>
+              </w:rPr>
+              <w:t xml:space="preserve">출처기관</w:t>
+            </w:r>
+          </w:p>
+        </w:tc>
+        <w:tc>
+          <w:tcPr>
+            <w:tcW w:type="dxa" w:w="1985"/>
+          </w:tcPr>
+          <w:p>
+            <w:r/>
+            <w:r>
+              <w:rPr>
+                <w:rFonts w:ascii="Malgun Gothic" w:hAnsi="Malgun Gothic" w:eastAsia="Malgun Gothic" w:cs="Malgun Gothic"/>
+                <w:b/>
+                <w:sz w:val="18"/>
+                <w:szCs w:val="18"/>
+              </w:rPr>
+              <w:t xml:space="preserve">등급</w:t>
+            </w:r>
+          </w:p>
+        </w:tc>
+        <w:tc>
+          <w:tcPr>
+            <w:tcW w:type="dxa" w:w="1985"/>
+          </w:tcPr>
+          <w:p>
+            <w:r/>
+            <w:r>
+              <w:rPr>
+                <w:rFonts w:ascii="Malgun Gothic" w:hAnsi="Malgun Gothic" w:eastAsia="Malgun Gothic" w:cs="Malgun Gothic"/>
+                <w:b/>
+                <w:sz w:val="18"/>
+                <w:szCs w:val="18"/>
+              </w:rPr>
+              <w:t xml:space="preserve">링크</w:t>
+            </w:r>
+          </w:p>
+        </w:tc>
+      </w:tr>
+      <w:tr>
+        <w:tc>
+          <w:tcPr>
+            <w:tcW w:type="dxa" w:w="1985"/>
+          </w:tcPr>
+          <w:p>
+            <w:r/>
+            <w:r>
+              <w:rPr>
+                <w:rFonts w:ascii="Malgun Gothic" w:hAnsi="Malgun Gothic" w:eastAsia="Malgun Gothic" w:cs="Malgun Gothic"/>
+                <w:b/>
+                <w:sz w:val="17"/>
+                <w:szCs w:val="17"/>
+              </w:rPr>
+              <w:t xml:space="preserve">A1</w:t>
+            </w:r>
+          </w:p>
+        </w:tc>
+        <w:tc>
+          <w:tcPr>
+            <w:tcW w:type="dxa" w:w="1985"/>
+          </w:tcPr>
+          <w:p>
+            <w:r/>
+            <w:r>
+              <w:rPr>
+                <w:rFonts w:ascii="Malgun Gothic" w:hAnsi="Malgun Gothic" w:eastAsia="Malgun Gothic" w:cs="Malgun Gothic"/>
+                <w:sz w:val="17"/>
+                <w:szCs w:val="17"/>
+              </w:rPr>
+              <w:t xml:space="preserve">자동화 트래픽이 전체 웹 트래픽의 53% (인간 47%). 전년 51%에서 상승</w:t>
+            </w:r>
+          </w:p>
+        </w:tc>
+        <w:tc>
+          <w:tcPr>
+            <w:tcW w:type="dxa" w:w="1985"/>
+          </w:tcPr>
+          <w:p>
+            <w:r/>
+            <w:r>
+              <w:rPr>
+                <w:rFonts w:ascii="Malgun Gothic" w:hAnsi="Malgun Gothic" w:eastAsia="Malgun Gothic" w:cs="Malgun Gothic"/>
+                <w:sz w:val="17"/>
+                <w:szCs w:val="17"/>
+              </w:rPr>
+              <w:t xml:space="preserve">Imperva(Thales) Bad Bot Report 2026, 13차 연례, 2026-04 발표</w:t>
+            </w:r>
+          </w:p>
+        </w:tc>
+        <w:tc>
+          <w:tcPr>
+            <w:tcW w:type="dxa" w:w="1985"/>
+          </w:tcPr>
+          <w:p>
+            <w:r/>
+            <w:r>
+              <w:rPr>
+                <w:rFonts w:ascii="Malgun Gothic" w:hAnsi="Malgun Gothic" w:eastAsia="Malgun Gothic" w:cs="Malgun Gothic"/>
+                <w:sz w:val="17"/>
+                <w:szCs w:val="17"/>
+              </w:rPr>
+              <w:t xml:space="preserve">1차</w:t>
+            </w:r>
+          </w:p>
+        </w:tc>
+        <w:tc>
+          <w:tcPr>
+            <w:tcW w:type="dxa" w:w="1985"/>
+          </w:tcPr>
+          <w:p>
+            <w:r/>
+            <w:hyperlink r:id="rId15">
+              <w:r>
+                <w:rPr>
+                  <w:rFonts w:ascii="Malgun Gothic" w:hAnsi="Malgun Gothic" w:eastAsia="Malgun Gothic" w:cs="Malgun Gothic"/>
+                  <w:u w:val="single"/>
+                  <w:color w:val="1F4E9C"/>
+                  <w:sz w:val="17"/>
+                  <w:szCs w:val="17"/>
+                </w:rPr>
+                <w:t xml:space="preserve">imperva.com</w:t>
+              </w:r>
+            </w:hyperlink>
+          </w:p>
+        </w:tc>
+      </w:tr>
+      <w:tr>
+        <w:tc>
+          <w:tcPr>
+            <w:tcW w:type="dxa" w:w="1985"/>
+          </w:tcPr>
+          <w:p>
+            <w:r/>
+            <w:r>
+              <w:rPr>
+                <w:rFonts w:ascii="Malgun Gothic" w:hAnsi="Malgun Gothic" w:eastAsia="Malgun Gothic" w:cs="Malgun Gothic"/>
+                <w:b/>
+                <w:sz w:val="17"/>
+                <w:szCs w:val="17"/>
+              </w:rPr>
+              <w:t xml:space="preserve">A2</w:t>
+            </w:r>
+          </w:p>
+        </w:tc>
+        <w:tc>
+          <w:tcPr>
+            <w:tcW w:type="dxa" w:w="1985"/>
+          </w:tcPr>
+          <w:p>
+            <w:r/>
+            <w:r>
+              <w:rPr>
+                <w:rFonts w:ascii="Malgun Gothic" w:hAnsi="Malgun Gothic" w:eastAsia="Malgun Gothic" w:cs="Malgun Gothic"/>
+                <w:sz w:val="17"/>
+                <w:szCs w:val="17"/>
+              </w:rPr>
+              <w:t xml:space="preserve">위 보고서 해설 — "Bots in the Agentic Age"</w:t>
+            </w:r>
+          </w:p>
+        </w:tc>
+        <w:tc>
+          <w:tcPr>
+            <w:tcW w:type="dxa" w:w="1985"/>
+          </w:tcPr>
+          <w:p>
+            <w:r/>
+            <w:r>
+              <w:rPr>
+                <w:rFonts w:ascii="Malgun Gothic" w:hAnsi="Malgun Gothic" w:eastAsia="Malgun Gothic" w:cs="Malgun Gothic"/>
+                <w:sz w:val="17"/>
+                <w:szCs w:val="17"/>
+              </w:rPr>
+              <w:t xml:space="preserve">Imperva 블로그</w:t>
+            </w:r>
+          </w:p>
+        </w:tc>
+        <w:tc>
+          <w:tcPr>
+            <w:tcW w:type="dxa" w:w="1985"/>
+          </w:tcPr>
+          <w:p>
+            <w:r/>
+            <w:r>
+              <w:rPr>
+                <w:rFonts w:ascii="Malgun Gothic" w:hAnsi="Malgun Gothic" w:eastAsia="Malgun Gothic" w:cs="Malgun Gothic"/>
+                <w:sz w:val="17"/>
+                <w:szCs w:val="17"/>
+              </w:rPr>
+              <w:t xml:space="preserve">1차</w:t>
+            </w:r>
+          </w:p>
+        </w:tc>
+        <w:tc>
+          <w:tcPr>
+            <w:tcW w:type="dxa" w:w="1985"/>
+          </w:tcPr>
+          <w:p>
+            <w:r/>
+            <w:hyperlink r:id="rId31">
+              <w:r>
+                <w:rPr>
+                  <w:rFonts w:ascii="Malgun Gothic" w:hAnsi="Malgun Gothic" w:eastAsia="Malgun Gothic" w:cs="Malgun Gothic"/>
+                  <w:u w:val="single"/>
+                  <w:color w:val="1F4E9C"/>
+                  <w:sz w:val="17"/>
+                  <w:szCs w:val="17"/>
+                </w:rPr>
+                <w:t xml:space="preserve">imperva.com</w:t>
+              </w:r>
+            </w:hyperlink>
+          </w:p>
+        </w:tc>
+      </w:tr>
+      <w:tr>
+        <w:tc>
+          <w:tcPr>
+            <w:tcW w:type="dxa" w:w="1985"/>
+          </w:tcPr>
+          <w:p>
+            <w:r/>
+            <w:r>
+              <w:rPr>
+                <w:rFonts w:ascii="Malgun Gothic" w:hAnsi="Malgun Gothic" w:eastAsia="Malgun Gothic" w:cs="Malgun Gothic"/>
+                <w:b/>
+                <w:sz w:val="17"/>
+                <w:szCs w:val="17"/>
+              </w:rPr>
+              <w:t xml:space="preserve">A3</w:t>
+            </w:r>
+          </w:p>
+        </w:tc>
+        <w:tc>
+          <w:tcPr>
+            <w:tcW w:type="dxa" w:w="1985"/>
+          </w:tcPr>
+          <w:p>
+            <w:r/>
+            <w:r>
+              <w:rPr>
+                <w:rFonts w:ascii="Malgun Gothic" w:hAnsi="Malgun Gothic" w:eastAsia="Malgun Gothic" w:cs="Malgun Gothic"/>
+                <w:sz w:val="17"/>
+                <w:szCs w:val="17"/>
+              </w:rPr>
+              <w:t xml:space="preserve">나쁜 봇만으로 전체 트래픽의 40% (전년 대비 +3%p)</w:t>
+            </w:r>
+          </w:p>
+        </w:tc>
+        <w:tc>
+          <w:tcPr>
+            <w:tcW w:type="dxa" w:w="1985"/>
+          </w:tcPr>
+          <w:p>
+            <w:r/>
+            <w:r>
+              <w:rPr>
+                <w:rFonts w:ascii="Malgun Gothic" w:hAnsi="Malgun Gothic" w:eastAsia="Malgun Gothic" w:cs="Malgun Gothic"/>
+                <w:sz w:val="17"/>
+                <w:szCs w:val="17"/>
+              </w:rPr>
+              <w:t xml:space="preserve">동 보고서</w:t>
+            </w:r>
+          </w:p>
+        </w:tc>
+        <w:tc>
+          <w:tcPr>
+            <w:tcW w:type="dxa" w:w="1985"/>
+          </w:tcPr>
+          <w:p>
+            <w:r/>
+            <w:r>
+              <w:rPr>
+                <w:rFonts w:ascii="Malgun Gothic" w:hAnsi="Malgun Gothic" w:eastAsia="Malgun Gothic" w:cs="Malgun Gothic"/>
+                <w:sz w:val="17"/>
+                <w:szCs w:val="17"/>
+              </w:rPr>
+              <w:t xml:space="preserve">1차</w:t>
+            </w:r>
+          </w:p>
+        </w:tc>
+        <w:tc>
+          <w:tcPr>
+            <w:tcW w:type="dxa" w:w="1985"/>
+          </w:tcPr>
+          <w:p>
+            <w:r/>
+            <w:hyperlink r:id="rId31">
+              <w:r>
+                <w:rPr>
+                  <w:rFonts w:ascii="Malgun Gothic" w:hAnsi="Malgun Gothic" w:eastAsia="Malgun Gothic" w:cs="Malgun Gothic"/>
+                  <w:u w:val="single"/>
+                  <w:color w:val="1F4E9C"/>
+                  <w:sz w:val="17"/>
+                  <w:szCs w:val="17"/>
+                </w:rPr>
+                <w:t xml:space="preserve">imperva.com</w:t>
+              </w:r>
+            </w:hyperlink>
+          </w:p>
+        </w:tc>
+      </w:tr>
+      <w:tr>
+        <w:tc>
+          <w:tcPr>
+            <w:tcW w:type="dxa" w:w="1985"/>
+          </w:tcPr>
+          <w:p>
+            <w:r/>
+            <w:r>
+              <w:rPr>
+                <w:rFonts w:ascii="Malgun Gothic" w:hAnsi="Malgun Gothic" w:eastAsia="Malgun Gothic" w:cs="Malgun Gothic"/>
+                <w:b/>
+                <w:sz w:val="17"/>
+                <w:szCs w:val="17"/>
+              </w:rPr>
+              <w:t xml:space="preserve">A4</w:t>
+            </w:r>
+          </w:p>
+        </w:tc>
+        <w:tc>
+          <w:tcPr>
+            <w:tcW w:type="dxa" w:w="1985"/>
+          </w:tcPr>
+          <w:p>
+            <w:r/>
+            <w:r>
+              <w:rPr>
+                <w:rFonts w:ascii="Malgun Gothic" w:hAnsi="Malgun Gothic" w:eastAsia="Malgun Gothic" w:cs="Malgun Gothic"/>
+                <w:sz w:val="17"/>
+                <w:szCs w:val="17"/>
+              </w:rPr>
+              <w:t xml:space="preserve">AI 기반 공격 탐지·차단 12.5배 증가 (일 200만 → 2,500만 건)</w:t>
+            </w:r>
+          </w:p>
+        </w:tc>
+        <w:tc>
+          <w:tcPr>
+            <w:tcW w:type="dxa" w:w="1985"/>
+          </w:tcPr>
+          <w:p>
+            <w:r/>
+            <w:r>
+              <w:rPr>
+                <w:rFonts w:ascii="Malgun Gothic" w:hAnsi="Malgun Gothic" w:eastAsia="Malgun Gothic" w:cs="Malgun Gothic"/>
+                <w:sz w:val="17"/>
+                <w:szCs w:val="17"/>
+              </w:rPr>
+              <w:t xml:space="preserve">동 보고서</w:t>
+            </w:r>
+          </w:p>
+        </w:tc>
+        <w:tc>
+          <w:tcPr>
+            <w:tcW w:type="dxa" w:w="1985"/>
+          </w:tcPr>
+          <w:p>
+            <w:r/>
+            <w:r>
+              <w:rPr>
+                <w:rFonts w:ascii="Malgun Gothic" w:hAnsi="Malgun Gothic" w:eastAsia="Malgun Gothic" w:cs="Malgun Gothic"/>
+                <w:sz w:val="17"/>
+                <w:szCs w:val="17"/>
+              </w:rPr>
+              <w:t xml:space="preserve">1차</w:t>
+            </w:r>
+          </w:p>
+        </w:tc>
+        <w:tc>
+          <w:tcPr>
+            <w:tcW w:type="dxa" w:w="1985"/>
+          </w:tcPr>
+          <w:p>
+            <w:r/>
+            <w:hyperlink r:id="rId31">
+              <w:r>
+                <w:rPr>
+                  <w:rFonts w:ascii="Malgun Gothic" w:hAnsi="Malgun Gothic" w:eastAsia="Malgun Gothic" w:cs="Malgun Gothic"/>
+                  <w:u w:val="single"/>
+                  <w:color w:val="1F4E9C"/>
+                  <w:sz w:val="17"/>
+                  <w:szCs w:val="17"/>
+                </w:rPr>
+                <w:t xml:space="preserve">imperva.com</w:t>
+              </w:r>
+            </w:hyperlink>
+          </w:p>
+        </w:tc>
+      </w:tr>
+      <w:tr>
+        <w:tc>
+          <w:tcPr>
+            <w:tcW w:type="dxa" w:w="1985"/>
+          </w:tcPr>
+          <w:p>
+            <w:r/>
+            <w:r>
+              <w:rPr>
+                <w:rFonts w:ascii="Malgun Gothic" w:hAnsi="Malgun Gothic" w:eastAsia="Malgun Gothic" w:cs="Malgun Gothic"/>
+                <w:b/>
+                <w:sz w:val="17"/>
+                <w:szCs w:val="17"/>
+              </w:rPr>
+              <w:t xml:space="preserve">B1</w:t>
+            </w:r>
+          </w:p>
+        </w:tc>
+        <w:tc>
+          <w:tcPr>
+            <w:tcW w:type="dxa" w:w="1985"/>
+          </w:tcPr>
+          <w:p>
+            <w:r/>
+            <w:r>
+              <w:rPr>
+                <w:rFonts w:ascii="Malgun Gothic" w:hAnsi="Malgun Gothic" w:eastAsia="Malgun Gothic" w:cs="Malgun Gothic"/>
+                <w:sz w:val="17"/>
+                <w:szCs w:val="17"/>
+              </w:rPr>
+              <w:t xml:space="preserve">미국 리테일 사이트 AI 유입 방문 +4,700% YoY (2025)</w:t>
+            </w:r>
+          </w:p>
+        </w:tc>
+        <w:tc>
+          <w:tcPr>
+            <w:tcW w:type="dxa" w:w="1985"/>
+          </w:tcPr>
+          <w:p>
+            <w:r/>
+            <w:r>
+              <w:rPr>
+                <w:rFonts w:ascii="Malgun Gothic" w:hAnsi="Malgun Gothic" w:eastAsia="Malgun Gothic" w:cs="Malgun Gothic"/>
+                <w:sz w:val="17"/>
+                <w:szCs w:val="17"/>
+              </w:rPr>
+              <w:t xml:space="preserve">Adobe Analytics</w:t>
+            </w:r>
+          </w:p>
+        </w:tc>
+        <w:tc>
+          <w:tcPr>
+            <w:tcW w:type="dxa" w:w="1985"/>
+          </w:tcPr>
+          <w:p>
+            <w:r/>
+            <w:r>
+              <w:rPr>
+                <w:rFonts w:ascii="Malgun Gothic" w:hAnsi="Malgun Gothic" w:eastAsia="Malgun Gothic" w:cs="Malgun Gothic"/>
+                <w:sz w:val="17"/>
+                <w:szCs w:val="17"/>
+              </w:rPr>
+              <w:t xml:space="preserve">2차 인용</w:t>
+            </w:r>
+          </w:p>
+        </w:tc>
+        <w:tc>
+          <w:tcPr>
+            <w:tcW w:type="dxa" w:w="1985"/>
+          </w:tcPr>
+          <w:p>
+            <w:r/>
+            <w:hyperlink r:id="rId16">
+              <w:r>
+                <w:rPr>
+                  <w:rFonts w:ascii="Malgun Gothic" w:hAnsi="Malgun Gothic" w:eastAsia="Malgun Gothic" w:cs="Malgun Gothic"/>
+                  <w:u w:val="single"/>
+                  <w:color w:val="1F4E9C"/>
+                  <w:sz w:val="17"/>
+                  <w:szCs w:val="17"/>
+                </w:rPr>
+                <w:t xml:space="preserve">commercetools.com</w:t>
+              </w:r>
+            </w:hyperlink>
+          </w:p>
+        </w:tc>
+      </w:tr>
+      <w:tr>
+        <w:tc>
+          <w:tcPr>
+            <w:tcW w:type="dxa" w:w="1985"/>
+          </w:tcPr>
+          <w:p>
+            <w:r/>
+            <w:r>
+              <w:rPr>
+                <w:rFonts w:ascii="Malgun Gothic" w:hAnsi="Malgun Gothic" w:eastAsia="Malgun Gothic" w:cs="Malgun Gothic"/>
+                <w:b/>
+                <w:sz w:val="17"/>
+                <w:szCs w:val="17"/>
+              </w:rPr>
+              <w:t xml:space="preserve">B2</w:t>
+            </w:r>
+          </w:p>
+        </w:tc>
+        <w:tc>
+          <w:tcPr>
+            <w:tcW w:type="dxa" w:w="1985"/>
+          </w:tcPr>
+          <w:p>
+            <w:r/>
+            <w:r>
+              <w:rPr>
+                <w:rFonts w:ascii="Malgun Gothic" w:hAnsi="Malgun Gothic" w:eastAsia="Malgun Gothic" w:cs="Malgun Gothic"/>
+                <w:sz w:val="17"/>
+                <w:szCs w:val="17"/>
+              </w:rPr>
+              <w:t xml:space="preserve">Prime Day GenAI 유입 트래픽 +3,300% YoY</w:t>
+            </w:r>
+          </w:p>
+        </w:tc>
+        <w:tc>
+          <w:tcPr>
+            <w:tcW w:type="dxa" w:w="1985"/>
+          </w:tcPr>
+          <w:p>
+            <w:r/>
+            <w:r>
+              <w:rPr>
+                <w:rFonts w:ascii="Malgun Gothic" w:hAnsi="Malgun Gothic" w:eastAsia="Malgun Gothic" w:cs="Malgun Gothic"/>
+                <w:sz w:val="17"/>
+                <w:szCs w:val="17"/>
+              </w:rPr>
+              <w:t xml:space="preserve">Adobe Analytics</w:t>
+            </w:r>
+          </w:p>
+        </w:tc>
+        <w:tc>
+          <w:tcPr>
+            <w:tcW w:type="dxa" w:w="1985"/>
+          </w:tcPr>
+          <w:p>
+            <w:r/>
+            <w:r>
+              <w:rPr>
+                <w:rFonts w:ascii="Malgun Gothic" w:hAnsi="Malgun Gothic" w:eastAsia="Malgun Gothic" w:cs="Malgun Gothic"/>
+                <w:sz w:val="17"/>
+                <w:szCs w:val="17"/>
+              </w:rPr>
+              <w:t xml:space="preserve">2차 인용</w:t>
+            </w:r>
+          </w:p>
+        </w:tc>
+        <w:tc>
+          <w:tcPr>
+            <w:tcW w:type="dxa" w:w="1985"/>
+          </w:tcPr>
+          <w:p>
+            <w:r/>
+            <w:hyperlink r:id="rId16">
+              <w:r>
+                <w:rPr>
+                  <w:rFonts w:ascii="Malgun Gothic" w:hAnsi="Malgun Gothic" w:eastAsia="Malgun Gothic" w:cs="Malgun Gothic"/>
+                  <w:u w:val="single"/>
+                  <w:color w:val="1F4E9C"/>
+                  <w:sz w:val="17"/>
+                  <w:szCs w:val="17"/>
+                </w:rPr>
+                <w:t xml:space="preserve">commercetools.com</w:t>
+              </w:r>
+            </w:hyperlink>
+          </w:p>
+        </w:tc>
+      </w:tr>
+      <w:tr>
+        <w:tc>
+          <w:tcPr>
+            <w:tcW w:type="dxa" w:w="1985"/>
+          </w:tcPr>
+          <w:p>
+            <w:r/>
+            <w:r>
+              <w:rPr>
+                <w:rFonts w:ascii="Malgun Gothic" w:hAnsi="Malgun Gothic" w:eastAsia="Malgun Gothic" w:cs="Malgun Gothic"/>
+                <w:b/>
+                <w:sz w:val="17"/>
+                <w:szCs w:val="17"/>
+              </w:rPr>
+              <w:t xml:space="preserve">B3</w:t>
+            </w:r>
+          </w:p>
+        </w:tc>
+        <w:tc>
+          <w:tcPr>
+            <w:tcW w:type="dxa" w:w="1985"/>
+          </w:tcPr>
+          <w:p>
+            <w:r/>
+            <w:r>
+              <w:rPr>
+                <w:rFonts w:ascii="Malgun Gothic" w:hAnsi="Malgun Gothic" w:eastAsia="Malgun Gothic" w:cs="Malgun Gothic"/>
+                <w:sz w:val="17"/>
+                <w:szCs w:val="17"/>
+              </w:rPr>
+              <w:t xml:space="preserve">Black Friday 2025 AI 유입 리테일 트래픽 +805% YoY</w:t>
+            </w:r>
+          </w:p>
+        </w:tc>
+        <w:tc>
+          <w:tcPr>
+            <w:tcW w:type="dxa" w:w="1985"/>
+          </w:tcPr>
+          <w:p>
+            <w:r/>
+            <w:r>
+              <w:rPr>
+                <w:rFonts w:ascii="Malgun Gothic" w:hAnsi="Malgun Gothic" w:eastAsia="Malgun Gothic" w:cs="Malgun Gothic"/>
+                <w:sz w:val="17"/>
+                <w:szCs w:val="17"/>
+              </w:rPr>
+              <w:t xml:space="preserve">Adobe Analytics</w:t>
+            </w:r>
+          </w:p>
+        </w:tc>
+        <w:tc>
+          <w:tcPr>
+            <w:tcW w:type="dxa" w:w="1985"/>
+          </w:tcPr>
+          <w:p>
+            <w:r/>
+            <w:r>
+              <w:rPr>
+                <w:rFonts w:ascii="Malgun Gothic" w:hAnsi="Malgun Gothic" w:eastAsia="Malgun Gothic" w:cs="Malgun Gothic"/>
+                <w:sz w:val="17"/>
+                <w:szCs w:val="17"/>
+              </w:rPr>
+              <w:t xml:space="preserve">2차 인용</w:t>
+            </w:r>
+          </w:p>
+        </w:tc>
+        <w:tc>
+          <w:tcPr>
+            <w:tcW w:type="dxa" w:w="1985"/>
+          </w:tcPr>
+          <w:p>
+            <w:r/>
+            <w:hyperlink r:id="rId32">
+              <w:r>
+                <w:rPr>
+                  <w:rFonts w:ascii="Malgun Gothic" w:hAnsi="Malgun Gothic" w:eastAsia="Malgun Gothic" w:cs="Malgun Gothic"/>
+                  <w:u w:val="single"/>
+                  <w:color w:val="1F4E9C"/>
+                  <w:sz w:val="17"/>
+                  <w:szCs w:val="17"/>
+                </w:rPr>
+                <w:t xml:space="preserve">digitalapplied.com</w:t>
+              </w:r>
+            </w:hyperlink>
+          </w:p>
+        </w:tc>
+      </w:tr>
+      <w:tr>
+        <w:tc>
+          <w:tcPr>
+            <w:tcW w:type="dxa" w:w="1985"/>
+          </w:tcPr>
+          <w:p>
+            <w:r/>
+            <w:r>
+              <w:rPr>
+                <w:rFonts w:ascii="Malgun Gothic" w:hAnsi="Malgun Gothic" w:eastAsia="Malgun Gothic" w:cs="Malgun Gothic"/>
+                <w:b/>
+                <w:sz w:val="17"/>
+                <w:szCs w:val="17"/>
+              </w:rPr>
+              <w:t xml:space="preserve">B4</w:t>
+            </w:r>
+          </w:p>
+        </w:tc>
+        <w:tc>
+          <w:tcPr>
+            <w:tcW w:type="dxa" w:w="1985"/>
+          </w:tcPr>
+          <w:p>
+            <w:r/>
+            <w:r>
+              <w:rPr>
+                <w:rFonts w:ascii="Malgun Gothic" w:hAnsi="Malgun Gothic" w:eastAsia="Malgun Gothic" w:cs="Malgun Gothic"/>
+                <w:sz w:val="17"/>
+                <w:szCs w:val="17"/>
+              </w:rPr>
+              <w:t xml:space="preserve">Shopify 가맹점 AI 유입 트래픽 약 8배 YoY (Q1 2026)</w:t>
+            </w:r>
+          </w:p>
+        </w:tc>
+        <w:tc>
+          <w:tcPr>
+            <w:tcW w:type="dxa" w:w="1985"/>
+          </w:tcPr>
+          <w:p>
+            <w:r/>
+            <w:r>
+              <w:rPr>
+                <w:rFonts w:ascii="Malgun Gothic" w:hAnsi="Malgun Gothic" w:eastAsia="Malgun Gothic" w:cs="Malgun Gothic"/>
+                <w:sz w:val="17"/>
+                <w:szCs w:val="17"/>
+              </w:rPr>
+              <w:t xml:space="preserve">Shopify</w:t>
+            </w:r>
+          </w:p>
+        </w:tc>
+        <w:tc>
+          <w:tcPr>
+            <w:tcW w:type="dxa" w:w="1985"/>
+          </w:tcPr>
+          <w:p>
+            <w:r/>
+            <w:r>
+              <w:rPr>
+                <w:rFonts w:ascii="Malgun Gothic" w:hAnsi="Malgun Gothic" w:eastAsia="Malgun Gothic" w:cs="Malgun Gothic"/>
+                <w:sz w:val="17"/>
+                <w:szCs w:val="17"/>
+              </w:rPr>
+              <w:t xml:space="preserve">2차 인용</w:t>
+            </w:r>
+          </w:p>
+        </w:tc>
+        <w:tc>
+          <w:tcPr>
+            <w:tcW w:type="dxa" w:w="1985"/>
+          </w:tcPr>
+          <w:p>
+            <w:r/>
+            <w:hyperlink r:id="rId17">
+              <w:r>
+                <w:rPr>
+                  <w:rFonts w:ascii="Malgun Gothic" w:hAnsi="Malgun Gothic" w:eastAsia="Malgun Gothic" w:cs="Malgun Gothic"/>
+                  <w:u w:val="single"/>
+                  <w:color w:val="1F4E9C"/>
+                  <w:sz w:val="17"/>
+                  <w:szCs w:val="17"/>
+                </w:rPr>
+                <w:t xml:space="preserve">metarouter.io</w:t>
+              </w:r>
+            </w:hyperlink>
+          </w:p>
+        </w:tc>
+      </w:tr>
+      <w:tr>
+        <w:tc>
+          <w:tcPr>
+            <w:tcW w:type="dxa" w:w="1985"/>
+          </w:tcPr>
+          <w:p>
+            <w:r/>
+            <w:r>
+              <w:rPr>
+                <w:rFonts w:ascii="Malgun Gothic" w:hAnsi="Malgun Gothic" w:eastAsia="Malgun Gothic" w:cs="Malgun Gothic"/>
+                <w:b/>
+                <w:sz w:val="17"/>
+                <w:szCs w:val="17"/>
+              </w:rPr>
+              <w:t xml:space="preserve">B5</w:t>
+            </w:r>
+          </w:p>
+        </w:tc>
+        <w:tc>
+          <w:tcPr>
+            <w:tcW w:type="dxa" w:w="1985"/>
+          </w:tcPr>
+          <w:p>
+            <w:r/>
+            <w:r>
+              <w:rPr>
+                <w:rFonts w:ascii="Malgun Gothic" w:hAnsi="Malgun Gothic" w:eastAsia="Malgun Gothic" w:cs="Malgun Gothic"/>
+                <w:sz w:val="17"/>
+                <w:szCs w:val="17"/>
+              </w:rPr>
+              <w:t xml:space="preserve">Shopify AI 유입 주문 약 13배 YoY (Q1 2026)</w:t>
+            </w:r>
+          </w:p>
+        </w:tc>
+        <w:tc>
+          <w:tcPr>
+            <w:tcW w:type="dxa" w:w="1985"/>
+          </w:tcPr>
+          <w:p>
+            <w:r/>
+            <w:r>
+              <w:rPr>
+                <w:rFonts w:ascii="Malgun Gothic" w:hAnsi="Malgun Gothic" w:eastAsia="Malgun Gothic" w:cs="Malgun Gothic"/>
+                <w:sz w:val="17"/>
+                <w:szCs w:val="17"/>
+              </w:rPr>
+              <w:t xml:space="preserve">Shopify</w:t>
+            </w:r>
+          </w:p>
+        </w:tc>
+        <w:tc>
+          <w:tcPr>
+            <w:tcW w:type="dxa" w:w="1985"/>
+          </w:tcPr>
+          <w:p>
+            <w:r/>
+            <w:r>
+              <w:rPr>
+                <w:rFonts w:ascii="Malgun Gothic" w:hAnsi="Malgun Gothic" w:eastAsia="Malgun Gothic" w:cs="Malgun Gothic"/>
+                <w:sz w:val="17"/>
+                <w:szCs w:val="17"/>
+              </w:rPr>
+              <w:t xml:space="preserve">2차 인용</w:t>
+            </w:r>
+          </w:p>
+        </w:tc>
+        <w:tc>
+          <w:tcPr>
+            <w:tcW w:type="dxa" w:w="1985"/>
+          </w:tcPr>
+          <w:p>
+            <w:r/>
+            <w:hyperlink r:id="rId17">
+              <w:r>
+                <w:rPr>
+                  <w:rFonts w:ascii="Malgun Gothic" w:hAnsi="Malgun Gothic" w:eastAsia="Malgun Gothic" w:cs="Malgun Gothic"/>
+                  <w:u w:val="single"/>
+                  <w:color w:val="1F4E9C"/>
+                  <w:sz w:val="17"/>
+                  <w:szCs w:val="17"/>
+                </w:rPr>
+                <w:t xml:space="preserve">metarouter.io</w:t>
+              </w:r>
+            </w:hyperlink>
+          </w:p>
+        </w:tc>
+      </w:tr>
+      <w:tr>
+        <w:tc>
+          <w:tcPr>
+            <w:tcW w:type="dxa" w:w="1985"/>
+          </w:tcPr>
+          <w:p>
+            <w:r/>
+            <w:r>
+              <w:rPr>
+                <w:rFonts w:ascii="Malgun Gothic" w:hAnsi="Malgun Gothic" w:eastAsia="Malgun Gothic" w:cs="Malgun Gothic"/>
+                <w:b/>
+                <w:sz w:val="17"/>
+                <w:szCs w:val="17"/>
+              </w:rPr>
+              <w:t xml:space="preserve">B6</w:t>
+            </w:r>
+          </w:p>
+        </w:tc>
+        <w:tc>
+          <w:tcPr>
+            <w:tcW w:type="dxa" w:w="1985"/>
+          </w:tcPr>
+          <w:p>
+            <w:r/>
+            <w:r>
+              <w:rPr>
+                <w:rFonts w:ascii="Malgun Gothic" w:hAnsi="Malgun Gothic" w:eastAsia="Malgun Gothic" w:cs="Malgun Gothic"/>
+                <w:sz w:val="17"/>
+                <w:szCs w:val="17"/>
+              </w:rPr>
+              <w:t xml:space="preserve">AI 유입 쇼퍼 전환율이 인간 대비 42% 높음 (Q1 2026)</w:t>
+            </w:r>
+          </w:p>
+        </w:tc>
+        <w:tc>
+          <w:tcPr>
+            <w:tcW w:type="dxa" w:w="1985"/>
+          </w:tcPr>
+          <w:p>
+            <w:r/>
+            <w:r>
+              <w:rPr>
+                <w:rFonts w:ascii="Malgun Gothic" w:hAnsi="Malgun Gothic" w:eastAsia="Malgun Gothic" w:cs="Malgun Gothic"/>
+                <w:sz w:val="17"/>
+                <w:szCs w:val="17"/>
+              </w:rPr>
+              <w:t xml:space="preserve">Adobe</w:t>
+            </w:r>
+          </w:p>
+        </w:tc>
+        <w:tc>
+          <w:tcPr>
+            <w:tcW w:type="dxa" w:w="1985"/>
+          </w:tcPr>
+          <w:p>
+            <w:r/>
+            <w:r>
+              <w:rPr>
+                <w:rFonts w:ascii="Malgun Gothic" w:hAnsi="Malgun Gothic" w:eastAsia="Malgun Gothic" w:cs="Malgun Gothic"/>
+                <w:sz w:val="17"/>
+                <w:szCs w:val="17"/>
+              </w:rPr>
+              <w:t xml:space="preserve">2차 인용</w:t>
+            </w:r>
+          </w:p>
+        </w:tc>
+        <w:tc>
+          <w:tcPr>
+            <w:tcW w:type="dxa" w:w="1985"/>
+          </w:tcPr>
+          <w:p>
+            <w:r/>
+            <w:hyperlink r:id="rId16">
+              <w:r>
+                <w:rPr>
+                  <w:rFonts w:ascii="Malgun Gothic" w:hAnsi="Malgun Gothic" w:eastAsia="Malgun Gothic" w:cs="Malgun Gothic"/>
+                  <w:u w:val="single"/>
+                  <w:color w:val="1F4E9C"/>
+                  <w:sz w:val="17"/>
+                  <w:szCs w:val="17"/>
+                </w:rPr>
+                <w:t xml:space="preserve">commercetools.com</w:t>
+              </w:r>
+            </w:hyperlink>
+          </w:p>
+        </w:tc>
+      </w:tr>
+      <w:tr>
+        <w:tc>
+          <w:tcPr>
+            <w:tcW w:type="dxa" w:w="1985"/>
+          </w:tcPr>
+          <w:p>
+            <w:r/>
+            <w:r>
+              <w:rPr>
+                <w:rFonts w:ascii="Malgun Gothic" w:hAnsi="Malgun Gothic" w:eastAsia="Malgun Gothic" w:cs="Malgun Gothic"/>
+                <w:b/>
+                <w:sz w:val="17"/>
+                <w:szCs w:val="17"/>
+              </w:rPr>
+              <w:t xml:space="preserve">B7</w:t>
+            </w:r>
+          </w:p>
+        </w:tc>
+        <w:tc>
+          <w:tcPr>
+            <w:tcW w:type="dxa" w:w="1985"/>
+          </w:tcPr>
+          <w:p>
+            <w:r/>
+            <w:r>
+              <w:rPr>
+                <w:rFonts w:ascii="Malgun Gothic" w:hAnsi="Malgun Gothic" w:eastAsia="Malgun Gothic" w:cs="Malgun Gothic"/>
+                <w:sz w:val="17"/>
+                <w:szCs w:val="17"/>
+              </w:rPr>
+              <w:t xml:space="preserve">agentic commerce 시장 2030년 3~5조 달러 전망</w:t>
+            </w:r>
+          </w:p>
+        </w:tc>
+        <w:tc>
+          <w:tcPr>
+            <w:tcW w:type="dxa" w:w="1985"/>
+          </w:tcPr>
+          <w:p>
+            <w:r/>
+            <w:r>
+              <w:rPr>
+                <w:rFonts w:ascii="Malgun Gothic" w:hAnsi="Malgun Gothic" w:eastAsia="Malgun Gothic" w:cs="Malgun Gothic"/>
+                <w:sz w:val="17"/>
+                <w:szCs w:val="17"/>
+              </w:rPr>
+              <w:t xml:space="preserve">컨설팅펌 종합</w:t>
+            </w:r>
+          </w:p>
+        </w:tc>
+        <w:tc>
+          <w:tcPr>
+            <w:tcW w:type="dxa" w:w="1985"/>
+          </w:tcPr>
+          <w:p>
+            <w:r/>
+            <w:r>
+              <w:rPr>
+                <w:rFonts w:ascii="Malgun Gothic" w:hAnsi="Malgun Gothic" w:eastAsia="Malgun Gothic" w:cs="Malgun Gothic"/>
+                <w:sz w:val="17"/>
+                <w:szCs w:val="17"/>
+              </w:rPr>
+              <w:t xml:space="preserve">2차 인용·추정</w:t>
+            </w:r>
+          </w:p>
+        </w:tc>
+        <w:tc>
+          <w:tcPr>
+            <w:tcW w:type="dxa" w:w="1985"/>
+          </w:tcPr>
+          <w:p>
+            <w:r/>
+            <w:hyperlink r:id="rId32">
+              <w:r>
+                <w:rPr>
+                  <w:rFonts w:ascii="Malgun Gothic" w:hAnsi="Malgun Gothic" w:eastAsia="Malgun Gothic" w:cs="Malgun Gothic"/>
+                  <w:u w:val="single"/>
+                  <w:color w:val="1F4E9C"/>
+                  <w:sz w:val="17"/>
+                  <w:szCs w:val="17"/>
+                </w:rPr>
+                <w:t xml:space="preserve">digitalapplied.com</w:t>
+              </w:r>
+            </w:hyperlink>
+          </w:p>
+        </w:tc>
+      </w:tr>
+      <w:tr>
+        <w:tc>
+          <w:tcPr>
+            <w:tcW w:type="dxa" w:w="1985"/>
+          </w:tcPr>
+          <w:p>
+            <w:r/>
+            <w:r>
+              <w:rPr>
+                <w:rFonts w:ascii="Malgun Gothic" w:hAnsi="Malgun Gothic" w:eastAsia="Malgun Gothic" w:cs="Malgun Gothic"/>
+                <w:b/>
+                <w:sz w:val="17"/>
+                <w:szCs w:val="17"/>
+              </w:rPr>
+              <w:t xml:space="preserve">C1</w:t>
+            </w:r>
+          </w:p>
+        </w:tc>
+        <w:tc>
+          <w:tcPr>
+            <w:tcW w:type="dxa" w:w="1985"/>
+          </w:tcPr>
+          <w:p>
+            <w:r/>
+            <w:r>
+              <w:rPr>
+                <w:rFonts w:ascii="Malgun Gothic" w:hAnsi="Malgun Gothic" w:eastAsia="Malgun Gothic" w:cs="Malgun Gothic"/>
+                <w:sz w:val="17"/>
+                <w:szCs w:val="17"/>
+              </w:rPr>
+              <w:t xml:space="preserve">글로벌 AI 고객서비스 시장 2030년 478.2억 달러, CAGR 25.8%</w:t>
+            </w:r>
+          </w:p>
+        </w:tc>
+        <w:tc>
+          <w:tcPr>
+            <w:tcW w:type="dxa" w:w="1985"/>
+          </w:tcPr>
+          <w:p>
+            <w:r/>
+            <w:r>
+              <w:rPr>
+                <w:rFonts w:ascii="Malgun Gothic" w:hAnsi="Malgun Gothic" w:eastAsia="Malgun Gothic" w:cs="Malgun Gothic"/>
+                <w:sz w:val="17"/>
+                <w:szCs w:val="17"/>
+              </w:rPr>
+              <w:t xml:space="preserve">MarketsandMarkets</w:t>
+            </w:r>
+          </w:p>
+        </w:tc>
+        <w:tc>
+          <w:tcPr>
+            <w:tcW w:type="dxa" w:w="1985"/>
+          </w:tcPr>
+          <w:p>
+            <w:r/>
+            <w:r>
+              <w:rPr>
+                <w:rFonts w:ascii="Malgun Gothic" w:hAnsi="Malgun Gothic" w:eastAsia="Malgun Gothic" w:cs="Malgun Gothic"/>
+                <w:sz w:val="17"/>
+                <w:szCs w:val="17"/>
+              </w:rPr>
+              <w:t xml:space="preserve">1차(보도자료)</w:t>
+            </w:r>
+          </w:p>
+        </w:tc>
+        <w:tc>
+          <w:tcPr>
+            <w:tcW w:type="dxa" w:w="1985"/>
+          </w:tcPr>
+          <w:p>
+            <w:r/>
+            <w:hyperlink r:id="rId18">
+              <w:r>
+                <w:rPr>
+                  <w:rFonts w:ascii="Malgun Gothic" w:hAnsi="Malgun Gothic" w:eastAsia="Malgun Gothic" w:cs="Malgun Gothic"/>
+                  <w:u w:val="single"/>
+                  <w:color w:val="1F4E9C"/>
+                  <w:sz w:val="17"/>
+                  <w:szCs w:val="17"/>
+                </w:rPr>
+                <w:t xml:space="preserve">marketsandmarkets.com</w:t>
+              </w:r>
+            </w:hyperlink>
+          </w:p>
+        </w:tc>
+      </w:tr>
+      <w:tr>
+        <w:tc>
+          <w:tcPr>
+            <w:tcW w:type="dxa" w:w="1985"/>
+          </w:tcPr>
+          <w:p>
+            <w:r/>
+            <w:r>
+              <w:rPr>
+                <w:rFonts w:ascii="Malgun Gothic" w:hAnsi="Malgun Gothic" w:eastAsia="Malgun Gothic" w:cs="Malgun Gothic"/>
+                <w:b/>
+                <w:sz w:val="17"/>
+                <w:szCs w:val="17"/>
+              </w:rPr>
+              <w:t xml:space="preserve">C2</w:t>
+            </w:r>
+          </w:p>
+        </w:tc>
+        <w:tc>
+          <w:tcPr>
+            <w:tcW w:type="dxa" w:w="1985"/>
+          </w:tcPr>
+          <w:p>
+            <w:r/>
+            <w:r>
+              <w:rPr>
+                <w:rFonts w:ascii="Malgun Gothic" w:hAnsi="Malgun Gothic" w:eastAsia="Malgun Gothic" w:cs="Malgun Gothic"/>
+                <w:sz w:val="17"/>
+                <w:szCs w:val="17"/>
+              </w:rPr>
+              <w:t xml:space="preserve">동 시장 2026년 151.2억 달러</w:t>
+            </w:r>
+          </w:p>
+        </w:tc>
+        <w:tc>
+          <w:tcPr>
+            <w:tcW w:type="dxa" w:w="1985"/>
+          </w:tcPr>
+          <w:p>
+            <w:r/>
+            <w:r>
+              <w:rPr>
+                <w:rFonts w:ascii="Malgun Gothic" w:hAnsi="Malgun Gothic" w:eastAsia="Malgun Gothic" w:cs="Malgun Gothic"/>
+                <w:sz w:val="17"/>
+                <w:szCs w:val="17"/>
+              </w:rPr>
+              <w:t xml:space="preserve">MarketsandMarkets 추정</w:t>
+            </w:r>
+          </w:p>
+        </w:tc>
+        <w:tc>
+          <w:tcPr>
+            <w:tcW w:type="dxa" w:w="1985"/>
+          </w:tcPr>
+          <w:p>
+            <w:r/>
+            <w:r>
+              <w:rPr>
+                <w:rFonts w:ascii="Malgun Gothic" w:hAnsi="Malgun Gothic" w:eastAsia="Malgun Gothic" w:cs="Malgun Gothic"/>
+                <w:sz w:val="17"/>
+                <w:szCs w:val="17"/>
+              </w:rPr>
+              <w:t xml:space="preserve">2차 인용</w:t>
+            </w:r>
+          </w:p>
+        </w:tc>
+        <w:tc>
+          <w:tcPr>
+            <w:tcW w:type="dxa" w:w="1985"/>
+          </w:tcPr>
+          <w:p>
+            <w:r/>
+            <w:hyperlink r:id="rId12">
+              <w:r>
+                <w:rPr>
+                  <w:rFonts w:ascii="Malgun Gothic" w:hAnsi="Malgun Gothic" w:eastAsia="Malgun Gothic" w:cs="Malgun Gothic"/>
+                  <w:u w:val="single"/>
+                  <w:color w:val="1F4E9C"/>
+                  <w:sz w:val="17"/>
+                  <w:szCs w:val="17"/>
+                </w:rPr>
+                <w:t xml:space="preserve">lorikeetcx.ai</w:t>
+              </w:r>
+            </w:hyperlink>
+          </w:p>
+        </w:tc>
+      </w:tr>
+      <w:tr>
+        <w:tc>
+          <w:tcPr>
+            <w:tcW w:type="dxa" w:w="1985"/>
+          </w:tcPr>
+          <w:p>
+            <w:r/>
+            <w:r>
+              <w:rPr>
+                <w:rFonts w:ascii="Malgun Gothic" w:hAnsi="Malgun Gothic" w:eastAsia="Malgun Gothic" w:cs="Malgun Gothic"/>
+                <w:b/>
+                <w:sz w:val="17"/>
+                <w:szCs w:val="17"/>
+              </w:rPr>
+              <w:t xml:space="preserve">C3</w:t>
+            </w:r>
+          </w:p>
+        </w:tc>
+        <w:tc>
+          <w:tcPr>
+            <w:tcW w:type="dxa" w:w="1985"/>
+          </w:tcPr>
+          <w:p>
+            <w:r/>
+            <w:r>
+              <w:rPr>
+                <w:rFonts w:ascii="Malgun Gothic" w:hAnsi="Malgun Gothic" w:eastAsia="Malgun Gothic" w:cs="Malgun Gothic"/>
+                <w:sz w:val="17"/>
+                <w:szCs w:val="17"/>
+              </w:rPr>
+              <w:t xml:space="preserve">국내 AICC 2020년 4,214만 달러(약 542억 원) → 2030년 3억 5,008만 달러(약 4,546억 원), CAGR 23.7%</w:t>
+            </w:r>
+          </w:p>
+        </w:tc>
+        <w:tc>
+          <w:tcPr>
+            <w:tcW w:type="dxa" w:w="1985"/>
+          </w:tcPr>
+          <w:p>
+            <w:r/>
+            <w:r>
+              <w:rPr>
+                <w:rFonts w:ascii="Malgun Gothic" w:hAnsi="Malgun Gothic" w:eastAsia="Malgun Gothic" w:cs="Malgun Gothic"/>
+                <w:sz w:val="17"/>
+                <w:szCs w:val="17"/>
+              </w:rPr>
+              <w:t xml:space="preserve">국내 시장 분석</w:t>
+            </w:r>
+          </w:p>
+        </w:tc>
+        <w:tc>
+          <w:tcPr>
+            <w:tcW w:type="dxa" w:w="1985"/>
+          </w:tcPr>
+          <w:p>
+            <w:r/>
+            <w:r>
+              <w:rPr>
+                <w:rFonts w:ascii="Malgun Gothic" w:hAnsi="Malgun Gothic" w:eastAsia="Malgun Gothic" w:cs="Malgun Gothic"/>
+                <w:sz w:val="17"/>
+                <w:szCs w:val="17"/>
+              </w:rPr>
+              <w:t xml:space="preserve">2차·원출처 미확인</w:t>
+            </w:r>
+          </w:p>
+        </w:tc>
+        <w:tc>
+          <w:tcPr>
+            <w:tcW w:type="dxa" w:w="1985"/>
+          </w:tcPr>
+          <w:p>
+            <w:r/>
+            <w:hyperlink r:id="rId19">
+              <w:r>
+                <w:rPr>
+                  <w:rFonts w:ascii="Malgun Gothic" w:hAnsi="Malgun Gothic" w:eastAsia="Malgun Gothic" w:cs="Malgun Gothic"/>
+                  <w:u w:val="single"/>
+                  <w:color w:val="1F4E9C"/>
+                  <w:sz w:val="17"/>
+                  <w:szCs w:val="17"/>
+                </w:rPr>
+                <w:t xml:space="preserve">claw-ops.com</w:t>
+              </w:r>
+            </w:hyperlink>
+          </w:p>
+        </w:tc>
+      </w:tr>
+      <w:tr>
+        <w:tc>
+          <w:tcPr>
+            <w:tcW w:type="dxa" w:w="1985"/>
+          </w:tcPr>
+          <w:p>
+            <w:r/>
+            <w:r>
+              <w:rPr>
+                <w:rFonts w:ascii="Malgun Gothic" w:hAnsi="Malgun Gothic" w:eastAsia="Malgun Gothic" w:cs="Malgun Gothic"/>
+                <w:b/>
+                <w:sz w:val="17"/>
+                <w:szCs w:val="17"/>
+              </w:rPr>
+              <w:t xml:space="preserve">D1</w:t>
+            </w:r>
+          </w:p>
+        </w:tc>
+        <w:tc>
+          <w:tcPr>
+            <w:tcW w:type="dxa" w:w="1985"/>
+          </w:tcPr>
+          <w:p>
+            <w:r/>
+            <w:r>
+              <w:rPr>
+                <w:rFonts w:ascii="Malgun Gothic" w:hAnsi="Malgun Gothic" w:eastAsia="Malgun Gothic" w:cs="Malgun Gothic"/>
+                <w:sz w:val="17"/>
+                <w:szCs w:val="17"/>
+              </w:rPr>
+              <w:t xml:space="preserve">콜센터 88%가 AI 사용, 그중 25%만 완전 통합</w:t>
+            </w:r>
+          </w:p>
+        </w:tc>
+        <w:tc>
+          <w:tcPr>
+            <w:tcW w:type="dxa" w:w="1985"/>
+          </w:tcPr>
+          <w:p>
+            <w:r/>
+            <w:r>
+              <w:rPr>
+                <w:rFonts w:ascii="Malgun Gothic" w:hAnsi="Malgun Gothic" w:eastAsia="Malgun Gothic" w:cs="Malgun Gothic"/>
+                <w:sz w:val="17"/>
+                <w:szCs w:val="17"/>
+              </w:rPr>
+              <w:t xml:space="preserve">업계 통계 종합</w:t>
+            </w:r>
+          </w:p>
+        </w:tc>
+        <w:tc>
+          <w:tcPr>
+            <w:tcW w:type="dxa" w:w="1985"/>
+          </w:tcPr>
+          <w:p>
+            <w:r/>
+            <w:r>
+              <w:rPr>
+                <w:rFonts w:ascii="Malgun Gothic" w:hAnsi="Malgun Gothic" w:eastAsia="Malgun Gothic" w:cs="Malgun Gothic"/>
+                <w:sz w:val="17"/>
+                <w:szCs w:val="17"/>
+              </w:rPr>
+              <w:t xml:space="preserve">2차</w:t>
+            </w:r>
+          </w:p>
+        </w:tc>
+        <w:tc>
+          <w:tcPr>
+            <w:tcW w:type="dxa" w:w="1985"/>
+          </w:tcPr>
+          <w:p>
+            <w:r/>
+            <w:hyperlink r:id="rId12">
+              <w:r>
+                <w:rPr>
+                  <w:rFonts w:ascii="Malgun Gothic" w:hAnsi="Malgun Gothic" w:eastAsia="Malgun Gothic" w:cs="Malgun Gothic"/>
+                  <w:u w:val="single"/>
+                  <w:color w:val="1F4E9C"/>
+                  <w:sz w:val="17"/>
+                  <w:szCs w:val="17"/>
+                </w:rPr>
+                <w:t xml:space="preserve">lorikeetcx.ai</w:t>
+              </w:r>
+            </w:hyperlink>
+          </w:p>
+        </w:tc>
+      </w:tr>
+      <w:tr>
+        <w:tc>
+          <w:tcPr>
+            <w:tcW w:type="dxa" w:w="1985"/>
+          </w:tcPr>
+          <w:p>
+            <w:r/>
+            <w:r>
+              <w:rPr>
+                <w:rFonts w:ascii="Malgun Gothic" w:hAnsi="Malgun Gothic" w:eastAsia="Malgun Gothic" w:cs="Malgun Gothic"/>
+                <w:b/>
+                <w:sz w:val="17"/>
+                <w:szCs w:val="17"/>
+              </w:rPr>
+              <w:t xml:space="preserve">D2</w:t>
+            </w:r>
+          </w:p>
+        </w:tc>
+        <w:tc>
+          <w:tcPr>
+            <w:tcW w:type="dxa" w:w="1985"/>
+          </w:tcPr>
+          <w:p>
+            <w:r/>
+            <w:r>
+              <w:rPr>
+                <w:rFonts w:ascii="Malgun Gothic" w:hAnsi="Malgun Gothic" w:eastAsia="Malgun Gothic" w:cs="Malgun Gothic"/>
+                <w:sz w:val="17"/>
+                <w:szCs w:val="17"/>
+              </w:rPr>
+              <w:t xml:space="preserve">2027년까지 agentic AI 프로젝트 40% 이상 폐기 전망. 원인은 모델 실패가 아니라 운영화 실패</w:t>
+            </w:r>
+          </w:p>
+        </w:tc>
+        <w:tc>
+          <w:tcPr>
+            <w:tcW w:type="dxa" w:w="1985"/>
+          </w:tcPr>
+          <w:p>
+            <w:r/>
+            <w:r>
+              <w:rPr>
+                <w:rFonts w:ascii="Malgun Gothic" w:hAnsi="Malgun Gothic" w:eastAsia="Malgun Gothic" w:cs="Malgun Gothic"/>
+                <w:sz w:val="17"/>
+                <w:szCs w:val="17"/>
+              </w:rPr>
+              <w:t xml:space="preserve">Gartner</w:t>
+            </w:r>
+          </w:p>
+        </w:tc>
+        <w:tc>
+          <w:tcPr>
+            <w:tcW w:type="dxa" w:w="1985"/>
+          </w:tcPr>
+          <w:p>
+            <w:r/>
+            <w:r>
+              <w:rPr>
+                <w:rFonts w:ascii="Malgun Gothic" w:hAnsi="Malgun Gothic" w:eastAsia="Malgun Gothic" w:cs="Malgun Gothic"/>
+                <w:sz w:val="17"/>
+                <w:szCs w:val="17"/>
+              </w:rPr>
+              <w:t xml:space="preserve">2차 인용</w:t>
+            </w:r>
+          </w:p>
+        </w:tc>
+        <w:tc>
+          <w:tcPr>
+            <w:tcW w:type="dxa" w:w="1985"/>
+          </w:tcPr>
+          <w:p>
+            <w:r/>
+            <w:hyperlink r:id="rId13">
+              <w:r>
+                <w:rPr>
+                  <w:rFonts w:ascii="Malgun Gothic" w:hAnsi="Malgun Gothic" w:eastAsia="Malgun Gothic" w:cs="Malgun Gothic"/>
+                  <w:u w:val="single"/>
+                  <w:color w:val="1F4E9C"/>
+                  <w:sz w:val="17"/>
+                  <w:szCs w:val="17"/>
+                </w:rPr>
+                <w:t xml:space="preserve">kai-waehner.de</w:t>
+              </w:r>
+            </w:hyperlink>
+          </w:p>
+        </w:tc>
+      </w:tr>
+      <w:tr>
+        <w:tc>
+          <w:tcPr>
+            <w:tcW w:type="dxa" w:w="1985"/>
+          </w:tcPr>
+          <w:p>
+            <w:r/>
+            <w:r>
+              <w:rPr>
+                <w:rFonts w:ascii="Malgun Gothic" w:hAnsi="Malgun Gothic" w:eastAsia="Malgun Gothic" w:cs="Malgun Gothic"/>
+                <w:b/>
+                <w:sz w:val="17"/>
+                <w:szCs w:val="17"/>
+              </w:rPr>
+              <w:t xml:space="preserve">D3</w:t>
+            </w:r>
+          </w:p>
+        </w:tc>
+        <w:tc>
+          <w:tcPr>
+            <w:tcW w:type="dxa" w:w="1985"/>
+          </w:tcPr>
+          <w:p>
+            <w:r/>
+            <w:r>
+              <w:rPr>
+                <w:rFonts w:ascii="Malgun Gothic" w:hAnsi="Malgun Gothic" w:eastAsia="Malgun Gothic" w:cs="Malgun Gothic"/>
+                <w:sz w:val="17"/>
+                <w:szCs w:val="17"/>
+              </w:rPr>
+              <w:t xml:space="preserve">벤더 데모 자동화율 90%+ vs 실제 프로덕션 55~70%</w:t>
+            </w:r>
+          </w:p>
+        </w:tc>
+        <w:tc>
+          <w:tcPr>
+            <w:tcW w:type="dxa" w:w="1985"/>
+          </w:tcPr>
+          <w:p>
+            <w:r/>
+            <w:r>
+              <w:rPr>
+                <w:rFonts w:ascii="Malgun Gothic" w:hAnsi="Malgun Gothic" w:eastAsia="Malgun Gothic" w:cs="Malgun Gothic"/>
+                <w:sz w:val="17"/>
+                <w:szCs w:val="17"/>
+              </w:rPr>
+              <w:t xml:space="preserve">수천 건 구현 데이터</w:t>
+            </w:r>
+          </w:p>
+        </w:tc>
+        <w:tc>
+          <w:tcPr>
+            <w:tcW w:type="dxa" w:w="1985"/>
+          </w:tcPr>
+          <w:p>
+            <w:r/>
+            <w:r>
+              <w:rPr>
+                <w:rFonts w:ascii="Malgun Gothic" w:hAnsi="Malgun Gothic" w:eastAsia="Malgun Gothic" w:cs="Malgun Gothic"/>
+                <w:sz w:val="17"/>
+                <w:szCs w:val="17"/>
+              </w:rPr>
+              <w:t xml:space="preserve">2차</w:t>
+            </w:r>
+          </w:p>
+        </w:tc>
+        <w:tc>
+          <w:tcPr>
+            <w:tcW w:type="dxa" w:w="1985"/>
+          </w:tcPr>
+          <w:p>
+            <w:r/>
+            <w:hyperlink r:id="rId14">
+              <w:r>
+                <w:rPr>
+                  <w:rFonts w:ascii="Malgun Gothic" w:hAnsi="Malgun Gothic" w:eastAsia="Malgun Gothic" w:cs="Malgun Gothic"/>
+                  <w:u w:val="single"/>
+                  <w:color w:val="1F4E9C"/>
+                  <w:sz w:val="17"/>
+                  <w:szCs w:val="17"/>
+                </w:rPr>
+                <w:t xml:space="preserve">builts.ai</w:t>
+              </w:r>
+            </w:hyperlink>
+          </w:p>
+        </w:tc>
+      </w:tr>
+      <w:tr>
+        <w:tc>
+          <w:tcPr>
+            <w:tcW w:type="dxa" w:w="1985"/>
+          </w:tcPr>
+          <w:p>
+            <w:r/>
+            <w:r>
+              <w:rPr>
+                <w:rFonts w:ascii="Malgun Gothic" w:hAnsi="Malgun Gothic" w:eastAsia="Malgun Gothic" w:cs="Malgun Gothic"/>
+                <w:b/>
+                <w:sz w:val="17"/>
+                <w:szCs w:val="17"/>
+              </w:rPr>
+              <w:t xml:space="preserve">E1</w:t>
+            </w:r>
+          </w:p>
+        </w:tc>
+        <w:tc>
+          <w:tcPr>
+            <w:tcW w:type="dxa" w:w="1985"/>
+          </w:tcPr>
+          <w:p>
+            <w:r/>
+            <w:r>
+              <w:rPr>
+                <w:rFonts w:ascii="Malgun Gothic" w:hAnsi="Malgun Gothic" w:eastAsia="Malgun Gothic" w:cs="Malgun Gothic"/>
+                <w:sz w:val="17"/>
+                <w:szCs w:val="17"/>
+              </w:rPr>
+              <w:t xml:space="preserve">사람이 처리하는 Tier 1 티켓 1건 15~25 달러</w:t>
+            </w:r>
+          </w:p>
+        </w:tc>
+        <w:tc>
+          <w:tcPr>
+            <w:tcW w:type="dxa" w:w="1985"/>
+          </w:tcPr>
+          <w:p>
+            <w:r/>
+            <w:r>
+              <w:rPr>
+                <w:rFonts w:ascii="Malgun Gothic" w:hAnsi="Malgun Gothic" w:eastAsia="Malgun Gothic" w:cs="Malgun Gothic"/>
+                <w:sz w:val="17"/>
+                <w:szCs w:val="17"/>
+              </w:rPr>
+              <w:t xml:space="preserve">지원 비용 통계</w:t>
+            </w:r>
+          </w:p>
+        </w:tc>
+        <w:tc>
+          <w:tcPr>
+            <w:tcW w:type="dxa" w:w="1985"/>
+          </w:tcPr>
+          <w:p>
+            <w:r/>
+            <w:r>
+              <w:rPr>
+                <w:rFonts w:ascii="Malgun Gothic" w:hAnsi="Malgun Gothic" w:eastAsia="Malgun Gothic" w:cs="Malgun Gothic"/>
+                <w:sz w:val="17"/>
+                <w:szCs w:val="17"/>
+              </w:rPr>
+              <w:t xml:space="preserve">2차</w:t>
+            </w:r>
+          </w:p>
+        </w:tc>
+        <w:tc>
+          <w:tcPr>
+            <w:tcW w:type="dxa" w:w="1985"/>
+          </w:tcPr>
+          <w:p>
+            <w:r/>
+            <w:hyperlink r:id="rId26">
+              <w:r>
+                <w:rPr>
+                  <w:rFonts w:ascii="Malgun Gothic" w:hAnsi="Malgun Gothic" w:eastAsia="Malgun Gothic" w:cs="Malgun Gothic"/>
+                  <w:u w:val="single"/>
+                  <w:color w:val="1F4E9C"/>
+                  <w:sz w:val="17"/>
+                  <w:szCs w:val="17"/>
+                </w:rPr>
+                <w:t xml:space="preserve">mavenagi.com</w:t>
+              </w:r>
+            </w:hyperlink>
+          </w:p>
+        </w:tc>
+      </w:tr>
+      <w:tr>
+        <w:tc>
+          <w:tcPr>
+            <w:tcW w:type="dxa" w:w="1985"/>
+          </w:tcPr>
+          <w:p>
+            <w:r/>
+            <w:r>
+              <w:rPr>
+                <w:rFonts w:ascii="Malgun Gothic" w:hAnsi="Malgun Gothic" w:eastAsia="Malgun Gothic" w:cs="Malgun Gothic"/>
+                <w:b/>
+                <w:sz w:val="17"/>
+                <w:szCs w:val="17"/>
+              </w:rPr>
+              <w:t xml:space="preserve">E2</w:t>
+            </w:r>
+          </w:p>
+        </w:tc>
+        <w:tc>
+          <w:tcPr>
+            <w:tcW w:type="dxa" w:w="1985"/>
+          </w:tcPr>
+          <w:p>
+            <w:r/>
+            <w:r>
+              <w:rPr>
+                <w:rFonts w:ascii="Malgun Gothic" w:hAnsi="Malgun Gothic" w:eastAsia="Malgun Gothic" w:cs="Malgun Gothic"/>
+                <w:sz w:val="17"/>
+                <w:szCs w:val="17"/>
+              </w:rPr>
+              <w:t xml:space="preserve">AI 해결 티켓 1건 0.49~2.00 달러</w:t>
+            </w:r>
+          </w:p>
+        </w:tc>
+        <w:tc>
+          <w:tcPr>
+            <w:tcW w:type="dxa" w:w="1985"/>
+          </w:tcPr>
+          <w:p>
+            <w:r/>
+            <w:r>
+              <w:rPr>
+                <w:rFonts w:ascii="Malgun Gothic" w:hAnsi="Malgun Gothic" w:eastAsia="Malgun Gothic" w:cs="Malgun Gothic"/>
+                <w:sz w:val="17"/>
+                <w:szCs w:val="17"/>
+              </w:rPr>
+              <w:t xml:space="preserve">AI 지원 가격 조사</w:t>
+            </w:r>
+          </w:p>
+        </w:tc>
+        <w:tc>
+          <w:tcPr>
+            <w:tcW w:type="dxa" w:w="1985"/>
+          </w:tcPr>
+          <w:p>
+            <w:r/>
+            <w:r>
+              <w:rPr>
+                <w:rFonts w:ascii="Malgun Gothic" w:hAnsi="Malgun Gothic" w:eastAsia="Malgun Gothic" w:cs="Malgun Gothic"/>
+                <w:sz w:val="17"/>
+                <w:szCs w:val="17"/>
+              </w:rPr>
+              <w:t xml:space="preserve">2차</w:t>
+            </w:r>
+          </w:p>
+        </w:tc>
+        <w:tc>
+          <w:tcPr>
+            <w:tcW w:type="dxa" w:w="1985"/>
+          </w:tcPr>
+          <w:p>
+            <w:r/>
+            <w:hyperlink r:id="rId27">
+              <w:r>
+                <w:rPr>
+                  <w:rFonts w:ascii="Malgun Gothic" w:hAnsi="Malgun Gothic" w:eastAsia="Malgun Gothic" w:cs="Malgun Gothic"/>
+                  <w:u w:val="single"/>
+                  <w:color w:val="1F4E9C"/>
+                  <w:sz w:val="17"/>
+                  <w:szCs w:val="17"/>
+                </w:rPr>
+                <w:t xml:space="preserve">dragapp.com</w:t>
+              </w:r>
+            </w:hyperlink>
+          </w:p>
+        </w:tc>
+      </w:tr>
+      <w:tr>
+        <w:tc>
+          <w:tcPr>
+            <w:tcW w:type="dxa" w:w="1985"/>
+          </w:tcPr>
+          <w:p>
+            <w:r/>
+            <w:r>
+              <w:rPr>
+                <w:rFonts w:ascii="Malgun Gothic" w:hAnsi="Malgun Gothic" w:eastAsia="Malgun Gothic" w:cs="Malgun Gothic"/>
+                <w:b/>
+                <w:sz w:val="17"/>
+                <w:szCs w:val="17"/>
+              </w:rPr>
+              <w:t xml:space="preserve">E3</w:t>
+            </w:r>
+          </w:p>
+        </w:tc>
+        <w:tc>
+          <w:tcPr>
+            <w:tcW w:type="dxa" w:w="1985"/>
+          </w:tcPr>
+          <w:p>
+            <w:r/>
+            <w:r>
+              <w:rPr>
+                <w:rFonts w:ascii="Malgun Gothic" w:hAnsi="Malgun Gothic" w:eastAsia="Malgun Gothic" w:cs="Malgun Gothic"/>
+                <w:sz w:val="17"/>
+                <w:szCs w:val="17"/>
+              </w:rPr>
+              <w:t xml:space="preserve">Intercom Fin 0.99 달러/해결이 시장 기준가</w:t>
+            </w:r>
+          </w:p>
+        </w:tc>
+        <w:tc>
+          <w:tcPr>
+            <w:tcW w:type="dxa" w:w="1985"/>
+          </w:tcPr>
+          <w:p>
+            <w:r/>
+            <w:r>
+              <w:rPr>
+                <w:rFonts w:ascii="Malgun Gothic" w:hAnsi="Malgun Gothic" w:eastAsia="Malgun Gothic" w:cs="Malgun Gothic"/>
+                <w:sz w:val="17"/>
+                <w:szCs w:val="17"/>
+              </w:rPr>
+              <w:t xml:space="preserve">동</w:t>
+            </w:r>
+          </w:p>
+        </w:tc>
+        <w:tc>
+          <w:tcPr>
+            <w:tcW w:type="dxa" w:w="1985"/>
+          </w:tcPr>
+          <w:p>
+            <w:r/>
+            <w:r>
+              <w:rPr>
+                <w:rFonts w:ascii="Malgun Gothic" w:hAnsi="Malgun Gothic" w:eastAsia="Malgun Gothic" w:cs="Malgun Gothic"/>
+                <w:sz w:val="17"/>
+                <w:szCs w:val="17"/>
+              </w:rPr>
+              <w:t xml:space="preserve">2차</w:t>
+            </w:r>
+          </w:p>
+        </w:tc>
+        <w:tc>
+          <w:tcPr>
+            <w:tcW w:type="dxa" w:w="1985"/>
+          </w:tcPr>
+          <w:p>
+            <w:r/>
+            <w:hyperlink r:id="rId27">
+              <w:r>
+                <w:rPr>
+                  <w:rFonts w:ascii="Malgun Gothic" w:hAnsi="Malgun Gothic" w:eastAsia="Malgun Gothic" w:cs="Malgun Gothic"/>
+                  <w:u w:val="single"/>
+                  <w:color w:val="1F4E9C"/>
+                  <w:sz w:val="17"/>
+                  <w:szCs w:val="17"/>
+                </w:rPr>
+                <w:t xml:space="preserve">dragapp.com</w:t>
+              </w:r>
+            </w:hyperlink>
+          </w:p>
+        </w:tc>
+      </w:tr>
+      <w:tr>
+        <w:tc>
+          <w:tcPr>
+            <w:tcW w:type="dxa" w:w="1985"/>
+          </w:tcPr>
+          <w:p>
+            <w:r/>
+            <w:r>
+              <w:rPr>
+                <w:rFonts w:ascii="Malgun Gothic" w:hAnsi="Malgun Gothic" w:eastAsia="Malgun Gothic" w:cs="Malgun Gothic"/>
+                <w:b/>
+                <w:sz w:val="17"/>
+                <w:szCs w:val="17"/>
+              </w:rPr>
+              <w:t xml:space="preserve">E4</w:t>
+            </w:r>
+          </w:p>
+        </w:tc>
+        <w:tc>
+          <w:tcPr>
+            <w:tcW w:type="dxa" w:w="1985"/>
+          </w:tcPr>
+          <w:p>
+            <w:r/>
+            <w:r>
+              <w:rPr>
+                <w:rFonts w:ascii="Malgun Gothic" w:hAnsi="Malgun Gothic" w:eastAsia="Malgun Gothic" w:cs="Malgun Gothic"/>
+                <w:sz w:val="17"/>
+                <w:szCs w:val="17"/>
+              </w:rPr>
+              <w:t xml:space="preserve">Fin 평균 해결률 67% (고객사 7,000곳 이상)</w:t>
+            </w:r>
+          </w:p>
+        </w:tc>
+        <w:tc>
+          <w:tcPr>
+            <w:tcW w:type="dxa" w:w="1985"/>
+          </w:tcPr>
+          <w:p>
+            <w:r/>
+            <w:r>
+              <w:rPr>
+                <w:rFonts w:ascii="Malgun Gothic" w:hAnsi="Malgun Gothic" w:eastAsia="Malgun Gothic" w:cs="Malgun Gothic"/>
+                <w:sz w:val="17"/>
+                <w:szCs w:val="17"/>
+              </w:rPr>
+              <w:t xml:space="preserve">Intercom 공개 수치</w:t>
+            </w:r>
+          </w:p>
+        </w:tc>
+        <w:tc>
+          <w:tcPr>
+            <w:tcW w:type="dxa" w:w="1985"/>
+          </w:tcPr>
+          <w:p>
+            <w:r/>
+            <w:r>
+              <w:rPr>
+                <w:rFonts w:ascii="Malgun Gothic" w:hAnsi="Malgun Gothic" w:eastAsia="Malgun Gothic" w:cs="Malgun Gothic"/>
+                <w:sz w:val="17"/>
+                <w:szCs w:val="17"/>
+              </w:rPr>
+              <w:t xml:space="preserve">2차 인용</w:t>
+            </w:r>
+          </w:p>
+        </w:tc>
+        <w:tc>
+          <w:tcPr>
+            <w:tcW w:type="dxa" w:w="1985"/>
+          </w:tcPr>
+          <w:p>
+            <w:r/>
+            <w:hyperlink r:id="rId27">
+              <w:r>
+                <w:rPr>
+                  <w:rFonts w:ascii="Malgun Gothic" w:hAnsi="Malgun Gothic" w:eastAsia="Malgun Gothic" w:cs="Malgun Gothic"/>
+                  <w:u w:val="single"/>
+                  <w:color w:val="1F4E9C"/>
+                  <w:sz w:val="17"/>
+                  <w:szCs w:val="17"/>
+                </w:rPr>
+                <w:t xml:space="preserve">dragapp.com</w:t>
+              </w:r>
+            </w:hyperlink>
+          </w:p>
+        </w:tc>
+      </w:tr>
+      <w:tr>
+        <w:tc>
+          <w:tcPr>
+            <w:tcW w:type="dxa" w:w="1985"/>
+          </w:tcPr>
+          <w:p>
+            <w:r/>
+            <w:r>
+              <w:rPr>
+                <w:rFonts w:ascii="Malgun Gothic" w:hAnsi="Malgun Gothic" w:eastAsia="Malgun Gothic" w:cs="Malgun Gothic"/>
+                <w:b/>
+                <w:sz w:val="17"/>
+                <w:szCs w:val="17"/>
+              </w:rPr>
+              <w:t xml:space="preserve">E5</w:t>
+            </w:r>
+          </w:p>
+        </w:tc>
+        <w:tc>
+          <w:tcPr>
+            <w:tcW w:type="dxa" w:w="1985"/>
+          </w:tcPr>
+          <w:p>
+            <w:r/>
+            <w:r>
+              <w:rPr>
+                <w:rFonts w:ascii="Malgun Gothic" w:hAnsi="Malgun Gothic" w:eastAsia="Malgun Gothic" w:cs="Malgun Gothic"/>
+                <w:sz w:val="17"/>
+                <w:szCs w:val="17"/>
+              </w:rPr>
+              <w:t xml:space="preserve">해결당 과금이 잘될수록 비싸져 이탈 사유 1위</w:t>
+            </w:r>
+          </w:p>
+        </w:tc>
+        <w:tc>
+          <w:tcPr>
+            <w:tcW w:type="dxa" w:w="1985"/>
+          </w:tcPr>
+          <w:p>
+            <w:r/>
+            <w:r>
+              <w:rPr>
+                <w:rFonts w:ascii="Malgun Gothic" w:hAnsi="Malgun Gothic" w:eastAsia="Malgun Gothic" w:cs="Malgun Gothic"/>
+                <w:sz w:val="17"/>
+                <w:szCs w:val="17"/>
+              </w:rPr>
+              <w:t xml:space="preserve">Fin 리뷰</w:t>
+            </w:r>
+          </w:p>
+        </w:tc>
+        <w:tc>
+          <w:tcPr>
+            <w:tcW w:type="dxa" w:w="1985"/>
+          </w:tcPr>
+          <w:p>
+            <w:r/>
+            <w:r>
+              <w:rPr>
+                <w:rFonts w:ascii="Malgun Gothic" w:hAnsi="Malgun Gothic" w:eastAsia="Malgun Gothic" w:cs="Malgun Gothic"/>
+                <w:sz w:val="17"/>
+                <w:szCs w:val="17"/>
+              </w:rPr>
+              <w:t xml:space="preserve">2차</w:t>
+            </w:r>
+          </w:p>
+        </w:tc>
+        <w:tc>
+          <w:tcPr>
+            <w:tcW w:type="dxa" w:w="1985"/>
+          </w:tcPr>
+          <w:p>
+            <w:r/>
+            <w:hyperlink r:id="rId21">
+              <w:r>
+                <w:rPr>
+                  <w:rFonts w:ascii="Malgun Gothic" w:hAnsi="Malgun Gothic" w:eastAsia="Malgun Gothic" w:cs="Malgun Gothic"/>
+                  <w:u w:val="single"/>
+                  <w:color w:val="1F4E9C"/>
+                  <w:sz w:val="17"/>
+                  <w:szCs w:val="17"/>
+                </w:rPr>
+                <w:t xml:space="preserve">myaskai.com</w:t>
+              </w:r>
+            </w:hyperlink>
+          </w:p>
+        </w:tc>
+      </w:tr>
+      <w:tr>
+        <w:tc>
+          <w:tcPr>
+            <w:tcW w:type="dxa" w:w="1985"/>
+          </w:tcPr>
+          <w:p>
+            <w:r/>
+            <w:r>
+              <w:rPr>
+                <w:rFonts w:ascii="Malgun Gothic" w:hAnsi="Malgun Gothic" w:eastAsia="Malgun Gothic" w:cs="Malgun Gothic"/>
+                <w:b/>
+                <w:sz w:val="17"/>
+                <w:szCs w:val="17"/>
+              </w:rPr>
+              <w:t xml:space="preserve">F1</w:t>
+            </w:r>
+          </w:p>
+        </w:tc>
+        <w:tc>
+          <w:tcPr>
+            <w:tcW w:type="dxa" w:w="1985"/>
+          </w:tcPr>
+          <w:p>
+            <w:r/>
+            <w:r>
+              <w:rPr>
+                <w:rFonts w:ascii="Malgun Gothic" w:hAnsi="Malgun Gothic" w:eastAsia="Malgun Gothic" w:cs="Malgun Gothic"/>
+                <w:sz w:val="17"/>
+                <w:szCs w:val="17"/>
+              </w:rPr>
+              <w:t xml:space="preserve">2030년까지 유럽·중동 기업 75% 이상이 워크로드를 자국 내로 이전 (현재 5% 미만)</w:t>
+            </w:r>
+          </w:p>
+        </w:tc>
+        <w:tc>
+          <w:tcPr>
+            <w:tcW w:type="dxa" w:w="1985"/>
+          </w:tcPr>
+          <w:p>
+            <w:r/>
+            <w:r>
+              <w:rPr>
+                <w:rFonts w:ascii="Malgun Gothic" w:hAnsi="Malgun Gothic" w:eastAsia="Malgun Gothic" w:cs="Malgun Gothic"/>
+                <w:sz w:val="17"/>
+                <w:szCs w:val="17"/>
+              </w:rPr>
+              <w:t xml:space="preserve">Gartner, "Predicts 2026: AI Sovereignty" (2025-10)</w:t>
+            </w:r>
+          </w:p>
+        </w:tc>
+        <w:tc>
+          <w:tcPr>
+            <w:tcW w:type="dxa" w:w="1985"/>
+          </w:tcPr>
+          <w:p>
+            <w:r/>
+            <w:r>
+              <w:rPr>
+                <w:rFonts w:ascii="Malgun Gothic" w:hAnsi="Malgun Gothic" w:eastAsia="Malgun Gothic" w:cs="Malgun Gothic"/>
+                <w:sz w:val="17"/>
+                <w:szCs w:val="17"/>
+              </w:rPr>
+              <w:t xml:space="preserve">2차 인용</w:t>
+            </w:r>
+          </w:p>
+        </w:tc>
+        <w:tc>
+          <w:tcPr>
+            <w:tcW w:type="dxa" w:w="1985"/>
+          </w:tcPr>
+          <w:p>
+            <w:r/>
+            <w:hyperlink r:id="rId24">
+              <w:r>
+                <w:rPr>
+                  <w:rFonts w:ascii="Malgun Gothic" w:hAnsi="Malgun Gothic" w:eastAsia="Malgun Gothic" w:cs="Malgun Gothic"/>
+                  <w:u w:val="single"/>
+                  <w:color w:val="1F4E9C"/>
+                  <w:sz w:val="17"/>
+                  <w:szCs w:val="17"/>
+                </w:rPr>
+                <w:t xml:space="preserve">thoughtminds.ai</w:t>
+              </w:r>
+            </w:hyperlink>
+          </w:p>
+        </w:tc>
+      </w:tr>
+      <w:tr>
+        <w:tc>
+          <w:tcPr>
+            <w:tcW w:type="dxa" w:w="1985"/>
+          </w:tcPr>
+          <w:p>
+            <w:r/>
+            <w:r>
+              <w:rPr>
+                <w:rFonts w:ascii="Malgun Gothic" w:hAnsi="Malgun Gothic" w:eastAsia="Malgun Gothic" w:cs="Malgun Gothic"/>
+                <w:b/>
+                <w:sz w:val="17"/>
+                <w:szCs w:val="17"/>
+              </w:rPr>
+              <w:t xml:space="preserve">F2</w:t>
+            </w:r>
+          </w:p>
+        </w:tc>
+        <w:tc>
+          <w:tcPr>
+            <w:tcW w:type="dxa" w:w="1985"/>
+          </w:tcPr>
+          <w:p>
+            <w:r/>
+            <w:r>
+              <w:rPr>
+                <w:rFonts w:ascii="Malgun Gothic" w:hAnsi="Malgun Gothic" w:eastAsia="Malgun Gothic" w:cs="Malgun Gothic"/>
+                <w:sz w:val="17"/>
+                <w:szCs w:val="17"/>
+              </w:rPr>
+              <w:t xml:space="preserve">sovereign AI가 이사회 안건. 24개국 3,235명 조사</w:t>
+            </w:r>
+          </w:p>
+        </w:tc>
+        <w:tc>
+          <w:tcPr>
+            <w:tcW w:type="dxa" w:w="1985"/>
+          </w:tcPr>
+          <w:p>
+            <w:r/>
+            <w:r>
+              <w:rPr>
+                <w:rFonts w:ascii="Malgun Gothic" w:hAnsi="Malgun Gothic" w:eastAsia="Malgun Gothic" w:cs="Malgun Gothic"/>
+                <w:sz w:val="17"/>
+                <w:szCs w:val="17"/>
+              </w:rPr>
+              <w:t xml:space="preserve">Deloitte, "State of AI in the Enterprise 2026" (2025-09)</w:t>
+            </w:r>
+          </w:p>
+        </w:tc>
+        <w:tc>
+          <w:tcPr>
+            <w:tcW w:type="dxa" w:w="1985"/>
+          </w:tcPr>
+          <w:p>
+            <w:r/>
+            <w:r>
+              <w:rPr>
+                <w:rFonts w:ascii="Malgun Gothic" w:hAnsi="Malgun Gothic" w:eastAsia="Malgun Gothic" w:cs="Malgun Gothic"/>
+                <w:sz w:val="17"/>
+                <w:szCs w:val="17"/>
+              </w:rPr>
+              <w:t xml:space="preserve">2차 인용</w:t>
+            </w:r>
+          </w:p>
+        </w:tc>
+        <w:tc>
+          <w:tcPr>
+            <w:tcW w:type="dxa" w:w="1985"/>
+          </w:tcPr>
+          <w:p>
+            <w:r/>
+            <w:hyperlink r:id="rId24">
+              <w:r>
+                <w:rPr>
+                  <w:rFonts w:ascii="Malgun Gothic" w:hAnsi="Malgun Gothic" w:eastAsia="Malgun Gothic" w:cs="Malgun Gothic"/>
+                  <w:u w:val="single"/>
+                  <w:color w:val="1F4E9C"/>
+                  <w:sz w:val="17"/>
+                  <w:szCs w:val="17"/>
+                </w:rPr>
+                <w:t xml:space="preserve">thoughtminds.ai</w:t>
+              </w:r>
+            </w:hyperlink>
+          </w:p>
+        </w:tc>
+      </w:tr>
+      <w:tr>
+        <w:tc>
+          <w:tcPr>
+            <w:tcW w:type="dxa" w:w="1985"/>
+          </w:tcPr>
+          <w:p>
+            <w:r/>
+            <w:r>
+              <w:rPr>
+                <w:rFonts w:ascii="Malgun Gothic" w:hAnsi="Malgun Gothic" w:eastAsia="Malgun Gothic" w:cs="Malgun Gothic"/>
+                <w:b/>
+                <w:sz w:val="17"/>
+                <w:szCs w:val="17"/>
+              </w:rPr>
+              <w:t xml:space="preserve">F3</w:t>
+            </w:r>
+          </w:p>
+        </w:tc>
+        <w:tc>
+          <w:tcPr>
+            <w:tcW w:type="dxa" w:w="1985"/>
+          </w:tcPr>
+          <w:p>
+            <w:r/>
+            <w:r>
+              <w:rPr>
+                <w:rFonts w:ascii="Malgun Gothic" w:hAnsi="Malgun Gothic" w:eastAsia="Malgun Gothic" w:cs="Malgun Gothic"/>
+                <w:sz w:val="17"/>
+                <w:szCs w:val="17"/>
+              </w:rPr>
+              <w:t xml:space="preserve">86%가 AI 인프라 예산이 3년 내 3배 이상 증가할 것으로 응답</w:t>
+            </w:r>
+          </w:p>
+        </w:tc>
+        <w:tc>
+          <w:tcPr>
+            <w:tcW w:type="dxa" w:w="1985"/>
+          </w:tcPr>
+          <w:p>
+            <w:r/>
+            <w:r>
+              <w:rPr>
+                <w:rFonts w:ascii="Malgun Gothic" w:hAnsi="Malgun Gothic" w:eastAsia="Malgun Gothic" w:cs="Malgun Gothic"/>
+                <w:sz w:val="17"/>
+                <w:szCs w:val="17"/>
+              </w:rPr>
+              <w:t xml:space="preserve">Deloitte AI Infrastructure Survey (2025-12)</w:t>
+            </w:r>
+          </w:p>
+        </w:tc>
+        <w:tc>
+          <w:tcPr>
+            <w:tcW w:type="dxa" w:w="1985"/>
+          </w:tcPr>
+          <w:p>
+            <w:r/>
+            <w:r>
+              <w:rPr>
+                <w:rFonts w:ascii="Malgun Gothic" w:hAnsi="Malgun Gothic" w:eastAsia="Malgun Gothic" w:cs="Malgun Gothic"/>
+                <w:sz w:val="17"/>
+                <w:szCs w:val="17"/>
+              </w:rPr>
+              <w:t xml:space="preserve">2차 인용</w:t>
+            </w:r>
+          </w:p>
+        </w:tc>
+        <w:tc>
+          <w:tcPr>
+            <w:tcW w:type="dxa" w:w="1985"/>
+          </w:tcPr>
+          <w:p>
+            <w:r/>
+            <w:hyperlink r:id="rId24">
+              <w:r>
+                <w:rPr>
+                  <w:rFonts w:ascii="Malgun Gothic" w:hAnsi="Malgun Gothic" w:eastAsia="Malgun Gothic" w:cs="Malgun Gothic"/>
+                  <w:u w:val="single"/>
+                  <w:color w:val="1F4E9C"/>
+                  <w:sz w:val="17"/>
+                  <w:szCs w:val="17"/>
+                </w:rPr>
+                <w:t xml:space="preserve">thoughtminds.ai</w:t>
+              </w:r>
+            </w:hyperlink>
+          </w:p>
+        </w:tc>
+      </w:tr>
+      <w:tr>
+        <w:tc>
+          <w:tcPr>
+            <w:tcW w:type="dxa" w:w="1985"/>
+          </w:tcPr>
+          <w:p>
+            <w:r/>
+            <w:r>
+              <w:rPr>
+                <w:rFonts w:ascii="Malgun Gothic" w:hAnsi="Malgun Gothic" w:eastAsia="Malgun Gothic" w:cs="Malgun Gothic"/>
+                <w:b/>
+                <w:sz w:val="17"/>
+                <w:szCs w:val="17"/>
+              </w:rPr>
+              <w:t xml:space="preserve">F4</w:t>
+            </w:r>
+          </w:p>
+        </w:tc>
+        <w:tc>
+          <w:tcPr>
+            <w:tcW w:type="dxa" w:w="1985"/>
+          </w:tcPr>
+          <w:p>
+            <w:r/>
+            <w:r>
+              <w:rPr>
+                <w:rFonts w:ascii="Malgun Gothic" w:hAnsi="Malgun Gothic" w:eastAsia="Malgun Gothic" w:cs="Malgun Gothic"/>
+                <w:sz w:val="17"/>
+                <w:szCs w:val="17"/>
+              </w:rPr>
+              <w:t xml:space="preserve">관련 규제: GDPR, HIPAA, DORA, NIS2, EU AI Act</w:t>
+            </w:r>
+          </w:p>
+        </w:tc>
+        <w:tc>
+          <w:tcPr>
+            <w:tcW w:type="dxa" w:w="1985"/>
+          </w:tcPr>
+          <w:p>
+            <w:r/>
+            <w:r>
+              <w:rPr>
+                <w:rFonts w:ascii="Malgun Gothic" w:hAnsi="Malgun Gothic" w:eastAsia="Malgun Gothic" w:cs="Malgun Gothic"/>
+                <w:sz w:val="17"/>
+                <w:szCs w:val="17"/>
+              </w:rPr>
+              <w:t xml:space="preserve">종합</w:t>
+            </w:r>
+          </w:p>
+        </w:tc>
+        <w:tc>
+          <w:tcPr>
+            <w:tcW w:type="dxa" w:w="1985"/>
+          </w:tcPr>
+          <w:p>
+            <w:r/>
+            <w:r>
+              <w:rPr>
+                <w:rFonts w:ascii="Malgun Gothic" w:hAnsi="Malgun Gothic" w:eastAsia="Malgun Gothic" w:cs="Malgun Gothic"/>
+                <w:sz w:val="17"/>
+                <w:szCs w:val="17"/>
+              </w:rPr>
+              <w:t xml:space="preserve">2차</w:t>
+            </w:r>
+          </w:p>
+        </w:tc>
+        <w:tc>
+          <w:tcPr>
+            <w:tcW w:type="dxa" w:w="1985"/>
+          </w:tcPr>
+          <w:p>
+            <w:r/>
+            <w:hyperlink r:id="rId25">
+              <w:r>
+                <w:rPr>
+                  <w:rFonts w:ascii="Malgun Gothic" w:hAnsi="Malgun Gothic" w:eastAsia="Malgun Gothic" w:cs="Malgun Gothic"/>
+                  <w:u w:val="single"/>
+                  <w:color w:val="1F4E9C"/>
+                  <w:sz w:val="17"/>
+                  <w:szCs w:val="17"/>
+                </w:rPr>
+                <w:t xml:space="preserve">gooddata.ai</w:t>
+              </w:r>
+            </w:hyperlink>
+          </w:p>
+        </w:tc>
+      </w:tr>
+      <w:tr>
+        <w:tc>
+          <w:tcPr>
+            <w:tcW w:type="dxa" w:w="1985"/>
+          </w:tcPr>
+          <w:p>
+            <w:r/>
+            <w:r>
+              <w:rPr>
+                <w:rFonts w:ascii="Malgun Gothic" w:hAnsi="Malgun Gothic" w:eastAsia="Malgun Gothic" w:cs="Malgun Gothic"/>
+                <w:b/>
+                <w:sz w:val="17"/>
+                <w:szCs w:val="17"/>
+              </w:rPr>
+              <w:t xml:space="preserve">G1</w:t>
+            </w:r>
+          </w:p>
+        </w:tc>
+        <w:tc>
+          <w:tcPr>
+            <w:tcW w:type="dxa" w:w="1985"/>
+          </w:tcPr>
+          <w:p>
+            <w:r/>
+            <w:r>
+              <w:rPr>
+                <w:rFonts w:ascii="Malgun Gothic" w:hAnsi="Malgun Gothic" w:eastAsia="Malgun Gothic" w:cs="Malgun Gothic"/>
+                <w:sz w:val="17"/>
+                <w:szCs w:val="17"/>
+              </w:rPr>
+              <w:t xml:space="preserve">Intercom Fin은 단일 에이전트. multi-agent 지원·agent-to-agent 통신·전문 에이전트 라우팅의 증거 없음</w:t>
+            </w:r>
+          </w:p>
+        </w:tc>
+        <w:tc>
+          <w:tcPr>
+            <w:tcW w:type="dxa" w:w="1985"/>
+          </w:tcPr>
+          <w:p>
+            <w:r/>
+            <w:r>
+              <w:rPr>
+                <w:rFonts w:ascii="Malgun Gothic" w:hAnsi="Malgun Gothic" w:eastAsia="Malgun Gothic" w:cs="Malgun Gothic"/>
+                <w:sz w:val="17"/>
+                <w:szCs w:val="17"/>
+              </w:rPr>
+              <w:t xml:space="preserve">Inkeep 비교</w:t>
+            </w:r>
+          </w:p>
+        </w:tc>
+        <w:tc>
+          <w:tcPr>
+            <w:tcW w:type="dxa" w:w="1985"/>
+          </w:tcPr>
+          <w:p>
+            <w:r/>
+            <w:r>
+              <w:rPr>
+                <w:rFonts w:ascii="Malgun Gothic" w:hAnsi="Malgun Gothic" w:eastAsia="Malgun Gothic" w:cs="Malgun Gothic"/>
+                <w:sz w:val="17"/>
+                <w:szCs w:val="17"/>
+              </w:rPr>
+              <w:t xml:space="preserve">2차</w:t>
+            </w:r>
+          </w:p>
+        </w:tc>
+        <w:tc>
+          <w:tcPr>
+            <w:tcW w:type="dxa" w:w="1985"/>
+          </w:tcPr>
+          <w:p>
+            <w:r/>
+            <w:hyperlink r:id="rId20">
+              <w:r>
+                <w:rPr>
+                  <w:rFonts w:ascii="Malgun Gothic" w:hAnsi="Malgun Gothic" w:eastAsia="Malgun Gothic" w:cs="Malgun Gothic"/>
+                  <w:u w:val="single"/>
+                  <w:color w:val="1F4E9C"/>
+                  <w:sz w:val="17"/>
+                  <w:szCs w:val="17"/>
+                </w:rPr>
+                <w:t xml:space="preserve">inkeep.com</w:t>
+              </w:r>
+            </w:hyperlink>
+          </w:p>
+        </w:tc>
+      </w:tr>
+      <w:tr>
+        <w:tc>
+          <w:tcPr>
+            <w:tcW w:type="dxa" w:w="1985"/>
+          </w:tcPr>
+          <w:p>
+            <w:r/>
+            <w:r>
+              <w:rPr>
+                <w:rFonts w:ascii="Malgun Gothic" w:hAnsi="Malgun Gothic" w:eastAsia="Malgun Gothic" w:cs="Malgun Gothic"/>
+                <w:b/>
+                <w:sz w:val="17"/>
+                <w:szCs w:val="17"/>
+              </w:rPr>
+              <w:t xml:space="preserve">G2</w:t>
+            </w:r>
+          </w:p>
+        </w:tc>
+        <w:tc>
+          <w:tcPr>
+            <w:tcW w:type="dxa" w:w="1985"/>
+          </w:tcPr>
+          <w:p>
+            <w:r/>
+            <w:r>
+              <w:rPr>
+                <w:rFonts w:ascii="Malgun Gothic" w:hAnsi="Malgun Gothic" w:eastAsia="Malgun Gothic" w:cs="Malgun Gothic"/>
+                <w:sz w:val="17"/>
+                <w:szCs w:val="17"/>
+              </w:rPr>
+              <w:t xml:space="preserve">Fin은 자체 호스팅·온프레미스·air-gapped 불가 → 규제 산업에 hard blocker</w:t>
+            </w:r>
+          </w:p>
+        </w:tc>
+        <w:tc>
+          <w:tcPr>
+            <w:tcW w:type="dxa" w:w="1985"/>
+          </w:tcPr>
+          <w:p>
+            <w:r/>
+            <w:r>
+              <w:rPr>
+                <w:rFonts w:ascii="Malgun Gothic" w:hAnsi="Malgun Gothic" w:eastAsia="Malgun Gothic" w:cs="Malgun Gothic"/>
+                <w:sz w:val="17"/>
+                <w:szCs w:val="17"/>
+              </w:rPr>
+              <w:t xml:space="preserve">Fin 리뷰</w:t>
+            </w:r>
+          </w:p>
+        </w:tc>
+        <w:tc>
+          <w:tcPr>
+            <w:tcW w:type="dxa" w:w="1985"/>
+          </w:tcPr>
+          <w:p>
+            <w:r/>
+            <w:r>
+              <w:rPr>
+                <w:rFonts w:ascii="Malgun Gothic" w:hAnsi="Malgun Gothic" w:eastAsia="Malgun Gothic" w:cs="Malgun Gothic"/>
+                <w:sz w:val="17"/>
+                <w:szCs w:val="17"/>
+              </w:rPr>
+              <w:t xml:space="preserve">2차</w:t>
+            </w:r>
+          </w:p>
+        </w:tc>
+        <w:tc>
+          <w:tcPr>
+            <w:tcW w:type="dxa" w:w="1985"/>
+          </w:tcPr>
+          <w:p>
+            <w:r/>
+            <w:hyperlink r:id="rId21">
+              <w:r>
+                <w:rPr>
+                  <w:rFonts w:ascii="Malgun Gothic" w:hAnsi="Malgun Gothic" w:eastAsia="Malgun Gothic" w:cs="Malgun Gothic"/>
+                  <w:u w:val="single"/>
+                  <w:color w:val="1F4E9C"/>
+                  <w:sz w:val="17"/>
+                  <w:szCs w:val="17"/>
+                </w:rPr>
+                <w:t xml:space="preserve">myaskai.com</w:t>
+              </w:r>
+            </w:hyperlink>
+          </w:p>
+        </w:tc>
+      </w:tr>
+      <w:tr>
+        <w:tc>
+          <w:tcPr>
+            <w:tcW w:type="dxa" w:w="1985"/>
+          </w:tcPr>
+          <w:p>
+            <w:r/>
+            <w:r>
+              <w:rPr>
+                <w:rFonts w:ascii="Malgun Gothic" w:hAnsi="Malgun Gothic" w:eastAsia="Malgun Gothic" w:cs="Malgun Gothic"/>
+                <w:b/>
+                <w:sz w:val="17"/>
+                <w:szCs w:val="17"/>
+              </w:rPr>
+              <w:t xml:space="preserve">G3</w:t>
+            </w:r>
+          </w:p>
+        </w:tc>
+        <w:tc>
+          <w:tcPr>
+            <w:tcW w:type="dxa" w:w="1985"/>
+          </w:tcPr>
+          <w:p>
+            <w:r/>
+            <w:r>
+              <w:rPr>
+                <w:rFonts w:ascii="Malgun Gothic" w:hAnsi="Malgun Gothic" w:eastAsia="Malgun Gothic" w:cs="Malgun Gothic"/>
+                <w:sz w:val="17"/>
+                <w:szCs w:val="17"/>
+              </w:rPr>
+              <w:t xml:space="preserve">Sierra·Decagon 모두 end-to-end 품질관리 기능을 공개하지 않음 (2026-06 기준)</w:t>
+            </w:r>
+          </w:p>
+        </w:tc>
+        <w:tc>
+          <w:tcPr>
+            <w:tcW w:type="dxa" w:w="1985"/>
+          </w:tcPr>
+          <w:p>
+            <w:r/>
+            <w:r>
+              <w:rPr>
+                <w:rFonts w:ascii="Malgun Gothic" w:hAnsi="Malgun Gothic" w:eastAsia="Malgun Gothic" w:cs="Malgun Gothic"/>
+                <w:sz w:val="17"/>
+                <w:szCs w:val="17"/>
+              </w:rPr>
+              <w:t xml:space="preserve">Notch 비교</w:t>
+            </w:r>
+          </w:p>
+        </w:tc>
+        <w:tc>
+          <w:tcPr>
+            <w:tcW w:type="dxa" w:w="1985"/>
+          </w:tcPr>
+          <w:p>
+            <w:r/>
+            <w:r>
+              <w:rPr>
+                <w:rFonts w:ascii="Malgun Gothic" w:hAnsi="Malgun Gothic" w:eastAsia="Malgun Gothic" w:cs="Malgun Gothic"/>
+                <w:sz w:val="17"/>
+                <w:szCs w:val="17"/>
+              </w:rPr>
+              <w:t xml:space="preserve">2차</w:t>
+            </w:r>
+          </w:p>
+        </w:tc>
+        <w:tc>
+          <w:tcPr>
+            <w:tcW w:type="dxa" w:w="1985"/>
+          </w:tcPr>
+          <w:p>
+            <w:r/>
+            <w:hyperlink r:id="rId22">
+              <w:r>
+                <w:rPr>
+                  <w:rFonts w:ascii="Malgun Gothic" w:hAnsi="Malgun Gothic" w:eastAsia="Malgun Gothic" w:cs="Malgun Gothic"/>
+                  <w:u w:val="single"/>
+                  <w:color w:val="1F4E9C"/>
+                  <w:sz w:val="17"/>
+                  <w:szCs w:val="17"/>
+                </w:rPr>
+                <w:t xml:space="preserve">notch.cx</w:t>
+              </w:r>
+            </w:hyperlink>
+          </w:p>
+        </w:tc>
+      </w:tr>
+      <w:tr>
+        <w:tc>
+          <w:tcPr>
+            <w:tcW w:type="dxa" w:w="1985"/>
+          </w:tcPr>
+          <w:p>
+            <w:r/>
+            <w:r>
+              <w:rPr>
+                <w:rFonts w:ascii="Malgun Gothic" w:hAnsi="Malgun Gothic" w:eastAsia="Malgun Gothic" w:cs="Malgun Gothic"/>
+                <w:b/>
+                <w:sz w:val="17"/>
+                <w:szCs w:val="17"/>
+              </w:rPr>
+              <w:t xml:space="preserve">G4</w:t>
+            </w:r>
+          </w:p>
+        </w:tc>
+        <w:tc>
+          <w:tcPr>
+            <w:tcW w:type="dxa" w:w="1985"/>
+          </w:tcPr>
+          <w:p>
+            <w:r/>
+            <w:r>
+              <w:rPr>
+                <w:rFonts w:ascii="Malgun Gothic" w:hAnsi="Malgun Gothic" w:eastAsia="Malgun Gothic" w:cs="Malgun Gothic"/>
+                <w:sz w:val="17"/>
+                <w:szCs w:val="17"/>
+              </w:rPr>
+              <w:t xml:space="preserve">Decagon의 AOP와 Sierra의 policy는 대화 종결(conversation-closure)에 최적화됐고 프로세스 오케스트레이션용이 아님</w:t>
+            </w:r>
+          </w:p>
+        </w:tc>
+        <w:tc>
+          <w:tcPr>
+            <w:tcW w:type="dxa" w:w="1985"/>
+          </w:tcPr>
+          <w:p>
+            <w:r/>
+            <w:r>
+              <w:rPr>
+                <w:rFonts w:ascii="Malgun Gothic" w:hAnsi="Malgun Gothic" w:eastAsia="Malgun Gothic" w:cs="Malgun Gothic"/>
+                <w:sz w:val="17"/>
+                <w:szCs w:val="17"/>
+              </w:rPr>
+              <w:t xml:space="preserve">MavenAGI 분석</w:t>
+            </w:r>
+          </w:p>
+        </w:tc>
+        <w:tc>
+          <w:tcPr>
+            <w:tcW w:type="dxa" w:w="1985"/>
+          </w:tcPr>
+          <w:p>
+            <w:r/>
+            <w:r>
+              <w:rPr>
+                <w:rFonts w:ascii="Malgun Gothic" w:hAnsi="Malgun Gothic" w:eastAsia="Malgun Gothic" w:cs="Malgun Gothic"/>
+                <w:sz w:val="17"/>
+                <w:szCs w:val="17"/>
+              </w:rPr>
+              <w:t xml:space="preserve">2차</w:t>
+            </w:r>
+          </w:p>
+        </w:tc>
+        <w:tc>
+          <w:tcPr>
+            <w:tcW w:type="dxa" w:w="1985"/>
+          </w:tcPr>
+          <w:p>
+            <w:r/>
+            <w:hyperlink r:id="rId23">
+              <w:r>
+                <w:rPr>
+                  <w:rFonts w:ascii="Malgun Gothic" w:hAnsi="Malgun Gothic" w:eastAsia="Malgun Gothic" w:cs="Malgun Gothic"/>
+                  <w:u w:val="single"/>
+                  <w:color w:val="1F4E9C"/>
+                  <w:sz w:val="17"/>
+                  <w:szCs w:val="17"/>
+                </w:rPr>
+                <w:t xml:space="preserve">mavenagi.com</w:t>
+              </w:r>
+            </w:hyperlink>
+          </w:p>
+        </w:tc>
+      </w:tr>
+      <w:tr>
+        <w:tc>
+          <w:tcPr>
+            <w:tcW w:type="dxa" w:w="1985"/>
+          </w:tcPr>
+          <w:p>
+            <w:r/>
+            <w:r>
+              <w:rPr>
+                <w:rFonts w:ascii="Malgun Gothic" w:hAnsi="Malgun Gothic" w:eastAsia="Malgun Gothic" w:cs="Malgun Gothic"/>
+                <w:b/>
+                <w:sz w:val="17"/>
+                <w:szCs w:val="17"/>
+              </w:rPr>
+              <w:t xml:space="preserve">G5</w:t>
+            </w:r>
+          </w:p>
+        </w:tc>
+        <w:tc>
+          <w:tcPr>
+            <w:tcW w:type="dxa" w:w="1985"/>
+          </w:tcPr>
+          <w:p>
+            <w:r/>
+            <w:r>
+              <w:rPr>
+                <w:rFonts w:ascii="Malgun Gothic" w:hAnsi="Malgun Gothic" w:eastAsia="Malgun Gothic" w:cs="Malgun Gothic"/>
+                <w:sz w:val="17"/>
+                <w:szCs w:val="17"/>
+              </w:rPr>
+              <w:t xml:space="preserve">Decagon은 Zendesk·Salesforce·Kustomer 지원, Freshdesk·HubSpot 미지원</w:t>
+            </w:r>
+          </w:p>
+        </w:tc>
+        <w:tc>
+          <w:tcPr>
+            <w:tcW w:type="dxa" w:w="1985"/>
+          </w:tcPr>
+          <w:p>
+            <w:r/>
+            <w:r>
+              <w:rPr>
+                <w:rFonts w:ascii="Malgun Gothic" w:hAnsi="Malgun Gothic" w:eastAsia="Malgun Gothic" w:cs="Malgun Gothic"/>
+                <w:sz w:val="17"/>
+                <w:szCs w:val="17"/>
+              </w:rPr>
+              <w:t xml:space="preserve">Decagon 비교</w:t>
+            </w:r>
+          </w:p>
+        </w:tc>
+        <w:tc>
+          <w:tcPr>
+            <w:tcW w:type="dxa" w:w="1985"/>
+          </w:tcPr>
+          <w:p>
+            <w:r/>
+            <w:r>
+              <w:rPr>
+                <w:rFonts w:ascii="Malgun Gothic" w:hAnsi="Malgun Gothic" w:eastAsia="Malgun Gothic" w:cs="Malgun Gothic"/>
+                <w:sz w:val="17"/>
+                <w:szCs w:val="17"/>
+              </w:rPr>
+              <w:t xml:space="preserve">2차</w:t>
+            </w:r>
+          </w:p>
+        </w:tc>
+        <w:tc>
+          <w:tcPr>
+            <w:tcW w:type="dxa" w:w="1985"/>
+          </w:tcPr>
+          <w:p>
+            <w:r/>
+            <w:hyperlink r:id="rId33">
+              <w:r>
+                <w:rPr>
+                  <w:rFonts w:ascii="Malgun Gothic" w:hAnsi="Malgun Gothic" w:eastAsia="Malgun Gothic" w:cs="Malgun Gothic"/>
+                  <w:u w:val="single"/>
+                  <w:color w:val="1F4E9C"/>
+                  <w:sz w:val="17"/>
+                  <w:szCs w:val="17"/>
+                </w:rPr>
+                <w:t xml:space="preserve">eesel.ai</w:t>
+              </w:r>
+            </w:hyperlink>
+          </w:p>
+        </w:tc>
+      </w:tr>
+      <w:tr>
+        <w:tc>
+          <w:tcPr>
+            <w:tcW w:type="dxa" w:w="1985"/>
+          </w:tcPr>
+          <w:p>
+            <w:r/>
+            <w:r>
+              <w:rPr>
+                <w:rFonts w:ascii="Malgun Gothic" w:hAnsi="Malgun Gothic" w:eastAsia="Malgun Gothic" w:cs="Malgun Gothic"/>
+                <w:b/>
+                <w:sz w:val="17"/>
+                <w:szCs w:val="17"/>
+              </w:rPr>
+              <w:t xml:space="preserve">G6</w:t>
+            </w:r>
+          </w:p>
+        </w:tc>
+        <w:tc>
+          <w:tcPr>
+            <w:tcW w:type="dxa" w:w="1985"/>
+          </w:tcPr>
+          <w:p>
+            <w:r/>
+            <w:r>
+              <w:rPr>
+                <w:rFonts w:ascii="Malgun Gothic" w:hAnsi="Malgun Gothic" w:eastAsia="Malgun Gothic" w:cs="Malgun Gothic"/>
+                <w:sz w:val="17"/>
+                <w:szCs w:val="17"/>
+              </w:rPr>
+              <w:t xml:space="preserve">Decagon도 AOP 작성 전 선행 엔지니어링 필요 (API 연결·통합·guardrail 구성)</w:t>
+            </w:r>
+          </w:p>
+        </w:tc>
+        <w:tc>
+          <w:tcPr>
+            <w:tcW w:type="dxa" w:w="1985"/>
+          </w:tcPr>
+          <w:p>
+            <w:r/>
+            <w:r>
+              <w:rPr>
+                <w:rFonts w:ascii="Malgun Gothic" w:hAnsi="Malgun Gothic" w:eastAsia="Malgun Gothic" w:cs="Malgun Gothic"/>
+                <w:sz w:val="17"/>
+                <w:szCs w:val="17"/>
+              </w:rPr>
+              <w:t xml:space="preserve">Decagon 가이드</w:t>
+            </w:r>
+          </w:p>
+        </w:tc>
+        <w:tc>
+          <w:tcPr>
+            <w:tcW w:type="dxa" w:w="1985"/>
+          </w:tcPr>
+          <w:p>
+            <w:r/>
+            <w:r>
+              <w:rPr>
+                <w:rFonts w:ascii="Malgun Gothic" w:hAnsi="Malgun Gothic" w:eastAsia="Malgun Gothic" w:cs="Malgun Gothic"/>
+                <w:sz w:val="17"/>
+                <w:szCs w:val="17"/>
+              </w:rPr>
+              <w:t xml:space="preserve">2차</w:t>
+            </w:r>
+          </w:p>
+        </w:tc>
+        <w:tc>
+          <w:tcPr>
+            <w:tcW w:type="dxa" w:w="1985"/>
+          </w:tcPr>
+          <w:p>
+            <w:r/>
+            <w:hyperlink r:id="rId34">
+              <w:r>
+                <w:rPr>
+                  <w:rFonts w:ascii="Malgun Gothic" w:hAnsi="Malgun Gothic" w:eastAsia="Malgun Gothic" w:cs="Malgun Gothic"/>
+                  <w:u w:val="single"/>
+                  <w:color w:val="1F4E9C"/>
+                  <w:sz w:val="17"/>
+                  <w:szCs w:val="17"/>
+                </w:rPr>
+                <w:t xml:space="preserve">getmacha.com</w:t>
+              </w:r>
+            </w:hyperlink>
+          </w:p>
+        </w:tc>
+      </w:tr>
+      <w:tr>
+        <w:tc>
+          <w:tcPr>
+            <w:tcW w:type="dxa" w:w="1985"/>
+          </w:tcPr>
+          <w:p>
+            <w:r/>
+            <w:r>
+              <w:rPr>
+                <w:rFonts w:ascii="Malgun Gothic" w:hAnsi="Malgun Gothic" w:eastAsia="Malgun Gothic" w:cs="Malgun Gothic"/>
+                <w:b/>
+                <w:sz w:val="17"/>
+                <w:szCs w:val="17"/>
+              </w:rPr>
+              <w:t xml:space="preserve">G7</w:t>
+            </w:r>
+          </w:p>
+        </w:tc>
+        <w:tc>
+          <w:tcPr>
+            <w:tcW w:type="dxa" w:w="1985"/>
+          </w:tcPr>
+          <w:p>
+            <w:r/>
+            <w:r>
+              <w:rPr>
+                <w:rFonts w:ascii="Malgun Gothic" w:hAnsi="Malgun Gothic" w:eastAsia="Malgun Gothic" w:cs="Malgun Gothic"/>
+                <w:sz w:val="17"/>
+                <w:szCs w:val="17"/>
+              </w:rPr>
+              <w:t xml:space="preserve">컴플레인은 2026년에도 자율 처리 불가. 감정·서비스 회복 판단·정책 예외에서 기술적으로 맞아도 톤이 틀림</w:t>
+            </w:r>
+          </w:p>
+        </w:tc>
+        <w:tc>
+          <w:tcPr>
+            <w:tcW w:type="dxa" w:w="1985"/>
+          </w:tcPr>
+          <w:p>
+            <w:r/>
+            <w:r>
+              <w:rPr>
+                <w:rFonts w:ascii="Malgun Gothic" w:hAnsi="Malgun Gothic" w:eastAsia="Malgun Gothic" w:cs="Malgun Gothic"/>
+                <w:sz w:val="17"/>
+                <w:szCs w:val="17"/>
+              </w:rPr>
+              <w:t xml:space="preserve">업계 분석</w:t>
+            </w:r>
+          </w:p>
+        </w:tc>
+        <w:tc>
+          <w:tcPr>
+            <w:tcW w:type="dxa" w:w="1985"/>
+          </w:tcPr>
+          <w:p>
+            <w:r/>
+            <w:r>
+              <w:rPr>
+                <w:rFonts w:ascii="Malgun Gothic" w:hAnsi="Malgun Gothic" w:eastAsia="Malgun Gothic" w:cs="Malgun Gothic"/>
+                <w:sz w:val="17"/>
+                <w:szCs w:val="17"/>
+              </w:rPr>
+              <w:t xml:space="preserve">2차</w:t>
+            </w:r>
+          </w:p>
+        </w:tc>
+        <w:tc>
+          <w:tcPr>
+            <w:tcW w:type="dxa" w:w="1985"/>
+          </w:tcPr>
+          <w:p>
+            <w:r/>
+            <w:hyperlink r:id="rId14">
+              <w:r>
+                <w:rPr>
+                  <w:rFonts w:ascii="Malgun Gothic" w:hAnsi="Malgun Gothic" w:eastAsia="Malgun Gothic" w:cs="Malgun Gothic"/>
+                  <w:u w:val="single"/>
+                  <w:color w:val="1F4E9C"/>
+                  <w:sz w:val="17"/>
+                  <w:szCs w:val="17"/>
+                </w:rPr>
+                <w:t xml:space="preserve">builts.ai</w:t>
+              </w:r>
+            </w:hyperlink>
+          </w:p>
+        </w:tc>
+      </w:tr>
+      <w:tr>
+        <w:tc>
+          <w:tcPr>
+            <w:tcW w:type="dxa" w:w="1985"/>
+          </w:tcPr>
+          <w:p>
+            <w:r/>
+            <w:r>
+              <w:rPr>
+                <w:rFonts w:ascii="Malgun Gothic" w:hAnsi="Malgun Gothic" w:eastAsia="Malgun Gothic" w:cs="Malgun Gothic"/>
+                <w:b/>
+                <w:sz w:val="17"/>
+                <w:szCs w:val="17"/>
+              </w:rPr>
+              <w:t xml:space="preserve">H1</w:t>
+            </w:r>
+          </w:p>
+        </w:tc>
+        <w:tc>
+          <w:tcPr>
+            <w:tcW w:type="dxa" w:w="1985"/>
+          </w:tcPr>
+          <w:p>
+            <w:r/>
+            <w:r>
+              <w:rPr>
+                <w:rFonts w:ascii="Malgun Gothic" w:hAnsi="Malgun Gothic" w:eastAsia="Malgun Gothic" w:cs="Malgun Gothic"/>
+                <w:sz w:val="17"/>
+                <w:szCs w:val="17"/>
+              </w:rPr>
+              <w:t xml:space="preserve">A2A 스펙 1.0, Linux Foundation 이관, 150개 이상 조직, Azure AI Foundry·AWS Bedrock AgentCore·Vertex AI 통합</w:t>
+            </w:r>
+          </w:p>
+        </w:tc>
+        <w:tc>
+          <w:tcPr>
+            <w:tcW w:type="dxa" w:w="1985"/>
+          </w:tcPr>
+          <w:p>
+            <w:r/>
+            <w:r>
+              <w:rPr>
+                <w:rFonts w:ascii="Malgun Gothic" w:hAnsi="Malgun Gothic" w:eastAsia="Malgun Gothic" w:cs="Malgun Gothic"/>
+                <w:sz w:val="17"/>
+                <w:szCs w:val="17"/>
+              </w:rPr>
+              <w:t xml:space="preserve">Linux Foundation 보도자료 (2026-04)</w:t>
+            </w:r>
+          </w:p>
+        </w:tc>
+        <w:tc>
+          <w:tcPr>
+            <w:tcW w:type="dxa" w:w="1985"/>
+          </w:tcPr>
+          <w:p>
+            <w:r/>
+            <w:r>
+              <w:rPr>
+                <w:rFonts w:ascii="Malgun Gothic" w:hAnsi="Malgun Gothic" w:eastAsia="Malgun Gothic" w:cs="Malgun Gothic"/>
+                <w:sz w:val="17"/>
+                <w:szCs w:val="17"/>
+              </w:rPr>
+              <w:t xml:space="preserve">1차</w:t>
+            </w:r>
+          </w:p>
+        </w:tc>
+        <w:tc>
+          <w:tcPr>
+            <w:tcW w:type="dxa" w:w="1985"/>
+          </w:tcPr>
+          <w:p>
+            <w:r/>
+            <w:hyperlink r:id="rId28">
+              <w:r>
+                <w:rPr>
+                  <w:rFonts w:ascii="Malgun Gothic" w:hAnsi="Malgun Gothic" w:eastAsia="Malgun Gothic" w:cs="Malgun Gothic"/>
+                  <w:u w:val="single"/>
+                  <w:color w:val="1F4E9C"/>
+                  <w:sz w:val="17"/>
+                  <w:szCs w:val="17"/>
+                </w:rPr>
+                <w:t xml:space="preserve">linuxfoundation.org</w:t>
+              </w:r>
+            </w:hyperlink>
+          </w:p>
+        </w:tc>
+      </w:tr>
+      <w:tr>
+        <w:tc>
+          <w:tcPr>
+            <w:tcW w:type="dxa" w:w="1985"/>
+          </w:tcPr>
+          <w:p>
+            <w:r/>
+            <w:r>
+              <w:rPr>
+                <w:rFonts w:ascii="Malgun Gothic" w:hAnsi="Malgun Gothic" w:eastAsia="Malgun Gothic" w:cs="Malgun Gothic"/>
+                <w:b/>
+                <w:sz w:val="17"/>
+                <w:szCs w:val="17"/>
+              </w:rPr>
+              <w:t xml:space="preserve">H2</w:t>
+            </w:r>
+          </w:p>
+        </w:tc>
+        <w:tc>
+          <w:tcPr>
+            <w:tcW w:type="dxa" w:w="1985"/>
+          </w:tcPr>
+          <w:p>
+            <w:r/>
+            <w:r>
+              <w:rPr>
+                <w:rFonts w:ascii="Malgun Gothic" w:hAnsi="Malgun Gothic" w:eastAsia="Malgun Gothic" w:cs="Malgun Gothic"/>
+                <w:sz w:val="17"/>
+                <w:szCs w:val="17"/>
+              </w:rPr>
+              <w:t xml:space="preserve">AP2 — 에이전트 구매를 서명된 Mandate 3종(Intent/Cart/Payment)으로 표현, W3C Verifiable Credentials</w:t>
+            </w:r>
+          </w:p>
+        </w:tc>
+        <w:tc>
+          <w:tcPr>
+            <w:tcW w:type="dxa" w:w="1985"/>
+          </w:tcPr>
+          <w:p>
+            <w:r/>
+            <w:r>
+              <w:rPr>
+                <w:rFonts w:ascii="Malgun Gothic" w:hAnsi="Malgun Gothic" w:eastAsia="Malgun Gothic" w:cs="Malgun Gothic"/>
+                <w:sz w:val="17"/>
+                <w:szCs w:val="17"/>
+              </w:rPr>
+              <w:t xml:space="preserve">Google Cloud 발표</w:t>
+            </w:r>
+          </w:p>
+        </w:tc>
+        <w:tc>
+          <w:tcPr>
+            <w:tcW w:type="dxa" w:w="1985"/>
+          </w:tcPr>
+          <w:p>
+            <w:r/>
+            <w:r>
+              <w:rPr>
+                <w:rFonts w:ascii="Malgun Gothic" w:hAnsi="Malgun Gothic" w:eastAsia="Malgun Gothic" w:cs="Malgun Gothic"/>
+                <w:sz w:val="17"/>
+                <w:szCs w:val="17"/>
+              </w:rPr>
+              <w:t xml:space="preserve">1차</w:t>
+            </w:r>
+          </w:p>
+        </w:tc>
+        <w:tc>
+          <w:tcPr>
+            <w:tcW w:type="dxa" w:w="1985"/>
+          </w:tcPr>
+          <w:p>
+            <w:r/>
+            <w:hyperlink r:id="rId29">
+              <w:r>
+                <w:rPr>
+                  <w:rFonts w:ascii="Malgun Gothic" w:hAnsi="Malgun Gothic" w:eastAsia="Malgun Gothic" w:cs="Malgun Gothic"/>
+                  <w:u w:val="single"/>
+                  <w:color w:val="1F4E9C"/>
+                  <w:sz w:val="17"/>
+                  <w:szCs w:val="17"/>
+                </w:rPr>
+                <w:t xml:space="preserve">cloud.google.com</w:t>
+              </w:r>
+            </w:hyperlink>
+          </w:p>
+        </w:tc>
+      </w:tr>
+      <w:tr>
+        <w:tc>
+          <w:tcPr>
+            <w:tcW w:type="dxa" w:w="1985"/>
+          </w:tcPr>
+          <w:p>
+            <w:r/>
+            <w:r>
+              <w:rPr>
+                <w:rFonts w:ascii="Malgun Gothic" w:hAnsi="Malgun Gothic" w:eastAsia="Malgun Gothic" w:cs="Malgun Gothic"/>
+                <w:b/>
+                <w:sz w:val="17"/>
+                <w:szCs w:val="17"/>
+              </w:rPr>
+              <w:t xml:space="preserve">H3</w:t>
+            </w:r>
+          </w:p>
+        </w:tc>
+        <w:tc>
+          <w:tcPr>
+            <w:tcW w:type="dxa" w:w="1985"/>
+          </w:tcPr>
+          <w:p>
+            <w:r/>
+            <w:r>
+              <w:rPr>
+                <w:rFonts w:ascii="Malgun Gothic" w:hAnsi="Malgun Gothic" w:eastAsia="Malgun Gothic" w:cs="Malgun Gothic"/>
+                <w:sz w:val="17"/>
+                <w:szCs w:val="17"/>
+              </w:rPr>
+              <w:t xml:space="preserve">UCP — Google, 2026-01 NRF 발표. Shopify·Etsy·Wayfair·Target·Walmart 공동 개발. A2A·MCP로 통합 가능</w:t>
+            </w:r>
+          </w:p>
+        </w:tc>
+        <w:tc>
+          <w:tcPr>
+            <w:tcW w:type="dxa" w:w="1985"/>
+          </w:tcPr>
+          <w:p>
+            <w:r/>
+            <w:r>
+              <w:rPr>
+                <w:rFonts w:ascii="Malgun Gothic" w:hAnsi="Malgun Gothic" w:eastAsia="Malgun Gothic" w:cs="Malgun Gothic"/>
+                <w:sz w:val="17"/>
+                <w:szCs w:val="17"/>
+              </w:rPr>
+              <w:t xml:space="preserve">Google Developers Blog</w:t>
+            </w:r>
+          </w:p>
+        </w:tc>
+        <w:tc>
+          <w:tcPr>
+            <w:tcW w:type="dxa" w:w="1985"/>
+          </w:tcPr>
+          <w:p>
+            <w:r/>
+            <w:r>
+              <w:rPr>
+                <w:rFonts w:ascii="Malgun Gothic" w:hAnsi="Malgun Gothic" w:eastAsia="Malgun Gothic" w:cs="Malgun Gothic"/>
+                <w:sz w:val="17"/>
+                <w:szCs w:val="17"/>
+              </w:rPr>
+              <w:t xml:space="preserve">1차</w:t>
+            </w:r>
+          </w:p>
+        </w:tc>
+        <w:tc>
+          <w:tcPr>
+            <w:tcW w:type="dxa" w:w="1985"/>
+          </w:tcPr>
+          <w:p>
+            <w:r/>
+            <w:hyperlink r:id="rId30">
+              <w:r>
+                <w:rPr>
+                  <w:rFonts w:ascii="Malgun Gothic" w:hAnsi="Malgun Gothic" w:eastAsia="Malgun Gothic" w:cs="Malgun Gothic"/>
+                  <w:u w:val="single"/>
+                  <w:color w:val="1F4E9C"/>
+                  <w:sz w:val="17"/>
+                  <w:szCs w:val="17"/>
+                </w:rPr>
+                <w:t xml:space="preserve">developers.googleblog.com</w:t>
+              </w:r>
+            </w:hyperlink>
+          </w:p>
+        </w:tc>
+      </w:tr>
+      <w:tr>
+        <w:tc>
+          <w:tcPr>
+            <w:tcW w:type="dxa" w:w="1985"/>
+          </w:tcPr>
+          <w:p>
+            <w:r/>
+            <w:r>
+              <w:rPr>
+                <w:rFonts w:ascii="Malgun Gothic" w:hAnsi="Malgun Gothic" w:eastAsia="Malgun Gothic" w:cs="Malgun Gothic"/>
+                <w:b/>
+                <w:sz w:val="17"/>
+                <w:szCs w:val="17"/>
+              </w:rPr>
+              <w:t xml:space="preserve">H4</w:t>
+            </w:r>
+          </w:p>
+        </w:tc>
+        <w:tc>
+          <w:tcPr>
+            <w:tcW w:type="dxa" w:w="1985"/>
+          </w:tcPr>
+          <w:p>
+            <w:r/>
+            <w:r>
+              <w:rPr>
+                <w:rFonts w:ascii="Malgun Gothic" w:hAnsi="Malgun Gothic" w:eastAsia="Malgun Gothic" w:cs="Malgun Gothic"/>
+                <w:sz w:val="17"/>
+                <w:szCs w:val="17"/>
+              </w:rPr>
+              <w:t xml:space="preserve">UCP 구축 배경</w:t>
+            </w:r>
+          </w:p>
+        </w:tc>
+        <w:tc>
+          <w:tcPr>
+            <w:tcW w:type="dxa" w:w="1985"/>
+          </w:tcPr>
+          <w:p>
+            <w:r/>
+            <w:r>
+              <w:rPr>
+                <w:rFonts w:ascii="Malgun Gothic" w:hAnsi="Malgun Gothic" w:eastAsia="Malgun Gothic" w:cs="Malgun Gothic"/>
+                <w:sz w:val="17"/>
+                <w:szCs w:val="17"/>
+              </w:rPr>
+              <w:t xml:space="preserve">Shopify Engineering</w:t>
+            </w:r>
+          </w:p>
+        </w:tc>
+        <w:tc>
+          <w:tcPr>
+            <w:tcW w:type="dxa" w:w="1985"/>
+          </w:tcPr>
+          <w:p>
+            <w:r/>
+            <w:r>
+              <w:rPr>
+                <w:rFonts w:ascii="Malgun Gothic" w:hAnsi="Malgun Gothic" w:eastAsia="Malgun Gothic" w:cs="Malgun Gothic"/>
+                <w:sz w:val="17"/>
+                <w:szCs w:val="17"/>
+              </w:rPr>
+              <w:t xml:space="preserve">1차</w:t>
+            </w:r>
+          </w:p>
+        </w:tc>
+        <w:tc>
+          <w:tcPr>
+            <w:tcW w:type="dxa" w:w="1985"/>
+          </w:tcPr>
+          <w:p>
+            <w:r/>
+            <w:hyperlink r:id="rId35">
+              <w:r>
+                <w:rPr>
+                  <w:rFonts w:ascii="Malgun Gothic" w:hAnsi="Malgun Gothic" w:eastAsia="Malgun Gothic" w:cs="Malgun Gothic"/>
+                  <w:u w:val="single"/>
+                  <w:color w:val="1F4E9C"/>
+                  <w:sz w:val="17"/>
+                  <w:szCs w:val="17"/>
+                </w:rPr>
+                <w:t xml:space="preserve">shopify.engineering</w:t>
+              </w:r>
+            </w:hyperlink>
+          </w:p>
+        </w:tc>
+      </w:tr>
+      <w:tr>
+        <w:tc>
+          <w:tcPr>
+            <w:tcW w:type="dxa" w:w="1985"/>
+          </w:tcPr>
+          <w:p>
+            <w:r/>
+            <w:r>
+              <w:rPr>
+                <w:rFonts w:ascii="Malgun Gothic" w:hAnsi="Malgun Gothic" w:eastAsia="Malgun Gothic" w:cs="Malgun Gothic"/>
+                <w:b/>
+                <w:sz w:val="17"/>
+                <w:szCs w:val="17"/>
+              </w:rPr>
+              <w:t xml:space="preserve">H5</w:t>
+            </w:r>
+          </w:p>
+        </w:tc>
+        <w:tc>
+          <w:tcPr>
+            <w:tcW w:type="dxa" w:w="1985"/>
+          </w:tcPr>
+          <w:p>
+            <w:r/>
+            <w:r>
+              <w:rPr>
+                <w:rFonts w:ascii="Malgun Gothic" w:hAnsi="Malgun Gothic" w:eastAsia="Malgun Gothic" w:cs="Malgun Gothic"/>
+                <w:sz w:val="17"/>
+                <w:szCs w:val="17"/>
+              </w:rPr>
+              <w:t xml:space="preserve">MCP Server가 노출하는 것은 Tool(실행 기능)과 Resource(읽을 데이터)</w:t>
+            </w:r>
+          </w:p>
+        </w:tc>
+        <w:tc>
+          <w:tcPr>
+            <w:tcW w:type="dxa" w:w="1985"/>
+          </w:tcPr>
+          <w:p>
+            <w:r/>
+            <w:r>
+              <w:rPr>
+                <w:rFonts w:ascii="Malgun Gothic" w:hAnsi="Malgun Gothic" w:eastAsia="Malgun Gothic" w:cs="Malgun Gothic"/>
+                <w:sz w:val="17"/>
+                <w:szCs w:val="17"/>
+              </w:rPr>
+              <w:t xml:space="preserve">MCP 공식 문서</w:t>
+            </w:r>
+          </w:p>
+        </w:tc>
+        <w:tc>
+          <w:tcPr>
+            <w:tcW w:type="dxa" w:w="1985"/>
+          </w:tcPr>
+          <w:p>
+            <w:r/>
+            <w:r>
+              <w:rPr>
+                <w:rFonts w:ascii="Malgun Gothic" w:hAnsi="Malgun Gothic" w:eastAsia="Malgun Gothic" w:cs="Malgun Gothic"/>
+                <w:sz w:val="17"/>
+                <w:szCs w:val="17"/>
+              </w:rPr>
+              <w:t xml:space="preserve">1차</w:t>
+            </w:r>
+          </w:p>
+        </w:tc>
+        <w:tc>
+          <w:tcPr>
+            <w:tcW w:type="dxa" w:w="1985"/>
+          </w:tcPr>
+          <w:p>
+            <w:r/>
+            <w:hyperlink r:id="rId36">
+              <w:r>
+                <w:rPr>
+                  <w:rFonts w:ascii="Malgun Gothic" w:hAnsi="Malgun Gothic" w:eastAsia="Malgun Gothic" w:cs="Malgun Gothic"/>
+                  <w:u w:val="single"/>
+                  <w:color w:val="1F4E9C"/>
+                  <w:sz w:val="17"/>
+                  <w:szCs w:val="17"/>
+                </w:rPr>
+                <w:t xml:space="preserve">platform.claude.com</w:t>
+              </w:r>
+            </w:hyperlink>
+          </w:p>
+        </w:tc>
+      </w:tr>
+      <w:tr>
+        <w:tc>
+          <w:tcPr>
+            <w:tcW w:type="dxa" w:w="1985"/>
+          </w:tcPr>
+          <w:p>
+            <w:r/>
+            <w:r>
+              <w:rPr>
+                <w:rFonts w:ascii="Malgun Gothic" w:hAnsi="Malgun Gothic" w:eastAsia="Malgun Gothic" w:cs="Malgun Gothic"/>
+                <w:b/>
+                <w:sz w:val="17"/>
+                <w:szCs w:val="17"/>
+              </w:rPr>
+              <w:t xml:space="preserve">I1</w:t>
+            </w:r>
+          </w:p>
+        </w:tc>
+        <w:tc>
+          <w:tcPr>
+            <w:tcW w:type="dxa" w:w="1985"/>
+          </w:tcPr>
+          <w:p>
+            <w:r/>
+            <w:r>
+              <w:rPr>
+                <w:rFonts w:ascii="Malgun Gothic" w:hAnsi="Malgun Gothic" w:eastAsia="Malgun Gothic" w:cs="Malgun Gothic"/>
+                <w:sz w:val="17"/>
+                <w:szCs w:val="17"/>
+              </w:rPr>
+              <w:t xml:space="preserve">디자인 순서가 아니라 평가자가 질문하는 순서대로 배치한다 ("salesperson approach")</w:t>
+            </w:r>
+          </w:p>
+        </w:tc>
+        <w:tc>
+          <w:tcPr>
+            <w:tcW w:type="dxa" w:w="1985"/>
+          </w:tcPr>
+          <w:p>
+            <w:r/>
+            <w:r>
+              <w:rPr>
+                <w:rFonts w:ascii="Malgun Gothic" w:hAnsi="Malgun Gothic" w:eastAsia="Malgun Gothic" w:cs="Malgun Gothic"/>
+                <w:sz w:val="17"/>
+                <w:szCs w:val="17"/>
+              </w:rPr>
+              <w:t xml:space="preserve">Powered by Search</w:t>
+            </w:r>
+          </w:p>
+        </w:tc>
+        <w:tc>
+          <w:tcPr>
+            <w:tcW w:type="dxa" w:w="1985"/>
+          </w:tcPr>
+          <w:p>
+            <w:r/>
+            <w:r>
+              <w:rPr>
+                <w:rFonts w:ascii="Malgun Gothic" w:hAnsi="Malgun Gothic" w:eastAsia="Malgun Gothic" w:cs="Malgun Gothic"/>
+                <w:sz w:val="17"/>
+                <w:szCs w:val="17"/>
+              </w:rPr>
+              <w:t xml:space="preserve">등급 미기재</w:t>
+            </w:r>
+          </w:p>
+        </w:tc>
+        <w:tc>
+          <w:tcPr>
+            <w:tcW w:type="dxa" w:w="1985"/>
+          </w:tcPr>
+          <w:p>
+            <w:r/>
+            <w:hyperlink r:id="rId37">
+              <w:r>
+                <w:rPr>
+                  <w:rFonts w:ascii="Malgun Gothic" w:hAnsi="Malgun Gothic" w:eastAsia="Malgun Gothic" w:cs="Malgun Gothic"/>
+                  <w:u w:val="single"/>
+                  <w:color w:val="1F4E9C"/>
+                  <w:sz w:val="17"/>
+                  <w:szCs w:val="17"/>
+                </w:rPr>
+                <w:t xml:space="preserve">poweredbysearch.com</w:t>
+              </w:r>
+            </w:hyperlink>
+          </w:p>
+        </w:tc>
+      </w:tr>
+      <w:tr>
+        <w:tc>
+          <w:tcPr>
+            <w:tcW w:type="dxa" w:w="1985"/>
+          </w:tcPr>
+          <w:p>
+            <w:r/>
+            <w:r>
+              <w:rPr>
+                <w:rFonts w:ascii="Malgun Gothic" w:hAnsi="Malgun Gothic" w:eastAsia="Malgun Gothic" w:cs="Malgun Gothic"/>
+                <w:b/>
+                <w:sz w:val="17"/>
+                <w:szCs w:val="17"/>
+              </w:rPr>
+              <w:t xml:space="preserve">I2</w:t>
+            </w:r>
+          </w:p>
+        </w:tc>
+        <w:tc>
+          <w:tcPr>
+            <w:tcW w:type="dxa" w:w="1985"/>
+          </w:tcPr>
+          <w:p>
+            <w:r/>
+            <w:r>
+              <w:rPr>
+                <w:rFonts w:ascii="Malgun Gothic" w:hAnsi="Malgun Gothic" w:eastAsia="Malgun Gothic" w:cs="Malgun Gothic"/>
+                <w:sz w:val="17"/>
+                <w:szCs w:val="17"/>
+              </w:rPr>
+              <w:t xml:space="preserve">문제·해결·차별점·타깃 고객·가치 제안을 한 장에 담고 스캔 가능해야 한다</w:t>
+            </w:r>
+          </w:p>
+        </w:tc>
+        <w:tc>
+          <w:tcPr>
+            <w:tcW w:type="dxa" w:w="1985"/>
+          </w:tcPr>
+          <w:p>
+            <w:r/>
+            <w:r>
+              <w:rPr>
+                <w:rFonts w:ascii="Malgun Gothic" w:hAnsi="Malgun Gothic" w:eastAsia="Malgun Gothic" w:cs="Malgun Gothic"/>
+                <w:sz w:val="17"/>
+                <w:szCs w:val="17"/>
+              </w:rPr>
+              <w:t xml:space="preserve">Kalungi</w:t>
+            </w:r>
+          </w:p>
+        </w:tc>
+        <w:tc>
+          <w:tcPr>
+            <w:tcW w:type="dxa" w:w="1985"/>
+          </w:tcPr>
+          <w:p>
+            <w:r/>
+            <w:r>
+              <w:rPr>
+                <w:rFonts w:ascii="Malgun Gothic" w:hAnsi="Malgun Gothic" w:eastAsia="Malgun Gothic" w:cs="Malgun Gothic"/>
+                <w:sz w:val="17"/>
+                <w:szCs w:val="17"/>
+              </w:rPr>
+              <w:t xml:space="preserve">등급 미기재</w:t>
+            </w:r>
+          </w:p>
+        </w:tc>
+        <w:tc>
+          <w:tcPr>
+            <w:tcW w:type="dxa" w:w="1985"/>
+          </w:tcPr>
+          <w:p>
+            <w:r/>
+            <w:hyperlink r:id="rId38">
+              <w:r>
+                <w:rPr>
+                  <w:rFonts w:ascii="Malgun Gothic" w:hAnsi="Malgun Gothic" w:eastAsia="Malgun Gothic" w:cs="Malgun Gothic"/>
+                  <w:u w:val="single"/>
+                  <w:color w:val="1F4E9C"/>
+                  <w:sz w:val="17"/>
+                  <w:szCs w:val="17"/>
+                </w:rPr>
+                <w:t xml:space="preserve">kalungi.com</w:t>
+              </w:r>
+            </w:hyperlink>
+          </w:p>
+        </w:tc>
+      </w:tr>
+      <w:tr>
+        <w:tc>
+          <w:tcPr>
+            <w:tcW w:type="dxa" w:w="1985"/>
+          </w:tcPr>
+          <w:p>
+            <w:r/>
+            <w:r>
+              <w:rPr>
+                <w:rFonts w:ascii="Malgun Gothic" w:hAnsi="Malgun Gothic" w:eastAsia="Malgun Gothic" w:cs="Malgun Gothic"/>
+                <w:b/>
+                <w:sz w:val="17"/>
+                <w:szCs w:val="17"/>
+              </w:rPr>
+              <w:t xml:space="preserve">I3</w:t>
+            </w:r>
+          </w:p>
+        </w:tc>
+        <w:tc>
+          <w:tcPr>
+            <w:tcW w:type="dxa" w:w="1985"/>
+          </w:tcPr>
+          <w:p>
+            <w:r/>
+            <w:r>
+              <w:rPr>
+                <w:rFonts w:ascii="Malgun Gothic" w:hAnsi="Malgun Gothic" w:eastAsia="Malgun Gothic" w:cs="Malgun Gothic"/>
+                <w:sz w:val="17"/>
+                <w:szCs w:val="17"/>
+              </w:rPr>
+              <w:t xml:space="preserve">매출·리스크로 말하는 SaaS 지표를 함께 넣는다</w:t>
+            </w:r>
+          </w:p>
+        </w:tc>
+        <w:tc>
+          <w:tcPr>
+            <w:tcW w:type="dxa" w:w="1985"/>
+          </w:tcPr>
+          <w:p>
+            <w:r/>
+            <w:r>
+              <w:rPr>
+                <w:rFonts w:ascii="Malgun Gothic" w:hAnsi="Malgun Gothic" w:eastAsia="Malgun Gothic" w:cs="Malgun Gothic"/>
+                <w:sz w:val="17"/>
+                <w:szCs w:val="17"/>
+              </w:rPr>
+              <w:t xml:space="preserve">SaaS Hero</w:t>
+            </w:r>
+          </w:p>
+        </w:tc>
+        <w:tc>
+          <w:tcPr>
+            <w:tcW w:type="dxa" w:w="1985"/>
+          </w:tcPr>
+          <w:p>
+            <w:r/>
+            <w:r>
+              <w:rPr>
+                <w:rFonts w:ascii="Malgun Gothic" w:hAnsi="Malgun Gothic" w:eastAsia="Malgun Gothic" w:cs="Malgun Gothic"/>
+                <w:sz w:val="17"/>
+                <w:szCs w:val="17"/>
+              </w:rPr>
+              <w:t xml:space="preserve">등급 미기재</w:t>
+            </w:r>
+          </w:p>
+        </w:tc>
+        <w:tc>
+          <w:tcPr>
+            <w:tcW w:type="dxa" w:w="1985"/>
+          </w:tcPr>
+          <w:p>
+            <w:r/>
+            <w:hyperlink r:id="rId39">
+              <w:r>
+                <w:rPr>
+                  <w:rFonts w:ascii="Malgun Gothic" w:hAnsi="Malgun Gothic" w:eastAsia="Malgun Gothic" w:cs="Malgun Gothic"/>
+                  <w:u w:val="single"/>
+                  <w:color w:val="1F4E9C"/>
+                  <w:sz w:val="17"/>
+                  <w:szCs w:val="17"/>
+                </w:rPr>
+                <w:t xml:space="preserve">saashero.net</w:t>
+              </w:r>
+            </w:hyperlink>
+          </w:p>
+        </w:tc>
+      </w:tr>
+    </w:tbl>
+    <w:p>
+      <w:pPr>
+        <w:spacing w:before="0" w:after="0"/>
+      </w:pPr>
     </w:p>
     <w:sectPr>
       <w:headerReference r:id="rId8" w:type="default"/>
@@ -4384,7 +8373,7 @@
       <w:footerReference r:id="rId10" w:type="default"/>
       <w:footerReference r:id="rId11" w:type="first"/>
       <w:pgSz w:h="16834" w:w="11909" w:orient="portrait"/>
-      <w:pgMar w:bottom="1559.0551181102364" w:top="1275.5905511811025" w:left="992.1259842519686" w:right="992.1259842519686" w:header="720" w:footer="720"/>
+      <w:pgMar w:bottom="1559" w:top="1276" w:left="992" w:right="992" w:header="720" w:footer="720"/>
       <w:pgNumType w:start="0"/>
       <w:titlePg w:val="1"/>
     </w:sectPr>
@@ -4572,8 +8561,40 @@
       </w:rPr>
     </w:lvl>
   </w:abstractNum>
+  <w:abstractNum w:abstractNumId="2">
+    <w:multiLevelType w:val="multilevel"/>
+    <w:lvl w:ilvl="0">
+      <w:start w:val="1"/>
+      <w:numFmt w:val="bullet"/>
+      <w:pStyle w:val="Heading1"/>
+      <w:lvlText w:val="■"/>
+      <w:lvlJc w:val="left"/>
+      <w:pPr>
+        <w:ind w:left="260" w:hanging="260"/>
+      </w:pPr>
+      <w:rPr>
+        <w:rFonts w:ascii="Malgun Gothic" w:hAnsi="Malgun Gothic" w:eastAsia="Malgun Gothic" w:cs="Malgun Gothic" w:hint="eastAsia"/>
+      </w:rPr>
+    </w:lvl>
+    <w:lvl w:ilvl="1">
+      <w:start w:val="1"/>
+      <w:numFmt w:val="bullet"/>
+      <w:pStyle w:val="Heading2"/>
+      <w:lvlText w:val="▪"/>
+      <w:lvlJc w:val="left"/>
+      <w:pPr>
+        <w:ind w:left="500" w:hanging="240"/>
+      </w:pPr>
+      <w:rPr>
+        <w:rFonts w:ascii="Malgun Gothic" w:hAnsi="Malgun Gothic" w:eastAsia="Malgun Gothic" w:cs="Malgun Gothic" w:hint="eastAsia"/>
+      </w:rPr>
+    </w:lvl>
+  </w:abstractNum>
   <w:num w:numId="1">
     <w:abstractNumId w:val="1"/>
+  </w:num>
+  <w:num w:numId="2">
+    <w:abstractNumId w:val="2"/>
   </w:num>
 </w:numbering>
 </file>
@@ -4616,14 +8637,19 @@
     <w:basedOn w:val="Normal"/>
     <w:next w:val="Normal"/>
     <w:pPr>
+      <w:numPr>
+        <w:ilvl w:val="0"/>
+        <w:numId w:val="2"/>
+      </w:numPr>
+      <w:spacing w:before="360" w:after="160"/>
       <w:keepNext w:val="1"/>
-      <w:keepLines w:val="1"/>
-      <w:pageBreakBefore w:val="0"/>
-      <w:spacing w:after="120" w:before="400" w:lineRule="auto"/>
     </w:pPr>
     <w:rPr>
-      <w:sz w:val="40"/>
-      <w:szCs w:val="40"/>
+      <w:rFonts w:ascii="Malgun Gothic" w:hAnsi="Malgun Gothic" w:eastAsia="Malgun Gothic" w:cs="Malgun Gothic"/>
+      <w:b/>
+      <w:color w:val="1F2430"/>
+      <w:sz w:val="28"/>
+      <w:szCs w:val="28"/>
     </w:rPr>
   </w:style>
   <w:style w:type="paragraph" w:styleId="Heading2">
@@ -4631,16 +8657,19 @@
     <w:basedOn w:val="Normal"/>
     <w:next w:val="Normal"/>
     <w:pPr>
+      <w:numPr>
+        <w:ilvl w:val="1"/>
+        <w:numId w:val="2"/>
+      </w:numPr>
+      <w:spacing w:before="240" w:after="100"/>
       <w:keepNext w:val="1"/>
-      <w:keepLines w:val="1"/>
-      <w:pageBreakBefore w:val="0"/>
-      <w:spacing w:after="120" w:before="360" w:lineRule="auto"/>
     </w:pPr>
     <w:rPr>
-      <w:b w:val="0"/>
-      <w:bCs w:val="0"/>
-      <w:sz w:val="32"/>
-      <w:szCs w:val="32"/>
+      <w:rFonts w:ascii="Malgun Gothic" w:hAnsi="Malgun Gothic" w:eastAsia="Malgun Gothic" w:cs="Malgun Gothic"/>
+      <w:b/>
+      <w:color w:val="1F2430"/>
+      <w:sz w:val="23"/>
+      <w:szCs w:val="23"/>
     </w:rPr>
   </w:style>
   <w:style w:type="paragraph" w:styleId="Heading3">

--- a/program/산출물양식/[기획] 프로젝트 기획서_A-COPilot.docx
+++ b/program/산출물양식/[기획] 프로젝트 기획서_A-COPilot.docx
@@ -790,26 +790,22 @@
       <w:pPr>
         <w:pStyle w:val="Heading1"/>
         <w:widowControl w:val="0"/>
-        <w:numPr>
-          <w:ilvl w:val="0"/>
-          <w:numId w:val="1"/>
-        </w:numPr>
-        <w:spacing w:after="200" w:line="276" w:lineRule="auto"/>
-        <w:ind w:left="720" w:hanging="360"/>
+        <w:spacing w:after="200" w:line="276" w:lineRule="auto" w:before="440"/>
+        <w:ind w:left="0" w:firstLine="0"/>
         <w:jc w:val="both"/>
         <w:rPr>
           <w:color w:val="0000ff"/>
         </w:rPr>
       </w:pPr>
       <w:r>
-        <w:t xml:space="preserve">프로젝트 주제</w:t>
-      </w:r>
-    </w:p>
-    <w:p>
-      <w:pPr>
-        <w:widowControl w:val="0"/>
-        <w:spacing w:after="60" w:line="264" w:lineRule="auto"/>
-        <w:ind w:left="720"/>
+        <w:t>1. 프로젝트 주제</w:t>
+      </w:r>
+    </w:p>
+    <w:p>
+      <w:pPr>
+        <w:widowControl w:val="0"/>
+        <w:spacing w:after="120" w:line="348" w:lineRule="auto"/>
+        <w:ind w:left="720" w:firstLine="0"/>
         <w:jc w:val="both"/>
       </w:pPr>
       <w:r>
@@ -827,8 +823,8 @@
     <w:p>
       <w:pPr>
         <w:widowControl w:val="0"/>
-        <w:spacing w:after="60" w:line="264" w:lineRule="auto"/>
-        <w:ind w:left="720"/>
+        <w:spacing w:after="120" w:line="348" w:lineRule="auto"/>
+        <w:ind w:left="720" w:firstLine="0"/>
         <w:jc w:val="both"/>
       </w:pPr>
       <w:r>
@@ -844,8 +840,8 @@
     <w:p>
       <w:pPr>
         <w:widowControl w:val="0"/>
-        <w:spacing w:after="60" w:line="264" w:lineRule="auto"/>
-        <w:ind w:left="720"/>
+        <w:spacing w:after="120" w:line="348" w:lineRule="auto"/>
+        <w:ind w:left="720" w:firstLine="0"/>
         <w:jc w:val="both"/>
       </w:pPr>
       <w:r>
@@ -903,15 +899,16 @@
     </w:p>
     <w:p>
       <w:pPr>
+        <w:ind w:left="0" w:firstLine="0"/>
         <w:jc w:val="center"/>
-        <w:spacing w:after="180"/>
-      </w:pPr>
-      <w:r>
-        <w:rPr>
-          <w:rFonts w:ascii="Malgun Gothic" w:cs="Malgun Gothic" w:eastAsia="Malgun Gothic" w:hAnsi="Malgun Gothic"/>
+        <w:spacing w:after="240" w:before="80" w:line="312" w:lineRule="auto"/>
+      </w:pPr>
+      <w:r>
+        <w:rPr>
+          <w:rFonts w:ascii="Malgun Gothic" w:cs="Malgun Gothic" w:eastAsia="Malgun Gothic" w:hAnsi="Malgun Gothic"/>
+          <w:color w:val="6B7488"/>
           <w:sz w:val="17"/>
           <w:szCs w:val="17"/>
-          <w:color w:val="595959"/>
           <w:rtl w:val="0"/>
         </w:rPr>
         <w:t xml:space="preserve">그림 1. A-COP 전체 구성. 파란 영역이 코어 1(Case Runtime), 붉은 영역이 코어 2(Access &amp; Action), 초록 영역이 Registry에 등록되는 도메인 팩이다.</w:t>
@@ -921,222 +918,222 @@
       <w:pPr>
         <w:pStyle w:val="Heading2"/>
         <w:widowControl w:val="0"/>
-        <w:spacing w:after="60" w:line="264" w:lineRule="auto"/>
-        <w:ind w:left="720"/>
-        <w:jc w:val="both"/>
-      </w:pPr>
-      <w:r>
-        <w:t xml:space="preserve">제공 형태</w:t>
-      </w:r>
-    </w:p>
-    <w:p>
-      <w:pPr>
-        <w:widowControl w:val="0"/>
-        <w:spacing w:after="60" w:line="264" w:lineRule="auto"/>
-        <w:ind w:left="1080"/>
-        <w:jc w:val="both"/>
-      </w:pPr>
-      <w:r>
-        <w:rPr>
-          <w:rFonts w:ascii="Malgun Gothic" w:cs="Malgun Gothic" w:eastAsia="Malgun Gothic" w:hAnsi="Malgun Gothic"/>
-          <w:sz w:val="20"/>
-          <w:szCs w:val="20"/>
-          <w:rtl w:val="0"/>
-        </w:rPr>
-        <w:t xml:space="preserve">- Team은 Registry 등록형이다. 도입 기업이 자사 Team을 추가해도 Core 코드는 바뀌지 않는다. Team은 하나의 업무 책임을 지는 에이전트 묶음이고, Registry는 그 목록을 선언으로 관리하는 장치다.</w:t>
+        <w:spacing w:after="120" w:line="264" w:lineRule="auto" w:before="280"/>
+        <w:ind w:left="0" w:firstLine="0"/>
+        <w:jc w:val="both"/>
+      </w:pPr>
+      <w:r>
+        <w:t>1.1 제공 형태</w:t>
+      </w:r>
+    </w:p>
+    <w:p>
+      <w:pPr>
+        <w:widowControl w:val="0"/>
+        <w:spacing w:after="60" w:line="348" w:lineRule="auto"/>
+        <w:ind w:left="1080" w:hanging="280"/>
+        <w:jc w:val="both"/>
+      </w:pPr>
+      <w:r>
+        <w:rPr>
+          <w:rFonts w:ascii="Malgun Gothic" w:cs="Malgun Gothic" w:eastAsia="Malgun Gothic" w:hAnsi="Malgun Gothic"/>
+          <w:sz w:val="20"/>
+          <w:szCs w:val="20"/>
+          <w:rtl w:val="0"/>
+        </w:rPr>
+        <w:t>• Team은 Registry 등록형이다. 도입 기업이 자사 Team을 추가해도 Core 코드는 바뀌지 않는다. Team은 하나의 업무 책임을 지는 에이전트 묶음이고, Registry는 그 목록을 선언으로 관리하는 장치다.</w:t>
       </w:r>
     </w:p>
     <w:p>
       <w:pPr>
         <w:pStyle w:val="Heading2"/>
         <w:widowControl w:val="0"/>
-        <w:spacing w:after="60" w:line="264" w:lineRule="auto"/>
-        <w:ind w:left="720"/>
-        <w:jc w:val="both"/>
-      </w:pPr>
-      <w:r>
-        <w:t xml:space="preserve">소비자 접점</w:t>
-      </w:r>
-    </w:p>
-    <w:p>
-      <w:pPr>
-        <w:widowControl w:val="0"/>
-        <w:spacing w:after="60" w:line="264" w:lineRule="auto"/>
-        <w:ind w:left="1080"/>
-        <w:jc w:val="both"/>
-      </w:pPr>
-      <w:r>
-        <w:rPr>
-          <w:rFonts w:ascii="Malgun Gothic" w:cs="Malgun Gothic" w:eastAsia="Malgun Gothic" w:hAnsi="Malgun Gothic"/>
-          <w:sz w:val="20"/>
-          <w:szCs w:val="20"/>
-          <w:rtl w:val="0"/>
-        </w:rPr>
-        <w:t xml:space="preserve">- MCP Server가 Tool(실행 기능)과 Resource(읽을 데이터)를 노출한다. 지금은 제한된 검증 범위의 문의와 조회만 연다. 상품, 주문, 배송, 반품을 포함한 전면 Commerce Ops는 앞으로 열 확장 범위로 둔다. UCP와 AP2 정합성을 고려한다.</w:t>
+        <w:spacing w:after="120" w:line="264" w:lineRule="auto" w:before="280"/>
+        <w:ind w:left="0" w:firstLine="0"/>
+        <w:jc w:val="both"/>
+      </w:pPr>
+      <w:r>
+        <w:t>1.2 소비자 접점</w:t>
+      </w:r>
+    </w:p>
+    <w:p>
+      <w:pPr>
+        <w:widowControl w:val="0"/>
+        <w:spacing w:after="60" w:line="348" w:lineRule="auto"/>
+        <w:ind w:left="1080" w:hanging="280"/>
+        <w:jc w:val="both"/>
+      </w:pPr>
+      <w:r>
+        <w:rPr>
+          <w:rFonts w:ascii="Malgun Gothic" w:cs="Malgun Gothic" w:eastAsia="Malgun Gothic" w:hAnsi="Malgun Gothic"/>
+          <w:sz w:val="20"/>
+          <w:szCs w:val="20"/>
+          <w:rtl w:val="0"/>
+        </w:rPr>
+        <w:t>• MCP Server가 Tool(실행 기능)과 Resource(읽을 데이터)를 노출한다. 지금은 제한된 검증 범위의 문의와 조회만 연다. 상품, 주문, 배송, 반품을 포함한 전면 Commerce Ops는 앞으로 열 확장 범위로 둔다. UCP와 AP2 정합성을 고려한다.</w:t>
       </w:r>
     </w:p>
     <w:p>
       <w:pPr>
         <w:pStyle w:val="Heading2"/>
         <w:widowControl w:val="0"/>
-        <w:spacing w:after="60" w:line="264" w:lineRule="auto"/>
-        <w:ind w:left="720"/>
-        <w:jc w:val="both"/>
-      </w:pPr>
-      <w:r>
-        <w:t xml:space="preserve">처리 구조</w:t>
-      </w:r>
-    </w:p>
-    <w:p>
-      <w:pPr>
-        <w:widowControl w:val="0"/>
-        <w:spacing w:after="60" w:line="264" w:lineRule="auto"/>
-        <w:ind w:left="1080"/>
-        <w:jc w:val="both"/>
-      </w:pPr>
-      <w:r>
-        <w:rPr>
-          <w:rFonts w:ascii="Malgun Gothic" w:cs="Malgun Gothic" w:eastAsia="Malgun Gothic" w:hAnsi="Malgun Gothic"/>
-          <w:sz w:val="20"/>
-          <w:szCs w:val="20"/>
-          <w:rtl w:val="0"/>
-        </w:rPr>
-        <w:t xml:space="preserve">- Case 상태를 관리하고, Agent Team과 Agentic Controller가 실행, 대기, 재계획, 승인을 조정한다.</w:t>
+        <w:spacing w:after="120" w:line="264" w:lineRule="auto" w:before="280"/>
+        <w:ind w:left="0" w:firstLine="0"/>
+        <w:jc w:val="both"/>
+      </w:pPr>
+      <w:r>
+        <w:t>1.3 처리 구조</w:t>
+      </w:r>
+    </w:p>
+    <w:p>
+      <w:pPr>
+        <w:widowControl w:val="0"/>
+        <w:spacing w:after="60" w:line="348" w:lineRule="auto"/>
+        <w:ind w:left="1080" w:hanging="280"/>
+        <w:jc w:val="both"/>
+      </w:pPr>
+      <w:r>
+        <w:rPr>
+          <w:rFonts w:ascii="Malgun Gothic" w:cs="Malgun Gothic" w:eastAsia="Malgun Gothic" w:hAnsi="Malgun Gothic"/>
+          <w:sz w:val="20"/>
+          <w:szCs w:val="20"/>
+          <w:rtl w:val="0"/>
+        </w:rPr>
+        <w:t>• Case 상태를 관리하고, Agent Team과 Agentic Controller가 실행, 대기, 재계획, 승인을 조정한다.</w:t>
       </w:r>
     </w:p>
     <w:p>
       <w:pPr>
         <w:pStyle w:val="Heading2"/>
         <w:widowControl w:val="0"/>
-        <w:spacing w:after="60" w:line="264" w:lineRule="auto"/>
-        <w:ind w:left="720"/>
-        <w:jc w:val="both"/>
-      </w:pPr>
-      <w:r>
-        <w:t xml:space="preserve">안전 경계</w:t>
-      </w:r>
-    </w:p>
-    <w:p>
-      <w:pPr>
-        <w:widowControl w:val="0"/>
-        <w:spacing w:after="60" w:line="264" w:lineRule="auto"/>
-        <w:ind w:left="1080"/>
-        <w:jc w:val="both"/>
-      </w:pPr>
-      <w:r>
-        <w:rPr>
-          <w:rFonts w:ascii="Malgun Gothic" w:cs="Malgun Gothic" w:eastAsia="Malgun Gothic" w:hAnsi="Malgun Gothic"/>
-          <w:sz w:val="20"/>
-          <w:szCs w:val="20"/>
-          <w:rtl w:val="0"/>
-        </w:rPr>
-        <w:t xml:space="preserve">- Team은 제안만 반환하고 실행은 승인 경로에서 수행한다. 근거 대조로 없는 대상, 금액, 수량을 차단한다.</w:t>
+        <w:spacing w:after="120" w:line="264" w:lineRule="auto" w:before="280"/>
+        <w:ind w:left="0" w:firstLine="0"/>
+        <w:jc w:val="both"/>
+      </w:pPr>
+      <w:r>
+        <w:t>1.4 안전 경계</w:t>
+      </w:r>
+    </w:p>
+    <w:p>
+      <w:pPr>
+        <w:widowControl w:val="0"/>
+        <w:spacing w:after="60" w:line="348" w:lineRule="auto"/>
+        <w:ind w:left="1080" w:hanging="280"/>
+        <w:jc w:val="both"/>
+      </w:pPr>
+      <w:r>
+        <w:rPr>
+          <w:rFonts w:ascii="Malgun Gothic" w:cs="Malgun Gothic" w:eastAsia="Malgun Gothic" w:hAnsi="Malgun Gothic"/>
+          <w:sz w:val="20"/>
+          <w:szCs w:val="20"/>
+          <w:rtl w:val="0"/>
+        </w:rPr>
+        <w:t>• Team은 제안만 반환하고 실행은 승인 경로에서 수행한다. 근거 대조로 없는 대상, 금액, 수량을 차단한다.</w:t>
       </w:r>
     </w:p>
     <w:p>
       <w:pPr>
         <w:pStyle w:val="Heading2"/>
         <w:widowControl w:val="0"/>
-        <w:spacing w:after="60" w:line="264" w:lineRule="auto"/>
-        <w:ind w:left="720"/>
-        <w:jc w:val="both"/>
-      </w:pPr>
-      <w:r>
-        <w:t xml:space="preserve">검증</w:t>
-      </w:r>
-    </w:p>
-    <w:p>
-      <w:pPr>
-        <w:widowControl w:val="0"/>
-        <w:spacing w:after="60" w:line="264" w:lineRule="auto"/>
-        <w:ind w:left="1080"/>
-        <w:jc w:val="both"/>
-      </w:pPr>
-      <w:r>
-        <w:rPr>
-          <w:rFonts w:ascii="Malgun Gothic" w:cs="Malgun Gothic" w:eastAsia="Malgun Gothic" w:hAnsi="Malgun Gothic"/>
-          <w:sz w:val="20"/>
-          <w:szCs w:val="20"/>
-          <w:rtl w:val="0"/>
-        </w:rPr>
-        <w:t xml:space="preserve">- 판단과 근거를 함께 기록해 재생하고 감사한다. golden과 holdout, 통계 검정으로 평가한다.</w:t>
+        <w:spacing w:after="120" w:line="264" w:lineRule="auto" w:before="280"/>
+        <w:ind w:left="0" w:firstLine="0"/>
+        <w:jc w:val="both"/>
+      </w:pPr>
+      <w:r>
+        <w:t>1.5 검증</w:t>
+      </w:r>
+    </w:p>
+    <w:p>
+      <w:pPr>
+        <w:widowControl w:val="0"/>
+        <w:spacing w:after="60" w:line="348" w:lineRule="auto"/>
+        <w:ind w:left="1080" w:hanging="280"/>
+        <w:jc w:val="both"/>
+      </w:pPr>
+      <w:r>
+        <w:rPr>
+          <w:rFonts w:ascii="Malgun Gothic" w:cs="Malgun Gothic" w:eastAsia="Malgun Gothic" w:hAnsi="Malgun Gothic"/>
+          <w:sz w:val="20"/>
+          <w:szCs w:val="20"/>
+          <w:rtl w:val="0"/>
+        </w:rPr>
+        <w:t>• 판단과 근거를 함께 기록해 재생하고 감사한다. golden과 holdout, 통계 검정으로 평가한다.</w:t>
       </w:r>
     </w:p>
     <w:p>
       <w:pPr>
         <w:pStyle w:val="Heading2"/>
         <w:widowControl w:val="0"/>
-        <w:spacing w:after="60" w:line="264" w:lineRule="auto"/>
-        <w:ind w:left="720"/>
-        <w:jc w:val="both"/>
-      </w:pPr>
-      <w:r>
-        <w:t xml:space="preserve">운영</w:t>
-      </w:r>
-    </w:p>
-    <w:p>
-      <w:pPr>
-        <w:widowControl w:val="0"/>
-        <w:spacing w:after="60" w:line="264" w:lineRule="auto"/>
-        <w:ind w:left="1080"/>
-        <w:jc w:val="both"/>
-      </w:pPr>
-      <w:r>
-        <w:rPr>
-          <w:rFonts w:ascii="Malgun Gothic" w:cs="Malgun Gothic" w:eastAsia="Malgun Gothic" w:hAnsi="Malgun Gothic"/>
-          <w:sz w:val="20"/>
-          <w:szCs w:val="20"/>
-          <w:rtl w:val="0"/>
-        </w:rPr>
-        <w:t xml:space="preserve">- 운영자는 이상 신호와 고위험 Action만 확인한다.</w:t>
+        <w:spacing w:after="120" w:line="264" w:lineRule="auto" w:before="280"/>
+        <w:ind w:left="0" w:firstLine="0"/>
+        <w:jc w:val="both"/>
+      </w:pPr>
+      <w:r>
+        <w:t>1.6 운영</w:t>
+      </w:r>
+    </w:p>
+    <w:p>
+      <w:pPr>
+        <w:widowControl w:val="0"/>
+        <w:spacing w:after="60" w:line="348" w:lineRule="auto"/>
+        <w:ind w:left="1080" w:hanging="280"/>
+        <w:jc w:val="both"/>
+      </w:pPr>
+      <w:r>
+        <w:rPr>
+          <w:rFonts w:ascii="Malgun Gothic" w:cs="Malgun Gothic" w:eastAsia="Malgun Gothic" w:hAnsi="Malgun Gothic"/>
+          <w:sz w:val="20"/>
+          <w:szCs w:val="20"/>
+          <w:rtl w:val="0"/>
+        </w:rPr>
+        <w:t>• 운영자는 이상 신호와 고위험 Action만 확인한다.</w:t>
       </w:r>
     </w:p>
     <w:p>
       <w:pPr>
         <w:pStyle w:val="Heading2"/>
         <w:widowControl w:val="0"/>
-        <w:spacing w:after="60" w:line="264" w:lineRule="auto"/>
-        <w:ind w:left="720"/>
-        <w:jc w:val="both"/>
-      </w:pPr>
-      <w:r>
-        <w:t xml:space="preserve">배포</w:t>
-      </w:r>
-    </w:p>
-    <w:p>
-      <w:pPr>
-        <w:widowControl w:val="0"/>
-        <w:spacing w:after="60" w:line="264" w:lineRule="auto"/>
-        <w:ind w:left="1080"/>
-        <w:jc w:val="both"/>
-      </w:pPr>
-      <w:r>
-        <w:rPr>
-          <w:rFonts w:ascii="Malgun Gothic" w:cs="Malgun Gothic" w:eastAsia="Malgun Gothic" w:hAnsi="Malgun Gothic"/>
-          <w:sz w:val="20"/>
-          <w:szCs w:val="20"/>
-          <w:rtl w:val="0"/>
-        </w:rPr>
-        <w:t xml:space="preserve">- 자체 호스팅을 목표로 설계했다. 고객사 배포와 데이터 외부 반출 방지는 별도 검증 항목으로 둔다.</w:t>
+        <w:spacing w:after="120" w:line="264" w:lineRule="auto" w:before="280"/>
+        <w:ind w:left="0" w:firstLine="0"/>
+        <w:jc w:val="both"/>
+      </w:pPr>
+      <w:r>
+        <w:t>1.7 배포</w:t>
+      </w:r>
+    </w:p>
+    <w:p>
+      <w:pPr>
+        <w:widowControl w:val="0"/>
+        <w:spacing w:after="60" w:line="348" w:lineRule="auto"/>
+        <w:ind w:left="1080" w:hanging="280"/>
+        <w:jc w:val="both"/>
+      </w:pPr>
+      <w:r>
+        <w:rPr>
+          <w:rFonts w:ascii="Malgun Gothic" w:cs="Malgun Gothic" w:eastAsia="Malgun Gothic" w:hAnsi="Malgun Gothic"/>
+          <w:sz w:val="20"/>
+          <w:szCs w:val="20"/>
+          <w:rtl w:val="0"/>
+        </w:rPr>
+        <w:t>• 자체 호스팅을 목표로 설계했다. 고객사 배포와 데이터 외부 반출 방지는 별도 검증 항목으로 둔다.</w:t>
       </w:r>
     </w:p>
     <w:p>
       <w:pPr>
         <w:pStyle w:val="Heading2"/>
         <w:widowControl w:val="0"/>
-        <w:spacing w:after="60" w:line="264" w:lineRule="auto"/>
-        <w:ind w:left="720"/>
-        <w:jc w:val="both"/>
-      </w:pPr>
-      <w:r>
-        <w:t xml:space="preserve">지금 여는 범위와 앞으로 열 범위를 구분한다</w:t>
-      </w:r>
-    </w:p>
-    <w:p>
-      <w:pPr>
-        <w:widowControl w:val="0"/>
-        <w:spacing w:after="60" w:line="264" w:lineRule="auto"/>
-        <w:ind w:left="720"/>
+        <w:spacing w:after="120" w:line="264" w:lineRule="auto" w:before="280"/>
+        <w:ind w:left="0" w:firstLine="0"/>
+        <w:jc w:val="both"/>
+      </w:pPr>
+      <w:r>
+        <w:t>1.8 지금 여는 범위와 앞으로 열 범위를 구분한다</w:t>
+      </w:r>
+    </w:p>
+    <w:p>
+      <w:pPr>
+        <w:widowControl w:val="0"/>
+        <w:spacing w:after="120" w:line="348" w:lineRule="auto"/>
+        <w:ind w:left="720" w:firstLine="0"/>
         <w:jc w:val="both"/>
       </w:pPr>
       <w:r>
@@ -1153,38 +1150,34 @@
       <w:pPr>
         <w:pStyle w:val="Heading1"/>
         <w:widowControl w:val="0"/>
-        <w:numPr>
-          <w:ilvl w:val="0"/>
-          <w:numId w:val="1"/>
-        </w:numPr>
-        <w:spacing w:after="200" w:line="276" w:lineRule="auto"/>
-        <w:ind w:left="720" w:hanging="360"/>
+        <w:spacing w:after="200" w:line="276" w:lineRule="auto" w:before="440"/>
+        <w:ind w:left="0" w:firstLine="0"/>
         <w:jc w:val="both"/>
         <w:rPr>
           <w:color w:val="0000ff"/>
         </w:rPr>
       </w:pPr>
       <w:r>
-        <w:t xml:space="preserve">문제 정의</w:t>
+        <w:t>2. 문제 정의</w:t>
       </w:r>
     </w:p>
     <w:p>
       <w:pPr>
         <w:pStyle w:val="Heading2"/>
         <w:widowControl w:val="0"/>
-        <w:spacing w:after="60" w:line="264" w:lineRule="auto"/>
-        <w:ind w:left="720"/>
-        <w:jc w:val="both"/>
-      </w:pPr>
-      <w:r>
-        <w:t xml:space="preserve">도입은 됐는데 작동하지 않는다</w:t>
-      </w:r>
-    </w:p>
-    <w:p>
-      <w:pPr>
-        <w:widowControl w:val="0"/>
-        <w:spacing w:after="60" w:line="264" w:lineRule="auto"/>
-        <w:ind w:left="720"/>
+        <w:spacing w:after="120" w:line="264" w:lineRule="auto" w:before="280"/>
+        <w:ind w:left="0" w:firstLine="0"/>
+        <w:jc w:val="both"/>
+      </w:pPr>
+      <w:r>
+        <w:t>2.1 도입은 됐는데 작동하지 않는다</w:t>
+      </w:r>
+    </w:p>
+    <w:p>
+      <w:pPr>
+        <w:widowControl w:val="0"/>
+        <w:spacing w:after="120" w:line="348" w:lineRule="auto"/>
+        <w:ind w:left="720" w:firstLine="0"/>
         <w:jc w:val="both"/>
       </w:pPr>
       <w:r>
@@ -1301,15 +1294,16 @@
     </w:p>
     <w:p>
       <w:pPr>
+        <w:ind w:left="0" w:firstLine="0"/>
         <w:jc w:val="center"/>
-        <w:spacing w:after="180"/>
-      </w:pPr>
-      <w:r>
-        <w:rPr>
-          <w:rFonts w:ascii="Malgun Gothic" w:cs="Malgun Gothic" w:eastAsia="Malgun Gothic" w:hAnsi="Malgun Gothic"/>
+        <w:spacing w:after="240" w:before="80" w:line="312" w:lineRule="auto"/>
+      </w:pPr>
+      <w:r>
+        <w:rPr>
+          <w:rFonts w:ascii="Malgun Gothic" w:cs="Malgun Gothic" w:eastAsia="Malgun Gothic" w:hAnsi="Malgun Gothic"/>
+          <w:color w:val="6B7488"/>
           <w:sz w:val="17"/>
           <w:szCs w:val="17"/>
-          <w:color w:val="595959"/>
           <w:rtl w:val="0"/>
         </w:rPr>
         <w:t xml:space="preserve">그림 2. 도입과 실제 작동의 격차. 부족한 것은 모델 성능이 아니라 운영에 얹을 수 있는 구조다.</w:t>
@@ -1319,19 +1313,19 @@
       <w:pPr>
         <w:pStyle w:val="Heading2"/>
         <w:widowControl w:val="0"/>
-        <w:spacing w:after="60" w:line="264" w:lineRule="auto"/>
-        <w:ind w:left="720"/>
-        <w:jc w:val="both"/>
-      </w:pPr>
-      <w:r>
-        <w:t xml:space="preserve">한 줄 파이프라인으로는 표현되지 않는 상황들</w:t>
-      </w:r>
-    </w:p>
-    <w:p>
-      <w:pPr>
-        <w:widowControl w:val="0"/>
-        <w:spacing w:after="60" w:line="264" w:lineRule="auto"/>
-        <w:ind w:left="720"/>
+        <w:spacing w:after="120" w:line="264" w:lineRule="auto" w:before="280"/>
+        <w:ind w:left="0" w:firstLine="0"/>
+        <w:jc w:val="both"/>
+      </w:pPr>
+      <w:r>
+        <w:t>2.2 한 줄 파이프라인으로는 표현되지 않는 상황들</w:t>
+      </w:r>
+    </w:p>
+    <w:p>
+      <w:pPr>
+        <w:widowControl w:val="0"/>
+        <w:spacing w:after="120" w:line="348" w:lineRule="auto"/>
+        <w:ind w:left="720" w:firstLine="0"/>
         <w:jc w:val="both"/>
       </w:pPr>
       <w:r>
@@ -1347,88 +1341,88 @@
     <w:p>
       <w:pPr>
         <w:widowControl w:val="0"/>
-        <w:spacing w:after="60" w:line="264" w:lineRule="auto"/>
-        <w:ind w:left="1080"/>
-        <w:jc w:val="both"/>
-      </w:pPr>
-      <w:r>
-        <w:rPr>
-          <w:rFonts w:ascii="Malgun Gothic" w:cs="Malgun Gothic" w:eastAsia="Malgun Gothic" w:hAnsi="Malgun Gothic"/>
-          <w:sz w:val="20"/>
-          <w:szCs w:val="20"/>
-          <w:rtl w:val="0"/>
-        </w:rPr>
-        <w:t xml:space="preserve">- 보류. 고객에게 추가 정보를 받아야 해서 며칠 멈춰 있는 건</w:t>
-      </w:r>
-    </w:p>
-    <w:p>
-      <w:pPr>
-        <w:widowControl w:val="0"/>
-        <w:spacing w:after="60" w:line="264" w:lineRule="auto"/>
-        <w:ind w:left="1080"/>
-        <w:jc w:val="both"/>
-      </w:pPr>
-      <w:r>
-        <w:rPr>
-          <w:rFonts w:ascii="Malgun Gothic" w:cs="Malgun Gothic" w:eastAsia="Malgun Gothic" w:hAnsi="Malgun Gothic"/>
-          <w:sz w:val="20"/>
-          <w:szCs w:val="20"/>
-          <w:rtl w:val="0"/>
-        </w:rPr>
-        <w:t xml:space="preserve">- 승인. 환불처럼 돈이 나가는 작업이라 사람 결재가 필요한 건</w:t>
-      </w:r>
-    </w:p>
-    <w:p>
-      <w:pPr>
-        <w:widowControl w:val="0"/>
-        <w:spacing w:after="60" w:line="264" w:lineRule="auto"/>
-        <w:ind w:left="1080"/>
-        <w:jc w:val="both"/>
-      </w:pPr>
-      <w:r>
-        <w:rPr>
-          <w:rFonts w:ascii="Malgun Gothic" w:cs="Malgun Gothic" w:eastAsia="Malgun Gothic" w:hAnsi="Malgun Gothic"/>
-          <w:sz w:val="20"/>
-          <w:szCs w:val="20"/>
-          <w:rtl w:val="0"/>
-        </w:rPr>
-        <w:t xml:space="preserve">- 재처리. 외부 시스템이 실패해 다시 시도해야 하는 건</w:t>
-      </w:r>
-    </w:p>
-    <w:p>
-      <w:pPr>
-        <w:widowControl w:val="0"/>
-        <w:spacing w:after="60" w:line="264" w:lineRule="auto"/>
-        <w:ind w:left="1080"/>
-        <w:jc w:val="both"/>
-      </w:pPr>
-      <w:r>
-        <w:rPr>
-          <w:rFonts w:ascii="Malgun Gothic" w:cs="Malgun Gothic" w:eastAsia="Malgun Gothic" w:hAnsi="Malgun Gothic"/>
-          <w:sz w:val="20"/>
-          <w:szCs w:val="20"/>
-          <w:rtl w:val="0"/>
-        </w:rPr>
-        <w:t xml:space="preserve">- 외부 콜백. 결제사나 택배사가 나중에 결과를 알려주는 건</w:t>
+        <w:spacing w:after="60" w:line="348" w:lineRule="auto"/>
+        <w:ind w:left="1080" w:hanging="280"/>
+        <w:jc w:val="both"/>
+      </w:pPr>
+      <w:r>
+        <w:rPr>
+          <w:rFonts w:ascii="Malgun Gothic" w:cs="Malgun Gothic" w:eastAsia="Malgun Gothic" w:hAnsi="Malgun Gothic"/>
+          <w:sz w:val="20"/>
+          <w:szCs w:val="20"/>
+          <w:rtl w:val="0"/>
+        </w:rPr>
+        <w:t>• 보류. 고객에게 추가 정보를 받아야 해서 며칠 멈춰 있는 건</w:t>
+      </w:r>
+    </w:p>
+    <w:p>
+      <w:pPr>
+        <w:widowControl w:val="0"/>
+        <w:spacing w:after="60" w:line="348" w:lineRule="auto"/>
+        <w:ind w:left="1080" w:hanging="280"/>
+        <w:jc w:val="both"/>
+      </w:pPr>
+      <w:r>
+        <w:rPr>
+          <w:rFonts w:ascii="Malgun Gothic" w:cs="Malgun Gothic" w:eastAsia="Malgun Gothic" w:hAnsi="Malgun Gothic"/>
+          <w:sz w:val="20"/>
+          <w:szCs w:val="20"/>
+          <w:rtl w:val="0"/>
+        </w:rPr>
+        <w:t>• 승인. 환불처럼 돈이 나가는 작업이라 사람 결재가 필요한 건</w:t>
+      </w:r>
+    </w:p>
+    <w:p>
+      <w:pPr>
+        <w:widowControl w:val="0"/>
+        <w:spacing w:after="60" w:line="348" w:lineRule="auto"/>
+        <w:ind w:left="1080" w:hanging="280"/>
+        <w:jc w:val="both"/>
+      </w:pPr>
+      <w:r>
+        <w:rPr>
+          <w:rFonts w:ascii="Malgun Gothic" w:cs="Malgun Gothic" w:eastAsia="Malgun Gothic" w:hAnsi="Malgun Gothic"/>
+          <w:sz w:val="20"/>
+          <w:szCs w:val="20"/>
+          <w:rtl w:val="0"/>
+        </w:rPr>
+        <w:t>• 재처리. 외부 시스템이 실패해 다시 시도해야 하는 건</w:t>
+      </w:r>
+    </w:p>
+    <w:p>
+      <w:pPr>
+        <w:widowControl w:val="0"/>
+        <w:spacing w:after="60" w:line="348" w:lineRule="auto"/>
+        <w:ind w:left="1080" w:hanging="280"/>
+        <w:jc w:val="both"/>
+      </w:pPr>
+      <w:r>
+        <w:rPr>
+          <w:rFonts w:ascii="Malgun Gothic" w:cs="Malgun Gothic" w:eastAsia="Malgun Gothic" w:hAnsi="Malgun Gothic"/>
+          <w:sz w:val="20"/>
+          <w:szCs w:val="20"/>
+          <w:rtl w:val="0"/>
+        </w:rPr>
+        <w:t>• 외부 콜백. 결제사나 택배사가 나중에 결과를 알려주는 건</w:t>
       </w:r>
     </w:p>
     <w:p>
       <w:pPr>
         <w:pStyle w:val="Heading2"/>
         <w:widowControl w:val="0"/>
-        <w:spacing w:after="60" w:line="264" w:lineRule="auto"/>
-        <w:ind w:left="720"/>
-        <w:jc w:val="both"/>
-      </w:pPr>
-      <w:r>
-        <w:t xml:space="preserve">이름만 에이전트인 구조</w:t>
-      </w:r>
-    </w:p>
-    <w:p>
-      <w:pPr>
-        <w:widowControl w:val="0"/>
-        <w:spacing w:after="60" w:line="264" w:lineRule="auto"/>
-        <w:ind w:left="720"/>
+        <w:spacing w:after="120" w:line="264" w:lineRule="auto" w:before="280"/>
+        <w:ind w:left="0" w:firstLine="0"/>
+        <w:jc w:val="both"/>
+      </w:pPr>
+      <w:r>
+        <w:t>2.3 이름만 에이전트인 구조</w:t>
+      </w:r>
+    </w:p>
+    <w:p>
+      <w:pPr>
+        <w:widowControl w:val="0"/>
+        <w:spacing w:after="120" w:line="348" w:lineRule="auto"/>
+        <w:ind w:left="720" w:firstLine="0"/>
         <w:jc w:val="both"/>
       </w:pPr>
       <w:r>
@@ -1445,19 +1439,19 @@
       <w:pPr>
         <w:pStyle w:val="Heading2"/>
         <w:widowControl w:val="0"/>
-        <w:spacing w:after="60" w:line="264" w:lineRule="auto"/>
-        <w:ind w:left="720"/>
-        <w:jc w:val="both"/>
-      </w:pPr>
-      <w:r>
-        <w:t xml:space="preserve">사람이 계속 판단해야 하는 구간이 있다</w:t>
-      </w:r>
-    </w:p>
-    <w:p>
-      <w:pPr>
-        <w:widowControl w:val="0"/>
-        <w:spacing w:after="60" w:line="264" w:lineRule="auto"/>
-        <w:ind w:left="720"/>
+        <w:spacing w:after="120" w:line="264" w:lineRule="auto" w:before="280"/>
+        <w:ind w:left="0" w:firstLine="0"/>
+        <w:jc w:val="both"/>
+      </w:pPr>
+      <w:r>
+        <w:t>2.4 사람이 계속 판단해야 하는 구간이 있다</w:t>
+      </w:r>
+    </w:p>
+    <w:p>
+      <w:pPr>
+        <w:widowControl w:val="0"/>
+        <w:spacing w:after="120" w:line="348" w:lineRule="auto"/>
+        <w:ind w:left="720" w:firstLine="0"/>
         <w:jc w:val="both"/>
       </w:pPr>
       <w:r>
@@ -1493,19 +1487,19 @@
       <w:pPr>
         <w:pStyle w:val="Heading2"/>
         <w:widowControl w:val="0"/>
-        <w:spacing w:after="60" w:line="264" w:lineRule="auto"/>
-        <w:ind w:left="720"/>
-        <w:jc w:val="both"/>
-      </w:pPr>
-      <w:r>
-        <w:t xml:space="preserve">누가 어떻게 아픈가</w:t>
-      </w:r>
-    </w:p>
-    <w:p>
-      <w:pPr>
-        <w:widowControl w:val="0"/>
-        <w:spacing w:after="60" w:line="264" w:lineRule="auto"/>
-        <w:ind w:left="720"/>
+        <w:spacing w:after="120" w:line="264" w:lineRule="auto" w:before="280"/>
+        <w:ind w:left="0" w:firstLine="0"/>
+        <w:jc w:val="both"/>
+      </w:pPr>
+      <w:r>
+        <w:t>2.5 누가 어떻게 아픈가</w:t>
+      </w:r>
+    </w:p>
+    <w:p>
+      <w:pPr>
+        <w:widowControl w:val="0"/>
+        <w:spacing w:after="120" w:line="348" w:lineRule="auto"/>
+        <w:ind w:left="720" w:firstLine="0"/>
         <w:jc w:val="both"/>
       </w:pPr>
       <w:r>
@@ -1521,59 +1515,59 @@
     <w:p>
       <w:pPr>
         <w:widowControl w:val="0"/>
-        <w:spacing w:after="60" w:line="264" w:lineRule="auto"/>
-        <w:ind w:left="720"/>
-        <w:jc w:val="both"/>
-      </w:pPr>
-      <w:r>
-        <w:rPr>
-          <w:rFonts w:ascii="Malgun Gothic" w:cs="Malgun Gothic" w:eastAsia="Malgun Gothic" w:hAnsi="Malgun Gothic"/>
-          <w:sz w:val="20"/>
-          <w:szCs w:val="20"/>
-          <w:rtl w:val="0"/>
-        </w:rPr>
-        <w:t xml:space="preserve">- 문의하는 고객. 답변을 받아도 그게 맞는지 스스로 확인할 방법이 없다. 특히 금액이 걸리면 그렇다. 환불 15,000원을 안내받았는데 12,500원이 들어와도 왜 다른지 물어볼 근거가 고객에게 없다. 그래서 채널을 바꿔가며 같은 질문을 다시 한다. 금액과 정책의 출처를 답변에 붙여 고객이 스스로 검증하게 하는 것이 이 지점에 대한 답이다.</w:t>
-      </w:r>
-    </w:p>
-    <w:p>
-      <w:pPr>
-        <w:widowControl w:val="0"/>
-        <w:spacing w:after="60" w:line="264" w:lineRule="auto"/>
-        <w:ind w:left="720"/>
-        <w:jc w:val="both"/>
-      </w:pPr>
-      <w:r>
-        <w:rPr>
-          <w:rFonts w:ascii="Malgun Gothic" w:cs="Malgun Gothic" w:eastAsia="Malgun Gothic" w:hAnsi="Malgun Gothic"/>
-          <w:sz w:val="20"/>
-          <w:szCs w:val="20"/>
-          <w:rtl w:val="0"/>
-        </w:rPr>
-        <w:t xml:space="preserve">- 상담원. 답을 쓰는 시간보다 근거를 찾는 시간이 길다. 주문 상태, 배송 이력, 반품 규정, 예외 조항이 서로 다른 화면에 흩어져 있다. 그런데 틀리면 책임은 본인에게 온다. 확신이 없으면 상급자에게 넘기거나 안전한 문구로 뭉개는데, 둘 다 고객 입장에서는 해결이 아니다. Context Broker가 필요한 자료를 한 묶음으로 모아 주는 것이 이 지점에 대한 답이다.</w:t>
-      </w:r>
-    </w:p>
-    <w:p>
-      <w:pPr>
-        <w:widowControl w:val="0"/>
-        <w:spacing w:after="60" w:line="264" w:lineRule="auto"/>
-        <w:ind w:left="720"/>
-        <w:jc w:val="both"/>
-      </w:pPr>
-      <w:r>
-        <w:rPr>
-          <w:rFonts w:ascii="Malgun Gothic" w:cs="Malgun Gothic" w:eastAsia="Malgun Gothic" w:hAnsi="Malgun Gothic"/>
-          <w:sz w:val="20"/>
-          <w:szCs w:val="20"/>
-          <w:rtl w:val="0"/>
-        </w:rPr>
-        <w:t xml:space="preserve">- 운영 책임자. 자동화를 늘리라는 압박은 받는데 어디까지 늘려도 안전한지 판단할 근거가 없다. 사고가 나면 전부 되돌리는 것 말고 할 수 있는 일이 없어서 자동화율을 보수적으로 묶어 둔다. 그리고 도입한 도구의 효과를 증명하지 못해 다음 예산을 못 딴다. 이 사람이 구매를 결정한다.</w:t>
-      </w:r>
-    </w:p>
-    <w:p>
-      <w:pPr>
-        <w:widowControl w:val="0"/>
-        <w:spacing w:after="60" w:line="264" w:lineRule="auto"/>
-        <w:ind w:left="720"/>
+        <w:spacing w:after="60" w:line="348" w:lineRule="auto"/>
+        <w:ind w:left="1080" w:hanging="280"/>
+        <w:jc w:val="both"/>
+      </w:pPr>
+      <w:r>
+        <w:rPr>
+          <w:rFonts w:ascii="Malgun Gothic" w:cs="Malgun Gothic" w:eastAsia="Malgun Gothic" w:hAnsi="Malgun Gothic"/>
+          <w:sz w:val="20"/>
+          <w:szCs w:val="20"/>
+          <w:rtl w:val="0"/>
+        </w:rPr>
+        <w:t>• 문의하는 고객. 답변을 받아도 그게 맞는지 스스로 확인할 방법이 없다. 특히 금액이 걸리면 그렇다. 환불 15,000원을 안내받았는데 12,500원이 들어와도 왜 다른지 물어볼 근거가 고객에게 없다. 그래서 채널을 바꿔가며 같은 질문을 다시 한다. 금액과 정책의 출처를 답변에 붙여 고객이 스스로 검증하게 하는 것이 이 지점에 대한 답이다.</w:t>
+      </w:r>
+    </w:p>
+    <w:p>
+      <w:pPr>
+        <w:widowControl w:val="0"/>
+        <w:spacing w:after="60" w:line="348" w:lineRule="auto"/>
+        <w:ind w:left="1080" w:hanging="280"/>
+        <w:jc w:val="both"/>
+      </w:pPr>
+      <w:r>
+        <w:rPr>
+          <w:rFonts w:ascii="Malgun Gothic" w:cs="Malgun Gothic" w:eastAsia="Malgun Gothic" w:hAnsi="Malgun Gothic"/>
+          <w:sz w:val="20"/>
+          <w:szCs w:val="20"/>
+          <w:rtl w:val="0"/>
+        </w:rPr>
+        <w:t>• 상담원. 답을 쓰는 시간보다 근거를 찾는 시간이 길다. 주문 상태, 배송 이력, 반품 규정, 예외 조항이 서로 다른 화면에 흩어져 있다. 그런데 틀리면 책임은 본인에게 온다. 확신이 없으면 상급자에게 넘기거나 안전한 문구로 뭉개는데, 둘 다 고객 입장에서는 해결이 아니다. Context Broker가 필요한 자료를 한 묶음으로 모아 주는 것이 이 지점에 대한 답이다.</w:t>
+      </w:r>
+    </w:p>
+    <w:p>
+      <w:pPr>
+        <w:widowControl w:val="0"/>
+        <w:spacing w:after="60" w:line="348" w:lineRule="auto"/>
+        <w:ind w:left="1080" w:hanging="280"/>
+        <w:jc w:val="both"/>
+      </w:pPr>
+      <w:r>
+        <w:rPr>
+          <w:rFonts w:ascii="Malgun Gothic" w:cs="Malgun Gothic" w:eastAsia="Malgun Gothic" w:hAnsi="Malgun Gothic"/>
+          <w:sz w:val="20"/>
+          <w:szCs w:val="20"/>
+          <w:rtl w:val="0"/>
+        </w:rPr>
+        <w:t>• 운영 책임자. 자동화를 늘리라는 압박은 받는데 어디까지 늘려도 안전한지 판단할 근거가 없다. 사고가 나면 전부 되돌리는 것 말고 할 수 있는 일이 없어서 자동화율을 보수적으로 묶어 둔다. 그리고 도입한 도구의 효과를 증명하지 못해 다음 예산을 못 딴다. 이 사람이 구매를 결정한다.</w:t>
+      </w:r>
+    </w:p>
+    <w:p>
+      <w:pPr>
+        <w:widowControl w:val="0"/>
+        <w:spacing w:after="120" w:line="348" w:lineRule="auto"/>
+        <w:ind w:left="720" w:firstLine="0"/>
         <w:jc w:val="both"/>
       </w:pPr>
       <w:r>
@@ -1590,19 +1584,19 @@
       <w:pPr>
         <w:pStyle w:val="Heading2"/>
         <w:widowControl w:val="0"/>
-        <w:spacing w:after="60" w:line="264" w:lineRule="auto"/>
-        <w:ind w:left="720"/>
-        <w:jc w:val="both"/>
-      </w:pPr>
-      <w:r>
-        <w:t xml:space="preserve">그래서 무엇을 만드나</w:t>
-      </w:r>
-    </w:p>
-    <w:p>
-      <w:pPr>
-        <w:widowControl w:val="0"/>
-        <w:spacing w:after="60" w:line="264" w:lineRule="auto"/>
-        <w:ind w:left="720"/>
+        <w:spacing w:after="120" w:line="264" w:lineRule="auto" w:before="280"/>
+        <w:ind w:left="0" w:firstLine="0"/>
+        <w:jc w:val="both"/>
+      </w:pPr>
+      <w:r>
+        <w:t>2.6 그래서 무엇을 만드나</w:t>
+      </w:r>
+    </w:p>
+    <w:p>
+      <w:pPr>
+        <w:widowControl w:val="0"/>
+        <w:spacing w:after="120" w:line="348" w:lineRule="auto"/>
+        <w:ind w:left="720" w:firstLine="0"/>
         <w:jc w:val="both"/>
       </w:pPr>
       <w:r>
@@ -1619,26 +1613,22 @@
       <w:pPr>
         <w:pStyle w:val="Heading1"/>
         <w:widowControl w:val="0"/>
-        <w:numPr>
-          <w:ilvl w:val="0"/>
-          <w:numId w:val="1"/>
-        </w:numPr>
-        <w:spacing w:after="200" w:line="276" w:lineRule="auto"/>
-        <w:ind w:left="720" w:hanging="360"/>
+        <w:spacing w:after="200" w:line="276" w:lineRule="auto" w:before="440"/>
+        <w:ind w:left="0" w:firstLine="0"/>
         <w:jc w:val="both"/>
         <w:rPr>
           <w:color w:val="0000ff"/>
         </w:rPr>
       </w:pPr>
       <w:r>
-        <w:t xml:space="preserve">시장조사 및 BM 분석</w:t>
-      </w:r>
-    </w:p>
-    <w:p>
-      <w:pPr>
-        <w:widowControl w:val="0"/>
-        <w:spacing w:after="60" w:line="264" w:lineRule="auto"/>
-        <w:ind w:left="720"/>
+        <w:t>3. 시장조사 및 BM 분석</w:t>
+      </w:r>
+    </w:p>
+    <w:p>
+      <w:pPr>
+        <w:widowControl w:val="0"/>
+        <w:spacing w:after="120" w:line="348" w:lineRule="auto"/>
+        <w:ind w:left="720" w:firstLine="0"/>
         <w:jc w:val="both"/>
       </w:pPr>
       <w:r>
@@ -1653,12 +1643,12 @@
       <w:pPr>
         <w:pStyle w:val="Heading2"/>
         <w:widowControl w:val="0"/>
-        <w:spacing w:after="60" w:line="264" w:lineRule="auto"/>
-        <w:ind w:left="720"/>
-        <w:jc w:val="both"/>
-      </w:pPr>
-      <w:r>
-        <w:t>고객이 이미 에이전트다</w:t>
+        <w:spacing w:after="120" w:line="264" w:lineRule="auto" w:before="280"/>
+        <w:ind w:left="0" w:firstLine="0"/>
+        <w:jc w:val="both"/>
+      </w:pPr>
+      <w:r>
+        <w:t>3.1 고객이 이미 에이전트다</w:t>
       </w:r>
     </w:p>
     <w:p>
@@ -1706,15 +1696,16 @@
     </w:p>
     <w:p>
       <w:pPr>
+        <w:ind w:left="0" w:firstLine="0"/>
         <w:jc w:val="center"/>
-        <w:spacing w:after="180"/>
-      </w:pPr>
-      <w:r>
-        <w:rPr>
-          <w:rFonts w:ascii="Malgun Gothic" w:cs="Malgun Gothic" w:eastAsia="Malgun Gothic" w:hAnsi="Malgun Gothic"/>
+        <w:spacing w:after="240" w:before="80" w:line="312" w:lineRule="auto"/>
+      </w:pPr>
+      <w:r>
+        <w:rPr>
+          <w:rFonts w:ascii="Malgun Gothic" w:cs="Malgun Gothic" w:eastAsia="Malgun Gothic" w:hAnsi="Malgun Gothic"/>
+          <w:color w:val="6B7488"/>
           <w:sz w:val="17"/>
           <w:szCs w:val="17"/>
-          <w:color w:val="595959"/>
           <w:rtl w:val="0"/>
         </w:rPr>
         <w:t xml:space="preserve">그림 3. 웹 트래픽의 절반 이상이 이미 자동화 트래픽이고, AI를 거쳐 들어오는 유입이 급격히 늘고 있다.</w:t>
@@ -1723,8 +1714,8 @@
     <w:p>
       <w:pPr>
         <w:widowControl w:val="0"/>
-        <w:spacing w:after="60" w:line="264" w:lineRule="auto"/>
-        <w:ind w:left="1080"/>
+        <w:spacing w:after="60" w:line="348" w:lineRule="auto"/>
+        <w:ind w:left="1080" w:hanging="280"/>
         <w:jc w:val="both"/>
       </w:pPr>
       <w:r>
@@ -1733,7 +1724,7 @@
           <w:sz w:val="20"/>
           <w:szCs w:val="20"/>
         </w:rPr>
-        <w:t xml:space="preserve">- 자동화 트래픽이 전체 웹 트래픽의 53퍼센트로 사람 47퍼센트를 넘었다 [</w:t>
+        <w:t>• 자동화 트래픽이 전체 웹 트래픽의 53퍼센트로 사람 47퍼센트를 넘었다 [</w:t>
       </w:r>
       <w:hyperlink r:id="rId15">
         <w:r>
@@ -1759,8 +1750,8 @@
     <w:p>
       <w:pPr>
         <w:widowControl w:val="0"/>
-        <w:spacing w:after="60" w:line="264" w:lineRule="auto"/>
-        <w:ind w:left="1080"/>
+        <w:spacing w:after="60" w:line="348" w:lineRule="auto"/>
+        <w:ind w:left="1080" w:hanging="280"/>
         <w:jc w:val="both"/>
       </w:pPr>
       <w:r>
@@ -1769,7 +1760,7 @@
           <w:sz w:val="20"/>
           <w:szCs w:val="20"/>
         </w:rPr>
-        <w:t xml:space="preserve">- 미국 리테일 사이트의 AI 유입 방문이 전년 대비 4,700퍼센트 늘었다 [</w:t>
+        <w:t>• 미국 리테일 사이트의 AI 유입 방문이 전년 대비 4,700퍼센트 늘었다 [</w:t>
       </w:r>
       <w:hyperlink r:id="rId16">
         <w:r>
@@ -1795,8 +1786,8 @@
     <w:p>
       <w:pPr>
         <w:widowControl w:val="0"/>
-        <w:spacing w:after="60" w:line="264" w:lineRule="auto"/>
-        <w:ind w:left="1080"/>
+        <w:spacing w:after="60" w:line="348" w:lineRule="auto"/>
+        <w:ind w:left="1080" w:hanging="280"/>
         <w:jc w:val="both"/>
       </w:pPr>
       <w:r>
@@ -1805,7 +1796,7 @@
           <w:sz w:val="20"/>
           <w:szCs w:val="20"/>
         </w:rPr>
-        <w:t xml:space="preserve">- Shopify의 AI 유입 주문이 약 13배가 됐다 [</w:t>
+        <w:t>• Shopify의 AI 유입 주문이 약 13배가 됐다 [</w:t>
       </w:r>
       <w:hyperlink r:id="rId17">
         <w:r>
@@ -1851,8 +1842,8 @@
     <w:p>
       <w:pPr>
         <w:widowControl w:val="0"/>
-        <w:spacing w:after="60" w:line="264" w:lineRule="auto"/>
-        <w:ind w:left="720"/>
+        <w:spacing w:after="120" w:line="348" w:lineRule="auto"/>
+        <w:ind w:left="720" w:firstLine="0"/>
         <w:jc w:val="both"/>
       </w:pPr>
       <w:r>
@@ -1869,12 +1860,12 @@
       <w:pPr>
         <w:pStyle w:val="Heading2"/>
         <w:widowControl w:val="0"/>
-        <w:spacing w:after="60" w:line="264" w:lineRule="auto"/>
-        <w:ind w:left="720"/>
-        <w:jc w:val="both"/>
-      </w:pPr>
-      <w:r>
-        <w:t>시장은 크고 자란다</w:t>
+        <w:spacing w:after="120" w:line="264" w:lineRule="auto" w:before="280"/>
+        <w:ind w:left="0" w:firstLine="0"/>
+        <w:jc w:val="both"/>
+      </w:pPr>
+      <w:r>
+        <w:t>3.2 시장은 크고 자란다</w:t>
       </w:r>
     </w:p>
     <w:p>
@@ -1922,15 +1913,16 @@
     </w:p>
     <w:p>
       <w:pPr>
+        <w:ind w:left="0" w:firstLine="0"/>
         <w:jc w:val="center"/>
-        <w:spacing w:after="180"/>
-      </w:pPr>
-      <w:r>
-        <w:rPr>
-          <w:rFonts w:ascii="Malgun Gothic" w:cs="Malgun Gothic" w:eastAsia="Malgun Gothic" w:hAnsi="Malgun Gothic"/>
+        <w:spacing w:after="240" w:before="80" w:line="312" w:lineRule="auto"/>
+      </w:pPr>
+      <w:r>
+        <w:rPr>
+          <w:rFonts w:ascii="Malgun Gothic" w:cs="Malgun Gothic" w:eastAsia="Malgun Gothic" w:hAnsi="Malgun Gothic"/>
+          <w:color w:val="6B7488"/>
           <w:sz w:val="17"/>
           <w:szCs w:val="17"/>
-          <w:color w:val="595959"/>
           <w:rtl w:val="0"/>
         </w:rPr>
         <w:t xml:space="preserve">그림 4. 글로벌 AI 고객서비스 시장 전망. 사이 연도 값은 연평균 성장률로 계산한 것이다.</w:t>
@@ -1939,8 +1931,8 @@
     <w:p>
       <w:pPr>
         <w:widowControl w:val="0"/>
-        <w:spacing w:after="60" w:line="264" w:lineRule="auto"/>
-        <w:ind w:left="1080"/>
+        <w:spacing w:after="60" w:line="348" w:lineRule="auto"/>
+        <w:ind w:left="1080" w:hanging="280"/>
         <w:jc w:val="both"/>
       </w:pPr>
       <w:r>
@@ -1949,7 +1941,7 @@
           <w:sz w:val="20"/>
           <w:szCs w:val="20"/>
         </w:rPr>
-        <w:t xml:space="preserve">- 글로벌 AI 고객서비스 시장은 2030년 478.2억 달러, 연평균 성장률 25.8퍼센트로 전망된다 [</w:t>
+        <w:t>• 글로벌 AI 고객서비스 시장은 2030년 478.2억 달러, 연평균 성장률 25.8퍼센트로 전망된다 [</w:t>
       </w:r>
       <w:hyperlink r:id="rId18">
         <w:r>
@@ -1975,8 +1967,8 @@
     <w:p>
       <w:pPr>
         <w:widowControl w:val="0"/>
-        <w:spacing w:after="60" w:line="264" w:lineRule="auto"/>
-        <w:ind w:left="1080"/>
+        <w:spacing w:after="60" w:line="348" w:lineRule="auto"/>
+        <w:ind w:left="1080" w:hanging="280"/>
         <w:jc w:val="both"/>
       </w:pPr>
       <w:r>
@@ -1985,7 +1977,7 @@
           <w:sz w:val="20"/>
           <w:szCs w:val="20"/>
         </w:rPr>
-        <w:t xml:space="preserve">- 국내 AICC 수치는 원출처가 확인되지 않은 업계 추정이다 [</w:t>
+        <w:t>• 국내 AICC 수치는 원출처가 확인되지 않은 업계 추정이다 [</w:t>
       </w:r>
       <w:hyperlink r:id="rId19">
         <w:r>
@@ -2012,19 +2004,19 @@
       <w:pPr>
         <w:pStyle w:val="Heading2"/>
         <w:widowControl w:val="0"/>
-        <w:spacing w:after="60" w:line="264" w:lineRule="auto"/>
-        <w:ind w:left="720"/>
-        <w:jc w:val="both"/>
-      </w:pPr>
-      <w:r>
-        <w:t>도입은 됐는데 작동하지 않는다</w:t>
-      </w:r>
-    </w:p>
-    <w:p>
-      <w:pPr>
-        <w:widowControl w:val="0"/>
-        <w:spacing w:after="60" w:line="264" w:lineRule="auto"/>
-        <w:ind w:left="720"/>
+        <w:spacing w:after="120" w:line="264" w:lineRule="auto" w:before="280"/>
+        <w:ind w:left="0" w:firstLine="0"/>
+        <w:jc w:val="both"/>
+      </w:pPr>
+      <w:r>
+        <w:t>3.3 도입은 됐는데 작동하지 않는다</w:t>
+      </w:r>
+    </w:p>
+    <w:p>
+      <w:pPr>
+        <w:widowControl w:val="0"/>
+        <w:spacing w:after="120" w:line="348" w:lineRule="auto"/>
+        <w:ind w:left="720" w:firstLine="0"/>
         <w:jc w:val="both"/>
       </w:pPr>
       <w:r>
@@ -2100,19 +2092,19 @@
       <w:pPr>
         <w:pStyle w:val="Heading2"/>
         <w:widowControl w:val="0"/>
-        <w:spacing w:after="60" w:line="264" w:lineRule="auto"/>
-        <w:ind w:left="720"/>
-        <w:jc w:val="both"/>
-      </w:pPr>
-      <w:r>
-        <w:t>1군 제품에 구조적 공백이 있다</w:t>
-      </w:r>
-    </w:p>
-    <w:p>
-      <w:pPr>
-        <w:widowControl w:val="0"/>
-        <w:spacing w:after="60" w:line="264" w:lineRule="auto"/>
-        <w:ind w:left="1080"/>
+        <w:spacing w:after="120" w:line="264" w:lineRule="auto" w:before="280"/>
+        <w:ind w:left="0" w:firstLine="0"/>
+        <w:jc w:val="both"/>
+      </w:pPr>
+      <w:r>
+        <w:t>3.4 1군 제품에 구조적 공백이 있다</w:t>
+      </w:r>
+    </w:p>
+    <w:p>
+      <w:pPr>
+        <w:widowControl w:val="0"/>
+        <w:spacing w:after="60" w:line="348" w:lineRule="auto"/>
+        <w:ind w:left="1080" w:hanging="280"/>
         <w:jc w:val="both"/>
       </w:pPr>
       <w:r>
@@ -2121,7 +2113,7 @@
           <w:sz w:val="20"/>
           <w:szCs w:val="20"/>
         </w:rPr>
-        <w:t xml:space="preserve">- Intercom Fin은 단일 에이전트이며 multi-agent 지원, agent-to-agent 통신, 전문 에이전트 라우팅의 증거가 공개돼 있지 않다 [</w:t>
+        <w:t>• Intercom Fin은 단일 에이전트이며 multi-agent 지원, agent-to-agent 통신, 전문 에이전트 라우팅의 증거가 공개돼 있지 않다 [</w:t>
       </w:r>
       <w:hyperlink r:id="rId20">
         <w:r>
@@ -2147,8 +2139,8 @@
     <w:p>
       <w:pPr>
         <w:widowControl w:val="0"/>
-        <w:spacing w:after="60" w:line="264" w:lineRule="auto"/>
-        <w:ind w:left="1080"/>
+        <w:spacing w:after="60" w:line="348" w:lineRule="auto"/>
+        <w:ind w:left="1080" w:hanging="280"/>
         <w:jc w:val="both"/>
       </w:pPr>
       <w:r>
@@ -2157,7 +2149,7 @@
           <w:sz w:val="20"/>
           <w:szCs w:val="20"/>
         </w:rPr>
-        <w:t xml:space="preserve">- Fin은 자체 호스팅, 온프레미스, 망분리(air-gapped, 외부망과 물리적으로 끊는 방식)가 불가해 규제 산업에서 도입 장벽이 된다 [</w:t>
+        <w:t>• Fin은 자체 호스팅, 온프레미스, 망분리(air-gapped, 외부망과 물리적으로 끊는 방식)가 불가해 규제 산업에서 도입 장벽이 된다 [</w:t>
       </w:r>
       <w:hyperlink r:id="rId21">
         <w:r>
@@ -2183,8 +2175,8 @@
     <w:p>
       <w:pPr>
         <w:widowControl w:val="0"/>
-        <w:spacing w:after="60" w:line="264" w:lineRule="auto"/>
-        <w:ind w:left="1080"/>
+        <w:spacing w:after="60" w:line="348" w:lineRule="auto"/>
+        <w:ind w:left="1080" w:hanging="280"/>
         <w:jc w:val="both"/>
       </w:pPr>
       <w:r>
@@ -2193,7 +2185,7 @@
           <w:sz w:val="20"/>
           <w:szCs w:val="20"/>
         </w:rPr>
-        <w:t xml:space="preserve">- Sierra와 Decagon은 공개 비교 자료에서 end-to-end 품질관리 기능이 확인되지 않는다 [</w:t>
+        <w:t>• Sierra와 Decagon은 공개 비교 자료에서 end-to-end 품질관리 기능이 확인되지 않는다 [</w:t>
       </w:r>
       <w:hyperlink r:id="rId22">
         <w:r>
@@ -2219,8 +2211,8 @@
     <w:p>
       <w:pPr>
         <w:widowControl w:val="0"/>
-        <w:spacing w:after="60" w:line="264" w:lineRule="auto"/>
-        <w:ind w:left="1080"/>
+        <w:spacing w:after="60" w:line="348" w:lineRule="auto"/>
+        <w:ind w:left="1080" w:hanging="280"/>
         <w:jc w:val="both"/>
       </w:pPr>
       <w:r>
@@ -2229,7 +2221,7 @@
           <w:sz w:val="20"/>
           <w:szCs w:val="20"/>
         </w:rPr>
-        <w:t xml:space="preserve">- Decagon의 AOP와 Sierra의 policy는 대화 종결에 최적화된 것으로 분석되며 프로세스 오케스트레이션용이 아니다 [</w:t>
+        <w:t>• Decagon의 AOP와 Sierra의 policy는 대화 종결에 최적화된 것으로 분석되며 프로세스 오케스트레이션용이 아니다 [</w:t>
       </w:r>
       <w:hyperlink r:id="rId23">
         <w:r>
@@ -2255,8 +2247,8 @@
     <w:p>
       <w:pPr>
         <w:widowControl w:val="0"/>
-        <w:spacing w:after="60" w:line="264" w:lineRule="auto"/>
-        <w:ind w:left="720"/>
+        <w:spacing w:after="120" w:line="348" w:lineRule="auto"/>
+        <w:ind w:left="720" w:firstLine="0"/>
         <w:jc w:val="both"/>
       </w:pPr>
       <w:r>
@@ -2273,19 +2265,19 @@
       <w:pPr>
         <w:pStyle w:val="Heading2"/>
         <w:widowControl w:val="0"/>
-        <w:spacing w:after="60" w:line="264" w:lineRule="auto"/>
-        <w:ind w:left="720"/>
-        <w:jc w:val="both"/>
-      </w:pPr>
-      <w:r>
-        <w:t>자체 호스팅 수요는 규제가 만든다</w:t>
-      </w:r>
-    </w:p>
-    <w:p>
-      <w:pPr>
-        <w:widowControl w:val="0"/>
-        <w:spacing w:after="60" w:line="264" w:lineRule="auto"/>
-        <w:ind w:left="1080"/>
+        <w:spacing w:after="120" w:line="264" w:lineRule="auto" w:before="280"/>
+        <w:ind w:left="0" w:firstLine="0"/>
+        <w:jc w:val="both"/>
+      </w:pPr>
+      <w:r>
+        <w:t>3.5 자체 호스팅 수요는 규제가 만든다</w:t>
+      </w:r>
+    </w:p>
+    <w:p>
+      <w:pPr>
+        <w:widowControl w:val="0"/>
+        <w:spacing w:after="60" w:line="348" w:lineRule="auto"/>
+        <w:ind w:left="1080" w:hanging="280"/>
         <w:jc w:val="both"/>
       </w:pPr>
       <w:r>
@@ -2294,7 +2286,7 @@
           <w:sz w:val="20"/>
           <w:szCs w:val="20"/>
         </w:rPr>
-        <w:t xml:space="preserve">- 2030년까지 유럽과 중동 기업의 75퍼센트 이상이 워크로드를 자국 내로 옮길 것으로 전망된다 [</w:t>
+        <w:t>• 2030년까지 유럽과 중동 기업의 75퍼센트 이상이 워크로드를 자국 내로 옮길 것으로 전망된다 [</w:t>
       </w:r>
       <w:hyperlink r:id="rId24">
         <w:r>
@@ -2320,8 +2312,8 @@
     <w:p>
       <w:pPr>
         <w:widowControl w:val="0"/>
-        <w:spacing w:after="60" w:line="264" w:lineRule="auto"/>
-        <w:ind w:left="1080"/>
+        <w:spacing w:after="60" w:line="348" w:lineRule="auto"/>
+        <w:ind w:left="1080" w:hanging="280"/>
         <w:jc w:val="both"/>
       </w:pPr>
       <w:r>
@@ -2330,7 +2322,7 @@
           <w:sz w:val="20"/>
           <w:szCs w:val="20"/>
         </w:rPr>
-        <w:t xml:space="preserve">- sovereign AI가 이사회 안건이 됐다 [</w:t>
+        <w:t>• sovereign AI가 이사회 안건이 됐다 [</w:t>
       </w:r>
       <w:hyperlink r:id="rId24">
         <w:r>
@@ -2376,8 +2368,8 @@
     <w:p>
       <w:pPr>
         <w:widowControl w:val="0"/>
-        <w:spacing w:after="60" w:line="264" w:lineRule="auto"/>
-        <w:ind w:left="1080"/>
+        <w:spacing w:after="60" w:line="348" w:lineRule="auto"/>
+        <w:ind w:left="1080" w:hanging="280"/>
         <w:jc w:val="both"/>
       </w:pPr>
       <w:r>
@@ -2386,7 +2378,7 @@
           <w:sz w:val="20"/>
           <w:szCs w:val="20"/>
         </w:rPr>
-        <w:t xml:space="preserve">- 관련 규제는 GDPR, HIPAA, DORA, NIS2, EU AI Act다 [</w:t>
+        <w:t>• 관련 규제는 GDPR, HIPAA, DORA, NIS2, EU AI Act다 [</w:t>
       </w:r>
       <w:hyperlink r:id="rId25">
         <w:r>
@@ -2413,19 +2405,19 @@
       <w:pPr>
         <w:pStyle w:val="Heading2"/>
         <w:widowControl w:val="0"/>
-        <w:spacing w:after="60" w:line="264" w:lineRule="auto"/>
-        <w:ind w:left="720"/>
-        <w:jc w:val="both"/>
-      </w:pPr>
-      <w:r>
-        <w:t xml:space="preserve">비즈니스 모델. 제공 형태는 도구다</w:t>
-      </w:r>
-    </w:p>
-    <w:p>
-      <w:pPr>
-        <w:widowControl w:val="0"/>
-        <w:spacing w:after="60" w:line="264" w:lineRule="auto"/>
-        <w:ind w:left="720"/>
+        <w:spacing w:after="120" w:line="264" w:lineRule="auto" w:before="280"/>
+        <w:ind w:left="0" w:firstLine="0"/>
+        <w:jc w:val="both"/>
+      </w:pPr>
+      <w:r>
+        <w:t>3.6 비즈니스 모델. 제공 형태는 도구다</w:t>
+      </w:r>
+    </w:p>
+    <w:p>
+      <w:pPr>
+        <w:widowControl w:val="0"/>
+        <w:spacing w:after="120" w:line="348" w:lineRule="auto"/>
+        <w:ind w:left="720" w:firstLine="0"/>
         <w:jc w:val="both"/>
       </w:pPr>
       <w:r>
@@ -2441,8 +2433,8 @@
     <w:p>
       <w:pPr>
         <w:widowControl w:val="0"/>
-        <w:spacing w:after="60" w:line="264" w:lineRule="auto"/>
-        <w:ind w:left="720"/>
+        <w:spacing w:after="120" w:line="348" w:lineRule="auto"/>
+        <w:ind w:left="720" w:firstLine="0"/>
         <w:jc w:val="both"/>
       </w:pPr>
       <w:r>
@@ -2459,12 +2451,12 @@
       <w:pPr>
         <w:pStyle w:val="Heading2"/>
         <w:widowControl w:val="0"/>
-        <w:spacing w:after="60" w:line="264" w:lineRule="auto"/>
-        <w:ind w:left="720"/>
-        <w:jc w:val="both"/>
-      </w:pPr>
-      <w:r>
-        <w:t xml:space="preserve">가격 구조에서 읽는 기회</w:t>
+        <w:spacing w:after="120" w:line="264" w:lineRule="auto" w:before="280"/>
+        <w:ind w:left="0" w:firstLine="0"/>
+        <w:jc w:val="both"/>
+      </w:pPr>
+      <w:r>
+        <w:t>3.7 가격 구조에서 읽는 기회</w:t>
       </w:r>
     </w:p>
     <w:p>
@@ -2512,15 +2504,16 @@
     </w:p>
     <w:p>
       <w:pPr>
+        <w:ind w:left="0" w:firstLine="0"/>
         <w:jc w:val="center"/>
-        <w:spacing w:after="180"/>
-      </w:pPr>
-      <w:r>
-        <w:rPr>
-          <w:rFonts w:ascii="Malgun Gothic" w:cs="Malgun Gothic" w:eastAsia="Malgun Gothic" w:hAnsi="Malgun Gothic"/>
+        <w:spacing w:after="240" w:before="80" w:line="312" w:lineRule="auto"/>
+      </w:pPr>
+      <w:r>
+        <w:rPr>
+          <w:rFonts w:ascii="Malgun Gothic" w:cs="Malgun Gothic" w:eastAsia="Malgun Gothic" w:hAnsi="Malgun Gothic"/>
+          <w:color w:val="6B7488"/>
           <w:sz w:val="17"/>
           <w:szCs w:val="17"/>
-          <w:color w:val="595959"/>
           <w:rtl w:val="0"/>
         </w:rPr>
         <w:t xml:space="preserve">그림 5. 티켓 1건 처리 비용. 사람과 AI 사이에 10배 이상 차이가 난다.</w:t>
@@ -2529,8 +2522,8 @@
     <w:p>
       <w:pPr>
         <w:widowControl w:val="0"/>
-        <w:spacing w:after="60" w:line="264" w:lineRule="auto"/>
-        <w:ind w:left="1080"/>
+        <w:spacing w:after="60" w:line="348" w:lineRule="auto"/>
+        <w:ind w:left="1080" w:hanging="280"/>
         <w:jc w:val="both"/>
       </w:pPr>
       <w:r>
@@ -2539,7 +2532,7 @@
           <w:sz w:val="20"/>
           <w:szCs w:val="20"/>
         </w:rPr>
-        <w:t xml:space="preserve">- 사람이 처리하는 1차 응대 티켓은 건당 15에서 25달러, AI 해결은 건당 0.49에서 2.00달러다 [</w:t>
+        <w:t>• 사람이 처리하는 1차 응대 티켓은 건당 15에서 25달러, AI 해결은 건당 0.49에서 2.00달러다 [</w:t>
       </w:r>
       <w:hyperlink r:id="rId26">
         <w:r>
@@ -2585,8 +2578,8 @@
     <w:p>
       <w:pPr>
         <w:widowControl w:val="0"/>
-        <w:spacing w:after="60" w:line="264" w:lineRule="auto"/>
-        <w:ind w:left="1080"/>
+        <w:spacing w:after="60" w:line="348" w:lineRule="auto"/>
+        <w:ind w:left="1080" w:hanging="280"/>
         <w:jc w:val="both"/>
       </w:pPr>
       <w:r>
@@ -2595,7 +2588,7 @@
           <w:sz w:val="20"/>
           <w:szCs w:val="20"/>
         </w:rPr>
-        <w:t xml:space="preserve">- Intercom Fin의 해결당 0.99달러가 시장 기준가로 인용된다 [</w:t>
+        <w:t>• Intercom Fin의 해결당 0.99달러가 시장 기준가로 인용된다 [</w:t>
       </w:r>
       <w:hyperlink r:id="rId27">
         <w:r>
@@ -2641,8 +2634,8 @@
     <w:p>
       <w:pPr>
         <w:widowControl w:val="0"/>
-        <w:spacing w:after="60" w:line="264" w:lineRule="auto"/>
-        <w:ind w:left="1080"/>
+        <w:spacing w:after="60" w:line="348" w:lineRule="auto"/>
+        <w:ind w:left="1080" w:hanging="280"/>
         <w:jc w:val="both"/>
       </w:pPr>
       <w:r>
@@ -2651,7 +2644,7 @@
           <w:sz w:val="20"/>
           <w:szCs w:val="20"/>
         </w:rPr>
-        <w:t xml:space="preserve">- 해결당 과금은 잘될수록 비싸져 이탈 사유 1위로 지목된다 [</w:t>
+        <w:t>• 해결당 과금은 잘될수록 비싸져 이탈 사유 1위로 지목된다 [</w:t>
       </w:r>
       <w:hyperlink r:id="rId21">
         <w:r>
@@ -2678,19 +2671,19 @@
       <w:pPr>
         <w:pStyle w:val="Heading2"/>
         <w:widowControl w:val="0"/>
-        <w:spacing w:after="60" w:line="264" w:lineRule="auto"/>
-        <w:ind w:left="720"/>
-        <w:jc w:val="both"/>
-      </w:pPr>
-      <w:r>
-        <w:t xml:space="preserve">관련 표준</w:t>
-      </w:r>
-    </w:p>
-    <w:p>
-      <w:pPr>
-        <w:widowControl w:val="0"/>
-        <w:spacing w:after="60" w:line="264" w:lineRule="auto"/>
-        <w:ind w:left="720"/>
+        <w:spacing w:after="120" w:line="264" w:lineRule="auto" w:before="280"/>
+        <w:ind w:left="0" w:firstLine="0"/>
+        <w:jc w:val="both"/>
+      </w:pPr>
+      <w:r>
+        <w:t>3.8 관련 표준</w:t>
+      </w:r>
+    </w:p>
+    <w:p>
+      <w:pPr>
+        <w:widowControl w:val="0"/>
+        <w:spacing w:after="120" w:line="348" w:lineRule="auto"/>
+        <w:ind w:left="720" w:firstLine="0"/>
         <w:jc w:val="both"/>
       </w:pPr>
       <w:r>
@@ -2766,38 +2759,34 @@
       <w:pPr>
         <w:pStyle w:val="Heading1"/>
         <w:widowControl w:val="0"/>
-        <w:numPr>
-          <w:ilvl w:val="0"/>
-          <w:numId w:val="1"/>
-        </w:numPr>
-        <w:spacing w:after="200" w:line="276" w:lineRule="auto"/>
-        <w:ind w:left="720" w:hanging="360"/>
+        <w:spacing w:after="200" w:line="276" w:lineRule="auto" w:before="440"/>
+        <w:ind w:left="0" w:firstLine="0"/>
         <w:jc w:val="both"/>
         <w:rPr>
           <w:color w:val="0000ff"/>
         </w:rPr>
       </w:pPr>
       <w:r>
-        <w:t xml:space="preserve">시스템 구성 기획</w:t>
+        <w:t>4. 시스템 구성 기획</w:t>
       </w:r>
     </w:p>
     <w:p>
       <w:pPr>
         <w:pStyle w:val="Heading2"/>
         <w:widowControl w:val="0"/>
-        <w:spacing w:after="60" w:line="264" w:lineRule="auto"/>
-        <w:ind w:left="720"/>
-        <w:jc w:val="both"/>
-      </w:pPr>
-      <w:r>
-        <w:t xml:space="preserve">2계층 구조. Basement(Core)와 Domain Module</w:t>
-      </w:r>
-    </w:p>
-    <w:p>
-      <w:pPr>
-        <w:widowControl w:val="0"/>
-        <w:spacing w:after="60" w:line="264" w:lineRule="auto"/>
-        <w:ind w:left="720"/>
+        <w:spacing w:after="120" w:line="264" w:lineRule="auto" w:before="280"/>
+        <w:ind w:left="0" w:firstLine="0"/>
+        <w:jc w:val="both"/>
+      </w:pPr>
+      <w:r>
+        <w:t>4.1 2계층 구조. Basement(Core)와 Domain Module</w:t>
+      </w:r>
+    </w:p>
+    <w:p>
+      <w:pPr>
+        <w:widowControl w:val="0"/>
+        <w:spacing w:after="120" w:line="348" w:lineRule="auto"/>
+        <w:ind w:left="720" w:firstLine="0"/>
         <w:jc w:val="both"/>
       </w:pPr>
       <w:r>
@@ -2814,97 +2803,97 @@
       <w:pPr>
         <w:pStyle w:val="Heading2"/>
         <w:widowControl w:val="0"/>
-        <w:spacing w:after="60" w:line="264" w:lineRule="auto"/>
-        <w:ind w:left="720"/>
-        <w:jc w:val="both"/>
-      </w:pPr>
-      <w:r>
-        <w:t xml:space="preserve">코어 1. Case Runtime &amp; Coordination</w:t>
-      </w:r>
-    </w:p>
-    <w:p>
-      <w:pPr>
-        <w:widowControl w:val="0"/>
-        <w:spacing w:after="60" w:line="264" w:lineRule="auto"/>
-        <w:ind w:left="1080"/>
-        <w:jc w:val="both"/>
-      </w:pPr>
-      <w:r>
-        <w:rPr>
-          <w:rFonts w:ascii="Malgun Gothic" w:cs="Malgun Gothic" w:eastAsia="Malgun Gothic" w:hAnsi="Malgun Gothic"/>
-          <w:sz w:val="20"/>
-          <w:szCs w:val="20"/>
-          <w:rtl w:val="0"/>
-        </w:rPr>
-        <w:t xml:space="preserve">- Case 생명주기와 상태 전이. new, classifying, routing, running, waiting_input, waiting_approval, waiting_external, resuming, resolved, escalated, failed, cancelled의 12개 상태를 코드로 강제한다.</w:t>
-      </w:r>
-    </w:p>
-    <w:p>
-      <w:pPr>
-        <w:widowControl w:val="0"/>
-        <w:spacing w:after="60" w:line="264" w:lineRule="auto"/>
-        <w:ind w:left="1080"/>
-        <w:jc w:val="both"/>
-      </w:pPr>
-      <w:r>
-        <w:rPr>
-          <w:rFonts w:ascii="Malgun Gothic" w:cs="Malgun Gothic" w:eastAsia="Malgun Gothic" w:hAnsi="Malgun Gothic"/>
-          <w:sz w:val="20"/>
-          <w:szCs w:val="20"/>
-          <w:rtl w:val="0"/>
-        </w:rPr>
-        <w:t xml:space="preserve">- Agentic Controller가 어느 Team에 일을 줄지 정하고 결과를 받아 다음 단계를 정한다. 최상위 흐름은 LangGraph로 구성한다.</w:t>
-      </w:r>
-    </w:p>
-    <w:p>
-      <w:pPr>
-        <w:widowControl w:val="0"/>
-        <w:spacing w:after="60" w:line="264" w:lineRule="auto"/>
-        <w:ind w:left="1080"/>
-        <w:jc w:val="both"/>
-      </w:pPr>
-      <w:r>
-        <w:rPr>
-          <w:rFonts w:ascii="Malgun Gothic" w:cs="Malgun Gothic" w:eastAsia="Malgun Gothic" w:hAnsi="Malgun Gothic"/>
-          <w:sz w:val="20"/>
-          <w:szCs w:val="20"/>
-          <w:rtl w:val="0"/>
-        </w:rPr>
-        <w:t xml:space="preserve">- Agent Team Registry가 Case 유형과 의도로 Team을 찾는다. 조건 하나에 Team이 정확히 하나여야 한다.</w:t>
-      </w:r>
-    </w:p>
-    <w:p>
-      <w:pPr>
-        <w:widowControl w:val="0"/>
-        <w:spacing w:after="60" w:line="264" w:lineRule="auto"/>
-        <w:ind w:left="1080"/>
-        <w:jc w:val="both"/>
-      </w:pPr>
-      <w:r>
-        <w:rPr>
-          <w:rFonts w:ascii="Malgun Gothic" w:cs="Malgun Gothic" w:eastAsia="Malgun Gothic" w:hAnsi="Malgun Gothic"/>
-          <w:sz w:val="20"/>
-          <w:szCs w:val="20"/>
-          <w:rtl w:val="0"/>
-        </w:rPr>
-        <w:t xml:space="preserve">- Context Broker가 Team이 필요로 하는 자료를 대신 읽어 ContextPack으로 묶는다.</w:t>
-      </w:r>
-    </w:p>
-    <w:p>
-      <w:pPr>
-        <w:widowControl w:val="0"/>
-        <w:spacing w:after="60" w:line="264" w:lineRule="auto"/>
-        <w:ind w:left="1080"/>
-        <w:jc w:val="both"/>
-      </w:pPr>
-      <w:r>
-        <w:rPr>
-          <w:rFonts w:ascii="Malgun Gothic" w:cs="Malgun Gothic" w:eastAsia="Malgun Gothic" w:hAnsi="Malgun Gothic"/>
-          <w:sz w:val="20"/>
-          <w:szCs w:val="20"/>
-          <w:rtl w:val="0"/>
-        </w:rPr>
-        <w:t xml:space="preserve">- Shared State에 CAS(비교 후 교체)를 적용해 동시에 고칠 때 나중 쓰기가 앞선 쓰기를 덮지 않게 한다.</w:t>
+        <w:spacing w:after="120" w:line="264" w:lineRule="auto" w:before="280"/>
+        <w:ind w:left="0" w:firstLine="0"/>
+        <w:jc w:val="both"/>
+      </w:pPr>
+      <w:r>
+        <w:t>4.2 코어 1. Case Runtime &amp; Coordination</w:t>
+      </w:r>
+    </w:p>
+    <w:p>
+      <w:pPr>
+        <w:widowControl w:val="0"/>
+        <w:spacing w:after="60" w:line="348" w:lineRule="auto"/>
+        <w:ind w:left="1080" w:hanging="280"/>
+        <w:jc w:val="both"/>
+      </w:pPr>
+      <w:r>
+        <w:rPr>
+          <w:rFonts w:ascii="Malgun Gothic" w:cs="Malgun Gothic" w:eastAsia="Malgun Gothic" w:hAnsi="Malgun Gothic"/>
+          <w:sz w:val="20"/>
+          <w:szCs w:val="20"/>
+          <w:rtl w:val="0"/>
+        </w:rPr>
+        <w:t>• Case 생명주기와 상태 전이. new, classifying, routing, running, waiting_input, waiting_approval, waiting_external, resuming, resolved, escalated, failed, cancelled의 12개 상태를 코드로 강제한다.</w:t>
+      </w:r>
+    </w:p>
+    <w:p>
+      <w:pPr>
+        <w:widowControl w:val="0"/>
+        <w:spacing w:after="60" w:line="348" w:lineRule="auto"/>
+        <w:ind w:left="1080" w:hanging="280"/>
+        <w:jc w:val="both"/>
+      </w:pPr>
+      <w:r>
+        <w:rPr>
+          <w:rFonts w:ascii="Malgun Gothic" w:cs="Malgun Gothic" w:eastAsia="Malgun Gothic" w:hAnsi="Malgun Gothic"/>
+          <w:sz w:val="20"/>
+          <w:szCs w:val="20"/>
+          <w:rtl w:val="0"/>
+        </w:rPr>
+        <w:t>• Agentic Controller가 어느 Team에 일을 줄지 정하고 결과를 받아 다음 단계를 정한다. 최상위 흐름은 LangGraph로 구성한다.</w:t>
+      </w:r>
+    </w:p>
+    <w:p>
+      <w:pPr>
+        <w:widowControl w:val="0"/>
+        <w:spacing w:after="60" w:line="348" w:lineRule="auto"/>
+        <w:ind w:left="1080" w:hanging="280"/>
+        <w:jc w:val="both"/>
+      </w:pPr>
+      <w:r>
+        <w:rPr>
+          <w:rFonts w:ascii="Malgun Gothic" w:cs="Malgun Gothic" w:eastAsia="Malgun Gothic" w:hAnsi="Malgun Gothic"/>
+          <w:sz w:val="20"/>
+          <w:szCs w:val="20"/>
+          <w:rtl w:val="0"/>
+        </w:rPr>
+        <w:t>• Agent Team Registry가 Case 유형과 의도로 Team을 찾는다. 조건 하나에 Team이 정확히 하나여야 한다.</w:t>
+      </w:r>
+    </w:p>
+    <w:p>
+      <w:pPr>
+        <w:widowControl w:val="0"/>
+        <w:spacing w:after="60" w:line="348" w:lineRule="auto"/>
+        <w:ind w:left="1080" w:hanging="280"/>
+        <w:jc w:val="both"/>
+      </w:pPr>
+      <w:r>
+        <w:rPr>
+          <w:rFonts w:ascii="Malgun Gothic" w:cs="Malgun Gothic" w:eastAsia="Malgun Gothic" w:hAnsi="Malgun Gothic"/>
+          <w:sz w:val="20"/>
+          <w:szCs w:val="20"/>
+          <w:rtl w:val="0"/>
+        </w:rPr>
+        <w:t>• Context Broker가 Team이 필요로 하는 자료를 대신 읽어 ContextPack으로 묶는다.</w:t>
+      </w:r>
+    </w:p>
+    <w:p>
+      <w:pPr>
+        <w:widowControl w:val="0"/>
+        <w:spacing w:after="60" w:line="348" w:lineRule="auto"/>
+        <w:ind w:left="1080" w:hanging="280"/>
+        <w:jc w:val="both"/>
+      </w:pPr>
+      <w:r>
+        <w:rPr>
+          <w:rFonts w:ascii="Malgun Gothic" w:cs="Malgun Gothic" w:eastAsia="Malgun Gothic" w:hAnsi="Malgun Gothic"/>
+          <w:sz w:val="20"/>
+          <w:szCs w:val="20"/>
+          <w:rtl w:val="0"/>
+        </w:rPr>
+        <w:t>• Shared State에 CAS(비교 후 교체)를 적용해 동시에 고칠 때 나중 쓰기가 앞선 쓰기를 덮지 않게 한다.</w:t>
       </w:r>
     </w:p>
     <w:p>
@@ -2952,15 +2941,16 @@
     </w:p>
     <w:p>
       <w:pPr>
+        <w:ind w:left="0" w:firstLine="0"/>
         <w:jc w:val="center"/>
-        <w:spacing w:after="180"/>
-      </w:pPr>
-      <w:r>
-        <w:rPr>
-          <w:rFonts w:ascii="Malgun Gothic" w:cs="Malgun Gothic" w:eastAsia="Malgun Gothic" w:hAnsi="Malgun Gothic"/>
+        <w:spacing w:after="240" w:before="80" w:line="312" w:lineRule="auto"/>
+      </w:pPr>
+      <w:r>
+        <w:rPr>
+          <w:rFonts w:ascii="Malgun Gothic" w:cs="Malgun Gothic" w:eastAsia="Malgun Gothic" w:hAnsi="Malgun Gothic"/>
+          <w:color w:val="6B7488"/>
           <w:sz w:val="17"/>
           <w:szCs w:val="17"/>
-          <w:color w:val="595959"/>
           <w:rtl w:val="0"/>
         </w:rPr>
         <w:t xml:space="preserve">그림 6. Case 상태 전이. 보류와 재개가 상태로 표현되므로 며칠 멈춘 건도 흐름 안에 남는다.</w:t>
@@ -2970,225 +2960,225 @@
       <w:pPr>
         <w:pStyle w:val="Heading2"/>
         <w:widowControl w:val="0"/>
-        <w:spacing w:after="60" w:line="264" w:lineRule="auto"/>
-        <w:ind w:left="720"/>
-        <w:jc w:val="both"/>
-      </w:pPr>
-      <w:r>
-        <w:t xml:space="preserve">코어 2. Access &amp; Action Platform</w:t>
-      </w:r>
-    </w:p>
-    <w:p>
-      <w:pPr>
-        <w:widowControl w:val="0"/>
-        <w:spacing w:after="60" w:line="264" w:lineRule="auto"/>
-        <w:ind w:left="1080"/>
-        <w:jc w:val="both"/>
-      </w:pPr>
-      <w:r>
-        <w:rPr>
-          <w:rFonts w:ascii="Malgun Gothic" w:cs="Malgun Gothic" w:eastAsia="Malgun Gothic" w:hAnsi="Malgun Gothic"/>
-          <w:sz w:val="20"/>
-          <w:szCs w:val="20"/>
-          <w:rtl w:val="0"/>
-        </w:rPr>
-        <w:t xml:space="preserve">- Agent Gateway와 REST, MCP, A2A 진입점. 외부 AI가 들어오는 문이다.</w:t>
-      </w:r>
-    </w:p>
-    <w:p>
-      <w:pPr>
-        <w:widowControl w:val="0"/>
-        <w:spacing w:after="60" w:line="264" w:lineRule="auto"/>
-        <w:ind w:left="1080"/>
-        <w:jc w:val="both"/>
-      </w:pPr>
-      <w:r>
-        <w:rPr>
-          <w:rFonts w:ascii="Malgun Gothic" w:cs="Malgun Gothic" w:eastAsia="Malgun Gothic" w:hAnsi="Malgun Gothic"/>
-          <w:sz w:val="20"/>
-          <w:szCs w:val="20"/>
-          <w:rtl w:val="0"/>
-        </w:rPr>
-        <w:t xml:space="preserve">- Tool과 Action Layer. 실제로 외부에 요청을 보내고 결과를 받는다. 부수효과가 여기서만 일어난다.</w:t>
-      </w:r>
-    </w:p>
-    <w:p>
-      <w:pPr>
-        <w:widowControl w:val="0"/>
-        <w:spacing w:after="60" w:line="264" w:lineRule="auto"/>
-        <w:ind w:left="1080"/>
-        <w:jc w:val="both"/>
-      </w:pPr>
-      <w:r>
-        <w:rPr>
-          <w:rFonts w:ascii="Malgun Gothic" w:cs="Malgun Gothic" w:eastAsia="Malgun Gothic" w:hAnsi="Malgun Gothic"/>
-          <w:sz w:val="20"/>
-          <w:szCs w:val="20"/>
-          <w:rtl w:val="0"/>
-        </w:rPr>
-        <w:t xml:space="preserve">- 승인. 고위험 Action은 사람이 결재해야 실행된다.</w:t>
-      </w:r>
-    </w:p>
-    <w:p>
-      <w:pPr>
-        <w:widowControl w:val="0"/>
-        <w:spacing w:after="60" w:line="264" w:lineRule="auto"/>
-        <w:ind w:left="1080"/>
-        <w:jc w:val="both"/>
-      </w:pPr>
-      <w:r>
-        <w:rPr>
-          <w:rFonts w:ascii="Malgun Gothic" w:cs="Malgun Gothic" w:eastAsia="Malgun Gothic" w:hAnsi="Malgun Gothic"/>
-          <w:sz w:val="20"/>
-          <w:szCs w:val="20"/>
-          <w:rtl w:val="0"/>
-        </w:rPr>
-        <w:t xml:space="preserve">- 멱등성. 같은 요청이 10번 들어와도 실제 처리는 1번만 일어난다.</w:t>
-      </w:r>
-    </w:p>
-    <w:p>
-      <w:pPr>
-        <w:widowControl w:val="0"/>
-        <w:spacing w:after="60" w:line="264" w:lineRule="auto"/>
-        <w:ind w:left="1080"/>
-        <w:jc w:val="both"/>
-      </w:pPr>
-      <w:r>
-        <w:rPr>
-          <w:rFonts w:ascii="Malgun Gothic" w:cs="Malgun Gothic" w:eastAsia="Malgun Gothic" w:hAnsi="Malgun Gothic"/>
-          <w:sz w:val="20"/>
-          <w:szCs w:val="20"/>
-          <w:rtl w:val="0"/>
-        </w:rPr>
-        <w:t xml:space="preserve">- 감사 로그. 누가 무엇을 왜 했는지 남긴다.</w:t>
+        <w:spacing w:after="120" w:line="264" w:lineRule="auto" w:before="280"/>
+        <w:ind w:left="0" w:firstLine="0"/>
+        <w:jc w:val="both"/>
+      </w:pPr>
+      <w:r>
+        <w:t>4.3 코어 2. Access &amp; Action Platform</w:t>
+      </w:r>
+    </w:p>
+    <w:p>
+      <w:pPr>
+        <w:widowControl w:val="0"/>
+        <w:spacing w:after="60" w:line="348" w:lineRule="auto"/>
+        <w:ind w:left="1080" w:hanging="280"/>
+        <w:jc w:val="both"/>
+      </w:pPr>
+      <w:r>
+        <w:rPr>
+          <w:rFonts w:ascii="Malgun Gothic" w:cs="Malgun Gothic" w:eastAsia="Malgun Gothic" w:hAnsi="Malgun Gothic"/>
+          <w:sz w:val="20"/>
+          <w:szCs w:val="20"/>
+          <w:rtl w:val="0"/>
+        </w:rPr>
+        <w:t>• Agent Gateway와 REST, MCP, A2A 진입점. 외부 AI가 들어오는 문이다.</w:t>
+      </w:r>
+    </w:p>
+    <w:p>
+      <w:pPr>
+        <w:widowControl w:val="0"/>
+        <w:spacing w:after="60" w:line="348" w:lineRule="auto"/>
+        <w:ind w:left="1080" w:hanging="280"/>
+        <w:jc w:val="both"/>
+      </w:pPr>
+      <w:r>
+        <w:rPr>
+          <w:rFonts w:ascii="Malgun Gothic" w:cs="Malgun Gothic" w:eastAsia="Malgun Gothic" w:hAnsi="Malgun Gothic"/>
+          <w:sz w:val="20"/>
+          <w:szCs w:val="20"/>
+          <w:rtl w:val="0"/>
+        </w:rPr>
+        <w:t>• Tool과 Action Layer. 실제로 외부에 요청을 보내고 결과를 받는다. 부수효과가 여기서만 일어난다.</w:t>
+      </w:r>
+    </w:p>
+    <w:p>
+      <w:pPr>
+        <w:widowControl w:val="0"/>
+        <w:spacing w:after="60" w:line="348" w:lineRule="auto"/>
+        <w:ind w:left="1080" w:hanging="280"/>
+        <w:jc w:val="both"/>
+      </w:pPr>
+      <w:r>
+        <w:rPr>
+          <w:rFonts w:ascii="Malgun Gothic" w:cs="Malgun Gothic" w:eastAsia="Malgun Gothic" w:hAnsi="Malgun Gothic"/>
+          <w:sz w:val="20"/>
+          <w:szCs w:val="20"/>
+          <w:rtl w:val="0"/>
+        </w:rPr>
+        <w:t>• 승인. 고위험 Action은 사람이 결재해야 실행된다.</w:t>
+      </w:r>
+    </w:p>
+    <w:p>
+      <w:pPr>
+        <w:widowControl w:val="0"/>
+        <w:spacing w:after="60" w:line="348" w:lineRule="auto"/>
+        <w:ind w:left="1080" w:hanging="280"/>
+        <w:jc w:val="both"/>
+      </w:pPr>
+      <w:r>
+        <w:rPr>
+          <w:rFonts w:ascii="Malgun Gothic" w:cs="Malgun Gothic" w:eastAsia="Malgun Gothic" w:hAnsi="Malgun Gothic"/>
+          <w:sz w:val="20"/>
+          <w:szCs w:val="20"/>
+          <w:rtl w:val="0"/>
+        </w:rPr>
+        <w:t>• 멱등성. 같은 요청이 10번 들어와도 실제 처리는 1번만 일어난다.</w:t>
+      </w:r>
+    </w:p>
+    <w:p>
+      <w:pPr>
+        <w:widowControl w:val="0"/>
+        <w:spacing w:after="60" w:line="348" w:lineRule="auto"/>
+        <w:ind w:left="1080" w:hanging="280"/>
+        <w:jc w:val="both"/>
+      </w:pPr>
+      <w:r>
+        <w:rPr>
+          <w:rFonts w:ascii="Malgun Gothic" w:cs="Malgun Gothic" w:eastAsia="Malgun Gothic" w:hAnsi="Malgun Gothic"/>
+          <w:sz w:val="20"/>
+          <w:szCs w:val="20"/>
+          <w:rtl w:val="0"/>
+        </w:rPr>
+        <w:t>• 감사 로그. 누가 무엇을 왜 했는지 남긴다.</w:t>
       </w:r>
     </w:p>
     <w:p>
       <w:pPr>
         <w:pStyle w:val="Heading2"/>
         <w:widowControl w:val="0"/>
-        <w:spacing w:after="60" w:line="264" w:lineRule="auto"/>
-        <w:ind w:left="720"/>
-        <w:jc w:val="both"/>
-      </w:pPr>
-      <w:r>
-        <w:t xml:space="preserve">도메인 팩. 지금 여는 것과 앞으로 열 것</w:t>
-      </w:r>
-    </w:p>
-    <w:p>
-      <w:pPr>
-        <w:widowControl w:val="0"/>
-        <w:spacing w:after="60" w:line="264" w:lineRule="auto"/>
-        <w:ind w:left="1080"/>
-        <w:jc w:val="both"/>
-      </w:pPr>
-      <w:r>
-        <w:rPr>
-          <w:rFonts w:ascii="Malgun Gothic" w:cs="Malgun Gothic" w:eastAsia="Malgun Gothic" w:hAnsi="Malgun Gothic"/>
-          <w:sz w:val="20"/>
-          <w:szCs w:val="20"/>
-          <w:rtl w:val="0"/>
-        </w:rPr>
-        <w:t xml:space="preserve">- 이번 기간(CS Pack). VOC &amp; Store Manager, Response Generation &amp; Review. 프로젝트 주제 그 자체다.</w:t>
-      </w:r>
-    </w:p>
-    <w:p>
-      <w:pPr>
-        <w:widowControl w:val="0"/>
-        <w:spacing w:after="60" w:line="264" w:lineRule="auto"/>
-        <w:ind w:left="1080"/>
-        <w:jc w:val="both"/>
-      </w:pPr>
-      <w:r>
-        <w:rPr>
-          <w:rFonts w:ascii="Malgun Gothic" w:cs="Malgun Gothic" w:eastAsia="Malgun Gothic" w:hAnsi="Malgun Gothic"/>
-          <w:sz w:val="20"/>
-          <w:szCs w:val="20"/>
-          <w:rtl w:val="0"/>
-        </w:rPr>
-        <w:t xml:space="preserve">- 확장 범위(Commerce Ops). Procurement + Order &amp; Payment, Fulfillment &amp; Logistics, Return &amp; Refund, Catalog &amp; Verification. 검증 쇼핑몰이 준비되는 대로 진행한다.</w:t>
+        <w:spacing w:after="120" w:line="264" w:lineRule="auto" w:before="280"/>
+        <w:ind w:left="0" w:firstLine="0"/>
+        <w:jc w:val="both"/>
+      </w:pPr>
+      <w:r>
+        <w:t>4.4 도메인 팩. 지금 여는 것과 앞으로 열 것</w:t>
+      </w:r>
+    </w:p>
+    <w:p>
+      <w:pPr>
+        <w:widowControl w:val="0"/>
+        <w:spacing w:after="60" w:line="348" w:lineRule="auto"/>
+        <w:ind w:left="1080" w:hanging="280"/>
+        <w:jc w:val="both"/>
+      </w:pPr>
+      <w:r>
+        <w:rPr>
+          <w:rFonts w:ascii="Malgun Gothic" w:cs="Malgun Gothic" w:eastAsia="Malgun Gothic" w:hAnsi="Malgun Gothic"/>
+          <w:sz w:val="20"/>
+          <w:szCs w:val="20"/>
+          <w:rtl w:val="0"/>
+        </w:rPr>
+        <w:t>• 이번 기간(CS Pack). VOC &amp; Store Manager, Response Generation &amp; Review. 프로젝트 주제 그 자체다.</w:t>
+      </w:r>
+    </w:p>
+    <w:p>
+      <w:pPr>
+        <w:widowControl w:val="0"/>
+        <w:spacing w:after="60" w:line="348" w:lineRule="auto"/>
+        <w:ind w:left="1080" w:hanging="280"/>
+        <w:jc w:val="both"/>
+      </w:pPr>
+      <w:r>
+        <w:rPr>
+          <w:rFonts w:ascii="Malgun Gothic" w:cs="Malgun Gothic" w:eastAsia="Malgun Gothic" w:hAnsi="Malgun Gothic"/>
+          <w:sz w:val="20"/>
+          <w:szCs w:val="20"/>
+          <w:rtl w:val="0"/>
+        </w:rPr>
+        <w:t>• 확장 범위(Commerce Ops). Procurement + Order &amp; Payment, Fulfillment &amp; Logistics, Return &amp; Refund, Catalog &amp; Verification. 검증 쇼핑몰이 준비되는 대로 진행한다.</w:t>
       </w:r>
     </w:p>
     <w:p>
       <w:pPr>
         <w:pStyle w:val="Heading2"/>
         <w:widowControl w:val="0"/>
-        <w:spacing w:after="60" w:line="264" w:lineRule="auto"/>
-        <w:ind w:left="720"/>
-        <w:jc w:val="both"/>
-      </w:pPr>
-      <w:r>
-        <w:t xml:space="preserve">핵심 규칙 세 가지</w:t>
-      </w:r>
-    </w:p>
-    <w:p>
-      <w:pPr>
-        <w:widowControl w:val="0"/>
-        <w:spacing w:after="60" w:line="264" w:lineRule="auto"/>
-        <w:ind w:left="1080"/>
-        <w:jc w:val="both"/>
-      </w:pPr>
-      <w:r>
-        <w:rPr>
-          <w:rFonts w:ascii="Malgun Gothic" w:cs="Malgun Gothic" w:eastAsia="Malgun Gothic" w:hAnsi="Malgun Gothic"/>
-          <w:sz w:val="20"/>
-          <w:szCs w:val="20"/>
-          <w:rtl w:val="0"/>
-        </w:rPr>
-        <w:t xml:space="preserve">- Team은 조회 도구를 직접 호출하지 않는다. Context Broker를 거친다.</w:t>
-      </w:r>
-    </w:p>
-    <w:p>
-      <w:pPr>
-        <w:widowControl w:val="0"/>
-        <w:spacing w:after="60" w:line="264" w:lineRule="auto"/>
-        <w:ind w:left="1080"/>
-        <w:jc w:val="both"/>
-      </w:pPr>
-      <w:r>
-        <w:rPr>
-          <w:rFonts w:ascii="Malgun Gothic" w:cs="Malgun Gothic" w:eastAsia="Malgun Gothic" w:hAnsi="Malgun Gothic"/>
-          <w:sz w:val="20"/>
-          <w:szCs w:val="20"/>
-          <w:rtl w:val="0"/>
-        </w:rPr>
-        <w:t xml:space="preserve">- Team은 부수효과를 실행하지 않는다. ActionProposal(작업 제안)만 반환하고 실행은 코어 2가 한다.</w:t>
-      </w:r>
-    </w:p>
-    <w:p>
-      <w:pPr>
-        <w:widowControl w:val="0"/>
-        <w:spacing w:after="60" w:line="264" w:lineRule="auto"/>
-        <w:ind w:left="1080"/>
-        <w:jc w:val="both"/>
-      </w:pPr>
-      <w:r>
-        <w:rPr>
-          <w:rFonts w:ascii="Malgun Gothic" w:cs="Malgun Gothic" w:eastAsia="Malgun Gothic" w:hAnsi="Malgun Gothic"/>
-          <w:sz w:val="20"/>
-          <w:szCs w:val="20"/>
-          <w:rtl w:val="0"/>
-        </w:rPr>
-        <w:t xml:space="preserve">- Core는 Team 내부의 그래프, 프롬프트, 검색 코드를 가져오지 않는다. TeamManifest와 표준 계약만 쓴다.</w:t>
+        <w:spacing w:after="120" w:line="264" w:lineRule="auto" w:before="280"/>
+        <w:ind w:left="0" w:firstLine="0"/>
+        <w:jc w:val="both"/>
+      </w:pPr>
+      <w:r>
+        <w:t>4.5 핵심 규칙 세 가지</w:t>
+      </w:r>
+    </w:p>
+    <w:p>
+      <w:pPr>
+        <w:widowControl w:val="0"/>
+        <w:spacing w:after="60" w:line="348" w:lineRule="auto"/>
+        <w:ind w:left="1080" w:hanging="280"/>
+        <w:jc w:val="both"/>
+      </w:pPr>
+      <w:r>
+        <w:rPr>
+          <w:rFonts w:ascii="Malgun Gothic" w:cs="Malgun Gothic" w:eastAsia="Malgun Gothic" w:hAnsi="Malgun Gothic"/>
+          <w:sz w:val="20"/>
+          <w:szCs w:val="20"/>
+          <w:rtl w:val="0"/>
+        </w:rPr>
+        <w:t>• Team은 조회 도구를 직접 호출하지 않는다. Context Broker를 거친다.</w:t>
+      </w:r>
+    </w:p>
+    <w:p>
+      <w:pPr>
+        <w:widowControl w:val="0"/>
+        <w:spacing w:after="60" w:line="348" w:lineRule="auto"/>
+        <w:ind w:left="1080" w:hanging="280"/>
+        <w:jc w:val="both"/>
+      </w:pPr>
+      <w:r>
+        <w:rPr>
+          <w:rFonts w:ascii="Malgun Gothic" w:cs="Malgun Gothic" w:eastAsia="Malgun Gothic" w:hAnsi="Malgun Gothic"/>
+          <w:sz w:val="20"/>
+          <w:szCs w:val="20"/>
+          <w:rtl w:val="0"/>
+        </w:rPr>
+        <w:t>• Team은 부수효과를 실행하지 않는다. ActionProposal(작업 제안)만 반환하고 실행은 코어 2가 한다.</w:t>
+      </w:r>
+    </w:p>
+    <w:p>
+      <w:pPr>
+        <w:widowControl w:val="0"/>
+        <w:spacing w:after="60" w:line="348" w:lineRule="auto"/>
+        <w:ind w:left="1080" w:hanging="280"/>
+        <w:jc w:val="both"/>
+      </w:pPr>
+      <w:r>
+        <w:rPr>
+          <w:rFonts w:ascii="Malgun Gothic" w:cs="Malgun Gothic" w:eastAsia="Malgun Gothic" w:hAnsi="Malgun Gothic"/>
+          <w:sz w:val="20"/>
+          <w:szCs w:val="20"/>
+          <w:rtl w:val="0"/>
+        </w:rPr>
+        <w:t>• Core는 Team 내부의 그래프, 프롬프트, 검색 코드를 가져오지 않는다. TeamManifest와 표준 계약만 쓴다.</w:t>
       </w:r>
     </w:p>
     <w:p>
       <w:pPr>
         <w:pStyle w:val="Heading2"/>
         <w:widowControl w:val="0"/>
-        <w:spacing w:after="60" w:line="264" w:lineRule="auto"/>
-        <w:ind w:left="720"/>
-        <w:jc w:val="both"/>
-      </w:pPr>
-      <w:r>
-        <w:t xml:space="preserve">사람의 개입 방식. human-on-the-loop</w:t>
-      </w:r>
-    </w:p>
-    <w:p>
-      <w:pPr>
-        <w:widowControl w:val="0"/>
-        <w:spacing w:after="60" w:line="264" w:lineRule="auto"/>
-        <w:ind w:left="720"/>
+        <w:spacing w:after="120" w:line="264" w:lineRule="auto" w:before="280"/>
+        <w:ind w:left="0" w:firstLine="0"/>
+        <w:jc w:val="both"/>
+      </w:pPr>
+      <w:r>
+        <w:t>4.6 사람의 개입 방식. human-on-the-loop</w:t>
+      </w:r>
+    </w:p>
+    <w:p>
+      <w:pPr>
+        <w:widowControl w:val="0"/>
+        <w:spacing w:after="120" w:line="348" w:lineRule="auto"/>
+        <w:ind w:left="720" w:firstLine="0"/>
         <w:jc w:val="both"/>
       </w:pPr>
       <w:r>
@@ -3205,38 +3195,34 @@
       <w:pPr>
         <w:pStyle w:val="Heading1"/>
         <w:widowControl w:val="0"/>
-        <w:numPr>
-          <w:ilvl w:val="0"/>
-          <w:numId w:val="1"/>
-        </w:numPr>
-        <w:spacing w:after="200" w:line="276" w:lineRule="auto"/>
-        <w:ind w:left="720" w:hanging="360"/>
+        <w:spacing w:after="200" w:line="276" w:lineRule="auto" w:before="440"/>
+        <w:ind w:left="0" w:firstLine="0"/>
         <w:jc w:val="both"/>
         <w:rPr>
           <w:color w:val="0000ff"/>
         </w:rPr>
       </w:pPr>
       <w:r>
-        <w:t xml:space="preserve">모델링 계획</w:t>
+        <w:t>5. 모델링 계획</w:t>
       </w:r>
     </w:p>
     <w:p>
       <w:pPr>
         <w:pStyle w:val="Heading2"/>
         <w:widowControl w:val="0"/>
-        <w:spacing w:after="60" w:line="264" w:lineRule="auto"/>
-        <w:ind w:left="720"/>
-        <w:jc w:val="both"/>
-      </w:pPr>
-      <w:r>
-        <w:t xml:space="preserve">인라인 분류. Case를 만들 때 바로 돌린다</w:t>
-      </w:r>
-    </w:p>
-    <w:p>
-      <w:pPr>
-        <w:widowControl w:val="0"/>
-        <w:spacing w:after="60" w:line="264" w:lineRule="auto"/>
-        <w:ind w:left="720"/>
+        <w:spacing w:after="120" w:line="264" w:lineRule="auto" w:before="280"/>
+        <w:ind w:left="0" w:firstLine="0"/>
+        <w:jc w:val="both"/>
+      </w:pPr>
+      <w:r>
+        <w:t>5.1 인라인 분류. Case를 만들 때 바로 돌린다</w:t>
+      </w:r>
+    </w:p>
+    <w:p>
+      <w:pPr>
+        <w:widowControl w:val="0"/>
+        <w:spacing w:after="120" w:line="348" w:lineRule="auto"/>
+        <w:ind w:left="720" w:firstLine="0"/>
         <w:jc w:val="both"/>
       </w:pPr>
       <w:r>
@@ -3252,71 +3238,71 @@
     <w:p>
       <w:pPr>
         <w:widowControl w:val="0"/>
-        <w:spacing w:after="60" w:line="264" w:lineRule="auto"/>
-        <w:ind w:left="1080"/>
-        <w:jc w:val="both"/>
-      </w:pPr>
-      <w:r>
-        <w:rPr>
-          <w:rFonts w:ascii="Malgun Gothic" w:cs="Malgun Gothic" w:eastAsia="Malgun Gothic" w:hAnsi="Malgun Gothic"/>
-          <w:sz w:val="20"/>
-          <w:szCs w:val="20"/>
-          <w:rtl w:val="0"/>
-        </w:rPr>
-        <w:t xml:space="preserve">- 감성. 골든셋 60건으로 정확도를 측정하고 DB 필드에 저장한다.</w:t>
-      </w:r>
-    </w:p>
-    <w:p>
-      <w:pPr>
-        <w:widowControl w:val="0"/>
-        <w:spacing w:after="60" w:line="264" w:lineRule="auto"/>
-        <w:ind w:left="1080"/>
-        <w:jc w:val="both"/>
-      </w:pPr>
-      <w:r>
-        <w:rPr>
-          <w:rFonts w:ascii="Malgun Gothic" w:cs="Malgun Gothic" w:eastAsia="Malgun Gothic" w:hAnsi="Malgun Gothic"/>
-          <w:sz w:val="20"/>
-          <w:szCs w:val="20"/>
-          <w:rtl w:val="0"/>
-        </w:rPr>
-        <w:t xml:space="preserve">- 의도. billing, technical, other로 나누고 그 결과로 Team을 고른다. 혼동행렬로 검증한다.</w:t>
-      </w:r>
-    </w:p>
-    <w:p>
-      <w:pPr>
-        <w:widowControl w:val="0"/>
-        <w:spacing w:after="60" w:line="264" w:lineRule="auto"/>
-        <w:ind w:left="1080"/>
-        <w:jc w:val="both"/>
-      </w:pPr>
-      <w:r>
-        <w:rPr>
-          <w:rFonts w:ascii="Malgun Gothic" w:cs="Malgun Gothic" w:eastAsia="Malgun Gothic" w:hAnsi="Malgun Gothic"/>
-          <w:sz w:val="20"/>
-          <w:szCs w:val="20"/>
-          <w:rtl w:val="0"/>
-        </w:rPr>
-        <w:t xml:space="preserve">- 이슈. 이슈 코드와 심각도를 함께 저장하고 골든 라벨과의 일치도를 본다.</w:t>
+        <w:spacing w:after="60" w:line="348" w:lineRule="auto"/>
+        <w:ind w:left="1080" w:hanging="280"/>
+        <w:jc w:val="both"/>
+      </w:pPr>
+      <w:r>
+        <w:rPr>
+          <w:rFonts w:ascii="Malgun Gothic" w:cs="Malgun Gothic" w:eastAsia="Malgun Gothic" w:hAnsi="Malgun Gothic"/>
+          <w:sz w:val="20"/>
+          <w:szCs w:val="20"/>
+          <w:rtl w:val="0"/>
+        </w:rPr>
+        <w:t>• 감성. 골든셋 60건으로 정확도를 측정하고 DB 필드에 저장한다.</w:t>
+      </w:r>
+    </w:p>
+    <w:p>
+      <w:pPr>
+        <w:widowControl w:val="0"/>
+        <w:spacing w:after="60" w:line="348" w:lineRule="auto"/>
+        <w:ind w:left="1080" w:hanging="280"/>
+        <w:jc w:val="both"/>
+      </w:pPr>
+      <w:r>
+        <w:rPr>
+          <w:rFonts w:ascii="Malgun Gothic" w:cs="Malgun Gothic" w:eastAsia="Malgun Gothic" w:hAnsi="Malgun Gothic"/>
+          <w:sz w:val="20"/>
+          <w:szCs w:val="20"/>
+          <w:rtl w:val="0"/>
+        </w:rPr>
+        <w:t>• 의도. billing, technical, other로 나누고 그 결과로 Team을 고른다. 혼동행렬로 검증한다.</w:t>
+      </w:r>
+    </w:p>
+    <w:p>
+      <w:pPr>
+        <w:widowControl w:val="0"/>
+        <w:spacing w:after="60" w:line="348" w:lineRule="auto"/>
+        <w:ind w:left="1080" w:hanging="280"/>
+        <w:jc w:val="both"/>
+      </w:pPr>
+      <w:r>
+        <w:rPr>
+          <w:rFonts w:ascii="Malgun Gothic" w:cs="Malgun Gothic" w:eastAsia="Malgun Gothic" w:hAnsi="Malgun Gothic"/>
+          <w:sz w:val="20"/>
+          <w:szCs w:val="20"/>
+          <w:rtl w:val="0"/>
+        </w:rPr>
+        <w:t>• 이슈. 이슈 코드와 심각도를 함께 저장하고 골든 라벨과의 일치도를 본다.</w:t>
       </w:r>
     </w:p>
     <w:p>
       <w:pPr>
         <w:pStyle w:val="Heading2"/>
         <w:widowControl w:val="0"/>
-        <w:spacing w:after="60" w:line="264" w:lineRule="auto"/>
-        <w:ind w:left="720"/>
-        <w:jc w:val="both"/>
-      </w:pPr>
-      <w:r>
-        <w:t xml:space="preserve">검색과 지식. RAG</w:t>
-      </w:r>
-    </w:p>
-    <w:p>
-      <w:pPr>
-        <w:widowControl w:val="0"/>
-        <w:spacing w:after="60" w:line="264" w:lineRule="auto"/>
-        <w:ind w:left="720"/>
+        <w:spacing w:after="120" w:line="264" w:lineRule="auto" w:before="280"/>
+        <w:ind w:left="0" w:firstLine="0"/>
+        <w:jc w:val="both"/>
+      </w:pPr>
+      <w:r>
+        <w:t>5.2 검색과 지식. RAG</w:t>
+      </w:r>
+    </w:p>
+    <w:p>
+      <w:pPr>
+        <w:widowControl w:val="0"/>
+        <w:spacing w:after="120" w:line="348" w:lineRule="auto"/>
+        <w:ind w:left="720" w:firstLine="0"/>
         <w:jc w:val="both"/>
       </w:pPr>
       <w:r>
@@ -3333,19 +3319,19 @@
       <w:pPr>
         <w:pStyle w:val="Heading2"/>
         <w:widowControl w:val="0"/>
-        <w:spacing w:after="60" w:line="264" w:lineRule="auto"/>
-        <w:ind w:left="720"/>
-        <w:jc w:val="both"/>
-      </w:pPr>
-      <w:r>
-        <w:t xml:space="preserve">지어낸 답을 막는 장치. 근거 대조</w:t>
-      </w:r>
-    </w:p>
-    <w:p>
-      <w:pPr>
-        <w:widowControl w:val="0"/>
-        <w:spacing w:after="60" w:line="264" w:lineRule="auto"/>
-        <w:ind w:left="720"/>
+        <w:spacing w:after="120" w:line="264" w:lineRule="auto" w:before="280"/>
+        <w:ind w:left="0" w:firstLine="0"/>
+        <w:jc w:val="both"/>
+      </w:pPr>
+      <w:r>
+        <w:t>5.3 지어낸 답을 막는 장치. 근거 대조</w:t>
+      </w:r>
+    </w:p>
+    <w:p>
+      <w:pPr>
+        <w:widowControl w:val="0"/>
+        <w:spacing w:after="120" w:line="348" w:lineRule="auto"/>
+        <w:ind w:left="720" w:firstLine="0"/>
         <w:jc w:val="both"/>
       </w:pPr>
       <w:r>
@@ -3362,19 +3348,19 @@
       <w:pPr>
         <w:pStyle w:val="Heading2"/>
         <w:widowControl w:val="0"/>
-        <w:spacing w:after="60" w:line="264" w:lineRule="auto"/>
-        <w:ind w:left="720"/>
-        <w:jc w:val="both"/>
-      </w:pPr>
-      <w:r>
-        <w:t xml:space="preserve">배치 분석. VOC &amp; Store Manager</w:t>
-      </w:r>
-    </w:p>
-    <w:p>
-      <w:pPr>
-        <w:widowControl w:val="0"/>
-        <w:spacing w:after="60" w:line="264" w:lineRule="auto"/>
-        <w:ind w:left="720"/>
+        <w:spacing w:after="120" w:line="264" w:lineRule="auto" w:before="280"/>
+        <w:ind w:left="0" w:firstLine="0"/>
+        <w:jc w:val="both"/>
+      </w:pPr>
+      <w:r>
+        <w:t>5.4 배치 분석. VOC &amp; Store Manager</w:t>
+      </w:r>
+    </w:p>
+    <w:p>
+      <w:pPr>
+        <w:widowControl w:val="0"/>
+        <w:spacing w:after="120" w:line="348" w:lineRule="auto"/>
+        <w:ind w:left="720" w:firstLine="0"/>
         <w:jc w:val="both"/>
       </w:pPr>
       <w:r>
@@ -3391,116 +3377,116 @@
       <w:pPr>
         <w:pStyle w:val="Heading2"/>
         <w:widowControl w:val="0"/>
-        <w:spacing w:after="60" w:line="264" w:lineRule="auto"/>
-        <w:ind w:left="720"/>
-        <w:jc w:val="both"/>
-      </w:pPr>
-      <w:r>
-        <w:t xml:space="preserve">평가 계획</w:t>
-      </w:r>
-    </w:p>
-    <w:p>
-      <w:pPr>
-        <w:widowControl w:val="0"/>
-        <w:spacing w:after="60" w:line="264" w:lineRule="auto"/>
-        <w:ind w:left="1080"/>
-        <w:jc w:val="both"/>
-      </w:pPr>
-      <w:r>
-        <w:rPr>
-          <w:rFonts w:ascii="Malgun Gothic" w:cs="Malgun Gothic" w:eastAsia="Malgun Gothic" w:hAnsi="Malgun Gothic"/>
-          <w:sz w:val="20"/>
-          <w:szCs w:val="20"/>
-          <w:rtl w:val="0"/>
-        </w:rPr>
-        <w:t xml:space="preserve">- 비교군. A는 단일 LLM, B는 고정 워크플로와 정책 검색, Proposed는 A-COP 전체다.</w:t>
-      </w:r>
-    </w:p>
-    <w:p>
-      <w:pPr>
-        <w:widowControl w:val="0"/>
-        <w:spacing w:after="60" w:line="264" w:lineRule="auto"/>
-        <w:ind w:left="1080"/>
-        <w:jc w:val="both"/>
-      </w:pPr>
-      <w:r>
-        <w:rPr>
-          <w:rFonts w:ascii="Malgun Gothic" w:cs="Malgun Gothic" w:eastAsia="Malgun Gothic" w:hAnsi="Malgun Gothic"/>
-          <w:sz w:val="20"/>
-          <w:szCs w:val="20"/>
-          <w:rtl w:val="0"/>
-        </w:rPr>
-        <w:t xml:space="preserve">- 데이터. 골든셋 60건과 홀드아웃 20건. 홀드아웃은 개발 중 보지 않는 검증용 표본이다.</w:t>
-      </w:r>
-    </w:p>
-    <w:p>
-      <w:pPr>
-        <w:widowControl w:val="0"/>
-        <w:spacing w:after="60" w:line="264" w:lineRule="auto"/>
-        <w:ind w:left="1080"/>
-        <w:jc w:val="both"/>
-      </w:pPr>
-      <w:r>
-        <w:rPr>
-          <w:rFonts w:ascii="Malgun Gothic" w:cs="Malgun Gothic" w:eastAsia="Malgun Gothic" w:hAnsi="Malgun Gothic"/>
-          <w:sz w:val="20"/>
-          <w:szCs w:val="20"/>
-          <w:rtl w:val="0"/>
-        </w:rPr>
-        <w:t xml:space="preserve">- 통계. 각 군을 3회 실행한 뒤 부트스트랩 95퍼센트 신뢰구간과 McNemar 검정으로 차이를 판정한다.</w:t>
-      </w:r>
-    </w:p>
-    <w:p>
-      <w:pPr>
-        <w:widowControl w:val="0"/>
-        <w:spacing w:after="60" w:line="264" w:lineRule="auto"/>
-        <w:ind w:left="1080"/>
-        <w:jc w:val="both"/>
-      </w:pPr>
-      <w:r>
-        <w:rPr>
-          <w:rFonts w:ascii="Malgun Gothic" w:cs="Malgun Gothic" w:eastAsia="Malgun Gothic" w:hAnsi="Malgun Gothic"/>
-          <w:sz w:val="20"/>
-          <w:szCs w:val="20"/>
-          <w:rtl w:val="0"/>
-        </w:rPr>
-        <w:t xml:space="preserve">- 판정 보조로 LLM-as-Judge를 쓴다. 모델이 채점자 역할을 하는 방식이며 사람 라벨 20건과 일치도를 확인한다.</w:t>
-      </w:r>
-    </w:p>
-    <w:p>
-      <w:pPr>
-        <w:widowControl w:val="0"/>
-        <w:spacing w:after="60" w:line="264" w:lineRule="auto"/>
-        <w:ind w:left="1080"/>
-        <w:jc w:val="both"/>
-      </w:pPr>
-      <w:r>
-        <w:rPr>
-          <w:rFonts w:ascii="Malgun Gothic" w:cs="Malgun Gothic" w:eastAsia="Malgun Gothic" w:hAnsi="Malgun Gothic"/>
-          <w:sz w:val="20"/>
-          <w:szCs w:val="20"/>
-          <w:rtl w:val="0"/>
-        </w:rPr>
-        <w:t xml:space="preserve">- 재현. eval 폴더의 harness에서 명령 한 줄로 다시 돌릴 수 있어야 한다.</w:t>
+        <w:spacing w:after="120" w:line="264" w:lineRule="auto" w:before="280"/>
+        <w:ind w:left="0" w:firstLine="0"/>
+        <w:jc w:val="both"/>
+      </w:pPr>
+      <w:r>
+        <w:t>5.5 평가 계획</w:t>
+      </w:r>
+    </w:p>
+    <w:p>
+      <w:pPr>
+        <w:widowControl w:val="0"/>
+        <w:spacing w:after="60" w:line="348" w:lineRule="auto"/>
+        <w:ind w:left="1080" w:hanging="280"/>
+        <w:jc w:val="both"/>
+      </w:pPr>
+      <w:r>
+        <w:rPr>
+          <w:rFonts w:ascii="Malgun Gothic" w:cs="Malgun Gothic" w:eastAsia="Malgun Gothic" w:hAnsi="Malgun Gothic"/>
+          <w:sz w:val="20"/>
+          <w:szCs w:val="20"/>
+          <w:rtl w:val="0"/>
+        </w:rPr>
+        <w:t>• 비교군. A는 단일 LLM, B는 고정 워크플로와 정책 검색, Proposed는 A-COP 전체다.</w:t>
+      </w:r>
+    </w:p>
+    <w:p>
+      <w:pPr>
+        <w:widowControl w:val="0"/>
+        <w:spacing w:after="60" w:line="348" w:lineRule="auto"/>
+        <w:ind w:left="1080" w:hanging="280"/>
+        <w:jc w:val="both"/>
+      </w:pPr>
+      <w:r>
+        <w:rPr>
+          <w:rFonts w:ascii="Malgun Gothic" w:cs="Malgun Gothic" w:eastAsia="Malgun Gothic" w:hAnsi="Malgun Gothic"/>
+          <w:sz w:val="20"/>
+          <w:szCs w:val="20"/>
+          <w:rtl w:val="0"/>
+        </w:rPr>
+        <w:t>• 데이터. 골든셋 60건과 홀드아웃 20건. 홀드아웃은 개발 중 보지 않는 검증용 표본이다.</w:t>
+      </w:r>
+    </w:p>
+    <w:p>
+      <w:pPr>
+        <w:widowControl w:val="0"/>
+        <w:spacing w:after="60" w:line="348" w:lineRule="auto"/>
+        <w:ind w:left="1080" w:hanging="280"/>
+        <w:jc w:val="both"/>
+      </w:pPr>
+      <w:r>
+        <w:rPr>
+          <w:rFonts w:ascii="Malgun Gothic" w:cs="Malgun Gothic" w:eastAsia="Malgun Gothic" w:hAnsi="Malgun Gothic"/>
+          <w:sz w:val="20"/>
+          <w:szCs w:val="20"/>
+          <w:rtl w:val="0"/>
+        </w:rPr>
+        <w:t>• 통계. 각 군을 3회 실행한 뒤 부트스트랩 95퍼센트 신뢰구간과 McNemar 검정으로 차이를 판정한다.</w:t>
+      </w:r>
+    </w:p>
+    <w:p>
+      <w:pPr>
+        <w:widowControl w:val="0"/>
+        <w:spacing w:after="60" w:line="348" w:lineRule="auto"/>
+        <w:ind w:left="1080" w:hanging="280"/>
+        <w:jc w:val="both"/>
+      </w:pPr>
+      <w:r>
+        <w:rPr>
+          <w:rFonts w:ascii="Malgun Gothic" w:cs="Malgun Gothic" w:eastAsia="Malgun Gothic" w:hAnsi="Malgun Gothic"/>
+          <w:sz w:val="20"/>
+          <w:szCs w:val="20"/>
+          <w:rtl w:val="0"/>
+        </w:rPr>
+        <w:t>• 판정 보조로 LLM-as-Judge를 쓴다. 모델이 채점자 역할을 하는 방식이며 사람 라벨 20건과 일치도를 확인한다.</w:t>
+      </w:r>
+    </w:p>
+    <w:p>
+      <w:pPr>
+        <w:widowControl w:val="0"/>
+        <w:spacing w:after="60" w:line="348" w:lineRule="auto"/>
+        <w:ind w:left="1080" w:hanging="280"/>
+        <w:jc w:val="both"/>
+      </w:pPr>
+      <w:r>
+        <w:rPr>
+          <w:rFonts w:ascii="Malgun Gothic" w:cs="Malgun Gothic" w:eastAsia="Malgun Gothic" w:hAnsi="Malgun Gothic"/>
+          <w:sz w:val="20"/>
+          <w:szCs w:val="20"/>
+          <w:rtl w:val="0"/>
+        </w:rPr>
+        <w:t>• 재현. eval 폴더의 harness에서 명령 한 줄로 다시 돌릴 수 있어야 한다.</w:t>
       </w:r>
     </w:p>
     <w:p>
       <w:pPr>
         <w:pStyle w:val="Heading2"/>
         <w:widowControl w:val="0"/>
-        <w:spacing w:after="60" w:line="264" w:lineRule="auto"/>
-        <w:ind w:left="720"/>
-        <w:jc w:val="both"/>
-      </w:pPr>
-      <w:r>
-        <w:t xml:space="preserve">sLLM 파인튜닝</w:t>
-      </w:r>
-    </w:p>
-    <w:p>
-      <w:pPr>
-        <w:widowControl w:val="0"/>
-        <w:spacing w:after="60" w:line="264" w:lineRule="auto"/>
-        <w:ind w:left="720"/>
+        <w:spacing w:after="120" w:line="264" w:lineRule="auto" w:before="280"/>
+        <w:ind w:left="0" w:firstLine="0"/>
+        <w:jc w:val="both"/>
+      </w:pPr>
+      <w:r>
+        <w:t>5.6 sLLM 파인튜닝</w:t>
+      </w:r>
+    </w:p>
+    <w:p>
+      <w:pPr>
+        <w:widowControl w:val="0"/>
+        <w:spacing w:after="120" w:line="348" w:lineRule="auto"/>
+        <w:ind w:left="720" w:firstLine="0"/>
         <w:jc w:val="both"/>
       </w:pPr>
       <w:r>
@@ -3517,26 +3503,22 @@
       <w:pPr>
         <w:pStyle w:val="Heading1"/>
         <w:widowControl w:val="0"/>
-        <w:numPr>
-          <w:ilvl w:val="0"/>
-          <w:numId w:val="1"/>
-        </w:numPr>
-        <w:spacing w:after="200" w:line="276" w:lineRule="auto"/>
-        <w:ind w:left="720" w:hanging="360"/>
+        <w:spacing w:after="200" w:line="276" w:lineRule="auto" w:before="440"/>
+        <w:ind w:left="0" w:firstLine="0"/>
         <w:jc w:val="both"/>
         <w:rPr>
           <w:color w:val="0000ff"/>
         </w:rPr>
       </w:pPr>
       <w:r>
-        <w:t xml:space="preserve">데이터 수집 전략</w:t>
-      </w:r>
-    </w:p>
-    <w:p>
-      <w:pPr>
-        <w:widowControl w:val="0"/>
-        <w:spacing w:after="60" w:line="264" w:lineRule="auto"/>
-        <w:ind w:left="720"/>
+        <w:t>6. 데이터 수집 전략</w:t>
+      </w:r>
+    </w:p>
+    <w:p>
+      <w:pPr>
+        <w:widowControl w:val="0"/>
+        <w:spacing w:after="120" w:line="348" w:lineRule="auto"/>
+        <w:ind w:left="720" w:firstLine="0"/>
         <w:jc w:val="both"/>
       </w:pPr>
       <w:r>
@@ -3594,15 +3576,16 @@
     </w:p>
     <w:p>
       <w:pPr>
+        <w:ind w:left="0" w:firstLine="0"/>
         <w:jc w:val="center"/>
-        <w:spacing w:after="180"/>
-      </w:pPr>
-      <w:r>
-        <w:rPr>
-          <w:rFonts w:ascii="Malgun Gothic" w:cs="Malgun Gothic" w:eastAsia="Malgun Gothic" w:hAnsi="Malgun Gothic"/>
+        <w:spacing w:after="240" w:before="80" w:line="312" w:lineRule="auto"/>
+      </w:pPr>
+      <w:r>
+        <w:rPr>
+          <w:rFonts w:ascii="Malgun Gothic" w:cs="Malgun Gothic" w:eastAsia="Malgun Gothic" w:hAnsi="Malgun Gothic"/>
+          <w:color w:val="6B7488"/>
           <w:sz w:val="17"/>
           <w:szCs w:val="17"/>
-          <w:color w:val="595959"/>
           <w:rtl w:val="0"/>
         </w:rPr>
         <w:t xml:space="preserve">그림 7. 데이터 처리 흐름. 수집한 자료는 정규화와 색인을 거쳐 Context Broker가 쓴다.</w:t>
@@ -3612,152 +3595,152 @@
       <w:pPr>
         <w:pStyle w:val="Heading2"/>
         <w:widowControl w:val="0"/>
-        <w:spacing w:after="60" w:line="264" w:lineRule="auto"/>
-        <w:ind w:left="720"/>
-        <w:jc w:val="both"/>
-      </w:pPr>
-      <w:r>
-        <w:t>주문과 배송 기록. 코어 1 Context Broker가 쓴다</w:t>
-      </w:r>
-    </w:p>
-    <w:p>
-      <w:pPr>
-        <w:widowControl w:val="0"/>
-        <w:spacing w:after="60" w:line="264" w:lineRule="auto"/>
-        <w:ind w:left="1080"/>
-        <w:jc w:val="both"/>
-      </w:pPr>
-      <w:r>
-        <w:rPr>
-          <w:rFonts w:ascii="Malgun Gothic" w:cs="Malgun Gothic" w:eastAsia="Malgun Gothic" w:hAnsi="Malgun Gothic"/>
-          <w:sz w:val="20"/>
-          <w:szCs w:val="20"/>
-          <w:rtl w:val="0"/>
-        </w:rPr>
-        <w:t xml:space="preserve">- commerce/coupang_order_history. 쿠팡 주문과 배송 기록이다. 브라우저 확장으로 본인 계정의 기록을 수집한다. 페이지에 이미 들어 있는 JSON을 읽는 방식이라 화면 클릭이나 페이지 이동이 필요 없다.</w:t>
-      </w:r>
-    </w:p>
-    <w:p>
-      <w:pPr>
-        <w:widowControl w:val="0"/>
-        <w:spacing w:after="60" w:line="264" w:lineRule="auto"/>
-        <w:ind w:left="1080"/>
-        <w:jc w:val="both"/>
-      </w:pPr>
-      <w:r>
-        <w:rPr>
-          <w:rFonts w:ascii="Malgun Gothic" w:cs="Malgun Gothic" w:eastAsia="Malgun Gothic" w:hAnsi="Malgun Gothic"/>
-          <w:sz w:val="20"/>
-          <w:szCs w:val="20"/>
-          <w:rtl w:val="0"/>
-        </w:rPr>
-        <w:t xml:space="preserve">- commerce/naver_order_history. 네이버 주문 기록이다. 쇼핑몰 한 곳만 쓰면 그 사이트의 데이터 구조에 맞춰 설계가 굳어지므로 두 곳을 쓴다.</w:t>
+        <w:spacing w:after="120" w:line="264" w:lineRule="auto" w:before="280"/>
+        <w:ind w:left="0" w:firstLine="0"/>
+        <w:jc w:val="both"/>
+      </w:pPr>
+      <w:r>
+        <w:t>6.1 주문과 배송 기록. 코어 1 Context Broker가 쓴다</w:t>
+      </w:r>
+    </w:p>
+    <w:p>
+      <w:pPr>
+        <w:widowControl w:val="0"/>
+        <w:spacing w:after="60" w:line="348" w:lineRule="auto"/>
+        <w:ind w:left="1080" w:hanging="280"/>
+        <w:jc w:val="both"/>
+      </w:pPr>
+      <w:r>
+        <w:rPr>
+          <w:rFonts w:ascii="Malgun Gothic" w:cs="Malgun Gothic" w:eastAsia="Malgun Gothic" w:hAnsi="Malgun Gothic"/>
+          <w:sz w:val="20"/>
+          <w:szCs w:val="20"/>
+          <w:rtl w:val="0"/>
+        </w:rPr>
+        <w:t>• commerce/coupang_order_history. 쿠팡 주문과 배송 기록이다. 브라우저 확장으로 본인 계정의 기록을 수집한다. 페이지에 이미 들어 있는 JSON을 읽는 방식이라 화면 클릭이나 페이지 이동이 필요 없다.</w:t>
+      </w:r>
+    </w:p>
+    <w:p>
+      <w:pPr>
+        <w:widowControl w:val="0"/>
+        <w:spacing w:after="60" w:line="348" w:lineRule="auto"/>
+        <w:ind w:left="1080" w:hanging="280"/>
+        <w:jc w:val="both"/>
+      </w:pPr>
+      <w:r>
+        <w:rPr>
+          <w:rFonts w:ascii="Malgun Gothic" w:cs="Malgun Gothic" w:eastAsia="Malgun Gothic" w:hAnsi="Malgun Gothic"/>
+          <w:sz w:val="20"/>
+          <w:szCs w:val="20"/>
+          <w:rtl w:val="0"/>
+        </w:rPr>
+        <w:t>• commerce/naver_order_history. 네이버 주문 기록이다. 쇼핑몰 한 곳만 쓰면 그 사이트의 데이터 구조에 맞춰 설계가 굳어지므로 두 곳을 쓴다.</w:t>
       </w:r>
     </w:p>
     <w:p>
       <w:pPr>
         <w:pStyle w:val="Heading2"/>
         <w:widowControl w:val="0"/>
-        <w:spacing w:after="60" w:line="264" w:lineRule="auto"/>
-        <w:ind w:left="720"/>
-        <w:jc w:val="both"/>
-      </w:pPr>
-      <w:r>
-        <w:t>배송 조회. 코어 2 Action 실행부가 쓴다</w:t>
-      </w:r>
-    </w:p>
-    <w:p>
-      <w:pPr>
-        <w:widowControl w:val="0"/>
-        <w:spacing w:after="60" w:line="264" w:lineRule="auto"/>
-        <w:ind w:left="1080"/>
-        <w:jc w:val="both"/>
-      </w:pPr>
-      <w:r>
-        <w:rPr>
-          <w:rFonts w:ascii="Malgun Gothic" w:cs="Malgun Gothic" w:eastAsia="Malgun Gothic" w:hAnsi="Malgun Gothic"/>
-          <w:sz w:val="20"/>
-          <w:szCs w:val="20"/>
-          <w:rtl w:val="0"/>
-        </w:rPr>
-        <w:t xml:space="preserve">- commerce/courier_tracking. 국내 택배사 송장 조회 도구다. 학습 데이터가 아니라 운영 중 실시간 호출용 도구이므로 전처리 결과물이 비어 있는 것이 정상이다.</w:t>
+        <w:spacing w:after="120" w:line="264" w:lineRule="auto" w:before="280"/>
+        <w:ind w:left="0" w:firstLine="0"/>
+        <w:jc w:val="both"/>
+      </w:pPr>
+      <w:r>
+        <w:t>6.2 배송 조회. 코어 2 Action 실행부가 쓴다</w:t>
+      </w:r>
+    </w:p>
+    <w:p>
+      <w:pPr>
+        <w:widowControl w:val="0"/>
+        <w:spacing w:after="60" w:line="348" w:lineRule="auto"/>
+        <w:ind w:left="1080" w:hanging="280"/>
+        <w:jc w:val="both"/>
+      </w:pPr>
+      <w:r>
+        <w:rPr>
+          <w:rFonts w:ascii="Malgun Gothic" w:cs="Malgun Gothic" w:eastAsia="Malgun Gothic" w:hAnsi="Malgun Gothic"/>
+          <w:sz w:val="20"/>
+          <w:szCs w:val="20"/>
+          <w:rtl w:val="0"/>
+        </w:rPr>
+        <w:t>• commerce/courier_tracking. 국내 택배사 송장 조회 도구다. 학습 데이터가 아니라 운영 중 실시간 호출용 도구이므로 전처리 결과물이 비어 있는 것이 정상이다.</w:t>
       </w:r>
     </w:p>
     <w:p>
       <w:pPr>
         <w:pStyle w:val="Heading2"/>
         <w:widowControl w:val="0"/>
-        <w:spacing w:after="60" w:line="264" w:lineRule="auto"/>
-        <w:ind w:left="720"/>
-        <w:jc w:val="both"/>
-      </w:pPr>
-      <w:r>
-        <w:t>고객 문의 데이터. 코어 1 RAG 지식 재료가 된다</w:t>
-      </w:r>
-    </w:p>
-    <w:p>
-      <w:pPr>
-        <w:widowControl w:val="0"/>
-        <w:spacing w:after="60" w:line="264" w:lineRule="auto"/>
-        <w:ind w:left="1080"/>
-        <w:jc w:val="both"/>
-      </w:pPr>
-      <w:r>
-        <w:rPr>
-          <w:rFonts w:ascii="Malgun Gothic" w:cs="Malgun Gothic" w:eastAsia="Malgun Gothic" w:hAnsi="Malgun Gothic"/>
-          <w:sz w:val="20"/>
-          <w:szCs w:val="20"/>
-          <w:rtl w:val="0"/>
-        </w:rPr>
-        <w:t xml:space="preserve">- voc 폴더. 공개된 고객 문의와 응대 데이터다. 지식 문서 색인과 골든셋 작성에 쓴다.</w:t>
+        <w:spacing w:after="120" w:line="264" w:lineRule="auto" w:before="280"/>
+        <w:ind w:left="0" w:firstLine="0"/>
+        <w:jc w:val="both"/>
+      </w:pPr>
+      <w:r>
+        <w:t>6.3 고객 문의 데이터. 코어 1 RAG 지식 재료가 된다</w:t>
+      </w:r>
+    </w:p>
+    <w:p>
+      <w:pPr>
+        <w:widowControl w:val="0"/>
+        <w:spacing w:after="60" w:line="348" w:lineRule="auto"/>
+        <w:ind w:left="1080" w:hanging="280"/>
+        <w:jc w:val="both"/>
+      </w:pPr>
+      <w:r>
+        <w:rPr>
+          <w:rFonts w:ascii="Malgun Gothic" w:cs="Malgun Gothic" w:eastAsia="Malgun Gothic" w:hAnsi="Malgun Gothic"/>
+          <w:sz w:val="20"/>
+          <w:szCs w:val="20"/>
+          <w:rtl w:val="0"/>
+        </w:rPr>
+        <w:t>• voc 폴더. 공개된 고객 문의와 응대 데이터다. 지식 문서 색인과 골든셋 작성에 쓴다.</w:t>
       </w:r>
     </w:p>
     <w:p>
       <w:pPr>
         <w:pStyle w:val="Heading2"/>
         <w:widowControl w:val="0"/>
-        <w:spacing w:after="60" w:line="264" w:lineRule="auto"/>
-        <w:ind w:left="720"/>
-        <w:jc w:val="both"/>
-      </w:pPr>
-      <w:r>
-        <w:t>번역. 다국어 응대 검토용</w:t>
-      </w:r>
-    </w:p>
-    <w:p>
-      <w:pPr>
-        <w:widowControl w:val="0"/>
-        <w:spacing w:after="60" w:line="264" w:lineRule="auto"/>
-        <w:ind w:left="1080"/>
-        <w:jc w:val="both"/>
-      </w:pPr>
-      <w:r>
-        <w:rPr>
-          <w:rFonts w:ascii="Malgun Gothic" w:cs="Malgun Gothic" w:eastAsia="Malgun Gothic" w:hAnsi="Malgun Gothic"/>
-          <w:sz w:val="20"/>
-          <w:szCs w:val="20"/>
-          <w:rtl w:val="0"/>
-        </w:rPr>
-        <w:t xml:space="preserve">- mt 폴더. 번역 성능 비교 자료다.</w:t>
+        <w:spacing w:after="120" w:line="264" w:lineRule="auto" w:before="280"/>
+        <w:ind w:left="0" w:firstLine="0"/>
+        <w:jc w:val="both"/>
+      </w:pPr>
+      <w:r>
+        <w:t>6.4 번역. 다국어 응대 검토용</w:t>
+      </w:r>
+    </w:p>
+    <w:p>
+      <w:pPr>
+        <w:widowControl w:val="0"/>
+        <w:spacing w:after="60" w:line="348" w:lineRule="auto"/>
+        <w:ind w:left="1080" w:hanging="280"/>
+        <w:jc w:val="both"/>
+      </w:pPr>
+      <w:r>
+        <w:rPr>
+          <w:rFonts w:ascii="Malgun Gothic" w:cs="Malgun Gothic" w:eastAsia="Malgun Gothic" w:hAnsi="Malgun Gothic"/>
+          <w:sz w:val="20"/>
+          <w:szCs w:val="20"/>
+          <w:rtl w:val="0"/>
+        </w:rPr>
+        <w:t>• mt 폴더. 번역 성능 비교 자료다.</w:t>
       </w:r>
     </w:p>
     <w:p>
       <w:pPr>
         <w:pStyle w:val="Heading2"/>
         <w:widowControl w:val="0"/>
-        <w:spacing w:after="60" w:line="264" w:lineRule="auto"/>
-        <w:ind w:left="720"/>
-        <w:jc w:val="both"/>
-      </w:pPr>
-      <w:r>
-        <w:t>검증 쇼핑몰. 준비 중</w:t>
-      </w:r>
-    </w:p>
-    <w:p>
-      <w:pPr>
-        <w:widowControl w:val="0"/>
-        <w:spacing w:after="60" w:line="264" w:lineRule="auto"/>
-        <w:ind w:left="720"/>
+        <w:spacing w:after="120" w:line="264" w:lineRule="auto" w:before="280"/>
+        <w:ind w:left="0" w:firstLine="0"/>
+        <w:jc w:val="both"/>
+      </w:pPr>
+      <w:r>
+        <w:t>6.5 검증 쇼핑몰. 준비 중</w:t>
+      </w:r>
+    </w:p>
+    <w:p>
+      <w:pPr>
+        <w:widowControl w:val="0"/>
+        <w:spacing w:after="120" w:line="348" w:lineRule="auto"/>
+        <w:ind w:left="720" w:firstLine="0"/>
         <w:jc w:val="both"/>
       </w:pPr>
       <w:r>
@@ -3774,82 +3757,82 @@
       <w:pPr>
         <w:pStyle w:val="Heading2"/>
         <w:widowControl w:val="0"/>
-        <w:spacing w:after="60" w:line="264" w:lineRule="auto"/>
-        <w:ind w:left="720"/>
-        <w:jc w:val="both"/>
-      </w:pPr>
-      <w:r>
-        <w:t xml:space="preserve">학습 데이터 두 트랙</w:t>
-      </w:r>
-    </w:p>
-    <w:p>
-      <w:pPr>
-        <w:widowControl w:val="0"/>
-        <w:spacing w:after="60" w:line="264" w:lineRule="auto"/>
-        <w:ind w:left="1080"/>
-        <w:jc w:val="both"/>
-      </w:pPr>
-      <w:r>
-        <w:rPr>
-          <w:rFonts w:ascii="Malgun Gothic" w:cs="Malgun Gothic" w:eastAsia="Malgun Gothic" w:hAnsi="Malgun Gothic"/>
-          <w:sz w:val="20"/>
-          <w:szCs w:val="20"/>
-          <w:rtl w:val="0"/>
-        </w:rPr>
-        <w:t xml:space="preserve">- 도메인 사실 트랙. 실제 스마트스토어 주문, 반품, 취소, 교환, 리뷰 데이터다. 원문이나 개인정보는 문서에 옮기지 않는다.</w:t>
-      </w:r>
-    </w:p>
-    <w:p>
-      <w:pPr>
-        <w:widowControl w:val="0"/>
-        <w:spacing w:after="60" w:line="264" w:lineRule="auto"/>
-        <w:ind w:left="1080"/>
-        <w:jc w:val="both"/>
-      </w:pPr>
-      <w:r>
-        <w:rPr>
-          <w:rFonts w:ascii="Malgun Gothic" w:cs="Malgun Gothic" w:eastAsia="Malgun Gothic" w:hAnsi="Malgun Gothic"/>
-          <w:sz w:val="20"/>
-          <w:szCs w:val="20"/>
-          <w:rtl w:val="0"/>
-        </w:rPr>
-        <w:t xml:space="preserve">- 표현과 의도 트랙. 공개 고객지원 데이터로 문장 다양성과 의도 표현을 보강한다. 이 트랙으로 주문, 가격, 환불 같은 사실을 주입하지 않는다.</w:t>
-      </w:r>
-    </w:p>
-    <w:p>
-      <w:pPr>
-        <w:widowControl w:val="0"/>
-        <w:spacing w:after="60" w:line="264" w:lineRule="auto"/>
-        <w:ind w:left="1080"/>
-        <w:jc w:val="both"/>
-      </w:pPr>
-      <w:r>
-        <w:rPr>
-          <w:rFonts w:ascii="Malgun Gothic" w:cs="Malgun Gothic" w:eastAsia="Malgun Gothic" w:hAnsi="Malgun Gothic"/>
-          <w:sz w:val="20"/>
-          <w:szCs w:val="20"/>
-          <w:rtl w:val="0"/>
-        </w:rPr>
-        <w:t xml:space="preserve">- 라이선스가 확인되지 않은 데이터셋은 확인 전까지 사용하지 않는다.</w:t>
+        <w:spacing w:after="120" w:line="264" w:lineRule="auto" w:before="280"/>
+        <w:ind w:left="0" w:firstLine="0"/>
+        <w:jc w:val="both"/>
+      </w:pPr>
+      <w:r>
+        <w:t>6.6 학습 데이터 두 트랙</w:t>
+      </w:r>
+    </w:p>
+    <w:p>
+      <w:pPr>
+        <w:widowControl w:val="0"/>
+        <w:spacing w:after="60" w:line="348" w:lineRule="auto"/>
+        <w:ind w:left="1080" w:hanging="280"/>
+        <w:jc w:val="both"/>
+      </w:pPr>
+      <w:r>
+        <w:rPr>
+          <w:rFonts w:ascii="Malgun Gothic" w:cs="Malgun Gothic" w:eastAsia="Malgun Gothic" w:hAnsi="Malgun Gothic"/>
+          <w:sz w:val="20"/>
+          <w:szCs w:val="20"/>
+          <w:rtl w:val="0"/>
+        </w:rPr>
+        <w:t>• 도메인 사실 트랙. 실제 스마트스토어 주문, 반품, 취소, 교환, 리뷰 데이터다. 원문이나 개인정보는 문서에 옮기지 않는다.</w:t>
+      </w:r>
+    </w:p>
+    <w:p>
+      <w:pPr>
+        <w:widowControl w:val="0"/>
+        <w:spacing w:after="60" w:line="348" w:lineRule="auto"/>
+        <w:ind w:left="1080" w:hanging="280"/>
+        <w:jc w:val="both"/>
+      </w:pPr>
+      <w:r>
+        <w:rPr>
+          <w:rFonts w:ascii="Malgun Gothic" w:cs="Malgun Gothic" w:eastAsia="Malgun Gothic" w:hAnsi="Malgun Gothic"/>
+          <w:sz w:val="20"/>
+          <w:szCs w:val="20"/>
+          <w:rtl w:val="0"/>
+        </w:rPr>
+        <w:t>• 표현과 의도 트랙. 공개 고객지원 데이터로 문장 다양성과 의도 표현을 보강한다. 이 트랙으로 주문, 가격, 환불 같은 사실을 주입하지 않는다.</w:t>
+      </w:r>
+    </w:p>
+    <w:p>
+      <w:pPr>
+        <w:widowControl w:val="0"/>
+        <w:spacing w:after="60" w:line="348" w:lineRule="auto"/>
+        <w:ind w:left="1080" w:hanging="280"/>
+        <w:jc w:val="both"/>
+      </w:pPr>
+      <w:r>
+        <w:rPr>
+          <w:rFonts w:ascii="Malgun Gothic" w:cs="Malgun Gothic" w:eastAsia="Malgun Gothic" w:hAnsi="Malgun Gothic"/>
+          <w:sz w:val="20"/>
+          <w:szCs w:val="20"/>
+          <w:rtl w:val="0"/>
+        </w:rPr>
+        <w:t>• 라이선스가 확인되지 않은 데이터셋은 확인 전까지 사용하지 않는다.</w:t>
       </w:r>
     </w:p>
     <w:p>
       <w:pPr>
         <w:pStyle w:val="Heading2"/>
         <w:widowControl w:val="0"/>
-        <w:spacing w:after="60" w:line="264" w:lineRule="auto"/>
-        <w:ind w:left="720"/>
-        <w:jc w:val="both"/>
-      </w:pPr>
-      <w:r>
-        <w:t xml:space="preserve">개인정보 처리</w:t>
-      </w:r>
-    </w:p>
-    <w:p>
-      <w:pPr>
-        <w:widowControl w:val="0"/>
-        <w:spacing w:after="60" w:line="264" w:lineRule="auto"/>
-        <w:ind w:left="720"/>
+        <w:spacing w:after="120" w:line="264" w:lineRule="auto" w:before="280"/>
+        <w:ind w:left="0" w:firstLine="0"/>
+        <w:jc w:val="both"/>
+      </w:pPr>
+      <w:r>
+        <w:t>6.7 개인정보 처리</w:t>
+      </w:r>
+    </w:p>
+    <w:p>
+      <w:pPr>
+        <w:widowControl w:val="0"/>
+        <w:spacing w:after="120" w:line="348" w:lineRule="auto"/>
+        <w:ind w:left="720" w:firstLine="0"/>
         <w:jc w:val="both"/>
       </w:pPr>
       <w:r>
@@ -3866,19 +3849,19 @@
       <w:pPr>
         <w:pStyle w:val="Heading2"/>
         <w:widowControl w:val="0"/>
-        <w:spacing w:after="60" w:line="264" w:lineRule="auto"/>
-        <w:ind w:left="720"/>
-        <w:jc w:val="both"/>
-      </w:pPr>
-      <w:r>
-        <w:t xml:space="preserve">팀 합본 네 파일</w:t>
-      </w:r>
-    </w:p>
-    <w:p>
-      <w:pPr>
-        <w:widowControl w:val="0"/>
-        <w:spacing w:after="60" w:line="264" w:lineRule="auto"/>
-        <w:ind w:left="720"/>
+        <w:spacing w:after="120" w:line="264" w:lineRule="auto" w:before="280"/>
+        <w:ind w:left="0" w:firstLine="0"/>
+        <w:jc w:val="both"/>
+      </w:pPr>
+      <w:r>
+        <w:t>6.8 팀 합본 네 파일</w:t>
+      </w:r>
+    </w:p>
+    <w:p>
+      <w:pPr>
+        <w:widowControl w:val="0"/>
+        <w:spacing w:after="120" w:line="348" w:lineRule="auto"/>
+        <w:ind w:left="720" w:firstLine="0"/>
         <w:jc w:val="both"/>
       </w:pPr>
       <w:r>
@@ -3894,76 +3877,76 @@
     <w:p>
       <w:pPr>
         <w:widowControl w:val="0"/>
-        <w:spacing w:after="60" w:line="264" w:lineRule="auto"/>
-        <w:ind w:left="1080"/>
-        <w:jc w:val="both"/>
-      </w:pPr>
-      <w:r>
-        <w:rPr>
-          <w:rFonts w:ascii="Malgun Gothic" w:cs="Malgun Gothic" w:eastAsia="Malgun Gothic" w:hAnsi="Malgun Gothic"/>
-          <w:sz w:val="20"/>
-          <w:szCs w:val="20"/>
-          <w:rtl w:val="0"/>
-        </w:rPr>
-        <w:t xml:space="preserve">- 네이버 주문 270행</w:t>
-      </w:r>
-    </w:p>
-    <w:p>
-      <w:pPr>
-        <w:widowControl w:val="0"/>
-        <w:spacing w:after="60" w:line="264" w:lineRule="auto"/>
-        <w:ind w:left="1080"/>
-        <w:jc w:val="both"/>
-      </w:pPr>
-      <w:r>
-        <w:rPr>
-          <w:rFonts w:ascii="Malgun Gothic" w:cs="Malgun Gothic" w:eastAsia="Malgun Gothic" w:hAnsi="Malgun Gothic"/>
-          <w:sz w:val="20"/>
-          <w:szCs w:val="20"/>
-          <w:rtl w:val="0"/>
-        </w:rPr>
-        <w:t xml:space="preserve">- 쿠팡 주문 3,483행</w:t>
-      </w:r>
-    </w:p>
-    <w:p>
-      <w:pPr>
-        <w:widowControl w:val="0"/>
-        <w:spacing w:after="60" w:line="264" w:lineRule="auto"/>
-        <w:ind w:left="1080"/>
-        <w:jc w:val="both"/>
-      </w:pPr>
-      <w:r>
-        <w:rPr>
-          <w:rFonts w:ascii="Malgun Gothic" w:cs="Malgun Gothic" w:eastAsia="Malgun Gothic" w:hAnsi="Malgun Gothic"/>
-          <w:sz w:val="20"/>
-          <w:szCs w:val="20"/>
-          <w:rtl w:val="0"/>
-        </w:rPr>
-        <w:t xml:space="preserve">- 네이버 택배 배송 238행</w:t>
-      </w:r>
-    </w:p>
-    <w:p>
-      <w:pPr>
-        <w:widowControl w:val="0"/>
-        <w:spacing w:after="60" w:line="264" w:lineRule="auto"/>
-        <w:ind w:left="1080"/>
-        <w:jc w:val="both"/>
-      </w:pPr>
-      <w:r>
-        <w:rPr>
-          <w:rFonts w:ascii="Malgun Gothic" w:cs="Malgun Gothic" w:eastAsia="Malgun Gothic" w:hAnsi="Malgun Gothic"/>
-          <w:sz w:val="20"/>
-          <w:szCs w:val="20"/>
-          <w:rtl w:val="0"/>
-        </w:rPr>
-        <w:t xml:space="preserve">- 쿠팡 택배 배송 1,782행</w:t>
-      </w:r>
-    </w:p>
-    <w:p>
-      <w:pPr>
-        <w:widowControl w:val="0"/>
-        <w:spacing w:after="60" w:line="264" w:lineRule="auto"/>
-        <w:ind w:left="720"/>
+        <w:spacing w:after="60" w:line="348" w:lineRule="auto"/>
+        <w:ind w:left="1080" w:hanging="280"/>
+        <w:jc w:val="both"/>
+      </w:pPr>
+      <w:r>
+        <w:rPr>
+          <w:rFonts w:ascii="Malgun Gothic" w:cs="Malgun Gothic" w:eastAsia="Malgun Gothic" w:hAnsi="Malgun Gothic"/>
+          <w:sz w:val="20"/>
+          <w:szCs w:val="20"/>
+          <w:rtl w:val="0"/>
+        </w:rPr>
+        <w:t>• 네이버 주문 270행</w:t>
+      </w:r>
+    </w:p>
+    <w:p>
+      <w:pPr>
+        <w:widowControl w:val="0"/>
+        <w:spacing w:after="60" w:line="348" w:lineRule="auto"/>
+        <w:ind w:left="1080" w:hanging="280"/>
+        <w:jc w:val="both"/>
+      </w:pPr>
+      <w:r>
+        <w:rPr>
+          <w:rFonts w:ascii="Malgun Gothic" w:cs="Malgun Gothic" w:eastAsia="Malgun Gothic" w:hAnsi="Malgun Gothic"/>
+          <w:sz w:val="20"/>
+          <w:szCs w:val="20"/>
+          <w:rtl w:val="0"/>
+        </w:rPr>
+        <w:t>• 쿠팡 주문 3,483행</w:t>
+      </w:r>
+    </w:p>
+    <w:p>
+      <w:pPr>
+        <w:widowControl w:val="0"/>
+        <w:spacing w:after="60" w:line="348" w:lineRule="auto"/>
+        <w:ind w:left="1080" w:hanging="280"/>
+        <w:jc w:val="both"/>
+      </w:pPr>
+      <w:r>
+        <w:rPr>
+          <w:rFonts w:ascii="Malgun Gothic" w:cs="Malgun Gothic" w:eastAsia="Malgun Gothic" w:hAnsi="Malgun Gothic"/>
+          <w:sz w:val="20"/>
+          <w:szCs w:val="20"/>
+          <w:rtl w:val="0"/>
+        </w:rPr>
+        <w:t>• 네이버 택배 배송 238행</w:t>
+      </w:r>
+    </w:p>
+    <w:p>
+      <w:pPr>
+        <w:widowControl w:val="0"/>
+        <w:spacing w:after="60" w:line="348" w:lineRule="auto"/>
+        <w:ind w:left="1080" w:hanging="280"/>
+        <w:jc w:val="both"/>
+      </w:pPr>
+      <w:r>
+        <w:rPr>
+          <w:rFonts w:ascii="Malgun Gothic" w:cs="Malgun Gothic" w:eastAsia="Malgun Gothic" w:hAnsi="Malgun Gothic"/>
+          <w:sz w:val="20"/>
+          <w:szCs w:val="20"/>
+          <w:rtl w:val="0"/>
+        </w:rPr>
+        <w:t>• 쿠팡 택배 배송 1,782행</w:t>
+      </w:r>
+    </w:p>
+    <w:p>
+      <w:pPr>
+        <w:widowControl w:val="0"/>
+        <w:spacing w:after="120" w:line="348" w:lineRule="auto"/>
+        <w:ind w:left="720" w:firstLine="0"/>
         <w:jc w:val="both"/>
       </w:pPr>
       <w:r>
@@ -3979,8 +3962,8 @@
     <w:p>
       <w:pPr>
         <w:widowControl w:val="0"/>
-        <w:spacing w:after="60" w:line="264" w:lineRule="auto"/>
-        <w:ind w:left="720"/>
+        <w:spacing w:after="120" w:line="348" w:lineRule="auto"/>
+        <w:ind w:left="720" w:firstLine="0"/>
         <w:jc w:val="both"/>
       </w:pPr>
       <w:r>
@@ -3996,8 +3979,8 @@
     <w:p>
       <w:pPr>
         <w:widowControl w:val="0"/>
-        <w:spacing w:after="60" w:line="264" w:lineRule="auto"/>
-        <w:ind w:left="720"/>
+        <w:spacing w:after="120" w:line="348" w:lineRule="auto"/>
+        <w:ind w:left="720" w:firstLine="0"/>
         <w:jc w:val="both"/>
       </w:pPr>
       <w:r>
@@ -4014,12 +3997,12 @@
       <w:pPr>
         <w:pStyle w:val="Heading2"/>
         <w:widowControl w:val="0"/>
-        <w:spacing w:after="60" w:line="264" w:lineRule="auto"/>
-        <w:ind w:left="720"/>
-        <w:jc w:val="both"/>
-      </w:pPr>
-      <w:r>
-        <w:t xml:space="preserve">지금 상태를 숨기지 않는다</w:t>
+        <w:spacing w:after="120" w:line="264" w:lineRule="auto" w:before="280"/>
+        <w:ind w:left="0" w:firstLine="0"/>
+        <w:jc w:val="both"/>
+      </w:pPr>
+      <w:r>
+        <w:t>6.9 지금 상태를 숨기지 않는다</w:t>
       </w:r>
     </w:p>
     <w:p>
@@ -4067,15 +4050,16 @@
     </w:p>
     <w:p>
       <w:pPr>
+        <w:ind w:left="0" w:firstLine="0"/>
         <w:jc w:val="center"/>
-        <w:spacing w:after="180"/>
-      </w:pPr>
-      <w:r>
-        <w:rPr>
-          <w:rFonts w:ascii="Malgun Gothic" w:cs="Malgun Gothic" w:eastAsia="Malgun Gothic" w:hAnsi="Malgun Gothic"/>
+        <w:spacing w:after="240" w:before="80" w:line="312" w:lineRule="auto"/>
+      </w:pPr>
+      <w:r>
+        <w:rPr>
+          <w:rFonts w:ascii="Malgun Gothic" w:cs="Malgun Gothic" w:eastAsia="Malgun Gothic" w:hAnsi="Malgun Gothic"/>
+          <w:color w:val="6B7488"/>
           <w:sz w:val="17"/>
           <w:szCs w:val="17"/>
-          <w:color w:val="595959"/>
           <w:rtl w:val="0"/>
         </w:rPr>
         <w:t xml:space="preserve">그림 8. 데이터 수집 현황. 위 네 분류와 같은 값이다. 못 가져온 부분을 0으로 채우지 않고 그대로 표시했다. 이력 없음의 뜻은 두 쇼핑몰이 다르다. 네이버는 송장이 오래돼 택배사 조회가 막힌 것이고 쿠팡은 단계별 이력이 비어 상태 문구만 남은 것이다.</w:t>
@@ -4084,96 +4068,92 @@
     <w:p>
       <w:pPr>
         <w:widowControl w:val="0"/>
-        <w:spacing w:after="60" w:line="264" w:lineRule="auto"/>
-        <w:ind w:left="1080"/>
-        <w:jc w:val="both"/>
-      </w:pPr>
-      <w:r>
-        <w:rPr>
-          <w:rFonts w:ascii="Malgun Gothic" w:cs="Malgun Gothic" w:eastAsia="Malgun Gothic" w:hAnsi="Malgun Gothic"/>
-          <w:sz w:val="20"/>
-          <w:szCs w:val="20"/>
-          <w:rtl w:val="0"/>
-        </w:rPr>
-        <w:t xml:space="preserve">- 네이버 주문 기록은 팀원 4명이 각자 자기 계정에서 모아 270건이다. 다만 첫 수집분에서 실제 72건 중 68건만 받아온 결함이 확인됐고 아직 안 고쳤다. 같은 크롤러로 받은 나머지 3명분에도 같은 누락이 있을 수 있다.</w:t>
-      </w:r>
-    </w:p>
-    <w:p>
-      <w:pPr>
-        <w:widowControl w:val="0"/>
-        <w:spacing w:after="60" w:line="264" w:lineRule="auto"/>
-        <w:ind w:left="1080"/>
-        <w:jc w:val="both"/>
-      </w:pPr>
-      <w:r>
-        <w:rPr>
-          <w:rFonts w:ascii="Malgun Gothic" w:cs="Malgun Gothic" w:eastAsia="Malgun Gothic" w:hAnsi="Malgun Gothic"/>
-          <w:sz w:val="20"/>
-          <w:szCs w:val="20"/>
-          <w:rtl w:val="0"/>
-        </w:rPr>
-        <w:t xml:space="preserve">- 택배 조회는 팀원 5명이 모아 네이버 조회분 238건을 질의했고 이력이 나온 것은 50건이다. 오래된 송장번호는 6개월에서 12개월 뒤 조회가 막히기 때문이다. 이력이 없는 건도 실패로 세고 분모에서 빼지 않는다.</w:t>
-      </w:r>
-    </w:p>
-    <w:p>
-      <w:pPr>
-        <w:widowControl w:val="0"/>
-        <w:spacing w:after="60" w:line="264" w:lineRule="auto"/>
-        <w:ind w:left="1080"/>
-        <w:jc w:val="both"/>
-      </w:pPr>
-      <w:r>
-        <w:rPr>
-          <w:rFonts w:ascii="Malgun Gothic" w:cs="Malgun Gothic" w:eastAsia="Malgun Gothic" w:hAnsi="Malgun Gothic"/>
-          <w:sz w:val="20"/>
-          <w:szCs w:val="20"/>
-          <w:rtl w:val="0"/>
-        </w:rPr>
-        <w:t xml:space="preserve">- 합본은 만들었지만 데이터셋 폴더의 processed 를 다시 만드는 일은 남아 있다. 지금 processed 는 첫 수집분 기준이다.</w:t>
-      </w:r>
-    </w:p>
-    <w:p>
-      <w:pPr>
-        <w:widowControl w:val="0"/>
-        <w:spacing w:after="60" w:line="264" w:lineRule="auto"/>
-        <w:ind w:left="1080"/>
-        <w:jc w:val="both"/>
-      </w:pPr>
-      <w:r>
-        <w:rPr>
-          <w:rFonts w:ascii="Malgun Gothic" w:cs="Malgun Gothic" w:eastAsia="Malgun Gothic" w:hAnsi="Malgun Gothic"/>
-          <w:sz w:val="20"/>
-          <w:szCs w:val="20"/>
-          <w:rtl w:val="0"/>
-        </w:rPr>
-        <w:t xml:space="preserve">- VOC 공개 데이터는 9종을 받아 5종의 전처리를 마쳤고 4종 924MB가 남아 있다.</w:t>
+        <w:spacing w:after="60" w:line="348" w:lineRule="auto"/>
+        <w:ind w:left="1080" w:hanging="280"/>
+        <w:jc w:val="both"/>
+      </w:pPr>
+      <w:r>
+        <w:rPr>
+          <w:rFonts w:ascii="Malgun Gothic" w:cs="Malgun Gothic" w:eastAsia="Malgun Gothic" w:hAnsi="Malgun Gothic"/>
+          <w:sz w:val="20"/>
+          <w:szCs w:val="20"/>
+          <w:rtl w:val="0"/>
+        </w:rPr>
+        <w:t>• 네이버 주문 기록은 팀원 4명이 각자 자기 계정에서 모아 270건이다. 다만 첫 수집분에서 실제 72건 중 68건만 받아온 결함이 확인됐고 아직 안 고쳤다. 같은 크롤러로 받은 나머지 3명분에도 같은 누락이 있을 수 있다.</w:t>
+      </w:r>
+    </w:p>
+    <w:p>
+      <w:pPr>
+        <w:widowControl w:val="0"/>
+        <w:spacing w:after="60" w:line="348" w:lineRule="auto"/>
+        <w:ind w:left="1080" w:hanging="280"/>
+        <w:jc w:val="both"/>
+      </w:pPr>
+      <w:r>
+        <w:rPr>
+          <w:rFonts w:ascii="Malgun Gothic" w:cs="Malgun Gothic" w:eastAsia="Malgun Gothic" w:hAnsi="Malgun Gothic"/>
+          <w:sz w:val="20"/>
+          <w:szCs w:val="20"/>
+          <w:rtl w:val="0"/>
+        </w:rPr>
+        <w:t>• 택배 조회는 팀원 5명이 모아 네이버 조회분 238건을 질의했고 이력이 나온 것은 50건이다. 오래된 송장번호는 6개월에서 12개월 뒤 조회가 막히기 때문이다. 이력이 없는 건도 실패로 세고 분모에서 빼지 않는다.</w:t>
+      </w:r>
+    </w:p>
+    <w:p>
+      <w:pPr>
+        <w:widowControl w:val="0"/>
+        <w:spacing w:after="60" w:line="348" w:lineRule="auto"/>
+        <w:ind w:left="1080" w:hanging="280"/>
+        <w:jc w:val="both"/>
+      </w:pPr>
+      <w:r>
+        <w:rPr>
+          <w:rFonts w:ascii="Malgun Gothic" w:cs="Malgun Gothic" w:eastAsia="Malgun Gothic" w:hAnsi="Malgun Gothic"/>
+          <w:sz w:val="20"/>
+          <w:szCs w:val="20"/>
+          <w:rtl w:val="0"/>
+        </w:rPr>
+        <w:t>• 합본은 만들었지만 데이터셋 폴더의 processed 를 다시 만드는 일은 남아 있다. 지금 processed 는 첫 수집분 기준이다.</w:t>
+      </w:r>
+    </w:p>
+    <w:p>
+      <w:pPr>
+        <w:widowControl w:val="0"/>
+        <w:spacing w:after="60" w:line="348" w:lineRule="auto"/>
+        <w:ind w:left="1080" w:hanging="280"/>
+        <w:jc w:val="both"/>
+      </w:pPr>
+      <w:r>
+        <w:rPr>
+          <w:rFonts w:ascii="Malgun Gothic" w:cs="Malgun Gothic" w:eastAsia="Malgun Gothic" w:hAnsi="Malgun Gothic"/>
+          <w:sz w:val="20"/>
+          <w:szCs w:val="20"/>
+          <w:rtl w:val="0"/>
+        </w:rPr>
+        <w:t>• VOC 공개 데이터는 9종을 받아 5종의 전처리를 마쳤고 4종 924MB가 남아 있다.</w:t>
       </w:r>
     </w:p>
     <w:p>
       <w:pPr>
         <w:pStyle w:val="Heading1"/>
         <w:widowControl w:val="0"/>
-        <w:numPr>
-          <w:ilvl w:val="0"/>
-          <w:numId w:val="1"/>
-        </w:numPr>
-        <w:spacing w:after="200" w:line="276" w:lineRule="auto"/>
-        <w:ind w:left="720" w:hanging="360"/>
+        <w:spacing w:after="200" w:line="276" w:lineRule="auto" w:before="440"/>
+        <w:ind w:left="0" w:firstLine="0"/>
         <w:jc w:val="both"/>
         <w:rPr>
           <w:color w:val="0000ff"/>
         </w:rPr>
       </w:pPr>
       <w:r>
-        <w:t xml:space="preserve">역할분담(R&amp;R)</w:t>
+        <w:t>7. 역할분담(R&amp;R)</w:t>
       </w:r>
       <w:r/>
     </w:p>
     <w:p>
       <w:pPr>
         <w:widowControl w:val="0"/>
-        <w:spacing w:after="60" w:line="264" w:lineRule="auto"/>
-        <w:ind w:left="720"/>
+        <w:spacing w:after="120" w:line="348" w:lineRule="auto"/>
+        <w:ind w:left="720" w:firstLine="0"/>
         <w:jc w:val="both"/>
       </w:pPr>
       <w:r>
@@ -4190,480 +4170,480 @@
       <w:pPr>
         <w:pStyle w:val="Heading2"/>
         <w:widowControl w:val="0"/>
-        <w:spacing w:after="60" w:line="264" w:lineRule="auto"/>
-        <w:ind w:left="720"/>
-        <w:jc w:val="both"/>
-      </w:pPr>
-      <w:r>
-        <w:t xml:space="preserve">코어 1 (1명). Case Runtime &amp; Coordination</w:t>
-      </w:r>
-    </w:p>
-    <w:p>
-      <w:pPr>
-        <w:widowControl w:val="0"/>
-        <w:spacing w:after="60" w:line="264" w:lineRule="auto"/>
-        <w:ind w:left="1080"/>
-        <w:jc w:val="both"/>
-      </w:pPr>
-      <w:r>
-        <w:rPr>
-          <w:rFonts w:ascii="Malgun Gothic" w:cs="Malgun Gothic" w:eastAsia="Malgun Gothic" w:hAnsi="Malgun Gothic"/>
-          <w:sz w:val="20"/>
-          <w:szCs w:val="20"/>
-          <w:rtl w:val="0"/>
-        </w:rPr>
-        <w:t xml:space="preserve">- 담당. Case lifecycle, Shared State, CAS, Controller, 최상위 LangGraph, Registry, TeamExecutorPort, Message Broker 정책</w:t>
-      </w:r>
-    </w:p>
-    <w:p>
-      <w:pPr>
-        <w:widowControl w:val="0"/>
-        <w:spacing w:after="60" w:line="264" w:lineRule="auto"/>
-        <w:ind w:left="1080"/>
-        <w:jc w:val="both"/>
-      </w:pPr>
-      <w:r>
-        <w:rPr>
-          <w:rFonts w:ascii="Malgun Gothic" w:cs="Malgun Gothic" w:eastAsia="Malgun Gothic" w:hAnsi="Malgun Gothic"/>
-          <w:sz w:val="20"/>
-          <w:szCs w:val="20"/>
-          <w:rtl w:val="0"/>
-        </w:rPr>
-        <w:t xml:space="preserve">- MVP 스택. Python, LangGraph, PostgreSQL(CAS와 트랜잭션), Registry</w:t>
-      </w:r>
-    </w:p>
-    <w:p>
-      <w:pPr>
-        <w:widowControl w:val="0"/>
-        <w:spacing w:after="60" w:line="264" w:lineRule="auto"/>
-        <w:ind w:left="1080"/>
-        <w:jc w:val="both"/>
-      </w:pPr>
-      <w:r>
-        <w:rPr>
-          <w:rFonts w:ascii="Malgun Gothic" w:cs="Malgun Gothic" w:eastAsia="Malgun Gothic" w:hAnsi="Malgun Gothic"/>
-          <w:sz w:val="20"/>
-          <w:szCs w:val="20"/>
-          <w:rtl w:val="0"/>
-        </w:rPr>
-        <w:t xml:space="preserve">- Phase 2. Redis 또는 RabbitMQ Adapter, Apache AGE, Neo4j</w:t>
-      </w:r>
-    </w:p>
-    <w:p>
-      <w:pPr>
-        <w:widowControl w:val="0"/>
-        <w:spacing w:after="60" w:line="264" w:lineRule="auto"/>
-        <w:ind w:left="1080"/>
-        <w:jc w:val="both"/>
-      </w:pPr>
-      <w:r>
-        <w:rPr>
-          <w:rFonts w:ascii="Malgun Gothic" w:cs="Malgun Gothic" w:eastAsia="Malgun Gothic" w:hAnsi="Malgun Gothic"/>
-          <w:sz w:val="20"/>
-          <w:szCs w:val="20"/>
-          <w:rtl w:val="0"/>
-        </w:rPr>
-        <w:t xml:space="preserve">- 담당하지 않음. 외부 인증, 도구 실행, Team 내부 로직</w:t>
-      </w:r>
-    </w:p>
-    <w:p>
-      <w:pPr>
-        <w:widowControl w:val="0"/>
-        <w:spacing w:after="60" w:line="264" w:lineRule="auto"/>
-        <w:ind w:left="1080"/>
-        <w:jc w:val="both"/>
-      </w:pPr>
-      <w:r>
-        <w:rPr>
-          <w:rFonts w:ascii="Malgun Gothic" w:cs="Malgun Gothic" w:eastAsia="Malgun Gothic" w:hAnsi="Malgun Gothic"/>
-          <w:sz w:val="20"/>
-          <w:szCs w:val="20"/>
-          <w:rtl w:val="0"/>
-        </w:rPr>
-        <w:t xml:space="preserve">- 소유 테이블. customer_cases, case_events, shared_state, agent_runs, team_tasks, outbox</w:t>
+        <w:spacing w:after="120" w:line="264" w:lineRule="auto" w:before="280"/>
+        <w:ind w:left="0" w:firstLine="0"/>
+        <w:jc w:val="both"/>
+      </w:pPr>
+      <w:r>
+        <w:t>7.1 코어 1 (1명). Case Runtime &amp; Coordination</w:t>
+      </w:r>
+    </w:p>
+    <w:p>
+      <w:pPr>
+        <w:widowControl w:val="0"/>
+        <w:spacing w:after="60" w:line="348" w:lineRule="auto"/>
+        <w:ind w:left="1080" w:hanging="280"/>
+        <w:jc w:val="both"/>
+      </w:pPr>
+      <w:r>
+        <w:rPr>
+          <w:rFonts w:ascii="Malgun Gothic" w:cs="Malgun Gothic" w:eastAsia="Malgun Gothic" w:hAnsi="Malgun Gothic"/>
+          <w:sz w:val="20"/>
+          <w:szCs w:val="20"/>
+          <w:rtl w:val="0"/>
+        </w:rPr>
+        <w:t>• 담당. Case lifecycle, Shared State, CAS, Controller, 최상위 LangGraph, Registry, TeamExecutorPort, Message Broker 정책</w:t>
+      </w:r>
+    </w:p>
+    <w:p>
+      <w:pPr>
+        <w:widowControl w:val="0"/>
+        <w:spacing w:after="60" w:line="348" w:lineRule="auto"/>
+        <w:ind w:left="1080" w:hanging="280"/>
+        <w:jc w:val="both"/>
+      </w:pPr>
+      <w:r>
+        <w:rPr>
+          <w:rFonts w:ascii="Malgun Gothic" w:cs="Malgun Gothic" w:eastAsia="Malgun Gothic" w:hAnsi="Malgun Gothic"/>
+          <w:sz w:val="20"/>
+          <w:szCs w:val="20"/>
+          <w:rtl w:val="0"/>
+        </w:rPr>
+        <w:t>• MVP 스택. Python, LangGraph, PostgreSQL(CAS와 트랜잭션), Registry</w:t>
+      </w:r>
+    </w:p>
+    <w:p>
+      <w:pPr>
+        <w:widowControl w:val="0"/>
+        <w:spacing w:after="60" w:line="348" w:lineRule="auto"/>
+        <w:ind w:left="1080" w:hanging="280"/>
+        <w:jc w:val="both"/>
+      </w:pPr>
+      <w:r>
+        <w:rPr>
+          <w:rFonts w:ascii="Malgun Gothic" w:cs="Malgun Gothic" w:eastAsia="Malgun Gothic" w:hAnsi="Malgun Gothic"/>
+          <w:sz w:val="20"/>
+          <w:szCs w:val="20"/>
+          <w:rtl w:val="0"/>
+        </w:rPr>
+        <w:t>• Phase 2. Redis 또는 RabbitMQ Adapter, Apache AGE, Neo4j</w:t>
+      </w:r>
+    </w:p>
+    <w:p>
+      <w:pPr>
+        <w:widowControl w:val="0"/>
+        <w:spacing w:after="60" w:line="348" w:lineRule="auto"/>
+        <w:ind w:left="1080" w:hanging="280"/>
+        <w:jc w:val="both"/>
+      </w:pPr>
+      <w:r>
+        <w:rPr>
+          <w:rFonts w:ascii="Malgun Gothic" w:cs="Malgun Gothic" w:eastAsia="Malgun Gothic" w:hAnsi="Malgun Gothic"/>
+          <w:sz w:val="20"/>
+          <w:szCs w:val="20"/>
+          <w:rtl w:val="0"/>
+        </w:rPr>
+        <w:t>• 담당하지 않음. 외부 인증, 도구 실행, Team 내부 로직</w:t>
+      </w:r>
+    </w:p>
+    <w:p>
+      <w:pPr>
+        <w:widowControl w:val="0"/>
+        <w:spacing w:after="60" w:line="348" w:lineRule="auto"/>
+        <w:ind w:left="1080" w:hanging="280"/>
+        <w:jc w:val="both"/>
+      </w:pPr>
+      <w:r>
+        <w:rPr>
+          <w:rFonts w:ascii="Malgun Gothic" w:cs="Malgun Gothic" w:eastAsia="Malgun Gothic" w:hAnsi="Malgun Gothic"/>
+          <w:sz w:val="20"/>
+          <w:szCs w:val="20"/>
+          <w:rtl w:val="0"/>
+        </w:rPr>
+        <w:t>• 소유 테이블. customer_cases, case_events, shared_state, agent_runs, team_tasks, outbox</w:t>
       </w:r>
     </w:p>
     <w:p>
       <w:pPr>
         <w:pStyle w:val="Heading2"/>
         <w:widowControl w:val="0"/>
-        <w:spacing w:after="60" w:line="264" w:lineRule="auto"/>
-        <w:ind w:left="720"/>
-        <w:jc w:val="both"/>
-      </w:pPr>
-      <w:r>
-        <w:t xml:space="preserve">코어 2 (1명). Access &amp; Action Platform</w:t>
-      </w:r>
-    </w:p>
-    <w:p>
-      <w:pPr>
-        <w:widowControl w:val="0"/>
-        <w:spacing w:after="60" w:line="264" w:lineRule="auto"/>
-        <w:ind w:left="1080"/>
-        <w:jc w:val="both"/>
-      </w:pPr>
-      <w:r>
-        <w:rPr>
-          <w:rFonts w:ascii="Malgun Gothic" w:cs="Malgun Gothic" w:eastAsia="Malgun Gothic" w:hAnsi="Malgun Gothic"/>
-          <w:sz w:val="20"/>
-          <w:szCs w:val="20"/>
-          <w:rtl w:val="0"/>
-        </w:rPr>
-        <w:t xml:space="preserve">- 담당. Gateway, Tool과 Action, approval, idempotency, audit</w:t>
-      </w:r>
-    </w:p>
-    <w:p>
-      <w:pPr>
-        <w:widowControl w:val="0"/>
-        <w:spacing w:after="60" w:line="264" w:lineRule="auto"/>
-        <w:ind w:left="1080"/>
-        <w:jc w:val="both"/>
-      </w:pPr>
-      <w:r>
-        <w:rPr>
-          <w:rFonts w:ascii="Malgun Gothic" w:cs="Malgun Gothic" w:eastAsia="Malgun Gothic" w:hAnsi="Malgun Gothic"/>
-          <w:sz w:val="20"/>
-          <w:szCs w:val="20"/>
-          <w:rtl w:val="0"/>
-        </w:rPr>
-        <w:t xml:space="preserve">- MVP 스택. FastAPI, REST와 OpenAPI, MCP, A2A Adapter, API Key와 Scope</w:t>
-      </w:r>
-    </w:p>
-    <w:p>
-      <w:pPr>
-        <w:widowControl w:val="0"/>
-        <w:spacing w:after="60" w:line="264" w:lineRule="auto"/>
-        <w:ind w:left="1080"/>
-        <w:jc w:val="both"/>
-      </w:pPr>
-      <w:r>
-        <w:rPr>
-          <w:rFonts w:ascii="Malgun Gothic" w:cs="Malgun Gothic" w:eastAsia="Malgun Gothic" w:hAnsi="Malgun Gothic"/>
-          <w:sz w:val="20"/>
-          <w:szCs w:val="20"/>
-          <w:rtl w:val="0"/>
-        </w:rPr>
-        <w:t xml:space="preserve">- Phase 2. OAuth 2.0, OpenID Connect, 외부 Message Broker</w:t>
-      </w:r>
-    </w:p>
-    <w:p>
-      <w:pPr>
-        <w:widowControl w:val="0"/>
-        <w:spacing w:after="60" w:line="264" w:lineRule="auto"/>
-        <w:ind w:left="1080"/>
-        <w:jc w:val="both"/>
-      </w:pPr>
-      <w:r>
-        <w:rPr>
-          <w:rFonts w:ascii="Malgun Gothic" w:cs="Malgun Gothic" w:eastAsia="Malgun Gothic" w:hAnsi="Malgun Gothic"/>
-          <w:sz w:val="20"/>
-          <w:szCs w:val="20"/>
-          <w:rtl w:val="0"/>
-        </w:rPr>
-        <w:t xml:space="preserve">- 담당하지 않음. Case 라우팅 판단, Team 내부 로직</w:t>
-      </w:r>
-    </w:p>
-    <w:p>
-      <w:pPr>
-        <w:widowControl w:val="0"/>
-        <w:spacing w:after="60" w:line="264" w:lineRule="auto"/>
-        <w:ind w:left="1080"/>
-        <w:jc w:val="both"/>
-      </w:pPr>
-      <w:r>
-        <w:rPr>
-          <w:rFonts w:ascii="Malgun Gothic" w:cs="Malgun Gothic" w:eastAsia="Malgun Gothic" w:hAnsi="Malgun Gothic"/>
-          <w:sz w:val="20"/>
-          <w:szCs w:val="20"/>
-          <w:rtl w:val="0"/>
-        </w:rPr>
-        <w:t xml:space="preserve">- 소유 테이블. action_requests, action_approvals, audit_logs, 외부 클라이언트와 인증 테이블</w:t>
+        <w:spacing w:after="120" w:line="264" w:lineRule="auto" w:before="280"/>
+        <w:ind w:left="0" w:firstLine="0"/>
+        <w:jc w:val="both"/>
+      </w:pPr>
+      <w:r>
+        <w:t>7.2 코어 2 (1명). Access &amp; Action Platform</w:t>
+      </w:r>
+    </w:p>
+    <w:p>
+      <w:pPr>
+        <w:widowControl w:val="0"/>
+        <w:spacing w:after="60" w:line="348" w:lineRule="auto"/>
+        <w:ind w:left="1080" w:hanging="280"/>
+        <w:jc w:val="both"/>
+      </w:pPr>
+      <w:r>
+        <w:rPr>
+          <w:rFonts w:ascii="Malgun Gothic" w:cs="Malgun Gothic" w:eastAsia="Malgun Gothic" w:hAnsi="Malgun Gothic"/>
+          <w:sz w:val="20"/>
+          <w:szCs w:val="20"/>
+          <w:rtl w:val="0"/>
+        </w:rPr>
+        <w:t>• 담당. Gateway, Tool과 Action, approval, idempotency, audit</w:t>
+      </w:r>
+    </w:p>
+    <w:p>
+      <w:pPr>
+        <w:widowControl w:val="0"/>
+        <w:spacing w:after="60" w:line="348" w:lineRule="auto"/>
+        <w:ind w:left="1080" w:hanging="280"/>
+        <w:jc w:val="both"/>
+      </w:pPr>
+      <w:r>
+        <w:rPr>
+          <w:rFonts w:ascii="Malgun Gothic" w:cs="Malgun Gothic" w:eastAsia="Malgun Gothic" w:hAnsi="Malgun Gothic"/>
+          <w:sz w:val="20"/>
+          <w:szCs w:val="20"/>
+          <w:rtl w:val="0"/>
+        </w:rPr>
+        <w:t>• MVP 스택. FastAPI, REST와 OpenAPI, MCP, A2A Adapter, API Key와 Scope</w:t>
+      </w:r>
+    </w:p>
+    <w:p>
+      <w:pPr>
+        <w:widowControl w:val="0"/>
+        <w:spacing w:after="60" w:line="348" w:lineRule="auto"/>
+        <w:ind w:left="1080" w:hanging="280"/>
+        <w:jc w:val="both"/>
+      </w:pPr>
+      <w:r>
+        <w:rPr>
+          <w:rFonts w:ascii="Malgun Gothic" w:cs="Malgun Gothic" w:eastAsia="Malgun Gothic" w:hAnsi="Malgun Gothic"/>
+          <w:sz w:val="20"/>
+          <w:szCs w:val="20"/>
+          <w:rtl w:val="0"/>
+        </w:rPr>
+        <w:t>• Phase 2. OAuth 2.0, OpenID Connect, 외부 Message Broker</w:t>
+      </w:r>
+    </w:p>
+    <w:p>
+      <w:pPr>
+        <w:widowControl w:val="0"/>
+        <w:spacing w:after="60" w:line="348" w:lineRule="auto"/>
+        <w:ind w:left="1080" w:hanging="280"/>
+        <w:jc w:val="both"/>
+      </w:pPr>
+      <w:r>
+        <w:rPr>
+          <w:rFonts w:ascii="Malgun Gothic" w:cs="Malgun Gothic" w:eastAsia="Malgun Gothic" w:hAnsi="Malgun Gothic"/>
+          <w:sz w:val="20"/>
+          <w:szCs w:val="20"/>
+          <w:rtl w:val="0"/>
+        </w:rPr>
+        <w:t>• 담당하지 않음. Case 라우팅 판단, Team 내부 로직</w:t>
+      </w:r>
+    </w:p>
+    <w:p>
+      <w:pPr>
+        <w:widowControl w:val="0"/>
+        <w:spacing w:after="60" w:line="348" w:lineRule="auto"/>
+        <w:ind w:left="1080" w:hanging="280"/>
+        <w:jc w:val="both"/>
+      </w:pPr>
+      <w:r>
+        <w:rPr>
+          <w:rFonts w:ascii="Malgun Gothic" w:cs="Malgun Gothic" w:eastAsia="Malgun Gothic" w:hAnsi="Malgun Gothic"/>
+          <w:sz w:val="20"/>
+          <w:szCs w:val="20"/>
+          <w:rtl w:val="0"/>
+        </w:rPr>
+        <w:t>• 소유 테이블. action_requests, action_approvals, audit_logs, 외부 클라이언트와 인증 테이블</w:t>
       </w:r>
     </w:p>
     <w:p>
       <w:pPr>
         <w:pStyle w:val="Heading2"/>
         <w:widowControl w:val="0"/>
-        <w:spacing w:after="60" w:line="264" w:lineRule="auto"/>
-        <w:ind w:left="720"/>
-        <w:jc w:val="both"/>
-      </w:pPr>
-      <w:r>
-        <w:t xml:space="preserve">모델 (3명). Agent Team Module</w:t>
-      </w:r>
-    </w:p>
-    <w:p>
-      <w:pPr>
-        <w:widowControl w:val="0"/>
-        <w:spacing w:after="60" w:line="264" w:lineRule="auto"/>
-        <w:ind w:left="1080"/>
-        <w:jc w:val="both"/>
-      </w:pPr>
-      <w:r>
-        <w:rPr>
-          <w:rFonts w:ascii="Malgun Gothic" w:cs="Malgun Gothic" w:eastAsia="Malgun Gothic" w:hAnsi="Malgun Gothic"/>
-          <w:sz w:val="20"/>
-          <w:szCs w:val="20"/>
-          <w:rtl w:val="0"/>
-        </w:rPr>
-        <w:t xml:space="preserve">- 담당. Team graph와 agent, retrieval과 rerank, memory 정책, 모델 선택과 라우팅, TeamResult 생성 규칙</w:t>
-      </w:r>
-    </w:p>
-    <w:p>
-      <w:pPr>
-        <w:widowControl w:val="0"/>
-        <w:spacing w:after="60" w:line="264" w:lineRule="auto"/>
-        <w:ind w:left="1080"/>
-        <w:jc w:val="both"/>
-      </w:pPr>
-      <w:r>
-        <w:rPr>
-          <w:rFonts w:ascii="Malgun Gothic" w:cs="Malgun Gothic" w:eastAsia="Malgun Gothic" w:hAnsi="Malgun Gothic"/>
-          <w:sz w:val="20"/>
-          <w:szCs w:val="20"/>
-          <w:rtl w:val="0"/>
-        </w:rPr>
-        <w:t xml:space="preserve">- MVP 스택. RAG, pgvector, 프롬프트 버전 관리, retrieval과 rerank, memory, 모델 라우팅</w:t>
-      </w:r>
-    </w:p>
-    <w:p>
-      <w:pPr>
-        <w:widowControl w:val="0"/>
-        <w:spacing w:after="60" w:line="264" w:lineRule="auto"/>
-        <w:ind w:left="1080"/>
-        <w:jc w:val="both"/>
-      </w:pPr>
-      <w:r>
-        <w:rPr>
-          <w:rFonts w:ascii="Malgun Gothic" w:cs="Malgun Gothic" w:eastAsia="Malgun Gothic" w:hAnsi="Malgun Gothic"/>
-          <w:sz w:val="20"/>
-          <w:szCs w:val="20"/>
-          <w:rtl w:val="0"/>
-        </w:rPr>
-        <w:t xml:space="preserve">- Phase 2. GraphRAG 확장</w:t>
-      </w:r>
-    </w:p>
-    <w:p>
-      <w:pPr>
-        <w:widowControl w:val="0"/>
-        <w:spacing w:after="60" w:line="264" w:lineRule="auto"/>
-        <w:ind w:left="1080"/>
-        <w:jc w:val="both"/>
-      </w:pPr>
-      <w:r>
-        <w:rPr>
-          <w:rFonts w:ascii="Malgun Gothic" w:cs="Malgun Gothic" w:eastAsia="Malgun Gothic" w:hAnsi="Malgun Gothic"/>
-          <w:sz w:val="20"/>
-          <w:szCs w:val="20"/>
-          <w:rtl w:val="0"/>
-        </w:rPr>
-        <w:t xml:space="preserve">- 담당하지 않음. Core 계약 변경, 부수효과 실행</w:t>
-      </w:r>
-    </w:p>
-    <w:p>
-      <w:pPr>
-        <w:widowControl w:val="0"/>
-        <w:spacing w:after="60" w:line="264" w:lineRule="auto"/>
-        <w:ind w:left="1080"/>
-        <w:jc w:val="both"/>
-      </w:pPr>
-      <w:r>
-        <w:rPr>
-          <w:rFonts w:ascii="Malgun Gothic" w:cs="Malgun Gothic" w:eastAsia="Malgun Gothic" w:hAnsi="Malgun Gothic"/>
-          <w:sz w:val="20"/>
-          <w:szCs w:val="20"/>
-          <w:rtl w:val="0"/>
-        </w:rPr>
-        <w:t xml:space="preserve">- 3명이 Team 수에 1대 1로 고정되지 않는다. 무거우면 2명, 가벼우면 한 사람이 둘을 본다.</w:t>
+        <w:spacing w:after="120" w:line="264" w:lineRule="auto" w:before="280"/>
+        <w:ind w:left="0" w:firstLine="0"/>
+        <w:jc w:val="both"/>
+      </w:pPr>
+      <w:r>
+        <w:t>7.3 모델 (3명). Agent Team Module</w:t>
+      </w:r>
+    </w:p>
+    <w:p>
+      <w:pPr>
+        <w:widowControl w:val="0"/>
+        <w:spacing w:after="60" w:line="348" w:lineRule="auto"/>
+        <w:ind w:left="1080" w:hanging="280"/>
+        <w:jc w:val="both"/>
+      </w:pPr>
+      <w:r>
+        <w:rPr>
+          <w:rFonts w:ascii="Malgun Gothic" w:cs="Malgun Gothic" w:eastAsia="Malgun Gothic" w:hAnsi="Malgun Gothic"/>
+          <w:sz w:val="20"/>
+          <w:szCs w:val="20"/>
+          <w:rtl w:val="0"/>
+        </w:rPr>
+        <w:t>• 담당. Team graph와 agent, retrieval과 rerank, memory 정책, 모델 선택과 라우팅, TeamResult 생성 규칙</w:t>
+      </w:r>
+    </w:p>
+    <w:p>
+      <w:pPr>
+        <w:widowControl w:val="0"/>
+        <w:spacing w:after="60" w:line="348" w:lineRule="auto"/>
+        <w:ind w:left="1080" w:hanging="280"/>
+        <w:jc w:val="both"/>
+      </w:pPr>
+      <w:r>
+        <w:rPr>
+          <w:rFonts w:ascii="Malgun Gothic" w:cs="Malgun Gothic" w:eastAsia="Malgun Gothic" w:hAnsi="Malgun Gothic"/>
+          <w:sz w:val="20"/>
+          <w:szCs w:val="20"/>
+          <w:rtl w:val="0"/>
+        </w:rPr>
+        <w:t>• MVP 스택. RAG, pgvector, 프롬프트 버전 관리, retrieval과 rerank, memory, 모델 라우팅</w:t>
+      </w:r>
+    </w:p>
+    <w:p>
+      <w:pPr>
+        <w:widowControl w:val="0"/>
+        <w:spacing w:after="60" w:line="348" w:lineRule="auto"/>
+        <w:ind w:left="1080" w:hanging="280"/>
+        <w:jc w:val="both"/>
+      </w:pPr>
+      <w:r>
+        <w:rPr>
+          <w:rFonts w:ascii="Malgun Gothic" w:cs="Malgun Gothic" w:eastAsia="Malgun Gothic" w:hAnsi="Malgun Gothic"/>
+          <w:sz w:val="20"/>
+          <w:szCs w:val="20"/>
+          <w:rtl w:val="0"/>
+        </w:rPr>
+        <w:t>• Phase 2. GraphRAG 확장</w:t>
+      </w:r>
+    </w:p>
+    <w:p>
+      <w:pPr>
+        <w:widowControl w:val="0"/>
+        <w:spacing w:after="60" w:line="348" w:lineRule="auto"/>
+        <w:ind w:left="1080" w:hanging="280"/>
+        <w:jc w:val="both"/>
+      </w:pPr>
+      <w:r>
+        <w:rPr>
+          <w:rFonts w:ascii="Malgun Gothic" w:cs="Malgun Gothic" w:eastAsia="Malgun Gothic" w:hAnsi="Malgun Gothic"/>
+          <w:sz w:val="20"/>
+          <w:szCs w:val="20"/>
+          <w:rtl w:val="0"/>
+        </w:rPr>
+        <w:t>• 담당하지 않음. Core 계약 변경, 부수효과 실행</w:t>
+      </w:r>
+    </w:p>
+    <w:p>
+      <w:pPr>
+        <w:widowControl w:val="0"/>
+        <w:spacing w:after="60" w:line="348" w:lineRule="auto"/>
+        <w:ind w:left="1080" w:hanging="280"/>
+        <w:jc w:val="both"/>
+      </w:pPr>
+      <w:r>
+        <w:rPr>
+          <w:rFonts w:ascii="Malgun Gothic" w:cs="Malgun Gothic" w:eastAsia="Malgun Gothic" w:hAnsi="Malgun Gothic"/>
+          <w:sz w:val="20"/>
+          <w:szCs w:val="20"/>
+          <w:rtl w:val="0"/>
+        </w:rPr>
+        <w:t>• 3명이 Team 수에 1대 1로 고정되지 않는다. 무거우면 2명, 가벼우면 한 사람이 둘을 본다.</w:t>
       </w:r>
     </w:p>
     <w:p>
       <w:pPr>
         <w:pStyle w:val="Heading2"/>
         <w:widowControl w:val="0"/>
-        <w:spacing w:after="60" w:line="264" w:lineRule="auto"/>
-        <w:ind w:left="720"/>
-        <w:jc w:val="both"/>
-      </w:pPr>
-      <w:r>
-        <w:t xml:space="preserve">검증과 프론트 (1명)</w:t>
-      </w:r>
-    </w:p>
-    <w:p>
-      <w:pPr>
-        <w:widowControl w:val="0"/>
-        <w:spacing w:after="60" w:line="264" w:lineRule="auto"/>
-        <w:ind w:left="1080"/>
-        <w:jc w:val="both"/>
-      </w:pPr>
-      <w:r>
-        <w:rPr>
-          <w:rFonts w:ascii="Malgun Gothic" w:cs="Malgun Gothic" w:eastAsia="Malgun Gothic" w:hAnsi="Malgun Gothic"/>
-          <w:sz w:val="20"/>
-          <w:szCs w:val="20"/>
-          <w:rtl w:val="0"/>
-        </w:rPr>
-        <w:t xml:space="preserve">- 담당. 평가, 통계 검정, contract 테스트와 회귀 테스트, 운영 UI, 통합 데모, observability</w:t>
-      </w:r>
-    </w:p>
-    <w:p>
-      <w:pPr>
-        <w:widowControl w:val="0"/>
-        <w:spacing w:after="60" w:line="264" w:lineRule="auto"/>
-        <w:ind w:left="1080"/>
-        <w:jc w:val="both"/>
-      </w:pPr>
-      <w:r>
-        <w:rPr>
-          <w:rFonts w:ascii="Malgun Gothic" w:cs="Malgun Gothic" w:eastAsia="Malgun Gothic" w:hAnsi="Malgun Gothic"/>
-          <w:sz w:val="20"/>
-          <w:szCs w:val="20"/>
-          <w:rtl w:val="0"/>
-        </w:rPr>
-        <w:t xml:space="preserve">- MVP 스택. pytest, golden과 holdout harness, bootstrap과 McNemar, contract test, React 운영 UI</w:t>
-      </w:r>
-    </w:p>
-    <w:p>
-      <w:pPr>
-        <w:widowControl w:val="0"/>
-        <w:spacing w:after="60" w:line="264" w:lineRule="auto"/>
-        <w:ind w:left="1080"/>
-        <w:jc w:val="both"/>
-      </w:pPr>
-      <w:r>
-        <w:rPr>
-          <w:rFonts w:ascii="Malgun Gothic" w:cs="Malgun Gothic" w:eastAsia="Malgun Gothic" w:hAnsi="Malgun Gothic"/>
-          <w:sz w:val="20"/>
-          <w:szCs w:val="20"/>
-          <w:rtl w:val="0"/>
-        </w:rPr>
-        <w:t xml:space="preserve">- Phase 2. 고급 observability</w:t>
-      </w:r>
-    </w:p>
-    <w:p>
-      <w:pPr>
-        <w:widowControl w:val="0"/>
-        <w:spacing w:after="60" w:line="264" w:lineRule="auto"/>
-        <w:ind w:left="1080"/>
-        <w:jc w:val="both"/>
-      </w:pPr>
-      <w:r>
-        <w:rPr>
-          <w:rFonts w:ascii="Malgun Gothic" w:cs="Malgun Gothic" w:eastAsia="Malgun Gothic" w:hAnsi="Malgun Gothic"/>
-          <w:sz w:val="20"/>
-          <w:szCs w:val="20"/>
-          <w:rtl w:val="0"/>
-        </w:rPr>
-        <w:t xml:space="preserve">- 담당하지 않음. 업무 로직 구현</w:t>
-      </w:r>
-    </w:p>
-    <w:p>
-      <w:pPr>
-        <w:widowControl w:val="0"/>
-        <w:spacing w:after="60" w:line="264" w:lineRule="auto"/>
-        <w:ind w:left="1080"/>
-        <w:jc w:val="both"/>
-      </w:pPr>
-      <w:r>
-        <w:rPr>
-          <w:rFonts w:ascii="Malgun Gothic" w:cs="Malgun Gothic" w:eastAsia="Malgun Gothic" w:hAnsi="Malgun Gothic"/>
-          <w:sz w:val="20"/>
-          <w:szCs w:val="20"/>
-          <w:rtl w:val="0"/>
-        </w:rPr>
-        <w:t xml:space="preserve">- 검증이 앞이고 프론트가 뒤다. 1순위는 화면이 아니라 좋아졌다를 숫자로 증명하는 것이다.</w:t>
+        <w:spacing w:after="120" w:line="264" w:lineRule="auto" w:before="280"/>
+        <w:ind w:left="0" w:firstLine="0"/>
+        <w:jc w:val="both"/>
+      </w:pPr>
+      <w:r>
+        <w:t>7.4 검증과 프론트 (1명)</w:t>
+      </w:r>
+    </w:p>
+    <w:p>
+      <w:pPr>
+        <w:widowControl w:val="0"/>
+        <w:spacing w:after="60" w:line="348" w:lineRule="auto"/>
+        <w:ind w:left="1080" w:hanging="280"/>
+        <w:jc w:val="both"/>
+      </w:pPr>
+      <w:r>
+        <w:rPr>
+          <w:rFonts w:ascii="Malgun Gothic" w:cs="Malgun Gothic" w:eastAsia="Malgun Gothic" w:hAnsi="Malgun Gothic"/>
+          <w:sz w:val="20"/>
+          <w:szCs w:val="20"/>
+          <w:rtl w:val="0"/>
+        </w:rPr>
+        <w:t>• 담당. 평가, 통계 검정, contract 테스트와 회귀 테스트, 운영 UI, 통합 데모, observability</w:t>
+      </w:r>
+    </w:p>
+    <w:p>
+      <w:pPr>
+        <w:widowControl w:val="0"/>
+        <w:spacing w:after="60" w:line="348" w:lineRule="auto"/>
+        <w:ind w:left="1080" w:hanging="280"/>
+        <w:jc w:val="both"/>
+      </w:pPr>
+      <w:r>
+        <w:rPr>
+          <w:rFonts w:ascii="Malgun Gothic" w:cs="Malgun Gothic" w:eastAsia="Malgun Gothic" w:hAnsi="Malgun Gothic"/>
+          <w:sz w:val="20"/>
+          <w:szCs w:val="20"/>
+          <w:rtl w:val="0"/>
+        </w:rPr>
+        <w:t>• MVP 스택. pytest, golden과 holdout harness, bootstrap과 McNemar, contract test, React 운영 UI</w:t>
+      </w:r>
+    </w:p>
+    <w:p>
+      <w:pPr>
+        <w:widowControl w:val="0"/>
+        <w:spacing w:after="60" w:line="348" w:lineRule="auto"/>
+        <w:ind w:left="1080" w:hanging="280"/>
+        <w:jc w:val="both"/>
+      </w:pPr>
+      <w:r>
+        <w:rPr>
+          <w:rFonts w:ascii="Malgun Gothic" w:cs="Malgun Gothic" w:eastAsia="Malgun Gothic" w:hAnsi="Malgun Gothic"/>
+          <w:sz w:val="20"/>
+          <w:szCs w:val="20"/>
+          <w:rtl w:val="0"/>
+        </w:rPr>
+        <w:t>• Phase 2. 고급 observability</w:t>
+      </w:r>
+    </w:p>
+    <w:p>
+      <w:pPr>
+        <w:widowControl w:val="0"/>
+        <w:spacing w:after="60" w:line="348" w:lineRule="auto"/>
+        <w:ind w:left="1080" w:hanging="280"/>
+        <w:jc w:val="both"/>
+      </w:pPr>
+      <w:r>
+        <w:rPr>
+          <w:rFonts w:ascii="Malgun Gothic" w:cs="Malgun Gothic" w:eastAsia="Malgun Gothic" w:hAnsi="Malgun Gothic"/>
+          <w:sz w:val="20"/>
+          <w:szCs w:val="20"/>
+          <w:rtl w:val="0"/>
+        </w:rPr>
+        <w:t>• 담당하지 않음. 업무 로직 구현</w:t>
+      </w:r>
+    </w:p>
+    <w:p>
+      <w:pPr>
+        <w:widowControl w:val="0"/>
+        <w:spacing w:after="60" w:line="348" w:lineRule="auto"/>
+        <w:ind w:left="1080" w:hanging="280"/>
+        <w:jc w:val="both"/>
+      </w:pPr>
+      <w:r>
+        <w:rPr>
+          <w:rFonts w:ascii="Malgun Gothic" w:cs="Malgun Gothic" w:eastAsia="Malgun Gothic" w:hAnsi="Malgun Gothic"/>
+          <w:sz w:val="20"/>
+          <w:szCs w:val="20"/>
+          <w:rtl w:val="0"/>
+        </w:rPr>
+        <w:t>• 검증이 앞이고 프론트가 뒤다. 1순위는 화면이 아니라 좋아졌다를 숫자로 증명하는 것이다.</w:t>
       </w:r>
     </w:p>
     <w:p>
       <w:pPr>
         <w:pStyle w:val="Heading2"/>
         <w:widowControl w:val="0"/>
-        <w:spacing w:after="60" w:line="264" w:lineRule="auto"/>
-        <w:ind w:left="720"/>
-        <w:jc w:val="both"/>
-      </w:pPr>
-      <w:r>
-        <w:t xml:space="preserve">배포 (공통)</w:t>
-      </w:r>
-    </w:p>
-    <w:p>
-      <w:pPr>
-        <w:widowControl w:val="0"/>
-        <w:spacing w:after="60" w:line="264" w:lineRule="auto"/>
-        <w:ind w:left="1080"/>
-        <w:jc w:val="both"/>
-      </w:pPr>
-      <w:r>
-        <w:rPr>
-          <w:rFonts w:ascii="Malgun Gothic" w:cs="Malgun Gothic" w:eastAsia="Malgun Gothic" w:hAnsi="Malgun Gothic"/>
-          <w:sz w:val="20"/>
-          <w:szCs w:val="20"/>
-          <w:rtl w:val="0"/>
-        </w:rPr>
-        <w:t xml:space="preserve">- Phase 2. AWS와 Docker 컨테이너 기반 배포. 현재 로컬 개발 환경에는 Docker가 설치돼 있지 않아 로컬은 PostgreSQL을 직접 실행하고 배포 단계에서 컨테이너화한다.</w:t>
+        <w:spacing w:after="120" w:line="264" w:lineRule="auto" w:before="280"/>
+        <w:ind w:left="0" w:firstLine="0"/>
+        <w:jc w:val="both"/>
+      </w:pPr>
+      <w:r>
+        <w:t>7.5 배포 (공통)</w:t>
+      </w:r>
+    </w:p>
+    <w:p>
+      <w:pPr>
+        <w:widowControl w:val="0"/>
+        <w:spacing w:after="60" w:line="348" w:lineRule="auto"/>
+        <w:ind w:left="1080" w:hanging="280"/>
+        <w:jc w:val="both"/>
+      </w:pPr>
+      <w:r>
+        <w:rPr>
+          <w:rFonts w:ascii="Malgun Gothic" w:cs="Malgun Gothic" w:eastAsia="Malgun Gothic" w:hAnsi="Malgun Gothic"/>
+          <w:sz w:val="20"/>
+          <w:szCs w:val="20"/>
+          <w:rtl w:val="0"/>
+        </w:rPr>
+        <w:t>• Phase 2. AWS와 Docker 컨테이너 기반 배포. 현재 로컬 개발 환경에는 Docker가 설치돼 있지 않아 로컬은 PostgreSQL을 직접 실행하고 배포 단계에서 컨테이너화한다.</w:t>
       </w:r>
     </w:p>
     <w:p>
       <w:pPr>
         <w:pStyle w:val="Heading2"/>
         <w:widowControl w:val="0"/>
-        <w:spacing w:after="60" w:line="264" w:lineRule="auto"/>
-        <w:ind w:left="720"/>
-        <w:jc w:val="both"/>
-      </w:pPr>
-      <w:r>
-        <w:t xml:space="preserve">공동 규칙</w:t>
-      </w:r>
-    </w:p>
-    <w:p>
-      <w:pPr>
-        <w:widowControl w:val="0"/>
-        <w:spacing w:after="60" w:line="264" w:lineRule="auto"/>
-        <w:ind w:left="1080"/>
-        <w:jc w:val="both"/>
-      </w:pPr>
-      <w:r>
-        <w:rPr>
-          <w:rFonts w:ascii="Malgun Gothic" w:cs="Malgun Gothic" w:eastAsia="Malgun Gothic" w:hAnsi="Malgun Gothic"/>
-          <w:sz w:val="20"/>
-          <w:szCs w:val="20"/>
-          <w:rtl w:val="0"/>
-        </w:rPr>
-        <w:t xml:space="preserve">- tenants, customers, 지식과 프롬프트와 LLM 기록 테이블, SQLAlchemy 설정, Alembic revision은 공동 합의로 정한다.</w:t>
-      </w:r>
-    </w:p>
-    <w:p>
-      <w:pPr>
-        <w:widowControl w:val="0"/>
-        <w:spacing w:after="60" w:line="264" w:lineRule="auto"/>
-        <w:ind w:left="1080"/>
-        <w:jc w:val="both"/>
-      </w:pPr>
-      <w:r>
-        <w:rPr>
-          <w:rFonts w:ascii="Malgun Gothic" w:cs="Malgun Gothic" w:eastAsia="Malgun Gothic" w:hAnsi="Malgun Gothic"/>
-          <w:sz w:val="20"/>
-          <w:szCs w:val="20"/>
-          <w:rtl w:val="0"/>
-        </w:rPr>
-        <w:t xml:space="preserve">- Alembic은 단일 브랜치다. revision을 만들기 전에 main을 rebase하고 upgrade head, downgrade -1, upgrade head 순서를 CI에서 검증한다.</w:t>
-      </w:r>
-    </w:p>
-    <w:p>
-      <w:pPr>
-        <w:widowControl w:val="0"/>
-        <w:spacing w:after="60" w:line="264" w:lineRule="auto"/>
-        <w:ind w:left="1080"/>
-        <w:jc w:val="both"/>
-      </w:pPr>
-      <w:r>
-        <w:rPr>
-          <w:rFonts w:ascii="Malgun Gothic" w:cs="Malgun Gothic" w:eastAsia="Malgun Gothic" w:hAnsi="Malgun Gothic"/>
-          <w:sz w:val="20"/>
-          <w:szCs w:val="20"/>
-          <w:rtl w:val="0"/>
-        </w:rPr>
-        <w:t xml:space="preserve">- 1주차에 계약과 stub을 고정해 코어 1 병목을 막는다.</w:t>
+        <w:spacing w:after="120" w:line="264" w:lineRule="auto" w:before="280"/>
+        <w:ind w:left="0" w:firstLine="0"/>
+        <w:jc w:val="both"/>
+      </w:pPr>
+      <w:r>
+        <w:t>7.6 공동 규칙</w:t>
+      </w:r>
+    </w:p>
+    <w:p>
+      <w:pPr>
+        <w:widowControl w:val="0"/>
+        <w:spacing w:after="60" w:line="348" w:lineRule="auto"/>
+        <w:ind w:left="1080" w:hanging="280"/>
+        <w:jc w:val="both"/>
+      </w:pPr>
+      <w:r>
+        <w:rPr>
+          <w:rFonts w:ascii="Malgun Gothic" w:cs="Malgun Gothic" w:eastAsia="Malgun Gothic" w:hAnsi="Malgun Gothic"/>
+          <w:sz w:val="20"/>
+          <w:szCs w:val="20"/>
+          <w:rtl w:val="0"/>
+        </w:rPr>
+        <w:t>• tenants, customers, 지식과 프롬프트와 LLM 기록 테이블, SQLAlchemy 설정, Alembic revision은 공동 합의로 정한다.</w:t>
+      </w:r>
+    </w:p>
+    <w:p>
+      <w:pPr>
+        <w:widowControl w:val="0"/>
+        <w:spacing w:after="60" w:line="348" w:lineRule="auto"/>
+        <w:ind w:left="1080" w:hanging="280"/>
+        <w:jc w:val="both"/>
+      </w:pPr>
+      <w:r>
+        <w:rPr>
+          <w:rFonts w:ascii="Malgun Gothic" w:cs="Malgun Gothic" w:eastAsia="Malgun Gothic" w:hAnsi="Malgun Gothic"/>
+          <w:sz w:val="20"/>
+          <w:szCs w:val="20"/>
+          <w:rtl w:val="0"/>
+        </w:rPr>
+        <w:t>• Alembic은 단일 브랜치다. revision을 만들기 전에 main을 rebase하고 upgrade head, downgrade -1, upgrade head 순서를 CI에서 검증한다.</w:t>
+      </w:r>
+    </w:p>
+    <w:p>
+      <w:pPr>
+        <w:widowControl w:val="0"/>
+        <w:spacing w:after="60" w:line="348" w:lineRule="auto"/>
+        <w:ind w:left="1080" w:hanging="280"/>
+        <w:jc w:val="both"/>
+      </w:pPr>
+      <w:r>
+        <w:rPr>
+          <w:rFonts w:ascii="Malgun Gothic" w:cs="Malgun Gothic" w:eastAsia="Malgun Gothic" w:hAnsi="Malgun Gothic"/>
+          <w:sz w:val="20"/>
+          <w:szCs w:val="20"/>
+          <w:rtl w:val="0"/>
+        </w:rPr>
+        <w:t>• 1주차에 계약과 stub을 고정해 코어 1 병목을 막는다.</w:t>
       </w:r>
     </w:p>
     <w:p>
@@ -4674,19 +4654,23 @@
     <w:p>
       <w:pPr>
         <w:pStyle w:val="Heading1"/>
-        <w:spacing w:before="280" w:after="120"/>
-      </w:pPr>
-      <w:r>
-        <w:t xml:space="preserve">근거출처</w:t>
-      </w:r>
-    </w:p>
-    <w:p>
-      <w:pPr>
-        <w:spacing w:before="0" w:after="160"/>
+        <w:spacing w:before="440" w:after="200"/>
+        <w:ind w:left="0" w:firstLine="0"/>
+      </w:pPr>
+      <w:r>
+        <w:t>8. 근거출처</w:t>
+      </w:r>
+    </w:p>
+    <w:p>
+      <w:pPr>
+        <w:spacing w:before="80" w:after="240" w:line="312" w:lineRule="auto"/>
+        <w:ind w:left="0" w:firstLine="0"/>
+        <w:jc w:val="center"/>
       </w:pPr>
       <w:r>
         <w:rPr>
           <w:rFonts w:ascii="Malgun Gothic" w:hAnsi="Malgun Gothic" w:eastAsia="Malgun Gothic" w:cs="Malgun Gothic"/>
+          <w:color w:val="6B7488"/>
           <w:sz w:val="18"/>
           <w:szCs w:val="18"/>
         </w:rPr>
@@ -4699,6 +4683,14 @@
         <w:jc w:val="center"/>
         <w:tblLayout w:type="autofit"/>
         <w:tblLook w:firstColumn="1" w:firstRow="1" w:lastColumn="0" w:lastRow="0" w:noHBand="0" w:noVBand="1" w:val="04A0"/>
+        <w:tblBorders>
+          <w:top w:val="single" w:sz="4" w:color="D7DCE5"/>
+          <w:left w:val="single" w:sz="4" w:color="D7DCE5"/>
+          <w:bottom w:val="single" w:sz="4" w:color="D7DCE5"/>
+          <w:right w:val="single" w:sz="4" w:color="D7DCE5"/>
+          <w:insideH w:val="single" w:sz="4" w:color="D7DCE5"/>
+          <w:insideV w:val="single" w:sz="4" w:color="D7DCE5"/>
+        </w:tblBorders>
       </w:tblPr>
       <w:tblGrid>
         <w:gridCol w:w="1985"/>
@@ -4711,8 +4703,12 @@
         <w:tc>
           <w:tcPr>
             <w:tcW w:type="dxa" w:w="1985"/>
-          </w:tcPr>
-          <w:p>
+            <w:shd w:val="clear" w:fill="EEF1F6"/>
+          </w:tcPr>
+          <w:p>
+            <w:pPr>
+              <w:spacing w:after="40" w:line="300" w:lineRule="auto"/>
+            </w:pPr>
             <w:r/>
             <w:r>
               <w:rPr>
@@ -4728,8 +4724,12 @@
         <w:tc>
           <w:tcPr>
             <w:tcW w:type="dxa" w:w="1985"/>
-          </w:tcPr>
-          <w:p>
+            <w:shd w:val="clear" w:fill="EEF1F6"/>
+          </w:tcPr>
+          <w:p>
+            <w:pPr>
+              <w:spacing w:after="40" w:line="300" w:lineRule="auto"/>
+            </w:pPr>
             <w:r/>
             <w:r>
               <w:rPr>
@@ -4745,8 +4745,12 @@
         <w:tc>
           <w:tcPr>
             <w:tcW w:type="dxa" w:w="1985"/>
-          </w:tcPr>
-          <w:p>
+            <w:shd w:val="clear" w:fill="EEF1F6"/>
+          </w:tcPr>
+          <w:p>
+            <w:pPr>
+              <w:spacing w:after="40" w:line="300" w:lineRule="auto"/>
+            </w:pPr>
             <w:r/>
             <w:r>
               <w:rPr>
@@ -4762,8 +4766,12 @@
         <w:tc>
           <w:tcPr>
             <w:tcW w:type="dxa" w:w="1985"/>
-          </w:tcPr>
-          <w:p>
+            <w:shd w:val="clear" w:fill="EEF1F6"/>
+          </w:tcPr>
+          <w:p>
+            <w:pPr>
+              <w:spacing w:after="40" w:line="300" w:lineRule="auto"/>
+            </w:pPr>
             <w:r/>
             <w:r>
               <w:rPr>
@@ -4779,8 +4787,12 @@
         <w:tc>
           <w:tcPr>
             <w:tcW w:type="dxa" w:w="1985"/>
-          </w:tcPr>
-          <w:p>
+            <w:shd w:val="clear" w:fill="EEF1F6"/>
+          </w:tcPr>
+          <w:p>
+            <w:pPr>
+              <w:spacing w:after="40" w:line="300" w:lineRule="auto"/>
+            </w:pPr>
             <w:r/>
             <w:r>
               <w:rPr>
@@ -4800,6 +4812,9 @@
             <w:tcW w:type="dxa" w:w="1985"/>
           </w:tcPr>
           <w:p>
+            <w:pPr>
+              <w:spacing w:after="40" w:line="300" w:lineRule="auto"/>
+            </w:pPr>
             <w:r/>
             <w:r>
               <w:rPr>
@@ -4817,6 +4832,9 @@
             <w:tcW w:type="dxa" w:w="1985"/>
           </w:tcPr>
           <w:p>
+            <w:pPr>
+              <w:spacing w:after="40" w:line="300" w:lineRule="auto"/>
+            </w:pPr>
             <w:r/>
             <w:r>
               <w:rPr>
@@ -4833,6 +4851,9 @@
             <w:tcW w:type="dxa" w:w="1985"/>
           </w:tcPr>
           <w:p>
+            <w:pPr>
+              <w:spacing w:after="40" w:line="300" w:lineRule="auto"/>
+            </w:pPr>
             <w:r/>
             <w:r>
               <w:rPr>
@@ -4849,6 +4870,9 @@
             <w:tcW w:type="dxa" w:w="1985"/>
           </w:tcPr>
           <w:p>
+            <w:pPr>
+              <w:spacing w:after="40" w:line="300" w:lineRule="auto"/>
+            </w:pPr>
             <w:r/>
             <w:r>
               <w:rPr>
@@ -4865,6 +4889,9 @@
             <w:tcW w:type="dxa" w:w="1985"/>
           </w:tcPr>
           <w:p>
+            <w:pPr>
+              <w:spacing w:after="40" w:line="300" w:lineRule="auto"/>
+            </w:pPr>
             <w:r/>
             <w:hyperlink r:id="rId15">
               <w:r>
@@ -4887,6 +4914,9 @@
             <w:tcW w:type="dxa" w:w="1985"/>
           </w:tcPr>
           <w:p>
+            <w:pPr>
+              <w:spacing w:after="40" w:line="300" w:lineRule="auto"/>
+            </w:pPr>
             <w:r/>
             <w:r>
               <w:rPr>
@@ -4904,6 +4934,9 @@
             <w:tcW w:type="dxa" w:w="1985"/>
           </w:tcPr>
           <w:p>
+            <w:pPr>
+              <w:spacing w:after="40" w:line="300" w:lineRule="auto"/>
+            </w:pPr>
             <w:r/>
             <w:r>
               <w:rPr>
@@ -4920,6 +4953,9 @@
             <w:tcW w:type="dxa" w:w="1985"/>
           </w:tcPr>
           <w:p>
+            <w:pPr>
+              <w:spacing w:after="40" w:line="300" w:lineRule="auto"/>
+            </w:pPr>
             <w:r/>
             <w:r>
               <w:rPr>
@@ -4936,6 +4972,9 @@
             <w:tcW w:type="dxa" w:w="1985"/>
           </w:tcPr>
           <w:p>
+            <w:pPr>
+              <w:spacing w:after="40" w:line="300" w:lineRule="auto"/>
+            </w:pPr>
             <w:r/>
             <w:r>
               <w:rPr>
@@ -4952,6 +4991,9 @@
             <w:tcW w:type="dxa" w:w="1985"/>
           </w:tcPr>
           <w:p>
+            <w:pPr>
+              <w:spacing w:after="40" w:line="300" w:lineRule="auto"/>
+            </w:pPr>
             <w:r/>
             <w:hyperlink r:id="rId31">
               <w:r>
@@ -4974,6 +5016,9 @@
             <w:tcW w:type="dxa" w:w="1985"/>
           </w:tcPr>
           <w:p>
+            <w:pPr>
+              <w:spacing w:after="40" w:line="300" w:lineRule="auto"/>
+            </w:pPr>
             <w:r/>
             <w:r>
               <w:rPr>
@@ -4991,6 +5036,9 @@
             <w:tcW w:type="dxa" w:w="1985"/>
           </w:tcPr>
           <w:p>
+            <w:pPr>
+              <w:spacing w:after="40" w:line="300" w:lineRule="auto"/>
+            </w:pPr>
             <w:r/>
             <w:r>
               <w:rPr>
@@ -5007,6 +5055,9 @@
             <w:tcW w:type="dxa" w:w="1985"/>
           </w:tcPr>
           <w:p>
+            <w:pPr>
+              <w:spacing w:after="40" w:line="300" w:lineRule="auto"/>
+            </w:pPr>
             <w:r/>
             <w:r>
               <w:rPr>
@@ -5023,6 +5074,9 @@
             <w:tcW w:type="dxa" w:w="1985"/>
           </w:tcPr>
           <w:p>
+            <w:pPr>
+              <w:spacing w:after="40" w:line="300" w:lineRule="auto"/>
+            </w:pPr>
             <w:r/>
             <w:r>
               <w:rPr>
@@ -5039,6 +5093,9 @@
             <w:tcW w:type="dxa" w:w="1985"/>
           </w:tcPr>
           <w:p>
+            <w:pPr>
+              <w:spacing w:after="40" w:line="300" w:lineRule="auto"/>
+            </w:pPr>
             <w:r/>
             <w:hyperlink r:id="rId31">
               <w:r>
@@ -5061,6 +5118,9 @@
             <w:tcW w:type="dxa" w:w="1985"/>
           </w:tcPr>
           <w:p>
+            <w:pPr>
+              <w:spacing w:after="40" w:line="300" w:lineRule="auto"/>
+            </w:pPr>
             <w:r/>
             <w:r>
               <w:rPr>
@@ -5078,6 +5138,9 @@
             <w:tcW w:type="dxa" w:w="1985"/>
           </w:tcPr>
           <w:p>
+            <w:pPr>
+              <w:spacing w:after="40" w:line="300" w:lineRule="auto"/>
+            </w:pPr>
             <w:r/>
             <w:r>
               <w:rPr>
@@ -5094,6 +5157,9 @@
             <w:tcW w:type="dxa" w:w="1985"/>
           </w:tcPr>
           <w:p>
+            <w:pPr>
+              <w:spacing w:after="40" w:line="300" w:lineRule="auto"/>
+            </w:pPr>
             <w:r/>
             <w:r>
               <w:rPr>
@@ -5110,6 +5176,9 @@
             <w:tcW w:type="dxa" w:w="1985"/>
           </w:tcPr>
           <w:p>
+            <w:pPr>
+              <w:spacing w:after="40" w:line="300" w:lineRule="auto"/>
+            </w:pPr>
             <w:r/>
             <w:r>
               <w:rPr>
@@ -5126,6 +5195,9 @@
             <w:tcW w:type="dxa" w:w="1985"/>
           </w:tcPr>
           <w:p>
+            <w:pPr>
+              <w:spacing w:after="40" w:line="300" w:lineRule="auto"/>
+            </w:pPr>
             <w:r/>
             <w:hyperlink r:id="rId31">
               <w:r>
@@ -5148,6 +5220,9 @@
             <w:tcW w:type="dxa" w:w="1985"/>
           </w:tcPr>
           <w:p>
+            <w:pPr>
+              <w:spacing w:after="40" w:line="300" w:lineRule="auto"/>
+            </w:pPr>
             <w:r/>
             <w:r>
               <w:rPr>
@@ -5165,6 +5240,9 @@
             <w:tcW w:type="dxa" w:w="1985"/>
           </w:tcPr>
           <w:p>
+            <w:pPr>
+              <w:spacing w:after="40" w:line="300" w:lineRule="auto"/>
+            </w:pPr>
             <w:r/>
             <w:r>
               <w:rPr>
@@ -5181,6 +5259,9 @@
             <w:tcW w:type="dxa" w:w="1985"/>
           </w:tcPr>
           <w:p>
+            <w:pPr>
+              <w:spacing w:after="40" w:line="300" w:lineRule="auto"/>
+            </w:pPr>
             <w:r/>
             <w:r>
               <w:rPr>
@@ -5197,6 +5278,9 @@
             <w:tcW w:type="dxa" w:w="1985"/>
           </w:tcPr>
           <w:p>
+            <w:pPr>
+              <w:spacing w:after="40" w:line="300" w:lineRule="auto"/>
+            </w:pPr>
             <w:r/>
             <w:r>
               <w:rPr>
@@ -5213,6 +5297,9 @@
             <w:tcW w:type="dxa" w:w="1985"/>
           </w:tcPr>
           <w:p>
+            <w:pPr>
+              <w:spacing w:after="40" w:line="300" w:lineRule="auto"/>
+            </w:pPr>
             <w:r/>
             <w:hyperlink r:id="rId16">
               <w:r>
@@ -5235,6 +5322,9 @@
             <w:tcW w:type="dxa" w:w="1985"/>
           </w:tcPr>
           <w:p>
+            <w:pPr>
+              <w:spacing w:after="40" w:line="300" w:lineRule="auto"/>
+            </w:pPr>
             <w:r/>
             <w:r>
               <w:rPr>
@@ -5252,6 +5342,9 @@
             <w:tcW w:type="dxa" w:w="1985"/>
           </w:tcPr>
           <w:p>
+            <w:pPr>
+              <w:spacing w:after="40" w:line="300" w:lineRule="auto"/>
+            </w:pPr>
             <w:r/>
             <w:r>
               <w:rPr>
@@ -5268,6 +5361,9 @@
             <w:tcW w:type="dxa" w:w="1985"/>
           </w:tcPr>
           <w:p>
+            <w:pPr>
+              <w:spacing w:after="40" w:line="300" w:lineRule="auto"/>
+            </w:pPr>
             <w:r/>
             <w:r>
               <w:rPr>
@@ -5284,6 +5380,9 @@
             <w:tcW w:type="dxa" w:w="1985"/>
           </w:tcPr>
           <w:p>
+            <w:pPr>
+              <w:spacing w:after="40" w:line="300" w:lineRule="auto"/>
+            </w:pPr>
             <w:r/>
             <w:r>
               <w:rPr>
@@ -5300,6 +5399,9 @@
             <w:tcW w:type="dxa" w:w="1985"/>
           </w:tcPr>
           <w:p>
+            <w:pPr>
+              <w:spacing w:after="40" w:line="300" w:lineRule="auto"/>
+            </w:pPr>
             <w:r/>
             <w:hyperlink r:id="rId16">
               <w:r>
@@ -5322,6 +5424,9 @@
             <w:tcW w:type="dxa" w:w="1985"/>
           </w:tcPr>
           <w:p>
+            <w:pPr>
+              <w:spacing w:after="40" w:line="300" w:lineRule="auto"/>
+            </w:pPr>
             <w:r/>
             <w:r>
               <w:rPr>
@@ -5339,6 +5444,9 @@
             <w:tcW w:type="dxa" w:w="1985"/>
           </w:tcPr>
           <w:p>
+            <w:pPr>
+              <w:spacing w:after="40" w:line="300" w:lineRule="auto"/>
+            </w:pPr>
             <w:r/>
             <w:r>
               <w:rPr>
@@ -5355,6 +5463,9 @@
             <w:tcW w:type="dxa" w:w="1985"/>
           </w:tcPr>
           <w:p>
+            <w:pPr>
+              <w:spacing w:after="40" w:line="300" w:lineRule="auto"/>
+            </w:pPr>
             <w:r/>
             <w:r>
               <w:rPr>
@@ -5371,6 +5482,9 @@
             <w:tcW w:type="dxa" w:w="1985"/>
           </w:tcPr>
           <w:p>
+            <w:pPr>
+              <w:spacing w:after="40" w:line="300" w:lineRule="auto"/>
+            </w:pPr>
             <w:r/>
             <w:r>
               <w:rPr>
@@ -5387,6 +5501,9 @@
             <w:tcW w:type="dxa" w:w="1985"/>
           </w:tcPr>
           <w:p>
+            <w:pPr>
+              <w:spacing w:after="40" w:line="300" w:lineRule="auto"/>
+            </w:pPr>
             <w:r/>
             <w:hyperlink r:id="rId32">
               <w:r>
@@ -5409,6 +5526,9 @@
             <w:tcW w:type="dxa" w:w="1985"/>
           </w:tcPr>
           <w:p>
+            <w:pPr>
+              <w:spacing w:after="40" w:line="300" w:lineRule="auto"/>
+            </w:pPr>
             <w:r/>
             <w:r>
               <w:rPr>
@@ -5426,6 +5546,9 @@
             <w:tcW w:type="dxa" w:w="1985"/>
           </w:tcPr>
           <w:p>
+            <w:pPr>
+              <w:spacing w:after="40" w:line="300" w:lineRule="auto"/>
+            </w:pPr>
             <w:r/>
             <w:r>
               <w:rPr>
@@ -5442,6 +5565,9 @@
             <w:tcW w:type="dxa" w:w="1985"/>
           </w:tcPr>
           <w:p>
+            <w:pPr>
+              <w:spacing w:after="40" w:line="300" w:lineRule="auto"/>
+            </w:pPr>
             <w:r/>
             <w:r>
               <w:rPr>
@@ -5458,6 +5584,9 @@
             <w:tcW w:type="dxa" w:w="1985"/>
           </w:tcPr>
           <w:p>
+            <w:pPr>
+              <w:spacing w:after="40" w:line="300" w:lineRule="auto"/>
+            </w:pPr>
             <w:r/>
             <w:r>
               <w:rPr>
@@ -5474,6 +5603,9 @@
             <w:tcW w:type="dxa" w:w="1985"/>
           </w:tcPr>
           <w:p>
+            <w:pPr>
+              <w:spacing w:after="40" w:line="300" w:lineRule="auto"/>
+            </w:pPr>
             <w:r/>
             <w:hyperlink r:id="rId17">
               <w:r>
@@ -5496,6 +5628,9 @@
             <w:tcW w:type="dxa" w:w="1985"/>
           </w:tcPr>
           <w:p>
+            <w:pPr>
+              <w:spacing w:after="40" w:line="300" w:lineRule="auto"/>
+            </w:pPr>
             <w:r/>
             <w:r>
               <w:rPr>
@@ -5513,6 +5648,9 @@
             <w:tcW w:type="dxa" w:w="1985"/>
           </w:tcPr>
           <w:p>
+            <w:pPr>
+              <w:spacing w:after="40" w:line="300" w:lineRule="auto"/>
+            </w:pPr>
             <w:r/>
             <w:r>
               <w:rPr>
@@ -5529,6 +5667,9 @@
             <w:tcW w:type="dxa" w:w="1985"/>
           </w:tcPr>
           <w:p>
+            <w:pPr>
+              <w:spacing w:after="40" w:line="300" w:lineRule="auto"/>
+            </w:pPr>
             <w:r/>
             <w:r>
               <w:rPr>
@@ -5545,6 +5686,9 @@
             <w:tcW w:type="dxa" w:w="1985"/>
           </w:tcPr>
           <w:p>
+            <w:pPr>
+              <w:spacing w:after="40" w:line="300" w:lineRule="auto"/>
+            </w:pPr>
             <w:r/>
             <w:r>
               <w:rPr>
@@ -5561,6 +5705,9 @@
             <w:tcW w:type="dxa" w:w="1985"/>
           </w:tcPr>
           <w:p>
+            <w:pPr>
+              <w:spacing w:after="40" w:line="300" w:lineRule="auto"/>
+            </w:pPr>
             <w:r/>
             <w:hyperlink r:id="rId17">
               <w:r>
@@ -5583,6 +5730,9 @@
             <w:tcW w:type="dxa" w:w="1985"/>
           </w:tcPr>
           <w:p>
+            <w:pPr>
+              <w:spacing w:after="40" w:line="300" w:lineRule="auto"/>
+            </w:pPr>
             <w:r/>
             <w:r>
               <w:rPr>
@@ -5600,6 +5750,9 @@
             <w:tcW w:type="dxa" w:w="1985"/>
           </w:tcPr>
           <w:p>
+            <w:pPr>
+              <w:spacing w:after="40" w:line="300" w:lineRule="auto"/>
+            </w:pPr>
             <w:r/>
             <w:r>
               <w:rPr>
@@ -5616,6 +5769,9 @@
             <w:tcW w:type="dxa" w:w="1985"/>
           </w:tcPr>
           <w:p>
+            <w:pPr>
+              <w:spacing w:after="40" w:line="300" w:lineRule="auto"/>
+            </w:pPr>
             <w:r/>
             <w:r>
               <w:rPr>
@@ -5632,6 +5788,9 @@
             <w:tcW w:type="dxa" w:w="1985"/>
           </w:tcPr>
           <w:p>
+            <w:pPr>
+              <w:spacing w:after="40" w:line="300" w:lineRule="auto"/>
+            </w:pPr>
             <w:r/>
             <w:r>
               <w:rPr>
@@ -5648,6 +5807,9 @@
             <w:tcW w:type="dxa" w:w="1985"/>
           </w:tcPr>
           <w:p>
+            <w:pPr>
+              <w:spacing w:after="40" w:line="300" w:lineRule="auto"/>
+            </w:pPr>
             <w:r/>
             <w:hyperlink r:id="rId16">
               <w:r>
@@ -5670,6 +5832,9 @@
             <w:tcW w:type="dxa" w:w="1985"/>
           </w:tcPr>
           <w:p>
+            <w:pPr>
+              <w:spacing w:after="40" w:line="300" w:lineRule="auto"/>
+            </w:pPr>
             <w:r/>
             <w:r>
               <w:rPr>
@@ -5687,6 +5852,9 @@
             <w:tcW w:type="dxa" w:w="1985"/>
           </w:tcPr>
           <w:p>
+            <w:pPr>
+              <w:spacing w:after="40" w:line="300" w:lineRule="auto"/>
+            </w:pPr>
             <w:r/>
             <w:r>
               <w:rPr>
@@ -5703,6 +5871,9 @@
             <w:tcW w:type="dxa" w:w="1985"/>
           </w:tcPr>
           <w:p>
+            <w:pPr>
+              <w:spacing w:after="40" w:line="300" w:lineRule="auto"/>
+            </w:pPr>
             <w:r/>
             <w:r>
               <w:rPr>
@@ -5719,6 +5890,9 @@
             <w:tcW w:type="dxa" w:w="1985"/>
           </w:tcPr>
           <w:p>
+            <w:pPr>
+              <w:spacing w:after="40" w:line="300" w:lineRule="auto"/>
+            </w:pPr>
             <w:r/>
             <w:r>
               <w:rPr>
@@ -5735,6 +5909,9 @@
             <w:tcW w:type="dxa" w:w="1985"/>
           </w:tcPr>
           <w:p>
+            <w:pPr>
+              <w:spacing w:after="40" w:line="300" w:lineRule="auto"/>
+            </w:pPr>
             <w:r/>
             <w:hyperlink r:id="rId32">
               <w:r>
@@ -5757,6 +5934,9 @@
             <w:tcW w:type="dxa" w:w="1985"/>
           </w:tcPr>
           <w:p>
+            <w:pPr>
+              <w:spacing w:after="40" w:line="300" w:lineRule="auto"/>
+            </w:pPr>
             <w:r/>
             <w:r>
               <w:rPr>
@@ -5774,6 +5954,9 @@
             <w:tcW w:type="dxa" w:w="1985"/>
           </w:tcPr>
           <w:p>
+            <w:pPr>
+              <w:spacing w:after="40" w:line="300" w:lineRule="auto"/>
+            </w:pPr>
             <w:r/>
             <w:r>
               <w:rPr>
@@ -5790,6 +5973,9 @@
             <w:tcW w:type="dxa" w:w="1985"/>
           </w:tcPr>
           <w:p>
+            <w:pPr>
+              <w:spacing w:after="40" w:line="300" w:lineRule="auto"/>
+            </w:pPr>
             <w:r/>
             <w:r>
               <w:rPr>
@@ -5806,6 +5992,9 @@
             <w:tcW w:type="dxa" w:w="1985"/>
           </w:tcPr>
           <w:p>
+            <w:pPr>
+              <w:spacing w:after="40" w:line="300" w:lineRule="auto"/>
+            </w:pPr>
             <w:r/>
             <w:r>
               <w:rPr>
@@ -5822,6 +6011,9 @@
             <w:tcW w:type="dxa" w:w="1985"/>
           </w:tcPr>
           <w:p>
+            <w:pPr>
+              <w:spacing w:after="40" w:line="300" w:lineRule="auto"/>
+            </w:pPr>
             <w:r/>
             <w:hyperlink r:id="rId18">
               <w:r>
@@ -5844,6 +6036,9 @@
             <w:tcW w:type="dxa" w:w="1985"/>
           </w:tcPr>
           <w:p>
+            <w:pPr>
+              <w:spacing w:after="40" w:line="300" w:lineRule="auto"/>
+            </w:pPr>
             <w:r/>
             <w:r>
               <w:rPr>
@@ -5861,6 +6056,9 @@
             <w:tcW w:type="dxa" w:w="1985"/>
           </w:tcPr>
           <w:p>
+            <w:pPr>
+              <w:spacing w:after="40" w:line="300" w:lineRule="auto"/>
+            </w:pPr>
             <w:r/>
             <w:r>
               <w:rPr>
@@ -5877,6 +6075,9 @@
             <w:tcW w:type="dxa" w:w="1985"/>
           </w:tcPr>
           <w:p>
+            <w:pPr>
+              <w:spacing w:after="40" w:line="300" w:lineRule="auto"/>
+            </w:pPr>
             <w:r/>
             <w:r>
               <w:rPr>
@@ -5893,6 +6094,9 @@
             <w:tcW w:type="dxa" w:w="1985"/>
           </w:tcPr>
           <w:p>
+            <w:pPr>
+              <w:spacing w:after="40" w:line="300" w:lineRule="auto"/>
+            </w:pPr>
             <w:r/>
             <w:r>
               <w:rPr>
@@ -5909,6 +6113,9 @@
             <w:tcW w:type="dxa" w:w="1985"/>
           </w:tcPr>
           <w:p>
+            <w:pPr>
+              <w:spacing w:after="40" w:line="300" w:lineRule="auto"/>
+            </w:pPr>
             <w:r/>
             <w:hyperlink r:id="rId12">
               <w:r>
@@ -5931,6 +6138,9 @@
             <w:tcW w:type="dxa" w:w="1985"/>
           </w:tcPr>
           <w:p>
+            <w:pPr>
+              <w:spacing w:after="40" w:line="300" w:lineRule="auto"/>
+            </w:pPr>
             <w:r/>
             <w:r>
               <w:rPr>
@@ -5948,6 +6158,9 @@
             <w:tcW w:type="dxa" w:w="1985"/>
           </w:tcPr>
           <w:p>
+            <w:pPr>
+              <w:spacing w:after="40" w:line="300" w:lineRule="auto"/>
+            </w:pPr>
             <w:r/>
             <w:r>
               <w:rPr>
@@ -5964,6 +6177,9 @@
             <w:tcW w:type="dxa" w:w="1985"/>
           </w:tcPr>
           <w:p>
+            <w:pPr>
+              <w:spacing w:after="40" w:line="300" w:lineRule="auto"/>
+            </w:pPr>
             <w:r/>
             <w:r>
               <w:rPr>
@@ -5980,6 +6196,9 @@
             <w:tcW w:type="dxa" w:w="1985"/>
           </w:tcPr>
           <w:p>
+            <w:pPr>
+              <w:spacing w:after="40" w:line="300" w:lineRule="auto"/>
+            </w:pPr>
             <w:r/>
             <w:r>
               <w:rPr>
@@ -5996,6 +6215,9 @@
             <w:tcW w:type="dxa" w:w="1985"/>
           </w:tcPr>
           <w:p>
+            <w:pPr>
+              <w:spacing w:after="40" w:line="300" w:lineRule="auto"/>
+            </w:pPr>
             <w:r/>
             <w:hyperlink r:id="rId19">
               <w:r>
@@ -6018,6 +6240,9 @@
             <w:tcW w:type="dxa" w:w="1985"/>
           </w:tcPr>
           <w:p>
+            <w:pPr>
+              <w:spacing w:after="40" w:line="300" w:lineRule="auto"/>
+            </w:pPr>
             <w:r/>
             <w:r>
               <w:rPr>
@@ -6035,6 +6260,9 @@
             <w:tcW w:type="dxa" w:w="1985"/>
           </w:tcPr>
           <w:p>
+            <w:pPr>
+              <w:spacing w:after="40" w:line="300" w:lineRule="auto"/>
+            </w:pPr>
             <w:r/>
             <w:r>
               <w:rPr>
@@ -6051,6 +6279,9 @@
             <w:tcW w:type="dxa" w:w="1985"/>
           </w:tcPr>
           <w:p>
+            <w:pPr>
+              <w:spacing w:after="40" w:line="300" w:lineRule="auto"/>
+            </w:pPr>
             <w:r/>
             <w:r>
               <w:rPr>
@@ -6067,6 +6298,9 @@
             <w:tcW w:type="dxa" w:w="1985"/>
           </w:tcPr>
           <w:p>
+            <w:pPr>
+              <w:spacing w:after="40" w:line="300" w:lineRule="auto"/>
+            </w:pPr>
             <w:r/>
             <w:r>
               <w:rPr>
@@ -6083,6 +6317,9 @@
             <w:tcW w:type="dxa" w:w="1985"/>
           </w:tcPr>
           <w:p>
+            <w:pPr>
+              <w:spacing w:after="40" w:line="300" w:lineRule="auto"/>
+            </w:pPr>
             <w:r/>
             <w:hyperlink r:id="rId12">
               <w:r>
@@ -6105,6 +6342,9 @@
             <w:tcW w:type="dxa" w:w="1985"/>
           </w:tcPr>
           <w:p>
+            <w:pPr>
+              <w:spacing w:after="40" w:line="300" w:lineRule="auto"/>
+            </w:pPr>
             <w:r/>
             <w:r>
               <w:rPr>
@@ -6122,6 +6362,9 @@
             <w:tcW w:type="dxa" w:w="1985"/>
           </w:tcPr>
           <w:p>
+            <w:pPr>
+              <w:spacing w:after="40" w:line="300" w:lineRule="auto"/>
+            </w:pPr>
             <w:r/>
             <w:r>
               <w:rPr>
@@ -6138,6 +6381,9 @@
             <w:tcW w:type="dxa" w:w="1985"/>
           </w:tcPr>
           <w:p>
+            <w:pPr>
+              <w:spacing w:after="40" w:line="300" w:lineRule="auto"/>
+            </w:pPr>
             <w:r/>
             <w:r>
               <w:rPr>
@@ -6154,6 +6400,9 @@
             <w:tcW w:type="dxa" w:w="1985"/>
           </w:tcPr>
           <w:p>
+            <w:pPr>
+              <w:spacing w:after="40" w:line="300" w:lineRule="auto"/>
+            </w:pPr>
             <w:r/>
             <w:r>
               <w:rPr>
@@ -6170,6 +6419,9 @@
             <w:tcW w:type="dxa" w:w="1985"/>
           </w:tcPr>
           <w:p>
+            <w:pPr>
+              <w:spacing w:after="40" w:line="300" w:lineRule="auto"/>
+            </w:pPr>
             <w:r/>
             <w:hyperlink r:id="rId13">
               <w:r>
@@ -6192,6 +6444,9 @@
             <w:tcW w:type="dxa" w:w="1985"/>
           </w:tcPr>
           <w:p>
+            <w:pPr>
+              <w:spacing w:after="40" w:line="300" w:lineRule="auto"/>
+            </w:pPr>
             <w:r/>
             <w:r>
               <w:rPr>
@@ -6209,6 +6464,9 @@
             <w:tcW w:type="dxa" w:w="1985"/>
           </w:tcPr>
           <w:p>
+            <w:pPr>
+              <w:spacing w:after="40" w:line="300" w:lineRule="auto"/>
+            </w:pPr>
             <w:r/>
             <w:r>
               <w:rPr>
@@ -6225,6 +6483,9 @@
             <w:tcW w:type="dxa" w:w="1985"/>
           </w:tcPr>
           <w:p>
+            <w:pPr>
+              <w:spacing w:after="40" w:line="300" w:lineRule="auto"/>
+            </w:pPr>
             <w:r/>
             <w:r>
               <w:rPr>
@@ -6241,6 +6502,9 @@
             <w:tcW w:type="dxa" w:w="1985"/>
           </w:tcPr>
           <w:p>
+            <w:pPr>
+              <w:spacing w:after="40" w:line="300" w:lineRule="auto"/>
+            </w:pPr>
             <w:r/>
             <w:r>
               <w:rPr>
@@ -6257,6 +6521,9 @@
             <w:tcW w:type="dxa" w:w="1985"/>
           </w:tcPr>
           <w:p>
+            <w:pPr>
+              <w:spacing w:after="40" w:line="300" w:lineRule="auto"/>
+            </w:pPr>
             <w:r/>
             <w:hyperlink r:id="rId14">
               <w:r>
@@ -6279,6 +6546,9 @@
             <w:tcW w:type="dxa" w:w="1985"/>
           </w:tcPr>
           <w:p>
+            <w:pPr>
+              <w:spacing w:after="40" w:line="300" w:lineRule="auto"/>
+            </w:pPr>
             <w:r/>
             <w:r>
               <w:rPr>
@@ -6296,6 +6566,9 @@
             <w:tcW w:type="dxa" w:w="1985"/>
           </w:tcPr>
           <w:p>
+            <w:pPr>
+              <w:spacing w:after="40" w:line="300" w:lineRule="auto"/>
+            </w:pPr>
             <w:r/>
             <w:r>
               <w:rPr>
@@ -6312,6 +6585,9 @@
             <w:tcW w:type="dxa" w:w="1985"/>
           </w:tcPr>
           <w:p>
+            <w:pPr>
+              <w:spacing w:after="40" w:line="300" w:lineRule="auto"/>
+            </w:pPr>
             <w:r/>
             <w:r>
               <w:rPr>
@@ -6328,6 +6604,9 @@
             <w:tcW w:type="dxa" w:w="1985"/>
           </w:tcPr>
           <w:p>
+            <w:pPr>
+              <w:spacing w:after="40" w:line="300" w:lineRule="auto"/>
+            </w:pPr>
             <w:r/>
             <w:r>
               <w:rPr>
@@ -6344,6 +6623,9 @@
             <w:tcW w:type="dxa" w:w="1985"/>
           </w:tcPr>
           <w:p>
+            <w:pPr>
+              <w:spacing w:after="40" w:line="300" w:lineRule="auto"/>
+            </w:pPr>
             <w:r/>
             <w:hyperlink r:id="rId26">
               <w:r>
@@ -6366,6 +6648,9 @@
             <w:tcW w:type="dxa" w:w="1985"/>
           </w:tcPr>
           <w:p>
+            <w:pPr>
+              <w:spacing w:after="40" w:line="300" w:lineRule="auto"/>
+            </w:pPr>
             <w:r/>
             <w:r>
               <w:rPr>
@@ -6383,6 +6668,9 @@
             <w:tcW w:type="dxa" w:w="1985"/>
           </w:tcPr>
           <w:p>
+            <w:pPr>
+              <w:spacing w:after="40" w:line="300" w:lineRule="auto"/>
+            </w:pPr>
             <w:r/>
             <w:r>
               <w:rPr>
@@ -6399,6 +6687,9 @@
             <w:tcW w:type="dxa" w:w="1985"/>
           </w:tcPr>
           <w:p>
+            <w:pPr>
+              <w:spacing w:after="40" w:line="300" w:lineRule="auto"/>
+            </w:pPr>
             <w:r/>
             <w:r>
               <w:rPr>
@@ -6415,6 +6706,9 @@
             <w:tcW w:type="dxa" w:w="1985"/>
           </w:tcPr>
           <w:p>
+            <w:pPr>
+              <w:spacing w:after="40" w:line="300" w:lineRule="auto"/>
+            </w:pPr>
             <w:r/>
             <w:r>
               <w:rPr>
@@ -6431,6 +6725,9 @@
             <w:tcW w:type="dxa" w:w="1985"/>
           </w:tcPr>
           <w:p>
+            <w:pPr>
+              <w:spacing w:after="40" w:line="300" w:lineRule="auto"/>
+            </w:pPr>
             <w:r/>
             <w:hyperlink r:id="rId27">
               <w:r>
@@ -6453,6 +6750,9 @@
             <w:tcW w:type="dxa" w:w="1985"/>
           </w:tcPr>
           <w:p>
+            <w:pPr>
+              <w:spacing w:after="40" w:line="300" w:lineRule="auto"/>
+            </w:pPr>
             <w:r/>
             <w:r>
               <w:rPr>
@@ -6470,6 +6770,9 @@
             <w:tcW w:type="dxa" w:w="1985"/>
           </w:tcPr>
           <w:p>
+            <w:pPr>
+              <w:spacing w:after="40" w:line="300" w:lineRule="auto"/>
+            </w:pPr>
             <w:r/>
             <w:r>
               <w:rPr>
@@ -6486,6 +6789,9 @@
             <w:tcW w:type="dxa" w:w="1985"/>
           </w:tcPr>
           <w:p>
+            <w:pPr>
+              <w:spacing w:after="40" w:line="300" w:lineRule="auto"/>
+            </w:pPr>
             <w:r/>
             <w:r>
               <w:rPr>
@@ -6502,6 +6808,9 @@
             <w:tcW w:type="dxa" w:w="1985"/>
           </w:tcPr>
           <w:p>
+            <w:pPr>
+              <w:spacing w:after="40" w:line="300" w:lineRule="auto"/>
+            </w:pPr>
             <w:r/>
             <w:r>
               <w:rPr>
@@ -6518,6 +6827,9 @@
             <w:tcW w:type="dxa" w:w="1985"/>
           </w:tcPr>
           <w:p>
+            <w:pPr>
+              <w:spacing w:after="40" w:line="300" w:lineRule="auto"/>
+            </w:pPr>
             <w:r/>
             <w:hyperlink r:id="rId27">
               <w:r>
@@ -6540,6 +6852,9 @@
             <w:tcW w:type="dxa" w:w="1985"/>
           </w:tcPr>
           <w:p>
+            <w:pPr>
+              <w:spacing w:after="40" w:line="300" w:lineRule="auto"/>
+            </w:pPr>
             <w:r/>
             <w:r>
               <w:rPr>
@@ -6557,6 +6872,9 @@
             <w:tcW w:type="dxa" w:w="1985"/>
           </w:tcPr>
           <w:p>
+            <w:pPr>
+              <w:spacing w:after="40" w:line="300" w:lineRule="auto"/>
+            </w:pPr>
             <w:r/>
             <w:r>
               <w:rPr>
@@ -6573,6 +6891,9 @@
             <w:tcW w:type="dxa" w:w="1985"/>
           </w:tcPr>
           <w:p>
+            <w:pPr>
+              <w:spacing w:after="40" w:line="300" w:lineRule="auto"/>
+            </w:pPr>
             <w:r/>
             <w:r>
               <w:rPr>
@@ -6589,6 +6910,9 @@
             <w:tcW w:type="dxa" w:w="1985"/>
           </w:tcPr>
           <w:p>
+            <w:pPr>
+              <w:spacing w:after="40" w:line="300" w:lineRule="auto"/>
+            </w:pPr>
             <w:r/>
             <w:r>
               <w:rPr>
@@ -6605,6 +6929,9 @@
             <w:tcW w:type="dxa" w:w="1985"/>
           </w:tcPr>
           <w:p>
+            <w:pPr>
+              <w:spacing w:after="40" w:line="300" w:lineRule="auto"/>
+            </w:pPr>
             <w:r/>
             <w:hyperlink r:id="rId27">
               <w:r>
@@ -6627,6 +6954,9 @@
             <w:tcW w:type="dxa" w:w="1985"/>
           </w:tcPr>
           <w:p>
+            <w:pPr>
+              <w:spacing w:after="40" w:line="300" w:lineRule="auto"/>
+            </w:pPr>
             <w:r/>
             <w:r>
               <w:rPr>
@@ -6644,6 +6974,9 @@
             <w:tcW w:type="dxa" w:w="1985"/>
           </w:tcPr>
           <w:p>
+            <w:pPr>
+              <w:spacing w:after="40" w:line="300" w:lineRule="auto"/>
+            </w:pPr>
             <w:r/>
             <w:r>
               <w:rPr>
@@ -6660,6 +6993,9 @@
             <w:tcW w:type="dxa" w:w="1985"/>
           </w:tcPr>
           <w:p>
+            <w:pPr>
+              <w:spacing w:after="40" w:line="300" w:lineRule="auto"/>
+            </w:pPr>
             <w:r/>
             <w:r>
               <w:rPr>
@@ -6676,6 +7012,9 @@
             <w:tcW w:type="dxa" w:w="1985"/>
           </w:tcPr>
           <w:p>
+            <w:pPr>
+              <w:spacing w:after="40" w:line="300" w:lineRule="auto"/>
+            </w:pPr>
             <w:r/>
             <w:r>
               <w:rPr>
@@ -6692,6 +7031,9 @@
             <w:tcW w:type="dxa" w:w="1985"/>
           </w:tcPr>
           <w:p>
+            <w:pPr>
+              <w:spacing w:after="40" w:line="300" w:lineRule="auto"/>
+            </w:pPr>
             <w:r/>
             <w:hyperlink r:id="rId21">
               <w:r>
@@ -6714,6 +7056,9 @@
             <w:tcW w:type="dxa" w:w="1985"/>
           </w:tcPr>
           <w:p>
+            <w:pPr>
+              <w:spacing w:after="40" w:line="300" w:lineRule="auto"/>
+            </w:pPr>
             <w:r/>
             <w:r>
               <w:rPr>
@@ -6731,6 +7076,9 @@
             <w:tcW w:type="dxa" w:w="1985"/>
           </w:tcPr>
           <w:p>
+            <w:pPr>
+              <w:spacing w:after="40" w:line="300" w:lineRule="auto"/>
+            </w:pPr>
             <w:r/>
             <w:r>
               <w:rPr>
@@ -6747,6 +7095,9 @@
             <w:tcW w:type="dxa" w:w="1985"/>
           </w:tcPr>
           <w:p>
+            <w:pPr>
+              <w:spacing w:after="40" w:line="300" w:lineRule="auto"/>
+            </w:pPr>
             <w:r/>
             <w:r>
               <w:rPr>
@@ -6763,6 +7114,9 @@
             <w:tcW w:type="dxa" w:w="1985"/>
           </w:tcPr>
           <w:p>
+            <w:pPr>
+              <w:spacing w:after="40" w:line="300" w:lineRule="auto"/>
+            </w:pPr>
             <w:r/>
             <w:r>
               <w:rPr>
@@ -6779,6 +7133,9 @@
             <w:tcW w:type="dxa" w:w="1985"/>
           </w:tcPr>
           <w:p>
+            <w:pPr>
+              <w:spacing w:after="40" w:line="300" w:lineRule="auto"/>
+            </w:pPr>
             <w:r/>
             <w:hyperlink r:id="rId24">
               <w:r>
@@ -6801,6 +7158,9 @@
             <w:tcW w:type="dxa" w:w="1985"/>
           </w:tcPr>
           <w:p>
+            <w:pPr>
+              <w:spacing w:after="40" w:line="300" w:lineRule="auto"/>
+            </w:pPr>
             <w:r/>
             <w:r>
               <w:rPr>
@@ -6818,6 +7178,9 @@
             <w:tcW w:type="dxa" w:w="1985"/>
           </w:tcPr>
           <w:p>
+            <w:pPr>
+              <w:spacing w:after="40" w:line="300" w:lineRule="auto"/>
+            </w:pPr>
             <w:r/>
             <w:r>
               <w:rPr>
@@ -6834,6 +7197,9 @@
             <w:tcW w:type="dxa" w:w="1985"/>
           </w:tcPr>
           <w:p>
+            <w:pPr>
+              <w:spacing w:after="40" w:line="300" w:lineRule="auto"/>
+            </w:pPr>
             <w:r/>
             <w:r>
               <w:rPr>
@@ -6850,6 +7216,9 @@
             <w:tcW w:type="dxa" w:w="1985"/>
           </w:tcPr>
           <w:p>
+            <w:pPr>
+              <w:spacing w:after="40" w:line="300" w:lineRule="auto"/>
+            </w:pPr>
             <w:r/>
             <w:r>
               <w:rPr>
@@ -6866,6 +7235,9 @@
             <w:tcW w:type="dxa" w:w="1985"/>
           </w:tcPr>
           <w:p>
+            <w:pPr>
+              <w:spacing w:after="40" w:line="300" w:lineRule="auto"/>
+            </w:pPr>
             <w:r/>
             <w:hyperlink r:id="rId24">
               <w:r>
@@ -6888,6 +7260,9 @@
             <w:tcW w:type="dxa" w:w="1985"/>
           </w:tcPr>
           <w:p>
+            <w:pPr>
+              <w:spacing w:after="40" w:line="300" w:lineRule="auto"/>
+            </w:pPr>
             <w:r/>
             <w:r>
               <w:rPr>
@@ -6905,6 +7280,9 @@
             <w:tcW w:type="dxa" w:w="1985"/>
           </w:tcPr>
           <w:p>
+            <w:pPr>
+              <w:spacing w:after="40" w:line="300" w:lineRule="auto"/>
+            </w:pPr>
             <w:r/>
             <w:r>
               <w:rPr>
@@ -6921,6 +7299,9 @@
             <w:tcW w:type="dxa" w:w="1985"/>
           </w:tcPr>
           <w:p>
+            <w:pPr>
+              <w:spacing w:after="40" w:line="300" w:lineRule="auto"/>
+            </w:pPr>
             <w:r/>
             <w:r>
               <w:rPr>
@@ -6937,6 +7318,9 @@
             <w:tcW w:type="dxa" w:w="1985"/>
           </w:tcPr>
           <w:p>
+            <w:pPr>
+              <w:spacing w:after="40" w:line="300" w:lineRule="auto"/>
+            </w:pPr>
             <w:r/>
             <w:r>
               <w:rPr>
@@ -6953,6 +7337,9 @@
             <w:tcW w:type="dxa" w:w="1985"/>
           </w:tcPr>
           <w:p>
+            <w:pPr>
+              <w:spacing w:after="40" w:line="300" w:lineRule="auto"/>
+            </w:pPr>
             <w:r/>
             <w:hyperlink r:id="rId24">
               <w:r>
@@ -6975,6 +7362,9 @@
             <w:tcW w:type="dxa" w:w="1985"/>
           </w:tcPr>
           <w:p>
+            <w:pPr>
+              <w:spacing w:after="40" w:line="300" w:lineRule="auto"/>
+            </w:pPr>
             <w:r/>
             <w:r>
               <w:rPr>
@@ -6992,6 +7382,9 @@
             <w:tcW w:type="dxa" w:w="1985"/>
           </w:tcPr>
           <w:p>
+            <w:pPr>
+              <w:spacing w:after="40" w:line="300" w:lineRule="auto"/>
+            </w:pPr>
             <w:r/>
             <w:r>
               <w:rPr>
@@ -7008,6 +7401,9 @@
             <w:tcW w:type="dxa" w:w="1985"/>
           </w:tcPr>
           <w:p>
+            <w:pPr>
+              <w:spacing w:after="40" w:line="300" w:lineRule="auto"/>
+            </w:pPr>
             <w:r/>
             <w:r>
               <w:rPr>
@@ -7024,6 +7420,9 @@
             <w:tcW w:type="dxa" w:w="1985"/>
           </w:tcPr>
           <w:p>
+            <w:pPr>
+              <w:spacing w:after="40" w:line="300" w:lineRule="auto"/>
+            </w:pPr>
             <w:r/>
             <w:r>
               <w:rPr>
@@ -7040,6 +7439,9 @@
             <w:tcW w:type="dxa" w:w="1985"/>
           </w:tcPr>
           <w:p>
+            <w:pPr>
+              <w:spacing w:after="40" w:line="300" w:lineRule="auto"/>
+            </w:pPr>
             <w:r/>
             <w:hyperlink r:id="rId25">
               <w:r>
@@ -7062,6 +7464,9 @@
             <w:tcW w:type="dxa" w:w="1985"/>
           </w:tcPr>
           <w:p>
+            <w:pPr>
+              <w:spacing w:after="40" w:line="300" w:lineRule="auto"/>
+            </w:pPr>
             <w:r/>
             <w:r>
               <w:rPr>
@@ -7079,6 +7484,9 @@
             <w:tcW w:type="dxa" w:w="1985"/>
           </w:tcPr>
           <w:p>
+            <w:pPr>
+              <w:spacing w:after="40" w:line="300" w:lineRule="auto"/>
+            </w:pPr>
             <w:r/>
             <w:r>
               <w:rPr>
@@ -7095,6 +7503,9 @@
             <w:tcW w:type="dxa" w:w="1985"/>
           </w:tcPr>
           <w:p>
+            <w:pPr>
+              <w:spacing w:after="40" w:line="300" w:lineRule="auto"/>
+            </w:pPr>
             <w:r/>
             <w:r>
               <w:rPr>
@@ -7111,6 +7522,9 @@
             <w:tcW w:type="dxa" w:w="1985"/>
           </w:tcPr>
           <w:p>
+            <w:pPr>
+              <w:spacing w:after="40" w:line="300" w:lineRule="auto"/>
+            </w:pPr>
             <w:r/>
             <w:r>
               <w:rPr>
@@ -7127,6 +7541,9 @@
             <w:tcW w:type="dxa" w:w="1985"/>
           </w:tcPr>
           <w:p>
+            <w:pPr>
+              <w:spacing w:after="40" w:line="300" w:lineRule="auto"/>
+            </w:pPr>
             <w:r/>
             <w:hyperlink r:id="rId20">
               <w:r>
@@ -7149,6 +7566,9 @@
             <w:tcW w:type="dxa" w:w="1985"/>
           </w:tcPr>
           <w:p>
+            <w:pPr>
+              <w:spacing w:after="40" w:line="300" w:lineRule="auto"/>
+            </w:pPr>
             <w:r/>
             <w:r>
               <w:rPr>
@@ -7166,6 +7586,9 @@
             <w:tcW w:type="dxa" w:w="1985"/>
           </w:tcPr>
           <w:p>
+            <w:pPr>
+              <w:spacing w:after="40" w:line="300" w:lineRule="auto"/>
+            </w:pPr>
             <w:r/>
             <w:r>
               <w:rPr>
@@ -7182,6 +7605,9 @@
             <w:tcW w:type="dxa" w:w="1985"/>
           </w:tcPr>
           <w:p>
+            <w:pPr>
+              <w:spacing w:after="40" w:line="300" w:lineRule="auto"/>
+            </w:pPr>
             <w:r/>
             <w:r>
               <w:rPr>
@@ -7198,6 +7624,9 @@
             <w:tcW w:type="dxa" w:w="1985"/>
           </w:tcPr>
           <w:p>
+            <w:pPr>
+              <w:spacing w:after="40" w:line="300" w:lineRule="auto"/>
+            </w:pPr>
             <w:r/>
             <w:r>
               <w:rPr>
@@ -7214,6 +7643,9 @@
             <w:tcW w:type="dxa" w:w="1985"/>
           </w:tcPr>
           <w:p>
+            <w:pPr>
+              <w:spacing w:after="40" w:line="300" w:lineRule="auto"/>
+            </w:pPr>
             <w:r/>
             <w:hyperlink r:id="rId21">
               <w:r>
@@ -7236,6 +7668,9 @@
             <w:tcW w:type="dxa" w:w="1985"/>
           </w:tcPr>
           <w:p>
+            <w:pPr>
+              <w:spacing w:after="40" w:line="300" w:lineRule="auto"/>
+            </w:pPr>
             <w:r/>
             <w:r>
               <w:rPr>
@@ -7253,6 +7688,9 @@
             <w:tcW w:type="dxa" w:w="1985"/>
           </w:tcPr>
           <w:p>
+            <w:pPr>
+              <w:spacing w:after="40" w:line="300" w:lineRule="auto"/>
+            </w:pPr>
             <w:r/>
             <w:r>
               <w:rPr>
@@ -7269,6 +7707,9 @@
             <w:tcW w:type="dxa" w:w="1985"/>
           </w:tcPr>
           <w:p>
+            <w:pPr>
+              <w:spacing w:after="40" w:line="300" w:lineRule="auto"/>
+            </w:pPr>
             <w:r/>
             <w:r>
               <w:rPr>
@@ -7285,6 +7726,9 @@
             <w:tcW w:type="dxa" w:w="1985"/>
           </w:tcPr>
           <w:p>
+            <w:pPr>
+              <w:spacing w:after="40" w:line="300" w:lineRule="auto"/>
+            </w:pPr>
             <w:r/>
             <w:r>
               <w:rPr>
@@ -7301,6 +7745,9 @@
             <w:tcW w:type="dxa" w:w="1985"/>
           </w:tcPr>
           <w:p>
+            <w:pPr>
+              <w:spacing w:after="40" w:line="300" w:lineRule="auto"/>
+            </w:pPr>
             <w:r/>
             <w:hyperlink r:id="rId22">
               <w:r>
@@ -7323,6 +7770,9 @@
             <w:tcW w:type="dxa" w:w="1985"/>
           </w:tcPr>
           <w:p>
+            <w:pPr>
+              <w:spacing w:after="40" w:line="300" w:lineRule="auto"/>
+            </w:pPr>
             <w:r/>
             <w:r>
               <w:rPr>
@@ -7340,6 +7790,9 @@
             <w:tcW w:type="dxa" w:w="1985"/>
           </w:tcPr>
           <w:p>
+            <w:pPr>
+              <w:spacing w:after="40" w:line="300" w:lineRule="auto"/>
+            </w:pPr>
             <w:r/>
             <w:r>
               <w:rPr>
@@ -7356,6 +7809,9 @@
             <w:tcW w:type="dxa" w:w="1985"/>
           </w:tcPr>
           <w:p>
+            <w:pPr>
+              <w:spacing w:after="40" w:line="300" w:lineRule="auto"/>
+            </w:pPr>
             <w:r/>
             <w:r>
               <w:rPr>
@@ -7372,6 +7828,9 @@
             <w:tcW w:type="dxa" w:w="1985"/>
           </w:tcPr>
           <w:p>
+            <w:pPr>
+              <w:spacing w:after="40" w:line="300" w:lineRule="auto"/>
+            </w:pPr>
             <w:r/>
             <w:r>
               <w:rPr>
@@ -7388,6 +7847,9 @@
             <w:tcW w:type="dxa" w:w="1985"/>
           </w:tcPr>
           <w:p>
+            <w:pPr>
+              <w:spacing w:after="40" w:line="300" w:lineRule="auto"/>
+            </w:pPr>
             <w:r/>
             <w:hyperlink r:id="rId23">
               <w:r>
@@ -7410,6 +7872,9 @@
             <w:tcW w:type="dxa" w:w="1985"/>
           </w:tcPr>
           <w:p>
+            <w:pPr>
+              <w:spacing w:after="40" w:line="300" w:lineRule="auto"/>
+            </w:pPr>
             <w:r/>
             <w:r>
               <w:rPr>
@@ -7427,6 +7892,9 @@
             <w:tcW w:type="dxa" w:w="1985"/>
           </w:tcPr>
           <w:p>
+            <w:pPr>
+              <w:spacing w:after="40" w:line="300" w:lineRule="auto"/>
+            </w:pPr>
             <w:r/>
             <w:r>
               <w:rPr>
@@ -7443,6 +7911,9 @@
             <w:tcW w:type="dxa" w:w="1985"/>
           </w:tcPr>
           <w:p>
+            <w:pPr>
+              <w:spacing w:after="40" w:line="300" w:lineRule="auto"/>
+            </w:pPr>
             <w:r/>
             <w:r>
               <w:rPr>
@@ -7459,6 +7930,9 @@
             <w:tcW w:type="dxa" w:w="1985"/>
           </w:tcPr>
           <w:p>
+            <w:pPr>
+              <w:spacing w:after="40" w:line="300" w:lineRule="auto"/>
+            </w:pPr>
             <w:r/>
             <w:r>
               <w:rPr>
@@ -7475,6 +7949,9 @@
             <w:tcW w:type="dxa" w:w="1985"/>
           </w:tcPr>
           <w:p>
+            <w:pPr>
+              <w:spacing w:after="40" w:line="300" w:lineRule="auto"/>
+            </w:pPr>
             <w:r/>
             <w:hyperlink r:id="rId33">
               <w:r>
@@ -7497,6 +7974,9 @@
             <w:tcW w:type="dxa" w:w="1985"/>
           </w:tcPr>
           <w:p>
+            <w:pPr>
+              <w:spacing w:after="40" w:line="300" w:lineRule="auto"/>
+            </w:pPr>
             <w:r/>
             <w:r>
               <w:rPr>
@@ -7514,6 +7994,9 @@
             <w:tcW w:type="dxa" w:w="1985"/>
           </w:tcPr>
           <w:p>
+            <w:pPr>
+              <w:spacing w:after="40" w:line="300" w:lineRule="auto"/>
+            </w:pPr>
             <w:r/>
             <w:r>
               <w:rPr>
@@ -7530,6 +8013,9 @@
             <w:tcW w:type="dxa" w:w="1985"/>
           </w:tcPr>
           <w:p>
+            <w:pPr>
+              <w:spacing w:after="40" w:line="300" w:lineRule="auto"/>
+            </w:pPr>
             <w:r/>
             <w:r>
               <w:rPr>
@@ -7546,6 +8032,9 @@
             <w:tcW w:type="dxa" w:w="1985"/>
           </w:tcPr>
           <w:p>
+            <w:pPr>
+              <w:spacing w:after="40" w:line="300" w:lineRule="auto"/>
+            </w:pPr>
             <w:r/>
             <w:r>
               <w:rPr>
@@ -7562,6 +8051,9 @@
             <w:tcW w:type="dxa" w:w="1985"/>
           </w:tcPr>
           <w:p>
+            <w:pPr>
+              <w:spacing w:after="40" w:line="300" w:lineRule="auto"/>
+            </w:pPr>
             <w:r/>
             <w:hyperlink r:id="rId34">
               <w:r>
@@ -7584,6 +8076,9 @@
             <w:tcW w:type="dxa" w:w="1985"/>
           </w:tcPr>
           <w:p>
+            <w:pPr>
+              <w:spacing w:after="40" w:line="300" w:lineRule="auto"/>
+            </w:pPr>
             <w:r/>
             <w:r>
               <w:rPr>
@@ -7601,6 +8096,9 @@
             <w:tcW w:type="dxa" w:w="1985"/>
           </w:tcPr>
           <w:p>
+            <w:pPr>
+              <w:spacing w:after="40" w:line="300" w:lineRule="auto"/>
+            </w:pPr>
             <w:r/>
             <w:r>
               <w:rPr>
@@ -7617,6 +8115,9 @@
             <w:tcW w:type="dxa" w:w="1985"/>
           </w:tcPr>
           <w:p>
+            <w:pPr>
+              <w:spacing w:after="40" w:line="300" w:lineRule="auto"/>
+            </w:pPr>
             <w:r/>
             <w:r>
               <w:rPr>
@@ -7633,6 +8134,9 @@
             <w:tcW w:type="dxa" w:w="1985"/>
           </w:tcPr>
           <w:p>
+            <w:pPr>
+              <w:spacing w:after="40" w:line="300" w:lineRule="auto"/>
+            </w:pPr>
             <w:r/>
             <w:r>
               <w:rPr>
@@ -7649,6 +8153,9 @@
             <w:tcW w:type="dxa" w:w="1985"/>
           </w:tcPr>
           <w:p>
+            <w:pPr>
+              <w:spacing w:after="40" w:line="300" w:lineRule="auto"/>
+            </w:pPr>
             <w:r/>
             <w:hyperlink r:id="rId14">
               <w:r>
@@ -7671,6 +8178,9 @@
             <w:tcW w:type="dxa" w:w="1985"/>
           </w:tcPr>
           <w:p>
+            <w:pPr>
+              <w:spacing w:after="40" w:line="300" w:lineRule="auto"/>
+            </w:pPr>
             <w:r/>
             <w:r>
               <w:rPr>
@@ -7688,6 +8198,9 @@
             <w:tcW w:type="dxa" w:w="1985"/>
           </w:tcPr>
           <w:p>
+            <w:pPr>
+              <w:spacing w:after="40" w:line="300" w:lineRule="auto"/>
+            </w:pPr>
             <w:r/>
             <w:r>
               <w:rPr>
@@ -7704,6 +8217,9 @@
             <w:tcW w:type="dxa" w:w="1985"/>
           </w:tcPr>
           <w:p>
+            <w:pPr>
+              <w:spacing w:after="40" w:line="300" w:lineRule="auto"/>
+            </w:pPr>
             <w:r/>
             <w:r>
               <w:rPr>
@@ -7720,6 +8236,9 @@
             <w:tcW w:type="dxa" w:w="1985"/>
           </w:tcPr>
           <w:p>
+            <w:pPr>
+              <w:spacing w:after="40" w:line="300" w:lineRule="auto"/>
+            </w:pPr>
             <w:r/>
             <w:r>
               <w:rPr>
@@ -7736,6 +8255,9 @@
             <w:tcW w:type="dxa" w:w="1985"/>
           </w:tcPr>
           <w:p>
+            <w:pPr>
+              <w:spacing w:after="40" w:line="300" w:lineRule="auto"/>
+            </w:pPr>
             <w:r/>
             <w:hyperlink r:id="rId28">
               <w:r>
@@ -7758,6 +8280,9 @@
             <w:tcW w:type="dxa" w:w="1985"/>
           </w:tcPr>
           <w:p>
+            <w:pPr>
+              <w:spacing w:after="40" w:line="300" w:lineRule="auto"/>
+            </w:pPr>
             <w:r/>
             <w:r>
               <w:rPr>
@@ -7775,6 +8300,9 @@
             <w:tcW w:type="dxa" w:w="1985"/>
           </w:tcPr>
           <w:p>
+            <w:pPr>
+              <w:spacing w:after="40" w:line="300" w:lineRule="auto"/>
+            </w:pPr>
             <w:r/>
             <w:r>
               <w:rPr>
@@ -7791,6 +8319,9 @@
             <w:tcW w:type="dxa" w:w="1985"/>
           </w:tcPr>
           <w:p>
+            <w:pPr>
+              <w:spacing w:after="40" w:line="300" w:lineRule="auto"/>
+            </w:pPr>
             <w:r/>
             <w:r>
               <w:rPr>
@@ -7807,6 +8338,9 @@
             <w:tcW w:type="dxa" w:w="1985"/>
           </w:tcPr>
           <w:p>
+            <w:pPr>
+              <w:spacing w:after="40" w:line="300" w:lineRule="auto"/>
+            </w:pPr>
             <w:r/>
             <w:r>
               <w:rPr>
@@ -7823,6 +8357,9 @@
             <w:tcW w:type="dxa" w:w="1985"/>
           </w:tcPr>
           <w:p>
+            <w:pPr>
+              <w:spacing w:after="40" w:line="300" w:lineRule="auto"/>
+            </w:pPr>
             <w:r/>
             <w:hyperlink r:id="rId29">
               <w:r>
@@ -7845,6 +8382,9 @@
             <w:tcW w:type="dxa" w:w="1985"/>
           </w:tcPr>
           <w:p>
+            <w:pPr>
+              <w:spacing w:after="40" w:line="300" w:lineRule="auto"/>
+            </w:pPr>
             <w:r/>
             <w:r>
               <w:rPr>
@@ -7862,6 +8402,9 @@
             <w:tcW w:type="dxa" w:w="1985"/>
           </w:tcPr>
           <w:p>
+            <w:pPr>
+              <w:spacing w:after="40" w:line="300" w:lineRule="auto"/>
+            </w:pPr>
             <w:r/>
             <w:r>
               <w:rPr>
@@ -7878,6 +8421,9 @@
             <w:tcW w:type="dxa" w:w="1985"/>
           </w:tcPr>
           <w:p>
+            <w:pPr>
+              <w:spacing w:after="40" w:line="300" w:lineRule="auto"/>
+            </w:pPr>
             <w:r/>
             <w:r>
               <w:rPr>
@@ -7894,6 +8440,9 @@
             <w:tcW w:type="dxa" w:w="1985"/>
           </w:tcPr>
           <w:p>
+            <w:pPr>
+              <w:spacing w:after="40" w:line="300" w:lineRule="auto"/>
+            </w:pPr>
             <w:r/>
             <w:r>
               <w:rPr>
@@ -7910,6 +8459,9 @@
             <w:tcW w:type="dxa" w:w="1985"/>
           </w:tcPr>
           <w:p>
+            <w:pPr>
+              <w:spacing w:after="40" w:line="300" w:lineRule="auto"/>
+            </w:pPr>
             <w:r/>
             <w:hyperlink r:id="rId30">
               <w:r>
@@ -7932,6 +8484,9 @@
             <w:tcW w:type="dxa" w:w="1985"/>
           </w:tcPr>
           <w:p>
+            <w:pPr>
+              <w:spacing w:after="40" w:line="300" w:lineRule="auto"/>
+            </w:pPr>
             <w:r/>
             <w:r>
               <w:rPr>
@@ -7949,6 +8504,9 @@
             <w:tcW w:type="dxa" w:w="1985"/>
           </w:tcPr>
           <w:p>
+            <w:pPr>
+              <w:spacing w:after="40" w:line="300" w:lineRule="auto"/>
+            </w:pPr>
             <w:r/>
             <w:r>
               <w:rPr>
@@ -7965,6 +8523,9 @@
             <w:tcW w:type="dxa" w:w="1985"/>
           </w:tcPr>
           <w:p>
+            <w:pPr>
+              <w:spacing w:after="40" w:line="300" w:lineRule="auto"/>
+            </w:pPr>
             <w:r/>
             <w:r>
               <w:rPr>
@@ -7981,6 +8542,9 @@
             <w:tcW w:type="dxa" w:w="1985"/>
           </w:tcPr>
           <w:p>
+            <w:pPr>
+              <w:spacing w:after="40" w:line="300" w:lineRule="auto"/>
+            </w:pPr>
             <w:r/>
             <w:r>
               <w:rPr>
@@ -7997,6 +8561,9 @@
             <w:tcW w:type="dxa" w:w="1985"/>
           </w:tcPr>
           <w:p>
+            <w:pPr>
+              <w:spacing w:after="40" w:line="300" w:lineRule="auto"/>
+            </w:pPr>
             <w:r/>
             <w:hyperlink r:id="rId35">
               <w:r>
@@ -8019,6 +8586,9 @@
             <w:tcW w:type="dxa" w:w="1985"/>
           </w:tcPr>
           <w:p>
+            <w:pPr>
+              <w:spacing w:after="40" w:line="300" w:lineRule="auto"/>
+            </w:pPr>
             <w:r/>
             <w:r>
               <w:rPr>
@@ -8036,6 +8606,9 @@
             <w:tcW w:type="dxa" w:w="1985"/>
           </w:tcPr>
           <w:p>
+            <w:pPr>
+              <w:spacing w:after="40" w:line="300" w:lineRule="auto"/>
+            </w:pPr>
             <w:r/>
             <w:r>
               <w:rPr>
@@ -8052,6 +8625,9 @@
             <w:tcW w:type="dxa" w:w="1985"/>
           </w:tcPr>
           <w:p>
+            <w:pPr>
+              <w:spacing w:after="40" w:line="300" w:lineRule="auto"/>
+            </w:pPr>
             <w:r/>
             <w:r>
               <w:rPr>
@@ -8068,6 +8644,9 @@
             <w:tcW w:type="dxa" w:w="1985"/>
           </w:tcPr>
           <w:p>
+            <w:pPr>
+              <w:spacing w:after="40" w:line="300" w:lineRule="auto"/>
+            </w:pPr>
             <w:r/>
             <w:r>
               <w:rPr>
@@ -8084,6 +8663,9 @@
             <w:tcW w:type="dxa" w:w="1985"/>
           </w:tcPr>
           <w:p>
+            <w:pPr>
+              <w:spacing w:after="40" w:line="300" w:lineRule="auto"/>
+            </w:pPr>
             <w:r/>
             <w:hyperlink r:id="rId36">
               <w:r>
@@ -8106,6 +8688,9 @@
             <w:tcW w:type="dxa" w:w="1985"/>
           </w:tcPr>
           <w:p>
+            <w:pPr>
+              <w:spacing w:after="40" w:line="300" w:lineRule="auto"/>
+            </w:pPr>
             <w:r/>
             <w:r>
               <w:rPr>
@@ -8123,6 +8708,9 @@
             <w:tcW w:type="dxa" w:w="1985"/>
           </w:tcPr>
           <w:p>
+            <w:pPr>
+              <w:spacing w:after="40" w:line="300" w:lineRule="auto"/>
+            </w:pPr>
             <w:r/>
             <w:r>
               <w:rPr>
@@ -8139,6 +8727,9 @@
             <w:tcW w:type="dxa" w:w="1985"/>
           </w:tcPr>
           <w:p>
+            <w:pPr>
+              <w:spacing w:after="40" w:line="300" w:lineRule="auto"/>
+            </w:pPr>
             <w:r/>
             <w:r>
               <w:rPr>
@@ -8155,6 +8746,9 @@
             <w:tcW w:type="dxa" w:w="1985"/>
           </w:tcPr>
           <w:p>
+            <w:pPr>
+              <w:spacing w:after="40" w:line="300" w:lineRule="auto"/>
+            </w:pPr>
             <w:r/>
             <w:r>
               <w:rPr>
@@ -8171,6 +8765,9 @@
             <w:tcW w:type="dxa" w:w="1985"/>
           </w:tcPr>
           <w:p>
+            <w:pPr>
+              <w:spacing w:after="40" w:line="300" w:lineRule="auto"/>
+            </w:pPr>
             <w:r/>
             <w:hyperlink r:id="rId37">
               <w:r>
@@ -8193,6 +8790,9 @@
             <w:tcW w:type="dxa" w:w="1985"/>
           </w:tcPr>
           <w:p>
+            <w:pPr>
+              <w:spacing w:after="40" w:line="300" w:lineRule="auto"/>
+            </w:pPr>
             <w:r/>
             <w:r>
               <w:rPr>
@@ -8210,6 +8810,9 @@
             <w:tcW w:type="dxa" w:w="1985"/>
           </w:tcPr>
           <w:p>
+            <w:pPr>
+              <w:spacing w:after="40" w:line="300" w:lineRule="auto"/>
+            </w:pPr>
             <w:r/>
             <w:r>
               <w:rPr>
@@ -8226,6 +8829,9 @@
             <w:tcW w:type="dxa" w:w="1985"/>
           </w:tcPr>
           <w:p>
+            <w:pPr>
+              <w:spacing w:after="40" w:line="300" w:lineRule="auto"/>
+            </w:pPr>
             <w:r/>
             <w:r>
               <w:rPr>
@@ -8242,6 +8848,9 @@
             <w:tcW w:type="dxa" w:w="1985"/>
           </w:tcPr>
           <w:p>
+            <w:pPr>
+              <w:spacing w:after="40" w:line="300" w:lineRule="auto"/>
+            </w:pPr>
             <w:r/>
             <w:r>
               <w:rPr>
@@ -8258,6 +8867,9 @@
             <w:tcW w:type="dxa" w:w="1985"/>
           </w:tcPr>
           <w:p>
+            <w:pPr>
+              <w:spacing w:after="40" w:line="300" w:lineRule="auto"/>
+            </w:pPr>
             <w:r/>
             <w:hyperlink r:id="rId38">
               <w:r>
@@ -8280,6 +8892,9 @@
             <w:tcW w:type="dxa" w:w="1985"/>
           </w:tcPr>
           <w:p>
+            <w:pPr>
+              <w:spacing w:after="40" w:line="300" w:lineRule="auto"/>
+            </w:pPr>
             <w:r/>
             <w:r>
               <w:rPr>
@@ -8297,6 +8912,9 @@
             <w:tcW w:type="dxa" w:w="1985"/>
           </w:tcPr>
           <w:p>
+            <w:pPr>
+              <w:spacing w:after="40" w:line="300" w:lineRule="auto"/>
+            </w:pPr>
             <w:r/>
             <w:r>
               <w:rPr>
@@ -8313,6 +8931,9 @@
             <w:tcW w:type="dxa" w:w="1985"/>
           </w:tcPr>
           <w:p>
+            <w:pPr>
+              <w:spacing w:after="40" w:line="300" w:lineRule="auto"/>
+            </w:pPr>
             <w:r/>
             <w:r>
               <w:rPr>
@@ -8329,6 +8950,9 @@
             <w:tcW w:type="dxa" w:w="1985"/>
           </w:tcPr>
           <w:p>
+            <w:pPr>
+              <w:spacing w:after="40" w:line="300" w:lineRule="auto"/>
+            </w:pPr>
             <w:r/>
             <w:r>
               <w:rPr>
@@ -8345,6 +8969,9 @@
             <w:tcW w:type="dxa" w:w="1985"/>
           </w:tcPr>
           <w:p>
+            <w:pPr>
+              <w:spacing w:after="40" w:line="300" w:lineRule="auto"/>
+            </w:pPr>
             <w:r/>
             <w:hyperlink r:id="rId39">
               <w:r>
@@ -8637,10 +9264,6 @@
     <w:basedOn w:val="Normal"/>
     <w:next w:val="Normal"/>
     <w:pPr>
-      <w:numPr>
-        <w:ilvl w:val="0"/>
-        <w:numId w:val="2"/>
-      </w:numPr>
       <w:spacing w:before="360" w:after="160"/>
       <w:keepNext w:val="1"/>
     </w:pPr>
@@ -8657,10 +9280,6 @@
     <w:basedOn w:val="Normal"/>
     <w:next w:val="Normal"/>
     <w:pPr>
-      <w:numPr>
-        <w:ilvl w:val="1"/>
-        <w:numId w:val="2"/>
-      </w:numPr>
       <w:spacing w:before="240" w:after="100"/>
       <w:keepNext w:val="1"/>
     </w:pPr>
